--- a/train_process.docx
+++ b/train_process.docx
@@ -162,15 +162,15 @@
           <w:p>
             <w:pPr>
               <w:rPr>
+                <w:rFonts w:asciiTheme="minorEastAsia" w:eastAsia="맑은 고딕" w:hAnsiTheme="minorEastAsia" w:cs="맑은 고딕"/>
+                <w:lang w:eastAsia="ko-KR"/>
+              </w:rPr>
+            </w:pPr>
+            <w:r>
+              <w:rPr>
                 <w:rFonts w:asciiTheme="minorEastAsia" w:eastAsia="맑은 고딕" w:hAnsiTheme="minorEastAsia" w:cs="맑은 고딕" w:hint="eastAsia"/>
                 <w:lang w:eastAsia="ko-KR"/>
               </w:rPr>
-            </w:pPr>
-            <w:r>
-              <w:rPr>
-                <w:rFonts w:asciiTheme="minorEastAsia" w:eastAsia="맑은 고딕" w:hAnsiTheme="minorEastAsia" w:cs="맑은 고딕" w:hint="eastAsia"/>
-                <w:lang w:eastAsia="ko-KR"/>
-              </w:rPr>
               <w:t>TOOL</w:t>
             </w:r>
           </w:p>
@@ -182,7 +182,7 @@
           <w:p>
             <w:pPr>
               <w:rPr>
-                <w:rFonts w:asciiTheme="minorEastAsia" w:eastAsia="맑은 고딕" w:hAnsiTheme="minorEastAsia" w:cs="맑은 고딕" w:hint="eastAsia"/>
+                <w:rFonts w:asciiTheme="minorEastAsia" w:eastAsia="맑은 고딕" w:hAnsiTheme="minorEastAsia" w:cs="맑은 고딕"/>
                 <w:lang w:eastAsia="ko-KR"/>
               </w:rPr>
             </w:pPr>
@@ -200,7 +200,7 @@
     <w:p>
       <w:pPr>
         <w:rPr>
-          <w:rFonts w:asciiTheme="minorEastAsia" w:hAnsiTheme="minorEastAsia" w:cs="맑은 고딕" w:hint="eastAsia"/>
+          <w:rFonts w:asciiTheme="minorEastAsia" w:hAnsiTheme="minorEastAsia" w:cs="맑은 고딕"/>
           <w:lang w:eastAsia="ko-KR"/>
         </w:rPr>
       </w:pPr>
@@ -235,7 +235,7 @@
     <w:p>
       <w:pPr>
         <w:rPr>
-          <w:rFonts w:asciiTheme="minorEastAsia" w:hAnsiTheme="minorEastAsia" w:cs="맑은 고딕" w:hint="eastAsia"/>
+          <w:rFonts w:asciiTheme="minorEastAsia" w:hAnsiTheme="minorEastAsia" w:cs="맑은 고딕"/>
         </w:rPr>
       </w:pPr>
       <w:r>
@@ -266,7 +266,7 @@
           <w:p>
             <w:pPr>
               <w:rPr>
-                <w:rFonts w:asciiTheme="minorEastAsia" w:hAnsiTheme="minorEastAsia" w:cs="맑은 고딕" w:hint="eastAsia"/>
+                <w:rFonts w:asciiTheme="minorEastAsia" w:hAnsiTheme="minorEastAsia" w:cs="맑은 고딕"/>
               </w:rPr>
             </w:pPr>
             <w:r>
@@ -284,7 +284,7 @@
           <w:p>
             <w:pPr>
               <w:rPr>
-                <w:rFonts w:asciiTheme="minorEastAsia" w:hAnsiTheme="minorEastAsia" w:cs="맑은 고딕" w:hint="eastAsia"/>
+                <w:rFonts w:asciiTheme="minorEastAsia" w:hAnsiTheme="minorEastAsia" w:cs="맑은 고딕"/>
               </w:rPr>
             </w:pPr>
             <w:r>
@@ -302,7 +302,7 @@
           <w:p>
             <w:pPr>
               <w:rPr>
-                <w:rFonts w:asciiTheme="minorEastAsia" w:hAnsiTheme="minorEastAsia" w:cs="맑은 고딕" w:hint="eastAsia"/>
+                <w:rFonts w:asciiTheme="minorEastAsia" w:hAnsiTheme="minorEastAsia" w:cs="맑은 고딕"/>
                 <w:lang w:eastAsia="ko-KR"/>
               </w:rPr>
             </w:pPr>
@@ -321,7 +321,7 @@
           <w:p>
             <w:pPr>
               <w:rPr>
-                <w:rFonts w:asciiTheme="minorEastAsia" w:hAnsiTheme="minorEastAsia" w:cs="맑은 고딕" w:hint="eastAsia"/>
+                <w:rFonts w:asciiTheme="minorEastAsia" w:hAnsiTheme="minorEastAsia" w:cs="맑은 고딕"/>
                 <w:lang w:eastAsia="ko-KR"/>
               </w:rPr>
             </w:pPr>
@@ -340,7 +340,7 @@
           <w:p>
             <w:pPr>
               <w:rPr>
-                <w:rFonts w:asciiTheme="minorEastAsia" w:hAnsiTheme="minorEastAsia" w:cs="맑은 고딕" w:hint="eastAsia"/>
+                <w:rFonts w:asciiTheme="minorEastAsia" w:hAnsiTheme="minorEastAsia" w:cs="맑은 고딕"/>
                 <w:lang w:eastAsia="ko-KR"/>
               </w:rPr>
             </w:pPr>
@@ -361,7 +361,7 @@
           <w:p>
             <w:pPr>
               <w:rPr>
-                <w:rFonts w:asciiTheme="minorEastAsia" w:hAnsiTheme="minorEastAsia" w:cs="맑은 고딕" w:hint="eastAsia"/>
+                <w:rFonts w:asciiTheme="minorEastAsia" w:hAnsiTheme="minorEastAsia" w:cs="맑은 고딕"/>
               </w:rPr>
             </w:pPr>
             <w:r>
@@ -386,7 +386,7 @@
           <w:p>
             <w:pPr>
               <w:rPr>
-                <w:rFonts w:asciiTheme="minorEastAsia" w:hAnsiTheme="minorEastAsia" w:cs="맑은 고딕" w:hint="eastAsia"/>
+                <w:rFonts w:asciiTheme="minorEastAsia" w:hAnsiTheme="minorEastAsia" w:cs="맑은 고딕"/>
               </w:rPr>
             </w:pPr>
             <w:r>
@@ -404,7 +404,7 @@
           <w:p>
             <w:pPr>
               <w:rPr>
-                <w:rFonts w:asciiTheme="minorEastAsia" w:hAnsiTheme="minorEastAsia" w:cs="맑은 고딕" w:hint="eastAsia"/>
+                <w:rFonts w:asciiTheme="minorEastAsia" w:hAnsiTheme="minorEastAsia" w:cs="맑은 고딕"/>
                 <w:lang w:eastAsia="ko-KR"/>
               </w:rPr>
             </w:pPr>
@@ -423,7 +423,7 @@
           <w:p>
             <w:pPr>
               <w:rPr>
-                <w:rFonts w:asciiTheme="minorEastAsia" w:hAnsiTheme="minorEastAsia" w:cs="맑은 고딕" w:hint="eastAsia"/>
+                <w:rFonts w:asciiTheme="minorEastAsia" w:hAnsiTheme="minorEastAsia" w:cs="맑은 고딕"/>
                 <w:lang w:eastAsia="ko-KR"/>
               </w:rPr>
             </w:pPr>
@@ -443,7 +443,7 @@
           <w:p>
             <w:pPr>
               <w:rPr>
-                <w:rFonts w:asciiTheme="minorEastAsia" w:hAnsiTheme="minorEastAsia" w:cs="맑은 고딕" w:hint="eastAsia"/>
+                <w:rFonts w:asciiTheme="minorEastAsia" w:hAnsiTheme="minorEastAsia" w:cs="맑은 고딕"/>
                 <w:lang w:eastAsia="ko-KR"/>
               </w:rPr>
             </w:pPr>
@@ -465,7 +465,7 @@
           <w:p>
             <w:pPr>
               <w:rPr>
-                <w:rFonts w:asciiTheme="minorEastAsia" w:hAnsiTheme="minorEastAsia" w:cs="맑은 고딕" w:hint="eastAsia"/>
+                <w:rFonts w:asciiTheme="minorEastAsia" w:hAnsiTheme="minorEastAsia" w:cs="맑은 고딕"/>
                 <w:lang w:eastAsia="ko-KR"/>
               </w:rPr>
             </w:pPr>
@@ -485,7 +485,7 @@
           <w:p>
             <w:pPr>
               <w:rPr>
-                <w:rFonts w:asciiTheme="minorEastAsia" w:hAnsiTheme="minorEastAsia" w:cs="맑은 고딕" w:hint="eastAsia"/>
+                <w:rFonts w:asciiTheme="minorEastAsia" w:hAnsiTheme="minorEastAsia" w:cs="맑은 고딕"/>
               </w:rPr>
             </w:pPr>
             <w:r>
@@ -503,10 +503,11 @@
           <w:p>
             <w:pPr>
               <w:rPr>
-                <w:rFonts w:asciiTheme="minorEastAsia" w:hAnsiTheme="minorEastAsia" w:cs="맑은 고딕" w:hint="eastAsia"/>
-                <w:lang w:eastAsia="ko-KR"/>
-              </w:rPr>
-            </w:pPr>
+                <w:rFonts w:asciiTheme="minorEastAsia" w:hAnsiTheme="minorEastAsia" w:cs="맑은 고딕"/>
+                <w:lang w:eastAsia="ko-KR"/>
+              </w:rPr>
+            </w:pPr>
+            <w:proofErr w:type="gramStart"/>
             <w:r>
               <w:rPr>
                 <w:rFonts w:asciiTheme="minorEastAsia" w:hAnsiTheme="minorEastAsia" w:cs="맑은 고딕" w:hint="eastAsia"/>
@@ -514,6 +515,7 @@
               </w:rPr>
               <w:t>VARCHAR(</w:t>
             </w:r>
+            <w:proofErr w:type="gramEnd"/>
             <w:r>
               <w:rPr>
                 <w:rFonts w:asciiTheme="minorEastAsia" w:hAnsiTheme="minorEastAsia" w:cs="맑은 고딕" w:hint="eastAsia"/>
@@ -537,7 +539,7 @@
           <w:p>
             <w:pPr>
               <w:rPr>
-                <w:rFonts w:asciiTheme="minorEastAsia" w:hAnsiTheme="minorEastAsia" w:cs="맑은 고딕" w:hint="eastAsia"/>
+                <w:rFonts w:asciiTheme="minorEastAsia" w:hAnsiTheme="minorEastAsia" w:cs="맑은 고딕"/>
                 <w:lang w:eastAsia="ko-KR"/>
               </w:rPr>
             </w:pPr>
@@ -557,7 +559,7 @@
           <w:p>
             <w:pPr>
               <w:rPr>
-                <w:rFonts w:asciiTheme="minorEastAsia" w:hAnsiTheme="minorEastAsia" w:cs="맑은 고딕" w:hint="eastAsia"/>
+                <w:rFonts w:asciiTheme="minorEastAsia" w:hAnsiTheme="minorEastAsia" w:cs="맑은 고딕"/>
                 <w:lang w:eastAsia="ko-KR"/>
               </w:rPr>
             </w:pPr>
@@ -576,22 +578,485 @@
     <w:p>
       <w:pPr>
         <w:rPr>
+          <w:rFonts w:asciiTheme="minorEastAsia" w:hAnsiTheme="minorEastAsia" w:cs="맑은 고딕"/>
+          <w:lang w:eastAsia="ko-KR"/>
+        </w:rPr>
+      </w:pPr>
+      <w:r>
+        <w:rPr>
           <w:rFonts w:asciiTheme="minorEastAsia" w:hAnsiTheme="minorEastAsia" w:cs="맑은 고딕" w:hint="eastAsia"/>
           <w:lang w:eastAsia="ko-KR"/>
         </w:rPr>
+        <w:t>TRAININFO</w:t>
+      </w:r>
+      <w:r>
+        <w:rPr>
+          <w:rFonts w:asciiTheme="minorEastAsia" w:hAnsiTheme="minorEastAsia" w:cs="맑은 고딕" w:hint="eastAsia"/>
+        </w:rPr>
+        <w:t>（列車情報テーブル）</w:t>
+      </w:r>
+    </w:p>
+    <w:tbl>
+      <w:tblPr>
+        <w:tblStyle w:val="aa"/>
+        <w:tblW w:w="0" w:type="auto"/>
+        <w:tblLook w:val="04A0" w:firstRow="1" w:lastRow="0" w:firstColumn="1" w:lastColumn="0" w:noHBand="0" w:noVBand="1"/>
+      </w:tblPr>
+      <w:tblGrid>
+        <w:gridCol w:w="2197"/>
+        <w:gridCol w:w="1747"/>
+        <w:gridCol w:w="1698"/>
+        <w:gridCol w:w="1670"/>
+        <w:gridCol w:w="1704"/>
+      </w:tblGrid>
+      <w:tr>
+        <w:tc>
+          <w:tcPr>
+            <w:tcW w:w="1855" w:type="dxa"/>
+          </w:tcPr>
+          <w:p>
+            <w:pPr>
+              <w:rPr>
+                <w:rFonts w:asciiTheme="minorEastAsia" w:hAnsiTheme="minorEastAsia" w:cs="맑은 고딕"/>
+              </w:rPr>
+            </w:pPr>
+            <w:r>
+              <w:rPr>
+                <w:rFonts w:asciiTheme="minorEastAsia" w:hAnsiTheme="minorEastAsia" w:cs="맑은 고딕" w:hint="eastAsia"/>
+              </w:rPr>
+              <w:t>カラム名（物理）</w:t>
+            </w:r>
+          </w:p>
+        </w:tc>
+        <w:tc>
+          <w:tcPr>
+            <w:tcW w:w="1854" w:type="dxa"/>
+          </w:tcPr>
+          <w:p>
+            <w:pPr>
+              <w:rPr>
+                <w:rFonts w:asciiTheme="minorEastAsia" w:hAnsiTheme="minorEastAsia" w:cs="맑은 고딕"/>
+              </w:rPr>
+            </w:pPr>
+            <w:r>
+              <w:rPr>
+                <w:rFonts w:asciiTheme="minorEastAsia" w:hAnsiTheme="minorEastAsia" w:cs="맑은 고딕" w:hint="eastAsia"/>
+              </w:rPr>
+              <w:t>カラム名（論理）</w:t>
+            </w:r>
+          </w:p>
+        </w:tc>
+        <w:tc>
+          <w:tcPr>
+            <w:tcW w:w="1803" w:type="dxa"/>
+          </w:tcPr>
+          <w:p>
+            <w:pPr>
+              <w:rPr>
+                <w:rFonts w:asciiTheme="minorEastAsia" w:hAnsiTheme="minorEastAsia" w:cs="맑은 고딕"/>
+                <w:lang w:eastAsia="ko-KR"/>
+              </w:rPr>
+            </w:pPr>
+            <w:r>
+              <w:rPr>
+                <w:rFonts w:asciiTheme="minorEastAsia" w:hAnsiTheme="minorEastAsia" w:cs="맑은 고딕" w:hint="eastAsia"/>
+              </w:rPr>
+              <w:t>データ型</w:t>
+            </w:r>
+          </w:p>
+        </w:tc>
+        <w:tc>
+          <w:tcPr>
+            <w:tcW w:w="1752" w:type="dxa"/>
+          </w:tcPr>
+          <w:p>
+            <w:pPr>
+              <w:rPr>
+                <w:rFonts w:asciiTheme="minorEastAsia" w:hAnsiTheme="minorEastAsia" w:cs="맑은 고딕"/>
+                <w:lang w:eastAsia="ko-KR"/>
+              </w:rPr>
+            </w:pPr>
+            <w:r>
+              <w:rPr>
+                <w:rFonts w:asciiTheme="minorEastAsia" w:hAnsiTheme="minorEastAsia" w:cs="맑은 고딕" w:hint="eastAsia"/>
+              </w:rPr>
+              <w:t>NULL</w:t>
+            </w:r>
+          </w:p>
+        </w:tc>
+        <w:tc>
+          <w:tcPr>
+            <w:tcW w:w="1752" w:type="dxa"/>
+          </w:tcPr>
+          <w:p>
+            <w:pPr>
+              <w:rPr>
+                <w:rFonts w:asciiTheme="minorEastAsia" w:hAnsiTheme="minorEastAsia" w:cs="맑은 고딕"/>
+                <w:lang w:eastAsia="ko-KR"/>
+              </w:rPr>
+            </w:pPr>
+            <w:r>
+              <w:rPr>
+                <w:rFonts w:asciiTheme="minorEastAsia" w:hAnsiTheme="minorEastAsia" w:cs="맑은 고딕" w:hint="eastAsia"/>
+              </w:rPr>
+              <w:t>備考</w:t>
+            </w:r>
+          </w:p>
+        </w:tc>
+      </w:tr>
+      <w:tr>
+        <w:tc>
+          <w:tcPr>
+            <w:tcW w:w="1855" w:type="dxa"/>
+          </w:tcPr>
+          <w:p>
+            <w:pPr>
+              <w:rPr>
+                <w:rFonts w:asciiTheme="minorEastAsia" w:hAnsiTheme="minorEastAsia" w:cs="맑은 고딕"/>
+                <w:lang w:eastAsia="ko-KR"/>
+              </w:rPr>
+            </w:pPr>
+            <w:r>
+              <w:rPr>
+                <w:rFonts w:asciiTheme="minorEastAsia" w:hAnsiTheme="minorEastAsia" w:cs="맑은 고딕" w:hint="eastAsia"/>
+                <w:lang w:eastAsia="ko-KR"/>
+              </w:rPr>
+              <w:t>RETSUBAN</w:t>
+            </w:r>
+          </w:p>
+        </w:tc>
+        <w:tc>
+          <w:tcPr>
+            <w:tcW w:w="1854" w:type="dxa"/>
+          </w:tcPr>
+          <w:p>
+            <w:pPr>
+              <w:rPr>
+                <w:rFonts w:asciiTheme="minorEastAsia" w:hAnsiTheme="minorEastAsia" w:cs="맑은 고딕"/>
+                <w:lang w:eastAsia="ko-KR"/>
+              </w:rPr>
+            </w:pPr>
+            <w:r>
+              <w:rPr>
+                <w:rFonts w:asciiTheme="minorEastAsia" w:hAnsiTheme="minorEastAsia" w:cs="맑은 고딕" w:hint="eastAsia"/>
+              </w:rPr>
+              <w:t>列番</w:t>
+            </w:r>
+          </w:p>
+        </w:tc>
+        <w:tc>
+          <w:tcPr>
+            <w:tcW w:w="1803" w:type="dxa"/>
+          </w:tcPr>
+          <w:p>
+            <w:pPr>
+              <w:rPr>
+                <w:rFonts w:asciiTheme="minorEastAsia" w:hAnsiTheme="minorEastAsia" w:cs="맑은 고딕"/>
+                <w:lang w:eastAsia="ko-KR"/>
+              </w:rPr>
+            </w:pPr>
+            <w:r>
+              <w:rPr>
+                <w:rFonts w:asciiTheme="minorEastAsia" w:hAnsiTheme="minorEastAsia" w:cs="맑은 고딕" w:hint="eastAsia"/>
+              </w:rPr>
+              <w:t>INT</w:t>
+            </w:r>
+          </w:p>
+        </w:tc>
+        <w:tc>
+          <w:tcPr>
+            <w:tcW w:w="1752" w:type="dxa"/>
+          </w:tcPr>
+          <w:p>
+            <w:pPr>
+              <w:rPr>
+                <w:rFonts w:asciiTheme="minorEastAsia" w:hAnsiTheme="minorEastAsia" w:cs="맑은 고딕"/>
+                <w:lang w:eastAsia="ko-KR"/>
+              </w:rPr>
+            </w:pPr>
+            <w:r>
+              <w:rPr>
+                <w:rFonts w:asciiTheme="minorEastAsia" w:hAnsiTheme="minorEastAsia" w:cs="맑은 고딕" w:hint="eastAsia"/>
+                <w:lang w:eastAsia="ko-KR"/>
+              </w:rPr>
+              <w:t>NOT NULL</w:t>
+            </w:r>
+          </w:p>
+        </w:tc>
+        <w:tc>
+          <w:tcPr>
+            <w:tcW w:w="1752" w:type="dxa"/>
+          </w:tcPr>
+          <w:p>
+            <w:pPr>
+              <w:rPr>
+                <w:rFonts w:asciiTheme="minorEastAsia" w:hAnsiTheme="minorEastAsia" w:cs="맑은 고딕"/>
+                <w:lang w:eastAsia="ko-KR"/>
+              </w:rPr>
+            </w:pPr>
+            <w:r>
+              <w:rPr>
+                <w:rFonts w:asciiTheme="minorEastAsia" w:hAnsiTheme="minorEastAsia" w:cs="맑은 고딕" w:hint="eastAsia"/>
+                <w:lang w:eastAsia="ko-KR"/>
+              </w:rPr>
+              <w:t>PRIMARY</w:t>
+            </w:r>
+          </w:p>
+        </w:tc>
+      </w:tr>
+      <w:tr>
+        <w:tc>
+          <w:tcPr>
+            <w:tcW w:w="1855" w:type="dxa"/>
+          </w:tcPr>
+          <w:p>
+            <w:pPr>
+              <w:rPr>
+                <w:rFonts w:asciiTheme="minorEastAsia" w:hAnsiTheme="minorEastAsia" w:cs="맑은 고딕"/>
+                <w:lang w:eastAsia="ko-KR"/>
+              </w:rPr>
+            </w:pPr>
+            <w:commentRangeStart w:id="0"/>
+            <w:r>
+              <w:rPr>
+                <w:rFonts w:asciiTheme="minorEastAsia" w:hAnsiTheme="minorEastAsia" w:cs="맑은 고딕" w:hint="eastAsia"/>
+                <w:lang w:eastAsia="ko-KR"/>
+              </w:rPr>
+              <w:t>START_</w:t>
+            </w:r>
+            <w:r>
+              <w:rPr>
+                <w:rFonts w:asciiTheme="minorEastAsia" w:hAnsiTheme="minorEastAsia" w:cs="맑은 고딕" w:hint="eastAsia"/>
+                <w:lang w:eastAsia="ko-KR"/>
+              </w:rPr>
+              <w:t>EKI</w:t>
+            </w:r>
+            <w:r>
+              <w:rPr>
+                <w:rFonts w:asciiTheme="minorEastAsia" w:hAnsiTheme="minorEastAsia" w:cs="맑은 고딕" w:hint="eastAsia"/>
+                <w:lang w:eastAsia="ko-KR"/>
+              </w:rPr>
+              <w:t>CD</w:t>
+            </w:r>
+            <w:commentRangeEnd w:id="0"/>
+            <w:r>
+              <w:rPr>
+                <w:rStyle w:val="ac"/>
+                <w:rFonts w:asciiTheme="minorEastAsia" w:hAnsiTheme="minorEastAsia"/>
+              </w:rPr>
+              <w:commentReference w:id="0"/>
+            </w:r>
+          </w:p>
+        </w:tc>
+        <w:tc>
+          <w:tcPr>
+            <w:tcW w:w="1854" w:type="dxa"/>
+          </w:tcPr>
+          <w:p>
+            <w:pPr>
+              <w:rPr>
+                <w:rFonts w:asciiTheme="minorEastAsia" w:hAnsiTheme="minorEastAsia" w:cs="맑은 고딕"/>
+                <w:lang w:eastAsia="ko-KR"/>
+              </w:rPr>
+            </w:pPr>
+            <w:r>
+              <w:rPr>
+                <w:rFonts w:asciiTheme="minorEastAsia" w:hAnsiTheme="minorEastAsia" w:cs="맑은 고딕" w:hint="eastAsia"/>
+              </w:rPr>
+              <w:t>始発駅</w:t>
+            </w:r>
+          </w:p>
+        </w:tc>
+        <w:tc>
+          <w:tcPr>
+            <w:tcW w:w="1803" w:type="dxa"/>
+          </w:tcPr>
+          <w:p>
+            <w:pPr>
+              <w:rPr>
+                <w:rFonts w:asciiTheme="minorEastAsia" w:hAnsiTheme="minorEastAsia" w:cs="맑은 고딕"/>
+                <w:lang w:eastAsia="ko-KR"/>
+              </w:rPr>
+            </w:pPr>
+            <w:r>
+              <w:rPr>
+                <w:rFonts w:asciiTheme="minorEastAsia" w:hAnsiTheme="minorEastAsia" w:cs="맑은 고딕" w:hint="eastAsia"/>
+                <w:lang w:eastAsia="ko-KR"/>
+              </w:rPr>
+              <w:t>INT</w:t>
+            </w:r>
+          </w:p>
+        </w:tc>
+        <w:tc>
+          <w:tcPr>
+            <w:tcW w:w="1752" w:type="dxa"/>
+          </w:tcPr>
+          <w:p>
+            <w:pPr>
+              <w:rPr>
+                <w:rFonts w:asciiTheme="minorEastAsia" w:hAnsiTheme="minorEastAsia" w:cs="맑은 고딕"/>
+                <w:lang w:eastAsia="ko-KR"/>
+              </w:rPr>
+            </w:pPr>
+            <w:r>
+              <w:rPr>
+                <w:rFonts w:asciiTheme="minorEastAsia" w:hAnsiTheme="minorEastAsia" w:cs="맑은 고딕" w:hint="eastAsia"/>
+                <w:lang w:eastAsia="ko-KR"/>
+              </w:rPr>
+              <w:t>NOT NULL</w:t>
+            </w:r>
+          </w:p>
+        </w:tc>
+        <w:tc>
+          <w:tcPr>
+            <w:tcW w:w="1752" w:type="dxa"/>
+          </w:tcPr>
+          <w:p>
+            <w:pPr>
+              <w:rPr>
+                <w:rFonts w:asciiTheme="minorEastAsia" w:hAnsiTheme="minorEastAsia" w:cs="맑은 고딕"/>
+                <w:lang w:eastAsia="ko-KR"/>
+              </w:rPr>
+            </w:pPr>
+          </w:p>
+        </w:tc>
+      </w:tr>
+      <w:tr>
+        <w:tc>
+          <w:tcPr>
+            <w:tcW w:w="1855" w:type="dxa"/>
+          </w:tcPr>
+          <w:p>
+            <w:pPr>
+              <w:rPr>
+                <w:rFonts w:asciiTheme="minorEastAsia" w:hAnsiTheme="minorEastAsia" w:cs="맑은 고딕"/>
+              </w:rPr>
+            </w:pPr>
+            <w:commentRangeStart w:id="1"/>
+            <w:r>
+              <w:rPr>
+                <w:rFonts w:asciiTheme="minorEastAsia" w:hAnsiTheme="minorEastAsia" w:cs="맑은 고딕" w:hint="eastAsia"/>
+                <w:lang w:eastAsia="ko-KR"/>
+              </w:rPr>
+              <w:t>END_</w:t>
+            </w:r>
+            <w:r>
+              <w:rPr>
+                <w:rFonts w:asciiTheme="minorEastAsia" w:hAnsiTheme="minorEastAsia" w:cs="맑은 고딕" w:hint="eastAsia"/>
+                <w:lang w:eastAsia="ko-KR"/>
+              </w:rPr>
+              <w:t>EKI</w:t>
+            </w:r>
+            <w:r>
+              <w:rPr>
+                <w:rFonts w:asciiTheme="minorEastAsia" w:hAnsiTheme="minorEastAsia" w:cs="맑은 고딕" w:hint="eastAsia"/>
+                <w:lang w:eastAsia="ko-KR"/>
+              </w:rPr>
+              <w:t>CD</w:t>
+            </w:r>
+            <w:commentRangeEnd w:id="1"/>
+            <w:r>
+              <w:rPr>
+                <w:rStyle w:val="ac"/>
+                <w:rFonts w:asciiTheme="minorEastAsia" w:hAnsiTheme="minorEastAsia"/>
+              </w:rPr>
+              <w:commentReference w:id="1"/>
+            </w:r>
+          </w:p>
+        </w:tc>
+        <w:tc>
+          <w:tcPr>
+            <w:tcW w:w="1854" w:type="dxa"/>
+          </w:tcPr>
+          <w:p>
+            <w:pPr>
+              <w:rPr>
+                <w:rFonts w:asciiTheme="minorEastAsia" w:hAnsiTheme="minorEastAsia" w:cs="맑은 고딕"/>
+                <w:lang w:eastAsia="ko-KR"/>
+              </w:rPr>
+            </w:pPr>
+            <w:r>
+              <w:rPr>
+                <w:rFonts w:asciiTheme="minorEastAsia" w:hAnsiTheme="minorEastAsia" w:cs="맑은 고딕" w:hint="eastAsia"/>
+              </w:rPr>
+              <w:t>終着駅</w:t>
+            </w:r>
+          </w:p>
+        </w:tc>
+        <w:tc>
+          <w:tcPr>
+            <w:tcW w:w="1803" w:type="dxa"/>
+          </w:tcPr>
+          <w:p>
+            <w:pPr>
+              <w:rPr>
+                <w:rFonts w:asciiTheme="minorEastAsia" w:hAnsiTheme="minorEastAsia" w:cs="맑은 고딕"/>
+                <w:lang w:eastAsia="ko-KR"/>
+              </w:rPr>
+            </w:pPr>
+            <w:r>
+              <w:rPr>
+                <w:rFonts w:asciiTheme="minorEastAsia" w:hAnsiTheme="minorEastAsia" w:cs="맑은 고딕" w:hint="eastAsia"/>
+                <w:lang w:eastAsia="ko-KR"/>
+              </w:rPr>
+              <w:t>INT</w:t>
+            </w:r>
+          </w:p>
+        </w:tc>
+        <w:tc>
+          <w:tcPr>
+            <w:tcW w:w="1752" w:type="dxa"/>
+          </w:tcPr>
+          <w:p>
+            <w:pPr>
+              <w:rPr>
+                <w:rFonts w:asciiTheme="minorEastAsia" w:hAnsiTheme="minorEastAsia" w:cs="맑은 고딕"/>
+                <w:lang w:eastAsia="ko-KR"/>
+              </w:rPr>
+            </w:pPr>
+            <w:r>
+              <w:rPr>
+                <w:rFonts w:asciiTheme="minorEastAsia" w:hAnsiTheme="minorEastAsia" w:cs="맑은 고딕" w:hint="eastAsia"/>
+                <w:lang w:eastAsia="ko-KR"/>
+              </w:rPr>
+              <w:t>NOT NULL</w:t>
+            </w:r>
+          </w:p>
+        </w:tc>
+        <w:tc>
+          <w:tcPr>
+            <w:tcW w:w="1752" w:type="dxa"/>
+          </w:tcPr>
+          <w:p>
+            <w:pPr>
+              <w:rPr>
+                <w:rFonts w:asciiTheme="minorEastAsia" w:hAnsiTheme="minorEastAsia" w:cs="맑은 고딕"/>
+                <w:lang w:eastAsia="ko-KR"/>
+              </w:rPr>
+            </w:pPr>
+          </w:p>
+        </w:tc>
+      </w:tr>
+    </w:tbl>
+    <w:p>
+      <w:pPr>
+        <w:rPr>
+          <w:rFonts w:asciiTheme="minorEastAsia" w:eastAsia="맑은 고딕" w:hAnsiTheme="minorEastAsia" w:cs="맑은 고딕"/>
+          <w:lang w:eastAsia="ko-KR"/>
+        </w:rPr>
       </w:pPr>
+    </w:p>
+    <w:p>
+      <w:pPr>
+        <w:rPr>
+          <w:rFonts w:asciiTheme="minorEastAsia" w:hAnsiTheme="minorEastAsia" w:cs="맑은 고딕"/>
+        </w:rPr>
+      </w:pPr>
       <w:r>
         <w:rPr>
           <w:rFonts w:asciiTheme="minorEastAsia" w:hAnsiTheme="minorEastAsia" w:cs="맑은 고딕" w:hint="eastAsia"/>
-          <w:lang w:eastAsia="ko-KR"/>
-        </w:rPr>
-        <w:t>TRAININFO</w:t>
-      </w:r>
-      <w:r>
-        <w:rPr>
-          <w:rFonts w:asciiTheme="minorEastAsia" w:hAnsiTheme="minorEastAsia" w:cs="맑은 고딕" w:hint="eastAsia"/>
-        </w:rPr>
-        <w:t>（列車情報テーブル）</w:t>
+        </w:rPr>
+        <w:t>EKIINFO（駅運行情報テーブル）</w:t>
       </w:r>
     </w:p>
     <w:tbl>
@@ -615,7 +1080,7 @@
           <w:p>
             <w:pPr>
               <w:rPr>
-                <w:rFonts w:asciiTheme="minorEastAsia" w:hAnsiTheme="minorEastAsia" w:cs="맑은 고딕" w:hint="eastAsia"/>
+                <w:rFonts w:asciiTheme="minorEastAsia" w:hAnsiTheme="minorEastAsia" w:cs="맑은 고딕"/>
               </w:rPr>
             </w:pPr>
             <w:r>
@@ -633,7 +1098,7 @@
           <w:p>
             <w:pPr>
               <w:rPr>
-                <w:rFonts w:asciiTheme="minorEastAsia" w:hAnsiTheme="minorEastAsia" w:cs="맑은 고딕" w:hint="eastAsia"/>
+                <w:rFonts w:asciiTheme="minorEastAsia" w:hAnsiTheme="minorEastAsia" w:cs="맑은 고딕"/>
               </w:rPr>
             </w:pPr>
             <w:r>
@@ -651,7 +1116,7 @@
           <w:p>
             <w:pPr>
               <w:rPr>
-                <w:rFonts w:asciiTheme="minorEastAsia" w:hAnsiTheme="minorEastAsia" w:cs="맑은 고딕" w:hint="eastAsia"/>
+                <w:rFonts w:asciiTheme="minorEastAsia" w:hAnsiTheme="minorEastAsia" w:cs="맑은 고딕"/>
                 <w:lang w:eastAsia="ko-KR"/>
               </w:rPr>
             </w:pPr>
@@ -670,7 +1135,7 @@
           <w:p>
             <w:pPr>
               <w:rPr>
-                <w:rFonts w:asciiTheme="minorEastAsia" w:hAnsiTheme="minorEastAsia" w:cs="맑은 고딕" w:hint="eastAsia"/>
+                <w:rFonts w:asciiTheme="minorEastAsia" w:hAnsiTheme="minorEastAsia" w:cs="맑은 고딕"/>
                 <w:lang w:eastAsia="ko-KR"/>
               </w:rPr>
             </w:pPr>
@@ -689,7 +1154,7 @@
           <w:p>
             <w:pPr>
               <w:rPr>
-                <w:rFonts w:asciiTheme="minorEastAsia" w:hAnsiTheme="minorEastAsia" w:cs="맑은 고딕" w:hint="eastAsia"/>
+                <w:rFonts w:asciiTheme="minorEastAsia" w:hAnsiTheme="minorEastAsia" w:cs="맑은 고딕"/>
                 <w:lang w:eastAsia="ko-KR"/>
               </w:rPr>
             </w:pPr>
@@ -710,16 +1175,16 @@
           <w:p>
             <w:pPr>
               <w:rPr>
-                <w:rFonts w:asciiTheme="minorEastAsia" w:hAnsiTheme="minorEastAsia" w:cs="맑은 고딕" w:hint="eastAsia"/>
-                <w:lang w:eastAsia="ko-KR"/>
-              </w:rPr>
-            </w:pPr>
-            <w:r>
-              <w:rPr>
-                <w:rFonts w:asciiTheme="minorEastAsia" w:hAnsiTheme="minorEastAsia" w:cs="맑은 고딕" w:hint="eastAsia"/>
-                <w:lang w:eastAsia="ko-KR"/>
-              </w:rPr>
-              <w:t>RETSUBAN</w:t>
+                <w:rFonts w:asciiTheme="minorEastAsia" w:hAnsiTheme="minorEastAsia" w:cs="맑은 고딕"/>
+                <w:lang w:eastAsia="ko-KR"/>
+              </w:rPr>
+            </w:pPr>
+            <w:r>
+              <w:rPr>
+                <w:rFonts w:asciiTheme="minorEastAsia" w:hAnsiTheme="minorEastAsia" w:cs="맑은 고딕" w:hint="eastAsia"/>
+                <w:lang w:eastAsia="ko-KR"/>
+              </w:rPr>
+              <w:t>EKINAME</w:t>
             </w:r>
           </w:p>
         </w:tc>
@@ -730,15 +1195,15 @@
           <w:p>
             <w:pPr>
               <w:rPr>
-                <w:rFonts w:asciiTheme="minorEastAsia" w:hAnsiTheme="minorEastAsia" w:cs="맑은 고딕" w:hint="eastAsia"/>
-                <w:lang w:eastAsia="ko-KR"/>
-              </w:rPr>
-            </w:pPr>
-            <w:r>
-              <w:rPr>
-                <w:rFonts w:asciiTheme="minorEastAsia" w:hAnsiTheme="minorEastAsia" w:cs="맑은 고딕" w:hint="eastAsia"/>
-              </w:rPr>
-              <w:t>列番</w:t>
+                <w:rFonts w:asciiTheme="minorEastAsia" w:hAnsiTheme="minorEastAsia" w:cs="맑은 고딕"/>
+                <w:lang w:eastAsia="ko-KR"/>
+              </w:rPr>
+            </w:pPr>
+            <w:r>
+              <w:rPr>
+                <w:rFonts w:asciiTheme="minorEastAsia" w:hAnsiTheme="minorEastAsia" w:cs="맑은 고딕" w:hint="eastAsia"/>
+              </w:rPr>
+              <w:t>駅名</w:t>
             </w:r>
           </w:p>
         </w:tc>
@@ -749,15 +1214,25 @@
           <w:p>
             <w:pPr>
               <w:rPr>
-                <w:rFonts w:asciiTheme="minorEastAsia" w:hAnsiTheme="minorEastAsia" w:cs="맑은 고딕" w:hint="eastAsia"/>
-                <w:lang w:eastAsia="ko-KR"/>
-              </w:rPr>
-            </w:pPr>
-            <w:r>
-              <w:rPr>
-                <w:rFonts w:asciiTheme="minorEastAsia" w:hAnsiTheme="minorEastAsia" w:cs="맑은 고딕" w:hint="eastAsia"/>
-              </w:rPr>
-              <w:t>INT</w:t>
+                <w:rFonts w:asciiTheme="minorEastAsia" w:hAnsiTheme="minorEastAsia" w:cs="맑은 고딕"/>
+                <w:lang w:eastAsia="ko-KR"/>
+              </w:rPr>
+            </w:pPr>
+            <w:proofErr w:type="gramStart"/>
+            <w:r>
+              <w:rPr>
+                <w:rFonts w:asciiTheme="minorEastAsia" w:hAnsiTheme="minorEastAsia" w:cs="맑은 고딕" w:hint="eastAsia"/>
+                <w:lang w:eastAsia="ko-KR"/>
+              </w:rPr>
+              <w:t>VARCHAR(</w:t>
+            </w:r>
+            <w:proofErr w:type="gramEnd"/>
+            <w:r>
+              <w:rPr>
+                <w:rFonts w:asciiTheme="minorEastAsia" w:hAnsiTheme="minorEastAsia" w:cs="맑은 고딕" w:hint="eastAsia"/>
+                <w:lang w:eastAsia="ko-KR"/>
+              </w:rPr>
+              <w:t>16)</w:t>
             </w:r>
           </w:p>
         </w:tc>
@@ -768,7 +1243,7 @@
           <w:p>
             <w:pPr>
               <w:rPr>
-                <w:rFonts w:asciiTheme="minorEastAsia" w:hAnsiTheme="minorEastAsia" w:cs="맑은 고딕" w:hint="eastAsia"/>
+                <w:rFonts w:asciiTheme="minorEastAsia" w:hAnsiTheme="minorEastAsia" w:cs="맑은 고딕"/>
                 <w:lang w:eastAsia="ko-KR"/>
               </w:rPr>
             </w:pPr>
@@ -788,7 +1263,7 @@
           <w:p>
             <w:pPr>
               <w:rPr>
-                <w:rFonts w:asciiTheme="minorEastAsia" w:hAnsiTheme="minorEastAsia" w:cs="맑은 고딕" w:hint="eastAsia"/>
+                <w:rFonts w:asciiTheme="minorEastAsia" w:hAnsiTheme="minorEastAsia" w:cs="맑은 고딕"/>
                 <w:lang w:eastAsia="ko-KR"/>
               </w:rPr>
             </w:pPr>
@@ -810,39 +1285,15 @@
           <w:p>
             <w:pPr>
               <w:rPr>
-                <w:rFonts w:asciiTheme="minorEastAsia" w:hAnsiTheme="minorEastAsia" w:cs="맑은 고딕" w:hint="eastAsia"/>
-                <w:lang w:eastAsia="ko-KR"/>
-              </w:rPr>
-            </w:pPr>
-            <w:commentRangeStart w:id="0"/>
-            <w:r>
-              <w:rPr>
-                <w:rFonts w:asciiTheme="minorEastAsia" w:hAnsiTheme="minorEastAsia" w:cs="맑은 고딕" w:hint="eastAsia"/>
-                <w:lang w:eastAsia="ko-KR"/>
-              </w:rPr>
-              <w:t>START_</w:t>
-            </w:r>
-            <w:r>
-              <w:rPr>
-                <w:rFonts w:asciiTheme="minorEastAsia" w:hAnsiTheme="minorEastAsia" w:cs="맑은 고딕" w:hint="eastAsia"/>
-                <w:lang w:eastAsia="ko-KR"/>
-              </w:rPr>
-              <w:t>EKI</w:t>
-            </w:r>
-            <w:r>
-              <w:rPr>
-                <w:rFonts w:asciiTheme="minorEastAsia" w:hAnsiTheme="minorEastAsia" w:cs="맑은 고딕" w:hint="eastAsia"/>
-                <w:lang w:eastAsia="ko-KR"/>
-              </w:rPr>
-              <w:t>CD</w:t>
-            </w:r>
-            <w:commentRangeEnd w:id="0"/>
-            <w:r>
-              <w:rPr>
-                <w:rStyle w:val="ac"/>
-                <w:rFonts w:asciiTheme="minorEastAsia" w:hAnsiTheme="minorEastAsia"/>
-              </w:rPr>
-              <w:commentReference w:id="0"/>
+                <w:rFonts w:asciiTheme="minorEastAsia" w:hAnsiTheme="minorEastAsia" w:cs="맑은 고딕"/>
+                <w:lang w:eastAsia="ko-KR"/>
+              </w:rPr>
+            </w:pPr>
+            <w:r>
+              <w:rPr>
+                <w:rFonts w:asciiTheme="minorEastAsia" w:hAnsiTheme="minorEastAsia" w:cs="맑은 고딕" w:hint="eastAsia"/>
+              </w:rPr>
+              <w:t>RETSUBAN</w:t>
             </w:r>
           </w:p>
         </w:tc>
@@ -853,15 +1304,15 @@
           <w:p>
             <w:pPr>
               <w:rPr>
-                <w:rFonts w:asciiTheme="minorEastAsia" w:hAnsiTheme="minorEastAsia" w:cs="맑은 고딕" w:hint="eastAsia"/>
-                <w:lang w:eastAsia="ko-KR"/>
-              </w:rPr>
-            </w:pPr>
-            <w:r>
-              <w:rPr>
-                <w:rFonts w:asciiTheme="minorEastAsia" w:hAnsiTheme="minorEastAsia" w:cs="맑은 고딕" w:hint="eastAsia"/>
-              </w:rPr>
-              <w:t>始発駅</w:t>
+                <w:rFonts w:asciiTheme="minorEastAsia" w:hAnsiTheme="minorEastAsia" w:cs="맑은 고딕"/>
+                <w:lang w:eastAsia="ko-KR"/>
+              </w:rPr>
+            </w:pPr>
+            <w:r>
+              <w:rPr>
+                <w:rFonts w:asciiTheme="minorEastAsia" w:hAnsiTheme="minorEastAsia" w:cs="맑은 고딕" w:hint="eastAsia"/>
+              </w:rPr>
+              <w:t>列番</w:t>
             </w:r>
           </w:p>
         </w:tc>
@@ -872,7 +1323,7 @@
           <w:p>
             <w:pPr>
               <w:rPr>
-                <w:rFonts w:asciiTheme="minorEastAsia" w:hAnsiTheme="minorEastAsia" w:cs="맑은 고딕" w:hint="eastAsia"/>
+                <w:rFonts w:asciiTheme="minorEastAsia" w:hAnsiTheme="minorEastAsia" w:cs="맑은 고딕"/>
                 <w:lang w:eastAsia="ko-KR"/>
               </w:rPr>
             </w:pPr>
@@ -892,7 +1343,7 @@
           <w:p>
             <w:pPr>
               <w:rPr>
-                <w:rFonts w:asciiTheme="minorEastAsia" w:hAnsiTheme="minorEastAsia" w:cs="맑은 고딕" w:hint="eastAsia"/>
+                <w:rFonts w:asciiTheme="minorEastAsia" w:hAnsiTheme="minorEastAsia" w:cs="맑은 고딕"/>
                 <w:lang w:eastAsia="ko-KR"/>
               </w:rPr>
             </w:pPr>
@@ -912,10 +1363,17 @@
           <w:p>
             <w:pPr>
               <w:rPr>
-                <w:rFonts w:asciiTheme="minorEastAsia" w:hAnsiTheme="minorEastAsia" w:cs="맑은 고딕" w:hint="eastAsia"/>
-                <w:lang w:eastAsia="ko-KR"/>
-              </w:rPr>
-            </w:pPr>
+                <w:rFonts w:asciiTheme="minorEastAsia" w:hAnsiTheme="minorEastAsia" w:cs="맑은 고딕"/>
+                <w:lang w:eastAsia="ko-KR"/>
+              </w:rPr>
+            </w:pPr>
+            <w:r>
+              <w:rPr>
+                <w:rFonts w:asciiTheme="minorEastAsia" w:hAnsiTheme="minorEastAsia" w:cs="맑은 고딕" w:hint="eastAsia"/>
+                <w:lang w:eastAsia="ko-KR"/>
+              </w:rPr>
+              <w:t>PRIMARY</w:t>
+            </w:r>
           </w:p>
         </w:tc>
       </w:tr>
@@ -927,52 +1385,16 @@
           <w:p>
             <w:pPr>
               <w:rPr>
-                <w:rFonts w:asciiTheme="minorEastAsia" w:hAnsiTheme="minorEastAsia" w:cs="맑은 고딕" w:hint="eastAsia"/>
-              </w:rPr>
-            </w:pPr>
-            <w:commentRangeStart w:id="1"/>
-            <w:r>
-              <w:rPr>
-                <w:rFonts w:asciiTheme="minorEastAsia" w:hAnsiTheme="minorEastAsia" w:cs="맑은 고딕" w:hint="eastAsia"/>
-                <w:lang w:eastAsia="ko-KR"/>
-              </w:rPr>
-              <w:t>EN</w:t>
-            </w:r>
-            <w:r>
-              <w:rPr>
-                <w:rFonts w:asciiTheme="minorEastAsia" w:hAnsiTheme="minorEastAsia" w:cs="맑은 고딕" w:hint="eastAsia"/>
-                <w:lang w:eastAsia="ko-KR"/>
-              </w:rPr>
-              <w:t>D</w:t>
-            </w:r>
-            <w:r>
-              <w:rPr>
-                <w:rFonts w:asciiTheme="minorEastAsia" w:hAnsiTheme="minorEastAsia" w:cs="맑은 고딕" w:hint="eastAsia"/>
-                <w:lang w:eastAsia="ko-KR"/>
-              </w:rPr>
-              <w:t>_</w:t>
-            </w:r>
-            <w:r>
-              <w:rPr>
-                <w:rFonts w:asciiTheme="minorEastAsia" w:hAnsiTheme="minorEastAsia" w:cs="맑은 고딕" w:hint="eastAsia"/>
-                <w:lang w:eastAsia="ko-KR"/>
-              </w:rPr>
-              <w:t>EKI</w:t>
-            </w:r>
-            <w:r>
-              <w:rPr>
-                <w:rFonts w:asciiTheme="minorEastAsia" w:hAnsiTheme="minorEastAsia" w:cs="맑은 고딕" w:hint="eastAsia"/>
-                <w:lang w:eastAsia="ko-KR"/>
-              </w:rPr>
-              <w:t>CD</w:t>
-            </w:r>
-            <w:commentRangeEnd w:id="1"/>
-            <w:r>
-              <w:rPr>
-                <w:rStyle w:val="ac"/>
-                <w:rFonts w:asciiTheme="minorEastAsia" w:hAnsiTheme="minorEastAsia"/>
-              </w:rPr>
-              <w:commentReference w:id="1"/>
+                <w:rFonts w:asciiTheme="minorEastAsia" w:hAnsiTheme="minorEastAsia" w:cs="맑은 고딕"/>
+                <w:lang w:eastAsia="ko-KR"/>
+              </w:rPr>
+            </w:pPr>
+            <w:r>
+              <w:rPr>
+                <w:rFonts w:asciiTheme="minorEastAsia" w:hAnsiTheme="minorEastAsia" w:cs="맑은 고딕" w:hint="eastAsia"/>
+                <w:lang w:eastAsia="ko-KR"/>
+              </w:rPr>
+              <w:t>ARR_TIME</w:t>
             </w:r>
           </w:p>
         </w:tc>
@@ -983,15 +1405,16 @@
           <w:p>
             <w:pPr>
               <w:rPr>
-                <w:rFonts w:asciiTheme="minorEastAsia" w:hAnsiTheme="minorEastAsia" w:cs="맑은 고딕" w:hint="eastAsia"/>
-                <w:lang w:eastAsia="ko-KR"/>
-              </w:rPr>
-            </w:pPr>
-            <w:r>
-              <w:rPr>
-                <w:rFonts w:asciiTheme="minorEastAsia" w:hAnsiTheme="minorEastAsia" w:cs="맑은 고딕" w:hint="eastAsia"/>
-              </w:rPr>
-              <w:t>終着駅</w:t>
+                <w:rFonts w:asciiTheme="minorEastAsia" w:hAnsiTheme="minorEastAsia" w:cs="맑은 고딕"/>
+                <w:lang w:eastAsia="ko-KR"/>
+              </w:rPr>
+            </w:pPr>
+            <w:r>
+              <w:rPr>
+                <w:rFonts w:asciiTheme="minorEastAsia" w:hAnsiTheme="minorEastAsia" w:cs="맑은 고딕" w:hint="eastAsia"/>
+                <w:lang w:eastAsia="ko-KR"/>
+              </w:rPr>
+              <w:t>到着時間</w:t>
             </w:r>
           </w:p>
         </w:tc>
@@ -1002,7 +1425,225 @@
           <w:p>
             <w:pPr>
               <w:rPr>
-                <w:rFonts w:asciiTheme="minorEastAsia" w:hAnsiTheme="minorEastAsia" w:cs="맑은 고딕" w:hint="eastAsia"/>
+                <w:rFonts w:asciiTheme="minorEastAsia" w:hAnsiTheme="minorEastAsia" w:cs="맑은 고딕"/>
+                <w:lang w:eastAsia="ko-KR"/>
+              </w:rPr>
+            </w:pPr>
+            <w:r>
+              <w:rPr>
+                <w:rFonts w:asciiTheme="minorEastAsia" w:hAnsiTheme="minorEastAsia" w:cs="맑은 고딕"/>
+                <w:lang w:eastAsia="ko-KR"/>
+              </w:rPr>
+              <w:t>DATETIME</w:t>
+            </w:r>
+          </w:p>
+        </w:tc>
+        <w:tc>
+          <w:tcPr>
+            <w:tcW w:w="1752" w:type="dxa"/>
+          </w:tcPr>
+          <w:p>
+            <w:pPr>
+              <w:rPr>
+                <w:rFonts w:asciiTheme="minorEastAsia" w:hAnsiTheme="minorEastAsia" w:cs="맑은 고딕"/>
+                <w:lang w:eastAsia="ko-KR"/>
+              </w:rPr>
+            </w:pPr>
+            <w:r>
+              <w:rPr>
+                <w:rFonts w:asciiTheme="minorEastAsia" w:hAnsiTheme="minorEastAsia" w:cs="맑은 고딕" w:hint="eastAsia"/>
+                <w:lang w:eastAsia="ko-KR"/>
+              </w:rPr>
+              <w:t>NULL</w:t>
+            </w:r>
+          </w:p>
+        </w:tc>
+        <w:tc>
+          <w:tcPr>
+            <w:tcW w:w="1752" w:type="dxa"/>
+          </w:tcPr>
+          <w:p>
+            <w:pPr>
+              <w:rPr>
+                <w:rFonts w:asciiTheme="minorEastAsia" w:hAnsiTheme="minorEastAsia" w:cs="맑은 고딕"/>
+                <w:lang w:eastAsia="ko-KR"/>
+              </w:rPr>
+            </w:pPr>
+          </w:p>
+        </w:tc>
+      </w:tr>
+      <w:tr>
+        <w:tc>
+          <w:tcPr>
+            <w:tcW w:w="1855" w:type="dxa"/>
+          </w:tcPr>
+          <w:p>
+            <w:pPr>
+              <w:rPr>
+                <w:rFonts w:asciiTheme="minorEastAsia" w:hAnsiTheme="minorEastAsia" w:cs="맑은 고딕"/>
+                <w:lang w:eastAsia="ko-KR"/>
+              </w:rPr>
+            </w:pPr>
+            <w:r>
+              <w:rPr>
+                <w:rFonts w:asciiTheme="minorEastAsia" w:hAnsiTheme="minorEastAsia" w:cs="맑은 고딕" w:hint="eastAsia"/>
+                <w:lang w:eastAsia="ko-KR"/>
+              </w:rPr>
+              <w:t>DEP_TIME</w:t>
+            </w:r>
+          </w:p>
+        </w:tc>
+        <w:tc>
+          <w:tcPr>
+            <w:tcW w:w="1854" w:type="dxa"/>
+          </w:tcPr>
+          <w:p>
+            <w:pPr>
+              <w:rPr>
+                <w:rFonts w:asciiTheme="minorEastAsia" w:hAnsiTheme="minorEastAsia" w:cs="맑은 고딕"/>
+                <w:lang w:eastAsia="ko-KR"/>
+              </w:rPr>
+            </w:pPr>
+            <w:r>
+              <w:rPr>
+                <w:rFonts w:asciiTheme="minorEastAsia" w:hAnsiTheme="minorEastAsia" w:cs="맑은 고딕" w:hint="eastAsia"/>
+                <w:lang w:eastAsia="ko-KR"/>
+              </w:rPr>
+              <w:t>出</w:t>
+            </w:r>
+            <w:r>
+              <w:rPr>
+                <w:rFonts w:asciiTheme="minorEastAsia" w:hAnsiTheme="minorEastAsia" w:cs="Noto Sans KR" w:hint="eastAsia"/>
+                <w:lang w:eastAsia="ko-KR"/>
+              </w:rPr>
+              <w:t>発</w:t>
+            </w:r>
+            <w:r>
+              <w:rPr>
+                <w:rFonts w:asciiTheme="minorEastAsia" w:hAnsiTheme="minorEastAsia" w:cs="맑은 고딕" w:hint="eastAsia"/>
+                <w:lang w:eastAsia="ko-KR"/>
+              </w:rPr>
+              <w:t>時間</w:t>
+            </w:r>
+          </w:p>
+        </w:tc>
+        <w:tc>
+          <w:tcPr>
+            <w:tcW w:w="1803" w:type="dxa"/>
+          </w:tcPr>
+          <w:p>
+            <w:pPr>
+              <w:rPr>
+                <w:rFonts w:asciiTheme="minorEastAsia" w:hAnsiTheme="minorEastAsia" w:cs="맑은 고딕"/>
+                <w:lang w:eastAsia="ko-KR"/>
+              </w:rPr>
+            </w:pPr>
+            <w:r>
+              <w:rPr>
+                <w:rFonts w:asciiTheme="minorEastAsia" w:hAnsiTheme="minorEastAsia" w:cs="맑은 고딕"/>
+                <w:lang w:eastAsia="ko-KR"/>
+              </w:rPr>
+              <w:t>DATETIME</w:t>
+            </w:r>
+          </w:p>
+        </w:tc>
+        <w:tc>
+          <w:tcPr>
+            <w:tcW w:w="1752" w:type="dxa"/>
+          </w:tcPr>
+          <w:p>
+            <w:pPr>
+              <w:rPr>
+                <w:rFonts w:asciiTheme="minorEastAsia" w:hAnsiTheme="minorEastAsia" w:cs="맑은 고딕"/>
+                <w:lang w:eastAsia="ko-KR"/>
+              </w:rPr>
+            </w:pPr>
+            <w:r>
+              <w:rPr>
+                <w:rFonts w:asciiTheme="minorEastAsia" w:hAnsiTheme="minorEastAsia" w:cs="맑은 고딕" w:hint="eastAsia"/>
+                <w:lang w:eastAsia="ko-KR"/>
+              </w:rPr>
+              <w:t>NULL</w:t>
+            </w:r>
+          </w:p>
+        </w:tc>
+        <w:tc>
+          <w:tcPr>
+            <w:tcW w:w="1752" w:type="dxa"/>
+          </w:tcPr>
+          <w:p>
+            <w:pPr>
+              <w:rPr>
+                <w:rFonts w:asciiTheme="minorEastAsia" w:hAnsiTheme="minorEastAsia" w:cs="맑은 고딕"/>
+                <w:lang w:eastAsia="ko-KR"/>
+              </w:rPr>
+            </w:pPr>
+          </w:p>
+        </w:tc>
+      </w:tr>
+      <w:tr>
+        <w:tc>
+          <w:tcPr>
+            <w:tcW w:w="1855" w:type="dxa"/>
+          </w:tcPr>
+          <w:p>
+            <w:pPr>
+              <w:rPr>
+                <w:rFonts w:asciiTheme="minorEastAsia" w:hAnsiTheme="minorEastAsia" w:cs="맑은 고딕"/>
+                <w:lang w:eastAsia="ko-KR"/>
+              </w:rPr>
+            </w:pPr>
+            <w:r>
+              <w:rPr>
+                <w:rFonts w:asciiTheme="minorEastAsia" w:hAnsiTheme="minorEastAsia" w:cs="맑은 고딕" w:hint="eastAsia"/>
+                <w:lang w:eastAsia="ko-KR"/>
+              </w:rPr>
+              <w:t>STATUS</w:t>
+            </w:r>
+          </w:p>
+        </w:tc>
+        <w:tc>
+          <w:tcPr>
+            <w:tcW w:w="1854" w:type="dxa"/>
+          </w:tcPr>
+          <w:p>
+            <w:pPr>
+              <w:rPr>
+                <w:rFonts w:asciiTheme="minorEastAsia" w:hAnsiTheme="minorEastAsia" w:cs="맑은 고딕"/>
+                <w:lang w:eastAsia="ko-KR"/>
+              </w:rPr>
+            </w:pPr>
+            <w:r>
+              <w:rPr>
+                <w:rFonts w:asciiTheme="minorEastAsia" w:hAnsiTheme="minorEastAsia" w:cs="맑은 고딕" w:hint="eastAsia"/>
+                <w:lang w:eastAsia="ko-KR"/>
+              </w:rPr>
+              <w:t>運行</w:t>
+            </w:r>
+            <w:r>
+              <w:rPr>
+                <w:rFonts w:asciiTheme="minorEastAsia" w:hAnsiTheme="minorEastAsia" w:cs="MS Gothic" w:hint="eastAsia"/>
+                <w:lang w:eastAsia="ko-KR"/>
+              </w:rPr>
+              <w:t>状</w:t>
+            </w:r>
+            <w:r>
+              <w:rPr>
+                <w:rFonts w:asciiTheme="minorEastAsia" w:hAnsiTheme="minorEastAsia" w:cs="맑은 고딕" w:hint="eastAsia"/>
+                <w:lang w:eastAsia="ko-KR"/>
+              </w:rPr>
+              <w:t>況</w:t>
+            </w:r>
+          </w:p>
+        </w:tc>
+        <w:tc>
+          <w:tcPr>
+            <w:tcW w:w="1803" w:type="dxa"/>
+          </w:tcPr>
+          <w:p>
+            <w:pPr>
+              <w:rPr>
+                <w:rFonts w:asciiTheme="minorEastAsia" w:hAnsiTheme="minorEastAsia" w:cs="맑은 고딕"/>
                 <w:lang w:eastAsia="ko-KR"/>
               </w:rPr>
             </w:pPr>
@@ -1022,7 +1663,7 @@
           <w:p>
             <w:pPr>
               <w:rPr>
-                <w:rFonts w:asciiTheme="minorEastAsia" w:hAnsiTheme="minorEastAsia" w:cs="맑은 고딕" w:hint="eastAsia"/>
+                <w:rFonts w:asciiTheme="minorEastAsia" w:hAnsiTheme="minorEastAsia" w:cs="맑은 고딕"/>
                 <w:lang w:eastAsia="ko-KR"/>
               </w:rPr>
             </w:pPr>
@@ -1042,10 +1683,63 @@
           <w:p>
             <w:pPr>
               <w:rPr>
-                <w:rFonts w:asciiTheme="minorEastAsia" w:hAnsiTheme="minorEastAsia" w:cs="맑은 고딕" w:hint="eastAsia"/>
-                <w:lang w:eastAsia="ko-KR"/>
-              </w:rPr>
-            </w:pPr>
+                <w:rFonts w:asciiTheme="minorEastAsia" w:hAnsiTheme="minorEastAsia" w:cs="맑은 고딕"/>
+                <w:lang w:eastAsia="ko-KR"/>
+              </w:rPr>
+            </w:pPr>
+            <w:proofErr w:type="gramStart"/>
+            <w:r>
+              <w:rPr>
+                <w:rFonts w:asciiTheme="minorEastAsia" w:hAnsiTheme="minorEastAsia" w:cs="맑은 고딕" w:hint="eastAsia"/>
+                <w:lang w:eastAsia="ko-KR"/>
+              </w:rPr>
+              <w:t>IN(</w:t>
+            </w:r>
+            <w:proofErr w:type="gramEnd"/>
+            <w:r>
+              <w:rPr>
+                <w:rFonts w:asciiTheme="minorEastAsia" w:hAnsiTheme="minorEastAsia" w:cs="맑은 고딕" w:hint="eastAsia"/>
+                <w:lang w:eastAsia="ko-KR"/>
+              </w:rPr>
+              <w:t>1, 2)</w:t>
+            </w:r>
+          </w:p>
+          <w:p>
+            <w:pPr>
+              <w:rPr>
+                <w:rFonts w:asciiTheme="minorEastAsia" w:hAnsiTheme="minorEastAsia" w:cs="맑은 고딕"/>
+                <w:lang w:eastAsia="ko-KR"/>
+              </w:rPr>
+            </w:pPr>
+            <w:r>
+              <w:rPr>
+                <w:rFonts w:asciiTheme="minorEastAsia" w:hAnsiTheme="minorEastAsia" w:cs="맑은 고딕" w:hint="eastAsia"/>
+                <w:lang w:eastAsia="ko-KR"/>
+              </w:rPr>
+              <w:t>1：運行</w:t>
+            </w:r>
+          </w:p>
+          <w:p>
+            <w:pPr>
+              <w:rPr>
+                <w:rFonts w:asciiTheme="minorEastAsia" w:hAnsiTheme="minorEastAsia" w:cs="맑은 고딕"/>
+                <w:lang w:eastAsia="ko-KR"/>
+              </w:rPr>
+            </w:pPr>
+            <w:r>
+              <w:rPr>
+                <w:rFonts w:asciiTheme="minorEastAsia" w:hAnsiTheme="minorEastAsia" w:cs="맑은 고딕" w:hint="eastAsia"/>
+                <w:lang w:eastAsia="ko-KR"/>
+              </w:rPr>
+              <w:t>2：運</w:t>
+            </w:r>
+            <w:r>
+              <w:rPr>
+                <w:rFonts w:asciiTheme="minorEastAsia" w:hAnsiTheme="minorEastAsia" w:cs="Noto Sans KR" w:hint="eastAsia"/>
+                <w:lang w:eastAsia="ko-KR"/>
+              </w:rPr>
+              <w:t>済</w:t>
+            </w:r>
           </w:p>
         </w:tc>
       </w:tr>
@@ -1053,7 +1747,7 @@
     <w:p>
       <w:pPr>
         <w:rPr>
-          <w:rFonts w:asciiTheme="minorEastAsia" w:eastAsia="맑은 고딕" w:hAnsiTheme="minorEastAsia" w:cs="맑은 고딕" w:hint="eastAsia"/>
+          <w:rFonts w:asciiTheme="minorEastAsia" w:hAnsiTheme="minorEastAsia" w:cs="맑은 고딕"/>
           <w:lang w:eastAsia="ko-KR"/>
         </w:rPr>
       </w:pPr>
@@ -1061,20 +1755,26 @@
     <w:p>
       <w:pPr>
         <w:rPr>
+          <w:rFonts w:asciiTheme="minorEastAsia" w:hAnsiTheme="minorEastAsia" w:cs="맑은 고딕"/>
+        </w:rPr>
+      </w:pPr>
+      <w:r>
+        <w:rPr>
           <w:rFonts w:asciiTheme="minorEastAsia" w:hAnsiTheme="minorEastAsia" w:cs="맑은 고딕" w:hint="eastAsia"/>
         </w:rPr>
-      </w:pPr>
+        <w:t>UNKOUINFO</w:t>
+      </w:r>
       <w:r>
         <w:rPr>
           <w:rFonts w:asciiTheme="minorEastAsia" w:hAnsiTheme="minorEastAsia" w:cs="맑은 고딕" w:hint="eastAsia"/>
         </w:rPr>
-        <w:t>EKIINFO（</w:t>
-      </w:r>
-      <w:r>
-        <w:rPr>
-          <w:rFonts w:asciiTheme="minorEastAsia" w:hAnsiTheme="minorEastAsia" w:cs="맑은 고딕" w:hint="eastAsia"/>
-        </w:rPr>
-        <w:t>駅運行情報テーブル</w:t>
+        <w:t>（</w:t>
+      </w:r>
+      <w:r>
+        <w:rPr>
+          <w:rFonts w:asciiTheme="minorEastAsia" w:hAnsiTheme="minorEastAsia" w:cs="맑은 고딕"/>
+        </w:rPr>
+        <w:t>列車運行情報テーブル</w:t>
       </w:r>
       <w:r>
         <w:rPr>
@@ -1104,7 +1804,7 @@
           <w:p>
             <w:pPr>
               <w:rPr>
-                <w:rFonts w:asciiTheme="minorEastAsia" w:hAnsiTheme="minorEastAsia" w:cs="맑은 고딕" w:hint="eastAsia"/>
+                <w:rFonts w:asciiTheme="minorEastAsia" w:hAnsiTheme="minorEastAsia" w:cs="맑은 고딕"/>
               </w:rPr>
             </w:pPr>
             <w:r>
@@ -1122,7 +1822,7 @@
           <w:p>
             <w:pPr>
               <w:rPr>
-                <w:rFonts w:asciiTheme="minorEastAsia" w:hAnsiTheme="minorEastAsia" w:cs="맑은 고딕" w:hint="eastAsia"/>
+                <w:rFonts w:asciiTheme="minorEastAsia" w:hAnsiTheme="minorEastAsia" w:cs="맑은 고딕"/>
               </w:rPr>
             </w:pPr>
             <w:r>
@@ -1140,7 +1840,7 @@
           <w:p>
             <w:pPr>
               <w:rPr>
-                <w:rFonts w:asciiTheme="minorEastAsia" w:hAnsiTheme="minorEastAsia" w:cs="맑은 고딕" w:hint="eastAsia"/>
+                <w:rFonts w:asciiTheme="minorEastAsia" w:hAnsiTheme="minorEastAsia" w:cs="맑은 고딕"/>
                 <w:lang w:eastAsia="ko-KR"/>
               </w:rPr>
             </w:pPr>
@@ -1159,7 +1859,7 @@
           <w:p>
             <w:pPr>
               <w:rPr>
-                <w:rFonts w:asciiTheme="minorEastAsia" w:hAnsiTheme="minorEastAsia" w:cs="맑은 고딕" w:hint="eastAsia"/>
+                <w:rFonts w:asciiTheme="minorEastAsia" w:hAnsiTheme="minorEastAsia" w:cs="맑은 고딕"/>
                 <w:lang w:eastAsia="ko-KR"/>
               </w:rPr>
             </w:pPr>
@@ -1178,7 +1878,7 @@
           <w:p>
             <w:pPr>
               <w:rPr>
-                <w:rFonts w:asciiTheme="minorEastAsia" w:hAnsiTheme="minorEastAsia" w:cs="맑은 고딕" w:hint="eastAsia"/>
+                <w:rFonts w:asciiTheme="minorEastAsia" w:hAnsiTheme="minorEastAsia" w:cs="맑은 고딕"/>
                 <w:lang w:eastAsia="ko-KR"/>
               </w:rPr>
             </w:pPr>
@@ -1199,16 +1899,15 @@
           <w:p>
             <w:pPr>
               <w:rPr>
-                <w:rFonts w:asciiTheme="minorEastAsia" w:hAnsiTheme="minorEastAsia" w:cs="맑은 고딕" w:hint="eastAsia"/>
-                <w:lang w:eastAsia="ko-KR"/>
-              </w:rPr>
-            </w:pPr>
-            <w:r>
-              <w:rPr>
-                <w:rFonts w:asciiTheme="minorEastAsia" w:hAnsiTheme="minorEastAsia" w:cs="맑은 고딕" w:hint="eastAsia"/>
-                <w:lang w:eastAsia="ko-KR"/>
-              </w:rPr>
-              <w:t>EKINAME</w:t>
+                <w:rFonts w:asciiTheme="minorEastAsia" w:hAnsiTheme="minorEastAsia" w:cs="맑은 고딕"/>
+                <w:lang w:eastAsia="ko-KR"/>
+              </w:rPr>
+            </w:pPr>
+            <w:r>
+              <w:rPr>
+                <w:rFonts w:asciiTheme="minorEastAsia" w:hAnsiTheme="minorEastAsia" w:cs="맑은 고딕" w:hint="eastAsia"/>
+              </w:rPr>
+              <w:t>RETSUBAN</w:t>
             </w:r>
           </w:p>
         </w:tc>
@@ -1219,15 +1918,15 @@
           <w:p>
             <w:pPr>
               <w:rPr>
-                <w:rFonts w:asciiTheme="minorEastAsia" w:hAnsiTheme="minorEastAsia" w:cs="맑은 고딕" w:hint="eastAsia"/>
-                <w:lang w:eastAsia="ko-KR"/>
-              </w:rPr>
-            </w:pPr>
-            <w:r>
-              <w:rPr>
-                <w:rFonts w:asciiTheme="minorEastAsia" w:hAnsiTheme="minorEastAsia" w:cs="맑은 고딕" w:hint="eastAsia"/>
-              </w:rPr>
-              <w:t>駅名</w:t>
+                <w:rFonts w:asciiTheme="minorEastAsia" w:hAnsiTheme="minorEastAsia" w:cs="맑은 고딕"/>
+                <w:lang w:eastAsia="ko-KR"/>
+              </w:rPr>
+            </w:pPr>
+            <w:r>
+              <w:rPr>
+                <w:rFonts w:asciiTheme="minorEastAsia" w:hAnsiTheme="minorEastAsia" w:cs="맑은 고딕" w:hint="eastAsia"/>
+              </w:rPr>
+              <w:t>列番</w:t>
             </w:r>
           </w:p>
         </w:tc>
@@ -1238,30 +1937,16 @@
           <w:p>
             <w:pPr>
               <w:rPr>
-                <w:rFonts w:asciiTheme="minorEastAsia" w:hAnsiTheme="minorEastAsia" w:cs="맑은 고딕" w:hint="eastAsia"/>
-                <w:lang w:eastAsia="ko-KR"/>
-              </w:rPr>
-            </w:pPr>
-            <w:r>
-              <w:rPr>
-                <w:rFonts w:asciiTheme="minorEastAsia" w:hAnsiTheme="minorEastAsia" w:cs="맑은 고딕" w:hint="eastAsia"/>
-                <w:lang w:eastAsia="ko-KR"/>
-              </w:rPr>
-              <w:t>VARCHAR(</w:t>
-            </w:r>
-            <w:r>
-              <w:rPr>
-                <w:rFonts w:asciiTheme="minorEastAsia" w:hAnsiTheme="minorEastAsia" w:cs="맑은 고딕" w:hint="eastAsia"/>
-                <w:lang w:eastAsia="ko-KR"/>
-              </w:rPr>
-              <w:t>16</w:t>
-            </w:r>
-            <w:r>
-              <w:rPr>
-                <w:rFonts w:asciiTheme="minorEastAsia" w:hAnsiTheme="minorEastAsia" w:cs="맑은 고딕" w:hint="eastAsia"/>
-                <w:lang w:eastAsia="ko-KR"/>
-              </w:rPr>
-              <w:t>)</w:t>
+                <w:rFonts w:asciiTheme="minorEastAsia" w:hAnsiTheme="minorEastAsia" w:cs="맑은 고딕"/>
+                <w:lang w:eastAsia="ko-KR"/>
+              </w:rPr>
+            </w:pPr>
+            <w:r>
+              <w:rPr>
+                <w:rFonts w:asciiTheme="minorEastAsia" w:hAnsiTheme="minorEastAsia" w:cs="맑은 고딕" w:hint="eastAsia"/>
+                <w:lang w:eastAsia="ko-KR"/>
+              </w:rPr>
+              <w:t>INT</w:t>
             </w:r>
           </w:p>
         </w:tc>
@@ -1272,7 +1957,7 @@
           <w:p>
             <w:pPr>
               <w:rPr>
-                <w:rFonts w:asciiTheme="minorEastAsia" w:hAnsiTheme="minorEastAsia" w:cs="맑은 고딕" w:hint="eastAsia"/>
+                <w:rFonts w:asciiTheme="minorEastAsia" w:hAnsiTheme="minorEastAsia" w:cs="맑은 고딕"/>
                 <w:lang w:eastAsia="ko-KR"/>
               </w:rPr>
             </w:pPr>
@@ -1292,17 +1977,10 @@
           <w:p>
             <w:pPr>
               <w:rPr>
-                <w:rFonts w:asciiTheme="minorEastAsia" w:hAnsiTheme="minorEastAsia" w:cs="맑은 고딕" w:hint="eastAsia"/>
-                <w:lang w:eastAsia="ko-KR"/>
-              </w:rPr>
-            </w:pPr>
-            <w:r>
-              <w:rPr>
-                <w:rFonts w:asciiTheme="minorEastAsia" w:hAnsiTheme="minorEastAsia" w:cs="맑은 고딕" w:hint="eastAsia"/>
-                <w:lang w:eastAsia="ko-KR"/>
-              </w:rPr>
-              <w:t>PRIMARY</w:t>
-            </w:r>
+                <w:rFonts w:asciiTheme="minorEastAsia" w:hAnsiTheme="minorEastAsia" w:cs="맑은 고딕"/>
+                <w:lang w:eastAsia="ko-KR"/>
+              </w:rPr>
+            </w:pPr>
           </w:p>
         </w:tc>
       </w:tr>
@@ -1314,15 +1992,16 @@
           <w:p>
             <w:pPr>
               <w:rPr>
-                <w:rFonts w:asciiTheme="minorEastAsia" w:hAnsiTheme="minorEastAsia" w:cs="맑은 고딕" w:hint="eastAsia"/>
-                <w:lang w:eastAsia="ko-KR"/>
-              </w:rPr>
-            </w:pPr>
-            <w:r>
-              <w:rPr>
-                <w:rFonts w:asciiTheme="minorEastAsia" w:hAnsiTheme="minorEastAsia" w:cs="맑은 고딕" w:hint="eastAsia"/>
-              </w:rPr>
-              <w:t>RETSUBAN</w:t>
+                <w:rFonts w:asciiTheme="minorEastAsia" w:hAnsiTheme="minorEastAsia" w:cs="맑은 고딕"/>
+                <w:lang w:eastAsia="ko-KR"/>
+              </w:rPr>
+            </w:pPr>
+            <w:r>
+              <w:rPr>
+                <w:rFonts w:asciiTheme="minorEastAsia" w:hAnsiTheme="minorEastAsia" w:cs="맑은 고딕" w:hint="eastAsia"/>
+                <w:lang w:eastAsia="ko-KR"/>
+              </w:rPr>
+              <w:t>EKINAME</w:t>
             </w:r>
           </w:p>
         </w:tc>
@@ -1333,15 +2012,22 @@
           <w:p>
             <w:pPr>
               <w:rPr>
-                <w:rFonts w:asciiTheme="minorEastAsia" w:hAnsiTheme="minorEastAsia" w:cs="맑은 고딕" w:hint="eastAsia"/>
-                <w:lang w:eastAsia="ko-KR"/>
-              </w:rPr>
-            </w:pPr>
-            <w:r>
-              <w:rPr>
-                <w:rFonts w:asciiTheme="minorEastAsia" w:hAnsiTheme="minorEastAsia" w:cs="맑은 고딕" w:hint="eastAsia"/>
-              </w:rPr>
-              <w:t>列番</w:t>
+                <w:rFonts w:asciiTheme="minorEastAsia" w:hAnsiTheme="minorEastAsia" w:cs="맑은 고딕"/>
+              </w:rPr>
+            </w:pPr>
+            <w:r>
+              <w:rPr>
+                <w:rFonts w:asciiTheme="minorEastAsia" w:hAnsiTheme="minorEastAsia" w:cs="Noto Sans KR" w:hint="eastAsia"/>
+                <w:lang w:eastAsia="ko-KR"/>
+              </w:rPr>
+              <w:t>駅</w:t>
+            </w:r>
+            <w:r>
+              <w:rPr>
+                <w:rFonts w:asciiTheme="minorEastAsia" w:hAnsiTheme="minorEastAsia" w:cs="맑은 고딕" w:hint="eastAsia"/>
+                <w:lang w:eastAsia="ko-KR"/>
+              </w:rPr>
+              <w:t>運行情報</w:t>
             </w:r>
           </w:p>
         </w:tc>
@@ -1352,16 +2038,25 @@
           <w:p>
             <w:pPr>
               <w:rPr>
-                <w:rFonts w:asciiTheme="minorEastAsia" w:hAnsiTheme="minorEastAsia" w:cs="맑은 고딕" w:hint="eastAsia"/>
-                <w:lang w:eastAsia="ko-KR"/>
-              </w:rPr>
-            </w:pPr>
-            <w:r>
-              <w:rPr>
-                <w:rFonts w:asciiTheme="minorEastAsia" w:hAnsiTheme="minorEastAsia" w:cs="맑은 고딕" w:hint="eastAsia"/>
-                <w:lang w:eastAsia="ko-KR"/>
-              </w:rPr>
-              <w:t>INT</w:t>
+                <w:rFonts w:asciiTheme="minorEastAsia" w:hAnsiTheme="minorEastAsia" w:cs="맑은 고딕"/>
+                <w:lang w:eastAsia="ko-KR"/>
+              </w:rPr>
+            </w:pPr>
+            <w:proofErr w:type="gramStart"/>
+            <w:r>
+              <w:rPr>
+                <w:rFonts w:asciiTheme="minorEastAsia" w:hAnsiTheme="minorEastAsia" w:cs="맑은 고딕" w:hint="eastAsia"/>
+                <w:lang w:eastAsia="ko-KR"/>
+              </w:rPr>
+              <w:t>VARCHAR(</w:t>
+            </w:r>
+            <w:proofErr w:type="gramEnd"/>
+            <w:r>
+              <w:rPr>
+                <w:rFonts w:asciiTheme="minorEastAsia" w:hAnsiTheme="minorEastAsia" w:cs="맑은 고딕" w:hint="eastAsia"/>
+                <w:lang w:eastAsia="ko-KR"/>
+              </w:rPr>
+              <w:t>16)</w:t>
             </w:r>
           </w:p>
         </w:tc>
@@ -1372,7 +2067,7 @@
           <w:p>
             <w:pPr>
               <w:rPr>
-                <w:rFonts w:asciiTheme="minorEastAsia" w:hAnsiTheme="minorEastAsia" w:cs="맑은 고딕" w:hint="eastAsia"/>
+                <w:rFonts w:asciiTheme="minorEastAsia" w:hAnsiTheme="minorEastAsia" w:cs="맑은 고딕"/>
                 <w:lang w:eastAsia="ko-KR"/>
               </w:rPr>
             </w:pPr>
@@ -1392,17 +2087,10 @@
           <w:p>
             <w:pPr>
               <w:rPr>
-                <w:rFonts w:asciiTheme="minorEastAsia" w:hAnsiTheme="minorEastAsia" w:cs="맑은 고딕" w:hint="eastAsia"/>
-                <w:lang w:eastAsia="ko-KR"/>
-              </w:rPr>
-            </w:pPr>
-            <w:r>
-              <w:rPr>
-                <w:rFonts w:asciiTheme="minorEastAsia" w:hAnsiTheme="minorEastAsia" w:cs="맑은 고딕" w:hint="eastAsia"/>
-                <w:lang w:eastAsia="ko-KR"/>
-              </w:rPr>
-              <w:t>PRIMARY</w:t>
-            </w:r>
+                <w:rFonts w:asciiTheme="minorEastAsia" w:hAnsiTheme="minorEastAsia" w:cs="맑은 고딕"/>
+                <w:lang w:eastAsia="ko-KR"/>
+              </w:rPr>
+            </w:pPr>
           </w:p>
         </w:tc>
       </w:tr>
@@ -1414,7 +2102,7 @@
           <w:p>
             <w:pPr>
               <w:rPr>
-                <w:rFonts w:asciiTheme="minorEastAsia" w:hAnsiTheme="minorEastAsia" w:cs="맑은 고딕" w:hint="eastAsia"/>
+                <w:rFonts w:asciiTheme="minorEastAsia" w:hAnsiTheme="minorEastAsia" w:cs="맑은 고딕"/>
                 <w:lang w:eastAsia="ko-KR"/>
               </w:rPr>
             </w:pPr>
@@ -1434,7 +2122,7 @@
           <w:p>
             <w:pPr>
               <w:rPr>
-                <w:rFonts w:asciiTheme="minorEastAsia" w:hAnsiTheme="minorEastAsia" w:cs="맑은 고딕" w:hint="eastAsia"/>
+                <w:rFonts w:asciiTheme="minorEastAsia" w:hAnsiTheme="minorEastAsia" w:cs="Noto Sans KR"/>
                 <w:lang w:eastAsia="ko-KR"/>
               </w:rPr>
             </w:pPr>
@@ -1454,7 +2142,7 @@
           <w:p>
             <w:pPr>
               <w:rPr>
-                <w:rFonts w:asciiTheme="minorEastAsia" w:hAnsiTheme="minorEastAsia" w:cs="맑은 고딕" w:hint="eastAsia"/>
+                <w:rFonts w:asciiTheme="minorEastAsia" w:hAnsiTheme="minorEastAsia" w:cs="맑은 고딕"/>
                 <w:lang w:eastAsia="ko-KR"/>
               </w:rPr>
             </w:pPr>
@@ -1474,7 +2162,7 @@
           <w:p>
             <w:pPr>
               <w:rPr>
-                <w:rFonts w:asciiTheme="minorEastAsia" w:hAnsiTheme="minorEastAsia" w:cs="맑은 고딕" w:hint="eastAsia"/>
+                <w:rFonts w:asciiTheme="minorEastAsia" w:hAnsiTheme="minorEastAsia" w:cs="맑은 고딕"/>
                 <w:lang w:eastAsia="ko-KR"/>
               </w:rPr>
             </w:pPr>
@@ -1494,7 +2182,7 @@
           <w:p>
             <w:pPr>
               <w:rPr>
-                <w:rFonts w:asciiTheme="minorEastAsia" w:hAnsiTheme="minorEastAsia" w:cs="맑은 고딕" w:hint="eastAsia"/>
+                <w:rFonts w:asciiTheme="minorEastAsia" w:hAnsiTheme="minorEastAsia" w:cs="맑은 고딕"/>
                 <w:lang w:eastAsia="ko-KR"/>
               </w:rPr>
             </w:pPr>
@@ -1509,7 +2197,7 @@
           <w:p>
             <w:pPr>
               <w:rPr>
-                <w:rFonts w:asciiTheme="minorEastAsia" w:hAnsiTheme="minorEastAsia" w:cs="맑은 고딕" w:hint="eastAsia"/>
+                <w:rFonts w:asciiTheme="minorEastAsia" w:hAnsiTheme="minorEastAsia" w:cs="맑은 고딕"/>
                 <w:lang w:eastAsia="ko-KR"/>
               </w:rPr>
             </w:pPr>
@@ -1529,7 +2217,7 @@
           <w:p>
             <w:pPr>
               <w:rPr>
-                <w:rFonts w:asciiTheme="minorEastAsia" w:hAnsiTheme="minorEastAsia" w:cs="맑은 고딕" w:hint="eastAsia"/>
+                <w:rFonts w:asciiTheme="minorEastAsia" w:hAnsiTheme="minorEastAsia" w:cs="Noto Sans KR"/>
                 <w:lang w:eastAsia="ko-KR"/>
               </w:rPr>
             </w:pPr>
@@ -1563,7 +2251,7 @@
           <w:p>
             <w:pPr>
               <w:rPr>
-                <w:rFonts w:asciiTheme="minorEastAsia" w:hAnsiTheme="minorEastAsia" w:cs="맑은 고딕" w:hint="eastAsia"/>
+                <w:rFonts w:asciiTheme="minorEastAsia" w:hAnsiTheme="minorEastAsia" w:cs="맑은 고딕"/>
                 <w:lang w:eastAsia="ko-KR"/>
               </w:rPr>
             </w:pPr>
@@ -1583,7 +2271,7 @@
           <w:p>
             <w:pPr>
               <w:rPr>
-                <w:rFonts w:asciiTheme="minorEastAsia" w:hAnsiTheme="minorEastAsia" w:cs="맑은 고딕" w:hint="eastAsia"/>
+                <w:rFonts w:asciiTheme="minorEastAsia" w:hAnsiTheme="minorEastAsia" w:cs="맑은 고딕"/>
                 <w:lang w:eastAsia="ko-KR"/>
               </w:rPr>
             </w:pPr>
@@ -1603,706 +2291,7 @@
           <w:p>
             <w:pPr>
               <w:rPr>
-                <w:rFonts w:asciiTheme="minorEastAsia" w:hAnsiTheme="minorEastAsia" w:cs="맑은 고딕" w:hint="eastAsia"/>
-                <w:lang w:eastAsia="ko-KR"/>
-              </w:rPr>
-            </w:pPr>
-          </w:p>
-        </w:tc>
-      </w:tr>
-      <w:tr>
-        <w:tc>
-          <w:tcPr>
-            <w:tcW w:w="1855" w:type="dxa"/>
-          </w:tcPr>
-          <w:p>
-            <w:pPr>
-              <w:rPr>
-                <w:rFonts w:asciiTheme="minorEastAsia" w:hAnsiTheme="minorEastAsia" w:cs="맑은 고딕" w:hint="eastAsia"/>
-                <w:lang w:eastAsia="ko-KR"/>
-              </w:rPr>
-            </w:pPr>
-            <w:r>
-              <w:rPr>
-                <w:rFonts w:asciiTheme="minorEastAsia" w:hAnsiTheme="minorEastAsia" w:cs="맑은 고딕" w:hint="eastAsia"/>
-                <w:lang w:eastAsia="ko-KR"/>
-              </w:rPr>
-              <w:t>STATUS</w:t>
-            </w:r>
-          </w:p>
-        </w:tc>
-        <w:tc>
-          <w:tcPr>
-            <w:tcW w:w="1854" w:type="dxa"/>
-          </w:tcPr>
-          <w:p>
-            <w:pPr>
-              <w:rPr>
-                <w:rFonts w:asciiTheme="minorEastAsia" w:hAnsiTheme="minorEastAsia" w:cs="맑은 고딕" w:hint="eastAsia"/>
-                <w:lang w:eastAsia="ko-KR"/>
-              </w:rPr>
-            </w:pPr>
-            <w:r>
-              <w:rPr>
-                <w:rFonts w:asciiTheme="minorEastAsia" w:hAnsiTheme="minorEastAsia" w:cs="맑은 고딕" w:hint="eastAsia"/>
-                <w:lang w:eastAsia="ko-KR"/>
-              </w:rPr>
-              <w:t>運行</w:t>
-            </w:r>
-            <w:r>
-              <w:rPr>
-                <w:rFonts w:asciiTheme="minorEastAsia" w:hAnsiTheme="minorEastAsia" w:cs="MS Gothic" w:hint="eastAsia"/>
-                <w:lang w:eastAsia="ko-KR"/>
-              </w:rPr>
-              <w:t>状</w:t>
-            </w:r>
-            <w:r>
-              <w:rPr>
-                <w:rFonts w:asciiTheme="minorEastAsia" w:hAnsiTheme="minorEastAsia" w:cs="맑은 고딕" w:hint="eastAsia"/>
-                <w:lang w:eastAsia="ko-KR"/>
-              </w:rPr>
-              <w:t>況</w:t>
-            </w:r>
-          </w:p>
-        </w:tc>
-        <w:tc>
-          <w:tcPr>
-            <w:tcW w:w="1803" w:type="dxa"/>
-          </w:tcPr>
-          <w:p>
-            <w:pPr>
-              <w:rPr>
-                <w:rFonts w:asciiTheme="minorEastAsia" w:hAnsiTheme="minorEastAsia" w:cs="맑은 고딕" w:hint="eastAsia"/>
-                <w:lang w:eastAsia="ko-KR"/>
-              </w:rPr>
-            </w:pPr>
-            <w:r>
-              <w:rPr>
-                <w:rFonts w:asciiTheme="minorEastAsia" w:hAnsiTheme="minorEastAsia" w:cs="맑은 고딕" w:hint="eastAsia"/>
-                <w:lang w:eastAsia="ko-KR"/>
-              </w:rPr>
-              <w:t>INT</w:t>
-            </w:r>
-          </w:p>
-        </w:tc>
-        <w:tc>
-          <w:tcPr>
-            <w:tcW w:w="1752" w:type="dxa"/>
-          </w:tcPr>
-          <w:p>
-            <w:pPr>
-              <w:rPr>
-                <w:rFonts w:asciiTheme="minorEastAsia" w:hAnsiTheme="minorEastAsia" w:cs="맑은 고딕" w:hint="eastAsia"/>
-                <w:lang w:eastAsia="ko-KR"/>
-              </w:rPr>
-            </w:pPr>
-            <w:r>
-              <w:rPr>
-                <w:rFonts w:asciiTheme="minorEastAsia" w:hAnsiTheme="minorEastAsia" w:cs="맑은 고딕" w:hint="eastAsia"/>
-                <w:lang w:eastAsia="ko-KR"/>
-              </w:rPr>
-              <w:t>NOT NULL</w:t>
-            </w:r>
-          </w:p>
-        </w:tc>
-        <w:tc>
-          <w:tcPr>
-            <w:tcW w:w="1752" w:type="dxa"/>
-          </w:tcPr>
-          <w:p>
-            <w:pPr>
-              <w:rPr>
-                <w:rFonts w:asciiTheme="minorEastAsia" w:hAnsiTheme="minorEastAsia" w:cs="맑은 고딕" w:hint="eastAsia"/>
-                <w:lang w:eastAsia="ko-KR"/>
-              </w:rPr>
-            </w:pPr>
-            <w:r>
-              <w:rPr>
-                <w:rFonts w:asciiTheme="minorEastAsia" w:hAnsiTheme="minorEastAsia" w:cs="맑은 고딕" w:hint="eastAsia"/>
-                <w:lang w:eastAsia="ko-KR"/>
-              </w:rPr>
-              <w:t>IN(1, 2)</w:t>
-            </w:r>
-          </w:p>
-          <w:p>
-            <w:pPr>
-              <w:rPr>
-                <w:rFonts w:asciiTheme="minorEastAsia" w:hAnsiTheme="minorEastAsia" w:cs="맑은 고딕"/>
-                <w:lang w:eastAsia="ko-KR"/>
-              </w:rPr>
-            </w:pPr>
-            <w:r>
-              <w:rPr>
-                <w:rFonts w:asciiTheme="minorEastAsia" w:hAnsiTheme="minorEastAsia" w:cs="맑은 고딕" w:hint="eastAsia"/>
-                <w:lang w:eastAsia="ko-KR"/>
-              </w:rPr>
-              <w:t>1：運行</w:t>
-            </w:r>
-          </w:p>
-          <w:p>
-            <w:pPr>
-              <w:rPr>
-                <w:rFonts w:asciiTheme="minorEastAsia" w:hAnsiTheme="minorEastAsia" w:cs="맑은 고딕" w:hint="eastAsia"/>
-                <w:lang w:eastAsia="ko-KR"/>
-              </w:rPr>
-            </w:pPr>
-            <w:r>
-              <w:rPr>
-                <w:rFonts w:asciiTheme="minorEastAsia" w:hAnsiTheme="minorEastAsia" w:cs="맑은 고딕" w:hint="eastAsia"/>
-                <w:lang w:eastAsia="ko-KR"/>
-              </w:rPr>
-              <w:t>2：運</w:t>
-            </w:r>
-            <w:r>
-              <w:rPr>
-                <w:rFonts w:asciiTheme="minorEastAsia" w:hAnsiTheme="minorEastAsia" w:cs="Noto Sans KR" w:hint="eastAsia"/>
-                <w:lang w:eastAsia="ko-KR"/>
-              </w:rPr>
-              <w:t>済</w:t>
-            </w:r>
-          </w:p>
-        </w:tc>
-      </w:tr>
-    </w:tbl>
-    <w:p>
-      <w:pPr>
-        <w:rPr>
-          <w:rFonts w:asciiTheme="minorEastAsia" w:hAnsiTheme="minorEastAsia" w:cs="맑은 고딕"/>
-          <w:lang w:eastAsia="ko-KR"/>
-        </w:rPr>
-      </w:pPr>
-    </w:p>
-    <w:p>
-      <w:pPr>
-        <w:rPr>
-          <w:rFonts w:asciiTheme="minorEastAsia" w:hAnsiTheme="minorEastAsia" w:cs="맑은 고딕"/>
-        </w:rPr>
-      </w:pPr>
-      <w:r>
-        <w:rPr>
-          <w:rFonts w:asciiTheme="minorEastAsia" w:hAnsiTheme="minorEastAsia" w:cs="맑은 고딕" w:hint="eastAsia"/>
-        </w:rPr>
-        <w:t>UNKOUINFO</w:t>
-      </w:r>
-      <w:r>
-        <w:rPr>
-          <w:rFonts w:asciiTheme="minorEastAsia" w:hAnsiTheme="minorEastAsia" w:cs="맑은 고딕" w:hint="eastAsia"/>
-        </w:rPr>
-        <w:t>（</w:t>
-      </w:r>
-      <w:r>
-        <w:rPr>
-          <w:rFonts w:asciiTheme="minorEastAsia" w:hAnsiTheme="minorEastAsia" w:cs="맑은 고딕"/>
-        </w:rPr>
-        <w:t>列車運行情報テーブル</w:t>
-      </w:r>
-      <w:r>
-        <w:rPr>
-          <w:rFonts w:asciiTheme="minorEastAsia" w:hAnsiTheme="minorEastAsia" w:cs="맑은 고딕" w:hint="eastAsia"/>
-        </w:rPr>
-        <w:t>）</w:t>
-      </w:r>
-    </w:p>
-    <w:tbl>
-      <w:tblPr>
-        <w:tblStyle w:val="aa"/>
-        <w:tblW w:w="0" w:type="auto"/>
-        <w:tblLook w:val="04A0" w:firstRow="1" w:lastRow="0" w:firstColumn="1" w:lastColumn="0" w:noHBand="0" w:noVBand="1"/>
-      </w:tblPr>
-      <w:tblGrid>
-        <w:gridCol w:w="1855"/>
-        <w:gridCol w:w="1854"/>
-        <w:gridCol w:w="1803"/>
-        <w:gridCol w:w="1752"/>
-        <w:gridCol w:w="1752"/>
-      </w:tblGrid>
-      <w:tr>
-        <w:tc>
-          <w:tcPr>
-            <w:tcW w:w="1855" w:type="dxa"/>
-          </w:tcPr>
-          <w:p>
-            <w:pPr>
-              <w:rPr>
-                <w:rFonts w:asciiTheme="minorEastAsia" w:hAnsiTheme="minorEastAsia" w:cs="맑은 고딕" w:hint="eastAsia"/>
-              </w:rPr>
-            </w:pPr>
-            <w:r>
-              <w:rPr>
-                <w:rFonts w:asciiTheme="minorEastAsia" w:hAnsiTheme="minorEastAsia" w:cs="맑은 고딕" w:hint="eastAsia"/>
-              </w:rPr>
-              <w:t>カラム名（物理）</w:t>
-            </w:r>
-          </w:p>
-        </w:tc>
-        <w:tc>
-          <w:tcPr>
-            <w:tcW w:w="1854" w:type="dxa"/>
-          </w:tcPr>
-          <w:p>
-            <w:pPr>
-              <w:rPr>
-                <w:rFonts w:asciiTheme="minorEastAsia" w:hAnsiTheme="minorEastAsia" w:cs="맑은 고딕" w:hint="eastAsia"/>
-              </w:rPr>
-            </w:pPr>
-            <w:r>
-              <w:rPr>
-                <w:rFonts w:asciiTheme="minorEastAsia" w:hAnsiTheme="minorEastAsia" w:cs="맑은 고딕" w:hint="eastAsia"/>
-              </w:rPr>
-              <w:t>カラム名（論理）</w:t>
-            </w:r>
-          </w:p>
-        </w:tc>
-        <w:tc>
-          <w:tcPr>
-            <w:tcW w:w="1803" w:type="dxa"/>
-          </w:tcPr>
-          <w:p>
-            <w:pPr>
-              <w:rPr>
-                <w:rFonts w:asciiTheme="minorEastAsia" w:hAnsiTheme="minorEastAsia" w:cs="맑은 고딕" w:hint="eastAsia"/>
-                <w:lang w:eastAsia="ko-KR"/>
-              </w:rPr>
-            </w:pPr>
-            <w:r>
-              <w:rPr>
-                <w:rFonts w:asciiTheme="minorEastAsia" w:hAnsiTheme="minorEastAsia" w:cs="맑은 고딕" w:hint="eastAsia"/>
-              </w:rPr>
-              <w:t>データ型</w:t>
-            </w:r>
-          </w:p>
-        </w:tc>
-        <w:tc>
-          <w:tcPr>
-            <w:tcW w:w="1752" w:type="dxa"/>
-          </w:tcPr>
-          <w:p>
-            <w:pPr>
-              <w:rPr>
-                <w:rFonts w:asciiTheme="minorEastAsia" w:hAnsiTheme="minorEastAsia" w:cs="맑은 고딕" w:hint="eastAsia"/>
-                <w:lang w:eastAsia="ko-KR"/>
-              </w:rPr>
-            </w:pPr>
-            <w:r>
-              <w:rPr>
-                <w:rFonts w:asciiTheme="minorEastAsia" w:hAnsiTheme="minorEastAsia" w:cs="맑은 고딕" w:hint="eastAsia"/>
-              </w:rPr>
-              <w:t>NULL</w:t>
-            </w:r>
-          </w:p>
-        </w:tc>
-        <w:tc>
-          <w:tcPr>
-            <w:tcW w:w="1752" w:type="dxa"/>
-          </w:tcPr>
-          <w:p>
-            <w:pPr>
-              <w:rPr>
-                <w:rFonts w:asciiTheme="minorEastAsia" w:hAnsiTheme="minorEastAsia" w:cs="맑은 고딕" w:hint="eastAsia"/>
-                <w:lang w:eastAsia="ko-KR"/>
-              </w:rPr>
-            </w:pPr>
-            <w:r>
-              <w:rPr>
-                <w:rFonts w:asciiTheme="minorEastAsia" w:hAnsiTheme="minorEastAsia" w:cs="맑은 고딕" w:hint="eastAsia"/>
-              </w:rPr>
-              <w:t>備考</w:t>
-            </w:r>
-          </w:p>
-        </w:tc>
-      </w:tr>
-      <w:tr>
-        <w:tc>
-          <w:tcPr>
-            <w:tcW w:w="1855" w:type="dxa"/>
-          </w:tcPr>
-          <w:p>
-            <w:pPr>
-              <w:rPr>
-                <w:rFonts w:asciiTheme="minorEastAsia" w:hAnsiTheme="minorEastAsia" w:cs="맑은 고딕" w:hint="eastAsia"/>
-                <w:lang w:eastAsia="ko-KR"/>
-              </w:rPr>
-            </w:pPr>
-            <w:r>
-              <w:rPr>
-                <w:rFonts w:asciiTheme="minorEastAsia" w:hAnsiTheme="minorEastAsia" w:cs="맑은 고딕" w:hint="eastAsia"/>
-              </w:rPr>
-              <w:t>RETSUBAN</w:t>
-            </w:r>
-          </w:p>
-        </w:tc>
-        <w:tc>
-          <w:tcPr>
-            <w:tcW w:w="1854" w:type="dxa"/>
-          </w:tcPr>
-          <w:p>
-            <w:pPr>
-              <w:rPr>
-                <w:rFonts w:asciiTheme="minorEastAsia" w:hAnsiTheme="minorEastAsia" w:cs="맑은 고딕" w:hint="eastAsia"/>
-                <w:lang w:eastAsia="ko-KR"/>
-              </w:rPr>
-            </w:pPr>
-            <w:r>
-              <w:rPr>
-                <w:rFonts w:asciiTheme="minorEastAsia" w:hAnsiTheme="minorEastAsia" w:cs="맑은 고딕" w:hint="eastAsia"/>
-              </w:rPr>
-              <w:t>列番</w:t>
-            </w:r>
-          </w:p>
-        </w:tc>
-        <w:tc>
-          <w:tcPr>
-            <w:tcW w:w="1803" w:type="dxa"/>
-          </w:tcPr>
-          <w:p>
-            <w:pPr>
-              <w:rPr>
-                <w:rFonts w:asciiTheme="minorEastAsia" w:hAnsiTheme="minorEastAsia" w:cs="맑은 고딕" w:hint="eastAsia"/>
-                <w:lang w:eastAsia="ko-KR"/>
-              </w:rPr>
-            </w:pPr>
-            <w:r>
-              <w:rPr>
-                <w:rFonts w:asciiTheme="minorEastAsia" w:hAnsiTheme="minorEastAsia" w:cs="맑은 고딕" w:hint="eastAsia"/>
-                <w:lang w:eastAsia="ko-KR"/>
-              </w:rPr>
-              <w:t>INT</w:t>
-            </w:r>
-          </w:p>
-        </w:tc>
-        <w:tc>
-          <w:tcPr>
-            <w:tcW w:w="1752" w:type="dxa"/>
-          </w:tcPr>
-          <w:p>
-            <w:pPr>
-              <w:rPr>
-                <w:rFonts w:asciiTheme="minorEastAsia" w:hAnsiTheme="minorEastAsia" w:cs="맑은 고딕" w:hint="eastAsia"/>
-                <w:lang w:eastAsia="ko-KR"/>
-              </w:rPr>
-            </w:pPr>
-            <w:r>
-              <w:rPr>
-                <w:rFonts w:asciiTheme="minorEastAsia" w:hAnsiTheme="minorEastAsia" w:cs="맑은 고딕" w:hint="eastAsia"/>
-                <w:lang w:eastAsia="ko-KR"/>
-              </w:rPr>
-              <w:t>NOT NULL</w:t>
-            </w:r>
-          </w:p>
-        </w:tc>
-        <w:tc>
-          <w:tcPr>
-            <w:tcW w:w="1752" w:type="dxa"/>
-          </w:tcPr>
-          <w:p>
-            <w:pPr>
-              <w:rPr>
-                <w:rFonts w:asciiTheme="minorEastAsia" w:hAnsiTheme="minorEastAsia" w:cs="맑은 고딕" w:hint="eastAsia"/>
-                <w:lang w:eastAsia="ko-KR"/>
-              </w:rPr>
-            </w:pPr>
-          </w:p>
-        </w:tc>
-      </w:tr>
-      <w:tr>
-        <w:tc>
-          <w:tcPr>
-            <w:tcW w:w="1855" w:type="dxa"/>
-          </w:tcPr>
-          <w:p>
-            <w:pPr>
-              <w:rPr>
-                <w:rFonts w:asciiTheme="minorEastAsia" w:hAnsiTheme="minorEastAsia" w:cs="맑은 고딕" w:hint="eastAsia"/>
-                <w:lang w:eastAsia="ko-KR"/>
-              </w:rPr>
-            </w:pPr>
-            <w:r>
-              <w:rPr>
-                <w:rFonts w:asciiTheme="minorEastAsia" w:hAnsiTheme="minorEastAsia" w:cs="맑은 고딕" w:hint="eastAsia"/>
-                <w:lang w:eastAsia="ko-KR"/>
-              </w:rPr>
-              <w:t>EKINAME</w:t>
-            </w:r>
-          </w:p>
-        </w:tc>
-        <w:tc>
-          <w:tcPr>
-            <w:tcW w:w="1854" w:type="dxa"/>
-          </w:tcPr>
-          <w:p>
-            <w:pPr>
-              <w:rPr>
-                <w:rFonts w:asciiTheme="minorEastAsia" w:hAnsiTheme="minorEastAsia" w:cs="맑은 고딕" w:hint="eastAsia"/>
-              </w:rPr>
-            </w:pPr>
-            <w:r>
-              <w:rPr>
-                <w:rFonts w:asciiTheme="minorEastAsia" w:hAnsiTheme="minorEastAsia" w:cs="Noto Sans KR" w:hint="eastAsia"/>
-                <w:lang w:eastAsia="ko-KR"/>
-              </w:rPr>
-              <w:t>駅</w:t>
-            </w:r>
-            <w:r>
-              <w:rPr>
-                <w:rFonts w:asciiTheme="minorEastAsia" w:hAnsiTheme="minorEastAsia" w:cs="맑은 고딕" w:hint="eastAsia"/>
-                <w:lang w:eastAsia="ko-KR"/>
-              </w:rPr>
-              <w:t>運行情報</w:t>
-            </w:r>
-          </w:p>
-        </w:tc>
-        <w:tc>
-          <w:tcPr>
-            <w:tcW w:w="1803" w:type="dxa"/>
-          </w:tcPr>
-          <w:p>
-            <w:pPr>
-              <w:rPr>
-                <w:rFonts w:asciiTheme="minorEastAsia" w:hAnsiTheme="minorEastAsia" w:cs="맑은 고딕" w:hint="eastAsia"/>
-                <w:lang w:eastAsia="ko-KR"/>
-              </w:rPr>
-            </w:pPr>
-            <w:r>
-              <w:rPr>
-                <w:rFonts w:asciiTheme="minorEastAsia" w:hAnsiTheme="minorEastAsia" w:cs="맑은 고딕" w:hint="eastAsia"/>
-                <w:lang w:eastAsia="ko-KR"/>
-              </w:rPr>
-              <w:t>VARCHAR(16)</w:t>
-            </w:r>
-          </w:p>
-        </w:tc>
-        <w:tc>
-          <w:tcPr>
-            <w:tcW w:w="1752" w:type="dxa"/>
-          </w:tcPr>
-          <w:p>
-            <w:pPr>
-              <w:rPr>
-                <w:rFonts w:asciiTheme="minorEastAsia" w:hAnsiTheme="minorEastAsia" w:cs="맑은 고딕" w:hint="eastAsia"/>
-                <w:lang w:eastAsia="ko-KR"/>
-              </w:rPr>
-            </w:pPr>
-            <w:r>
-              <w:rPr>
-                <w:rFonts w:asciiTheme="minorEastAsia" w:hAnsiTheme="minorEastAsia" w:cs="맑은 고딕" w:hint="eastAsia"/>
-                <w:lang w:eastAsia="ko-KR"/>
-              </w:rPr>
-              <w:t>NOT NULL</w:t>
-            </w:r>
-          </w:p>
-        </w:tc>
-        <w:tc>
-          <w:tcPr>
-            <w:tcW w:w="1752" w:type="dxa"/>
-          </w:tcPr>
-          <w:p>
-            <w:pPr>
-              <w:rPr>
-                <w:rFonts w:asciiTheme="minorEastAsia" w:hAnsiTheme="minorEastAsia" w:cs="맑은 고딕" w:hint="eastAsia"/>
-                <w:lang w:eastAsia="ko-KR"/>
-              </w:rPr>
-            </w:pPr>
-          </w:p>
-        </w:tc>
-      </w:tr>
-      <w:tr>
-        <w:tc>
-          <w:tcPr>
-            <w:tcW w:w="1855" w:type="dxa"/>
-          </w:tcPr>
-          <w:p>
-            <w:pPr>
-              <w:rPr>
-                <w:rFonts w:asciiTheme="minorEastAsia" w:hAnsiTheme="minorEastAsia" w:cs="맑은 고딕" w:hint="eastAsia"/>
-                <w:lang w:eastAsia="ko-KR"/>
-              </w:rPr>
-            </w:pPr>
-            <w:r>
-              <w:rPr>
-                <w:rFonts w:asciiTheme="minorEastAsia" w:hAnsiTheme="minorEastAsia" w:cs="맑은 고딕" w:hint="eastAsia"/>
-                <w:lang w:eastAsia="ko-KR"/>
-              </w:rPr>
-              <w:t>ARR_TIME</w:t>
-            </w:r>
-          </w:p>
-        </w:tc>
-        <w:tc>
-          <w:tcPr>
-            <w:tcW w:w="1854" w:type="dxa"/>
-          </w:tcPr>
-          <w:p>
-            <w:pPr>
-              <w:rPr>
-                <w:rFonts w:asciiTheme="minorEastAsia" w:hAnsiTheme="minorEastAsia" w:cs="Noto Sans KR" w:hint="eastAsia"/>
-                <w:lang w:eastAsia="ko-KR"/>
-              </w:rPr>
-            </w:pPr>
-            <w:r>
-              <w:rPr>
-                <w:rFonts w:asciiTheme="minorEastAsia" w:hAnsiTheme="minorEastAsia" w:cs="맑은 고딕" w:hint="eastAsia"/>
-                <w:lang w:eastAsia="ko-KR"/>
-              </w:rPr>
-              <w:t>到着時間</w:t>
-            </w:r>
-          </w:p>
-        </w:tc>
-        <w:tc>
-          <w:tcPr>
-            <w:tcW w:w="1803" w:type="dxa"/>
-          </w:tcPr>
-          <w:p>
-            <w:pPr>
-              <w:rPr>
-                <w:rFonts w:asciiTheme="minorEastAsia" w:hAnsiTheme="minorEastAsia" w:cs="맑은 고딕" w:hint="eastAsia"/>
-                <w:lang w:eastAsia="ko-KR"/>
-              </w:rPr>
-            </w:pPr>
-            <w:r>
-              <w:rPr>
-                <w:rFonts w:asciiTheme="minorEastAsia" w:hAnsiTheme="minorEastAsia" w:cs="맑은 고딕"/>
-                <w:lang w:eastAsia="ko-KR"/>
-              </w:rPr>
-              <w:t>DATETIME</w:t>
-            </w:r>
-          </w:p>
-        </w:tc>
-        <w:tc>
-          <w:tcPr>
-            <w:tcW w:w="1752" w:type="dxa"/>
-          </w:tcPr>
-          <w:p>
-            <w:pPr>
-              <w:rPr>
-                <w:rFonts w:asciiTheme="minorEastAsia" w:hAnsiTheme="minorEastAsia" w:cs="맑은 고딕" w:hint="eastAsia"/>
-                <w:lang w:eastAsia="ko-KR"/>
-              </w:rPr>
-            </w:pPr>
-            <w:r>
-              <w:rPr>
-                <w:rFonts w:asciiTheme="minorEastAsia" w:hAnsiTheme="minorEastAsia" w:cs="맑은 고딕" w:hint="eastAsia"/>
-                <w:lang w:eastAsia="ko-KR"/>
-              </w:rPr>
-              <w:t>NULL</w:t>
-            </w:r>
-          </w:p>
-        </w:tc>
-        <w:tc>
-          <w:tcPr>
-            <w:tcW w:w="1752" w:type="dxa"/>
-          </w:tcPr>
-          <w:p>
-            <w:pPr>
-              <w:rPr>
-                <w:rFonts w:asciiTheme="minorEastAsia" w:hAnsiTheme="minorEastAsia" w:cs="맑은 고딕" w:hint="eastAsia"/>
-                <w:lang w:eastAsia="ko-KR"/>
-              </w:rPr>
-            </w:pPr>
-          </w:p>
-        </w:tc>
-      </w:tr>
-      <w:tr>
-        <w:tc>
-          <w:tcPr>
-            <w:tcW w:w="1855" w:type="dxa"/>
-          </w:tcPr>
-          <w:p>
-            <w:pPr>
-              <w:rPr>
-                <w:rFonts w:asciiTheme="minorEastAsia" w:hAnsiTheme="minorEastAsia" w:cs="맑은 고딕" w:hint="eastAsia"/>
-                <w:lang w:eastAsia="ko-KR"/>
-              </w:rPr>
-            </w:pPr>
-            <w:r>
-              <w:rPr>
-                <w:rFonts w:asciiTheme="minorEastAsia" w:hAnsiTheme="minorEastAsia" w:cs="맑은 고딕" w:hint="eastAsia"/>
-                <w:lang w:eastAsia="ko-KR"/>
-              </w:rPr>
-              <w:t>DEP_TIME</w:t>
-            </w:r>
-          </w:p>
-        </w:tc>
-        <w:tc>
-          <w:tcPr>
-            <w:tcW w:w="1854" w:type="dxa"/>
-          </w:tcPr>
-          <w:p>
-            <w:pPr>
-              <w:rPr>
-                <w:rFonts w:asciiTheme="minorEastAsia" w:hAnsiTheme="minorEastAsia" w:cs="Noto Sans KR" w:hint="eastAsia"/>
-                <w:lang w:eastAsia="ko-KR"/>
-              </w:rPr>
-            </w:pPr>
-            <w:r>
-              <w:rPr>
-                <w:rFonts w:asciiTheme="minorEastAsia" w:hAnsiTheme="minorEastAsia" w:cs="맑은 고딕" w:hint="eastAsia"/>
-                <w:lang w:eastAsia="ko-KR"/>
-              </w:rPr>
-              <w:t>出</w:t>
-            </w:r>
-            <w:r>
-              <w:rPr>
-                <w:rFonts w:asciiTheme="minorEastAsia" w:hAnsiTheme="minorEastAsia" w:cs="Noto Sans KR" w:hint="eastAsia"/>
-                <w:lang w:eastAsia="ko-KR"/>
-              </w:rPr>
-              <w:t>発</w:t>
-            </w:r>
-            <w:r>
-              <w:rPr>
-                <w:rFonts w:asciiTheme="minorEastAsia" w:hAnsiTheme="minorEastAsia" w:cs="맑은 고딕" w:hint="eastAsia"/>
-                <w:lang w:eastAsia="ko-KR"/>
-              </w:rPr>
-              <w:t>時間</w:t>
-            </w:r>
-          </w:p>
-        </w:tc>
-        <w:tc>
-          <w:tcPr>
-            <w:tcW w:w="1803" w:type="dxa"/>
-          </w:tcPr>
-          <w:p>
-            <w:pPr>
-              <w:rPr>
-                <w:rFonts w:asciiTheme="minorEastAsia" w:hAnsiTheme="minorEastAsia" w:cs="맑은 고딕" w:hint="eastAsia"/>
-                <w:lang w:eastAsia="ko-KR"/>
-              </w:rPr>
-            </w:pPr>
-            <w:r>
-              <w:rPr>
-                <w:rFonts w:asciiTheme="minorEastAsia" w:hAnsiTheme="minorEastAsia" w:cs="맑은 고딕"/>
-                <w:lang w:eastAsia="ko-KR"/>
-              </w:rPr>
-              <w:t>DATETIME</w:t>
-            </w:r>
-          </w:p>
-        </w:tc>
-        <w:tc>
-          <w:tcPr>
-            <w:tcW w:w="1752" w:type="dxa"/>
-          </w:tcPr>
-          <w:p>
-            <w:pPr>
-              <w:rPr>
-                <w:rFonts w:asciiTheme="minorEastAsia" w:hAnsiTheme="minorEastAsia" w:cs="맑은 고딕" w:hint="eastAsia"/>
-                <w:lang w:eastAsia="ko-KR"/>
-              </w:rPr>
-            </w:pPr>
-            <w:r>
-              <w:rPr>
-                <w:rFonts w:asciiTheme="minorEastAsia" w:hAnsiTheme="minorEastAsia" w:cs="맑은 고딕" w:hint="eastAsia"/>
-                <w:lang w:eastAsia="ko-KR"/>
-              </w:rPr>
-              <w:t>NULL</w:t>
-            </w:r>
-          </w:p>
-        </w:tc>
-        <w:tc>
-          <w:tcPr>
-            <w:tcW w:w="1752" w:type="dxa"/>
-          </w:tcPr>
-          <w:p>
-            <w:pPr>
-              <w:rPr>
-                <w:rFonts w:asciiTheme="minorEastAsia" w:hAnsiTheme="minorEastAsia" w:cs="맑은 고딕" w:hint="eastAsia"/>
+                <w:rFonts w:asciiTheme="minorEastAsia" w:hAnsiTheme="minorEastAsia" w:cs="맑은 고딕"/>
                 <w:lang w:eastAsia="ko-KR"/>
               </w:rPr>
             </w:pPr>
@@ -2393,8 +2382,33 @@
                                 <w:rFonts w:asciiTheme="minorEastAsia" w:eastAsia="맑은 고딕" w:hAnsiTheme="minorEastAsia"/>
                                 <w:lang w:eastAsia="ko-KR"/>
                               </w:rPr>
-                              <w:t>CREATE DATABASE train_db;</w:t>
+                              <w:t xml:space="preserve">CREATE DATABASE </w:t>
                             </w:r>
+                            <w:proofErr w:type="spellStart"/>
+                            <w:r>
+                              <w:rPr>
+                                <w:rFonts w:asciiTheme="minorEastAsia" w:eastAsia="맑은 고딕" w:hAnsiTheme="minorEastAsia"/>
+                                <w:lang w:eastAsia="ko-KR"/>
+                              </w:rPr>
+                              <w:t>train_</w:t>
+                            </w:r>
+                            <w:proofErr w:type="gramStart"/>
+                            <w:r>
+                              <w:rPr>
+                                <w:rFonts w:asciiTheme="minorEastAsia" w:eastAsia="맑은 고딕" w:hAnsiTheme="minorEastAsia"/>
+                                <w:lang w:eastAsia="ko-KR"/>
+                              </w:rPr>
+                              <w:t>db</w:t>
+                            </w:r>
+                            <w:proofErr w:type="spellEnd"/>
+                            <w:r>
+                              <w:rPr>
+                                <w:rFonts w:asciiTheme="minorEastAsia" w:eastAsia="맑은 고딕" w:hAnsiTheme="minorEastAsia"/>
+                                <w:lang w:eastAsia="ko-KR"/>
+                              </w:rPr>
+                              <w:t>;</w:t>
+                            </w:r>
+                            <w:proofErr w:type="gramEnd"/>
                           </w:p>
                           <w:p>
                             <w:pPr>
@@ -2408,8 +2422,33 @@
                                 <w:rFonts w:asciiTheme="minorEastAsia" w:eastAsia="맑은 고딕" w:hAnsiTheme="minorEastAsia"/>
                                 <w:lang w:eastAsia="ko-KR"/>
                               </w:rPr>
-                              <w:t>USE train_db;</w:t>
+                              <w:t xml:space="preserve">USE </w:t>
                             </w:r>
+                            <w:proofErr w:type="spellStart"/>
+                            <w:r>
+                              <w:rPr>
+                                <w:rFonts w:asciiTheme="minorEastAsia" w:eastAsia="맑은 고딕" w:hAnsiTheme="minorEastAsia"/>
+                                <w:lang w:eastAsia="ko-KR"/>
+                              </w:rPr>
+                              <w:t>train_</w:t>
+                            </w:r>
+                            <w:proofErr w:type="gramStart"/>
+                            <w:r>
+                              <w:rPr>
+                                <w:rFonts w:asciiTheme="minorEastAsia" w:eastAsia="맑은 고딕" w:hAnsiTheme="minorEastAsia"/>
+                                <w:lang w:eastAsia="ko-KR"/>
+                              </w:rPr>
+                              <w:t>db</w:t>
+                            </w:r>
+                            <w:proofErr w:type="spellEnd"/>
+                            <w:r>
+                              <w:rPr>
+                                <w:rFonts w:asciiTheme="minorEastAsia" w:eastAsia="맑은 고딕" w:hAnsiTheme="minorEastAsia"/>
+                                <w:lang w:eastAsia="ko-KR"/>
+                              </w:rPr>
+                              <w:t>;</w:t>
+                            </w:r>
+                            <w:proofErr w:type="gramEnd"/>
                           </w:p>
                           <w:p>
                             <w:pPr>
@@ -2637,7 +2676,7 @@
                           <w:p>
                             <w:pPr>
                               <w:rPr>
-                                <w:rFonts w:asciiTheme="minorEastAsia" w:eastAsia="맑은 고딕" w:hAnsiTheme="minorEastAsia" w:hint="eastAsia"/>
+                                <w:rFonts w:asciiTheme="minorEastAsia" w:eastAsia="맑은 고딕" w:hAnsiTheme="minorEastAsia"/>
                                 <w:lang w:eastAsia="ko-KR"/>
                               </w:rPr>
                             </w:pPr>
@@ -2646,14 +2685,7 @@
                                 <w:rFonts w:asciiTheme="minorEastAsia" w:eastAsia="맑은 고딕" w:hAnsiTheme="minorEastAsia"/>
                                 <w:lang w:eastAsia="ko-KR"/>
                               </w:rPr>
-                              <w:t>SHOW DATABASES;</w:t>
-                            </w:r>
-                            <w:r>
-                              <w:rPr>
-                                <w:rFonts w:asciiTheme="minorEastAsia" w:eastAsia="맑은 고딕" w:hAnsiTheme="minorEastAsia"/>
-                                <w:lang w:eastAsia="ko-KR"/>
-                              </w:rPr>
-                              <w:t xml:space="preserve"> </w:t>
+                              <w:t xml:space="preserve">SHOW DATABASES; </w:t>
                             </w:r>
                             <w:r>
                               <w:rPr>
@@ -2661,8 +2693,17 @@
                                 <w:lang w:eastAsia="ko-KR"/>
                               </w:rPr>
                               <w:br/>
-                              <w:t>SHOW TABLES;</w:t>
+                              <w:t xml:space="preserve">SHOW </w:t>
                             </w:r>
+                            <w:proofErr w:type="gramStart"/>
+                            <w:r>
+                              <w:rPr>
+                                <w:rFonts w:asciiTheme="minorEastAsia" w:eastAsia="맑은 고딕" w:hAnsiTheme="minorEastAsia"/>
+                                <w:lang w:eastAsia="ko-KR"/>
+                              </w:rPr>
+                              <w:t>TABLES;</w:t>
+                            </w:r>
+                            <w:proofErr w:type="gramEnd"/>
                           </w:p>
                         </w:txbxContent>
                       </wps:txbx>
@@ -2702,8 +2743,33 @@
                           <w:rFonts w:asciiTheme="minorEastAsia" w:eastAsia="맑은 고딕" w:hAnsiTheme="minorEastAsia"/>
                           <w:lang w:eastAsia="ko-KR"/>
                         </w:rPr>
-                        <w:t>CREATE DATABASE train_db;</w:t>
+                        <w:t xml:space="preserve">CREATE DATABASE </w:t>
                       </w:r>
+                      <w:proofErr w:type="spellStart"/>
+                      <w:r>
+                        <w:rPr>
+                          <w:rFonts w:asciiTheme="minorEastAsia" w:eastAsia="맑은 고딕" w:hAnsiTheme="minorEastAsia"/>
+                          <w:lang w:eastAsia="ko-KR"/>
+                        </w:rPr>
+                        <w:t>train_</w:t>
+                      </w:r>
+                      <w:proofErr w:type="gramStart"/>
+                      <w:r>
+                        <w:rPr>
+                          <w:rFonts w:asciiTheme="minorEastAsia" w:eastAsia="맑은 고딕" w:hAnsiTheme="minorEastAsia"/>
+                          <w:lang w:eastAsia="ko-KR"/>
+                        </w:rPr>
+                        <w:t>db</w:t>
+                      </w:r>
+                      <w:proofErr w:type="spellEnd"/>
+                      <w:r>
+                        <w:rPr>
+                          <w:rFonts w:asciiTheme="minorEastAsia" w:eastAsia="맑은 고딕" w:hAnsiTheme="minorEastAsia"/>
+                          <w:lang w:eastAsia="ko-KR"/>
+                        </w:rPr>
+                        <w:t>;</w:t>
+                      </w:r>
+                      <w:proofErr w:type="gramEnd"/>
                     </w:p>
                     <w:p>
                       <w:pPr>
@@ -2717,8 +2783,33 @@
                           <w:rFonts w:asciiTheme="minorEastAsia" w:eastAsia="맑은 고딕" w:hAnsiTheme="minorEastAsia"/>
                           <w:lang w:eastAsia="ko-KR"/>
                         </w:rPr>
-                        <w:t>USE train_db;</w:t>
+                        <w:t xml:space="preserve">USE </w:t>
                       </w:r>
+                      <w:proofErr w:type="spellStart"/>
+                      <w:r>
+                        <w:rPr>
+                          <w:rFonts w:asciiTheme="minorEastAsia" w:eastAsia="맑은 고딕" w:hAnsiTheme="minorEastAsia"/>
+                          <w:lang w:eastAsia="ko-KR"/>
+                        </w:rPr>
+                        <w:t>train_</w:t>
+                      </w:r>
+                      <w:proofErr w:type="gramStart"/>
+                      <w:r>
+                        <w:rPr>
+                          <w:rFonts w:asciiTheme="minorEastAsia" w:eastAsia="맑은 고딕" w:hAnsiTheme="minorEastAsia"/>
+                          <w:lang w:eastAsia="ko-KR"/>
+                        </w:rPr>
+                        <w:t>db</w:t>
+                      </w:r>
+                      <w:proofErr w:type="spellEnd"/>
+                      <w:r>
+                        <w:rPr>
+                          <w:rFonts w:asciiTheme="minorEastAsia" w:eastAsia="맑은 고딕" w:hAnsiTheme="minorEastAsia"/>
+                          <w:lang w:eastAsia="ko-KR"/>
+                        </w:rPr>
+                        <w:t>;</w:t>
+                      </w:r>
+                      <w:proofErr w:type="gramEnd"/>
                     </w:p>
                     <w:p>
                       <w:pPr>
@@ -2946,7 +3037,7 @@
                     <w:p>
                       <w:pPr>
                         <w:rPr>
-                          <w:rFonts w:asciiTheme="minorEastAsia" w:eastAsia="맑은 고딕" w:hAnsiTheme="minorEastAsia" w:hint="eastAsia"/>
+                          <w:rFonts w:asciiTheme="minorEastAsia" w:eastAsia="맑은 고딕" w:hAnsiTheme="minorEastAsia"/>
                           <w:lang w:eastAsia="ko-KR"/>
                         </w:rPr>
                       </w:pPr>
@@ -2955,14 +3046,7 @@
                           <w:rFonts w:asciiTheme="minorEastAsia" w:eastAsia="맑은 고딕" w:hAnsiTheme="minorEastAsia"/>
                           <w:lang w:eastAsia="ko-KR"/>
                         </w:rPr>
-                        <w:t>SHOW DATABASES;</w:t>
-                      </w:r>
-                      <w:r>
-                        <w:rPr>
-                          <w:rFonts w:asciiTheme="minorEastAsia" w:eastAsia="맑은 고딕" w:hAnsiTheme="minorEastAsia"/>
-                          <w:lang w:eastAsia="ko-KR"/>
-                        </w:rPr>
-                        <w:t xml:space="preserve"> </w:t>
+                        <w:t xml:space="preserve">SHOW DATABASES; </w:t>
                       </w:r>
                       <w:r>
                         <w:rPr>
@@ -2970,8 +3054,17 @@
                           <w:lang w:eastAsia="ko-KR"/>
                         </w:rPr>
                         <w:br/>
-                        <w:t>SHOW TABLES;</w:t>
+                        <w:t xml:space="preserve">SHOW </w:t>
                       </w:r>
+                      <w:proofErr w:type="gramStart"/>
+                      <w:r>
+                        <w:rPr>
+                          <w:rFonts w:asciiTheme="minorEastAsia" w:eastAsia="맑은 고딕" w:hAnsiTheme="minorEastAsia"/>
+                          <w:lang w:eastAsia="ko-KR"/>
+                        </w:rPr>
+                        <w:t>TABLES;</w:t>
+                      </w:r>
+                      <w:proofErr w:type="gramEnd"/>
                     </w:p>
                   </w:txbxContent>
                 </v:textbox>
@@ -3060,7 +3153,7 @@
           <w:p>
             <w:pPr>
               <w:rPr>
-                <w:rFonts w:asciiTheme="minorEastAsia" w:hAnsiTheme="minorEastAsia" w:cs="맑은 고딕" w:hint="eastAsia"/>
+                <w:rFonts w:asciiTheme="minorEastAsia" w:hAnsiTheme="minorEastAsia" w:cs="맑은 고딕"/>
               </w:rPr>
             </w:pPr>
             <w:r>
@@ -3078,7 +3171,7 @@
           <w:p>
             <w:pPr>
               <w:rPr>
-                <w:rFonts w:asciiTheme="minorEastAsia" w:hAnsiTheme="minorEastAsia" w:cs="맑은 고딕" w:hint="eastAsia"/>
+                <w:rFonts w:asciiTheme="minorEastAsia" w:hAnsiTheme="minorEastAsia" w:cs="맑은 고딕"/>
               </w:rPr>
             </w:pPr>
             <w:r>
@@ -3099,7 +3192,7 @@
             <w:pPr>
               <w:jc w:val="center"/>
               <w:rPr>
-                <w:rFonts w:asciiTheme="minorEastAsia" w:hAnsiTheme="minorEastAsia" w:cs="맑은 고딕" w:hint="eastAsia"/>
+                <w:rFonts w:asciiTheme="minorEastAsia" w:hAnsiTheme="minorEastAsia" w:cs="맑은 고딕"/>
                 <w:lang w:eastAsia="ko-KR"/>
               </w:rPr>
             </w:pPr>
@@ -3120,7 +3213,7 @@
             <w:pPr>
               <w:jc w:val="center"/>
               <w:rPr>
-                <w:rFonts w:asciiTheme="minorEastAsia" w:hAnsiTheme="minorEastAsia" w:cs="맑은 고딕" w:hint="eastAsia"/>
+                <w:rFonts w:asciiTheme="minorEastAsia" w:hAnsiTheme="minorEastAsia" w:cs="맑은 고딕"/>
                 <w:lang w:eastAsia="ko-KR"/>
               </w:rPr>
             </w:pPr>
@@ -3142,7 +3235,7 @@
             <w:pPr>
               <w:jc w:val="center"/>
               <w:rPr>
-                <w:rFonts w:asciiTheme="minorEastAsia" w:hAnsiTheme="minorEastAsia" w:cs="맑은 고딕" w:hint="eastAsia"/>
+                <w:rFonts w:asciiTheme="minorEastAsia" w:hAnsiTheme="minorEastAsia" w:cs="맑은 고딕"/>
                 <w:lang w:eastAsia="ko-KR"/>
               </w:rPr>
             </w:pPr>
@@ -3163,7 +3256,7 @@
             <w:pPr>
               <w:jc w:val="center"/>
               <w:rPr>
-                <w:rFonts w:asciiTheme="minorEastAsia" w:hAnsiTheme="minorEastAsia" w:cs="맑은 고딕" w:hint="eastAsia"/>
+                <w:rFonts w:asciiTheme="minorEastAsia" w:hAnsiTheme="minorEastAsia" w:cs="맑은 고딕"/>
               </w:rPr>
             </w:pPr>
             <w:r>
@@ -3184,7 +3277,7 @@
             <w:pPr>
               <w:jc w:val="center"/>
               <w:rPr>
-                <w:rFonts w:asciiTheme="minorEastAsia" w:hAnsiTheme="minorEastAsia" w:cs="맑은 고딕" w:hint="eastAsia"/>
+                <w:rFonts w:asciiTheme="minorEastAsia" w:hAnsiTheme="minorEastAsia" w:cs="맑은 고딕"/>
                 <w:lang w:eastAsia="ko-KR"/>
               </w:rPr>
             </w:pPr>
@@ -3205,7 +3298,7 @@
             <w:pPr>
               <w:jc w:val="center"/>
               <w:rPr>
-                <w:rFonts w:asciiTheme="minorEastAsia" w:hAnsiTheme="minorEastAsia" w:cs="맑은 고딕" w:hint="eastAsia"/>
+                <w:rFonts w:asciiTheme="minorEastAsia" w:hAnsiTheme="minorEastAsia" w:cs="맑은 고딕"/>
                 <w:lang w:eastAsia="ko-KR"/>
               </w:rPr>
             </w:pPr>
@@ -3227,7 +3320,7 @@
             <w:pPr>
               <w:jc w:val="center"/>
               <w:rPr>
-                <w:rFonts w:asciiTheme="minorEastAsia" w:hAnsiTheme="minorEastAsia" w:cs="맑은 고딕" w:hint="eastAsia"/>
+                <w:rFonts w:asciiTheme="minorEastAsia" w:hAnsiTheme="minorEastAsia" w:cs="맑은 고딕"/>
                 <w:lang w:eastAsia="ko-KR"/>
               </w:rPr>
             </w:pPr>
@@ -3248,7 +3341,7 @@
             <w:pPr>
               <w:jc w:val="center"/>
               <w:rPr>
-                <w:rFonts w:asciiTheme="minorEastAsia" w:hAnsiTheme="minorEastAsia" w:cs="맑은 고딕" w:hint="eastAsia"/>
+                <w:rFonts w:asciiTheme="minorEastAsia" w:hAnsiTheme="minorEastAsia" w:cs="맑은 고딕"/>
                 <w:lang w:eastAsia="ko-KR"/>
               </w:rPr>
             </w:pPr>
@@ -3270,7 +3363,7 @@
             <w:pPr>
               <w:jc w:val="center"/>
               <w:rPr>
-                <w:rFonts w:asciiTheme="minorEastAsia" w:hAnsiTheme="minorEastAsia" w:cs="맑은 고딕" w:hint="eastAsia"/>
+                <w:rFonts w:asciiTheme="minorEastAsia" w:hAnsiTheme="minorEastAsia" w:cs="맑은 고딕"/>
                 <w:lang w:eastAsia="ko-KR"/>
               </w:rPr>
             </w:pPr>
@@ -3291,7 +3384,7 @@
             <w:pPr>
               <w:jc w:val="center"/>
               <w:rPr>
-                <w:rFonts w:asciiTheme="minorEastAsia" w:hAnsiTheme="minorEastAsia" w:cs="맑은 고딕" w:hint="eastAsia"/>
+                <w:rFonts w:asciiTheme="minorEastAsia" w:hAnsiTheme="minorEastAsia" w:cs="맑은 고딕"/>
                 <w:lang w:eastAsia="ko-KR"/>
               </w:rPr>
             </w:pPr>
@@ -3313,7 +3406,7 @@
             <w:pPr>
               <w:jc w:val="center"/>
               <w:rPr>
-                <w:rFonts w:asciiTheme="minorEastAsia" w:hAnsiTheme="minorEastAsia" w:cs="맑은 고딕" w:hint="eastAsia"/>
+                <w:rFonts w:asciiTheme="minorEastAsia" w:hAnsiTheme="minorEastAsia" w:cs="맑은 고딕"/>
                 <w:lang w:eastAsia="ko-KR"/>
               </w:rPr>
             </w:pPr>
@@ -3334,7 +3427,7 @@
             <w:pPr>
               <w:jc w:val="center"/>
               <w:rPr>
-                <w:rFonts w:asciiTheme="minorEastAsia" w:hAnsiTheme="minorEastAsia" w:cs="맑은 고딕" w:hint="eastAsia"/>
+                <w:rFonts w:asciiTheme="minorEastAsia" w:hAnsiTheme="minorEastAsia" w:cs="맑은 고딕"/>
                 <w:lang w:eastAsia="ko-KR"/>
               </w:rPr>
             </w:pPr>
@@ -3356,7 +3449,7 @@
             <w:pPr>
               <w:jc w:val="center"/>
               <w:rPr>
-                <w:rFonts w:asciiTheme="minorEastAsia" w:hAnsiTheme="minorEastAsia" w:cs="맑은 고딕" w:hint="eastAsia"/>
+                <w:rFonts w:asciiTheme="minorEastAsia" w:hAnsiTheme="minorEastAsia" w:cs="맑은 고딕"/>
                 <w:lang w:eastAsia="ko-KR"/>
               </w:rPr>
             </w:pPr>
@@ -3377,7 +3470,7 @@
             <w:pPr>
               <w:jc w:val="center"/>
               <w:rPr>
-                <w:rFonts w:asciiTheme="minorEastAsia" w:hAnsiTheme="minorEastAsia" w:cs="맑은 고딕" w:hint="eastAsia"/>
+                <w:rFonts w:asciiTheme="minorEastAsia" w:hAnsiTheme="minorEastAsia" w:cs="맑은 고딕"/>
                 <w:lang w:eastAsia="ko-KR"/>
               </w:rPr>
             </w:pPr>
@@ -3399,7 +3492,7 @@
             <w:pPr>
               <w:jc w:val="center"/>
               <w:rPr>
-                <w:rFonts w:asciiTheme="minorEastAsia" w:hAnsiTheme="minorEastAsia" w:cs="맑은 고딕" w:hint="eastAsia"/>
+                <w:rFonts w:asciiTheme="minorEastAsia" w:hAnsiTheme="minorEastAsia" w:cs="맑은 고딕"/>
                 <w:lang w:eastAsia="ko-KR"/>
               </w:rPr>
             </w:pPr>
@@ -3420,7 +3513,7 @@
             <w:pPr>
               <w:jc w:val="center"/>
               <w:rPr>
-                <w:rFonts w:asciiTheme="minorEastAsia" w:hAnsiTheme="minorEastAsia" w:cs="맑은 고딕" w:hint="eastAsia"/>
+                <w:rFonts w:asciiTheme="minorEastAsia" w:hAnsiTheme="minorEastAsia" w:cs="맑은 고딕"/>
                 <w:lang w:eastAsia="ko-KR"/>
               </w:rPr>
             </w:pPr>
@@ -3442,7 +3535,7 @@
             <w:pPr>
               <w:jc w:val="center"/>
               <w:rPr>
-                <w:rFonts w:asciiTheme="minorEastAsia" w:hAnsiTheme="minorEastAsia" w:cs="맑은 고딕" w:hint="eastAsia"/>
+                <w:rFonts w:asciiTheme="minorEastAsia" w:hAnsiTheme="minorEastAsia" w:cs="맑은 고딕"/>
                 <w:lang w:eastAsia="ko-KR"/>
               </w:rPr>
             </w:pPr>
@@ -3463,7 +3556,7 @@
             <w:pPr>
               <w:jc w:val="center"/>
               <w:rPr>
-                <w:rFonts w:asciiTheme="minorEastAsia" w:hAnsiTheme="minorEastAsia" w:cs="맑은 고딕" w:hint="eastAsia"/>
+                <w:rFonts w:asciiTheme="minorEastAsia" w:hAnsiTheme="minorEastAsia" w:cs="맑은 고딕"/>
                 <w:lang w:eastAsia="ko-KR"/>
               </w:rPr>
             </w:pPr>
@@ -3485,7 +3578,7 @@
             <w:pPr>
               <w:jc w:val="center"/>
               <w:rPr>
-                <w:rFonts w:asciiTheme="minorEastAsia" w:hAnsiTheme="minorEastAsia" w:cs="맑은 고딕" w:hint="eastAsia"/>
+                <w:rFonts w:asciiTheme="minorEastAsia" w:hAnsiTheme="minorEastAsia" w:cs="맑은 고딕"/>
                 <w:lang w:eastAsia="ko-KR"/>
               </w:rPr>
             </w:pPr>
@@ -3506,7 +3599,7 @@
             <w:pPr>
               <w:jc w:val="center"/>
               <w:rPr>
-                <w:rFonts w:asciiTheme="minorEastAsia" w:hAnsiTheme="minorEastAsia" w:cs="맑은 고딕" w:hint="eastAsia"/>
+                <w:rFonts w:asciiTheme="minorEastAsia" w:hAnsiTheme="minorEastAsia" w:cs="맑은 고딕"/>
                 <w:lang w:eastAsia="ko-KR"/>
               </w:rPr>
             </w:pPr>
@@ -3545,7 +3638,7 @@
     <w:p>
       <w:pPr>
         <w:rPr>
-          <w:rFonts w:asciiTheme="minorEastAsia" w:hAnsiTheme="minorEastAsia" w:cs="맑은 고딕" w:hint="eastAsia"/>
+          <w:rFonts w:asciiTheme="minorEastAsia" w:hAnsiTheme="minorEastAsia" w:cs="맑은 고딕"/>
           <w:lang w:eastAsia="ko-KR"/>
         </w:rPr>
       </w:pPr>
@@ -3576,7 +3669,7 @@
           <w:p>
             <w:pPr>
               <w:rPr>
-                <w:rFonts w:asciiTheme="minorEastAsia" w:hAnsiTheme="minorEastAsia" w:cs="맑은 고딕" w:hint="eastAsia"/>
+                <w:rFonts w:asciiTheme="minorEastAsia" w:hAnsiTheme="minorEastAsia" w:cs="맑은 고딕"/>
                 <w:lang w:eastAsia="ko-KR"/>
               </w:rPr>
             </w:pPr>
@@ -3595,7 +3688,7 @@
           <w:p>
             <w:pPr>
               <w:rPr>
-                <w:rFonts w:asciiTheme="minorEastAsia" w:hAnsiTheme="minorEastAsia" w:cs="맑은 고딕" w:hint="eastAsia"/>
+                <w:rFonts w:asciiTheme="minorEastAsia" w:hAnsiTheme="minorEastAsia" w:cs="맑은 고딕"/>
               </w:rPr>
             </w:pPr>
             <w:r>
@@ -3613,7 +3706,7 @@
           <w:p>
             <w:pPr>
               <w:rPr>
-                <w:rFonts w:asciiTheme="minorEastAsia" w:hAnsiTheme="minorEastAsia" w:cs="맑은 고딕" w:hint="eastAsia"/>
+                <w:rFonts w:asciiTheme="minorEastAsia" w:hAnsiTheme="minorEastAsia" w:cs="맑은 고딕"/>
               </w:rPr>
             </w:pPr>
             <w:r>
@@ -3631,7 +3724,7 @@
           <w:p>
             <w:pPr>
               <w:rPr>
-                <w:rFonts w:asciiTheme="minorEastAsia" w:hAnsiTheme="minorEastAsia" w:cs="맑은 고딕" w:hint="eastAsia"/>
+                <w:rFonts w:asciiTheme="minorEastAsia" w:hAnsiTheme="minorEastAsia" w:cs="맑은 고딕"/>
               </w:rPr>
             </w:pPr>
             <w:r>
@@ -3652,7 +3745,7 @@
             <w:pPr>
               <w:jc w:val="center"/>
               <w:rPr>
-                <w:rFonts w:asciiTheme="minorEastAsia" w:hAnsiTheme="minorEastAsia" w:cs="맑은 고딕" w:hint="eastAsia"/>
+                <w:rFonts w:asciiTheme="minorEastAsia" w:hAnsiTheme="minorEastAsia" w:cs="맑은 고딕"/>
                 <w:lang w:eastAsia="ko-KR"/>
               </w:rPr>
             </w:pPr>
@@ -3679,7 +3772,7 @@
             <w:pPr>
               <w:jc w:val="center"/>
               <w:rPr>
-                <w:rFonts w:asciiTheme="minorEastAsia" w:hAnsiTheme="minorEastAsia" w:cs="맑은 고딕" w:hint="eastAsia"/>
+                <w:rFonts w:asciiTheme="minorEastAsia" w:hAnsiTheme="minorEastAsia" w:cs="맑은 고딕"/>
                 <w:lang w:eastAsia="ko-KR"/>
               </w:rPr>
             </w:pPr>
@@ -3700,7 +3793,7 @@
             <w:pPr>
               <w:jc w:val="center"/>
               <w:rPr>
-                <w:rFonts w:asciiTheme="minorEastAsia" w:hAnsiTheme="minorEastAsia" w:cs="맑은 고딕" w:hint="eastAsia"/>
+                <w:rFonts w:asciiTheme="minorEastAsia" w:hAnsiTheme="minorEastAsia" w:cs="맑은 고딕"/>
                 <w:lang w:eastAsia="ko-KR"/>
               </w:rPr>
             </w:pPr>
@@ -3721,7 +3814,7 @@
             <w:pPr>
               <w:jc w:val="center"/>
               <w:rPr>
-                <w:rFonts w:asciiTheme="minorEastAsia" w:hAnsiTheme="minorEastAsia" w:cs="맑은 고딕" w:hint="eastAsia"/>
+                <w:rFonts w:asciiTheme="minorEastAsia" w:hAnsiTheme="minorEastAsia" w:cs="맑은 고딕"/>
                 <w:lang w:eastAsia="ko-KR"/>
               </w:rPr>
             </w:pPr>
@@ -3737,7 +3830,7 @@
             <w:pPr>
               <w:jc w:val="center"/>
               <w:rPr>
-                <w:rFonts w:asciiTheme="minorEastAsia" w:hAnsiTheme="minorEastAsia" w:cs="맑은 고딕" w:hint="eastAsia"/>
+                <w:rFonts w:asciiTheme="minorEastAsia" w:hAnsiTheme="minorEastAsia" w:cs="맑은 고딕"/>
                 <w:lang w:eastAsia="ko-KR"/>
               </w:rPr>
             </w:pPr>
@@ -3757,7 +3850,7 @@
             <w:pPr>
               <w:jc w:val="center"/>
               <w:rPr>
-                <w:rFonts w:asciiTheme="minorEastAsia" w:hAnsiTheme="minorEastAsia" w:cs="맑은 고딕" w:hint="eastAsia"/>
+                <w:rFonts w:asciiTheme="minorEastAsia" w:hAnsiTheme="minorEastAsia" w:cs="맑은 고딕"/>
                 <w:lang w:eastAsia="ko-KR"/>
               </w:rPr>
             </w:pPr>
@@ -3778,7 +3871,7 @@
             <w:pPr>
               <w:jc w:val="center"/>
               <w:rPr>
-                <w:rFonts w:asciiTheme="minorEastAsia" w:hAnsiTheme="minorEastAsia" w:cs="맑은 고딕" w:hint="eastAsia"/>
+                <w:rFonts w:asciiTheme="minorEastAsia" w:hAnsiTheme="minorEastAsia" w:cs="맑은 고딕"/>
                 <w:lang w:eastAsia="ko-KR"/>
               </w:rPr>
             </w:pPr>
@@ -3799,7 +3892,7 @@
             <w:pPr>
               <w:jc w:val="center"/>
               <w:rPr>
-                <w:rFonts w:asciiTheme="minorEastAsia" w:hAnsiTheme="minorEastAsia" w:cs="맑은 고딕" w:hint="eastAsia"/>
+                <w:rFonts w:asciiTheme="minorEastAsia" w:hAnsiTheme="minorEastAsia" w:cs="맑은 고딕"/>
               </w:rPr>
             </w:pPr>
           </w:p>
@@ -3814,7 +3907,7 @@
             <w:pPr>
               <w:jc w:val="center"/>
               <w:rPr>
-                <w:rFonts w:asciiTheme="minorEastAsia" w:hAnsiTheme="minorEastAsia" w:cs="맑은 고딕" w:hint="eastAsia"/>
+                <w:rFonts w:asciiTheme="minorEastAsia" w:hAnsiTheme="minorEastAsia" w:cs="맑은 고딕"/>
                 <w:lang w:eastAsia="ko-KR"/>
               </w:rPr>
             </w:pPr>
@@ -3835,7 +3928,7 @@
             <w:pPr>
               <w:jc w:val="center"/>
               <w:rPr>
-                <w:rFonts w:asciiTheme="minorEastAsia" w:hAnsiTheme="minorEastAsia" w:cs="맑은 고딕" w:hint="eastAsia"/>
+                <w:rFonts w:asciiTheme="minorEastAsia" w:hAnsiTheme="minorEastAsia" w:cs="맑은 고딕"/>
                 <w:lang w:eastAsia="ko-KR"/>
               </w:rPr>
             </w:pPr>
@@ -3855,7 +3948,7 @@
             <w:pPr>
               <w:jc w:val="center"/>
               <w:rPr>
-                <w:rFonts w:asciiTheme="minorEastAsia" w:hAnsiTheme="minorEastAsia" w:cs="맑은 고딕" w:hint="eastAsia"/>
+                <w:rFonts w:asciiTheme="minorEastAsia" w:hAnsiTheme="minorEastAsia" w:cs="맑은 고딕"/>
                 <w:lang w:eastAsia="ko-KR"/>
               </w:rPr>
             </w:pPr>
@@ -3875,7 +3968,7 @@
             <w:pPr>
               <w:jc w:val="center"/>
               <w:rPr>
-                <w:rFonts w:asciiTheme="minorEastAsia" w:hAnsiTheme="minorEastAsia" w:cs="맑은 고딕" w:hint="eastAsia"/>
+                <w:rFonts w:asciiTheme="minorEastAsia" w:hAnsiTheme="minorEastAsia" w:cs="맑은 고딕"/>
                 <w:lang w:eastAsia="ko-KR"/>
               </w:rPr>
             </w:pPr>
@@ -3891,7 +3984,7 @@
             <w:pPr>
               <w:jc w:val="center"/>
               <w:rPr>
-                <w:rFonts w:asciiTheme="minorEastAsia" w:hAnsiTheme="minorEastAsia" w:cs="맑은 고딕" w:hint="eastAsia"/>
+                <w:rFonts w:asciiTheme="minorEastAsia" w:hAnsiTheme="minorEastAsia" w:cs="맑은 고딕"/>
                 <w:lang w:eastAsia="ko-KR"/>
               </w:rPr>
             </w:pPr>
@@ -3912,7 +4005,7 @@
             <w:pPr>
               <w:jc w:val="center"/>
               <w:rPr>
-                <w:rFonts w:asciiTheme="minorEastAsia" w:hAnsiTheme="minorEastAsia" w:cs="맑은 고딕" w:hint="eastAsia"/>
+                <w:rFonts w:asciiTheme="minorEastAsia" w:hAnsiTheme="minorEastAsia" w:cs="맑은 고딕"/>
                 <w:lang w:eastAsia="ko-KR"/>
               </w:rPr>
             </w:pPr>
@@ -3933,7 +4026,7 @@
             <w:pPr>
               <w:jc w:val="center"/>
               <w:rPr>
-                <w:rFonts w:asciiTheme="minorEastAsia" w:hAnsiTheme="minorEastAsia" w:cs="맑은 고딕" w:hint="eastAsia"/>
+                <w:rFonts w:asciiTheme="minorEastAsia" w:hAnsiTheme="minorEastAsia" w:cs="맑은 고딕"/>
                 <w:lang w:eastAsia="ko-KR"/>
               </w:rPr>
             </w:pPr>
@@ -3954,7 +4047,7 @@
             <w:pPr>
               <w:jc w:val="center"/>
               <w:rPr>
-                <w:rFonts w:asciiTheme="minorEastAsia" w:hAnsiTheme="minorEastAsia" w:cs="맑은 고딕" w:hint="eastAsia"/>
+                <w:rFonts w:asciiTheme="minorEastAsia" w:hAnsiTheme="minorEastAsia" w:cs="맑은 고딕"/>
               </w:rPr>
             </w:pPr>
             <w:r>
@@ -3982,7 +4075,7 @@
             <w:pPr>
               <w:jc w:val="center"/>
               <w:rPr>
-                <w:rFonts w:asciiTheme="minorEastAsia" w:hAnsiTheme="minorEastAsia" w:cs="맑은 고딕" w:hint="eastAsia"/>
+                <w:rFonts w:asciiTheme="minorEastAsia" w:hAnsiTheme="minorEastAsia" w:cs="맑은 고딕"/>
                 <w:lang w:eastAsia="ko-KR"/>
               </w:rPr>
             </w:pPr>
@@ -4003,7 +4096,7 @@
             <w:pPr>
               <w:jc w:val="center"/>
               <w:rPr>
-                <w:rFonts w:asciiTheme="minorEastAsia" w:hAnsiTheme="minorEastAsia" w:cs="맑은 고딕" w:hint="eastAsia"/>
+                <w:rFonts w:asciiTheme="minorEastAsia" w:hAnsiTheme="minorEastAsia" w:cs="맑은 고딕"/>
                 <w:lang w:eastAsia="ko-KR"/>
               </w:rPr>
             </w:pPr>
@@ -4023,7 +4116,7 @@
             <w:pPr>
               <w:jc w:val="center"/>
               <w:rPr>
-                <w:rFonts w:asciiTheme="minorEastAsia" w:hAnsiTheme="minorEastAsia" w:cs="맑은 고딕" w:hint="eastAsia"/>
+                <w:rFonts w:asciiTheme="minorEastAsia" w:hAnsiTheme="minorEastAsia" w:cs="맑은 고딕"/>
                 <w:lang w:eastAsia="ko-KR"/>
               </w:rPr>
             </w:pPr>
@@ -4044,7 +4137,7 @@
             <w:pPr>
               <w:jc w:val="center"/>
               <w:rPr>
-                <w:rFonts w:asciiTheme="minorEastAsia" w:hAnsiTheme="minorEastAsia" w:cs="맑은 고딕" w:hint="eastAsia"/>
+                <w:rFonts w:asciiTheme="minorEastAsia" w:hAnsiTheme="minorEastAsia" w:cs="맑은 고딕"/>
                 <w:lang w:eastAsia="ko-KR"/>
               </w:rPr>
             </w:pPr>
@@ -4076,7 +4169,7 @@
     <w:p>
       <w:pPr>
         <w:rPr>
-          <w:rFonts w:asciiTheme="minorEastAsia" w:hAnsiTheme="minorEastAsia" w:cs="맑은 고딕" w:hint="eastAsia"/>
+          <w:rFonts w:asciiTheme="minorEastAsia" w:hAnsiTheme="minorEastAsia" w:cs="맑은 고딕"/>
         </w:rPr>
       </w:pPr>
       <w:r>
@@ -4133,62 +4226,146 @@
     <w:p>
       <w:pPr>
         <w:rPr>
+          <w:rFonts w:asciiTheme="minorEastAsia" w:hAnsiTheme="minorEastAsia" w:cs="맑은 고딕"/>
+        </w:rPr>
+      </w:pPr>
+      <w:r>
+        <w:rPr>
           <w:rFonts w:asciiTheme="minorEastAsia" w:hAnsiTheme="minorEastAsia" w:cs="맑은 고딕" w:hint="eastAsia"/>
         </w:rPr>
-      </w:pPr>
+        <w:t>1.</w:t>
+      </w:r>
+      <w:r>
+        <w:rPr>
+          <w:rFonts w:asciiTheme="minorEastAsia" w:hAnsiTheme="minorEastAsia" w:cs="맑은 고딕"/>
+        </w:rPr>
+        <w:t>EKIINFOデ</w:t>
+      </w:r>
+      <w:r>
+        <w:rPr>
+          <w:rFonts w:asciiTheme="minorEastAsia" w:hAnsiTheme="minorEastAsia" w:cs="Noto Sans KR" w:hint="eastAsia"/>
+        </w:rPr>
+        <w:t>ー</w:t>
+      </w:r>
       <w:r>
         <w:rPr>
           <w:rFonts w:asciiTheme="minorEastAsia" w:hAnsiTheme="minorEastAsia" w:cs="맑은 고딕" w:hint="eastAsia"/>
         </w:rPr>
-        <w:t>1.</w:t>
+        <w:t>タは、列車</w:t>
       </w:r>
       <w:r>
         <w:rPr>
           <w:rFonts w:asciiTheme="minorEastAsia" w:hAnsiTheme="minorEastAsia" w:cs="맑은 고딕"/>
         </w:rPr>
-        <w:t>EKIINFOデ</w:t>
+        <w:t xml:space="preserve">1台 × </w:t>
       </w:r>
       <w:r>
         <w:rPr>
           <w:rFonts w:asciiTheme="minorEastAsia" w:hAnsiTheme="minorEastAsia" w:cs="Noto Sans KR" w:hint="eastAsia"/>
         </w:rPr>
-        <w:t>ー</w:t>
+        <w:t>該当駅</w:t>
+      </w:r>
+      <w:r>
+        <w:rPr>
+          <w:rFonts w:asciiTheme="minorEastAsia" w:hAnsiTheme="minorEastAsia" w:cs="맑은 고딕"/>
+        </w:rPr>
+        <w:t xml:space="preserve"> </w:t>
+      </w:r>
+      <w:r>
+        <w:rPr>
+          <w:rFonts w:asciiTheme="minorEastAsia" w:hAnsiTheme="minorEastAsia" w:cs="맑은 고딕"/>
+        </w:rPr>
+        <w:br/>
       </w:r>
       <w:r>
         <w:rPr>
           <w:rFonts w:asciiTheme="minorEastAsia" w:hAnsiTheme="minorEastAsia" w:cs="맑은 고딕" w:hint="eastAsia"/>
         </w:rPr>
-        <w:t>タは、列車</w:t>
+        <w:t>2</w:t>
+      </w:r>
+      <w:r>
+        <w:rPr>
+          <w:rFonts w:asciiTheme="minorEastAsia" w:hAnsiTheme="minorEastAsia" w:cs="맑은 고딕" w:hint="eastAsia"/>
+        </w:rPr>
+        <w:t>.</w:t>
       </w:r>
       <w:r>
         <w:rPr>
           <w:rFonts w:asciiTheme="minorEastAsia" w:hAnsiTheme="minorEastAsia" w:cs="맑은 고딕"/>
         </w:rPr>
-        <w:t xml:space="preserve">1台 × </w:t>
+        <w:t>各列車の全体運行時間は約1時間とする。</w:t>
+      </w:r>
+      <w:r>
+        <w:rPr>
+          <w:rFonts w:asciiTheme="minorEastAsia" w:hAnsiTheme="minorEastAsia" w:cs="맑은 고딕"/>
+        </w:rPr>
+        <w:br/>
       </w:r>
       <w:r>
         <w:rPr>
           <w:rFonts w:asciiTheme="minorEastAsia" w:hAnsiTheme="minorEastAsia" w:cs="Noto Sans KR" w:hint="eastAsia"/>
         </w:rPr>
-        <w:t>該当駅</w:t>
+        <w:t>3</w:t>
+      </w:r>
+      <w:r>
+        <w:rPr>
+          <w:rFonts w:asciiTheme="minorEastAsia" w:hAnsiTheme="minorEastAsia" w:cs="Noto Sans KR" w:hint="eastAsia"/>
+        </w:rPr>
+        <w:t>.駅</w:t>
+      </w:r>
+      <w:r>
+        <w:rPr>
+          <w:rFonts w:asciiTheme="minorEastAsia" w:hAnsiTheme="minorEastAsia" w:cs="맑은 고딕" w:hint="eastAsia"/>
+        </w:rPr>
+        <w:t>は</w:t>
       </w:r>
       <w:r>
         <w:rPr>
           <w:rFonts w:asciiTheme="minorEastAsia" w:hAnsiTheme="minorEastAsia" w:cs="맑은 고딕"/>
         </w:rPr>
-        <w:t xml:space="preserve"> </w:t>
+        <w:t>1番</w:t>
+      </w:r>
+      <w:r>
+        <w:rPr>
+          <w:rFonts w:asciiTheme="minorEastAsia" w:hAnsiTheme="minorEastAsia" w:cs="Noto Sans KR" w:hint="eastAsia"/>
+        </w:rPr>
+        <w:t>駅</w:t>
+      </w:r>
+      <w:r>
+        <w:rPr>
+          <w:rFonts w:asciiTheme="minorEastAsia" w:hAnsiTheme="minorEastAsia" w:cs="맑은 고딕" w:hint="eastAsia"/>
+        </w:rPr>
+        <w:t>から</w:t>
       </w:r>
       <w:r>
         <w:rPr>
           <w:rFonts w:asciiTheme="minorEastAsia" w:hAnsiTheme="minorEastAsia" w:cs="맑은 고딕"/>
         </w:rPr>
+        <w:t>10番</w:t>
+      </w:r>
+      <w:r>
+        <w:rPr>
+          <w:rFonts w:asciiTheme="minorEastAsia" w:hAnsiTheme="minorEastAsia" w:cs="Noto Sans KR" w:hint="eastAsia"/>
+        </w:rPr>
+        <w:t>駅</w:t>
+      </w:r>
+      <w:r>
+        <w:rPr>
+          <w:rFonts w:asciiTheme="minorEastAsia" w:hAnsiTheme="minorEastAsia" w:cs="맑은 고딕" w:hint="eastAsia"/>
+        </w:rPr>
+        <w:t>までの順序で生成する。</w:t>
+      </w:r>
+      <w:r>
+        <w:rPr>
+          <w:rFonts w:asciiTheme="minorEastAsia" w:hAnsiTheme="minorEastAsia" w:cs="맑은 고딕"/>
+        </w:rPr>
         <w:br/>
       </w:r>
       <w:r>
         <w:rPr>
           <w:rFonts w:asciiTheme="minorEastAsia" w:hAnsiTheme="minorEastAsia" w:cs="맑은 고딕" w:hint="eastAsia"/>
         </w:rPr>
-        <w:t>2</w:t>
+        <w:t>4</w:t>
       </w:r>
       <w:r>
         <w:rPr>
@@ -4200,7 +4377,43 @@
         <w:rPr>
           <w:rFonts w:asciiTheme="minorEastAsia" w:hAnsiTheme="minorEastAsia" w:cs="맑은 고딕"/>
         </w:rPr>
-        <w:t>各列車の全体運行時間は約1時間とする。</w:t>
+        <w:t>各</w:t>
+      </w:r>
+      <w:r>
+        <w:rPr>
+          <w:rFonts w:asciiTheme="minorEastAsia" w:hAnsiTheme="minorEastAsia" w:cs="Noto Sans KR" w:hint="eastAsia"/>
+        </w:rPr>
+        <w:t>駅</w:t>
+      </w:r>
+      <w:r>
+        <w:rPr>
+          <w:rFonts w:asciiTheme="minorEastAsia" w:hAnsiTheme="minorEastAsia" w:cs="맑은 고딕" w:hint="eastAsia"/>
+        </w:rPr>
+        <w:t>の時刻は前</w:t>
+      </w:r>
+      <w:r>
+        <w:rPr>
+          <w:rFonts w:asciiTheme="minorEastAsia" w:hAnsiTheme="minorEastAsia" w:cs="Noto Sans KR" w:hint="eastAsia"/>
+        </w:rPr>
+        <w:t>駅</w:t>
+      </w:r>
+      <w:r>
+        <w:rPr>
+          <w:rFonts w:asciiTheme="minorEastAsia" w:hAnsiTheme="minorEastAsia" w:cs="맑은 고딕" w:hint="eastAsia"/>
+        </w:rPr>
+        <w:t>より必ず</w:t>
+      </w:r>
+      <w:r>
+        <w:rPr>
+          <w:rFonts w:asciiTheme="minorEastAsia" w:hAnsiTheme="minorEastAsia" w:cs="MS Gothic" w:hint="eastAsia"/>
+        </w:rPr>
+        <w:t>増</w:t>
+      </w:r>
+      <w:r>
+        <w:rPr>
+          <w:rFonts w:asciiTheme="minorEastAsia" w:hAnsiTheme="minorEastAsia" w:cs="맑은 고딕" w:hint="eastAsia"/>
+        </w:rPr>
+        <w:t>加するように設定する。</w:t>
       </w:r>
       <w:r>
         <w:rPr>
@@ -4212,145 +4425,13 @@
         <w:rPr>
           <w:rFonts w:asciiTheme="minorEastAsia" w:hAnsiTheme="minorEastAsia" w:cs="Noto Sans KR" w:hint="eastAsia"/>
         </w:rPr>
-        <w:t>3</w:t>
+        <w:t>5</w:t>
       </w:r>
       <w:r>
         <w:rPr>
           <w:rFonts w:asciiTheme="minorEastAsia" w:hAnsiTheme="minorEastAsia" w:cs="Noto Sans KR" w:hint="eastAsia"/>
         </w:rPr>
-        <w:t>.</w:t>
-      </w:r>
-      <w:r>
-        <w:rPr>
-          <w:rFonts w:asciiTheme="minorEastAsia" w:hAnsiTheme="minorEastAsia" w:cs="Noto Sans KR" w:hint="eastAsia"/>
-        </w:rPr>
-        <w:t>駅</w:t>
-      </w:r>
-      <w:r>
-        <w:rPr>
-          <w:rFonts w:asciiTheme="minorEastAsia" w:hAnsiTheme="minorEastAsia" w:cs="맑은 고딕" w:hint="eastAsia"/>
-        </w:rPr>
-        <w:t>は</w:t>
-      </w:r>
-      <w:r>
-        <w:rPr>
-          <w:rFonts w:asciiTheme="minorEastAsia" w:hAnsiTheme="minorEastAsia" w:cs="맑은 고딕"/>
-        </w:rPr>
-        <w:t>1番</w:t>
-      </w:r>
-      <w:r>
-        <w:rPr>
-          <w:rFonts w:asciiTheme="minorEastAsia" w:hAnsiTheme="minorEastAsia" w:cs="Noto Sans KR" w:hint="eastAsia"/>
-        </w:rPr>
-        <w:t>駅</w:t>
-      </w:r>
-      <w:r>
-        <w:rPr>
-          <w:rFonts w:asciiTheme="minorEastAsia" w:hAnsiTheme="minorEastAsia" w:cs="맑은 고딕" w:hint="eastAsia"/>
-        </w:rPr>
-        <w:t>から</w:t>
-      </w:r>
-      <w:r>
-        <w:rPr>
-          <w:rFonts w:asciiTheme="minorEastAsia" w:hAnsiTheme="minorEastAsia" w:cs="맑은 고딕"/>
-        </w:rPr>
-        <w:t>10番</w:t>
-      </w:r>
-      <w:r>
-        <w:rPr>
-          <w:rFonts w:asciiTheme="minorEastAsia" w:hAnsiTheme="minorEastAsia" w:cs="Noto Sans KR" w:hint="eastAsia"/>
-        </w:rPr>
-        <w:t>駅</w:t>
-      </w:r>
-      <w:r>
-        <w:rPr>
-          <w:rFonts w:asciiTheme="minorEastAsia" w:hAnsiTheme="minorEastAsia" w:cs="맑은 고딕" w:hint="eastAsia"/>
-        </w:rPr>
-        <w:t>までの順序で生成する。</w:t>
-      </w:r>
-      <w:r>
-        <w:rPr>
-          <w:rFonts w:asciiTheme="minorEastAsia" w:hAnsiTheme="minorEastAsia" w:cs="맑은 고딕"/>
-        </w:rPr>
-        <w:br/>
-      </w:r>
-      <w:r>
-        <w:rPr>
-          <w:rFonts w:asciiTheme="minorEastAsia" w:hAnsiTheme="minorEastAsia" w:cs="맑은 고딕" w:hint="eastAsia"/>
-        </w:rPr>
-        <w:t>4</w:t>
-      </w:r>
-      <w:r>
-        <w:rPr>
-          <w:rFonts w:asciiTheme="minorEastAsia" w:hAnsiTheme="minorEastAsia" w:cs="맑은 고딕" w:hint="eastAsia"/>
-        </w:rPr>
-        <w:t>.</w:t>
-      </w:r>
-      <w:r>
-        <w:rPr>
-          <w:rFonts w:asciiTheme="minorEastAsia" w:hAnsiTheme="minorEastAsia" w:cs="맑은 고딕"/>
-        </w:rPr>
-        <w:t>各</w:t>
-      </w:r>
-      <w:r>
-        <w:rPr>
-          <w:rFonts w:asciiTheme="minorEastAsia" w:hAnsiTheme="minorEastAsia" w:cs="Noto Sans KR" w:hint="eastAsia"/>
-        </w:rPr>
-        <w:t>駅</w:t>
-      </w:r>
-      <w:r>
-        <w:rPr>
-          <w:rFonts w:asciiTheme="minorEastAsia" w:hAnsiTheme="minorEastAsia" w:cs="맑은 고딕" w:hint="eastAsia"/>
-        </w:rPr>
-        <w:t>の時刻は前</w:t>
-      </w:r>
-      <w:r>
-        <w:rPr>
-          <w:rFonts w:asciiTheme="minorEastAsia" w:hAnsiTheme="minorEastAsia" w:cs="Noto Sans KR" w:hint="eastAsia"/>
-        </w:rPr>
-        <w:t>駅</w:t>
-      </w:r>
-      <w:r>
-        <w:rPr>
-          <w:rFonts w:asciiTheme="minorEastAsia" w:hAnsiTheme="minorEastAsia" w:cs="맑은 고딕" w:hint="eastAsia"/>
-        </w:rPr>
-        <w:t>より必ず</w:t>
-      </w:r>
-      <w:r>
-        <w:rPr>
-          <w:rFonts w:asciiTheme="minorEastAsia" w:hAnsiTheme="minorEastAsia" w:cs="MS Gothic" w:hint="eastAsia"/>
-        </w:rPr>
-        <w:t>増</w:t>
-      </w:r>
-      <w:r>
-        <w:rPr>
-          <w:rFonts w:asciiTheme="minorEastAsia" w:hAnsiTheme="minorEastAsia" w:cs="맑은 고딕" w:hint="eastAsia"/>
-        </w:rPr>
-        <w:t>加するように設定する。</w:t>
-      </w:r>
-      <w:r>
-        <w:rPr>
-          <w:rFonts w:asciiTheme="minorEastAsia" w:hAnsiTheme="minorEastAsia" w:cs="맑은 고딕"/>
-        </w:rPr>
-        <w:br/>
-      </w:r>
-      <w:r>
-        <w:rPr>
-          <w:rFonts w:asciiTheme="minorEastAsia" w:hAnsiTheme="minorEastAsia" w:cs="Noto Sans KR" w:hint="eastAsia"/>
-        </w:rPr>
-        <w:t>5</w:t>
-      </w:r>
-      <w:r>
-        <w:rPr>
-          <w:rFonts w:asciiTheme="minorEastAsia" w:hAnsiTheme="minorEastAsia" w:cs="Noto Sans KR" w:hint="eastAsia"/>
-        </w:rPr>
-        <w:t>.</w:t>
-      </w:r>
-      <w:r>
-        <w:rPr>
-          <w:rFonts w:asciiTheme="minorEastAsia" w:hAnsiTheme="minorEastAsia" w:cs="Noto Sans KR" w:hint="eastAsia"/>
-        </w:rPr>
-        <w:t>駅</w:t>
+        <w:t>.駅</w:t>
       </w:r>
       <w:r>
         <w:rPr>
@@ -4586,13 +4667,7 @@
         <w:rPr>
           <w:rFonts w:asciiTheme="minorEastAsia" w:hAnsiTheme="minorEastAsia" w:cs="맑은 고딕" w:hint="eastAsia"/>
         </w:rPr>
-        <w:t>3－1</w:t>
-      </w:r>
-      <w:r>
-        <w:rPr>
-          <w:rFonts w:asciiTheme="minorEastAsia" w:hAnsiTheme="minorEastAsia" w:cs="맑은 고딕" w:hint="eastAsia"/>
-        </w:rPr>
-        <w:t>．</w:t>
+        <w:t>3－1．</w:t>
       </w:r>
       <w:r>
         <w:rPr>
@@ -4605,26 +4680,14 @@
       <w:pPr>
         <w:ind w:firstLineChars="100" w:firstLine="210"/>
         <w:rPr>
+          <w:rFonts w:asciiTheme="minorEastAsia" w:hAnsiTheme="minorEastAsia" w:cs="맑은 고딕"/>
+        </w:rPr>
+      </w:pPr>
+      <w:r>
+        <w:rPr>
           <w:rFonts w:asciiTheme="minorEastAsia" w:hAnsiTheme="minorEastAsia" w:cs="맑은 고딕" w:hint="eastAsia"/>
         </w:rPr>
-      </w:pPr>
-      <w:r>
-        <w:rPr>
-          <w:rFonts w:asciiTheme="minorEastAsia" w:hAnsiTheme="minorEastAsia" w:cs="맑은 고딕" w:hint="eastAsia"/>
-        </w:rPr>
-        <w:t>現在時刻を基準に列車の到着</w:t>
-      </w:r>
-      <w:r>
-        <w:rPr>
-          <w:rFonts w:asciiTheme="minorEastAsia" w:hAnsiTheme="minorEastAsia" w:cs="맑은 고딕" w:hint="eastAsia"/>
-        </w:rPr>
-        <w:t>状況</w:t>
-      </w:r>
-      <w:r>
-        <w:rPr>
-          <w:rFonts w:asciiTheme="minorEastAsia" w:hAnsiTheme="minorEastAsia" w:cs="맑은 고딕" w:hint="eastAsia"/>
-        </w:rPr>
-        <w:t>を判定し、到着した場合は後</w:t>
+        <w:t>現在時刻を基準に列車の到着状況を判定し、到着した場合は後</w:t>
       </w:r>
       <w:r>
         <w:rPr>
@@ -4676,7 +4739,7 @@
           <w:p>
             <w:pPr>
               <w:rPr>
-                <w:rFonts w:asciiTheme="minorEastAsia" w:hAnsiTheme="minorEastAsia" w:cs="맑은 고딕" w:hint="eastAsia"/>
+                <w:rFonts w:asciiTheme="minorEastAsia" w:hAnsiTheme="minorEastAsia" w:cs="맑은 고딕"/>
                 <w:lang w:eastAsia="ko-KR"/>
               </w:rPr>
             </w:pPr>
@@ -4695,7 +4758,7 @@
           <w:p>
             <w:pPr>
               <w:rPr>
-                <w:rFonts w:asciiTheme="minorEastAsia" w:hAnsiTheme="minorEastAsia" w:cs="맑은 고딕" w:hint="eastAsia"/>
+                <w:rFonts w:asciiTheme="minorEastAsia" w:hAnsiTheme="minorEastAsia" w:cs="맑은 고딕"/>
               </w:rPr>
             </w:pPr>
             <w:r>
@@ -4733,7 +4796,7 @@
           <w:p>
             <w:pPr>
               <w:rPr>
-                <w:rFonts w:asciiTheme="minorEastAsia" w:hAnsiTheme="minorEastAsia" w:cs="맑은 고딕" w:hint="eastAsia"/>
+                <w:rFonts w:asciiTheme="minorEastAsia" w:hAnsiTheme="minorEastAsia" w:cs="맑은 고딕"/>
                 <w:lang w:eastAsia="ko-KR"/>
               </w:rPr>
             </w:pPr>
@@ -4753,7 +4816,7 @@
           <w:p>
             <w:pPr>
               <w:rPr>
-                <w:rFonts w:asciiTheme="minorEastAsia" w:hAnsiTheme="minorEastAsia" w:cs="맑은 고딕" w:hint="eastAsia"/>
+                <w:rFonts w:asciiTheme="minorEastAsia" w:hAnsiTheme="minorEastAsia" w:cs="맑은 고딕"/>
               </w:rPr>
             </w:pPr>
             <w:r>
@@ -4771,7 +4834,7 @@
           <w:p>
             <w:pPr>
               <w:rPr>
-                <w:rFonts w:asciiTheme="minorEastAsia" w:hAnsiTheme="minorEastAsia" w:cs="맑은 고딕" w:hint="eastAsia"/>
+                <w:rFonts w:asciiTheme="minorEastAsia" w:hAnsiTheme="minorEastAsia" w:cs="맑은 고딕"/>
                 <w:lang w:eastAsia="ko-KR"/>
               </w:rPr>
             </w:pPr>
@@ -4795,7 +4858,7 @@
           <w:p>
             <w:pPr>
               <w:rPr>
-                <w:rFonts w:asciiTheme="minorEastAsia" w:hAnsiTheme="minorEastAsia" w:cs="맑은 고딕" w:hint="eastAsia"/>
+                <w:rFonts w:asciiTheme="minorEastAsia" w:hAnsiTheme="minorEastAsia" w:cs="맑은 고딕"/>
                 <w:lang w:eastAsia="ko-KR"/>
               </w:rPr>
             </w:pPr>
@@ -4815,7 +4878,7 @@
           <w:p>
             <w:pPr>
               <w:rPr>
-                <w:rFonts w:asciiTheme="minorEastAsia" w:hAnsiTheme="minorEastAsia" w:cs="맑은 고딕"/>
+                <w:rFonts w:asciiTheme="minorEastAsia" w:eastAsia="맑은 고딕" w:hAnsiTheme="minorEastAsia" w:cs="맑은 고딕" w:hint="eastAsia"/>
                 <w:lang w:eastAsia="ko-KR"/>
               </w:rPr>
             </w:pPr>
@@ -4833,11 +4896,204 @@
               </w:rPr>
             </w:pPr>
             <w:r>
-              <w:rPr>
-                <w:rFonts w:asciiTheme="minorEastAsia" w:hAnsiTheme="minorEastAsia" w:cs="맑은 고딕" w:hint="eastAsia"/>
-              </w:rPr>
-              <w:t>‐取得件数が０件なら、処理を終了する</w:t>
-            </w:r>
+              <w:t xml:space="preserve"> </w:t>
+            </w:r>
+            <w:r>
+              <w:rPr>
+                <w:rFonts w:asciiTheme="minorEastAsia" w:hAnsiTheme="minorEastAsia" w:cs="맑은 고딕" w:hint="eastAsia"/>
+              </w:rPr>
+              <w:t>‐</w:t>
+            </w:r>
+            <w:r>
+              <w:rPr>
+                <w:rFonts w:asciiTheme="minorEastAsia" w:hAnsiTheme="minorEastAsia" w:cs="맑은 고딕"/>
+              </w:rPr>
+              <w:t>列車運行情報が未登録であり、</w:t>
+            </w:r>
+            <w:r>
+              <w:rPr>
+                <w:rFonts w:asciiTheme="minorEastAsia" w:hAnsiTheme="minorEastAsia" w:cs="맑은 고딕" w:hint="eastAsia"/>
+              </w:rPr>
+              <w:t xml:space="preserve"> </w:t>
+            </w:r>
+            <w:r>
+              <w:rPr>
+                <w:rFonts w:asciiTheme="minorEastAsia" w:hAnsiTheme="minorEastAsia" w:cs="맑은 고딕" w:hint="eastAsia"/>
+              </w:rPr>
+              <w:t>到着時間</w:t>
+            </w:r>
+            <w:r>
+              <w:rPr>
+                <w:rFonts w:asciiTheme="minorEastAsia" w:eastAsia="맑은 고딕" w:hAnsiTheme="minorEastAsia" w:cs="맑은 고딕" w:hint="eastAsia"/>
+              </w:rPr>
+              <w:t>&lt;=</w:t>
+            </w:r>
+            <w:r>
+              <w:rPr>
+                <w:rFonts w:asciiTheme="minorEastAsia" w:hAnsiTheme="minorEastAsia" w:cs="맑은 고딕" w:hint="eastAsia"/>
+              </w:rPr>
+              <w:t>現時間</w:t>
+            </w:r>
+            <w:r>
+              <w:rPr>
+                <w:rFonts w:asciiTheme="minorEastAsia" w:hAnsiTheme="minorEastAsia" w:cs="맑은 고딕"/>
+              </w:rPr>
+              <w:t>であること</w:t>
+            </w:r>
+          </w:p>
+          <w:p>
+            <w:pPr>
+              <w:rPr>
+                <w:rFonts w:asciiTheme="minorEastAsia" w:hAnsiTheme="minorEastAsia" w:cs="맑은 고딕" w:hint="eastAsia"/>
+              </w:rPr>
+            </w:pPr>
+            <w:r>
+              <w:rPr>
+                <w:rFonts w:asciiTheme="minorEastAsia" w:hAnsiTheme="minorEastAsia" w:cs="맑은 고딕" w:hint="eastAsia"/>
+              </w:rPr>
+              <w:t>‐取得件数が０件なら、</w:t>
+            </w:r>
+            <w:r>
+              <w:rPr>
+                <w:rFonts w:asciiTheme="minorEastAsia" w:eastAsia="맑은 고딕" w:hAnsiTheme="minorEastAsia" w:cs="맑은 고딕" w:hint="eastAsia"/>
+              </w:rPr>
+              <w:t xml:space="preserve"> </w:t>
+            </w:r>
+            <w:r>
+              <w:rPr>
+                <w:rFonts w:asciiTheme="minorEastAsia" w:hAnsiTheme="minorEastAsia" w:cs="맑은 고딕"/>
+              </w:rPr>
+              <w:t>次回</w:t>
+            </w:r>
+            <w:r>
+              <w:rPr>
+                <w:rFonts w:asciiTheme="minorEastAsia" w:hAnsiTheme="minorEastAsia" w:cs="맑은 고딕"/>
+              </w:rPr>
+              <w:t>同期</w:t>
+            </w:r>
+            <w:r>
+              <w:rPr>
+                <w:rFonts w:asciiTheme="minorEastAsia" w:hAnsiTheme="minorEastAsia" w:cs="맑은 고딕"/>
+              </w:rPr>
+              <w:t>まで待機する</w:t>
+            </w:r>
+          </w:p>
+          <w:p>
+            <w:pPr>
+              <w:rPr>
+                <w:rFonts w:asciiTheme="minorEastAsia" w:hAnsiTheme="minorEastAsia" w:cs="맑은 고딕" w:hint="eastAsia"/>
+              </w:rPr>
+            </w:pPr>
+            <w:r>
+              <w:rPr>
+                <w:rFonts w:asciiTheme="minorEastAsia" w:hAnsiTheme="minorEastAsia" w:cs="맑은 고딕" w:hint="eastAsia"/>
+              </w:rPr>
+              <w:t>※</w:t>
+            </w:r>
+            <w:r>
+              <w:rPr>
+                <w:rFonts w:asciiTheme="minorEastAsia" w:hAnsiTheme="minorEastAsia" w:cs="맑은 고딕" w:hint="eastAsia"/>
+              </w:rPr>
+              <w:t>取得情報</w:t>
+            </w:r>
+          </w:p>
+          <w:tbl>
+            <w:tblPr>
+              <w:tblStyle w:val="aa"/>
+              <w:tblW w:w="0" w:type="auto"/>
+              <w:tblLook w:val="04A0" w:firstRow="1" w:lastRow="0" w:firstColumn="1" w:lastColumn="0" w:noHBand="0" w:noVBand="1"/>
+            </w:tblPr>
+            <w:tblGrid>
+              <w:gridCol w:w="1439"/>
+            </w:tblGrid>
+            <w:tr>
+              <w:tc>
+                <w:tcPr>
+                  <w:tcW w:w="1439" w:type="dxa"/>
+                </w:tcPr>
+                <w:p>
+                  <w:pPr>
+                    <w:rPr>
+                      <w:rFonts w:asciiTheme="minorEastAsia" w:hAnsiTheme="minorEastAsia" w:cs="맑은 고딕"/>
+                    </w:rPr>
+                  </w:pPr>
+                  <w:r>
+                    <w:rPr>
+                      <w:rFonts w:asciiTheme="minorEastAsia" w:hAnsiTheme="minorEastAsia" w:cs="맑은 고딕" w:hint="eastAsia"/>
+                    </w:rPr>
+                    <w:t>列番</w:t>
+                  </w:r>
+                </w:p>
+              </w:tc>
+            </w:tr>
+            <w:tr>
+              <w:tc>
+                <w:tcPr>
+                  <w:tcW w:w="1439" w:type="dxa"/>
+                </w:tcPr>
+                <w:p>
+                  <w:pPr>
+                    <w:rPr>
+                      <w:rFonts w:asciiTheme="minorEastAsia" w:hAnsiTheme="minorEastAsia" w:cs="맑은 고딕"/>
+                    </w:rPr>
+                  </w:pPr>
+                  <w:r>
+                    <w:rPr>
+                      <w:rFonts w:asciiTheme="minorEastAsia" w:hAnsiTheme="minorEastAsia" w:cs="맑은 고딕" w:hint="eastAsia"/>
+                    </w:rPr>
+                    <w:t>駅名</w:t>
+                  </w:r>
+                </w:p>
+              </w:tc>
+            </w:tr>
+            <w:tr>
+              <w:tc>
+                <w:tcPr>
+                  <w:tcW w:w="1439" w:type="dxa"/>
+                </w:tcPr>
+                <w:p>
+                  <w:pPr>
+                    <w:rPr>
+                      <w:rFonts w:asciiTheme="minorEastAsia" w:eastAsia="맑은 고딕" w:hAnsiTheme="minorEastAsia" w:cs="맑은 고딕"/>
+                      <w:lang w:eastAsia="ko-KR"/>
+                    </w:rPr>
+                  </w:pPr>
+                  <w:r>
+                    <w:rPr>
+                      <w:rFonts w:asciiTheme="minorEastAsia" w:hAnsiTheme="minorEastAsia" w:cs="맑은 고딕" w:hint="eastAsia"/>
+                    </w:rPr>
+                    <w:t>到着時間</w:t>
+                  </w:r>
+                </w:p>
+              </w:tc>
+            </w:tr>
+            <w:tr>
+              <w:tc>
+                <w:tcPr>
+                  <w:tcW w:w="1439" w:type="dxa"/>
+                </w:tcPr>
+                <w:p>
+                  <w:pPr>
+                    <w:rPr>
+                      <w:rFonts w:asciiTheme="minorEastAsia" w:hAnsiTheme="minorEastAsia" w:cs="맑은 고딕"/>
+                    </w:rPr>
+                  </w:pPr>
+                  <w:r>
+                    <w:rPr>
+                      <w:rFonts w:asciiTheme="minorEastAsia" w:hAnsiTheme="minorEastAsia" w:cs="맑은 고딕" w:hint="eastAsia"/>
+                    </w:rPr>
+                    <w:t>出発時間</w:t>
+                  </w:r>
+                </w:p>
+              </w:tc>
+            </w:tr>
+          </w:tbl>
+          <w:p>
+            <w:pPr>
+              <w:rPr>
+                <w:rFonts w:asciiTheme="minorEastAsia" w:hAnsiTheme="minorEastAsia" w:cs="맑은 고딕" w:hint="eastAsia"/>
+              </w:rPr>
+            </w:pPr>
           </w:p>
         </w:tc>
         <w:tc>
@@ -4867,13 +5123,7 @@
               <w:rPr>
                 <w:rFonts w:asciiTheme="minorEastAsia" w:hAnsiTheme="minorEastAsia" w:cs="맑은 고딕" w:hint="eastAsia"/>
               </w:rPr>
-              <w:t>EKII</w:t>
-            </w:r>
-            <w:r>
-              <w:rPr>
-                <w:rFonts w:asciiTheme="minorEastAsia" w:hAnsiTheme="minorEastAsia" w:cs="맑은 고딕" w:hint="eastAsia"/>
-              </w:rPr>
-              <w:t>NFO</w:t>
+              <w:t>EKIINFO</w:t>
             </w:r>
             <w:r>
               <w:rPr>
@@ -4900,7 +5150,7 @@
                 <w:p>
                   <w:pPr>
                     <w:rPr>
-                      <w:rFonts w:asciiTheme="minorEastAsia" w:hAnsiTheme="minorEastAsia" w:cs="맑은 고딕" w:hint="eastAsia"/>
+                      <w:rFonts w:asciiTheme="minorEastAsia" w:hAnsiTheme="minorEastAsia" w:cs="맑은 고딕"/>
                       <w:lang w:eastAsia="ko-KR"/>
                     </w:rPr>
                   </w:pPr>
@@ -4919,7 +5169,7 @@
                 <w:p>
                   <w:pPr>
                     <w:rPr>
-                      <w:rFonts w:asciiTheme="minorEastAsia" w:hAnsiTheme="minorEastAsia" w:cs="맑은 고딕" w:hint="eastAsia"/>
+                      <w:rFonts w:asciiTheme="minorEastAsia" w:hAnsiTheme="minorEastAsia" w:cs="맑은 고딕"/>
                       <w:lang w:eastAsia="ko-KR"/>
                     </w:rPr>
                   </w:pPr>
@@ -4940,7 +5190,7 @@
                 <w:p>
                   <w:pPr>
                     <w:rPr>
-                      <w:rFonts w:asciiTheme="minorEastAsia" w:hAnsiTheme="minorEastAsia" w:cs="맑은 고딕" w:hint="eastAsia"/>
+                      <w:rFonts w:asciiTheme="minorEastAsia" w:hAnsiTheme="minorEastAsia" w:cs="맑은 고딕"/>
                       <w:lang w:eastAsia="ko-KR"/>
                     </w:rPr>
                   </w:pPr>
@@ -4959,7 +5209,7 @@
                 <w:p>
                   <w:pPr>
                     <w:rPr>
-                      <w:rFonts w:asciiTheme="minorEastAsia" w:hAnsiTheme="minorEastAsia" w:cs="맑은 고딕" w:hint="eastAsia"/>
+                      <w:rFonts w:asciiTheme="minorEastAsia" w:hAnsiTheme="minorEastAsia" w:cs="맑은 고딕"/>
                     </w:rPr>
                   </w:pPr>
                   <w:r>
@@ -4987,6 +5237,7 @@
                   <w:pPr>
                     <w:rPr>
                       <w:rFonts w:asciiTheme="minorEastAsia" w:hAnsiTheme="minorEastAsia" w:cs="맑은 고딕" w:hint="eastAsia"/>
+                      <w:lang w:eastAsia="ko-KR"/>
                     </w:rPr>
                   </w:pPr>
                   <w:r>
@@ -5006,6 +5257,49 @@
                   <w:pPr>
                     <w:rPr>
                       <w:rFonts w:asciiTheme="minorEastAsia" w:hAnsiTheme="minorEastAsia" w:cs="맑은 고딕" w:hint="eastAsia"/>
+                      <w:lang w:eastAsia="ko-KR"/>
+                    </w:rPr>
+                  </w:pPr>
+                  <w:r>
+                    <w:rPr>
+                      <w:rFonts w:asciiTheme="minorEastAsia" w:hAnsiTheme="minorEastAsia" w:cs="맑은 고딕"/>
+                      <w:lang w:eastAsia="ko-KR"/>
+                    </w:rPr>
+                    <w:t>NULLかつDEP_TIME &lt;= 現在時間</w:t>
+                  </w:r>
+                </w:p>
+              </w:tc>
+            </w:tr>
+            <w:tr>
+              <w:tc>
+                <w:tcPr>
+                  <w:tcW w:w="1439" w:type="dxa"/>
+                </w:tcPr>
+                <w:p>
+                  <w:pPr>
+                    <w:rPr>
+                      <w:rFonts w:asciiTheme="minorEastAsia" w:hAnsiTheme="minorEastAsia" w:cs="맑은 고딕" w:hint="eastAsia"/>
+                      <w:lang w:eastAsia="ko-KR"/>
+                    </w:rPr>
+                  </w:pPr>
+                  <w:r>
+                    <w:rPr>
+                      <w:rFonts w:asciiTheme="minorEastAsia" w:hAnsiTheme="minorEastAsia" w:cs="맑은 고딕" w:hint="eastAsia"/>
+                      <w:lang w:eastAsia="ko-KR"/>
+                    </w:rPr>
+                    <w:t>ARR_TIME</w:t>
+                  </w:r>
+                </w:p>
+              </w:tc>
+              <w:tc>
+                <w:tcPr>
+                  <w:tcW w:w="2470" w:type="dxa"/>
+                </w:tcPr>
+                <w:p>
+                  <w:pPr>
+                    <w:rPr>
+                      <w:rFonts w:asciiTheme="minorEastAsia" w:hAnsiTheme="minorEastAsia" w:cs="맑은 고딕" w:hint="eastAsia"/>
+                      <w:lang w:eastAsia="ko-KR"/>
                     </w:rPr>
                   </w:pPr>
                   <w:r>
@@ -5028,7 +5322,7 @@
           <w:p>
             <w:pPr>
               <w:rPr>
-                <w:rFonts w:asciiTheme="minorEastAsia" w:hAnsiTheme="minorEastAsia" w:cs="맑은 고딕" w:hint="eastAsia"/>
+                <w:rFonts w:asciiTheme="minorEastAsia" w:hAnsiTheme="minorEastAsia" w:cs="맑은 고딕"/>
                 <w:lang w:eastAsia="ko-KR"/>
               </w:rPr>
             </w:pPr>
@@ -5043,7 +5337,7 @@
           <w:p>
             <w:pPr>
               <w:rPr>
-                <w:rFonts w:asciiTheme="minorEastAsia" w:hAnsiTheme="minorEastAsia" w:cs="맑은 고딕" w:hint="eastAsia"/>
+                <w:rFonts w:asciiTheme="minorEastAsia" w:hAnsiTheme="minorEastAsia" w:cs="맑은 고딕"/>
               </w:rPr>
             </w:pPr>
             <w:r>
@@ -5077,7 +5371,7 @@
                 <w:p>
                   <w:pPr>
                     <w:rPr>
-                      <w:rFonts w:asciiTheme="minorEastAsia" w:hAnsiTheme="minorEastAsia" w:cs="맑은 고딕" w:hint="eastAsia"/>
+                      <w:rFonts w:asciiTheme="minorEastAsia" w:hAnsiTheme="minorEastAsia" w:cs="맑은 고딕"/>
                       <w:lang w:eastAsia="ko-KR"/>
                     </w:rPr>
                   </w:pPr>
@@ -5096,7 +5390,7 @@
                 <w:p>
                   <w:pPr>
                     <w:rPr>
-                      <w:rFonts w:asciiTheme="minorEastAsia" w:hAnsiTheme="minorEastAsia" w:cs="맑은 고딕" w:hint="eastAsia"/>
+                      <w:rFonts w:asciiTheme="minorEastAsia" w:hAnsiTheme="minorEastAsia" w:cs="맑은 고딕"/>
                       <w:lang w:eastAsia="ko-KR"/>
                     </w:rPr>
                   </w:pPr>
@@ -5117,7 +5411,7 @@
                 <w:p>
                   <w:pPr>
                     <w:rPr>
-                      <w:rFonts w:asciiTheme="minorEastAsia" w:hAnsiTheme="minorEastAsia" w:cs="맑은 고딕" w:hint="eastAsia"/>
+                      <w:rFonts w:asciiTheme="minorEastAsia" w:hAnsiTheme="minorEastAsia" w:cs="맑은 고딕"/>
                       <w:lang w:eastAsia="ko-KR"/>
                     </w:rPr>
                   </w:pPr>
@@ -5137,7 +5431,7 @@
                 <w:p>
                   <w:pPr>
                     <w:rPr>
-                      <w:rFonts w:asciiTheme="minorEastAsia" w:hAnsiTheme="minorEastAsia" w:cs="맑은 고딕" w:hint="eastAsia"/>
+                      <w:rFonts w:asciiTheme="minorEastAsia" w:hAnsiTheme="minorEastAsia" w:cs="맑은 고딕"/>
                     </w:rPr>
                   </w:pPr>
                   <w:r>
@@ -5158,7 +5452,7 @@
                 <w:p>
                   <w:pPr>
                     <w:rPr>
-                      <w:rFonts w:asciiTheme="minorEastAsia" w:hAnsiTheme="minorEastAsia" w:cs="맑은 고딕" w:hint="eastAsia"/>
+                      <w:rFonts w:asciiTheme="minorEastAsia" w:hAnsiTheme="minorEastAsia" w:cs="맑은 고딕"/>
                       <w:lang w:eastAsia="ko-KR"/>
                     </w:rPr>
                   </w:pPr>
@@ -5178,7 +5472,7 @@
                 <w:p>
                   <w:pPr>
                     <w:rPr>
-                      <w:rFonts w:asciiTheme="minorEastAsia" w:hAnsiTheme="minorEastAsia" w:cs="맑은 고딕" w:hint="eastAsia"/>
+                      <w:rFonts w:asciiTheme="minorEastAsia" w:hAnsiTheme="minorEastAsia" w:cs="맑은 고딕"/>
                       <w:lang w:eastAsia="ko-KR"/>
                     </w:rPr>
                   </w:pPr>
@@ -5200,7 +5494,7 @@
                 <w:p>
                   <w:pPr>
                     <w:rPr>
-                      <w:rFonts w:asciiTheme="minorEastAsia" w:hAnsiTheme="minorEastAsia" w:cs="맑은 고딕" w:hint="eastAsia"/>
+                      <w:rFonts w:asciiTheme="minorEastAsia" w:hAnsiTheme="minorEastAsia" w:cs="맑은 고딕"/>
                     </w:rPr>
                   </w:pPr>
                   <w:r>
@@ -5208,14 +5502,7 @@
                       <w:rFonts w:asciiTheme="minorEastAsia" w:hAnsiTheme="minorEastAsia" w:cs="맑은 고딕" w:hint="eastAsia"/>
                       <w:lang w:eastAsia="ko-KR"/>
                     </w:rPr>
-                    <w:t>DEP</w:t>
-                  </w:r>
-                  <w:r>
-                    <w:rPr>
-                      <w:rFonts w:asciiTheme="minorEastAsia" w:hAnsiTheme="minorEastAsia" w:cs="맑은 고딕" w:hint="eastAsia"/>
-                      <w:lang w:eastAsia="ko-KR"/>
-                    </w:rPr>
-                    <w:t>_TIME</w:t>
+                    <w:t>DEP_TIME</w:t>
                   </w:r>
                 </w:p>
               </w:tc>
@@ -5226,23 +5513,16 @@
                 <w:p>
                   <w:pPr>
                     <w:rPr>
+                      <w:rFonts w:asciiTheme="minorEastAsia" w:hAnsiTheme="minorEastAsia" w:cs="맑은 고딕"/>
+                      <w:lang w:eastAsia="ko-KR"/>
+                    </w:rPr>
+                  </w:pPr>
+                  <w:r>
+                    <w:rPr>
                       <w:rFonts w:asciiTheme="minorEastAsia" w:hAnsiTheme="minorEastAsia" w:cs="맑은 고딕" w:hint="eastAsia"/>
                       <w:lang w:eastAsia="ko-KR"/>
                     </w:rPr>
-                  </w:pPr>
-                  <w:r>
-                    <w:rPr>
-                      <w:rFonts w:asciiTheme="minorEastAsia" w:hAnsiTheme="minorEastAsia" w:cs="맑은 고딕" w:hint="eastAsia"/>
-                      <w:lang w:eastAsia="ko-KR"/>
-                    </w:rPr>
-                    <w:t>EKIINFO.</w:t>
-                  </w:r>
-                  <w:r>
-                    <w:rPr>
-                      <w:rFonts w:asciiTheme="minorEastAsia" w:hAnsiTheme="minorEastAsia" w:cs="맑은 고딕" w:hint="eastAsia"/>
-                      <w:lang w:eastAsia="ko-KR"/>
-                    </w:rPr>
-                    <w:t>DEP_TIME</w:t>
+                    <w:t>EKIINFO.DEP_TIME</w:t>
                   </w:r>
                 </w:p>
               </w:tc>
@@ -5264,7 +5544,7 @@
           <w:p>
             <w:pPr>
               <w:rPr>
-                <w:rFonts w:asciiTheme="minorEastAsia" w:hAnsiTheme="minorEastAsia" w:cs="맑은 고딕" w:hint="eastAsia"/>
+                <w:rFonts w:asciiTheme="minorEastAsia" w:hAnsiTheme="minorEastAsia" w:cs="맑은 고딕"/>
                 <w:lang w:eastAsia="ko-KR"/>
               </w:rPr>
             </w:pPr>
@@ -5289,7 +5569,7 @@
           <w:p>
             <w:pPr>
               <w:rPr>
-                <w:rFonts w:asciiTheme="minorEastAsia" w:hAnsiTheme="minorEastAsia" w:cs="맑은 고딕" w:hint="eastAsia"/>
+                <w:rFonts w:asciiTheme="minorEastAsia" w:hAnsiTheme="minorEastAsia" w:cs="맑은 고딕"/>
                 <w:lang w:eastAsia="ko-KR"/>
               </w:rPr>
             </w:pPr>
@@ -5309,7 +5589,7 @@
           <w:p>
             <w:pPr>
               <w:rPr>
-                <w:rFonts w:asciiTheme="minorEastAsia" w:hAnsiTheme="minorEastAsia" w:cs="맑은 고딕" w:hint="eastAsia"/>
+                <w:rFonts w:asciiTheme="minorEastAsia" w:hAnsiTheme="minorEastAsia" w:cs="맑은 고딕"/>
               </w:rPr>
             </w:pPr>
             <w:r>
@@ -5380,7 +5660,7 @@
                 <w:p>
                   <w:pPr>
                     <w:rPr>
-                      <w:rFonts w:asciiTheme="minorEastAsia" w:hAnsiTheme="minorEastAsia" w:cs="맑은 고딕" w:hint="eastAsia"/>
+                      <w:rFonts w:asciiTheme="minorEastAsia" w:hAnsiTheme="minorEastAsia" w:cs="맑은 고딕"/>
                     </w:rPr>
                   </w:pPr>
                   <w:r>
@@ -5398,9 +5678,15 @@
                 <w:p>
                   <w:pPr>
                     <w:rPr>
+                      <w:rFonts w:asciiTheme="minorEastAsia" w:hAnsiTheme="minorEastAsia" w:cs="맑은 고딕"/>
+                    </w:rPr>
+                  </w:pPr>
+                  <w:r>
+                    <w:rPr>
                       <w:rFonts w:asciiTheme="minorEastAsia" w:hAnsiTheme="minorEastAsia" w:cs="맑은 고딕" w:hint="eastAsia"/>
                     </w:rPr>
-                  </w:pPr>
+                    <w:t>入力</w:t>
+                  </w:r>
                   <w:r>
                     <w:rPr>
                       <w:rFonts w:asciiTheme="minorEastAsia" w:hAnsiTheme="minorEastAsia" w:cs="맑은 고딕" w:hint="eastAsia"/>
@@ -5418,7 +5704,7 @@
                 <w:p>
                   <w:pPr>
                     <w:rPr>
-                      <w:rFonts w:asciiTheme="minorEastAsia" w:hAnsiTheme="minorEastAsia" w:cs="맑은 고딕" w:hint="eastAsia"/>
+                      <w:rFonts w:asciiTheme="minorEastAsia" w:hAnsiTheme="minorEastAsia" w:cs="맑은 고딕"/>
                     </w:rPr>
                   </w:pPr>
                   <w:r>
@@ -5436,7 +5722,7 @@
                 <w:p>
                   <w:pPr>
                     <w:rPr>
-                      <w:rFonts w:asciiTheme="minorEastAsia" w:hAnsiTheme="minorEastAsia" w:cs="맑은 고딕" w:hint="eastAsia"/>
+                      <w:rFonts w:asciiTheme="minorEastAsia" w:hAnsiTheme="minorEastAsia" w:cs="맑은 고딕"/>
                     </w:rPr>
                   </w:pPr>
                   <w:r>
@@ -5456,7 +5742,7 @@
                 <w:p>
                   <w:pPr>
                     <w:rPr>
-                      <w:rFonts w:asciiTheme="minorEastAsia" w:hAnsiTheme="minorEastAsia" w:cs="맑은 고딕" w:hint="eastAsia"/>
+                      <w:rFonts w:asciiTheme="minorEastAsia" w:hAnsiTheme="minorEastAsia" w:cs="맑은 고딕"/>
                     </w:rPr>
                   </w:pPr>
                   <w:r>
@@ -5474,7 +5760,7 @@
                 <w:p>
                   <w:pPr>
                     <w:rPr>
-                      <w:rFonts w:asciiTheme="minorEastAsia" w:hAnsiTheme="minorEastAsia" w:cs="맑은 고딕" w:hint="eastAsia"/>
+                      <w:rFonts w:asciiTheme="minorEastAsia" w:hAnsiTheme="minorEastAsia" w:cs="맑은 고딕"/>
                     </w:rPr>
                   </w:pPr>
                   <w:r>
@@ -5494,16 +5780,16 @@
                 <w:p>
                   <w:pPr>
                     <w:rPr>
+                      <w:rFonts w:asciiTheme="minorEastAsia" w:hAnsiTheme="minorEastAsia" w:cs="맑은 고딕"/>
+                      <w:lang w:eastAsia="ko-KR"/>
+                    </w:rPr>
+                  </w:pPr>
+                  <w:r>
+                    <w:rPr>
                       <w:rFonts w:asciiTheme="minorEastAsia" w:hAnsiTheme="minorEastAsia" w:cs="맑은 고딕" w:hint="eastAsia"/>
                       <w:lang w:eastAsia="ko-KR"/>
                     </w:rPr>
-                  </w:pPr>
-                  <w:r>
-                    <w:rPr>
-                      <w:rFonts w:asciiTheme="minorEastAsia" w:hAnsiTheme="minorEastAsia" w:cs="맑은 고딕" w:hint="eastAsia"/>
-                      <w:lang w:eastAsia="ko-KR"/>
-                    </w:rPr>
-                    <w:t>DEP_TIME</w:t>
+                    <w:t>ARR_TIME</w:t>
                   </w:r>
                 </w:p>
               </w:tc>
@@ -5514,14 +5800,14 @@
                 <w:p>
                   <w:pPr>
                     <w:rPr>
-                      <w:rFonts w:asciiTheme="minorEastAsia" w:hAnsiTheme="minorEastAsia" w:cs="맑은 고딕" w:hint="eastAsia"/>
+                      <w:rFonts w:asciiTheme="minorEastAsia" w:hAnsiTheme="minorEastAsia" w:cs="맑은 고딕"/>
                     </w:rPr>
                   </w:pPr>
                   <w:r>
                     <w:rPr>
                       <w:rFonts w:asciiTheme="minorEastAsia" w:hAnsiTheme="minorEastAsia" w:cs="맑은 고딕" w:hint="eastAsia"/>
                     </w:rPr>
-                    <w:t xml:space="preserve">出発時間 </w:t>
+                    <w:t>到着時間</w:t>
                   </w:r>
                 </w:p>
               </w:tc>
@@ -5534,16 +5820,16 @@
                 <w:p>
                   <w:pPr>
                     <w:rPr>
+                      <w:rFonts w:asciiTheme="minorEastAsia" w:eastAsia="맑은 고딕" w:hAnsiTheme="minorEastAsia" w:cs="맑은 고딕" w:hint="eastAsia"/>
+                      <w:lang w:eastAsia="ko-KR"/>
+                    </w:rPr>
+                  </w:pPr>
+                  <w:r>
+                    <w:rPr>
                       <w:rFonts w:asciiTheme="minorEastAsia" w:hAnsiTheme="minorEastAsia" w:cs="맑은 고딕" w:hint="eastAsia"/>
                       <w:lang w:eastAsia="ko-KR"/>
                     </w:rPr>
-                  </w:pPr>
-                  <w:r>
-                    <w:rPr>
-                      <w:rFonts w:asciiTheme="minorEastAsia" w:hAnsiTheme="minorEastAsia" w:cs="맑은 고딕" w:hint="eastAsia"/>
-                      <w:lang w:eastAsia="ko-KR"/>
-                    </w:rPr>
-                    <w:t>ARR_TIME</w:t>
+                    <w:t>DEP_TIME</w:t>
                   </w:r>
                 </w:p>
               </w:tc>
@@ -5554,14 +5840,15 @@
                 <w:p>
                   <w:pPr>
                     <w:rPr>
-                      <w:rFonts w:asciiTheme="minorEastAsia" w:hAnsiTheme="minorEastAsia" w:cs="맑은 고딕" w:hint="eastAsia"/>
+                      <w:rFonts w:asciiTheme="minorEastAsia" w:eastAsia="맑은 고딕" w:hAnsiTheme="minorEastAsia" w:cs="맑은 고딕"/>
+                      <w:lang w:eastAsia="ko-KR"/>
                     </w:rPr>
                   </w:pPr>
                   <w:r>
                     <w:rPr>
                       <w:rFonts w:asciiTheme="minorEastAsia" w:hAnsiTheme="minorEastAsia" w:cs="맑은 고딕" w:hint="eastAsia"/>
                     </w:rPr>
-                    <w:t>到着時間（システム時間）</w:t>
+                    <w:t>出発時間</w:t>
                   </w:r>
                 </w:p>
               </w:tc>
@@ -5570,7 +5857,7 @@
           <w:p>
             <w:pPr>
               <w:rPr>
-                <w:rFonts w:asciiTheme="minorEastAsia" w:hAnsiTheme="minorEastAsia" w:cs="맑은 고딕" w:hint="eastAsia"/>
+                <w:rFonts w:asciiTheme="minorEastAsia" w:hAnsiTheme="minorEastAsia" w:cs="맑은 고딕"/>
               </w:rPr>
             </w:pPr>
           </w:p>
@@ -5587,7 +5874,7 @@
           <w:p>
             <w:pPr>
               <w:rPr>
-                <w:rFonts w:asciiTheme="minorEastAsia" w:hAnsiTheme="minorEastAsia" w:cs="맑은 고딕" w:hint="eastAsia"/>
+                <w:rFonts w:asciiTheme="minorEastAsia" w:hAnsiTheme="minorEastAsia" w:cs="맑은 고딕"/>
                 <w:lang w:eastAsia="ko-KR"/>
               </w:rPr>
             </w:pPr>
@@ -5607,7 +5894,7 @@
           <w:p>
             <w:pPr>
               <w:rPr>
-                <w:rFonts w:asciiTheme="minorEastAsia" w:hAnsiTheme="minorEastAsia" w:cs="맑은 고딕" w:hint="eastAsia"/>
+                <w:rFonts w:asciiTheme="minorEastAsia" w:hAnsiTheme="minorEastAsia" w:cs="맑은 고딕"/>
               </w:rPr>
             </w:pPr>
             <w:r>
@@ -5629,17 +5916,18 @@
               <w:t>ジを送信する</w:t>
             </w:r>
           </w:p>
-        </w:tc>
-        <w:tc>
-          <w:tcPr>
-            <w:tcW w:w="4201" w:type="dxa"/>
-          </w:tcPr>
-          <w:p>
-            <w:pPr>
-              <w:rPr>
-                <w:rFonts w:asciiTheme="minorEastAsia" w:hAnsiTheme="minorEastAsia" w:cs="맑은 고딕"/>
-              </w:rPr>
-            </w:pPr>
+          <w:p>
+            <w:pPr>
+              <w:rPr>
+                <w:rFonts w:asciiTheme="minorEastAsia" w:hAnsiTheme="minorEastAsia" w:cs="맑은 고딕"/>
+              </w:rPr>
+            </w:pPr>
+            <w:r>
+              <w:rPr>
+                <w:rFonts w:asciiTheme="minorEastAsia" w:hAnsiTheme="minorEastAsia" w:cs="맑은 고딕" w:hint="eastAsia"/>
+              </w:rPr>
+              <w:t>※</w:t>
+            </w:r>
             <w:r>
               <w:rPr>
                 <w:rFonts w:asciiTheme="minorEastAsia" w:hAnsiTheme="minorEastAsia" w:cs="맑은 고딕" w:hint="eastAsia"/>
@@ -5664,7 +5952,7 @@
                 <w:p>
                   <w:pPr>
                     <w:rPr>
-                      <w:rFonts w:asciiTheme="minorEastAsia" w:hAnsiTheme="minorEastAsia" w:cs="맑은 고딕" w:hint="eastAsia"/>
+                      <w:rFonts w:asciiTheme="minorEastAsia" w:hAnsiTheme="minorEastAsia" w:cs="맑은 고딕"/>
                     </w:rPr>
                   </w:pPr>
                   <w:r>
@@ -5684,7 +5972,7 @@
                 <w:p>
                   <w:pPr>
                     <w:rPr>
-                      <w:rFonts w:asciiTheme="minorEastAsia" w:hAnsiTheme="minorEastAsia" w:cs="맑은 고딕" w:hint="eastAsia"/>
+                      <w:rFonts w:asciiTheme="minorEastAsia" w:hAnsiTheme="minorEastAsia" w:cs="맑은 고딕"/>
                     </w:rPr>
                   </w:pPr>
                   <w:r>
@@ -5704,14 +5992,14 @@
                 <w:p>
                   <w:pPr>
                     <w:rPr>
-                      <w:rFonts w:asciiTheme="minorEastAsia" w:hAnsiTheme="minorEastAsia" w:cs="맑은 고딕" w:hint="eastAsia"/>
+                      <w:rFonts w:asciiTheme="minorEastAsia" w:hAnsiTheme="minorEastAsia" w:cs="맑은 고딕"/>
                     </w:rPr>
                   </w:pPr>
                   <w:r>
                     <w:rPr>
                       <w:rFonts w:asciiTheme="minorEastAsia" w:hAnsiTheme="minorEastAsia" w:cs="맑은 고딕" w:hint="eastAsia"/>
                     </w:rPr>
-                    <w:t>出発時間</w:t>
+                    <w:t>到着時間</w:t>
                   </w:r>
                 </w:p>
               </w:tc>
@@ -5724,14 +6012,14 @@
                 <w:p>
                   <w:pPr>
                     <w:rPr>
-                      <w:rFonts w:asciiTheme="minorEastAsia" w:hAnsiTheme="minorEastAsia" w:cs="맑은 고딕" w:hint="eastAsia"/>
+                      <w:rFonts w:asciiTheme="minorEastAsia" w:hAnsiTheme="minorEastAsia" w:cs="맑은 고딕"/>
                     </w:rPr>
                   </w:pPr>
                   <w:r>
                     <w:rPr>
                       <w:rFonts w:asciiTheme="minorEastAsia" w:hAnsiTheme="minorEastAsia" w:cs="맑은 고딕" w:hint="eastAsia"/>
                     </w:rPr>
-                    <w:t>到着時間</w:t>
+                    <w:t>出発時間</w:t>
                   </w:r>
                 </w:p>
               </w:tc>
@@ -5740,7 +6028,19 @@
           <w:p>
             <w:pPr>
               <w:rPr>
-                <w:rFonts w:asciiTheme="minorEastAsia" w:eastAsia="맑은 고딕" w:hAnsiTheme="minorEastAsia" w:cs="맑은 고딕" w:hint="eastAsia"/>
+                <w:rFonts w:asciiTheme="minorEastAsia" w:hAnsiTheme="minorEastAsia" w:cs="맑은 고딕" w:hint="eastAsia"/>
+              </w:rPr>
+            </w:pPr>
+          </w:p>
+        </w:tc>
+        <w:tc>
+          <w:tcPr>
+            <w:tcW w:w="4201" w:type="dxa"/>
+          </w:tcPr>
+          <w:p>
+            <w:pPr>
+              <w:rPr>
+                <w:rFonts w:asciiTheme="minorEastAsia" w:eastAsia="맑은 고딕" w:hAnsiTheme="minorEastAsia" w:cs="맑은 고딕"/>
                 <w:lang w:eastAsia="ko-KR"/>
               </w:rPr>
             </w:pPr>
@@ -5755,7 +6055,7 @@
           <w:p>
             <w:pPr>
               <w:rPr>
-                <w:rFonts w:asciiTheme="minorEastAsia" w:hAnsiTheme="minorEastAsia" w:cs="맑은 고딕" w:hint="eastAsia"/>
+                <w:rFonts w:asciiTheme="minorEastAsia" w:hAnsiTheme="minorEastAsia" w:cs="맑은 고딕"/>
                 <w:lang w:eastAsia="ko-KR"/>
               </w:rPr>
             </w:pPr>
@@ -5775,7 +6075,7 @@
           <w:p>
             <w:pPr>
               <w:rPr>
-                <w:rFonts w:asciiTheme="minorEastAsia" w:hAnsiTheme="minorEastAsia" w:cs="맑은 고딕" w:hint="eastAsia"/>
+                <w:rFonts w:asciiTheme="minorEastAsia" w:hAnsiTheme="minorEastAsia" w:cs="맑은 고딕"/>
               </w:rPr>
             </w:pPr>
             <w:r>
@@ -5793,9 +6093,15 @@
           <w:p>
             <w:pPr>
               <w:rPr>
-                <w:rFonts w:asciiTheme="minorEastAsia" w:hAnsiTheme="minorEastAsia" w:cs="맑은 고딕" w:hint="eastAsia"/>
-              </w:rPr>
-            </w:pPr>
+                <w:rFonts w:asciiTheme="minorEastAsia" w:hAnsiTheme="minorEastAsia" w:cs="맑은 고딕"/>
+              </w:rPr>
+            </w:pPr>
+            <w:r>
+              <w:rPr>
+                <w:rFonts w:asciiTheme="minorEastAsia" w:hAnsiTheme="minorEastAsia" w:cs="맑은 고딕" w:hint="eastAsia"/>
+              </w:rPr>
+              <w:t>４秒間</w:t>
+            </w:r>
           </w:p>
         </w:tc>
       </w:tr>
@@ -5803,8 +6109,7 @@
     <w:p>
       <w:pPr>
         <w:rPr>
-          <w:rFonts w:asciiTheme="minorEastAsia" w:eastAsia="맑은 고딕" w:hAnsiTheme="minorEastAsia" w:cs="맑은 고딕" w:hint="eastAsia"/>
-          <w:lang w:eastAsia="ko-KR"/>
+          <w:rFonts w:asciiTheme="minorEastAsia" w:eastAsia="맑은 고딕" w:hAnsiTheme="minorEastAsia" w:cs="맑은 고딕"/>
         </w:rPr>
       </w:pPr>
     </w:p>
@@ -5823,25 +6128,12 @@
         </w:rPr>
         <w:br w:type="page"/>
       </w:r>
-    </w:p>
-    <w:p>
-      <w:pPr>
-        <w:rPr>
-          <w:rFonts w:asciiTheme="minorEastAsia" w:hAnsiTheme="minorEastAsia" w:cs="맑은 고딕"/>
-        </w:rPr>
-      </w:pPr>
       <w:r>
         <w:rPr>
           <w:rFonts w:asciiTheme="minorEastAsia" w:hAnsiTheme="minorEastAsia" w:cs="맑은 고딕" w:hint="eastAsia"/>
         </w:rPr>
         <w:lastRenderedPageBreak/>
-        <w:t>3－2</w:t>
-      </w:r>
-      <w:r>
-        <w:rPr>
-          <w:rFonts w:asciiTheme="minorEastAsia" w:hAnsiTheme="minorEastAsia" w:cs="맑은 고딕" w:hint="eastAsia"/>
-        </w:rPr>
-        <w:t>．</w:t>
+        <w:t>3－2．</w:t>
       </w:r>
       <w:r>
         <w:rPr>
@@ -5883,7 +6175,7 @@
           <w:p>
             <w:pPr>
               <w:rPr>
-                <w:rFonts w:asciiTheme="minorEastAsia" w:hAnsiTheme="minorEastAsia" w:cs="맑은 고딕" w:hint="eastAsia"/>
+                <w:rFonts w:asciiTheme="minorEastAsia" w:hAnsiTheme="minorEastAsia" w:cs="맑은 고딕"/>
                 <w:lang w:eastAsia="ko-KR"/>
               </w:rPr>
             </w:pPr>
@@ -5902,7 +6194,7 @@
           <w:p>
             <w:pPr>
               <w:rPr>
-                <w:rFonts w:asciiTheme="minorEastAsia" w:hAnsiTheme="minorEastAsia" w:cs="맑은 고딕" w:hint="eastAsia"/>
+                <w:rFonts w:asciiTheme="minorEastAsia" w:hAnsiTheme="minorEastAsia" w:cs="맑은 고딕"/>
               </w:rPr>
             </w:pPr>
             <w:r>
@@ -5940,7 +6232,7 @@
           <w:p>
             <w:pPr>
               <w:rPr>
-                <w:rFonts w:asciiTheme="minorEastAsia" w:hAnsiTheme="minorEastAsia" w:cs="맑은 고딕" w:hint="eastAsia"/>
+                <w:rFonts w:asciiTheme="minorEastAsia" w:hAnsiTheme="minorEastAsia" w:cs="맑은 고딕"/>
                 <w:lang w:eastAsia="ko-KR"/>
               </w:rPr>
             </w:pPr>
@@ -5960,7 +6252,7 @@
           <w:p>
             <w:pPr>
               <w:rPr>
-                <w:rFonts w:asciiTheme="minorEastAsia" w:hAnsiTheme="minorEastAsia" w:cs="맑은 고딕" w:hint="eastAsia"/>
+                <w:rFonts w:asciiTheme="minorEastAsia" w:hAnsiTheme="minorEastAsia" w:cs="맑은 고딕"/>
               </w:rPr>
             </w:pPr>
             <w:r>
@@ -5978,7 +6270,7 @@
           <w:p>
             <w:pPr>
               <w:rPr>
-                <w:rFonts w:asciiTheme="minorEastAsia" w:hAnsiTheme="minorEastAsia" w:cs="맑은 고딕" w:hint="eastAsia"/>
+                <w:rFonts w:asciiTheme="minorEastAsia" w:hAnsiTheme="minorEastAsia" w:cs="맑은 고딕"/>
               </w:rPr>
             </w:pPr>
           </w:p>
@@ -5995,7 +6287,7 @@
           <w:p>
             <w:pPr>
               <w:rPr>
-                <w:rFonts w:asciiTheme="minorEastAsia" w:hAnsiTheme="minorEastAsia" w:cs="맑은 고딕" w:hint="eastAsia"/>
+                <w:rFonts w:asciiTheme="minorEastAsia" w:hAnsiTheme="minorEastAsia" w:cs="맑은 고딕"/>
                 <w:lang w:eastAsia="ko-KR"/>
               </w:rPr>
             </w:pPr>
@@ -6015,15 +6307,44 @@
           <w:p>
             <w:pPr>
               <w:rPr>
-                <w:rFonts w:asciiTheme="minorEastAsia" w:eastAsia="맑은 고딕" w:hAnsiTheme="minorEastAsia" w:cs="맑은 고딕" w:hint="eastAsia"/>
-                <w:lang w:eastAsia="ko-KR"/>
-              </w:rPr>
-            </w:pPr>
-            <w:r>
-              <w:rPr>
-                <w:rFonts w:asciiTheme="minorEastAsia" w:hAnsiTheme="minorEastAsia" w:cs="맑은 고딕" w:hint="eastAsia"/>
-              </w:rPr>
-              <w:t>駅運行情報を取得する</w:t>
+                <w:rFonts w:asciiTheme="minorEastAsia" w:hAnsiTheme="minorEastAsia" w:cs="맑은 고딕"/>
+              </w:rPr>
+            </w:pPr>
+            <w:r>
+              <w:rPr>
+                <w:rFonts w:asciiTheme="minorEastAsia" w:hAnsiTheme="minorEastAsia" w:cs="맑은 고딕" w:hint="eastAsia"/>
+              </w:rPr>
+              <w:t>駅運行情報</w:t>
+            </w:r>
+            <w:r>
+              <w:rPr>
+                <w:rFonts w:asciiTheme="minorEastAsia" w:hAnsiTheme="minorEastAsia" w:cs="맑은 고딕" w:hint="eastAsia"/>
+              </w:rPr>
+              <w:t>を</w:t>
+            </w:r>
+            <w:r>
+              <w:rPr>
+                <w:rFonts w:asciiTheme="minorEastAsia" w:hAnsiTheme="minorEastAsia" w:cs="맑은 고딕" w:hint="eastAsia"/>
+              </w:rPr>
+              <w:t>（運済）</w:t>
+            </w:r>
+            <w:r>
+              <w:rPr>
+                <w:rFonts w:asciiTheme="minorEastAsia" w:hAnsiTheme="minorEastAsia" w:cs="맑은 고딕" w:hint="eastAsia"/>
+              </w:rPr>
+              <w:t>に</w:t>
+            </w:r>
+            <w:r>
+              <w:rPr>
+                <w:rFonts w:asciiTheme="minorEastAsia" w:hAnsiTheme="minorEastAsia" w:cs="맑은 고딕" w:hint="eastAsia"/>
+              </w:rPr>
+              <w:t>更新</w:t>
+            </w:r>
+            <w:r>
+              <w:rPr>
+                <w:rFonts w:asciiTheme="minorEastAsia" w:hAnsiTheme="minorEastAsia" w:cs="맑은 고딕" w:hint="eastAsia"/>
+              </w:rPr>
+              <w:t>する</w:t>
             </w:r>
           </w:p>
         </w:tc>
@@ -6034,7 +6355,7 @@
           <w:p>
             <w:pPr>
               <w:rPr>
-                <w:rFonts w:asciiTheme="minorEastAsia" w:hAnsiTheme="minorEastAsia" w:cs="맑은 고딕" w:hint="eastAsia"/>
+                <w:rFonts w:asciiTheme="minorEastAsia" w:hAnsiTheme="minorEastAsia" w:cs="맑은 고딕"/>
                 <w:lang w:eastAsia="ko-KR"/>
               </w:rPr>
             </w:pPr>
@@ -6077,7 +6398,7 @@
                 <w:p>
                   <w:pPr>
                     <w:rPr>
-                      <w:rFonts w:asciiTheme="minorEastAsia" w:hAnsiTheme="minorEastAsia" w:cs="맑은 고딕" w:hint="eastAsia"/>
+                      <w:rFonts w:asciiTheme="minorEastAsia" w:hAnsiTheme="minorEastAsia" w:cs="맑은 고딕"/>
                     </w:rPr>
                   </w:pPr>
                   <w:r>
@@ -6095,20 +6416,14 @@
                 <w:p>
                   <w:pPr>
                     <w:rPr>
-                      <w:rFonts w:asciiTheme="minorEastAsia" w:hAnsiTheme="minorEastAsia" w:cs="맑은 고딕" w:hint="eastAsia"/>
+                      <w:rFonts w:asciiTheme="minorEastAsia" w:hAnsiTheme="minorEastAsia" w:cs="맑은 고딕"/>
                     </w:rPr>
                   </w:pPr>
                   <w:r>
                     <w:rPr>
                       <w:rFonts w:asciiTheme="minorEastAsia" w:hAnsiTheme="minorEastAsia" w:cs="맑은 고딕" w:hint="eastAsia"/>
                     </w:rPr>
-                    <w:t>更新</w:t>
-                  </w:r>
-                  <w:r>
-                    <w:rPr>
-                      <w:rFonts w:asciiTheme="minorEastAsia" w:hAnsiTheme="minorEastAsia" w:cs="맑은 고딕" w:hint="eastAsia"/>
-                    </w:rPr>
-                    <w:t>値</w:t>
+                    <w:t>更新値</w:t>
                   </w:r>
                 </w:p>
               </w:tc>
@@ -6121,7 +6436,7 @@
                 <w:p>
                   <w:pPr>
                     <w:rPr>
-                      <w:rFonts w:asciiTheme="minorEastAsia" w:hAnsiTheme="minorEastAsia" w:cs="맑은 고딕" w:hint="eastAsia"/>
+                      <w:rFonts w:asciiTheme="minorEastAsia" w:hAnsiTheme="minorEastAsia" w:cs="맑은 고딕"/>
                     </w:rPr>
                   </w:pPr>
                   <w:r>
@@ -6139,7 +6454,7 @@
                 <w:p>
                   <w:pPr>
                     <w:rPr>
-                      <w:rFonts w:asciiTheme="minorEastAsia" w:hAnsiTheme="minorEastAsia" w:cs="맑은 고딕" w:hint="eastAsia"/>
+                      <w:rFonts w:asciiTheme="minorEastAsia" w:hAnsiTheme="minorEastAsia" w:cs="맑은 고딕"/>
                       <w:lang w:eastAsia="ko-KR"/>
                     </w:rPr>
                   </w:pPr>
@@ -6203,7 +6518,7 @@
                 <w:p>
                   <w:pPr>
                     <w:rPr>
-                      <w:rFonts w:asciiTheme="minorEastAsia" w:hAnsiTheme="minorEastAsia" w:cs="맑은 고딕" w:hint="eastAsia"/>
+                      <w:rFonts w:asciiTheme="minorEastAsia" w:hAnsiTheme="minorEastAsia" w:cs="맑은 고딕"/>
                       <w:lang w:eastAsia="ko-KR"/>
                     </w:rPr>
                   </w:pPr>
@@ -6222,7 +6537,7 @@
                 <w:p>
                   <w:pPr>
                     <w:rPr>
-                      <w:rFonts w:asciiTheme="minorEastAsia" w:hAnsiTheme="minorEastAsia" w:cs="맑은 고딕" w:hint="eastAsia"/>
+                      <w:rFonts w:asciiTheme="minorEastAsia" w:hAnsiTheme="minorEastAsia" w:cs="맑은 고딕"/>
                       <w:lang w:eastAsia="ko-KR"/>
                     </w:rPr>
                   </w:pPr>
@@ -6243,7 +6558,7 @@
                 <w:p>
                   <w:pPr>
                     <w:rPr>
-                      <w:rFonts w:asciiTheme="minorEastAsia" w:hAnsiTheme="minorEastAsia" w:cs="맑은 고딕" w:hint="eastAsia"/>
+                      <w:rFonts w:asciiTheme="minorEastAsia" w:hAnsiTheme="minorEastAsia" w:cs="맑은 고딕"/>
                       <w:lang w:eastAsia="ko-KR"/>
                     </w:rPr>
                   </w:pPr>
@@ -6262,7 +6577,7 @@
                 <w:p>
                   <w:pPr>
                     <w:rPr>
-                      <w:rFonts w:asciiTheme="minorEastAsia" w:hAnsiTheme="minorEastAsia" w:cs="맑은 고딕" w:hint="eastAsia"/>
+                      <w:rFonts w:asciiTheme="minorEastAsia" w:hAnsiTheme="minorEastAsia" w:cs="맑은 고딕"/>
                     </w:rPr>
                   </w:pPr>
                   <w:r>
@@ -6282,7 +6597,7 @@
                 <w:p>
                   <w:pPr>
                     <w:rPr>
-                      <w:rFonts w:asciiTheme="minorEastAsia" w:hAnsiTheme="minorEastAsia" w:cs="맑은 고딕" w:hint="eastAsia"/>
+                      <w:rFonts w:asciiTheme="minorEastAsia" w:hAnsiTheme="minorEastAsia" w:cs="맑은 고딕"/>
                       <w:lang w:eastAsia="ko-KR"/>
                     </w:rPr>
                   </w:pPr>
@@ -6301,16 +6616,88 @@
                 <w:p>
                   <w:pPr>
                     <w:rPr>
+                      <w:rFonts w:asciiTheme="minorEastAsia" w:hAnsiTheme="minorEastAsia" w:cs="맑은 고딕"/>
+                      <w:lang w:eastAsia="ko-KR"/>
+                    </w:rPr>
+                  </w:pPr>
+                  <w:r>
+                    <w:rPr>
                       <w:rFonts w:asciiTheme="minorEastAsia" w:hAnsiTheme="minorEastAsia" w:cs="맑은 고딕" w:hint="eastAsia"/>
                       <w:lang w:eastAsia="ko-KR"/>
                     </w:rPr>
+                    <w:t>受信</w:t>
+                  </w:r>
+                  <w:proofErr w:type="gramStart"/>
+                  <w:r>
+                    <w:rPr>
+                      <w:rFonts w:asciiTheme="minorEastAsia" w:hAnsiTheme="minorEastAsia" w:cs="맑은 고딕" w:hint="eastAsia"/>
+                      <w:lang w:eastAsia="ko-KR"/>
+                    </w:rPr>
+                    <w:t>データ.RETSUBAN</w:t>
+                  </w:r>
+                  <w:proofErr w:type="gramEnd"/>
+                </w:p>
+              </w:tc>
+            </w:tr>
+            <w:tr>
+              <w:tc>
+                <w:tcPr>
+                  <w:tcW w:w="1439" w:type="dxa"/>
+                </w:tcPr>
+                <w:p>
+                  <w:pPr>
+                    <w:rPr>
+                      <w:rFonts w:asciiTheme="minorEastAsia" w:eastAsia="맑은 고딕" w:hAnsiTheme="minorEastAsia" w:cs="맑은 고딕"/>
+                      <w:lang w:eastAsia="ko-KR"/>
+                    </w:rPr>
                   </w:pPr>
                   <w:r>
                     <w:rPr>
                       <w:rFonts w:asciiTheme="minorEastAsia" w:hAnsiTheme="minorEastAsia" w:cs="맑은 고딕" w:hint="eastAsia"/>
                       <w:lang w:eastAsia="ko-KR"/>
                     </w:rPr>
-                    <w:t>受信データ.RETSUBAN</w:t>
+                    <w:t>ARR_TIME</w:t>
+                  </w:r>
+                </w:p>
+              </w:tc>
+              <w:tc>
+                <w:tcPr>
+                  <w:tcW w:w="2536" w:type="dxa"/>
+                </w:tcPr>
+                <w:p>
+                  <w:pPr>
+                    <w:rPr>
+                      <w:rFonts w:asciiTheme="minorEastAsia" w:hAnsiTheme="minorEastAsia" w:cs="맑은 고딕"/>
+                      <w:lang w:eastAsia="ko-KR"/>
+                    </w:rPr>
+                  </w:pPr>
+                  <w:r>
+                    <w:rPr>
+                      <w:rFonts w:asciiTheme="minorEastAsia" w:hAnsiTheme="minorEastAsia" w:cs="맑은 고딕" w:hint="eastAsia"/>
+                      <w:lang w:eastAsia="ko-KR"/>
+                    </w:rPr>
+                    <w:t>受信データ.</w:t>
+                  </w:r>
+                  <w:r>
+                    <w:rPr>
+                      <w:rFonts w:asciiTheme="minorEastAsia" w:hAnsiTheme="minorEastAsia" w:cs="맑은 고딕" w:hint="eastAsia"/>
+                      <w:lang w:eastAsia="ko-KR"/>
+                    </w:rPr>
+                    <w:t xml:space="preserve"> </w:t>
+                  </w:r>
+                  <w:r>
+                    <w:rPr>
+                      <w:rFonts w:asciiTheme="minorEastAsia" w:hAnsiTheme="minorEastAsia" w:cs="맑은 고딕" w:hint="eastAsia"/>
+                      <w:lang w:eastAsia="ko-KR"/>
+                    </w:rPr>
+                    <w:t>ARR</w:t>
+                  </w:r>
+                  <w:r>
+                    <w:rPr>
+                      <w:rFonts w:asciiTheme="minorEastAsia" w:hAnsiTheme="minorEastAsia" w:cs="맑은 고딕" w:hint="eastAsia"/>
+                      <w:lang w:eastAsia="ko-KR"/>
+                    </w:rPr>
+                    <w:t>_TIME</w:t>
                   </w:r>
                 </w:p>
               </w:tc>
@@ -6323,7 +6710,7 @@
                 <w:p>
                   <w:pPr>
                     <w:rPr>
-                      <w:rFonts w:asciiTheme="minorEastAsia" w:hAnsiTheme="minorEastAsia" w:cs="맑은 고딕" w:hint="eastAsia"/>
+                      <w:rFonts w:asciiTheme="minorEastAsia" w:hAnsiTheme="minorEastAsia" w:cs="맑은 고딕"/>
                       <w:lang w:eastAsia="ko-KR"/>
                     </w:rPr>
                   </w:pPr>
@@ -6343,72 +6730,30 @@
                 <w:p>
                   <w:pPr>
                     <w:rPr>
+                      <w:rFonts w:asciiTheme="minorEastAsia" w:hAnsiTheme="minorEastAsia" w:cs="맑은 고딕"/>
+                      <w:lang w:eastAsia="ko-KR"/>
+                    </w:rPr>
+                  </w:pPr>
+                  <w:r>
+                    <w:rPr>
                       <w:rFonts w:asciiTheme="minorEastAsia" w:hAnsiTheme="minorEastAsia" w:cs="맑은 고딕" w:hint="eastAsia"/>
                       <w:lang w:eastAsia="ko-KR"/>
                     </w:rPr>
-                  </w:pPr>
+                    <w:t xml:space="preserve">受信データ. </w:t>
+                  </w:r>
+                  <w:r>
+                    <w:rPr>
+                      <w:rFonts w:asciiTheme="minorEastAsia" w:eastAsia="맑은 고딕" w:hAnsiTheme="minorEastAsia" w:cs="맑은 고딕" w:hint="eastAsia"/>
+                      <w:lang w:eastAsia="ko-KR"/>
+                    </w:rPr>
+                    <w:t>DEP</w:t>
+                  </w:r>
                   <w:r>
                     <w:rPr>
                       <w:rFonts w:asciiTheme="minorEastAsia" w:hAnsiTheme="minorEastAsia" w:cs="맑은 고딕" w:hint="eastAsia"/>
                       <w:lang w:eastAsia="ko-KR"/>
                     </w:rPr>
-                    <w:t>受信データ.DEP_TIME</w:t>
-                  </w:r>
-                </w:p>
-              </w:tc>
-            </w:tr>
-            <w:tr>
-              <w:tc>
-                <w:tcPr>
-                  <w:tcW w:w="1439" w:type="dxa"/>
-                </w:tcPr>
-                <w:p>
-                  <w:pPr>
-                    <w:rPr>
-                      <w:rFonts w:asciiTheme="minorEastAsia" w:hAnsiTheme="minorEastAsia" w:cs="맑은 고딕" w:hint="eastAsia"/>
-                      <w:lang w:eastAsia="ko-KR"/>
-                    </w:rPr>
-                  </w:pPr>
-                  <w:r>
-                    <w:rPr>
-                      <w:rFonts w:asciiTheme="minorEastAsia" w:hAnsiTheme="minorEastAsia" w:cs="맑은 고딕" w:hint="eastAsia"/>
-                      <w:lang w:eastAsia="ko-KR"/>
-                    </w:rPr>
-                    <w:t>ARR_TIME</w:t>
-                  </w:r>
-                </w:p>
-              </w:tc>
-              <w:tc>
-                <w:tcPr>
-                  <w:tcW w:w="2536" w:type="dxa"/>
-                </w:tcPr>
-                <w:p>
-                  <w:pPr>
-                    <w:rPr>
-                      <w:rFonts w:asciiTheme="minorEastAsia" w:hAnsiTheme="minorEastAsia" w:cs="맑은 고딕" w:hint="eastAsia"/>
-                      <w:lang w:eastAsia="ko-KR"/>
-                    </w:rPr>
-                  </w:pPr>
-                  <w:r>
-                    <w:rPr>
-                      <w:rFonts w:asciiTheme="minorEastAsia" w:hAnsiTheme="minorEastAsia" w:cs="맑은 고딕" w:hint="eastAsia"/>
-                      <w:lang w:eastAsia="ko-KR"/>
-                    </w:rPr>
-                    <w:t>受信データ.</w:t>
-                  </w:r>
-                  <w:r>
-                    <w:rPr>
-                      <w:rFonts w:asciiTheme="minorEastAsia" w:hAnsiTheme="minorEastAsia" w:cs="맑은 고딕" w:hint="eastAsia"/>
-                      <w:lang w:eastAsia="ko-KR"/>
-                    </w:rPr>
-                    <w:t xml:space="preserve"> </w:t>
-                  </w:r>
-                  <w:r>
-                    <w:rPr>
-                      <w:rFonts w:asciiTheme="minorEastAsia" w:hAnsiTheme="minorEastAsia" w:cs="맑은 고딕" w:hint="eastAsia"/>
-                      <w:lang w:eastAsia="ko-KR"/>
-                    </w:rPr>
-                    <w:t>ARR_TIME</w:t>
+                    <w:t>_TIME</w:t>
                   </w:r>
                 </w:p>
               </w:tc>
@@ -6417,7 +6762,7 @@
           <w:p>
             <w:pPr>
               <w:rPr>
-                <w:rFonts w:asciiTheme="minorEastAsia" w:hAnsiTheme="minorEastAsia" w:cs="맑은 고딕" w:hint="eastAsia"/>
+                <w:rFonts w:asciiTheme="minorEastAsia" w:hAnsiTheme="minorEastAsia" w:cs="맑은 고딕"/>
                 <w:lang w:eastAsia="ko-KR"/>
               </w:rPr>
             </w:pPr>
@@ -6435,15 +6780,15 @@
           <w:p>
             <w:pPr>
               <w:rPr>
+                <w:rFonts w:asciiTheme="minorEastAsia" w:eastAsia="맑은 고딕" w:hAnsiTheme="minorEastAsia" w:cs="맑은 고딕"/>
+                <w:lang w:eastAsia="ko-KR"/>
+              </w:rPr>
+            </w:pPr>
+            <w:r>
+              <w:rPr>
                 <w:rFonts w:asciiTheme="minorEastAsia" w:eastAsia="맑은 고딕" w:hAnsiTheme="minorEastAsia" w:cs="맑은 고딕" w:hint="eastAsia"/>
                 <w:lang w:eastAsia="ko-KR"/>
               </w:rPr>
-            </w:pPr>
-            <w:r>
-              <w:rPr>
-                <w:rFonts w:asciiTheme="minorEastAsia" w:eastAsia="맑은 고딕" w:hAnsiTheme="minorEastAsia" w:cs="맑은 고딕" w:hint="eastAsia"/>
-                <w:lang w:eastAsia="ko-KR"/>
-              </w:rPr>
               <w:t>3</w:t>
             </w:r>
           </w:p>
@@ -6455,7 +6800,7 @@
           <w:p>
             <w:pPr>
               <w:rPr>
-                <w:rFonts w:asciiTheme="minorEastAsia" w:hAnsiTheme="minorEastAsia" w:cs="맑은 고딕" w:hint="eastAsia"/>
+                <w:rFonts w:asciiTheme="minorEastAsia" w:hAnsiTheme="minorEastAsia" w:cs="맑은 고딕"/>
               </w:rPr>
             </w:pPr>
             <w:r>
@@ -6473,7 +6818,7 @@
           <w:p>
             <w:pPr>
               <w:rPr>
-                <w:rFonts w:asciiTheme="minorEastAsia" w:hAnsiTheme="minorEastAsia" w:cs="맑은 고딕" w:hint="eastAsia"/>
+                <w:rFonts w:asciiTheme="minorEastAsia" w:hAnsiTheme="minorEastAsia" w:cs="맑은 고딕"/>
               </w:rPr>
             </w:pPr>
           </w:p>
@@ -6483,8 +6828,7 @@
     <w:p>
       <w:pPr>
         <w:rPr>
-          <w:rFonts w:asciiTheme="minorEastAsia" w:eastAsia="맑은 고딕" w:hAnsiTheme="minorEastAsia" w:cs="맑은 고딕" w:hint="eastAsia"/>
-          <w:lang w:eastAsia="ko-KR"/>
+          <w:rFonts w:asciiTheme="minorEastAsia" w:eastAsia="맑은 고딕" w:hAnsiTheme="minorEastAsia" w:cs="맑은 고딕"/>
         </w:rPr>
       </w:pPr>
     </w:p>

--- a/train_process.docx
+++ b/train_process.docx
@@ -162,13 +162,13 @@
           <w:p>
             <w:pPr>
               <w:rPr>
-                <w:rFonts w:asciiTheme="minorEastAsia" w:eastAsia="맑은 고딕" w:hAnsiTheme="minorEastAsia" w:cs="맑은 고딕"/>
-                <w:lang w:eastAsia="ko-KR"/>
-              </w:rPr>
-            </w:pPr>
-            <w:r>
-              <w:rPr>
-                <w:rFonts w:asciiTheme="minorEastAsia" w:eastAsia="맑은 고딕" w:hAnsiTheme="minorEastAsia" w:cs="맑은 고딕" w:hint="eastAsia"/>
+                <w:rFonts w:asciiTheme="minorEastAsia" w:hAnsiTheme="minorEastAsia" w:cs="맑은 고딕"/>
+                <w:lang w:eastAsia="ko-KR"/>
+              </w:rPr>
+            </w:pPr>
+            <w:r>
+              <w:rPr>
+                <w:rFonts w:asciiTheme="minorEastAsia" w:hAnsiTheme="minorEastAsia" w:cs="맑은 고딕" w:hint="eastAsia"/>
                 <w:lang w:eastAsia="ko-KR"/>
               </w:rPr>
               <w:t>TOOL</w:t>
@@ -182,13 +182,13 @@
           <w:p>
             <w:pPr>
               <w:rPr>
-                <w:rFonts w:asciiTheme="minorEastAsia" w:eastAsia="맑은 고딕" w:hAnsiTheme="minorEastAsia" w:cs="맑은 고딕"/>
-                <w:lang w:eastAsia="ko-KR"/>
-              </w:rPr>
-            </w:pPr>
-            <w:r>
-              <w:rPr>
-                <w:rFonts w:asciiTheme="minorEastAsia" w:eastAsia="맑은 고딕" w:hAnsiTheme="minorEastAsia" w:cs="맑은 고딕" w:hint="eastAsia"/>
+                <w:rFonts w:asciiTheme="minorEastAsia" w:hAnsiTheme="minorEastAsia" w:cs="맑은 고딕"/>
+                <w:lang w:eastAsia="ko-KR"/>
+              </w:rPr>
+            </w:pPr>
+            <w:r>
+              <w:rPr>
+                <w:rFonts w:asciiTheme="minorEastAsia" w:hAnsiTheme="minorEastAsia" w:cs="맑은 고딕" w:hint="eastAsia"/>
                 <w:lang w:eastAsia="ko-KR"/>
               </w:rPr>
               <w:t>VSCODE</w:t>
@@ -507,7 +507,6 @@
                 <w:lang w:eastAsia="ko-KR"/>
               </w:rPr>
             </w:pPr>
-            <w:proofErr w:type="gramStart"/>
             <w:r>
               <w:rPr>
                 <w:rFonts w:asciiTheme="minorEastAsia" w:hAnsiTheme="minorEastAsia" w:cs="맑은 고딕" w:hint="eastAsia"/>
@@ -515,7 +514,6 @@
               </w:rPr>
               <w:t>VARCHAR(</w:t>
             </w:r>
-            <w:proofErr w:type="gramEnd"/>
             <w:r>
               <w:rPr>
                 <w:rFonts w:asciiTheme="minorEastAsia" w:hAnsiTheme="minorEastAsia" w:cs="맑은 고딕" w:hint="eastAsia"/>
@@ -1041,7 +1039,7 @@
     <w:p>
       <w:pPr>
         <w:rPr>
-          <w:rFonts w:asciiTheme="minorEastAsia" w:eastAsia="맑은 고딕" w:hAnsiTheme="minorEastAsia" w:cs="맑은 고딕"/>
+          <w:rFonts w:asciiTheme="minorEastAsia" w:hAnsiTheme="minorEastAsia" w:cs="맑은 고딕"/>
           <w:lang w:eastAsia="ko-KR"/>
         </w:rPr>
       </w:pPr>
@@ -1218,21 +1216,12 @@
                 <w:lang w:eastAsia="ko-KR"/>
               </w:rPr>
             </w:pPr>
-            <w:proofErr w:type="gramStart"/>
-            <w:r>
-              <w:rPr>
-                <w:rFonts w:asciiTheme="minorEastAsia" w:hAnsiTheme="minorEastAsia" w:cs="맑은 고딕" w:hint="eastAsia"/>
-                <w:lang w:eastAsia="ko-KR"/>
-              </w:rPr>
-              <w:t>VARCHAR(</w:t>
-            </w:r>
-            <w:proofErr w:type="gramEnd"/>
-            <w:r>
-              <w:rPr>
-                <w:rFonts w:asciiTheme="minorEastAsia" w:hAnsiTheme="minorEastAsia" w:cs="맑은 고딕" w:hint="eastAsia"/>
-                <w:lang w:eastAsia="ko-KR"/>
-              </w:rPr>
-              <w:t>16)</w:t>
+            <w:r>
+              <w:rPr>
+                <w:rFonts w:asciiTheme="minorEastAsia" w:hAnsiTheme="minorEastAsia" w:cs="맑은 고딕" w:hint="eastAsia"/>
+                <w:lang w:eastAsia="ko-KR"/>
+              </w:rPr>
+              <w:t>VARCHAR(16)</w:t>
             </w:r>
           </w:p>
         </w:tc>
@@ -1687,21 +1676,12 @@
                 <w:lang w:eastAsia="ko-KR"/>
               </w:rPr>
             </w:pPr>
-            <w:proofErr w:type="gramStart"/>
-            <w:r>
-              <w:rPr>
-                <w:rFonts w:asciiTheme="minorEastAsia" w:hAnsiTheme="minorEastAsia" w:cs="맑은 고딕" w:hint="eastAsia"/>
-                <w:lang w:eastAsia="ko-KR"/>
-              </w:rPr>
-              <w:t>IN(</w:t>
-            </w:r>
-            <w:proofErr w:type="gramEnd"/>
-            <w:r>
-              <w:rPr>
-                <w:rFonts w:asciiTheme="minorEastAsia" w:hAnsiTheme="minorEastAsia" w:cs="맑은 고딕" w:hint="eastAsia"/>
-                <w:lang w:eastAsia="ko-KR"/>
-              </w:rPr>
-              <w:t>1, 2)</w:t>
+            <w:r>
+              <w:rPr>
+                <w:rFonts w:asciiTheme="minorEastAsia" w:hAnsiTheme="minorEastAsia" w:cs="맑은 고딕" w:hint="eastAsia"/>
+                <w:lang w:eastAsia="ko-KR"/>
+              </w:rPr>
+              <w:t>IN(1, 2)</w:t>
             </w:r>
           </w:p>
           <w:p>
@@ -2042,21 +2022,12 @@
                 <w:lang w:eastAsia="ko-KR"/>
               </w:rPr>
             </w:pPr>
-            <w:proofErr w:type="gramStart"/>
-            <w:r>
-              <w:rPr>
-                <w:rFonts w:asciiTheme="minorEastAsia" w:hAnsiTheme="minorEastAsia" w:cs="맑은 고딕" w:hint="eastAsia"/>
-                <w:lang w:eastAsia="ko-KR"/>
-              </w:rPr>
-              <w:t>VARCHAR(</w:t>
-            </w:r>
-            <w:proofErr w:type="gramEnd"/>
-            <w:r>
-              <w:rPr>
-                <w:rFonts w:asciiTheme="minorEastAsia" w:hAnsiTheme="minorEastAsia" w:cs="맑은 고딕" w:hint="eastAsia"/>
-                <w:lang w:eastAsia="ko-KR"/>
-              </w:rPr>
-              <w:t>16)</w:t>
+            <w:r>
+              <w:rPr>
+                <w:rFonts w:asciiTheme="minorEastAsia" w:hAnsiTheme="minorEastAsia" w:cs="맑은 고딕" w:hint="eastAsia"/>
+                <w:lang w:eastAsia="ko-KR"/>
+              </w:rPr>
+              <w:t>VARCHAR(16)</w:t>
             </w:r>
           </w:p>
         </w:tc>
@@ -2382,33 +2353,8 @@
                                 <w:rFonts w:asciiTheme="minorEastAsia" w:eastAsia="맑은 고딕" w:hAnsiTheme="minorEastAsia"/>
                                 <w:lang w:eastAsia="ko-KR"/>
                               </w:rPr>
-                              <w:t xml:space="preserve">CREATE DATABASE </w:t>
+                              <w:t>CREATE DATABASE train_db;</w:t>
                             </w:r>
-                            <w:proofErr w:type="spellStart"/>
-                            <w:r>
-                              <w:rPr>
-                                <w:rFonts w:asciiTheme="minorEastAsia" w:eastAsia="맑은 고딕" w:hAnsiTheme="minorEastAsia"/>
-                                <w:lang w:eastAsia="ko-KR"/>
-                              </w:rPr>
-                              <w:t>train_</w:t>
-                            </w:r>
-                            <w:proofErr w:type="gramStart"/>
-                            <w:r>
-                              <w:rPr>
-                                <w:rFonts w:asciiTheme="minorEastAsia" w:eastAsia="맑은 고딕" w:hAnsiTheme="minorEastAsia"/>
-                                <w:lang w:eastAsia="ko-KR"/>
-                              </w:rPr>
-                              <w:t>db</w:t>
-                            </w:r>
-                            <w:proofErr w:type="spellEnd"/>
-                            <w:r>
-                              <w:rPr>
-                                <w:rFonts w:asciiTheme="minorEastAsia" w:eastAsia="맑은 고딕" w:hAnsiTheme="minorEastAsia"/>
-                                <w:lang w:eastAsia="ko-KR"/>
-                              </w:rPr>
-                              <w:t>;</w:t>
-                            </w:r>
-                            <w:proofErr w:type="gramEnd"/>
                           </w:p>
                           <w:p>
                             <w:pPr>
@@ -2422,33 +2368,8 @@
                                 <w:rFonts w:asciiTheme="minorEastAsia" w:eastAsia="맑은 고딕" w:hAnsiTheme="minorEastAsia"/>
                                 <w:lang w:eastAsia="ko-KR"/>
                               </w:rPr>
-                              <w:t xml:space="preserve">USE </w:t>
+                              <w:t>USE train_db;</w:t>
                             </w:r>
-                            <w:proofErr w:type="spellStart"/>
-                            <w:r>
-                              <w:rPr>
-                                <w:rFonts w:asciiTheme="minorEastAsia" w:eastAsia="맑은 고딕" w:hAnsiTheme="minorEastAsia"/>
-                                <w:lang w:eastAsia="ko-KR"/>
-                              </w:rPr>
-                              <w:t>train_</w:t>
-                            </w:r>
-                            <w:proofErr w:type="gramStart"/>
-                            <w:r>
-                              <w:rPr>
-                                <w:rFonts w:asciiTheme="minorEastAsia" w:eastAsia="맑은 고딕" w:hAnsiTheme="minorEastAsia"/>
-                                <w:lang w:eastAsia="ko-KR"/>
-                              </w:rPr>
-                              <w:t>db</w:t>
-                            </w:r>
-                            <w:proofErr w:type="spellEnd"/>
-                            <w:r>
-                              <w:rPr>
-                                <w:rFonts w:asciiTheme="minorEastAsia" w:eastAsia="맑은 고딕" w:hAnsiTheme="minorEastAsia"/>
-                                <w:lang w:eastAsia="ko-KR"/>
-                              </w:rPr>
-                              <w:t>;</w:t>
-                            </w:r>
-                            <w:proofErr w:type="gramEnd"/>
                           </w:p>
                           <w:p>
                             <w:pPr>
@@ -2693,17 +2614,8 @@
                                 <w:lang w:eastAsia="ko-KR"/>
                               </w:rPr>
                               <w:br/>
-                              <w:t xml:space="preserve">SHOW </w:t>
+                              <w:t>SHOW TABLES;</w:t>
                             </w:r>
-                            <w:proofErr w:type="gramStart"/>
-                            <w:r>
-                              <w:rPr>
-                                <w:rFonts w:asciiTheme="minorEastAsia" w:eastAsia="맑은 고딕" w:hAnsiTheme="minorEastAsia"/>
-                                <w:lang w:eastAsia="ko-KR"/>
-                              </w:rPr>
-                              <w:t>TABLES;</w:t>
-                            </w:r>
-                            <w:proofErr w:type="gramEnd"/>
                           </w:p>
                         </w:txbxContent>
                       </wps:txbx>
@@ -2743,33 +2655,8 @@
                           <w:rFonts w:asciiTheme="minorEastAsia" w:eastAsia="맑은 고딕" w:hAnsiTheme="minorEastAsia"/>
                           <w:lang w:eastAsia="ko-KR"/>
                         </w:rPr>
-                        <w:t xml:space="preserve">CREATE DATABASE </w:t>
+                        <w:t>CREATE DATABASE train_db;</w:t>
                       </w:r>
-                      <w:proofErr w:type="spellStart"/>
-                      <w:r>
-                        <w:rPr>
-                          <w:rFonts w:asciiTheme="minorEastAsia" w:eastAsia="맑은 고딕" w:hAnsiTheme="minorEastAsia"/>
-                          <w:lang w:eastAsia="ko-KR"/>
-                        </w:rPr>
-                        <w:t>train_</w:t>
-                      </w:r>
-                      <w:proofErr w:type="gramStart"/>
-                      <w:r>
-                        <w:rPr>
-                          <w:rFonts w:asciiTheme="minorEastAsia" w:eastAsia="맑은 고딕" w:hAnsiTheme="minorEastAsia"/>
-                          <w:lang w:eastAsia="ko-KR"/>
-                        </w:rPr>
-                        <w:t>db</w:t>
-                      </w:r>
-                      <w:proofErr w:type="spellEnd"/>
-                      <w:r>
-                        <w:rPr>
-                          <w:rFonts w:asciiTheme="minorEastAsia" w:eastAsia="맑은 고딕" w:hAnsiTheme="minorEastAsia"/>
-                          <w:lang w:eastAsia="ko-KR"/>
-                        </w:rPr>
-                        <w:t>;</w:t>
-                      </w:r>
-                      <w:proofErr w:type="gramEnd"/>
                     </w:p>
                     <w:p>
                       <w:pPr>
@@ -2783,33 +2670,8 @@
                           <w:rFonts w:asciiTheme="minorEastAsia" w:eastAsia="맑은 고딕" w:hAnsiTheme="minorEastAsia"/>
                           <w:lang w:eastAsia="ko-KR"/>
                         </w:rPr>
-                        <w:t xml:space="preserve">USE </w:t>
+                        <w:t>USE train_db;</w:t>
                       </w:r>
-                      <w:proofErr w:type="spellStart"/>
-                      <w:r>
-                        <w:rPr>
-                          <w:rFonts w:asciiTheme="minorEastAsia" w:eastAsia="맑은 고딕" w:hAnsiTheme="minorEastAsia"/>
-                          <w:lang w:eastAsia="ko-KR"/>
-                        </w:rPr>
-                        <w:t>train_</w:t>
-                      </w:r>
-                      <w:proofErr w:type="gramStart"/>
-                      <w:r>
-                        <w:rPr>
-                          <w:rFonts w:asciiTheme="minorEastAsia" w:eastAsia="맑은 고딕" w:hAnsiTheme="minorEastAsia"/>
-                          <w:lang w:eastAsia="ko-KR"/>
-                        </w:rPr>
-                        <w:t>db</w:t>
-                      </w:r>
-                      <w:proofErr w:type="spellEnd"/>
-                      <w:r>
-                        <w:rPr>
-                          <w:rFonts w:asciiTheme="minorEastAsia" w:eastAsia="맑은 고딕" w:hAnsiTheme="minorEastAsia"/>
-                          <w:lang w:eastAsia="ko-KR"/>
-                        </w:rPr>
-                        <w:t>;</w:t>
-                      </w:r>
-                      <w:proofErr w:type="gramEnd"/>
                     </w:p>
                     <w:p>
                       <w:pPr>
@@ -3054,17 +2916,8 @@
                           <w:lang w:eastAsia="ko-KR"/>
                         </w:rPr>
                         <w:br/>
-                        <w:t xml:space="preserve">SHOW </w:t>
+                        <w:t>SHOW TABLES;</w:t>
                       </w:r>
-                      <w:proofErr w:type="gramStart"/>
-                      <w:r>
-                        <w:rPr>
-                          <w:rFonts w:asciiTheme="minorEastAsia" w:eastAsia="맑은 고딕" w:hAnsiTheme="minorEastAsia"/>
-                          <w:lang w:eastAsia="ko-KR"/>
-                        </w:rPr>
-                        <w:t>TABLES;</w:t>
-                      </w:r>
-                      <w:proofErr w:type="gramEnd"/>
                     </w:p>
                   </w:txbxContent>
                 </v:textbox>
@@ -4633,7 +4486,7 @@
     <w:p>
       <w:pPr>
         <w:rPr>
-          <w:rFonts w:asciiTheme="minorEastAsia" w:hAnsiTheme="minorEastAsia" w:cs="맑은 고딕"/>
+          <w:rFonts w:asciiTheme="minorEastAsia" w:hAnsiTheme="minorEastAsia" w:cs="맑은 고딕" w:hint="eastAsia"/>
         </w:rPr>
       </w:pPr>
       <w:r>
@@ -4654,26 +4507,51 @@
       <w:pPr>
         <w:rPr>
           <w:rFonts w:asciiTheme="minorEastAsia" w:hAnsiTheme="minorEastAsia" w:cs="맑은 고딕"/>
+          <w:lang w:eastAsia="ko-KR"/>
         </w:rPr>
       </w:pPr>
+      <w:r>
+        <w:rPr>
+          <w:rFonts w:asciiTheme="minorEastAsia" w:hAnsiTheme="minorEastAsia" w:cs="맑은 고딕" w:hint="eastAsia"/>
+        </w:rPr>
+        <w:t>3－1．</w:t>
+      </w:r>
+      <w:r>
+        <w:rPr>
+          <w:rFonts w:asciiTheme="minorEastAsia" w:hAnsiTheme="minorEastAsia" w:cs="맑은 고딕" w:hint="eastAsia"/>
+        </w:rPr>
+        <w:t>プロセスA</w:t>
+      </w:r>
     </w:p>
     <w:p>
       <w:pPr>
-        <w:rPr>
-          <w:rFonts w:asciiTheme="minorEastAsia" w:hAnsiTheme="minorEastAsia" w:cs="맑은 고딕"/>
+        <w:wordWrap/>
+        <w:autoSpaceDE/>
+        <w:autoSpaceDN/>
+        <w:rPr>
+          <w:rFonts w:asciiTheme="minorEastAsia" w:hAnsiTheme="minorEastAsia" w:cs="맑은 고딕" w:hint="eastAsia"/>
+          <w:lang w:eastAsia="ko-KR"/>
         </w:rPr>
       </w:pPr>
       <w:r>
         <w:rPr>
           <w:rFonts w:asciiTheme="minorEastAsia" w:hAnsiTheme="minorEastAsia" w:cs="맑은 고딕" w:hint="eastAsia"/>
         </w:rPr>
-        <w:t>3－1．</w:t>
+        <w:t>process_</w:t>
       </w:r>
       <w:r>
         <w:rPr>
           <w:rFonts w:asciiTheme="minorEastAsia" w:hAnsiTheme="minorEastAsia" w:cs="맑은 고딕" w:hint="eastAsia"/>
-        </w:rPr>
-        <w:t>プロセスA</w:t>
+          <w:lang w:eastAsia="ko-KR"/>
+        </w:rPr>
+        <w:t>a</w:t>
+      </w:r>
+      <w:r>
+        <w:rPr>
+          <w:rFonts w:asciiTheme="minorEastAsia" w:hAnsiTheme="minorEastAsia" w:cs="맑은 고딕" w:hint="eastAsia"/>
+          <w:lang w:eastAsia="ko-KR"/>
+        </w:rPr>
+        <w:t>.c</w:t>
       </w:r>
     </w:p>
     <w:p>
@@ -4849,7 +4727,7 @@
       </w:tr>
       <w:tr>
         <w:trPr>
-          <w:trHeight w:val="4250"/>
+          <w:trHeight w:val="5828"/>
         </w:trPr>
         <w:tc>
           <w:tcPr>
@@ -4878,8 +4756,7 @@
           <w:p>
             <w:pPr>
               <w:rPr>
-                <w:rFonts w:asciiTheme="minorEastAsia" w:eastAsia="맑은 고딕" w:hAnsiTheme="minorEastAsia" w:cs="맑은 고딕" w:hint="eastAsia"/>
-                <w:lang w:eastAsia="ko-KR"/>
+                <w:rFonts w:asciiTheme="minorEastAsia" w:hAnsiTheme="minorEastAsia" w:cs="맑은 고딕"/>
               </w:rPr>
             </w:pPr>
             <w:r>
@@ -4892,12 +4769,9 @@
           <w:p>
             <w:pPr>
               <w:rPr>
-                <w:rFonts w:asciiTheme="minorEastAsia" w:hAnsiTheme="minorEastAsia" w:cs="맑은 고딕" w:hint="eastAsia"/>
-              </w:rPr>
-            </w:pPr>
-            <w:r>
-              <w:t xml:space="preserve"> </w:t>
-            </w:r>
+                <w:rFonts w:asciiTheme="minorEastAsia" w:hAnsiTheme="minorEastAsia" w:cs="맑은 고딕"/>
+              </w:rPr>
+            </w:pPr>
             <w:r>
               <w:rPr>
                 <w:rFonts w:asciiTheme="minorEastAsia" w:hAnsiTheme="minorEastAsia" w:cs="맑은 고딕" w:hint="eastAsia"/>
@@ -4914,25 +4788,7 @@
               <w:rPr>
                 <w:rFonts w:asciiTheme="minorEastAsia" w:hAnsiTheme="minorEastAsia" w:cs="맑은 고딕" w:hint="eastAsia"/>
               </w:rPr>
-              <w:t xml:space="preserve"> </w:t>
-            </w:r>
-            <w:r>
-              <w:rPr>
-                <w:rFonts w:asciiTheme="minorEastAsia" w:hAnsiTheme="minorEastAsia" w:cs="맑은 고딕" w:hint="eastAsia"/>
-              </w:rPr>
-              <w:t>到着時間</w:t>
-            </w:r>
-            <w:r>
-              <w:rPr>
-                <w:rFonts w:asciiTheme="minorEastAsia" w:eastAsia="맑은 고딕" w:hAnsiTheme="minorEastAsia" w:cs="맑은 고딕" w:hint="eastAsia"/>
-              </w:rPr>
-              <w:t>&lt;=</w:t>
-            </w:r>
-            <w:r>
-              <w:rPr>
-                <w:rFonts w:asciiTheme="minorEastAsia" w:hAnsiTheme="minorEastAsia" w:cs="맑은 고딕" w:hint="eastAsia"/>
-              </w:rPr>
-              <w:t>現時間</w:t>
+              <w:t xml:space="preserve"> 到着時間&lt;=現時間</w:t>
             </w:r>
             <w:r>
               <w:rPr>
@@ -4944,44 +4800,26 @@
           <w:p>
             <w:pPr>
               <w:rPr>
-                <w:rFonts w:asciiTheme="minorEastAsia" w:hAnsiTheme="minorEastAsia" w:cs="맑은 고딕" w:hint="eastAsia"/>
-              </w:rPr>
-            </w:pPr>
-            <w:r>
-              <w:rPr>
-                <w:rFonts w:asciiTheme="minorEastAsia" w:hAnsiTheme="minorEastAsia" w:cs="맑은 고딕" w:hint="eastAsia"/>
-              </w:rPr>
-              <w:t>‐取得件数が０件なら、</w:t>
-            </w:r>
-            <w:r>
-              <w:rPr>
-                <w:rFonts w:asciiTheme="minorEastAsia" w:eastAsia="맑은 고딕" w:hAnsiTheme="minorEastAsia" w:cs="맑은 고딕" w:hint="eastAsia"/>
-              </w:rPr>
-              <w:t xml:space="preserve"> </w:t>
-            </w:r>
-            <w:r>
-              <w:rPr>
-                <w:rFonts w:asciiTheme="minorEastAsia" w:hAnsiTheme="minorEastAsia" w:cs="맑은 고딕"/>
-              </w:rPr>
-              <w:t>次回</w:t>
-            </w:r>
-            <w:r>
-              <w:rPr>
-                <w:rFonts w:asciiTheme="minorEastAsia" w:hAnsiTheme="minorEastAsia" w:cs="맑은 고딕"/>
-              </w:rPr>
-              <w:t>同期</w:t>
-            </w:r>
-            <w:r>
-              <w:rPr>
-                <w:rFonts w:asciiTheme="minorEastAsia" w:hAnsiTheme="minorEastAsia" w:cs="맑은 고딕"/>
-              </w:rPr>
-              <w:t>まで待機する</w:t>
-            </w:r>
-          </w:p>
-          <w:p>
-            <w:pPr>
-              <w:rPr>
-                <w:rFonts w:asciiTheme="minorEastAsia" w:hAnsiTheme="minorEastAsia" w:cs="맑은 고딕" w:hint="eastAsia"/>
+                <w:rFonts w:asciiTheme="minorEastAsia" w:hAnsiTheme="minorEastAsia" w:cs="맑은 고딕"/>
+              </w:rPr>
+            </w:pPr>
+            <w:r>
+              <w:rPr>
+                <w:rFonts w:asciiTheme="minorEastAsia" w:hAnsiTheme="minorEastAsia" w:cs="맑은 고딕" w:hint="eastAsia"/>
+              </w:rPr>
+              <w:t xml:space="preserve">‐取得件数が０件なら、 </w:t>
+            </w:r>
+            <w:r>
+              <w:rPr>
+                <w:rFonts w:asciiTheme="minorEastAsia" w:hAnsiTheme="minorEastAsia" w:cs="맑은 고딕"/>
+              </w:rPr>
+              <w:t>次回同期まで待機する</w:t>
+            </w:r>
+          </w:p>
+          <w:p>
+            <w:pPr>
+              <w:rPr>
+                <w:rFonts w:asciiTheme="minorEastAsia" w:hAnsiTheme="minorEastAsia" w:cs="맑은 고딕"/>
               </w:rPr>
             </w:pPr>
             <w:r>
@@ -5054,7 +4892,7 @@
                 <w:p>
                   <w:pPr>
                     <w:rPr>
-                      <w:rFonts w:asciiTheme="minorEastAsia" w:eastAsia="맑은 고딕" w:hAnsiTheme="minorEastAsia" w:cs="맑은 고딕"/>
+                      <w:rFonts w:asciiTheme="minorEastAsia" w:hAnsiTheme="minorEastAsia" w:cs="맑은 고딕"/>
                       <w:lang w:eastAsia="ko-KR"/>
                     </w:rPr>
                   </w:pPr>
@@ -5091,7 +4929,7 @@
           <w:p>
             <w:pPr>
               <w:rPr>
-                <w:rFonts w:asciiTheme="minorEastAsia" w:hAnsiTheme="minorEastAsia" w:cs="맑은 고딕" w:hint="eastAsia"/>
+                <w:rFonts w:asciiTheme="minorEastAsia" w:hAnsiTheme="minorEastAsia" w:cs="맑은 고딕"/>
               </w:rPr>
             </w:pPr>
           </w:p>
@@ -5236,7 +5074,7 @@
                 <w:p>
                   <w:pPr>
                     <w:rPr>
-                      <w:rFonts w:asciiTheme="minorEastAsia" w:hAnsiTheme="minorEastAsia" w:cs="맑은 고딕" w:hint="eastAsia"/>
+                      <w:rFonts w:asciiTheme="minorEastAsia" w:hAnsiTheme="minorEastAsia" w:cs="맑은 고딕"/>
                       <w:lang w:eastAsia="ko-KR"/>
                     </w:rPr>
                   </w:pPr>
@@ -5256,7 +5094,7 @@
                 <w:p>
                   <w:pPr>
                     <w:rPr>
-                      <w:rFonts w:asciiTheme="minorEastAsia" w:hAnsiTheme="minorEastAsia" w:cs="맑은 고딕" w:hint="eastAsia"/>
+                      <w:rFonts w:asciiTheme="minorEastAsia" w:hAnsiTheme="minorEastAsia" w:cs="맑은 고딕"/>
                       <w:lang w:eastAsia="ko-KR"/>
                     </w:rPr>
                   </w:pPr>
@@ -5278,7 +5116,7 @@
                 <w:p>
                   <w:pPr>
                     <w:rPr>
-                      <w:rFonts w:asciiTheme="minorEastAsia" w:hAnsiTheme="minorEastAsia" w:cs="맑은 고딕" w:hint="eastAsia"/>
+                      <w:rFonts w:asciiTheme="minorEastAsia" w:hAnsiTheme="minorEastAsia" w:cs="맑은 고딕"/>
                       <w:lang w:eastAsia="ko-KR"/>
                     </w:rPr>
                   </w:pPr>
@@ -5298,7 +5136,7 @@
                 <w:p>
                   <w:pPr>
                     <w:rPr>
-                      <w:rFonts w:asciiTheme="minorEastAsia" w:hAnsiTheme="minorEastAsia" w:cs="맑은 고딕" w:hint="eastAsia"/>
+                      <w:rFonts w:asciiTheme="minorEastAsia" w:hAnsiTheme="minorEastAsia" w:cs="맑은 고딕"/>
                       <w:lang w:eastAsia="ko-KR"/>
                     </w:rPr>
                   </w:pPr>
@@ -5556,11 +5394,37 @@
               <w:t>UNKOUINFO.RETSUBAN IS NULL</w:t>
             </w:r>
           </w:p>
+          <w:p>
+            <w:pPr>
+              <w:rPr>
+                <w:rFonts w:asciiTheme="minorEastAsia" w:hAnsiTheme="minorEastAsia" w:cs="맑은 고딕"/>
+                <w:lang w:eastAsia="ko-KR"/>
+              </w:rPr>
+            </w:pPr>
+            <w:r>
+              <w:rPr>
+                <w:rFonts w:asciiTheme="minorEastAsia" w:hAnsiTheme="minorEastAsia" w:cs="맑은 고딕" w:hint="eastAsia"/>
+              </w:rPr>
+              <w:t>※</w:t>
+            </w:r>
+            <w:r>
+              <w:rPr>
+                <w:rFonts w:asciiTheme="minorEastAsia" w:hAnsiTheme="minorEastAsia" w:cs="맑은 고딕" w:hint="eastAsia"/>
+              </w:rPr>
+              <w:t xml:space="preserve"> database.c</w:t>
+            </w:r>
+            <w:r>
+              <w:rPr>
+                <w:rFonts w:asciiTheme="minorEastAsia" w:hAnsiTheme="minorEastAsia" w:cs="맑은 고딕" w:hint="eastAsia"/>
+              </w:rPr>
+              <w:t>に定義</w:t>
+            </w:r>
+          </w:p>
         </w:tc>
       </w:tr>
       <w:tr>
         <w:trPr>
-          <w:trHeight w:val="2669"/>
+          <w:trHeight w:val="2495"/>
         </w:trPr>
         <w:tc>
           <w:tcPr>
@@ -5820,7 +5684,7 @@
                 <w:p>
                   <w:pPr>
                     <w:rPr>
-                      <w:rFonts w:asciiTheme="minorEastAsia" w:eastAsia="맑은 고딕" w:hAnsiTheme="minorEastAsia" w:cs="맑은 고딕" w:hint="eastAsia"/>
+                      <w:rFonts w:asciiTheme="minorEastAsia" w:hAnsiTheme="minorEastAsia" w:cs="맑은 고딕"/>
                       <w:lang w:eastAsia="ko-KR"/>
                     </w:rPr>
                   </w:pPr>
@@ -5840,7 +5704,7 @@
                 <w:p>
                   <w:pPr>
                     <w:rPr>
-                      <w:rFonts w:asciiTheme="minorEastAsia" w:eastAsia="맑은 고딕" w:hAnsiTheme="minorEastAsia" w:cs="맑은 고딕"/>
+                      <w:rFonts w:asciiTheme="minorEastAsia" w:hAnsiTheme="minorEastAsia" w:cs="맑은 고딕"/>
                       <w:lang w:eastAsia="ko-KR"/>
                     </w:rPr>
                   </w:pPr>
@@ -5860,12 +5724,30 @@
                 <w:rFonts w:asciiTheme="minorEastAsia" w:hAnsiTheme="minorEastAsia" w:cs="맑은 고딕"/>
               </w:rPr>
             </w:pPr>
+            <w:r>
+              <w:rPr>
+                <w:rFonts w:asciiTheme="minorEastAsia" w:hAnsiTheme="minorEastAsia" w:cs="맑은 고딕" w:hint="eastAsia"/>
+              </w:rPr>
+              <w:t>※</w:t>
+            </w:r>
+            <w:r>
+              <w:rPr>
+                <w:rFonts w:asciiTheme="minorEastAsia" w:hAnsiTheme="minorEastAsia" w:cs="맑은 고딕" w:hint="eastAsia"/>
+              </w:rPr>
+              <w:t xml:space="preserve"> database.c</w:t>
+            </w:r>
+            <w:r>
+              <w:rPr>
+                <w:rFonts w:asciiTheme="minorEastAsia" w:hAnsiTheme="minorEastAsia" w:cs="맑은 고딕" w:hint="eastAsia"/>
+              </w:rPr>
+              <w:t>に定義</w:t>
+            </w:r>
           </w:p>
         </w:tc>
       </w:tr>
       <w:tr>
         <w:trPr>
-          <w:trHeight w:val="2036"/>
+          <w:trHeight w:val="70"/>
         </w:trPr>
         <w:tc>
           <w:tcPr>
@@ -5894,7 +5776,8 @@
           <w:p>
             <w:pPr>
               <w:rPr>
-                <w:rFonts w:asciiTheme="minorEastAsia" w:hAnsiTheme="minorEastAsia" w:cs="맑은 고딕"/>
+                <w:rFonts w:asciiTheme="minorEastAsia" w:eastAsia="맑은 고딕" w:hAnsiTheme="minorEastAsia" w:cs="맑은 고딕"/>
+                <w:lang w:eastAsia="ko-KR"/>
               </w:rPr>
             </w:pPr>
             <w:r>
@@ -5919,20 +5802,46 @@
           <w:p>
             <w:pPr>
               <w:rPr>
-                <w:rFonts w:asciiTheme="minorEastAsia" w:hAnsiTheme="minorEastAsia" w:cs="맑은 고딕"/>
-              </w:rPr>
-            </w:pPr>
-            <w:r>
-              <w:rPr>
-                <w:rFonts w:asciiTheme="minorEastAsia" w:hAnsiTheme="minorEastAsia" w:cs="맑은 고딕" w:hint="eastAsia"/>
-              </w:rPr>
-              <w:t>※</w:t>
-            </w:r>
-            <w:r>
-              <w:rPr>
-                <w:rFonts w:asciiTheme="minorEastAsia" w:hAnsiTheme="minorEastAsia" w:cs="맑은 고딕" w:hint="eastAsia"/>
-              </w:rPr>
-              <w:t>送信内容</w:t>
+                <w:rFonts w:asciiTheme="minorEastAsia" w:eastAsia="맑은 고딕" w:hAnsiTheme="minorEastAsia" w:cs="맑은 고딕" w:hint="eastAsia"/>
+                <w:lang w:eastAsia="ko-KR"/>
+              </w:rPr>
+            </w:pPr>
+            <w:r>
+              <w:rPr>
+                <w:rFonts w:asciiTheme="minorEastAsia" w:hAnsiTheme="minorEastAsia" w:cs="맑은 고딕" w:hint="eastAsia"/>
+              </w:rPr>
+              <w:t>‐</w:t>
+            </w:r>
+            <w:r>
+              <w:rPr>
+                <w:rFonts w:asciiTheme="minorEastAsia" w:hAnsiTheme="minorEastAsia" w:cs="맑은 고딕"/>
+              </w:rPr>
+              <w:t>mtype=1で</w:t>
+            </w:r>
+            <w:r>
+              <w:rPr>
+                <w:rFonts w:asciiTheme="minorEastAsia" w:hAnsiTheme="minorEastAsia" w:cs="맑은 고딕" w:hint="eastAsia"/>
+              </w:rPr>
+              <w:t>設定する</w:t>
+            </w:r>
+            <w:r>
+              <w:rPr>
+                <w:rFonts w:asciiTheme="minorEastAsia" w:hAnsiTheme="minorEastAsia" w:cs="맑은 고딕"/>
+              </w:rPr>
+              <w:t>こと</w:t>
+            </w:r>
+          </w:p>
+          <w:p>
+            <w:pPr>
+              <w:rPr>
+                <w:rFonts w:asciiTheme="minorEastAsia" w:hAnsiTheme="minorEastAsia" w:cs="맑은 고딕"/>
+              </w:rPr>
+            </w:pPr>
+            <w:r>
+              <w:rPr>
+                <w:rFonts w:asciiTheme="minorEastAsia" w:hAnsiTheme="minorEastAsia" w:cs="맑은 고딕" w:hint="eastAsia"/>
+              </w:rPr>
+              <w:t>※送信内容</w:t>
             </w:r>
           </w:p>
           <w:tbl>
@@ -6019,6 +5928,7 @@
                     <w:rPr>
                       <w:rFonts w:asciiTheme="minorEastAsia" w:hAnsiTheme="minorEastAsia" w:cs="맑은 고딕" w:hint="eastAsia"/>
                     </w:rPr>
+                    <w:lastRenderedPageBreak/>
                     <w:t>出発時間</w:t>
                   </w:r>
                 </w:p>
@@ -6040,7 +5950,7 @@
           <w:p>
             <w:pPr>
               <w:rPr>
-                <w:rFonts w:asciiTheme="minorEastAsia" w:eastAsia="맑은 고딕" w:hAnsiTheme="minorEastAsia" w:cs="맑은 고딕"/>
+                <w:rFonts w:asciiTheme="minorEastAsia" w:hAnsiTheme="minorEastAsia" w:cs="맑은 고딕"/>
                 <w:lang w:eastAsia="ko-KR"/>
               </w:rPr>
             </w:pPr>
@@ -6108,10 +6018,33 @@
     </w:tbl>
     <w:p>
       <w:pPr>
-        <w:rPr>
-          <w:rFonts w:asciiTheme="minorEastAsia" w:eastAsia="맑은 고딕" w:hAnsiTheme="minorEastAsia" w:cs="맑은 고딕"/>
+        <w:wordWrap/>
+        <w:autoSpaceDE/>
+        <w:autoSpaceDN/>
+        <w:rPr>
+          <w:rFonts w:asciiTheme="minorEastAsia" w:hAnsiTheme="minorEastAsia" w:cs="맑은 고딕"/>
+          <w:lang w:eastAsia="ko-KR"/>
         </w:rPr>
       </w:pPr>
+      <w:r>
+        <w:rPr>
+          <w:rFonts w:asciiTheme="minorEastAsia" w:hAnsiTheme="minorEastAsia" w:cs="맑은 고딕"/>
+        </w:rPr>
+        <w:br w:type="page"/>
+      </w:r>
+      <w:r>
+        <w:rPr>
+          <w:rFonts w:asciiTheme="minorEastAsia" w:hAnsiTheme="minorEastAsia" w:cs="맑은 고딕" w:hint="eastAsia"/>
+        </w:rPr>
+        <w:lastRenderedPageBreak/>
+        <w:t>3－2．</w:t>
+      </w:r>
+      <w:r>
+        <w:rPr>
+          <w:rFonts w:asciiTheme="minorEastAsia" w:hAnsiTheme="minorEastAsia" w:cs="맑은 고딕" w:hint="eastAsia"/>
+        </w:rPr>
+        <w:t>プロセスB</w:t>
+      </w:r>
     </w:p>
     <w:p>
       <w:pPr>
@@ -6119,27 +6052,21 @@
         <w:autoSpaceDE/>
         <w:autoSpaceDN/>
         <w:rPr>
-          <w:rFonts w:asciiTheme="minorEastAsia" w:hAnsiTheme="minorEastAsia" w:cs="맑은 고딕"/>
+          <w:rFonts w:asciiTheme="minorEastAsia" w:hAnsiTheme="minorEastAsia" w:cs="맑은 고딕" w:hint="eastAsia"/>
         </w:rPr>
       </w:pPr>
       <w:r>
         <w:rPr>
-          <w:rFonts w:asciiTheme="minorEastAsia" w:hAnsiTheme="minorEastAsia" w:cs="맑은 고딕"/>
-        </w:rPr>
-        <w:br w:type="page"/>
-      </w:r>
-      <w:r>
-        <w:rPr>
           <w:rFonts w:asciiTheme="minorEastAsia" w:hAnsiTheme="minorEastAsia" w:cs="맑은 고딕" w:hint="eastAsia"/>
         </w:rPr>
-        <w:lastRenderedPageBreak/>
-        <w:t>3－2．</w:t>
+        <w:t>process_</w:t>
       </w:r>
       <w:r>
         <w:rPr>
           <w:rFonts w:asciiTheme="minorEastAsia" w:hAnsiTheme="minorEastAsia" w:cs="맑은 고딕" w:hint="eastAsia"/>
-        </w:rPr>
-        <w:t>プロセスB</w:t>
+          <w:lang w:eastAsia="ko-KR"/>
+        </w:rPr>
+        <w:t>b.c</w:t>
       </w:r>
     </w:p>
     <w:p>
@@ -6253,6 +6180,7 @@
             <w:pPr>
               <w:rPr>
                 <w:rFonts w:asciiTheme="minorEastAsia" w:hAnsiTheme="minorEastAsia" w:cs="맑은 고딕"/>
+                <w:lang w:eastAsia="ko-KR"/>
               </w:rPr>
             </w:pPr>
             <w:r>
@@ -6260,6 +6188,44 @@
                 <w:rFonts w:asciiTheme="minorEastAsia" w:hAnsiTheme="minorEastAsia" w:cs="맑은 고딕" w:hint="eastAsia"/>
               </w:rPr>
               <w:t>Queueからメッセージを受信する</w:t>
+            </w:r>
+          </w:p>
+          <w:p>
+            <w:pPr>
+              <w:rPr>
+                <w:rFonts w:asciiTheme="minorEastAsia" w:hAnsiTheme="minorEastAsia" w:cs="맑은 고딕"/>
+              </w:rPr>
+            </w:pPr>
+            <w:r>
+              <w:rPr>
+                <w:rFonts w:asciiTheme="minorEastAsia" w:hAnsiTheme="minorEastAsia" w:cs="맑은 고딕" w:hint="eastAsia"/>
+              </w:rPr>
+              <w:t>‐</w:t>
+            </w:r>
+            <w:r>
+              <w:rPr>
+                <w:rFonts w:asciiTheme="minorEastAsia" w:hAnsiTheme="minorEastAsia" w:cs="맑은 고딕"/>
+              </w:rPr>
+              <w:t>mtype=1であること</w:t>
+            </w:r>
+          </w:p>
+          <w:p>
+            <w:pPr>
+              <w:rPr>
+                <w:rFonts w:asciiTheme="minorEastAsia" w:eastAsia="맑은 고딕" w:hAnsiTheme="minorEastAsia" w:cs="맑은 고딕" w:hint="eastAsia"/>
+              </w:rPr>
+            </w:pPr>
+            <w:r>
+              <w:rPr>
+                <w:rFonts w:asciiTheme="minorEastAsia" w:hAnsiTheme="minorEastAsia" w:cs="맑은 고딕" w:hint="eastAsia"/>
+              </w:rPr>
+              <w:t>‐</w:t>
+            </w:r>
+            <w:r>
+              <w:rPr>
+                <w:rFonts w:asciiTheme="minorEastAsia" w:hAnsiTheme="minorEastAsia" w:cs="맑은 고딕"/>
+              </w:rPr>
+              <w:t>受信失敗時は1秒待機後、再受信する</w:t>
             </w:r>
           </w:p>
         </w:tc>
@@ -6320,19 +6286,7 @@
               <w:rPr>
                 <w:rFonts w:asciiTheme="minorEastAsia" w:hAnsiTheme="minorEastAsia" w:cs="맑은 고딕" w:hint="eastAsia"/>
               </w:rPr>
-              <w:t>を</w:t>
-            </w:r>
-            <w:r>
-              <w:rPr>
-                <w:rFonts w:asciiTheme="minorEastAsia" w:hAnsiTheme="minorEastAsia" w:cs="맑은 고딕" w:hint="eastAsia"/>
-              </w:rPr>
-              <w:t>（運済）</w:t>
-            </w:r>
-            <w:r>
-              <w:rPr>
-                <w:rFonts w:asciiTheme="minorEastAsia" w:hAnsiTheme="minorEastAsia" w:cs="맑은 고딕" w:hint="eastAsia"/>
-              </w:rPr>
-              <w:t>に</w:t>
+              <w:t>を（運済）に</w:t>
             </w:r>
             <w:r>
               <w:rPr>
@@ -6625,17 +6579,8 @@
                       <w:rFonts w:asciiTheme="minorEastAsia" w:hAnsiTheme="minorEastAsia" w:cs="맑은 고딕" w:hint="eastAsia"/>
                       <w:lang w:eastAsia="ko-KR"/>
                     </w:rPr>
-                    <w:t>受信</w:t>
+                    <w:t>受信データ.RETSUBAN</w:t>
                   </w:r>
-                  <w:proofErr w:type="gramStart"/>
-                  <w:r>
-                    <w:rPr>
-                      <w:rFonts w:asciiTheme="minorEastAsia" w:hAnsiTheme="minorEastAsia" w:cs="맑은 고딕" w:hint="eastAsia"/>
-                      <w:lang w:eastAsia="ko-KR"/>
-                    </w:rPr>
-                    <w:t>データ.RETSUBAN</w:t>
-                  </w:r>
-                  <w:proofErr w:type="gramEnd"/>
                 </w:p>
               </w:tc>
             </w:tr>
@@ -6647,7 +6592,7 @@
                 <w:p>
                   <w:pPr>
                     <w:rPr>
-                      <w:rFonts w:asciiTheme="minorEastAsia" w:eastAsia="맑은 고딕" w:hAnsiTheme="minorEastAsia" w:cs="맑은 고딕"/>
+                      <w:rFonts w:asciiTheme="minorEastAsia" w:hAnsiTheme="minorEastAsia" w:cs="맑은 고딕"/>
                       <w:lang w:eastAsia="ko-KR"/>
                     </w:rPr>
                   </w:pPr>
@@ -6683,14 +6628,7 @@
                       <w:rFonts w:asciiTheme="minorEastAsia" w:hAnsiTheme="minorEastAsia" w:cs="맑은 고딕" w:hint="eastAsia"/>
                       <w:lang w:eastAsia="ko-KR"/>
                     </w:rPr>
-                    <w:t xml:space="preserve"> </w:t>
-                  </w:r>
-                  <w:r>
-                    <w:rPr>
-                      <w:rFonts w:asciiTheme="minorEastAsia" w:hAnsiTheme="minorEastAsia" w:cs="맑은 고딕" w:hint="eastAsia"/>
-                      <w:lang w:eastAsia="ko-KR"/>
-                    </w:rPr>
-                    <w:t>ARR</w:t>
+                    <w:t xml:space="preserve"> ARR</w:t>
                   </w:r>
                   <w:r>
                     <w:rPr>
@@ -6743,7 +6681,7 @@
                   </w:r>
                   <w:r>
                     <w:rPr>
-                      <w:rFonts w:asciiTheme="minorEastAsia" w:eastAsia="맑은 고딕" w:hAnsiTheme="minorEastAsia" w:cs="맑은 고딕" w:hint="eastAsia"/>
+                      <w:rFonts w:asciiTheme="minorEastAsia" w:hAnsiTheme="minorEastAsia" w:cs="맑은 고딕" w:hint="eastAsia"/>
                       <w:lang w:eastAsia="ko-KR"/>
                     </w:rPr>
                     <w:t>DEP</w:t>
@@ -6762,10 +6700,33 @@
           <w:p>
             <w:pPr>
               <w:rPr>
-                <w:rFonts w:asciiTheme="minorEastAsia" w:hAnsiTheme="minorEastAsia" w:cs="맑은 고딕"/>
-                <w:lang w:eastAsia="ko-KR"/>
-              </w:rPr>
-            </w:pPr>
+                <w:rFonts w:asciiTheme="minorEastAsia" w:hAnsiTheme="minorEastAsia" w:cs="맑은 고딕" w:hint="eastAsia"/>
+              </w:rPr>
+            </w:pPr>
+            <w:r>
+              <w:rPr>
+                <w:rFonts w:asciiTheme="minorEastAsia" w:hAnsiTheme="minorEastAsia" w:cs="맑은 고딕" w:hint="eastAsia"/>
+              </w:rPr>
+              <w:t>※</w:t>
+            </w:r>
+            <w:r>
+              <w:rPr>
+                <w:rFonts w:asciiTheme="minorEastAsia" w:hAnsiTheme="minorEastAsia" w:cs="맑은 고딕" w:hint="eastAsia"/>
+              </w:rPr>
+              <w:t xml:space="preserve"> </w:t>
+            </w:r>
+            <w:r>
+              <w:rPr>
+                <w:rFonts w:asciiTheme="minorEastAsia" w:hAnsiTheme="minorEastAsia" w:cs="맑은 고딕" w:hint="eastAsia"/>
+              </w:rPr>
+              <w:t>database.c</w:t>
+            </w:r>
+            <w:r>
+              <w:rPr>
+                <w:rFonts w:asciiTheme="minorEastAsia" w:hAnsiTheme="minorEastAsia" w:cs="맑은 고딕" w:hint="eastAsia"/>
+              </w:rPr>
+              <w:t>に定義</w:t>
+            </w:r>
           </w:p>
         </w:tc>
       </w:tr>
@@ -6780,13 +6741,13 @@
           <w:p>
             <w:pPr>
               <w:rPr>
-                <w:rFonts w:asciiTheme="minorEastAsia" w:eastAsia="맑은 고딕" w:hAnsiTheme="minorEastAsia" w:cs="맑은 고딕"/>
-                <w:lang w:eastAsia="ko-KR"/>
-              </w:rPr>
-            </w:pPr>
-            <w:r>
-              <w:rPr>
-                <w:rFonts w:asciiTheme="minorEastAsia" w:eastAsia="맑은 고딕" w:hAnsiTheme="minorEastAsia" w:cs="맑은 고딕" w:hint="eastAsia"/>
+                <w:rFonts w:asciiTheme="minorEastAsia" w:hAnsiTheme="minorEastAsia" w:cs="맑은 고딕"/>
+                <w:lang w:eastAsia="ko-KR"/>
+              </w:rPr>
+            </w:pPr>
+            <w:r>
+              <w:rPr>
+                <w:rFonts w:asciiTheme="minorEastAsia" w:hAnsiTheme="minorEastAsia" w:cs="맑은 고딕" w:hint="eastAsia"/>
                 <w:lang w:eastAsia="ko-KR"/>
               </w:rPr>
               <w:t>3</w:t>
@@ -6828,7 +6789,7 @@
     <w:p>
       <w:pPr>
         <w:rPr>
-          <w:rFonts w:asciiTheme="minorEastAsia" w:eastAsia="맑은 고딕" w:hAnsiTheme="minorEastAsia" w:cs="맑은 고딕"/>
+          <w:rFonts w:asciiTheme="minorEastAsia" w:hAnsiTheme="minorEastAsia" w:cs="맑은 고딕" w:hint="eastAsia"/>
         </w:rPr>
       </w:pPr>
     </w:p>

--- a/train_process.docx
+++ b/train_process.docx
@@ -6,11 +6,15 @@
       <w:pPr>
         <w:rPr>
           <w:rFonts w:asciiTheme="minorEastAsia" w:hAnsiTheme="minorEastAsia" w:cs="맑은 고딕"/>
+          <w:sz w:val="16"/>
+          <w:szCs w:val="18"/>
         </w:rPr>
       </w:pPr>
       <w:r>
         <w:rPr>
           <w:rFonts w:asciiTheme="minorEastAsia" w:hAnsiTheme="minorEastAsia" w:cs="맑은 고딕" w:hint="eastAsia"/>
+          <w:sz w:val="16"/>
+          <w:szCs w:val="18"/>
         </w:rPr>
         <w:t>1．開発環境</w:t>
       </w:r>
@@ -34,12 +38,16 @@
             <w:pPr>
               <w:rPr>
                 <w:rFonts w:asciiTheme="minorEastAsia" w:hAnsiTheme="minorEastAsia" w:cs="맑은 고딕"/>
-                <w:lang w:eastAsia="ko-KR"/>
-              </w:rPr>
-            </w:pPr>
-            <w:r>
-              <w:rPr>
-                <w:rFonts w:asciiTheme="minorEastAsia" w:hAnsiTheme="minorEastAsia" w:cs="맑은 고딕" w:hint="eastAsia"/>
+                <w:sz w:val="16"/>
+                <w:szCs w:val="18"/>
+                <w:lang w:eastAsia="ko-KR"/>
+              </w:rPr>
+            </w:pPr>
+            <w:r>
+              <w:rPr>
+                <w:rFonts w:asciiTheme="minorEastAsia" w:hAnsiTheme="minorEastAsia" w:cs="맑은 고딕" w:hint="eastAsia"/>
+                <w:sz w:val="16"/>
+                <w:szCs w:val="18"/>
               </w:rPr>
               <w:t>OS</w:t>
             </w:r>
@@ -53,12 +61,16 @@
             <w:pPr>
               <w:rPr>
                 <w:rFonts w:asciiTheme="minorEastAsia" w:hAnsiTheme="minorEastAsia" w:cs="맑은 고딕"/>
-                <w:lang w:eastAsia="ko-KR"/>
-              </w:rPr>
-            </w:pPr>
-            <w:r>
-              <w:rPr>
-                <w:rFonts w:asciiTheme="minorEastAsia" w:hAnsiTheme="minorEastAsia" w:cs="맑은 고딕" w:hint="eastAsia"/>
+                <w:sz w:val="16"/>
+                <w:szCs w:val="18"/>
+                <w:lang w:eastAsia="ko-KR"/>
+              </w:rPr>
+            </w:pPr>
+            <w:r>
+              <w:rPr>
+                <w:rFonts w:asciiTheme="minorEastAsia" w:hAnsiTheme="minorEastAsia" w:cs="맑은 고딕" w:hint="eastAsia"/>
+                <w:sz w:val="16"/>
+                <w:szCs w:val="18"/>
                 <w:lang w:eastAsia="ko-KR"/>
               </w:rPr>
               <w:t>Ubuntu 22.04.5 LTS</w:t>
@@ -75,12 +87,16 @@
             <w:pPr>
               <w:rPr>
                 <w:rFonts w:asciiTheme="minorEastAsia" w:hAnsiTheme="minorEastAsia" w:cs="맑은 고딕"/>
-                <w:lang w:eastAsia="ko-KR"/>
-              </w:rPr>
-            </w:pPr>
-            <w:r>
-              <w:rPr>
-                <w:rFonts w:asciiTheme="minorEastAsia" w:hAnsiTheme="minorEastAsia" w:cs="맑은 고딕" w:hint="eastAsia"/>
+                <w:sz w:val="16"/>
+                <w:szCs w:val="18"/>
+                <w:lang w:eastAsia="ko-KR"/>
+              </w:rPr>
+            </w:pPr>
+            <w:r>
+              <w:rPr>
+                <w:rFonts w:asciiTheme="minorEastAsia" w:hAnsiTheme="minorEastAsia" w:cs="맑은 고딕" w:hint="eastAsia"/>
+                <w:sz w:val="16"/>
+                <w:szCs w:val="18"/>
               </w:rPr>
               <w:t>開発言語</w:t>
             </w:r>
@@ -94,12 +110,16 @@
             <w:pPr>
               <w:rPr>
                 <w:rFonts w:asciiTheme="minorEastAsia" w:hAnsiTheme="minorEastAsia" w:cs="맑은 고딕"/>
-                <w:lang w:eastAsia="ko-KR"/>
-              </w:rPr>
-            </w:pPr>
-            <w:r>
-              <w:rPr>
-                <w:rFonts w:asciiTheme="minorEastAsia" w:hAnsiTheme="minorEastAsia" w:cs="맑은 고딕" w:hint="eastAsia"/>
+                <w:sz w:val="16"/>
+                <w:szCs w:val="18"/>
+                <w:lang w:eastAsia="ko-KR"/>
+              </w:rPr>
+            </w:pPr>
+            <w:r>
+              <w:rPr>
+                <w:rFonts w:asciiTheme="minorEastAsia" w:hAnsiTheme="minorEastAsia" w:cs="맑은 고딕" w:hint="eastAsia"/>
+                <w:sz w:val="16"/>
+                <w:szCs w:val="18"/>
                 <w:lang w:eastAsia="ko-KR"/>
               </w:rPr>
               <w:t>C</w:t>
@@ -116,12 +136,16 @@
             <w:pPr>
               <w:rPr>
                 <w:rFonts w:asciiTheme="minorEastAsia" w:hAnsiTheme="minorEastAsia" w:cs="맑은 고딕"/>
-                <w:lang w:eastAsia="ko-KR"/>
-              </w:rPr>
-            </w:pPr>
-            <w:r>
-              <w:rPr>
-                <w:rFonts w:asciiTheme="minorEastAsia" w:hAnsiTheme="minorEastAsia" w:cs="맑은 고딕" w:hint="eastAsia"/>
+                <w:sz w:val="16"/>
+                <w:szCs w:val="18"/>
+                <w:lang w:eastAsia="ko-KR"/>
+              </w:rPr>
+            </w:pPr>
+            <w:r>
+              <w:rPr>
+                <w:rFonts w:asciiTheme="minorEastAsia" w:hAnsiTheme="minorEastAsia" w:cs="맑은 고딕" w:hint="eastAsia"/>
+                <w:sz w:val="16"/>
+                <w:szCs w:val="18"/>
               </w:rPr>
               <w:t>DB</w:t>
             </w:r>
@@ -135,18 +159,24 @@
             <w:pPr>
               <w:rPr>
                 <w:rFonts w:asciiTheme="minorEastAsia" w:hAnsiTheme="minorEastAsia" w:cs="맑은 고딕"/>
-                <w:lang w:eastAsia="ko-KR"/>
-              </w:rPr>
-            </w:pPr>
-            <w:r>
-              <w:rPr>
-                <w:rFonts w:asciiTheme="minorEastAsia" w:hAnsiTheme="minorEastAsia" w:cs="맑은 고딕" w:hint="eastAsia"/>
+                <w:sz w:val="16"/>
+                <w:szCs w:val="18"/>
+                <w:lang w:eastAsia="ko-KR"/>
+              </w:rPr>
+            </w:pPr>
+            <w:r>
+              <w:rPr>
+                <w:rFonts w:asciiTheme="minorEastAsia" w:hAnsiTheme="minorEastAsia" w:cs="맑은 고딕" w:hint="eastAsia"/>
+                <w:sz w:val="16"/>
+                <w:szCs w:val="18"/>
               </w:rPr>
               <w:t>MYSQL</w:t>
             </w:r>
             <w:r>
               <w:rPr>
                 <w:rFonts w:asciiTheme="minorEastAsia" w:hAnsiTheme="minorEastAsia" w:cs="맑은 고딕" w:hint="eastAsia"/>
+                <w:sz w:val="16"/>
+                <w:szCs w:val="18"/>
                 <w:lang w:eastAsia="ko-KR"/>
               </w:rPr>
               <w:t xml:space="preserve"> 8.0.45</w:t>
@@ -163,12 +193,16 @@
             <w:pPr>
               <w:rPr>
                 <w:rFonts w:asciiTheme="minorEastAsia" w:hAnsiTheme="minorEastAsia" w:cs="맑은 고딕"/>
-                <w:lang w:eastAsia="ko-KR"/>
-              </w:rPr>
-            </w:pPr>
-            <w:r>
-              <w:rPr>
-                <w:rFonts w:asciiTheme="minorEastAsia" w:hAnsiTheme="minorEastAsia" w:cs="맑은 고딕" w:hint="eastAsia"/>
+                <w:sz w:val="16"/>
+                <w:szCs w:val="18"/>
+                <w:lang w:eastAsia="ko-KR"/>
+              </w:rPr>
+            </w:pPr>
+            <w:r>
+              <w:rPr>
+                <w:rFonts w:asciiTheme="minorEastAsia" w:hAnsiTheme="minorEastAsia" w:cs="맑은 고딕" w:hint="eastAsia"/>
+                <w:sz w:val="16"/>
+                <w:szCs w:val="18"/>
                 <w:lang w:eastAsia="ko-KR"/>
               </w:rPr>
               <w:t>TOOL</w:t>
@@ -183,12 +217,16 @@
             <w:pPr>
               <w:rPr>
                 <w:rFonts w:asciiTheme="minorEastAsia" w:hAnsiTheme="minorEastAsia" w:cs="맑은 고딕"/>
-                <w:lang w:eastAsia="ko-KR"/>
-              </w:rPr>
-            </w:pPr>
-            <w:r>
-              <w:rPr>
-                <w:rFonts w:asciiTheme="minorEastAsia" w:hAnsiTheme="minorEastAsia" w:cs="맑은 고딕" w:hint="eastAsia"/>
+                <w:sz w:val="16"/>
+                <w:szCs w:val="18"/>
+                <w:lang w:eastAsia="ko-KR"/>
+              </w:rPr>
+            </w:pPr>
+            <w:r>
+              <w:rPr>
+                <w:rFonts w:asciiTheme="minorEastAsia" w:hAnsiTheme="minorEastAsia" w:cs="맑은 고딕" w:hint="eastAsia"/>
+                <w:sz w:val="16"/>
+                <w:szCs w:val="18"/>
                 <w:lang w:eastAsia="ko-KR"/>
               </w:rPr>
               <w:t>VSCODE</w:t>
@@ -201,6 +239,8 @@
       <w:pPr>
         <w:rPr>
           <w:rFonts w:asciiTheme="minorEastAsia" w:hAnsiTheme="minorEastAsia" w:cs="맑은 고딕"/>
+          <w:sz w:val="16"/>
+          <w:szCs w:val="18"/>
           <w:lang w:eastAsia="ko-KR"/>
         </w:rPr>
       </w:pPr>
@@ -209,18 +249,24 @@
       <w:pPr>
         <w:rPr>
           <w:rFonts w:asciiTheme="minorEastAsia" w:hAnsiTheme="minorEastAsia" w:cs="맑은 고딕"/>
+          <w:sz w:val="16"/>
+          <w:szCs w:val="18"/>
           <w:lang w:eastAsia="ko-KR"/>
         </w:rPr>
       </w:pPr>
       <w:r>
         <w:rPr>
           <w:rFonts w:asciiTheme="minorEastAsia" w:hAnsiTheme="minorEastAsia" w:cs="맑은 고딕" w:hint="eastAsia"/>
+          <w:sz w:val="16"/>
+          <w:szCs w:val="18"/>
         </w:rPr>
         <w:t>2．</w:t>
       </w:r>
       <w:r>
         <w:rPr>
           <w:rFonts w:asciiTheme="minorEastAsia" w:hAnsiTheme="minorEastAsia" w:cs="맑은 고딕" w:hint="eastAsia"/>
+          <w:sz w:val="16"/>
+          <w:szCs w:val="18"/>
           <w:lang w:eastAsia="ko-KR"/>
         </w:rPr>
         <w:t>DB</w:t>
@@ -228,6 +274,8 @@
       <w:r>
         <w:rPr>
           <w:rFonts w:asciiTheme="minorEastAsia" w:hAnsiTheme="minorEastAsia" w:cs="맑은 고딕" w:hint="eastAsia"/>
+          <w:sz w:val="16"/>
+          <w:szCs w:val="18"/>
         </w:rPr>
         <w:t>定義</w:t>
       </w:r>
@@ -236,11 +284,15 @@
       <w:pPr>
         <w:rPr>
           <w:rFonts w:asciiTheme="minorEastAsia" w:hAnsiTheme="minorEastAsia" w:cs="맑은 고딕"/>
+          <w:sz w:val="16"/>
+          <w:szCs w:val="18"/>
         </w:rPr>
       </w:pPr>
       <w:r>
         <w:rPr>
           <w:rFonts w:asciiTheme="minorEastAsia" w:hAnsiTheme="minorEastAsia" w:cs="맑은 고딕" w:hint="eastAsia"/>
+          <w:sz w:val="16"/>
+          <w:szCs w:val="18"/>
         </w:rPr>
         <w:t>EKICODE（駅コードテーブル）</w:t>
       </w:r>
@@ -267,11 +319,15 @@
             <w:pPr>
               <w:rPr>
                 <w:rFonts w:asciiTheme="minorEastAsia" w:hAnsiTheme="minorEastAsia" w:cs="맑은 고딕"/>
-              </w:rPr>
-            </w:pPr>
-            <w:r>
-              <w:rPr>
-                <w:rFonts w:asciiTheme="minorEastAsia" w:hAnsiTheme="minorEastAsia" w:cs="맑은 고딕" w:hint="eastAsia"/>
+                <w:sz w:val="16"/>
+                <w:szCs w:val="18"/>
+              </w:rPr>
+            </w:pPr>
+            <w:r>
+              <w:rPr>
+                <w:rFonts w:asciiTheme="minorEastAsia" w:hAnsiTheme="minorEastAsia" w:cs="맑은 고딕" w:hint="eastAsia"/>
+                <w:sz w:val="16"/>
+                <w:szCs w:val="18"/>
               </w:rPr>
               <w:t>カラム名（物理）</w:t>
             </w:r>
@@ -285,11 +341,15 @@
             <w:pPr>
               <w:rPr>
                 <w:rFonts w:asciiTheme="minorEastAsia" w:hAnsiTheme="minorEastAsia" w:cs="맑은 고딕"/>
-              </w:rPr>
-            </w:pPr>
-            <w:r>
-              <w:rPr>
-                <w:rFonts w:asciiTheme="minorEastAsia" w:hAnsiTheme="minorEastAsia" w:cs="맑은 고딕" w:hint="eastAsia"/>
+                <w:sz w:val="16"/>
+                <w:szCs w:val="18"/>
+              </w:rPr>
+            </w:pPr>
+            <w:r>
+              <w:rPr>
+                <w:rFonts w:asciiTheme="minorEastAsia" w:hAnsiTheme="minorEastAsia" w:cs="맑은 고딕" w:hint="eastAsia"/>
+                <w:sz w:val="16"/>
+                <w:szCs w:val="18"/>
               </w:rPr>
               <w:t>カラム名（論理）</w:t>
             </w:r>
@@ -303,12 +363,16 @@
             <w:pPr>
               <w:rPr>
                 <w:rFonts w:asciiTheme="minorEastAsia" w:hAnsiTheme="minorEastAsia" w:cs="맑은 고딕"/>
-                <w:lang w:eastAsia="ko-KR"/>
-              </w:rPr>
-            </w:pPr>
-            <w:r>
-              <w:rPr>
-                <w:rFonts w:asciiTheme="minorEastAsia" w:hAnsiTheme="minorEastAsia" w:cs="맑은 고딕" w:hint="eastAsia"/>
+                <w:sz w:val="16"/>
+                <w:szCs w:val="18"/>
+                <w:lang w:eastAsia="ko-KR"/>
+              </w:rPr>
+            </w:pPr>
+            <w:r>
+              <w:rPr>
+                <w:rFonts w:asciiTheme="minorEastAsia" w:hAnsiTheme="minorEastAsia" w:cs="맑은 고딕" w:hint="eastAsia"/>
+                <w:sz w:val="16"/>
+                <w:szCs w:val="18"/>
               </w:rPr>
               <w:t>データ型</w:t>
             </w:r>
@@ -322,12 +386,16 @@
             <w:pPr>
               <w:rPr>
                 <w:rFonts w:asciiTheme="minorEastAsia" w:hAnsiTheme="minorEastAsia" w:cs="맑은 고딕"/>
-                <w:lang w:eastAsia="ko-KR"/>
-              </w:rPr>
-            </w:pPr>
-            <w:r>
-              <w:rPr>
-                <w:rFonts w:asciiTheme="minorEastAsia" w:hAnsiTheme="minorEastAsia" w:cs="맑은 고딕" w:hint="eastAsia"/>
+                <w:sz w:val="16"/>
+                <w:szCs w:val="18"/>
+                <w:lang w:eastAsia="ko-KR"/>
+              </w:rPr>
+            </w:pPr>
+            <w:r>
+              <w:rPr>
+                <w:rFonts w:asciiTheme="minorEastAsia" w:hAnsiTheme="minorEastAsia" w:cs="맑은 고딕" w:hint="eastAsia"/>
+                <w:sz w:val="16"/>
+                <w:szCs w:val="18"/>
               </w:rPr>
               <w:t>NULL</w:t>
             </w:r>
@@ -341,12 +409,16 @@
             <w:pPr>
               <w:rPr>
                 <w:rFonts w:asciiTheme="minorEastAsia" w:hAnsiTheme="minorEastAsia" w:cs="맑은 고딕"/>
-                <w:lang w:eastAsia="ko-KR"/>
-              </w:rPr>
-            </w:pPr>
-            <w:r>
-              <w:rPr>
-                <w:rFonts w:asciiTheme="minorEastAsia" w:hAnsiTheme="minorEastAsia" w:cs="맑은 고딕" w:hint="eastAsia"/>
+                <w:sz w:val="16"/>
+                <w:szCs w:val="18"/>
+                <w:lang w:eastAsia="ko-KR"/>
+              </w:rPr>
+            </w:pPr>
+            <w:r>
+              <w:rPr>
+                <w:rFonts w:asciiTheme="minorEastAsia" w:hAnsiTheme="minorEastAsia" w:cs="맑은 고딕" w:hint="eastAsia"/>
+                <w:sz w:val="16"/>
+                <w:szCs w:val="18"/>
               </w:rPr>
               <w:t>備考</w:t>
             </w:r>
@@ -362,11 +434,15 @@
             <w:pPr>
               <w:rPr>
                 <w:rFonts w:asciiTheme="minorEastAsia" w:hAnsiTheme="minorEastAsia" w:cs="맑은 고딕"/>
-              </w:rPr>
-            </w:pPr>
-            <w:r>
-              <w:rPr>
-                <w:rFonts w:asciiTheme="minorEastAsia" w:hAnsiTheme="minorEastAsia" w:cs="맑은 고딕" w:hint="eastAsia"/>
+                <w:sz w:val="16"/>
+                <w:szCs w:val="18"/>
+              </w:rPr>
+            </w:pPr>
+            <w:r>
+              <w:rPr>
+                <w:rFonts w:asciiTheme="minorEastAsia" w:hAnsiTheme="minorEastAsia" w:cs="맑은 고딕" w:hint="eastAsia"/>
+                <w:sz w:val="16"/>
+                <w:szCs w:val="18"/>
                 <w:lang w:eastAsia="ko-KR"/>
               </w:rPr>
               <w:t>EKI</w:t>
@@ -374,6 +450,8 @@
             <w:r>
               <w:rPr>
                 <w:rFonts w:asciiTheme="minorEastAsia" w:hAnsiTheme="minorEastAsia" w:cs="맑은 고딕" w:hint="eastAsia"/>
+                <w:sz w:val="16"/>
+                <w:szCs w:val="18"/>
               </w:rPr>
               <w:t>CD</w:t>
             </w:r>
@@ -387,11 +465,15 @@
             <w:pPr>
               <w:rPr>
                 <w:rFonts w:asciiTheme="minorEastAsia" w:hAnsiTheme="minorEastAsia" w:cs="맑은 고딕"/>
-              </w:rPr>
-            </w:pPr>
-            <w:r>
-              <w:rPr>
-                <w:rFonts w:asciiTheme="minorEastAsia" w:hAnsiTheme="minorEastAsia" w:cs="맑은 고딕" w:hint="eastAsia"/>
+                <w:sz w:val="16"/>
+                <w:szCs w:val="18"/>
+              </w:rPr>
+            </w:pPr>
+            <w:r>
+              <w:rPr>
+                <w:rFonts w:asciiTheme="minorEastAsia" w:hAnsiTheme="minorEastAsia" w:cs="맑은 고딕" w:hint="eastAsia"/>
+                <w:sz w:val="16"/>
+                <w:szCs w:val="18"/>
               </w:rPr>
               <w:t>駅コード</w:t>
             </w:r>
@@ -405,12 +487,16 @@
             <w:pPr>
               <w:rPr>
                 <w:rFonts w:asciiTheme="minorEastAsia" w:hAnsiTheme="minorEastAsia" w:cs="맑은 고딕"/>
-                <w:lang w:eastAsia="ko-KR"/>
-              </w:rPr>
-            </w:pPr>
-            <w:r>
-              <w:rPr>
-                <w:rFonts w:asciiTheme="minorEastAsia" w:hAnsiTheme="minorEastAsia" w:cs="맑은 고딕" w:hint="eastAsia"/>
+                <w:sz w:val="16"/>
+                <w:szCs w:val="18"/>
+                <w:lang w:eastAsia="ko-KR"/>
+              </w:rPr>
+            </w:pPr>
+            <w:r>
+              <w:rPr>
+                <w:rFonts w:asciiTheme="minorEastAsia" w:hAnsiTheme="minorEastAsia" w:cs="맑은 고딕" w:hint="eastAsia"/>
+                <w:sz w:val="16"/>
+                <w:szCs w:val="18"/>
               </w:rPr>
               <w:t>INT</w:t>
             </w:r>
@@ -424,12 +510,16 @@
             <w:pPr>
               <w:rPr>
                 <w:rFonts w:asciiTheme="minorEastAsia" w:hAnsiTheme="minorEastAsia" w:cs="맑은 고딕"/>
-                <w:lang w:eastAsia="ko-KR"/>
-              </w:rPr>
-            </w:pPr>
-            <w:r>
-              <w:rPr>
-                <w:rFonts w:asciiTheme="minorEastAsia" w:hAnsiTheme="minorEastAsia" w:cs="맑은 고딕" w:hint="eastAsia"/>
+                <w:sz w:val="16"/>
+                <w:szCs w:val="18"/>
+                <w:lang w:eastAsia="ko-KR"/>
+              </w:rPr>
+            </w:pPr>
+            <w:r>
+              <w:rPr>
+                <w:rFonts w:asciiTheme="minorEastAsia" w:hAnsiTheme="minorEastAsia" w:cs="맑은 고딕" w:hint="eastAsia"/>
+                <w:sz w:val="16"/>
+                <w:szCs w:val="18"/>
                 <w:lang w:eastAsia="ko-KR"/>
               </w:rPr>
               <w:t>NOT NULL</w:t>
@@ -444,12 +534,16 @@
             <w:pPr>
               <w:rPr>
                 <w:rFonts w:asciiTheme="minorEastAsia" w:hAnsiTheme="minorEastAsia" w:cs="맑은 고딕"/>
-                <w:lang w:eastAsia="ko-KR"/>
-              </w:rPr>
-            </w:pPr>
-            <w:r>
-              <w:rPr>
-                <w:rFonts w:asciiTheme="minorEastAsia" w:hAnsiTheme="minorEastAsia" w:cs="맑은 고딕" w:hint="eastAsia"/>
+                <w:sz w:val="16"/>
+                <w:szCs w:val="18"/>
+                <w:lang w:eastAsia="ko-KR"/>
+              </w:rPr>
+            </w:pPr>
+            <w:r>
+              <w:rPr>
+                <w:rFonts w:asciiTheme="minorEastAsia" w:hAnsiTheme="minorEastAsia" w:cs="맑은 고딕" w:hint="eastAsia"/>
+                <w:sz w:val="16"/>
+                <w:szCs w:val="18"/>
                 <w:lang w:eastAsia="ko-KR"/>
               </w:rPr>
               <w:t>PRIMARY</w:t>
@@ -466,12 +560,16 @@
             <w:pPr>
               <w:rPr>
                 <w:rFonts w:asciiTheme="minorEastAsia" w:hAnsiTheme="minorEastAsia" w:cs="맑은 고딕"/>
-                <w:lang w:eastAsia="ko-KR"/>
-              </w:rPr>
-            </w:pPr>
-            <w:r>
-              <w:rPr>
-                <w:rFonts w:asciiTheme="minorEastAsia" w:hAnsiTheme="minorEastAsia" w:cs="맑은 고딕" w:hint="eastAsia"/>
+                <w:sz w:val="16"/>
+                <w:szCs w:val="18"/>
+                <w:lang w:eastAsia="ko-KR"/>
+              </w:rPr>
+            </w:pPr>
+            <w:r>
+              <w:rPr>
+                <w:rFonts w:asciiTheme="minorEastAsia" w:hAnsiTheme="minorEastAsia" w:cs="맑은 고딕" w:hint="eastAsia"/>
+                <w:sz w:val="16"/>
+                <w:szCs w:val="18"/>
                 <w:lang w:eastAsia="ko-KR"/>
               </w:rPr>
               <w:t>EKINAME</w:t>
@@ -486,11 +584,15 @@
             <w:pPr>
               <w:rPr>
                 <w:rFonts w:asciiTheme="minorEastAsia" w:hAnsiTheme="minorEastAsia" w:cs="맑은 고딕"/>
-              </w:rPr>
-            </w:pPr>
-            <w:r>
-              <w:rPr>
-                <w:rFonts w:asciiTheme="minorEastAsia" w:hAnsiTheme="minorEastAsia" w:cs="맑은 고딕" w:hint="eastAsia"/>
+                <w:sz w:val="16"/>
+                <w:szCs w:val="18"/>
+              </w:rPr>
+            </w:pPr>
+            <w:r>
+              <w:rPr>
+                <w:rFonts w:asciiTheme="minorEastAsia" w:hAnsiTheme="minorEastAsia" w:cs="맑은 고딕" w:hint="eastAsia"/>
+                <w:sz w:val="16"/>
+                <w:szCs w:val="18"/>
               </w:rPr>
               <w:t>駅名</w:t>
             </w:r>
@@ -504,12 +606,16 @@
             <w:pPr>
               <w:rPr>
                 <w:rFonts w:asciiTheme="minorEastAsia" w:hAnsiTheme="minorEastAsia" w:cs="맑은 고딕"/>
-                <w:lang w:eastAsia="ko-KR"/>
-              </w:rPr>
-            </w:pPr>
-            <w:r>
-              <w:rPr>
-                <w:rFonts w:asciiTheme="minorEastAsia" w:hAnsiTheme="minorEastAsia" w:cs="맑은 고딕" w:hint="eastAsia"/>
+                <w:sz w:val="16"/>
+                <w:szCs w:val="18"/>
+                <w:lang w:eastAsia="ko-KR"/>
+              </w:rPr>
+            </w:pPr>
+            <w:r>
+              <w:rPr>
+                <w:rFonts w:asciiTheme="minorEastAsia" w:hAnsiTheme="minorEastAsia" w:cs="맑은 고딕" w:hint="eastAsia"/>
+                <w:sz w:val="16"/>
+                <w:szCs w:val="18"/>
                 <w:lang w:eastAsia="ko-KR"/>
               </w:rPr>
               <w:t>VARCHAR(</w:t>
@@ -517,6 +623,8 @@
             <w:r>
               <w:rPr>
                 <w:rFonts w:asciiTheme="minorEastAsia" w:hAnsiTheme="minorEastAsia" w:cs="맑은 고딕" w:hint="eastAsia"/>
+                <w:sz w:val="16"/>
+                <w:szCs w:val="18"/>
                 <w:lang w:eastAsia="ko-KR"/>
               </w:rPr>
               <w:t>16</w:t>
@@ -524,6 +632,8 @@
             <w:r>
               <w:rPr>
                 <w:rFonts w:asciiTheme="minorEastAsia" w:hAnsiTheme="minorEastAsia" w:cs="맑은 고딕" w:hint="eastAsia"/>
+                <w:sz w:val="16"/>
+                <w:szCs w:val="18"/>
                 <w:lang w:eastAsia="ko-KR"/>
               </w:rPr>
               <w:t>)</w:t>
@@ -538,12 +648,16 @@
             <w:pPr>
               <w:rPr>
                 <w:rFonts w:asciiTheme="minorEastAsia" w:hAnsiTheme="minorEastAsia" w:cs="맑은 고딕"/>
-                <w:lang w:eastAsia="ko-KR"/>
-              </w:rPr>
-            </w:pPr>
-            <w:r>
-              <w:rPr>
-                <w:rFonts w:asciiTheme="minorEastAsia" w:hAnsiTheme="minorEastAsia" w:cs="맑은 고딕" w:hint="eastAsia"/>
+                <w:sz w:val="16"/>
+                <w:szCs w:val="18"/>
+                <w:lang w:eastAsia="ko-KR"/>
+              </w:rPr>
+            </w:pPr>
+            <w:r>
+              <w:rPr>
+                <w:rFonts w:asciiTheme="minorEastAsia" w:hAnsiTheme="minorEastAsia" w:cs="맑은 고딕" w:hint="eastAsia"/>
+                <w:sz w:val="16"/>
+                <w:szCs w:val="18"/>
                 <w:lang w:eastAsia="ko-KR"/>
               </w:rPr>
               <w:t>NOT NULL</w:t>
@@ -558,6 +672,8 @@
             <w:pPr>
               <w:rPr>
                 <w:rFonts w:asciiTheme="minorEastAsia" w:hAnsiTheme="minorEastAsia" w:cs="맑은 고딕"/>
+                <w:sz w:val="16"/>
+                <w:szCs w:val="18"/>
                 <w:lang w:eastAsia="ko-KR"/>
               </w:rPr>
             </w:pPr>
@@ -569,6 +685,8 @@
       <w:pPr>
         <w:rPr>
           <w:rFonts w:asciiTheme="minorEastAsia" w:hAnsiTheme="minorEastAsia" w:cs="맑은 고딕"/>
+          <w:sz w:val="16"/>
+          <w:szCs w:val="18"/>
           <w:lang w:eastAsia="ko-KR"/>
         </w:rPr>
       </w:pPr>
@@ -577,12 +695,16 @@
       <w:pPr>
         <w:rPr>
           <w:rFonts w:asciiTheme="minorEastAsia" w:hAnsiTheme="minorEastAsia" w:cs="맑은 고딕"/>
+          <w:sz w:val="16"/>
+          <w:szCs w:val="18"/>
           <w:lang w:eastAsia="ko-KR"/>
         </w:rPr>
       </w:pPr>
       <w:r>
         <w:rPr>
           <w:rFonts w:asciiTheme="minorEastAsia" w:hAnsiTheme="minorEastAsia" w:cs="맑은 고딕" w:hint="eastAsia"/>
+          <w:sz w:val="16"/>
+          <w:szCs w:val="18"/>
           <w:lang w:eastAsia="ko-KR"/>
         </w:rPr>
         <w:t>TRAININFO</w:t>
@@ -590,471 +712,10 @@
       <w:r>
         <w:rPr>
           <w:rFonts w:asciiTheme="minorEastAsia" w:hAnsiTheme="minorEastAsia" w:cs="맑은 고딕" w:hint="eastAsia"/>
+          <w:sz w:val="16"/>
+          <w:szCs w:val="18"/>
         </w:rPr>
         <w:t>（列車情報テーブル）</w:t>
-      </w:r>
-    </w:p>
-    <w:tbl>
-      <w:tblPr>
-        <w:tblStyle w:val="aa"/>
-        <w:tblW w:w="0" w:type="auto"/>
-        <w:tblLook w:val="04A0" w:firstRow="1" w:lastRow="0" w:firstColumn="1" w:lastColumn="0" w:noHBand="0" w:noVBand="1"/>
-      </w:tblPr>
-      <w:tblGrid>
-        <w:gridCol w:w="2197"/>
-        <w:gridCol w:w="1747"/>
-        <w:gridCol w:w="1698"/>
-        <w:gridCol w:w="1670"/>
-        <w:gridCol w:w="1704"/>
-      </w:tblGrid>
-      <w:tr>
-        <w:tc>
-          <w:tcPr>
-            <w:tcW w:w="1855" w:type="dxa"/>
-          </w:tcPr>
-          <w:p>
-            <w:pPr>
-              <w:rPr>
-                <w:rFonts w:asciiTheme="minorEastAsia" w:hAnsiTheme="minorEastAsia" w:cs="맑은 고딕"/>
-              </w:rPr>
-            </w:pPr>
-            <w:r>
-              <w:rPr>
-                <w:rFonts w:asciiTheme="minorEastAsia" w:hAnsiTheme="minorEastAsia" w:cs="맑은 고딕" w:hint="eastAsia"/>
-              </w:rPr>
-              <w:t>カラム名（物理）</w:t>
-            </w:r>
-          </w:p>
-        </w:tc>
-        <w:tc>
-          <w:tcPr>
-            <w:tcW w:w="1854" w:type="dxa"/>
-          </w:tcPr>
-          <w:p>
-            <w:pPr>
-              <w:rPr>
-                <w:rFonts w:asciiTheme="minorEastAsia" w:hAnsiTheme="minorEastAsia" w:cs="맑은 고딕"/>
-              </w:rPr>
-            </w:pPr>
-            <w:r>
-              <w:rPr>
-                <w:rFonts w:asciiTheme="minorEastAsia" w:hAnsiTheme="minorEastAsia" w:cs="맑은 고딕" w:hint="eastAsia"/>
-              </w:rPr>
-              <w:t>カラム名（論理）</w:t>
-            </w:r>
-          </w:p>
-        </w:tc>
-        <w:tc>
-          <w:tcPr>
-            <w:tcW w:w="1803" w:type="dxa"/>
-          </w:tcPr>
-          <w:p>
-            <w:pPr>
-              <w:rPr>
-                <w:rFonts w:asciiTheme="minorEastAsia" w:hAnsiTheme="minorEastAsia" w:cs="맑은 고딕"/>
-                <w:lang w:eastAsia="ko-KR"/>
-              </w:rPr>
-            </w:pPr>
-            <w:r>
-              <w:rPr>
-                <w:rFonts w:asciiTheme="minorEastAsia" w:hAnsiTheme="minorEastAsia" w:cs="맑은 고딕" w:hint="eastAsia"/>
-              </w:rPr>
-              <w:t>データ型</w:t>
-            </w:r>
-          </w:p>
-        </w:tc>
-        <w:tc>
-          <w:tcPr>
-            <w:tcW w:w="1752" w:type="dxa"/>
-          </w:tcPr>
-          <w:p>
-            <w:pPr>
-              <w:rPr>
-                <w:rFonts w:asciiTheme="minorEastAsia" w:hAnsiTheme="minorEastAsia" w:cs="맑은 고딕"/>
-                <w:lang w:eastAsia="ko-KR"/>
-              </w:rPr>
-            </w:pPr>
-            <w:r>
-              <w:rPr>
-                <w:rFonts w:asciiTheme="minorEastAsia" w:hAnsiTheme="minorEastAsia" w:cs="맑은 고딕" w:hint="eastAsia"/>
-              </w:rPr>
-              <w:t>NULL</w:t>
-            </w:r>
-          </w:p>
-        </w:tc>
-        <w:tc>
-          <w:tcPr>
-            <w:tcW w:w="1752" w:type="dxa"/>
-          </w:tcPr>
-          <w:p>
-            <w:pPr>
-              <w:rPr>
-                <w:rFonts w:asciiTheme="minorEastAsia" w:hAnsiTheme="minorEastAsia" w:cs="맑은 고딕"/>
-                <w:lang w:eastAsia="ko-KR"/>
-              </w:rPr>
-            </w:pPr>
-            <w:r>
-              <w:rPr>
-                <w:rFonts w:asciiTheme="minorEastAsia" w:hAnsiTheme="minorEastAsia" w:cs="맑은 고딕" w:hint="eastAsia"/>
-              </w:rPr>
-              <w:t>備考</w:t>
-            </w:r>
-          </w:p>
-        </w:tc>
-      </w:tr>
-      <w:tr>
-        <w:tc>
-          <w:tcPr>
-            <w:tcW w:w="1855" w:type="dxa"/>
-          </w:tcPr>
-          <w:p>
-            <w:pPr>
-              <w:rPr>
-                <w:rFonts w:asciiTheme="minorEastAsia" w:hAnsiTheme="minorEastAsia" w:cs="맑은 고딕"/>
-                <w:lang w:eastAsia="ko-KR"/>
-              </w:rPr>
-            </w:pPr>
-            <w:r>
-              <w:rPr>
-                <w:rFonts w:asciiTheme="minorEastAsia" w:hAnsiTheme="minorEastAsia" w:cs="맑은 고딕" w:hint="eastAsia"/>
-                <w:lang w:eastAsia="ko-KR"/>
-              </w:rPr>
-              <w:t>RETSUBAN</w:t>
-            </w:r>
-          </w:p>
-        </w:tc>
-        <w:tc>
-          <w:tcPr>
-            <w:tcW w:w="1854" w:type="dxa"/>
-          </w:tcPr>
-          <w:p>
-            <w:pPr>
-              <w:rPr>
-                <w:rFonts w:asciiTheme="minorEastAsia" w:hAnsiTheme="minorEastAsia" w:cs="맑은 고딕"/>
-                <w:lang w:eastAsia="ko-KR"/>
-              </w:rPr>
-            </w:pPr>
-            <w:r>
-              <w:rPr>
-                <w:rFonts w:asciiTheme="minorEastAsia" w:hAnsiTheme="minorEastAsia" w:cs="맑은 고딕" w:hint="eastAsia"/>
-              </w:rPr>
-              <w:t>列番</w:t>
-            </w:r>
-          </w:p>
-        </w:tc>
-        <w:tc>
-          <w:tcPr>
-            <w:tcW w:w="1803" w:type="dxa"/>
-          </w:tcPr>
-          <w:p>
-            <w:pPr>
-              <w:rPr>
-                <w:rFonts w:asciiTheme="minorEastAsia" w:hAnsiTheme="minorEastAsia" w:cs="맑은 고딕"/>
-                <w:lang w:eastAsia="ko-KR"/>
-              </w:rPr>
-            </w:pPr>
-            <w:r>
-              <w:rPr>
-                <w:rFonts w:asciiTheme="minorEastAsia" w:hAnsiTheme="minorEastAsia" w:cs="맑은 고딕" w:hint="eastAsia"/>
-              </w:rPr>
-              <w:t>INT</w:t>
-            </w:r>
-          </w:p>
-        </w:tc>
-        <w:tc>
-          <w:tcPr>
-            <w:tcW w:w="1752" w:type="dxa"/>
-          </w:tcPr>
-          <w:p>
-            <w:pPr>
-              <w:rPr>
-                <w:rFonts w:asciiTheme="minorEastAsia" w:hAnsiTheme="minorEastAsia" w:cs="맑은 고딕"/>
-                <w:lang w:eastAsia="ko-KR"/>
-              </w:rPr>
-            </w:pPr>
-            <w:r>
-              <w:rPr>
-                <w:rFonts w:asciiTheme="minorEastAsia" w:hAnsiTheme="minorEastAsia" w:cs="맑은 고딕" w:hint="eastAsia"/>
-                <w:lang w:eastAsia="ko-KR"/>
-              </w:rPr>
-              <w:t>NOT NULL</w:t>
-            </w:r>
-          </w:p>
-        </w:tc>
-        <w:tc>
-          <w:tcPr>
-            <w:tcW w:w="1752" w:type="dxa"/>
-          </w:tcPr>
-          <w:p>
-            <w:pPr>
-              <w:rPr>
-                <w:rFonts w:asciiTheme="minorEastAsia" w:hAnsiTheme="minorEastAsia" w:cs="맑은 고딕"/>
-                <w:lang w:eastAsia="ko-KR"/>
-              </w:rPr>
-            </w:pPr>
-            <w:r>
-              <w:rPr>
-                <w:rFonts w:asciiTheme="minorEastAsia" w:hAnsiTheme="minorEastAsia" w:cs="맑은 고딕" w:hint="eastAsia"/>
-                <w:lang w:eastAsia="ko-KR"/>
-              </w:rPr>
-              <w:t>PRIMARY</w:t>
-            </w:r>
-          </w:p>
-        </w:tc>
-      </w:tr>
-      <w:tr>
-        <w:tc>
-          <w:tcPr>
-            <w:tcW w:w="1855" w:type="dxa"/>
-          </w:tcPr>
-          <w:p>
-            <w:pPr>
-              <w:rPr>
-                <w:rFonts w:asciiTheme="minorEastAsia" w:hAnsiTheme="minorEastAsia" w:cs="맑은 고딕"/>
-                <w:lang w:eastAsia="ko-KR"/>
-              </w:rPr>
-            </w:pPr>
-            <w:commentRangeStart w:id="0"/>
-            <w:r>
-              <w:rPr>
-                <w:rFonts w:asciiTheme="minorEastAsia" w:hAnsiTheme="minorEastAsia" w:cs="맑은 고딕" w:hint="eastAsia"/>
-                <w:lang w:eastAsia="ko-KR"/>
-              </w:rPr>
-              <w:t>START_</w:t>
-            </w:r>
-            <w:r>
-              <w:rPr>
-                <w:rFonts w:asciiTheme="minorEastAsia" w:hAnsiTheme="minorEastAsia" w:cs="맑은 고딕" w:hint="eastAsia"/>
-                <w:lang w:eastAsia="ko-KR"/>
-              </w:rPr>
-              <w:t>EKI</w:t>
-            </w:r>
-            <w:r>
-              <w:rPr>
-                <w:rFonts w:asciiTheme="minorEastAsia" w:hAnsiTheme="minorEastAsia" w:cs="맑은 고딕" w:hint="eastAsia"/>
-                <w:lang w:eastAsia="ko-KR"/>
-              </w:rPr>
-              <w:t>CD</w:t>
-            </w:r>
-            <w:commentRangeEnd w:id="0"/>
-            <w:r>
-              <w:rPr>
-                <w:rStyle w:val="ac"/>
-                <w:rFonts w:asciiTheme="minorEastAsia" w:hAnsiTheme="minorEastAsia"/>
-              </w:rPr>
-              <w:commentReference w:id="0"/>
-            </w:r>
-          </w:p>
-        </w:tc>
-        <w:tc>
-          <w:tcPr>
-            <w:tcW w:w="1854" w:type="dxa"/>
-          </w:tcPr>
-          <w:p>
-            <w:pPr>
-              <w:rPr>
-                <w:rFonts w:asciiTheme="minorEastAsia" w:hAnsiTheme="minorEastAsia" w:cs="맑은 고딕"/>
-                <w:lang w:eastAsia="ko-KR"/>
-              </w:rPr>
-            </w:pPr>
-            <w:r>
-              <w:rPr>
-                <w:rFonts w:asciiTheme="minorEastAsia" w:hAnsiTheme="minorEastAsia" w:cs="맑은 고딕" w:hint="eastAsia"/>
-              </w:rPr>
-              <w:t>始発駅</w:t>
-            </w:r>
-          </w:p>
-        </w:tc>
-        <w:tc>
-          <w:tcPr>
-            <w:tcW w:w="1803" w:type="dxa"/>
-          </w:tcPr>
-          <w:p>
-            <w:pPr>
-              <w:rPr>
-                <w:rFonts w:asciiTheme="minorEastAsia" w:hAnsiTheme="minorEastAsia" w:cs="맑은 고딕"/>
-                <w:lang w:eastAsia="ko-KR"/>
-              </w:rPr>
-            </w:pPr>
-            <w:r>
-              <w:rPr>
-                <w:rFonts w:asciiTheme="minorEastAsia" w:hAnsiTheme="minorEastAsia" w:cs="맑은 고딕" w:hint="eastAsia"/>
-                <w:lang w:eastAsia="ko-KR"/>
-              </w:rPr>
-              <w:t>INT</w:t>
-            </w:r>
-          </w:p>
-        </w:tc>
-        <w:tc>
-          <w:tcPr>
-            <w:tcW w:w="1752" w:type="dxa"/>
-          </w:tcPr>
-          <w:p>
-            <w:pPr>
-              <w:rPr>
-                <w:rFonts w:asciiTheme="minorEastAsia" w:hAnsiTheme="minorEastAsia" w:cs="맑은 고딕"/>
-                <w:lang w:eastAsia="ko-KR"/>
-              </w:rPr>
-            </w:pPr>
-            <w:r>
-              <w:rPr>
-                <w:rFonts w:asciiTheme="minorEastAsia" w:hAnsiTheme="minorEastAsia" w:cs="맑은 고딕" w:hint="eastAsia"/>
-                <w:lang w:eastAsia="ko-KR"/>
-              </w:rPr>
-              <w:t>NOT NULL</w:t>
-            </w:r>
-          </w:p>
-        </w:tc>
-        <w:tc>
-          <w:tcPr>
-            <w:tcW w:w="1752" w:type="dxa"/>
-          </w:tcPr>
-          <w:p>
-            <w:pPr>
-              <w:rPr>
-                <w:rFonts w:asciiTheme="minorEastAsia" w:hAnsiTheme="minorEastAsia" w:cs="맑은 고딕"/>
-                <w:lang w:eastAsia="ko-KR"/>
-              </w:rPr>
-            </w:pPr>
-          </w:p>
-        </w:tc>
-      </w:tr>
-      <w:tr>
-        <w:tc>
-          <w:tcPr>
-            <w:tcW w:w="1855" w:type="dxa"/>
-          </w:tcPr>
-          <w:p>
-            <w:pPr>
-              <w:rPr>
-                <w:rFonts w:asciiTheme="minorEastAsia" w:hAnsiTheme="minorEastAsia" w:cs="맑은 고딕"/>
-              </w:rPr>
-            </w:pPr>
-            <w:commentRangeStart w:id="1"/>
-            <w:r>
-              <w:rPr>
-                <w:rFonts w:asciiTheme="minorEastAsia" w:hAnsiTheme="minorEastAsia" w:cs="맑은 고딕" w:hint="eastAsia"/>
-                <w:lang w:eastAsia="ko-KR"/>
-              </w:rPr>
-              <w:t>END_</w:t>
-            </w:r>
-            <w:r>
-              <w:rPr>
-                <w:rFonts w:asciiTheme="minorEastAsia" w:hAnsiTheme="minorEastAsia" w:cs="맑은 고딕" w:hint="eastAsia"/>
-                <w:lang w:eastAsia="ko-KR"/>
-              </w:rPr>
-              <w:t>EKI</w:t>
-            </w:r>
-            <w:r>
-              <w:rPr>
-                <w:rFonts w:asciiTheme="minorEastAsia" w:hAnsiTheme="minorEastAsia" w:cs="맑은 고딕" w:hint="eastAsia"/>
-                <w:lang w:eastAsia="ko-KR"/>
-              </w:rPr>
-              <w:t>CD</w:t>
-            </w:r>
-            <w:commentRangeEnd w:id="1"/>
-            <w:r>
-              <w:rPr>
-                <w:rStyle w:val="ac"/>
-                <w:rFonts w:asciiTheme="minorEastAsia" w:hAnsiTheme="minorEastAsia"/>
-              </w:rPr>
-              <w:commentReference w:id="1"/>
-            </w:r>
-          </w:p>
-        </w:tc>
-        <w:tc>
-          <w:tcPr>
-            <w:tcW w:w="1854" w:type="dxa"/>
-          </w:tcPr>
-          <w:p>
-            <w:pPr>
-              <w:rPr>
-                <w:rFonts w:asciiTheme="minorEastAsia" w:hAnsiTheme="minorEastAsia" w:cs="맑은 고딕"/>
-                <w:lang w:eastAsia="ko-KR"/>
-              </w:rPr>
-            </w:pPr>
-            <w:r>
-              <w:rPr>
-                <w:rFonts w:asciiTheme="minorEastAsia" w:hAnsiTheme="minorEastAsia" w:cs="맑은 고딕" w:hint="eastAsia"/>
-              </w:rPr>
-              <w:t>終着駅</w:t>
-            </w:r>
-          </w:p>
-        </w:tc>
-        <w:tc>
-          <w:tcPr>
-            <w:tcW w:w="1803" w:type="dxa"/>
-          </w:tcPr>
-          <w:p>
-            <w:pPr>
-              <w:rPr>
-                <w:rFonts w:asciiTheme="minorEastAsia" w:hAnsiTheme="minorEastAsia" w:cs="맑은 고딕"/>
-                <w:lang w:eastAsia="ko-KR"/>
-              </w:rPr>
-            </w:pPr>
-            <w:r>
-              <w:rPr>
-                <w:rFonts w:asciiTheme="minorEastAsia" w:hAnsiTheme="minorEastAsia" w:cs="맑은 고딕" w:hint="eastAsia"/>
-                <w:lang w:eastAsia="ko-KR"/>
-              </w:rPr>
-              <w:t>INT</w:t>
-            </w:r>
-          </w:p>
-        </w:tc>
-        <w:tc>
-          <w:tcPr>
-            <w:tcW w:w="1752" w:type="dxa"/>
-          </w:tcPr>
-          <w:p>
-            <w:pPr>
-              <w:rPr>
-                <w:rFonts w:asciiTheme="minorEastAsia" w:hAnsiTheme="minorEastAsia" w:cs="맑은 고딕"/>
-                <w:lang w:eastAsia="ko-KR"/>
-              </w:rPr>
-            </w:pPr>
-            <w:r>
-              <w:rPr>
-                <w:rFonts w:asciiTheme="minorEastAsia" w:hAnsiTheme="minorEastAsia" w:cs="맑은 고딕" w:hint="eastAsia"/>
-                <w:lang w:eastAsia="ko-KR"/>
-              </w:rPr>
-              <w:t>NOT NULL</w:t>
-            </w:r>
-          </w:p>
-        </w:tc>
-        <w:tc>
-          <w:tcPr>
-            <w:tcW w:w="1752" w:type="dxa"/>
-          </w:tcPr>
-          <w:p>
-            <w:pPr>
-              <w:rPr>
-                <w:rFonts w:asciiTheme="minorEastAsia" w:hAnsiTheme="minorEastAsia" w:cs="맑은 고딕"/>
-                <w:lang w:eastAsia="ko-KR"/>
-              </w:rPr>
-            </w:pPr>
-          </w:p>
-        </w:tc>
-      </w:tr>
-    </w:tbl>
-    <w:p>
-      <w:pPr>
-        <w:rPr>
-          <w:rFonts w:asciiTheme="minorEastAsia" w:hAnsiTheme="minorEastAsia" w:cs="맑은 고딕"/>
-          <w:lang w:eastAsia="ko-KR"/>
-        </w:rPr>
-      </w:pPr>
-    </w:p>
-    <w:p>
-      <w:pPr>
-        <w:rPr>
-          <w:rFonts w:asciiTheme="minorEastAsia" w:hAnsiTheme="minorEastAsia" w:cs="맑은 고딕"/>
-        </w:rPr>
-      </w:pPr>
-      <w:r>
-        <w:rPr>
-          <w:rFonts w:asciiTheme="minorEastAsia" w:hAnsiTheme="minorEastAsia" w:cs="맑은 고딕" w:hint="eastAsia"/>
-        </w:rPr>
-        <w:t>EKIINFO（駅運行情報テーブル）</w:t>
       </w:r>
     </w:p>
     <w:tbl>
@@ -1079,11 +740,15 @@
             <w:pPr>
               <w:rPr>
                 <w:rFonts w:asciiTheme="minorEastAsia" w:hAnsiTheme="minorEastAsia" w:cs="맑은 고딕"/>
-              </w:rPr>
-            </w:pPr>
-            <w:r>
-              <w:rPr>
-                <w:rFonts w:asciiTheme="minorEastAsia" w:hAnsiTheme="minorEastAsia" w:cs="맑은 고딕" w:hint="eastAsia"/>
+                <w:sz w:val="16"/>
+                <w:szCs w:val="18"/>
+              </w:rPr>
+            </w:pPr>
+            <w:r>
+              <w:rPr>
+                <w:rFonts w:asciiTheme="minorEastAsia" w:hAnsiTheme="minorEastAsia" w:cs="맑은 고딕" w:hint="eastAsia"/>
+                <w:sz w:val="16"/>
+                <w:szCs w:val="18"/>
               </w:rPr>
               <w:t>カラム名（物理）</w:t>
             </w:r>
@@ -1097,11 +762,15 @@
             <w:pPr>
               <w:rPr>
                 <w:rFonts w:asciiTheme="minorEastAsia" w:hAnsiTheme="minorEastAsia" w:cs="맑은 고딕"/>
-              </w:rPr>
-            </w:pPr>
-            <w:r>
-              <w:rPr>
-                <w:rFonts w:asciiTheme="minorEastAsia" w:hAnsiTheme="minorEastAsia" w:cs="맑은 고딕" w:hint="eastAsia"/>
+                <w:sz w:val="16"/>
+                <w:szCs w:val="18"/>
+              </w:rPr>
+            </w:pPr>
+            <w:r>
+              <w:rPr>
+                <w:rFonts w:asciiTheme="minorEastAsia" w:hAnsiTheme="minorEastAsia" w:cs="맑은 고딕" w:hint="eastAsia"/>
+                <w:sz w:val="16"/>
+                <w:szCs w:val="18"/>
               </w:rPr>
               <w:t>カラム名（論理）</w:t>
             </w:r>
@@ -1115,12 +784,16 @@
             <w:pPr>
               <w:rPr>
                 <w:rFonts w:asciiTheme="minorEastAsia" w:hAnsiTheme="minorEastAsia" w:cs="맑은 고딕"/>
-                <w:lang w:eastAsia="ko-KR"/>
-              </w:rPr>
-            </w:pPr>
-            <w:r>
-              <w:rPr>
-                <w:rFonts w:asciiTheme="minorEastAsia" w:hAnsiTheme="minorEastAsia" w:cs="맑은 고딕" w:hint="eastAsia"/>
+                <w:sz w:val="16"/>
+                <w:szCs w:val="18"/>
+                <w:lang w:eastAsia="ko-KR"/>
+              </w:rPr>
+            </w:pPr>
+            <w:r>
+              <w:rPr>
+                <w:rFonts w:asciiTheme="minorEastAsia" w:hAnsiTheme="minorEastAsia" w:cs="맑은 고딕" w:hint="eastAsia"/>
+                <w:sz w:val="16"/>
+                <w:szCs w:val="18"/>
               </w:rPr>
               <w:t>データ型</w:t>
             </w:r>
@@ -1134,12 +807,16 @@
             <w:pPr>
               <w:rPr>
                 <w:rFonts w:asciiTheme="minorEastAsia" w:hAnsiTheme="minorEastAsia" w:cs="맑은 고딕"/>
-                <w:lang w:eastAsia="ko-KR"/>
-              </w:rPr>
-            </w:pPr>
-            <w:r>
-              <w:rPr>
-                <w:rFonts w:asciiTheme="minorEastAsia" w:hAnsiTheme="minorEastAsia" w:cs="맑은 고딕" w:hint="eastAsia"/>
+                <w:sz w:val="16"/>
+                <w:szCs w:val="18"/>
+                <w:lang w:eastAsia="ko-KR"/>
+              </w:rPr>
+            </w:pPr>
+            <w:r>
+              <w:rPr>
+                <w:rFonts w:asciiTheme="minorEastAsia" w:hAnsiTheme="minorEastAsia" w:cs="맑은 고딕" w:hint="eastAsia"/>
+                <w:sz w:val="16"/>
+                <w:szCs w:val="18"/>
               </w:rPr>
               <w:t>NULL</w:t>
             </w:r>
@@ -1153,12 +830,16 @@
             <w:pPr>
               <w:rPr>
                 <w:rFonts w:asciiTheme="minorEastAsia" w:hAnsiTheme="minorEastAsia" w:cs="맑은 고딕"/>
-                <w:lang w:eastAsia="ko-KR"/>
-              </w:rPr>
-            </w:pPr>
-            <w:r>
-              <w:rPr>
-                <w:rFonts w:asciiTheme="minorEastAsia" w:hAnsiTheme="minorEastAsia" w:cs="맑은 고딕" w:hint="eastAsia"/>
+                <w:sz w:val="16"/>
+                <w:szCs w:val="18"/>
+                <w:lang w:eastAsia="ko-KR"/>
+              </w:rPr>
+            </w:pPr>
+            <w:r>
+              <w:rPr>
+                <w:rFonts w:asciiTheme="minorEastAsia" w:hAnsiTheme="minorEastAsia" w:cs="맑은 고딕" w:hint="eastAsia"/>
+                <w:sz w:val="16"/>
+                <w:szCs w:val="18"/>
               </w:rPr>
               <w:t>備考</w:t>
             </w:r>
@@ -1174,15 +855,19 @@
             <w:pPr>
               <w:rPr>
                 <w:rFonts w:asciiTheme="minorEastAsia" w:hAnsiTheme="minorEastAsia" w:cs="맑은 고딕"/>
-                <w:lang w:eastAsia="ko-KR"/>
-              </w:rPr>
-            </w:pPr>
-            <w:r>
-              <w:rPr>
-                <w:rFonts w:asciiTheme="minorEastAsia" w:hAnsiTheme="minorEastAsia" w:cs="맑은 고딕" w:hint="eastAsia"/>
-                <w:lang w:eastAsia="ko-KR"/>
-              </w:rPr>
-              <w:t>EKINAME</w:t>
+                <w:sz w:val="16"/>
+                <w:szCs w:val="18"/>
+                <w:lang w:eastAsia="ko-KR"/>
+              </w:rPr>
+            </w:pPr>
+            <w:r>
+              <w:rPr>
+                <w:rFonts w:asciiTheme="minorEastAsia" w:hAnsiTheme="minorEastAsia" w:cs="맑은 고딕" w:hint="eastAsia"/>
+                <w:sz w:val="16"/>
+                <w:szCs w:val="18"/>
+                <w:lang w:eastAsia="ko-KR"/>
+              </w:rPr>
+              <w:t>RETSUBAN</w:t>
             </w:r>
           </w:p>
         </w:tc>
@@ -1194,14 +879,18 @@
             <w:pPr>
               <w:rPr>
                 <w:rFonts w:asciiTheme="minorEastAsia" w:hAnsiTheme="minorEastAsia" w:cs="맑은 고딕"/>
-                <w:lang w:eastAsia="ko-KR"/>
-              </w:rPr>
-            </w:pPr>
-            <w:r>
-              <w:rPr>
-                <w:rFonts w:asciiTheme="minorEastAsia" w:hAnsiTheme="minorEastAsia" w:cs="맑은 고딕" w:hint="eastAsia"/>
-              </w:rPr>
-              <w:t>駅名</w:t>
+                <w:sz w:val="16"/>
+                <w:szCs w:val="18"/>
+                <w:lang w:eastAsia="ko-KR"/>
+              </w:rPr>
+            </w:pPr>
+            <w:r>
+              <w:rPr>
+                <w:rFonts w:asciiTheme="minorEastAsia" w:hAnsiTheme="minorEastAsia" w:cs="맑은 고딕" w:hint="eastAsia"/>
+                <w:sz w:val="16"/>
+                <w:szCs w:val="18"/>
+              </w:rPr>
+              <w:t>列番</w:t>
             </w:r>
           </w:p>
         </w:tc>
@@ -1213,15 +902,18 @@
             <w:pPr>
               <w:rPr>
                 <w:rFonts w:asciiTheme="minorEastAsia" w:hAnsiTheme="minorEastAsia" w:cs="맑은 고딕"/>
-                <w:lang w:eastAsia="ko-KR"/>
-              </w:rPr>
-            </w:pPr>
-            <w:r>
-              <w:rPr>
-                <w:rFonts w:asciiTheme="minorEastAsia" w:hAnsiTheme="minorEastAsia" w:cs="맑은 고딕" w:hint="eastAsia"/>
-                <w:lang w:eastAsia="ko-KR"/>
-              </w:rPr>
-              <w:t>VARCHAR(16)</w:t>
+                <w:sz w:val="16"/>
+                <w:szCs w:val="18"/>
+                <w:lang w:eastAsia="ko-KR"/>
+              </w:rPr>
+            </w:pPr>
+            <w:r>
+              <w:rPr>
+                <w:rFonts w:asciiTheme="minorEastAsia" w:hAnsiTheme="minorEastAsia" w:cs="맑은 고딕" w:hint="eastAsia"/>
+                <w:sz w:val="16"/>
+                <w:szCs w:val="18"/>
+              </w:rPr>
+              <w:t>INT</w:t>
             </w:r>
           </w:p>
         </w:tc>
@@ -1233,12 +925,16 @@
             <w:pPr>
               <w:rPr>
                 <w:rFonts w:asciiTheme="minorEastAsia" w:hAnsiTheme="minorEastAsia" w:cs="맑은 고딕"/>
-                <w:lang w:eastAsia="ko-KR"/>
-              </w:rPr>
-            </w:pPr>
-            <w:r>
-              <w:rPr>
-                <w:rFonts w:asciiTheme="minorEastAsia" w:hAnsiTheme="minorEastAsia" w:cs="맑은 고딕" w:hint="eastAsia"/>
+                <w:sz w:val="16"/>
+                <w:szCs w:val="18"/>
+                <w:lang w:eastAsia="ko-KR"/>
+              </w:rPr>
+            </w:pPr>
+            <w:r>
+              <w:rPr>
+                <w:rFonts w:asciiTheme="minorEastAsia" w:hAnsiTheme="minorEastAsia" w:cs="맑은 고딕" w:hint="eastAsia"/>
+                <w:sz w:val="16"/>
+                <w:szCs w:val="18"/>
                 <w:lang w:eastAsia="ko-KR"/>
               </w:rPr>
               <w:t>NOT NULL</w:t>
@@ -1253,12 +949,16 @@
             <w:pPr>
               <w:rPr>
                 <w:rFonts w:asciiTheme="minorEastAsia" w:hAnsiTheme="minorEastAsia" w:cs="맑은 고딕"/>
-                <w:lang w:eastAsia="ko-KR"/>
-              </w:rPr>
-            </w:pPr>
-            <w:r>
-              <w:rPr>
-                <w:rFonts w:asciiTheme="minorEastAsia" w:hAnsiTheme="minorEastAsia" w:cs="맑은 고딕" w:hint="eastAsia"/>
+                <w:sz w:val="16"/>
+                <w:szCs w:val="18"/>
+                <w:lang w:eastAsia="ko-KR"/>
+              </w:rPr>
+            </w:pPr>
+            <w:r>
+              <w:rPr>
+                <w:rFonts w:asciiTheme="minorEastAsia" w:hAnsiTheme="minorEastAsia" w:cs="맑은 고딕" w:hint="eastAsia"/>
+                <w:sz w:val="16"/>
+                <w:szCs w:val="18"/>
                 <w:lang w:eastAsia="ko-KR"/>
               </w:rPr>
               <w:t>PRIMARY</w:t>
@@ -1275,14 +975,48 @@
             <w:pPr>
               <w:rPr>
                 <w:rFonts w:asciiTheme="minorEastAsia" w:hAnsiTheme="minorEastAsia" w:cs="맑은 고딕"/>
-                <w:lang w:eastAsia="ko-KR"/>
-              </w:rPr>
-            </w:pPr>
-            <w:r>
-              <w:rPr>
-                <w:rFonts w:asciiTheme="minorEastAsia" w:hAnsiTheme="minorEastAsia" w:cs="맑은 고딕" w:hint="eastAsia"/>
-              </w:rPr>
-              <w:t>RETSUBAN</w:t>
+                <w:sz w:val="16"/>
+                <w:szCs w:val="18"/>
+                <w:lang w:eastAsia="ko-KR"/>
+              </w:rPr>
+            </w:pPr>
+            <w:commentRangeStart w:id="0"/>
+            <w:r>
+              <w:rPr>
+                <w:rFonts w:asciiTheme="minorEastAsia" w:hAnsiTheme="minorEastAsia" w:cs="맑은 고딕" w:hint="eastAsia"/>
+                <w:sz w:val="16"/>
+                <w:szCs w:val="18"/>
+                <w:lang w:eastAsia="ko-KR"/>
+              </w:rPr>
+              <w:t>START_</w:t>
+            </w:r>
+            <w:r>
+              <w:rPr>
+                <w:rFonts w:asciiTheme="minorEastAsia" w:hAnsiTheme="minorEastAsia" w:cs="맑은 고딕" w:hint="eastAsia"/>
+                <w:sz w:val="16"/>
+                <w:szCs w:val="18"/>
+                <w:lang w:eastAsia="ko-KR"/>
+              </w:rPr>
+              <w:t>EKI</w:t>
+            </w:r>
+            <w:r>
+              <w:rPr>
+                <w:rFonts w:asciiTheme="minorEastAsia" w:hAnsiTheme="minorEastAsia" w:cs="맑은 고딕" w:hint="eastAsia"/>
+                <w:sz w:val="16"/>
+                <w:szCs w:val="18"/>
+                <w:lang w:eastAsia="ko-KR"/>
+              </w:rPr>
+              <w:t>CD</w:t>
+            </w:r>
+            <w:commentRangeEnd w:id="0"/>
+            <w:r>
+              <w:rPr>
+                <w:rStyle w:val="ac"/>
+                <w:rFonts w:asciiTheme="minorEastAsia" w:hAnsiTheme="minorEastAsia"/>
+                <w:sz w:val="12"/>
+                <w:szCs w:val="12"/>
+              </w:rPr>
+              <w:commentReference w:id="0"/>
             </w:r>
           </w:p>
         </w:tc>
@@ -1294,14 +1028,18 @@
             <w:pPr>
               <w:rPr>
                 <w:rFonts w:asciiTheme="minorEastAsia" w:hAnsiTheme="minorEastAsia" w:cs="맑은 고딕"/>
-                <w:lang w:eastAsia="ko-KR"/>
-              </w:rPr>
-            </w:pPr>
-            <w:r>
-              <w:rPr>
-                <w:rFonts w:asciiTheme="minorEastAsia" w:hAnsiTheme="minorEastAsia" w:cs="맑은 고딕" w:hint="eastAsia"/>
-              </w:rPr>
-              <w:t>列番</w:t>
+                <w:sz w:val="16"/>
+                <w:szCs w:val="18"/>
+                <w:lang w:eastAsia="ko-KR"/>
+              </w:rPr>
+            </w:pPr>
+            <w:r>
+              <w:rPr>
+                <w:rFonts w:asciiTheme="minorEastAsia" w:hAnsiTheme="minorEastAsia" w:cs="맑은 고딕" w:hint="eastAsia"/>
+                <w:sz w:val="16"/>
+                <w:szCs w:val="18"/>
+              </w:rPr>
+              <w:t>始発駅</w:t>
             </w:r>
           </w:p>
         </w:tc>
@@ -1313,12 +1051,16 @@
             <w:pPr>
               <w:rPr>
                 <w:rFonts w:asciiTheme="minorEastAsia" w:hAnsiTheme="minorEastAsia" w:cs="맑은 고딕"/>
-                <w:lang w:eastAsia="ko-KR"/>
-              </w:rPr>
-            </w:pPr>
-            <w:r>
-              <w:rPr>
-                <w:rFonts w:asciiTheme="minorEastAsia" w:hAnsiTheme="minorEastAsia" w:cs="맑은 고딕" w:hint="eastAsia"/>
+                <w:sz w:val="16"/>
+                <w:szCs w:val="18"/>
+                <w:lang w:eastAsia="ko-KR"/>
+              </w:rPr>
+            </w:pPr>
+            <w:r>
+              <w:rPr>
+                <w:rFonts w:asciiTheme="minorEastAsia" w:hAnsiTheme="minorEastAsia" w:cs="맑은 고딕" w:hint="eastAsia"/>
+                <w:sz w:val="16"/>
+                <w:szCs w:val="18"/>
                 <w:lang w:eastAsia="ko-KR"/>
               </w:rPr>
               <w:t>INT</w:t>
@@ -1333,12 +1075,16 @@
             <w:pPr>
               <w:rPr>
                 <w:rFonts w:asciiTheme="minorEastAsia" w:hAnsiTheme="minorEastAsia" w:cs="맑은 고딕"/>
-                <w:lang w:eastAsia="ko-KR"/>
-              </w:rPr>
-            </w:pPr>
-            <w:r>
-              <w:rPr>
-                <w:rFonts w:asciiTheme="minorEastAsia" w:hAnsiTheme="minorEastAsia" w:cs="맑은 고딕" w:hint="eastAsia"/>
+                <w:sz w:val="16"/>
+                <w:szCs w:val="18"/>
+                <w:lang w:eastAsia="ko-KR"/>
+              </w:rPr>
+            </w:pPr>
+            <w:r>
+              <w:rPr>
+                <w:rFonts w:asciiTheme="minorEastAsia" w:hAnsiTheme="minorEastAsia" w:cs="맑은 고딕" w:hint="eastAsia"/>
+                <w:sz w:val="16"/>
+                <w:szCs w:val="18"/>
                 <w:lang w:eastAsia="ko-KR"/>
               </w:rPr>
               <w:t>NOT NULL</w:t>
@@ -1353,16 +1099,11 @@
             <w:pPr>
               <w:rPr>
                 <w:rFonts w:asciiTheme="minorEastAsia" w:hAnsiTheme="minorEastAsia" w:cs="맑은 고딕"/>
-                <w:lang w:eastAsia="ko-KR"/>
-              </w:rPr>
-            </w:pPr>
-            <w:r>
-              <w:rPr>
-                <w:rFonts w:asciiTheme="minorEastAsia" w:hAnsiTheme="minorEastAsia" w:cs="맑은 고딕" w:hint="eastAsia"/>
-                <w:lang w:eastAsia="ko-KR"/>
-              </w:rPr>
-              <w:t>PRIMARY</w:t>
-            </w:r>
+                <w:sz w:val="16"/>
+                <w:szCs w:val="18"/>
+                <w:lang w:eastAsia="ko-KR"/>
+              </w:rPr>
+            </w:pPr>
           </w:p>
         </w:tc>
       </w:tr>
@@ -1375,15 +1116,47 @@
             <w:pPr>
               <w:rPr>
                 <w:rFonts w:asciiTheme="minorEastAsia" w:hAnsiTheme="minorEastAsia" w:cs="맑은 고딕"/>
-                <w:lang w:eastAsia="ko-KR"/>
-              </w:rPr>
-            </w:pPr>
-            <w:r>
-              <w:rPr>
-                <w:rFonts w:asciiTheme="minorEastAsia" w:hAnsiTheme="minorEastAsia" w:cs="맑은 고딕" w:hint="eastAsia"/>
-                <w:lang w:eastAsia="ko-KR"/>
-              </w:rPr>
-              <w:t>ARR_TIME</w:t>
+                <w:sz w:val="16"/>
+                <w:szCs w:val="18"/>
+              </w:rPr>
+            </w:pPr>
+            <w:commentRangeStart w:id="1"/>
+            <w:r>
+              <w:rPr>
+                <w:rFonts w:asciiTheme="minorEastAsia" w:hAnsiTheme="minorEastAsia" w:cs="맑은 고딕" w:hint="eastAsia"/>
+                <w:sz w:val="16"/>
+                <w:szCs w:val="18"/>
+                <w:lang w:eastAsia="ko-KR"/>
+              </w:rPr>
+              <w:t>END_</w:t>
+            </w:r>
+            <w:r>
+              <w:rPr>
+                <w:rFonts w:asciiTheme="minorEastAsia" w:hAnsiTheme="minorEastAsia" w:cs="맑은 고딕" w:hint="eastAsia"/>
+                <w:sz w:val="16"/>
+                <w:szCs w:val="18"/>
+                <w:lang w:eastAsia="ko-KR"/>
+              </w:rPr>
+              <w:t>EKI</w:t>
+            </w:r>
+            <w:r>
+              <w:rPr>
+                <w:rFonts w:asciiTheme="minorEastAsia" w:hAnsiTheme="minorEastAsia" w:cs="맑은 고딕" w:hint="eastAsia"/>
+                <w:sz w:val="16"/>
+                <w:szCs w:val="18"/>
+                <w:lang w:eastAsia="ko-KR"/>
+              </w:rPr>
+              <w:t>CD</w:t>
+            </w:r>
+            <w:commentRangeEnd w:id="1"/>
+            <w:r>
+              <w:rPr>
+                <w:rStyle w:val="ac"/>
+                <w:rFonts w:asciiTheme="minorEastAsia" w:hAnsiTheme="minorEastAsia"/>
+                <w:sz w:val="12"/>
+                <w:szCs w:val="12"/>
+              </w:rPr>
+              <w:commentReference w:id="1"/>
             </w:r>
           </w:p>
         </w:tc>
@@ -1395,15 +1168,18 @@
             <w:pPr>
               <w:rPr>
                 <w:rFonts w:asciiTheme="minorEastAsia" w:hAnsiTheme="minorEastAsia" w:cs="맑은 고딕"/>
-                <w:lang w:eastAsia="ko-KR"/>
-              </w:rPr>
-            </w:pPr>
-            <w:r>
-              <w:rPr>
-                <w:rFonts w:asciiTheme="minorEastAsia" w:hAnsiTheme="minorEastAsia" w:cs="맑은 고딕" w:hint="eastAsia"/>
-                <w:lang w:eastAsia="ko-KR"/>
-              </w:rPr>
-              <w:t>到着時間</w:t>
+                <w:sz w:val="16"/>
+                <w:szCs w:val="18"/>
+                <w:lang w:eastAsia="ko-KR"/>
+              </w:rPr>
+            </w:pPr>
+            <w:r>
+              <w:rPr>
+                <w:rFonts w:asciiTheme="minorEastAsia" w:hAnsiTheme="minorEastAsia" w:cs="맑은 고딕" w:hint="eastAsia"/>
+                <w:sz w:val="16"/>
+                <w:szCs w:val="18"/>
+              </w:rPr>
+              <w:t>終着駅</w:t>
             </w:r>
           </w:p>
         </w:tc>
@@ -1415,15 +1191,19 @@
             <w:pPr>
               <w:rPr>
                 <w:rFonts w:asciiTheme="minorEastAsia" w:hAnsiTheme="minorEastAsia" w:cs="맑은 고딕"/>
-                <w:lang w:eastAsia="ko-KR"/>
-              </w:rPr>
-            </w:pPr>
-            <w:r>
-              <w:rPr>
-                <w:rFonts w:asciiTheme="minorEastAsia" w:hAnsiTheme="minorEastAsia" w:cs="맑은 고딕"/>
-                <w:lang w:eastAsia="ko-KR"/>
-              </w:rPr>
-              <w:t>DATETIME</w:t>
+                <w:sz w:val="16"/>
+                <w:szCs w:val="18"/>
+                <w:lang w:eastAsia="ko-KR"/>
+              </w:rPr>
+            </w:pPr>
+            <w:r>
+              <w:rPr>
+                <w:rFonts w:asciiTheme="minorEastAsia" w:hAnsiTheme="minorEastAsia" w:cs="맑은 고딕" w:hint="eastAsia"/>
+                <w:sz w:val="16"/>
+                <w:szCs w:val="18"/>
+                <w:lang w:eastAsia="ko-KR"/>
+              </w:rPr>
+              <w:t>INT</w:t>
             </w:r>
           </w:p>
         </w:tc>
@@ -1435,15 +1215,19 @@
             <w:pPr>
               <w:rPr>
                 <w:rFonts w:asciiTheme="minorEastAsia" w:hAnsiTheme="minorEastAsia" w:cs="맑은 고딕"/>
-                <w:lang w:eastAsia="ko-KR"/>
-              </w:rPr>
-            </w:pPr>
-            <w:r>
-              <w:rPr>
-                <w:rFonts w:asciiTheme="minorEastAsia" w:hAnsiTheme="minorEastAsia" w:cs="맑은 고딕" w:hint="eastAsia"/>
-                <w:lang w:eastAsia="ko-KR"/>
-              </w:rPr>
-              <w:t>NULL</w:t>
+                <w:sz w:val="16"/>
+                <w:szCs w:val="18"/>
+                <w:lang w:eastAsia="ko-KR"/>
+              </w:rPr>
+            </w:pPr>
+            <w:r>
+              <w:rPr>
+                <w:rFonts w:asciiTheme="minorEastAsia" w:hAnsiTheme="minorEastAsia" w:cs="맑은 고딕" w:hint="eastAsia"/>
+                <w:sz w:val="16"/>
+                <w:szCs w:val="18"/>
+                <w:lang w:eastAsia="ko-KR"/>
+              </w:rPr>
+              <w:t>NOT NULL</w:t>
             </w:r>
           </w:p>
         </w:tc>
@@ -1455,271 +1239,11 @@
             <w:pPr>
               <w:rPr>
                 <w:rFonts w:asciiTheme="minorEastAsia" w:hAnsiTheme="minorEastAsia" w:cs="맑은 고딕"/>
-                <w:lang w:eastAsia="ko-KR"/>
-              </w:rPr>
-            </w:pPr>
-          </w:p>
-        </w:tc>
-      </w:tr>
-      <w:tr>
-        <w:tc>
-          <w:tcPr>
-            <w:tcW w:w="1855" w:type="dxa"/>
-          </w:tcPr>
-          <w:p>
-            <w:pPr>
-              <w:rPr>
-                <w:rFonts w:asciiTheme="minorEastAsia" w:hAnsiTheme="minorEastAsia" w:cs="맑은 고딕"/>
-                <w:lang w:eastAsia="ko-KR"/>
-              </w:rPr>
-            </w:pPr>
-            <w:r>
-              <w:rPr>
-                <w:rFonts w:asciiTheme="minorEastAsia" w:hAnsiTheme="minorEastAsia" w:cs="맑은 고딕" w:hint="eastAsia"/>
-                <w:lang w:eastAsia="ko-KR"/>
-              </w:rPr>
-              <w:t>DEP_TIME</w:t>
-            </w:r>
-          </w:p>
-        </w:tc>
-        <w:tc>
-          <w:tcPr>
-            <w:tcW w:w="1854" w:type="dxa"/>
-          </w:tcPr>
-          <w:p>
-            <w:pPr>
-              <w:rPr>
-                <w:rFonts w:asciiTheme="minorEastAsia" w:hAnsiTheme="minorEastAsia" w:cs="맑은 고딕"/>
-                <w:lang w:eastAsia="ko-KR"/>
-              </w:rPr>
-            </w:pPr>
-            <w:r>
-              <w:rPr>
-                <w:rFonts w:asciiTheme="minorEastAsia" w:hAnsiTheme="minorEastAsia" w:cs="맑은 고딕" w:hint="eastAsia"/>
-                <w:lang w:eastAsia="ko-KR"/>
-              </w:rPr>
-              <w:t>出</w:t>
-            </w:r>
-            <w:r>
-              <w:rPr>
-                <w:rFonts w:asciiTheme="minorEastAsia" w:hAnsiTheme="minorEastAsia" w:cs="Noto Sans KR" w:hint="eastAsia"/>
-                <w:lang w:eastAsia="ko-KR"/>
-              </w:rPr>
-              <w:t>発</w:t>
-            </w:r>
-            <w:r>
-              <w:rPr>
-                <w:rFonts w:asciiTheme="minorEastAsia" w:hAnsiTheme="minorEastAsia" w:cs="맑은 고딕" w:hint="eastAsia"/>
-                <w:lang w:eastAsia="ko-KR"/>
-              </w:rPr>
-              <w:t>時間</w:t>
-            </w:r>
-          </w:p>
-        </w:tc>
-        <w:tc>
-          <w:tcPr>
-            <w:tcW w:w="1803" w:type="dxa"/>
-          </w:tcPr>
-          <w:p>
-            <w:pPr>
-              <w:rPr>
-                <w:rFonts w:asciiTheme="minorEastAsia" w:hAnsiTheme="minorEastAsia" w:cs="맑은 고딕"/>
-                <w:lang w:eastAsia="ko-KR"/>
-              </w:rPr>
-            </w:pPr>
-            <w:r>
-              <w:rPr>
-                <w:rFonts w:asciiTheme="minorEastAsia" w:hAnsiTheme="minorEastAsia" w:cs="맑은 고딕"/>
-                <w:lang w:eastAsia="ko-KR"/>
-              </w:rPr>
-              <w:t>DATETIME</w:t>
-            </w:r>
-          </w:p>
-        </w:tc>
-        <w:tc>
-          <w:tcPr>
-            <w:tcW w:w="1752" w:type="dxa"/>
-          </w:tcPr>
-          <w:p>
-            <w:pPr>
-              <w:rPr>
-                <w:rFonts w:asciiTheme="minorEastAsia" w:hAnsiTheme="minorEastAsia" w:cs="맑은 고딕"/>
-                <w:lang w:eastAsia="ko-KR"/>
-              </w:rPr>
-            </w:pPr>
-            <w:r>
-              <w:rPr>
-                <w:rFonts w:asciiTheme="minorEastAsia" w:hAnsiTheme="minorEastAsia" w:cs="맑은 고딕" w:hint="eastAsia"/>
-                <w:lang w:eastAsia="ko-KR"/>
-              </w:rPr>
-              <w:t>NULL</w:t>
-            </w:r>
-          </w:p>
-        </w:tc>
-        <w:tc>
-          <w:tcPr>
-            <w:tcW w:w="1752" w:type="dxa"/>
-          </w:tcPr>
-          <w:p>
-            <w:pPr>
-              <w:rPr>
-                <w:rFonts w:asciiTheme="minorEastAsia" w:hAnsiTheme="minorEastAsia" w:cs="맑은 고딕"/>
-                <w:lang w:eastAsia="ko-KR"/>
-              </w:rPr>
-            </w:pPr>
-          </w:p>
-        </w:tc>
-      </w:tr>
-      <w:tr>
-        <w:tc>
-          <w:tcPr>
-            <w:tcW w:w="1855" w:type="dxa"/>
-          </w:tcPr>
-          <w:p>
-            <w:pPr>
-              <w:rPr>
-                <w:rFonts w:asciiTheme="minorEastAsia" w:hAnsiTheme="minorEastAsia" w:cs="맑은 고딕"/>
-                <w:lang w:eastAsia="ko-KR"/>
-              </w:rPr>
-            </w:pPr>
-            <w:r>
-              <w:rPr>
-                <w:rFonts w:asciiTheme="minorEastAsia" w:hAnsiTheme="minorEastAsia" w:cs="맑은 고딕" w:hint="eastAsia"/>
-                <w:lang w:eastAsia="ko-KR"/>
-              </w:rPr>
-              <w:t>STATUS</w:t>
-            </w:r>
-          </w:p>
-        </w:tc>
-        <w:tc>
-          <w:tcPr>
-            <w:tcW w:w="1854" w:type="dxa"/>
-          </w:tcPr>
-          <w:p>
-            <w:pPr>
-              <w:rPr>
-                <w:rFonts w:asciiTheme="minorEastAsia" w:hAnsiTheme="minorEastAsia" w:cs="맑은 고딕"/>
-                <w:lang w:eastAsia="ko-KR"/>
-              </w:rPr>
-            </w:pPr>
-            <w:r>
-              <w:rPr>
-                <w:rFonts w:asciiTheme="minorEastAsia" w:hAnsiTheme="minorEastAsia" w:cs="맑은 고딕" w:hint="eastAsia"/>
-                <w:lang w:eastAsia="ko-KR"/>
-              </w:rPr>
-              <w:t>運行</w:t>
-            </w:r>
-            <w:r>
-              <w:rPr>
-                <w:rFonts w:asciiTheme="minorEastAsia" w:hAnsiTheme="minorEastAsia" w:cs="MS Gothic" w:hint="eastAsia"/>
-                <w:lang w:eastAsia="ko-KR"/>
-              </w:rPr>
-              <w:t>状</w:t>
-            </w:r>
-            <w:r>
-              <w:rPr>
-                <w:rFonts w:asciiTheme="minorEastAsia" w:hAnsiTheme="minorEastAsia" w:cs="맑은 고딕" w:hint="eastAsia"/>
-                <w:lang w:eastAsia="ko-KR"/>
-              </w:rPr>
-              <w:t>況</w:t>
-            </w:r>
-          </w:p>
-        </w:tc>
-        <w:tc>
-          <w:tcPr>
-            <w:tcW w:w="1803" w:type="dxa"/>
-          </w:tcPr>
-          <w:p>
-            <w:pPr>
-              <w:rPr>
-                <w:rFonts w:asciiTheme="minorEastAsia" w:hAnsiTheme="minorEastAsia" w:cs="맑은 고딕"/>
-                <w:lang w:eastAsia="ko-KR"/>
-              </w:rPr>
-            </w:pPr>
-            <w:r>
-              <w:rPr>
-                <w:rFonts w:asciiTheme="minorEastAsia" w:hAnsiTheme="minorEastAsia" w:cs="맑은 고딕" w:hint="eastAsia"/>
-                <w:lang w:eastAsia="ko-KR"/>
-              </w:rPr>
-              <w:t>INT</w:t>
-            </w:r>
-          </w:p>
-        </w:tc>
-        <w:tc>
-          <w:tcPr>
-            <w:tcW w:w="1752" w:type="dxa"/>
-          </w:tcPr>
-          <w:p>
-            <w:pPr>
-              <w:rPr>
-                <w:rFonts w:asciiTheme="minorEastAsia" w:hAnsiTheme="minorEastAsia" w:cs="맑은 고딕"/>
-                <w:lang w:eastAsia="ko-KR"/>
-              </w:rPr>
-            </w:pPr>
-            <w:r>
-              <w:rPr>
-                <w:rFonts w:asciiTheme="minorEastAsia" w:hAnsiTheme="minorEastAsia" w:cs="맑은 고딕" w:hint="eastAsia"/>
-                <w:lang w:eastAsia="ko-KR"/>
-              </w:rPr>
-              <w:t>NOT NULL</w:t>
-            </w:r>
-          </w:p>
-        </w:tc>
-        <w:tc>
-          <w:tcPr>
-            <w:tcW w:w="1752" w:type="dxa"/>
-          </w:tcPr>
-          <w:p>
-            <w:pPr>
-              <w:rPr>
-                <w:rFonts w:asciiTheme="minorEastAsia" w:hAnsiTheme="minorEastAsia" w:cs="맑은 고딕"/>
-                <w:lang w:eastAsia="ko-KR"/>
-              </w:rPr>
-            </w:pPr>
-            <w:r>
-              <w:rPr>
-                <w:rFonts w:asciiTheme="minorEastAsia" w:hAnsiTheme="minorEastAsia" w:cs="맑은 고딕" w:hint="eastAsia"/>
-                <w:lang w:eastAsia="ko-KR"/>
-              </w:rPr>
-              <w:t>IN(1, 2)</w:t>
-            </w:r>
-          </w:p>
-          <w:p>
-            <w:pPr>
-              <w:rPr>
-                <w:rFonts w:asciiTheme="minorEastAsia" w:hAnsiTheme="minorEastAsia" w:cs="맑은 고딕"/>
-                <w:lang w:eastAsia="ko-KR"/>
-              </w:rPr>
-            </w:pPr>
-            <w:r>
-              <w:rPr>
-                <w:rFonts w:asciiTheme="minorEastAsia" w:hAnsiTheme="minorEastAsia" w:cs="맑은 고딕" w:hint="eastAsia"/>
-                <w:lang w:eastAsia="ko-KR"/>
-              </w:rPr>
-              <w:t>1：運行</w:t>
-            </w:r>
-          </w:p>
-          <w:p>
-            <w:pPr>
-              <w:rPr>
-                <w:rFonts w:asciiTheme="minorEastAsia" w:hAnsiTheme="minorEastAsia" w:cs="맑은 고딕"/>
-                <w:lang w:eastAsia="ko-KR"/>
-              </w:rPr>
-            </w:pPr>
-            <w:r>
-              <w:rPr>
-                <w:rFonts w:asciiTheme="minorEastAsia" w:hAnsiTheme="minorEastAsia" w:cs="맑은 고딕" w:hint="eastAsia"/>
-                <w:lang w:eastAsia="ko-KR"/>
-              </w:rPr>
-              <w:t>2：運</w:t>
-            </w:r>
-            <w:r>
-              <w:rPr>
-                <w:rFonts w:asciiTheme="minorEastAsia" w:hAnsiTheme="minorEastAsia" w:cs="Noto Sans KR" w:hint="eastAsia"/>
-                <w:lang w:eastAsia="ko-KR"/>
-              </w:rPr>
-              <w:t>済</w:t>
-            </w:r>
+                <w:sz w:val="16"/>
+                <w:szCs w:val="18"/>
+                <w:lang w:eastAsia="ko-KR"/>
+              </w:rPr>
+            </w:pPr>
           </w:p>
         </w:tc>
       </w:tr>
@@ -1728,6 +1252,8 @@
       <w:pPr>
         <w:rPr>
           <w:rFonts w:asciiTheme="minorEastAsia" w:hAnsiTheme="minorEastAsia" w:cs="맑은 고딕"/>
+          <w:sz w:val="16"/>
+          <w:szCs w:val="18"/>
           <w:lang w:eastAsia="ko-KR"/>
         </w:rPr>
       </w:pPr>
@@ -1736,31 +1262,17 @@
       <w:pPr>
         <w:rPr>
           <w:rFonts w:asciiTheme="minorEastAsia" w:hAnsiTheme="minorEastAsia" w:cs="맑은 고딕"/>
+          <w:sz w:val="16"/>
+          <w:szCs w:val="18"/>
         </w:rPr>
       </w:pPr>
       <w:r>
         <w:rPr>
           <w:rFonts w:asciiTheme="minorEastAsia" w:hAnsiTheme="minorEastAsia" w:cs="맑은 고딕" w:hint="eastAsia"/>
-        </w:rPr>
-        <w:t>UNKOUINFO</w:t>
-      </w:r>
-      <w:r>
-        <w:rPr>
-          <w:rFonts w:asciiTheme="minorEastAsia" w:hAnsiTheme="minorEastAsia" w:cs="맑은 고딕" w:hint="eastAsia"/>
-        </w:rPr>
-        <w:t>（</w:t>
-      </w:r>
-      <w:r>
-        <w:rPr>
-          <w:rFonts w:asciiTheme="minorEastAsia" w:hAnsiTheme="minorEastAsia" w:cs="맑은 고딕"/>
-        </w:rPr>
-        <w:t>列車運行情報テーブル</w:t>
-      </w:r>
-      <w:r>
-        <w:rPr>
-          <w:rFonts w:asciiTheme="minorEastAsia" w:hAnsiTheme="minorEastAsia" w:cs="맑은 고딕" w:hint="eastAsia"/>
-        </w:rPr>
-        <w:t>）</w:t>
+          <w:sz w:val="16"/>
+          <w:szCs w:val="18"/>
+        </w:rPr>
+        <w:t>EKIINFO（駅運行情報テーブル）</w:t>
       </w:r>
     </w:p>
     <w:tbl>
@@ -1785,11 +1297,15 @@
             <w:pPr>
               <w:rPr>
                 <w:rFonts w:asciiTheme="minorEastAsia" w:hAnsiTheme="minorEastAsia" w:cs="맑은 고딕"/>
-              </w:rPr>
-            </w:pPr>
-            <w:r>
-              <w:rPr>
-                <w:rFonts w:asciiTheme="minorEastAsia" w:hAnsiTheme="minorEastAsia" w:cs="맑은 고딕" w:hint="eastAsia"/>
+                <w:sz w:val="16"/>
+                <w:szCs w:val="18"/>
+              </w:rPr>
+            </w:pPr>
+            <w:r>
+              <w:rPr>
+                <w:rFonts w:asciiTheme="minorEastAsia" w:hAnsiTheme="minorEastAsia" w:cs="맑은 고딕" w:hint="eastAsia"/>
+                <w:sz w:val="16"/>
+                <w:szCs w:val="18"/>
               </w:rPr>
               <w:t>カラム名（物理）</w:t>
             </w:r>
@@ -1803,11 +1319,15 @@
             <w:pPr>
               <w:rPr>
                 <w:rFonts w:asciiTheme="minorEastAsia" w:hAnsiTheme="minorEastAsia" w:cs="맑은 고딕"/>
-              </w:rPr>
-            </w:pPr>
-            <w:r>
-              <w:rPr>
-                <w:rFonts w:asciiTheme="minorEastAsia" w:hAnsiTheme="minorEastAsia" w:cs="맑은 고딕" w:hint="eastAsia"/>
+                <w:sz w:val="16"/>
+                <w:szCs w:val="18"/>
+              </w:rPr>
+            </w:pPr>
+            <w:r>
+              <w:rPr>
+                <w:rFonts w:asciiTheme="minorEastAsia" w:hAnsiTheme="minorEastAsia" w:cs="맑은 고딕" w:hint="eastAsia"/>
+                <w:sz w:val="16"/>
+                <w:szCs w:val="18"/>
               </w:rPr>
               <w:t>カラム名（論理）</w:t>
             </w:r>
@@ -1821,12 +1341,16 @@
             <w:pPr>
               <w:rPr>
                 <w:rFonts w:asciiTheme="minorEastAsia" w:hAnsiTheme="minorEastAsia" w:cs="맑은 고딕"/>
-                <w:lang w:eastAsia="ko-KR"/>
-              </w:rPr>
-            </w:pPr>
-            <w:r>
-              <w:rPr>
-                <w:rFonts w:asciiTheme="minorEastAsia" w:hAnsiTheme="minorEastAsia" w:cs="맑은 고딕" w:hint="eastAsia"/>
+                <w:sz w:val="16"/>
+                <w:szCs w:val="18"/>
+                <w:lang w:eastAsia="ko-KR"/>
+              </w:rPr>
+            </w:pPr>
+            <w:r>
+              <w:rPr>
+                <w:rFonts w:asciiTheme="minorEastAsia" w:hAnsiTheme="minorEastAsia" w:cs="맑은 고딕" w:hint="eastAsia"/>
+                <w:sz w:val="16"/>
+                <w:szCs w:val="18"/>
               </w:rPr>
               <w:t>データ型</w:t>
             </w:r>
@@ -1840,12 +1364,16 @@
             <w:pPr>
               <w:rPr>
                 <w:rFonts w:asciiTheme="minorEastAsia" w:hAnsiTheme="minorEastAsia" w:cs="맑은 고딕"/>
-                <w:lang w:eastAsia="ko-KR"/>
-              </w:rPr>
-            </w:pPr>
-            <w:r>
-              <w:rPr>
-                <w:rFonts w:asciiTheme="minorEastAsia" w:hAnsiTheme="minorEastAsia" w:cs="맑은 고딕" w:hint="eastAsia"/>
+                <w:sz w:val="16"/>
+                <w:szCs w:val="18"/>
+                <w:lang w:eastAsia="ko-KR"/>
+              </w:rPr>
+            </w:pPr>
+            <w:r>
+              <w:rPr>
+                <w:rFonts w:asciiTheme="minorEastAsia" w:hAnsiTheme="minorEastAsia" w:cs="맑은 고딕" w:hint="eastAsia"/>
+                <w:sz w:val="16"/>
+                <w:szCs w:val="18"/>
               </w:rPr>
               <w:t>NULL</w:t>
             </w:r>
@@ -1859,12 +1387,16 @@
             <w:pPr>
               <w:rPr>
                 <w:rFonts w:asciiTheme="minorEastAsia" w:hAnsiTheme="minorEastAsia" w:cs="맑은 고딕"/>
-                <w:lang w:eastAsia="ko-KR"/>
-              </w:rPr>
-            </w:pPr>
-            <w:r>
-              <w:rPr>
-                <w:rFonts w:asciiTheme="minorEastAsia" w:hAnsiTheme="minorEastAsia" w:cs="맑은 고딕" w:hint="eastAsia"/>
+                <w:sz w:val="16"/>
+                <w:szCs w:val="18"/>
+                <w:lang w:eastAsia="ko-KR"/>
+              </w:rPr>
+            </w:pPr>
+            <w:r>
+              <w:rPr>
+                <w:rFonts w:asciiTheme="minorEastAsia" w:hAnsiTheme="minorEastAsia" w:cs="맑은 고딕" w:hint="eastAsia"/>
+                <w:sz w:val="16"/>
+                <w:szCs w:val="18"/>
               </w:rPr>
               <w:t>備考</w:t>
             </w:r>
@@ -1880,14 +1412,19 @@
             <w:pPr>
               <w:rPr>
                 <w:rFonts w:asciiTheme="minorEastAsia" w:hAnsiTheme="minorEastAsia" w:cs="맑은 고딕"/>
-                <w:lang w:eastAsia="ko-KR"/>
-              </w:rPr>
-            </w:pPr>
-            <w:r>
-              <w:rPr>
-                <w:rFonts w:asciiTheme="minorEastAsia" w:hAnsiTheme="minorEastAsia" w:cs="맑은 고딕" w:hint="eastAsia"/>
-              </w:rPr>
-              <w:t>RETSUBAN</w:t>
+                <w:sz w:val="16"/>
+                <w:szCs w:val="18"/>
+                <w:lang w:eastAsia="ko-KR"/>
+              </w:rPr>
+            </w:pPr>
+            <w:r>
+              <w:rPr>
+                <w:rFonts w:asciiTheme="minorEastAsia" w:hAnsiTheme="minorEastAsia" w:cs="맑은 고딕" w:hint="eastAsia"/>
+                <w:sz w:val="16"/>
+                <w:szCs w:val="18"/>
+                <w:lang w:eastAsia="ko-KR"/>
+              </w:rPr>
+              <w:t>EKINAME</w:t>
             </w:r>
           </w:p>
         </w:tc>
@@ -1899,14 +1436,18 @@
             <w:pPr>
               <w:rPr>
                 <w:rFonts w:asciiTheme="minorEastAsia" w:hAnsiTheme="minorEastAsia" w:cs="맑은 고딕"/>
-                <w:lang w:eastAsia="ko-KR"/>
-              </w:rPr>
-            </w:pPr>
-            <w:r>
-              <w:rPr>
-                <w:rFonts w:asciiTheme="minorEastAsia" w:hAnsiTheme="minorEastAsia" w:cs="맑은 고딕" w:hint="eastAsia"/>
-              </w:rPr>
-              <w:t>列番</w:t>
+                <w:sz w:val="16"/>
+                <w:szCs w:val="18"/>
+                <w:lang w:eastAsia="ko-KR"/>
+              </w:rPr>
+            </w:pPr>
+            <w:r>
+              <w:rPr>
+                <w:rFonts w:asciiTheme="minorEastAsia" w:hAnsiTheme="minorEastAsia" w:cs="맑은 고딕" w:hint="eastAsia"/>
+                <w:sz w:val="16"/>
+                <w:szCs w:val="18"/>
+              </w:rPr>
+              <w:t>駅名</w:t>
             </w:r>
           </w:p>
         </w:tc>
@@ -1918,15 +1459,19 @@
             <w:pPr>
               <w:rPr>
                 <w:rFonts w:asciiTheme="minorEastAsia" w:hAnsiTheme="minorEastAsia" w:cs="맑은 고딕"/>
-                <w:lang w:eastAsia="ko-KR"/>
-              </w:rPr>
-            </w:pPr>
-            <w:r>
-              <w:rPr>
-                <w:rFonts w:asciiTheme="minorEastAsia" w:hAnsiTheme="minorEastAsia" w:cs="맑은 고딕" w:hint="eastAsia"/>
-                <w:lang w:eastAsia="ko-KR"/>
-              </w:rPr>
-              <w:t>INT</w:t>
+                <w:sz w:val="16"/>
+                <w:szCs w:val="18"/>
+                <w:lang w:eastAsia="ko-KR"/>
+              </w:rPr>
+            </w:pPr>
+            <w:r>
+              <w:rPr>
+                <w:rFonts w:asciiTheme="minorEastAsia" w:hAnsiTheme="minorEastAsia" w:cs="맑은 고딕" w:hint="eastAsia"/>
+                <w:sz w:val="16"/>
+                <w:szCs w:val="18"/>
+                <w:lang w:eastAsia="ko-KR"/>
+              </w:rPr>
+              <w:t>VARCHAR(16)</w:t>
             </w:r>
           </w:p>
         </w:tc>
@@ -1938,12 +1483,16 @@
             <w:pPr>
               <w:rPr>
                 <w:rFonts w:asciiTheme="minorEastAsia" w:hAnsiTheme="minorEastAsia" w:cs="맑은 고딕"/>
-                <w:lang w:eastAsia="ko-KR"/>
-              </w:rPr>
-            </w:pPr>
-            <w:r>
-              <w:rPr>
-                <w:rFonts w:asciiTheme="minorEastAsia" w:hAnsiTheme="minorEastAsia" w:cs="맑은 고딕" w:hint="eastAsia"/>
+                <w:sz w:val="16"/>
+                <w:szCs w:val="18"/>
+                <w:lang w:eastAsia="ko-KR"/>
+              </w:rPr>
+            </w:pPr>
+            <w:r>
+              <w:rPr>
+                <w:rFonts w:asciiTheme="minorEastAsia" w:hAnsiTheme="minorEastAsia" w:cs="맑은 고딕" w:hint="eastAsia"/>
+                <w:sz w:val="16"/>
+                <w:szCs w:val="18"/>
                 <w:lang w:eastAsia="ko-KR"/>
               </w:rPr>
               <w:t>NOT NULL</w:t>
@@ -1958,9 +1507,20 @@
             <w:pPr>
               <w:rPr>
                 <w:rFonts w:asciiTheme="minorEastAsia" w:hAnsiTheme="minorEastAsia" w:cs="맑은 고딕"/>
-                <w:lang w:eastAsia="ko-KR"/>
-              </w:rPr>
-            </w:pPr>
+                <w:sz w:val="16"/>
+                <w:szCs w:val="18"/>
+                <w:lang w:eastAsia="ko-KR"/>
+              </w:rPr>
+            </w:pPr>
+            <w:r>
+              <w:rPr>
+                <w:rFonts w:asciiTheme="minorEastAsia" w:hAnsiTheme="minorEastAsia" w:cs="맑은 고딕" w:hint="eastAsia"/>
+                <w:sz w:val="16"/>
+                <w:szCs w:val="18"/>
+                <w:lang w:eastAsia="ko-KR"/>
+              </w:rPr>
+              <w:t>PRIMARY</w:t>
+            </w:r>
           </w:p>
         </w:tc>
       </w:tr>
@@ -1973,15 +1533,18 @@
             <w:pPr>
               <w:rPr>
                 <w:rFonts w:asciiTheme="minorEastAsia" w:hAnsiTheme="minorEastAsia" w:cs="맑은 고딕"/>
-                <w:lang w:eastAsia="ko-KR"/>
-              </w:rPr>
-            </w:pPr>
-            <w:r>
-              <w:rPr>
-                <w:rFonts w:asciiTheme="minorEastAsia" w:hAnsiTheme="minorEastAsia" w:cs="맑은 고딕" w:hint="eastAsia"/>
-                <w:lang w:eastAsia="ko-KR"/>
-              </w:rPr>
-              <w:t>EKINAME</w:t>
+                <w:sz w:val="16"/>
+                <w:szCs w:val="18"/>
+                <w:lang w:eastAsia="ko-KR"/>
+              </w:rPr>
+            </w:pPr>
+            <w:r>
+              <w:rPr>
+                <w:rFonts w:asciiTheme="minorEastAsia" w:hAnsiTheme="minorEastAsia" w:cs="맑은 고딕" w:hint="eastAsia"/>
+                <w:sz w:val="16"/>
+                <w:szCs w:val="18"/>
+              </w:rPr>
+              <w:t>RETSUBAN</w:t>
             </w:r>
           </w:p>
         </w:tc>
@@ -1993,21 +1556,18 @@
             <w:pPr>
               <w:rPr>
                 <w:rFonts w:asciiTheme="minorEastAsia" w:hAnsiTheme="minorEastAsia" w:cs="맑은 고딕"/>
-              </w:rPr>
-            </w:pPr>
-            <w:r>
-              <w:rPr>
-                <w:rFonts w:asciiTheme="minorEastAsia" w:hAnsiTheme="minorEastAsia" w:cs="Noto Sans KR" w:hint="eastAsia"/>
-                <w:lang w:eastAsia="ko-KR"/>
-              </w:rPr>
-              <w:t>駅</w:t>
-            </w:r>
-            <w:r>
-              <w:rPr>
-                <w:rFonts w:asciiTheme="minorEastAsia" w:hAnsiTheme="minorEastAsia" w:cs="맑은 고딕" w:hint="eastAsia"/>
-                <w:lang w:eastAsia="ko-KR"/>
-              </w:rPr>
-              <w:t>運行情報</w:t>
+                <w:sz w:val="16"/>
+                <w:szCs w:val="18"/>
+                <w:lang w:eastAsia="ko-KR"/>
+              </w:rPr>
+            </w:pPr>
+            <w:r>
+              <w:rPr>
+                <w:rFonts w:asciiTheme="minorEastAsia" w:hAnsiTheme="minorEastAsia" w:cs="맑은 고딕" w:hint="eastAsia"/>
+                <w:sz w:val="16"/>
+                <w:szCs w:val="18"/>
+              </w:rPr>
+              <w:t>列番</w:t>
             </w:r>
           </w:p>
         </w:tc>
@@ -2019,15 +1579,19 @@
             <w:pPr>
               <w:rPr>
                 <w:rFonts w:asciiTheme="minorEastAsia" w:hAnsiTheme="minorEastAsia" w:cs="맑은 고딕"/>
-                <w:lang w:eastAsia="ko-KR"/>
-              </w:rPr>
-            </w:pPr>
-            <w:r>
-              <w:rPr>
-                <w:rFonts w:asciiTheme="minorEastAsia" w:hAnsiTheme="minorEastAsia" w:cs="맑은 고딕" w:hint="eastAsia"/>
-                <w:lang w:eastAsia="ko-KR"/>
-              </w:rPr>
-              <w:t>VARCHAR(16)</w:t>
+                <w:sz w:val="16"/>
+                <w:szCs w:val="18"/>
+                <w:lang w:eastAsia="ko-KR"/>
+              </w:rPr>
+            </w:pPr>
+            <w:r>
+              <w:rPr>
+                <w:rFonts w:asciiTheme="minorEastAsia" w:hAnsiTheme="minorEastAsia" w:cs="맑은 고딕" w:hint="eastAsia"/>
+                <w:sz w:val="16"/>
+                <w:szCs w:val="18"/>
+                <w:lang w:eastAsia="ko-KR"/>
+              </w:rPr>
+              <w:t>INT</w:t>
             </w:r>
           </w:p>
         </w:tc>
@@ -2039,12 +1603,16 @@
             <w:pPr>
               <w:rPr>
                 <w:rFonts w:asciiTheme="minorEastAsia" w:hAnsiTheme="minorEastAsia" w:cs="맑은 고딕"/>
-                <w:lang w:eastAsia="ko-KR"/>
-              </w:rPr>
-            </w:pPr>
-            <w:r>
-              <w:rPr>
-                <w:rFonts w:asciiTheme="minorEastAsia" w:hAnsiTheme="minorEastAsia" w:cs="맑은 고딕" w:hint="eastAsia"/>
+                <w:sz w:val="16"/>
+                <w:szCs w:val="18"/>
+                <w:lang w:eastAsia="ko-KR"/>
+              </w:rPr>
+            </w:pPr>
+            <w:r>
+              <w:rPr>
+                <w:rFonts w:asciiTheme="minorEastAsia" w:hAnsiTheme="minorEastAsia" w:cs="맑은 고딕" w:hint="eastAsia"/>
+                <w:sz w:val="16"/>
+                <w:szCs w:val="18"/>
                 <w:lang w:eastAsia="ko-KR"/>
               </w:rPr>
               <w:t>NOT NULL</w:t>
@@ -2059,9 +1627,20 @@
             <w:pPr>
               <w:rPr>
                 <w:rFonts w:asciiTheme="minorEastAsia" w:hAnsiTheme="minorEastAsia" w:cs="맑은 고딕"/>
-                <w:lang w:eastAsia="ko-KR"/>
-              </w:rPr>
-            </w:pPr>
+                <w:sz w:val="16"/>
+                <w:szCs w:val="18"/>
+                <w:lang w:eastAsia="ko-KR"/>
+              </w:rPr>
+            </w:pPr>
+            <w:r>
+              <w:rPr>
+                <w:rFonts w:asciiTheme="minorEastAsia" w:hAnsiTheme="minorEastAsia" w:cs="맑은 고딕" w:hint="eastAsia"/>
+                <w:sz w:val="16"/>
+                <w:szCs w:val="18"/>
+                <w:lang w:eastAsia="ko-KR"/>
+              </w:rPr>
+              <w:t>PRIMARY</w:t>
+            </w:r>
           </w:p>
         </w:tc>
       </w:tr>
@@ -2074,12 +1653,16 @@
             <w:pPr>
               <w:rPr>
                 <w:rFonts w:asciiTheme="minorEastAsia" w:hAnsiTheme="minorEastAsia" w:cs="맑은 고딕"/>
-                <w:lang w:eastAsia="ko-KR"/>
-              </w:rPr>
-            </w:pPr>
-            <w:r>
-              <w:rPr>
-                <w:rFonts w:asciiTheme="minorEastAsia" w:hAnsiTheme="minorEastAsia" w:cs="맑은 고딕" w:hint="eastAsia"/>
+                <w:sz w:val="16"/>
+                <w:szCs w:val="18"/>
+                <w:lang w:eastAsia="ko-KR"/>
+              </w:rPr>
+            </w:pPr>
+            <w:r>
+              <w:rPr>
+                <w:rFonts w:asciiTheme="minorEastAsia" w:hAnsiTheme="minorEastAsia" w:cs="맑은 고딕" w:hint="eastAsia"/>
+                <w:sz w:val="16"/>
+                <w:szCs w:val="18"/>
                 <w:lang w:eastAsia="ko-KR"/>
               </w:rPr>
               <w:t>ARR_TIME</w:t>
@@ -2093,13 +1676,17 @@
           <w:p>
             <w:pPr>
               <w:rPr>
-                <w:rFonts w:asciiTheme="minorEastAsia" w:hAnsiTheme="minorEastAsia" w:cs="Noto Sans KR"/>
-                <w:lang w:eastAsia="ko-KR"/>
-              </w:rPr>
-            </w:pPr>
-            <w:r>
-              <w:rPr>
-                <w:rFonts w:asciiTheme="minorEastAsia" w:hAnsiTheme="minorEastAsia" w:cs="맑은 고딕" w:hint="eastAsia"/>
+                <w:rFonts w:asciiTheme="minorEastAsia" w:hAnsiTheme="minorEastAsia" w:cs="맑은 고딕"/>
+                <w:sz w:val="16"/>
+                <w:szCs w:val="18"/>
+                <w:lang w:eastAsia="ko-KR"/>
+              </w:rPr>
+            </w:pPr>
+            <w:r>
+              <w:rPr>
+                <w:rFonts w:asciiTheme="minorEastAsia" w:hAnsiTheme="minorEastAsia" w:cs="맑은 고딕" w:hint="eastAsia"/>
+                <w:sz w:val="16"/>
+                <w:szCs w:val="18"/>
                 <w:lang w:eastAsia="ko-KR"/>
               </w:rPr>
               <w:t>到着時間</w:t>
@@ -2114,12 +1701,16 @@
             <w:pPr>
               <w:rPr>
                 <w:rFonts w:asciiTheme="minorEastAsia" w:hAnsiTheme="minorEastAsia" w:cs="맑은 고딕"/>
-                <w:lang w:eastAsia="ko-KR"/>
-              </w:rPr>
-            </w:pPr>
-            <w:r>
-              <w:rPr>
-                <w:rFonts w:asciiTheme="minorEastAsia" w:hAnsiTheme="minorEastAsia" w:cs="맑은 고딕"/>
+                <w:sz w:val="16"/>
+                <w:szCs w:val="18"/>
+                <w:lang w:eastAsia="ko-KR"/>
+              </w:rPr>
+            </w:pPr>
+            <w:r>
+              <w:rPr>
+                <w:rFonts w:asciiTheme="minorEastAsia" w:hAnsiTheme="minorEastAsia" w:cs="맑은 고딕"/>
+                <w:sz w:val="16"/>
+                <w:szCs w:val="18"/>
                 <w:lang w:eastAsia="ko-KR"/>
               </w:rPr>
               <w:t>DATETIME</w:t>
@@ -2134,12 +1725,16 @@
             <w:pPr>
               <w:rPr>
                 <w:rFonts w:asciiTheme="minorEastAsia" w:hAnsiTheme="minorEastAsia" w:cs="맑은 고딕"/>
-                <w:lang w:eastAsia="ko-KR"/>
-              </w:rPr>
-            </w:pPr>
-            <w:r>
-              <w:rPr>
-                <w:rFonts w:asciiTheme="minorEastAsia" w:hAnsiTheme="minorEastAsia" w:cs="맑은 고딕" w:hint="eastAsia"/>
+                <w:sz w:val="16"/>
+                <w:szCs w:val="18"/>
+                <w:lang w:eastAsia="ko-KR"/>
+              </w:rPr>
+            </w:pPr>
+            <w:r>
+              <w:rPr>
+                <w:rFonts w:asciiTheme="minorEastAsia" w:hAnsiTheme="minorEastAsia" w:cs="맑은 고딕" w:hint="eastAsia"/>
+                <w:sz w:val="16"/>
+                <w:szCs w:val="18"/>
                 <w:lang w:eastAsia="ko-KR"/>
               </w:rPr>
               <w:t>NULL</w:t>
@@ -2154,6 +1749,8 @@
             <w:pPr>
               <w:rPr>
                 <w:rFonts w:asciiTheme="minorEastAsia" w:hAnsiTheme="minorEastAsia" w:cs="맑은 고딕"/>
+                <w:sz w:val="16"/>
+                <w:szCs w:val="18"/>
                 <w:lang w:eastAsia="ko-KR"/>
               </w:rPr>
             </w:pPr>
@@ -2169,12 +1766,16 @@
             <w:pPr>
               <w:rPr>
                 <w:rFonts w:asciiTheme="minorEastAsia" w:hAnsiTheme="minorEastAsia" w:cs="맑은 고딕"/>
-                <w:lang w:eastAsia="ko-KR"/>
-              </w:rPr>
-            </w:pPr>
-            <w:r>
-              <w:rPr>
-                <w:rFonts w:asciiTheme="minorEastAsia" w:hAnsiTheme="minorEastAsia" w:cs="맑은 고딕" w:hint="eastAsia"/>
+                <w:sz w:val="16"/>
+                <w:szCs w:val="18"/>
+                <w:lang w:eastAsia="ko-KR"/>
+              </w:rPr>
+            </w:pPr>
+            <w:r>
+              <w:rPr>
+                <w:rFonts w:asciiTheme="minorEastAsia" w:hAnsiTheme="minorEastAsia" w:cs="맑은 고딕" w:hint="eastAsia"/>
+                <w:sz w:val="16"/>
+                <w:szCs w:val="18"/>
                 <w:lang w:eastAsia="ko-KR"/>
               </w:rPr>
               <w:t>DEP_TIME</w:t>
@@ -2188,13 +1789,17 @@
           <w:p>
             <w:pPr>
               <w:rPr>
-                <w:rFonts w:asciiTheme="minorEastAsia" w:hAnsiTheme="minorEastAsia" w:cs="Noto Sans KR"/>
-                <w:lang w:eastAsia="ko-KR"/>
-              </w:rPr>
-            </w:pPr>
-            <w:r>
-              <w:rPr>
-                <w:rFonts w:asciiTheme="minorEastAsia" w:hAnsiTheme="minorEastAsia" w:cs="맑은 고딕" w:hint="eastAsia"/>
+                <w:rFonts w:asciiTheme="minorEastAsia" w:hAnsiTheme="minorEastAsia" w:cs="맑은 고딕"/>
+                <w:sz w:val="16"/>
+                <w:szCs w:val="18"/>
+                <w:lang w:eastAsia="ko-KR"/>
+              </w:rPr>
+            </w:pPr>
+            <w:r>
+              <w:rPr>
+                <w:rFonts w:asciiTheme="minorEastAsia" w:hAnsiTheme="minorEastAsia" w:cs="맑은 고딕" w:hint="eastAsia"/>
+                <w:sz w:val="16"/>
+                <w:szCs w:val="18"/>
                 <w:lang w:eastAsia="ko-KR"/>
               </w:rPr>
               <w:t>出</w:t>
@@ -2202,6 +1807,8 @@
             <w:r>
               <w:rPr>
                 <w:rFonts w:asciiTheme="minorEastAsia" w:hAnsiTheme="minorEastAsia" w:cs="Noto Sans KR" w:hint="eastAsia"/>
+                <w:sz w:val="16"/>
+                <w:szCs w:val="18"/>
                 <w:lang w:eastAsia="ko-KR"/>
               </w:rPr>
               <w:t>発</w:t>
@@ -2209,6 +1816,8 @@
             <w:r>
               <w:rPr>
                 <w:rFonts w:asciiTheme="minorEastAsia" w:hAnsiTheme="minorEastAsia" w:cs="맑은 고딕" w:hint="eastAsia"/>
+                <w:sz w:val="16"/>
+                <w:szCs w:val="18"/>
                 <w:lang w:eastAsia="ko-KR"/>
               </w:rPr>
               <w:t>時間</w:t>
@@ -2223,12 +1832,16 @@
             <w:pPr>
               <w:rPr>
                 <w:rFonts w:asciiTheme="minorEastAsia" w:hAnsiTheme="minorEastAsia" w:cs="맑은 고딕"/>
-                <w:lang w:eastAsia="ko-KR"/>
-              </w:rPr>
-            </w:pPr>
-            <w:r>
-              <w:rPr>
-                <w:rFonts w:asciiTheme="minorEastAsia" w:hAnsiTheme="minorEastAsia" w:cs="맑은 고딕"/>
+                <w:sz w:val="16"/>
+                <w:szCs w:val="18"/>
+                <w:lang w:eastAsia="ko-KR"/>
+              </w:rPr>
+            </w:pPr>
+            <w:r>
+              <w:rPr>
+                <w:rFonts w:asciiTheme="minorEastAsia" w:hAnsiTheme="minorEastAsia" w:cs="맑은 고딕"/>
+                <w:sz w:val="16"/>
+                <w:szCs w:val="18"/>
                 <w:lang w:eastAsia="ko-KR"/>
               </w:rPr>
               <w:t>DATETIME</w:t>
@@ -2243,12 +1856,16 @@
             <w:pPr>
               <w:rPr>
                 <w:rFonts w:asciiTheme="minorEastAsia" w:hAnsiTheme="minorEastAsia" w:cs="맑은 고딕"/>
-                <w:lang w:eastAsia="ko-KR"/>
-              </w:rPr>
-            </w:pPr>
-            <w:r>
-              <w:rPr>
-                <w:rFonts w:asciiTheme="minorEastAsia" w:hAnsiTheme="minorEastAsia" w:cs="맑은 고딕" w:hint="eastAsia"/>
+                <w:sz w:val="16"/>
+                <w:szCs w:val="18"/>
+                <w:lang w:eastAsia="ko-KR"/>
+              </w:rPr>
+            </w:pPr>
+            <w:r>
+              <w:rPr>
+                <w:rFonts w:asciiTheme="minorEastAsia" w:hAnsiTheme="minorEastAsia" w:cs="맑은 고딕" w:hint="eastAsia"/>
+                <w:sz w:val="16"/>
+                <w:szCs w:val="18"/>
                 <w:lang w:eastAsia="ko-KR"/>
               </w:rPr>
               <w:t>NULL</w:t>
@@ -2263,9 +1880,198 @@
             <w:pPr>
               <w:rPr>
                 <w:rFonts w:asciiTheme="minorEastAsia" w:hAnsiTheme="minorEastAsia" w:cs="맑은 고딕"/>
-                <w:lang w:eastAsia="ko-KR"/>
-              </w:rPr>
-            </w:pPr>
+                <w:sz w:val="16"/>
+                <w:szCs w:val="18"/>
+                <w:lang w:eastAsia="ko-KR"/>
+              </w:rPr>
+            </w:pPr>
+          </w:p>
+        </w:tc>
+      </w:tr>
+      <w:tr>
+        <w:tc>
+          <w:tcPr>
+            <w:tcW w:w="1855" w:type="dxa"/>
+          </w:tcPr>
+          <w:p>
+            <w:pPr>
+              <w:rPr>
+                <w:rFonts w:asciiTheme="minorEastAsia" w:hAnsiTheme="minorEastAsia" w:cs="맑은 고딕"/>
+                <w:sz w:val="16"/>
+                <w:szCs w:val="18"/>
+                <w:lang w:eastAsia="ko-KR"/>
+              </w:rPr>
+            </w:pPr>
+            <w:r>
+              <w:rPr>
+                <w:rFonts w:asciiTheme="minorEastAsia" w:hAnsiTheme="minorEastAsia" w:cs="맑은 고딕" w:hint="eastAsia"/>
+                <w:sz w:val="16"/>
+                <w:szCs w:val="18"/>
+                <w:lang w:eastAsia="ko-KR"/>
+              </w:rPr>
+              <w:t>STATUS</w:t>
+            </w:r>
+          </w:p>
+        </w:tc>
+        <w:tc>
+          <w:tcPr>
+            <w:tcW w:w="1854" w:type="dxa"/>
+          </w:tcPr>
+          <w:p>
+            <w:pPr>
+              <w:rPr>
+                <w:rFonts w:asciiTheme="minorEastAsia" w:hAnsiTheme="minorEastAsia" w:cs="맑은 고딕"/>
+                <w:sz w:val="16"/>
+                <w:szCs w:val="18"/>
+                <w:lang w:eastAsia="ko-KR"/>
+              </w:rPr>
+            </w:pPr>
+            <w:r>
+              <w:rPr>
+                <w:rFonts w:asciiTheme="minorEastAsia" w:hAnsiTheme="minorEastAsia" w:cs="맑은 고딕" w:hint="eastAsia"/>
+                <w:sz w:val="16"/>
+                <w:szCs w:val="18"/>
+                <w:lang w:eastAsia="ko-KR"/>
+              </w:rPr>
+              <w:t>運行</w:t>
+            </w:r>
+            <w:r>
+              <w:rPr>
+                <w:rFonts w:asciiTheme="minorEastAsia" w:hAnsiTheme="minorEastAsia" w:cs="MS Gothic" w:hint="eastAsia"/>
+                <w:sz w:val="16"/>
+                <w:szCs w:val="18"/>
+                <w:lang w:eastAsia="ko-KR"/>
+              </w:rPr>
+              <w:t>状</w:t>
+            </w:r>
+            <w:r>
+              <w:rPr>
+                <w:rFonts w:asciiTheme="minorEastAsia" w:hAnsiTheme="minorEastAsia" w:cs="맑은 고딕" w:hint="eastAsia"/>
+                <w:sz w:val="16"/>
+                <w:szCs w:val="18"/>
+                <w:lang w:eastAsia="ko-KR"/>
+              </w:rPr>
+              <w:t>況</w:t>
+            </w:r>
+          </w:p>
+        </w:tc>
+        <w:tc>
+          <w:tcPr>
+            <w:tcW w:w="1803" w:type="dxa"/>
+          </w:tcPr>
+          <w:p>
+            <w:pPr>
+              <w:rPr>
+                <w:rFonts w:asciiTheme="minorEastAsia" w:hAnsiTheme="minorEastAsia" w:cs="맑은 고딕"/>
+                <w:sz w:val="16"/>
+                <w:szCs w:val="18"/>
+                <w:lang w:eastAsia="ko-KR"/>
+              </w:rPr>
+            </w:pPr>
+            <w:r>
+              <w:rPr>
+                <w:rFonts w:asciiTheme="minorEastAsia" w:hAnsiTheme="minorEastAsia" w:cs="맑은 고딕" w:hint="eastAsia"/>
+                <w:sz w:val="16"/>
+                <w:szCs w:val="18"/>
+                <w:lang w:eastAsia="ko-KR"/>
+              </w:rPr>
+              <w:t>INT</w:t>
+            </w:r>
+          </w:p>
+        </w:tc>
+        <w:tc>
+          <w:tcPr>
+            <w:tcW w:w="1752" w:type="dxa"/>
+          </w:tcPr>
+          <w:p>
+            <w:pPr>
+              <w:rPr>
+                <w:rFonts w:asciiTheme="minorEastAsia" w:hAnsiTheme="minorEastAsia" w:cs="맑은 고딕"/>
+                <w:sz w:val="16"/>
+                <w:szCs w:val="18"/>
+                <w:lang w:eastAsia="ko-KR"/>
+              </w:rPr>
+            </w:pPr>
+            <w:r>
+              <w:rPr>
+                <w:rFonts w:asciiTheme="minorEastAsia" w:hAnsiTheme="minorEastAsia" w:cs="맑은 고딕" w:hint="eastAsia"/>
+                <w:sz w:val="16"/>
+                <w:szCs w:val="18"/>
+                <w:lang w:eastAsia="ko-KR"/>
+              </w:rPr>
+              <w:t>NOT NULL</w:t>
+            </w:r>
+          </w:p>
+        </w:tc>
+        <w:tc>
+          <w:tcPr>
+            <w:tcW w:w="1752" w:type="dxa"/>
+          </w:tcPr>
+          <w:p>
+            <w:pPr>
+              <w:rPr>
+                <w:rFonts w:asciiTheme="minorEastAsia" w:hAnsiTheme="minorEastAsia" w:cs="맑은 고딕"/>
+                <w:sz w:val="16"/>
+                <w:szCs w:val="18"/>
+                <w:lang w:eastAsia="ko-KR"/>
+              </w:rPr>
+            </w:pPr>
+            <w:r>
+              <w:rPr>
+                <w:rFonts w:asciiTheme="minorEastAsia" w:hAnsiTheme="minorEastAsia" w:cs="맑은 고딕" w:hint="eastAsia"/>
+                <w:sz w:val="16"/>
+                <w:szCs w:val="18"/>
+                <w:lang w:eastAsia="ko-KR"/>
+              </w:rPr>
+              <w:t>IN(1, 2)</w:t>
+            </w:r>
+          </w:p>
+          <w:p>
+            <w:pPr>
+              <w:rPr>
+                <w:rFonts w:asciiTheme="minorEastAsia" w:hAnsiTheme="minorEastAsia" w:cs="맑은 고딕"/>
+                <w:sz w:val="16"/>
+                <w:szCs w:val="18"/>
+                <w:lang w:eastAsia="ko-KR"/>
+              </w:rPr>
+            </w:pPr>
+            <w:r>
+              <w:rPr>
+                <w:rFonts w:asciiTheme="minorEastAsia" w:hAnsiTheme="minorEastAsia" w:cs="맑은 고딕" w:hint="eastAsia"/>
+                <w:sz w:val="16"/>
+                <w:szCs w:val="18"/>
+                <w:lang w:eastAsia="ko-KR"/>
+              </w:rPr>
+              <w:t>1：運行</w:t>
+            </w:r>
+          </w:p>
+          <w:p>
+            <w:pPr>
+              <w:rPr>
+                <w:rFonts w:asciiTheme="minorEastAsia" w:hAnsiTheme="minorEastAsia" w:cs="맑은 고딕"/>
+                <w:sz w:val="16"/>
+                <w:szCs w:val="18"/>
+                <w:lang w:eastAsia="ko-KR"/>
+              </w:rPr>
+            </w:pPr>
+            <w:r>
+              <w:rPr>
+                <w:rFonts w:asciiTheme="minorEastAsia" w:hAnsiTheme="minorEastAsia" w:cs="맑은 고딕" w:hint="eastAsia"/>
+                <w:sz w:val="16"/>
+                <w:szCs w:val="18"/>
+                <w:lang w:eastAsia="ko-KR"/>
+              </w:rPr>
+              <w:t>2：運</w:t>
+            </w:r>
+            <w:r>
+              <w:rPr>
+                <w:rFonts w:asciiTheme="minorEastAsia" w:hAnsiTheme="minorEastAsia" w:cs="Noto Sans KR" w:hint="eastAsia"/>
+                <w:sz w:val="16"/>
+                <w:szCs w:val="18"/>
+                <w:lang w:eastAsia="ko-KR"/>
+              </w:rPr>
+              <w:t>済</w:t>
+            </w:r>
           </w:p>
         </w:tc>
       </w:tr>
@@ -2274,6 +2080,664 @@
       <w:pPr>
         <w:rPr>
           <w:rFonts w:asciiTheme="minorEastAsia" w:hAnsiTheme="minorEastAsia" w:cs="맑은 고딕"/>
+          <w:sz w:val="16"/>
+          <w:szCs w:val="18"/>
+          <w:lang w:eastAsia="ko-KR"/>
+        </w:rPr>
+      </w:pPr>
+    </w:p>
+    <w:p>
+      <w:pPr>
+        <w:rPr>
+          <w:rFonts w:asciiTheme="minorEastAsia" w:hAnsiTheme="minorEastAsia" w:cs="맑은 고딕"/>
+          <w:sz w:val="16"/>
+          <w:szCs w:val="18"/>
+        </w:rPr>
+      </w:pPr>
+      <w:r>
+        <w:rPr>
+          <w:rFonts w:asciiTheme="minorEastAsia" w:hAnsiTheme="minorEastAsia" w:cs="맑은 고딕" w:hint="eastAsia"/>
+          <w:sz w:val="16"/>
+          <w:szCs w:val="18"/>
+        </w:rPr>
+        <w:t>UNKOUINFO</w:t>
+      </w:r>
+      <w:r>
+        <w:rPr>
+          <w:rFonts w:asciiTheme="minorEastAsia" w:hAnsiTheme="minorEastAsia" w:cs="맑은 고딕" w:hint="eastAsia"/>
+          <w:sz w:val="16"/>
+          <w:szCs w:val="18"/>
+        </w:rPr>
+        <w:t>（</w:t>
+      </w:r>
+      <w:r>
+        <w:rPr>
+          <w:rFonts w:asciiTheme="minorEastAsia" w:hAnsiTheme="minorEastAsia" w:cs="맑은 고딕"/>
+          <w:sz w:val="16"/>
+          <w:szCs w:val="18"/>
+        </w:rPr>
+        <w:t>列車運行情報テーブル</w:t>
+      </w:r>
+      <w:r>
+        <w:rPr>
+          <w:rFonts w:asciiTheme="minorEastAsia" w:hAnsiTheme="minorEastAsia" w:cs="맑은 고딕" w:hint="eastAsia"/>
+          <w:sz w:val="16"/>
+          <w:szCs w:val="18"/>
+        </w:rPr>
+        <w:t>）</w:t>
+      </w:r>
+    </w:p>
+    <w:tbl>
+      <w:tblPr>
+        <w:tblStyle w:val="aa"/>
+        <w:tblW w:w="0" w:type="auto"/>
+        <w:tblLook w:val="04A0" w:firstRow="1" w:lastRow="0" w:firstColumn="1" w:lastColumn="0" w:noHBand="0" w:noVBand="1"/>
+      </w:tblPr>
+      <w:tblGrid>
+        <w:gridCol w:w="1855"/>
+        <w:gridCol w:w="1854"/>
+        <w:gridCol w:w="1803"/>
+        <w:gridCol w:w="1752"/>
+        <w:gridCol w:w="1752"/>
+      </w:tblGrid>
+      <w:tr>
+        <w:tc>
+          <w:tcPr>
+            <w:tcW w:w="1855" w:type="dxa"/>
+          </w:tcPr>
+          <w:p>
+            <w:pPr>
+              <w:rPr>
+                <w:rFonts w:asciiTheme="minorEastAsia" w:hAnsiTheme="minorEastAsia" w:cs="맑은 고딕"/>
+                <w:sz w:val="16"/>
+                <w:szCs w:val="18"/>
+              </w:rPr>
+            </w:pPr>
+            <w:r>
+              <w:rPr>
+                <w:rFonts w:asciiTheme="minorEastAsia" w:hAnsiTheme="minorEastAsia" w:cs="맑은 고딕" w:hint="eastAsia"/>
+                <w:sz w:val="16"/>
+                <w:szCs w:val="18"/>
+              </w:rPr>
+              <w:t>カラム名（物理）</w:t>
+            </w:r>
+          </w:p>
+        </w:tc>
+        <w:tc>
+          <w:tcPr>
+            <w:tcW w:w="1854" w:type="dxa"/>
+          </w:tcPr>
+          <w:p>
+            <w:pPr>
+              <w:rPr>
+                <w:rFonts w:asciiTheme="minorEastAsia" w:hAnsiTheme="minorEastAsia" w:cs="맑은 고딕"/>
+                <w:sz w:val="16"/>
+                <w:szCs w:val="18"/>
+              </w:rPr>
+            </w:pPr>
+            <w:r>
+              <w:rPr>
+                <w:rFonts w:asciiTheme="minorEastAsia" w:hAnsiTheme="minorEastAsia" w:cs="맑은 고딕" w:hint="eastAsia"/>
+                <w:sz w:val="16"/>
+                <w:szCs w:val="18"/>
+              </w:rPr>
+              <w:t>カラム名（論理）</w:t>
+            </w:r>
+          </w:p>
+        </w:tc>
+        <w:tc>
+          <w:tcPr>
+            <w:tcW w:w="1803" w:type="dxa"/>
+          </w:tcPr>
+          <w:p>
+            <w:pPr>
+              <w:rPr>
+                <w:rFonts w:asciiTheme="minorEastAsia" w:hAnsiTheme="minorEastAsia" w:cs="맑은 고딕"/>
+                <w:sz w:val="16"/>
+                <w:szCs w:val="18"/>
+                <w:lang w:eastAsia="ko-KR"/>
+              </w:rPr>
+            </w:pPr>
+            <w:r>
+              <w:rPr>
+                <w:rFonts w:asciiTheme="minorEastAsia" w:hAnsiTheme="minorEastAsia" w:cs="맑은 고딕" w:hint="eastAsia"/>
+                <w:sz w:val="16"/>
+                <w:szCs w:val="18"/>
+              </w:rPr>
+              <w:t>データ型</w:t>
+            </w:r>
+          </w:p>
+        </w:tc>
+        <w:tc>
+          <w:tcPr>
+            <w:tcW w:w="1752" w:type="dxa"/>
+          </w:tcPr>
+          <w:p>
+            <w:pPr>
+              <w:rPr>
+                <w:rFonts w:asciiTheme="minorEastAsia" w:hAnsiTheme="minorEastAsia" w:cs="맑은 고딕"/>
+                <w:sz w:val="16"/>
+                <w:szCs w:val="18"/>
+                <w:lang w:eastAsia="ko-KR"/>
+              </w:rPr>
+            </w:pPr>
+            <w:r>
+              <w:rPr>
+                <w:rFonts w:asciiTheme="minorEastAsia" w:hAnsiTheme="minorEastAsia" w:cs="맑은 고딕" w:hint="eastAsia"/>
+                <w:sz w:val="16"/>
+                <w:szCs w:val="18"/>
+              </w:rPr>
+              <w:t>NULL</w:t>
+            </w:r>
+          </w:p>
+        </w:tc>
+        <w:tc>
+          <w:tcPr>
+            <w:tcW w:w="1752" w:type="dxa"/>
+          </w:tcPr>
+          <w:p>
+            <w:pPr>
+              <w:rPr>
+                <w:rFonts w:asciiTheme="minorEastAsia" w:hAnsiTheme="minorEastAsia" w:cs="맑은 고딕"/>
+                <w:sz w:val="16"/>
+                <w:szCs w:val="18"/>
+                <w:lang w:eastAsia="ko-KR"/>
+              </w:rPr>
+            </w:pPr>
+            <w:r>
+              <w:rPr>
+                <w:rFonts w:asciiTheme="minorEastAsia" w:hAnsiTheme="minorEastAsia" w:cs="맑은 고딕" w:hint="eastAsia"/>
+                <w:sz w:val="16"/>
+                <w:szCs w:val="18"/>
+              </w:rPr>
+              <w:t>備考</w:t>
+            </w:r>
+          </w:p>
+        </w:tc>
+      </w:tr>
+      <w:tr>
+        <w:tc>
+          <w:tcPr>
+            <w:tcW w:w="1855" w:type="dxa"/>
+          </w:tcPr>
+          <w:p>
+            <w:pPr>
+              <w:rPr>
+                <w:rFonts w:asciiTheme="minorEastAsia" w:hAnsiTheme="minorEastAsia" w:cs="맑은 고딕"/>
+                <w:sz w:val="16"/>
+                <w:szCs w:val="18"/>
+                <w:lang w:eastAsia="ko-KR"/>
+              </w:rPr>
+            </w:pPr>
+            <w:r>
+              <w:rPr>
+                <w:rFonts w:asciiTheme="minorEastAsia" w:hAnsiTheme="minorEastAsia" w:cs="맑은 고딕" w:hint="eastAsia"/>
+                <w:sz w:val="16"/>
+                <w:szCs w:val="18"/>
+              </w:rPr>
+              <w:t>RETSUBAN</w:t>
+            </w:r>
+          </w:p>
+        </w:tc>
+        <w:tc>
+          <w:tcPr>
+            <w:tcW w:w="1854" w:type="dxa"/>
+          </w:tcPr>
+          <w:p>
+            <w:pPr>
+              <w:rPr>
+                <w:rFonts w:asciiTheme="minorEastAsia" w:hAnsiTheme="minorEastAsia" w:cs="맑은 고딕"/>
+                <w:sz w:val="16"/>
+                <w:szCs w:val="18"/>
+                <w:lang w:eastAsia="ko-KR"/>
+              </w:rPr>
+            </w:pPr>
+            <w:r>
+              <w:rPr>
+                <w:rFonts w:asciiTheme="minorEastAsia" w:hAnsiTheme="minorEastAsia" w:cs="맑은 고딕" w:hint="eastAsia"/>
+                <w:sz w:val="16"/>
+                <w:szCs w:val="18"/>
+              </w:rPr>
+              <w:t>列番</w:t>
+            </w:r>
+          </w:p>
+        </w:tc>
+        <w:tc>
+          <w:tcPr>
+            <w:tcW w:w="1803" w:type="dxa"/>
+          </w:tcPr>
+          <w:p>
+            <w:pPr>
+              <w:rPr>
+                <w:rFonts w:asciiTheme="minorEastAsia" w:hAnsiTheme="minorEastAsia" w:cs="맑은 고딕"/>
+                <w:sz w:val="16"/>
+                <w:szCs w:val="18"/>
+                <w:lang w:eastAsia="ko-KR"/>
+              </w:rPr>
+            </w:pPr>
+            <w:r>
+              <w:rPr>
+                <w:rFonts w:asciiTheme="minorEastAsia" w:hAnsiTheme="minorEastAsia" w:cs="맑은 고딕" w:hint="eastAsia"/>
+                <w:sz w:val="16"/>
+                <w:szCs w:val="18"/>
+                <w:lang w:eastAsia="ko-KR"/>
+              </w:rPr>
+              <w:t>INT</w:t>
+            </w:r>
+          </w:p>
+        </w:tc>
+        <w:tc>
+          <w:tcPr>
+            <w:tcW w:w="1752" w:type="dxa"/>
+          </w:tcPr>
+          <w:p>
+            <w:pPr>
+              <w:rPr>
+                <w:rFonts w:asciiTheme="minorEastAsia" w:hAnsiTheme="minorEastAsia" w:cs="맑은 고딕"/>
+                <w:sz w:val="16"/>
+                <w:szCs w:val="18"/>
+                <w:lang w:eastAsia="ko-KR"/>
+              </w:rPr>
+            </w:pPr>
+            <w:r>
+              <w:rPr>
+                <w:rFonts w:asciiTheme="minorEastAsia" w:hAnsiTheme="minorEastAsia" w:cs="맑은 고딕" w:hint="eastAsia"/>
+                <w:sz w:val="16"/>
+                <w:szCs w:val="18"/>
+                <w:lang w:eastAsia="ko-KR"/>
+              </w:rPr>
+              <w:t>NOT NULL</w:t>
+            </w:r>
+          </w:p>
+        </w:tc>
+        <w:tc>
+          <w:tcPr>
+            <w:tcW w:w="1752" w:type="dxa"/>
+          </w:tcPr>
+          <w:p>
+            <w:pPr>
+              <w:rPr>
+                <w:rFonts w:asciiTheme="minorEastAsia" w:hAnsiTheme="minorEastAsia" w:cs="맑은 고딕"/>
+                <w:sz w:val="16"/>
+                <w:szCs w:val="18"/>
+                <w:lang w:eastAsia="ko-KR"/>
+              </w:rPr>
+            </w:pPr>
+          </w:p>
+        </w:tc>
+      </w:tr>
+      <w:tr>
+        <w:tc>
+          <w:tcPr>
+            <w:tcW w:w="1855" w:type="dxa"/>
+          </w:tcPr>
+          <w:p>
+            <w:pPr>
+              <w:rPr>
+                <w:rFonts w:asciiTheme="minorEastAsia" w:hAnsiTheme="minorEastAsia" w:cs="맑은 고딕"/>
+                <w:sz w:val="16"/>
+                <w:szCs w:val="18"/>
+                <w:lang w:eastAsia="ko-KR"/>
+              </w:rPr>
+            </w:pPr>
+            <w:r>
+              <w:rPr>
+                <w:rFonts w:asciiTheme="minorEastAsia" w:hAnsiTheme="minorEastAsia" w:cs="맑은 고딕" w:hint="eastAsia"/>
+                <w:sz w:val="16"/>
+                <w:szCs w:val="18"/>
+                <w:lang w:eastAsia="ko-KR"/>
+              </w:rPr>
+              <w:t>EKINAME</w:t>
+            </w:r>
+          </w:p>
+        </w:tc>
+        <w:tc>
+          <w:tcPr>
+            <w:tcW w:w="1854" w:type="dxa"/>
+          </w:tcPr>
+          <w:p>
+            <w:pPr>
+              <w:rPr>
+                <w:rFonts w:asciiTheme="minorEastAsia" w:hAnsiTheme="minorEastAsia" w:cs="맑은 고딕"/>
+                <w:sz w:val="16"/>
+                <w:szCs w:val="18"/>
+              </w:rPr>
+            </w:pPr>
+            <w:r>
+              <w:rPr>
+                <w:rFonts w:asciiTheme="minorEastAsia" w:hAnsiTheme="minorEastAsia" w:cs="Noto Sans KR" w:hint="eastAsia"/>
+                <w:sz w:val="16"/>
+                <w:szCs w:val="18"/>
+                <w:lang w:eastAsia="ko-KR"/>
+              </w:rPr>
+              <w:t>駅</w:t>
+            </w:r>
+            <w:r>
+              <w:rPr>
+                <w:rFonts w:asciiTheme="minorEastAsia" w:hAnsiTheme="minorEastAsia" w:cs="맑은 고딕" w:hint="eastAsia"/>
+                <w:sz w:val="16"/>
+                <w:szCs w:val="18"/>
+                <w:lang w:eastAsia="ko-KR"/>
+              </w:rPr>
+              <w:t>運行情報</w:t>
+            </w:r>
+          </w:p>
+        </w:tc>
+        <w:tc>
+          <w:tcPr>
+            <w:tcW w:w="1803" w:type="dxa"/>
+          </w:tcPr>
+          <w:p>
+            <w:pPr>
+              <w:rPr>
+                <w:rFonts w:asciiTheme="minorEastAsia" w:hAnsiTheme="minorEastAsia" w:cs="맑은 고딕"/>
+                <w:sz w:val="16"/>
+                <w:szCs w:val="18"/>
+                <w:lang w:eastAsia="ko-KR"/>
+              </w:rPr>
+            </w:pPr>
+            <w:r>
+              <w:rPr>
+                <w:rFonts w:asciiTheme="minorEastAsia" w:hAnsiTheme="minorEastAsia" w:cs="맑은 고딕" w:hint="eastAsia"/>
+                <w:sz w:val="16"/>
+                <w:szCs w:val="18"/>
+                <w:lang w:eastAsia="ko-KR"/>
+              </w:rPr>
+              <w:t>VARCHAR(16)</w:t>
+            </w:r>
+          </w:p>
+        </w:tc>
+        <w:tc>
+          <w:tcPr>
+            <w:tcW w:w="1752" w:type="dxa"/>
+          </w:tcPr>
+          <w:p>
+            <w:pPr>
+              <w:rPr>
+                <w:rFonts w:asciiTheme="minorEastAsia" w:hAnsiTheme="minorEastAsia" w:cs="맑은 고딕"/>
+                <w:sz w:val="16"/>
+                <w:szCs w:val="18"/>
+                <w:lang w:eastAsia="ko-KR"/>
+              </w:rPr>
+            </w:pPr>
+            <w:r>
+              <w:rPr>
+                <w:rFonts w:asciiTheme="minorEastAsia" w:hAnsiTheme="minorEastAsia" w:cs="맑은 고딕" w:hint="eastAsia"/>
+                <w:sz w:val="16"/>
+                <w:szCs w:val="18"/>
+                <w:lang w:eastAsia="ko-KR"/>
+              </w:rPr>
+              <w:t>NOT NULL</w:t>
+            </w:r>
+          </w:p>
+        </w:tc>
+        <w:tc>
+          <w:tcPr>
+            <w:tcW w:w="1752" w:type="dxa"/>
+          </w:tcPr>
+          <w:p>
+            <w:pPr>
+              <w:rPr>
+                <w:rFonts w:asciiTheme="minorEastAsia" w:hAnsiTheme="minorEastAsia" w:cs="맑은 고딕"/>
+                <w:sz w:val="16"/>
+                <w:szCs w:val="18"/>
+                <w:lang w:eastAsia="ko-KR"/>
+              </w:rPr>
+            </w:pPr>
+          </w:p>
+        </w:tc>
+      </w:tr>
+      <w:tr>
+        <w:tc>
+          <w:tcPr>
+            <w:tcW w:w="1855" w:type="dxa"/>
+          </w:tcPr>
+          <w:p>
+            <w:pPr>
+              <w:rPr>
+                <w:rFonts w:asciiTheme="minorEastAsia" w:hAnsiTheme="minorEastAsia" w:cs="맑은 고딕"/>
+                <w:sz w:val="16"/>
+                <w:szCs w:val="18"/>
+                <w:lang w:eastAsia="ko-KR"/>
+              </w:rPr>
+            </w:pPr>
+            <w:r>
+              <w:rPr>
+                <w:rFonts w:asciiTheme="minorEastAsia" w:hAnsiTheme="minorEastAsia" w:cs="맑은 고딕" w:hint="eastAsia"/>
+                <w:sz w:val="16"/>
+                <w:szCs w:val="18"/>
+                <w:lang w:eastAsia="ko-KR"/>
+              </w:rPr>
+              <w:t>ARR_TIME</w:t>
+            </w:r>
+          </w:p>
+        </w:tc>
+        <w:tc>
+          <w:tcPr>
+            <w:tcW w:w="1854" w:type="dxa"/>
+          </w:tcPr>
+          <w:p>
+            <w:pPr>
+              <w:rPr>
+                <w:rFonts w:asciiTheme="minorEastAsia" w:hAnsiTheme="minorEastAsia" w:cs="Noto Sans KR"/>
+                <w:sz w:val="16"/>
+                <w:szCs w:val="18"/>
+                <w:lang w:eastAsia="ko-KR"/>
+              </w:rPr>
+            </w:pPr>
+            <w:r>
+              <w:rPr>
+                <w:rFonts w:asciiTheme="minorEastAsia" w:hAnsiTheme="minorEastAsia" w:cs="맑은 고딕" w:hint="eastAsia"/>
+                <w:sz w:val="16"/>
+                <w:szCs w:val="18"/>
+                <w:lang w:eastAsia="ko-KR"/>
+              </w:rPr>
+              <w:t>到着時間</w:t>
+            </w:r>
+          </w:p>
+        </w:tc>
+        <w:tc>
+          <w:tcPr>
+            <w:tcW w:w="1803" w:type="dxa"/>
+          </w:tcPr>
+          <w:p>
+            <w:pPr>
+              <w:rPr>
+                <w:rFonts w:asciiTheme="minorEastAsia" w:hAnsiTheme="minorEastAsia" w:cs="맑은 고딕"/>
+                <w:sz w:val="16"/>
+                <w:szCs w:val="18"/>
+                <w:lang w:eastAsia="ko-KR"/>
+              </w:rPr>
+            </w:pPr>
+            <w:r>
+              <w:rPr>
+                <w:rFonts w:asciiTheme="minorEastAsia" w:hAnsiTheme="minorEastAsia" w:cs="맑은 고딕"/>
+                <w:sz w:val="16"/>
+                <w:szCs w:val="18"/>
+                <w:lang w:eastAsia="ko-KR"/>
+              </w:rPr>
+              <w:t>DATETIME</w:t>
+            </w:r>
+          </w:p>
+        </w:tc>
+        <w:tc>
+          <w:tcPr>
+            <w:tcW w:w="1752" w:type="dxa"/>
+          </w:tcPr>
+          <w:p>
+            <w:pPr>
+              <w:rPr>
+                <w:rFonts w:asciiTheme="minorEastAsia" w:hAnsiTheme="minorEastAsia" w:cs="맑은 고딕"/>
+                <w:sz w:val="16"/>
+                <w:szCs w:val="18"/>
+                <w:lang w:eastAsia="ko-KR"/>
+              </w:rPr>
+            </w:pPr>
+            <w:r>
+              <w:rPr>
+                <w:rFonts w:asciiTheme="minorEastAsia" w:hAnsiTheme="minorEastAsia" w:cs="맑은 고딕" w:hint="eastAsia"/>
+                <w:sz w:val="16"/>
+                <w:szCs w:val="18"/>
+                <w:lang w:eastAsia="ko-KR"/>
+              </w:rPr>
+              <w:t>NULL</w:t>
+            </w:r>
+          </w:p>
+        </w:tc>
+        <w:tc>
+          <w:tcPr>
+            <w:tcW w:w="1752" w:type="dxa"/>
+          </w:tcPr>
+          <w:p>
+            <w:pPr>
+              <w:rPr>
+                <w:rFonts w:asciiTheme="minorEastAsia" w:hAnsiTheme="minorEastAsia" w:cs="맑은 고딕"/>
+                <w:sz w:val="16"/>
+                <w:szCs w:val="18"/>
+                <w:lang w:eastAsia="ko-KR"/>
+              </w:rPr>
+            </w:pPr>
+          </w:p>
+        </w:tc>
+      </w:tr>
+      <w:tr>
+        <w:tc>
+          <w:tcPr>
+            <w:tcW w:w="1855" w:type="dxa"/>
+          </w:tcPr>
+          <w:p>
+            <w:pPr>
+              <w:rPr>
+                <w:rFonts w:asciiTheme="minorEastAsia" w:hAnsiTheme="minorEastAsia" w:cs="맑은 고딕"/>
+                <w:sz w:val="16"/>
+                <w:szCs w:val="18"/>
+                <w:lang w:eastAsia="ko-KR"/>
+              </w:rPr>
+            </w:pPr>
+            <w:r>
+              <w:rPr>
+                <w:rFonts w:asciiTheme="minorEastAsia" w:hAnsiTheme="minorEastAsia" w:cs="맑은 고딕" w:hint="eastAsia"/>
+                <w:sz w:val="16"/>
+                <w:szCs w:val="18"/>
+                <w:lang w:eastAsia="ko-KR"/>
+              </w:rPr>
+              <w:t>DEP_TIME</w:t>
+            </w:r>
+          </w:p>
+        </w:tc>
+        <w:tc>
+          <w:tcPr>
+            <w:tcW w:w="1854" w:type="dxa"/>
+          </w:tcPr>
+          <w:p>
+            <w:pPr>
+              <w:rPr>
+                <w:rFonts w:asciiTheme="minorEastAsia" w:hAnsiTheme="minorEastAsia" w:cs="Noto Sans KR"/>
+                <w:sz w:val="16"/>
+                <w:szCs w:val="18"/>
+                <w:lang w:eastAsia="ko-KR"/>
+              </w:rPr>
+            </w:pPr>
+            <w:r>
+              <w:rPr>
+                <w:rFonts w:asciiTheme="minorEastAsia" w:hAnsiTheme="minorEastAsia" w:cs="맑은 고딕" w:hint="eastAsia"/>
+                <w:sz w:val="16"/>
+                <w:szCs w:val="18"/>
+                <w:lang w:eastAsia="ko-KR"/>
+              </w:rPr>
+              <w:t>出</w:t>
+            </w:r>
+            <w:r>
+              <w:rPr>
+                <w:rFonts w:asciiTheme="minorEastAsia" w:hAnsiTheme="minorEastAsia" w:cs="Noto Sans KR" w:hint="eastAsia"/>
+                <w:sz w:val="16"/>
+                <w:szCs w:val="18"/>
+                <w:lang w:eastAsia="ko-KR"/>
+              </w:rPr>
+              <w:t>発</w:t>
+            </w:r>
+            <w:r>
+              <w:rPr>
+                <w:rFonts w:asciiTheme="minorEastAsia" w:hAnsiTheme="minorEastAsia" w:cs="맑은 고딕" w:hint="eastAsia"/>
+                <w:sz w:val="16"/>
+                <w:szCs w:val="18"/>
+                <w:lang w:eastAsia="ko-KR"/>
+              </w:rPr>
+              <w:t>時間</w:t>
+            </w:r>
+          </w:p>
+        </w:tc>
+        <w:tc>
+          <w:tcPr>
+            <w:tcW w:w="1803" w:type="dxa"/>
+          </w:tcPr>
+          <w:p>
+            <w:pPr>
+              <w:rPr>
+                <w:rFonts w:asciiTheme="minorEastAsia" w:hAnsiTheme="minorEastAsia" w:cs="맑은 고딕"/>
+                <w:sz w:val="16"/>
+                <w:szCs w:val="18"/>
+                <w:lang w:eastAsia="ko-KR"/>
+              </w:rPr>
+            </w:pPr>
+            <w:r>
+              <w:rPr>
+                <w:rFonts w:asciiTheme="minorEastAsia" w:hAnsiTheme="minorEastAsia" w:cs="맑은 고딕"/>
+                <w:sz w:val="16"/>
+                <w:szCs w:val="18"/>
+                <w:lang w:eastAsia="ko-KR"/>
+              </w:rPr>
+              <w:t>DATETIME</w:t>
+            </w:r>
+          </w:p>
+        </w:tc>
+        <w:tc>
+          <w:tcPr>
+            <w:tcW w:w="1752" w:type="dxa"/>
+          </w:tcPr>
+          <w:p>
+            <w:pPr>
+              <w:rPr>
+                <w:rFonts w:asciiTheme="minorEastAsia" w:hAnsiTheme="minorEastAsia" w:cs="맑은 고딕"/>
+                <w:sz w:val="16"/>
+                <w:szCs w:val="18"/>
+                <w:lang w:eastAsia="ko-KR"/>
+              </w:rPr>
+            </w:pPr>
+            <w:r>
+              <w:rPr>
+                <w:rFonts w:asciiTheme="minorEastAsia" w:hAnsiTheme="minorEastAsia" w:cs="맑은 고딕" w:hint="eastAsia"/>
+                <w:sz w:val="16"/>
+                <w:szCs w:val="18"/>
+                <w:lang w:eastAsia="ko-KR"/>
+              </w:rPr>
+              <w:t>NULL</w:t>
+            </w:r>
+          </w:p>
+        </w:tc>
+        <w:tc>
+          <w:tcPr>
+            <w:tcW w:w="1752" w:type="dxa"/>
+          </w:tcPr>
+          <w:p>
+            <w:pPr>
+              <w:rPr>
+                <w:rFonts w:asciiTheme="minorEastAsia" w:hAnsiTheme="minorEastAsia" w:cs="맑은 고딕"/>
+                <w:sz w:val="16"/>
+                <w:szCs w:val="18"/>
+                <w:lang w:eastAsia="ko-KR"/>
+              </w:rPr>
+            </w:pPr>
+          </w:p>
+        </w:tc>
+      </w:tr>
+    </w:tbl>
+    <w:p>
+      <w:pPr>
+        <w:rPr>
+          <w:rFonts w:asciiTheme="minorEastAsia" w:hAnsiTheme="minorEastAsia" w:cs="맑은 고딕"/>
+          <w:sz w:val="16"/>
+          <w:szCs w:val="18"/>
           <w:lang w:eastAsia="ko-KR"/>
         </w:rPr>
       </w:pPr>
@@ -2285,6 +2749,8 @@
         <w:autoSpaceDN/>
         <w:rPr>
           <w:rFonts w:asciiTheme="minorEastAsia" w:hAnsiTheme="minorEastAsia" w:cs="맑은 고딕"/>
+          <w:sz w:val="16"/>
+          <w:szCs w:val="18"/>
           <w:lang w:eastAsia="ko-KR"/>
         </w:rPr>
       </w:pPr>
@@ -2292,6 +2758,8 @@
         <w:rPr>
           <w:rFonts w:asciiTheme="minorEastAsia" w:hAnsiTheme="minorEastAsia" w:cs="맑은 고딕"/>
           <w:noProof/>
+          <w:sz w:val="16"/>
+          <w:szCs w:val="18"/>
           <w:lang w:eastAsia="ko-KR"/>
         </w:rPr>
         <w:lastRenderedPageBreak/>
@@ -2930,6 +3398,8 @@
       <w:r>
         <w:rPr>
           <w:rFonts w:asciiTheme="minorEastAsia" w:hAnsiTheme="minorEastAsia" w:cs="맑은 고딕"/>
+          <w:sz w:val="16"/>
+          <w:szCs w:val="18"/>
           <w:lang w:eastAsia="ko-KR"/>
         </w:rPr>
         <w:br w:type="page"/>
@@ -2939,11 +3409,15 @@
       <w:pPr>
         <w:rPr>
           <w:rFonts w:asciiTheme="minorEastAsia" w:hAnsiTheme="minorEastAsia" w:cs="맑은 고딕"/>
+          <w:sz w:val="16"/>
+          <w:szCs w:val="18"/>
         </w:rPr>
       </w:pPr>
       <w:r>
         <w:rPr>
           <w:rFonts w:asciiTheme="minorEastAsia" w:hAnsiTheme="minorEastAsia" w:cs="맑은 고딕" w:hint="eastAsia"/>
+          <w:sz w:val="16"/>
+          <w:szCs w:val="18"/>
         </w:rPr>
         <w:lastRenderedPageBreak/>
         <w:t>※</w:t>
@@ -2951,12 +3425,16 @@
       <w:r>
         <w:rPr>
           <w:rFonts w:asciiTheme="minorEastAsia" w:hAnsiTheme="minorEastAsia" w:cs="맑은 고딕" w:hint="eastAsia"/>
+          <w:sz w:val="16"/>
+          <w:szCs w:val="18"/>
         </w:rPr>
         <w:t>テストデータ</w:t>
       </w:r>
       <w:r>
         <w:rPr>
           <w:rFonts w:asciiTheme="minorEastAsia" w:hAnsiTheme="minorEastAsia" w:cs="맑은 고딕" w:hint="eastAsia"/>
+          <w:sz w:val="16"/>
+          <w:szCs w:val="18"/>
         </w:rPr>
         <w:t>作成</w:t>
       </w:r>
@@ -2965,11 +3443,15 @@
       <w:pPr>
         <w:rPr>
           <w:rFonts w:asciiTheme="minorEastAsia" w:hAnsiTheme="minorEastAsia" w:cs="맑은 고딕"/>
+          <w:sz w:val="16"/>
+          <w:szCs w:val="18"/>
         </w:rPr>
       </w:pPr>
       <w:r>
         <w:rPr>
           <w:rFonts w:asciiTheme="minorEastAsia" w:hAnsiTheme="minorEastAsia" w:cs="맑은 고딕" w:hint="eastAsia"/>
+          <w:sz w:val="16"/>
+          <w:szCs w:val="18"/>
         </w:rPr>
         <w:t>EKICODE</w:t>
       </w:r>
@@ -2978,12 +3460,16 @@
       <w:pPr>
         <w:rPr>
           <w:rFonts w:asciiTheme="minorEastAsia" w:hAnsiTheme="minorEastAsia" w:cs="맑은 고딕"/>
+          <w:sz w:val="16"/>
+          <w:szCs w:val="18"/>
           <w:lang w:eastAsia="ko-KR"/>
         </w:rPr>
       </w:pPr>
       <w:r>
         <w:rPr>
           <w:rFonts w:asciiTheme="minorEastAsia" w:hAnsiTheme="minorEastAsia" w:cs="맑은 고딕" w:hint="eastAsia"/>
+          <w:sz w:val="16"/>
+          <w:szCs w:val="18"/>
         </w:rPr>
         <w:t>⇒駅情報を作成</w:t>
       </w:r>
@@ -3007,11 +3493,15 @@
             <w:pPr>
               <w:rPr>
                 <w:rFonts w:asciiTheme="minorEastAsia" w:hAnsiTheme="minorEastAsia" w:cs="맑은 고딕"/>
-              </w:rPr>
-            </w:pPr>
-            <w:r>
-              <w:rPr>
-                <w:rFonts w:asciiTheme="minorEastAsia" w:hAnsiTheme="minorEastAsia" w:cs="맑은 고딕" w:hint="eastAsia"/>
+                <w:sz w:val="16"/>
+                <w:szCs w:val="18"/>
+              </w:rPr>
+            </w:pPr>
+            <w:r>
+              <w:rPr>
+                <w:rFonts w:asciiTheme="minorEastAsia" w:hAnsiTheme="minorEastAsia" w:cs="맑은 고딕" w:hint="eastAsia"/>
+                <w:sz w:val="16"/>
+                <w:szCs w:val="18"/>
               </w:rPr>
               <w:t>駅コード</w:t>
             </w:r>
@@ -3025,11 +3515,15 @@
             <w:pPr>
               <w:rPr>
                 <w:rFonts w:asciiTheme="minorEastAsia" w:hAnsiTheme="minorEastAsia" w:cs="맑은 고딕"/>
-              </w:rPr>
-            </w:pPr>
-            <w:r>
-              <w:rPr>
-                <w:rFonts w:asciiTheme="minorEastAsia" w:hAnsiTheme="minorEastAsia" w:cs="맑은 고딕" w:hint="eastAsia"/>
+                <w:sz w:val="16"/>
+                <w:szCs w:val="18"/>
+              </w:rPr>
+            </w:pPr>
+            <w:r>
+              <w:rPr>
+                <w:rFonts w:asciiTheme="minorEastAsia" w:hAnsiTheme="minorEastAsia" w:cs="맑은 고딕" w:hint="eastAsia"/>
+                <w:sz w:val="16"/>
+                <w:szCs w:val="18"/>
               </w:rPr>
               <w:t>駅名</w:t>
             </w:r>
@@ -3046,12 +3540,16 @@
               <w:jc w:val="center"/>
               <w:rPr>
                 <w:rFonts w:asciiTheme="minorEastAsia" w:hAnsiTheme="minorEastAsia" w:cs="맑은 고딕"/>
-                <w:lang w:eastAsia="ko-KR"/>
-              </w:rPr>
-            </w:pPr>
-            <w:r>
-              <w:rPr>
-                <w:rFonts w:asciiTheme="minorEastAsia" w:hAnsiTheme="minorEastAsia" w:cs="맑은 고딕" w:hint="eastAsia"/>
+                <w:sz w:val="16"/>
+                <w:szCs w:val="18"/>
+                <w:lang w:eastAsia="ko-KR"/>
+              </w:rPr>
+            </w:pPr>
+            <w:r>
+              <w:rPr>
+                <w:rFonts w:asciiTheme="minorEastAsia" w:hAnsiTheme="minorEastAsia" w:cs="맑은 고딕" w:hint="eastAsia"/>
+                <w:sz w:val="16"/>
+                <w:szCs w:val="18"/>
                 <w:lang w:eastAsia="ko-KR"/>
               </w:rPr>
               <w:t>1</w:t>
@@ -3067,12 +3565,16 @@
               <w:jc w:val="center"/>
               <w:rPr>
                 <w:rFonts w:asciiTheme="minorEastAsia" w:hAnsiTheme="minorEastAsia" w:cs="맑은 고딕"/>
-                <w:lang w:eastAsia="ko-KR"/>
-              </w:rPr>
-            </w:pPr>
-            <w:r>
-              <w:rPr>
-                <w:rFonts w:asciiTheme="minorEastAsia" w:hAnsiTheme="minorEastAsia" w:cs="맑은 고딕" w:hint="eastAsia"/>
+                <w:sz w:val="16"/>
+                <w:szCs w:val="18"/>
+                <w:lang w:eastAsia="ko-KR"/>
+              </w:rPr>
+            </w:pPr>
+            <w:r>
+              <w:rPr>
+                <w:rFonts w:asciiTheme="minorEastAsia" w:hAnsiTheme="minorEastAsia" w:cs="맑은 고딕" w:hint="eastAsia"/>
+                <w:sz w:val="16"/>
+                <w:szCs w:val="18"/>
               </w:rPr>
               <w:t>西武新宿</w:t>
             </w:r>
@@ -3089,12 +3591,16 @@
               <w:jc w:val="center"/>
               <w:rPr>
                 <w:rFonts w:asciiTheme="minorEastAsia" w:hAnsiTheme="minorEastAsia" w:cs="맑은 고딕"/>
-                <w:lang w:eastAsia="ko-KR"/>
-              </w:rPr>
-            </w:pPr>
-            <w:r>
-              <w:rPr>
-                <w:rFonts w:asciiTheme="minorEastAsia" w:hAnsiTheme="minorEastAsia" w:cs="맑은 고딕" w:hint="eastAsia"/>
+                <w:sz w:val="16"/>
+                <w:szCs w:val="18"/>
+                <w:lang w:eastAsia="ko-KR"/>
+              </w:rPr>
+            </w:pPr>
+            <w:r>
+              <w:rPr>
+                <w:rFonts w:asciiTheme="minorEastAsia" w:hAnsiTheme="minorEastAsia" w:cs="맑은 고딕" w:hint="eastAsia"/>
+                <w:sz w:val="16"/>
+                <w:szCs w:val="18"/>
                 <w:lang w:eastAsia="ko-KR"/>
               </w:rPr>
               <w:t>2</w:t>
@@ -3110,11 +3616,15 @@
               <w:jc w:val="center"/>
               <w:rPr>
                 <w:rFonts w:asciiTheme="minorEastAsia" w:hAnsiTheme="minorEastAsia" w:cs="맑은 고딕"/>
-              </w:rPr>
-            </w:pPr>
-            <w:r>
-              <w:rPr>
-                <w:rFonts w:asciiTheme="minorEastAsia" w:hAnsiTheme="minorEastAsia" w:cs="맑은 고딕" w:hint="eastAsia"/>
+                <w:sz w:val="16"/>
+                <w:szCs w:val="18"/>
+              </w:rPr>
+            </w:pPr>
+            <w:r>
+              <w:rPr>
+                <w:rFonts w:asciiTheme="minorEastAsia" w:hAnsiTheme="minorEastAsia" w:cs="맑은 고딕" w:hint="eastAsia"/>
+                <w:sz w:val="16"/>
+                <w:szCs w:val="18"/>
               </w:rPr>
               <w:t>高田馬場</w:t>
             </w:r>
@@ -3131,12 +3641,16 @@
               <w:jc w:val="center"/>
               <w:rPr>
                 <w:rFonts w:asciiTheme="minorEastAsia" w:hAnsiTheme="minorEastAsia" w:cs="맑은 고딕"/>
-                <w:lang w:eastAsia="ko-KR"/>
-              </w:rPr>
-            </w:pPr>
-            <w:r>
-              <w:rPr>
-                <w:rFonts w:asciiTheme="minorEastAsia" w:hAnsiTheme="minorEastAsia" w:cs="맑은 고딕" w:hint="eastAsia"/>
+                <w:sz w:val="16"/>
+                <w:szCs w:val="18"/>
+                <w:lang w:eastAsia="ko-KR"/>
+              </w:rPr>
+            </w:pPr>
+            <w:r>
+              <w:rPr>
+                <w:rFonts w:asciiTheme="minorEastAsia" w:hAnsiTheme="minorEastAsia" w:cs="맑은 고딕" w:hint="eastAsia"/>
+                <w:sz w:val="16"/>
+                <w:szCs w:val="18"/>
                 <w:lang w:eastAsia="ko-KR"/>
               </w:rPr>
               <w:t>3</w:t>
@@ -3152,12 +3666,16 @@
               <w:jc w:val="center"/>
               <w:rPr>
                 <w:rFonts w:asciiTheme="minorEastAsia" w:hAnsiTheme="minorEastAsia" w:cs="맑은 고딕"/>
-                <w:lang w:eastAsia="ko-KR"/>
-              </w:rPr>
-            </w:pPr>
-            <w:r>
-              <w:rPr>
-                <w:rFonts w:asciiTheme="minorEastAsia" w:hAnsiTheme="minorEastAsia" w:cs="맑은 고딕" w:hint="eastAsia"/>
+                <w:sz w:val="16"/>
+                <w:szCs w:val="18"/>
+                <w:lang w:eastAsia="ko-KR"/>
+              </w:rPr>
+            </w:pPr>
+            <w:r>
+              <w:rPr>
+                <w:rFonts w:asciiTheme="minorEastAsia" w:hAnsiTheme="minorEastAsia" w:cs="맑은 고딕" w:hint="eastAsia"/>
+                <w:sz w:val="16"/>
+                <w:szCs w:val="18"/>
               </w:rPr>
               <w:t>下落合</w:t>
             </w:r>
@@ -3174,12 +3692,16 @@
               <w:jc w:val="center"/>
               <w:rPr>
                 <w:rFonts w:asciiTheme="minorEastAsia" w:hAnsiTheme="minorEastAsia" w:cs="맑은 고딕"/>
-                <w:lang w:eastAsia="ko-KR"/>
-              </w:rPr>
-            </w:pPr>
-            <w:r>
-              <w:rPr>
-                <w:rFonts w:asciiTheme="minorEastAsia" w:hAnsiTheme="minorEastAsia" w:cs="맑은 고딕" w:hint="eastAsia"/>
+                <w:sz w:val="16"/>
+                <w:szCs w:val="18"/>
+                <w:lang w:eastAsia="ko-KR"/>
+              </w:rPr>
+            </w:pPr>
+            <w:r>
+              <w:rPr>
+                <w:rFonts w:asciiTheme="minorEastAsia" w:hAnsiTheme="minorEastAsia" w:cs="맑은 고딕" w:hint="eastAsia"/>
+                <w:sz w:val="16"/>
+                <w:szCs w:val="18"/>
                 <w:lang w:eastAsia="ko-KR"/>
               </w:rPr>
               <w:t>4</w:t>
@@ -3195,12 +3717,16 @@
               <w:jc w:val="center"/>
               <w:rPr>
                 <w:rFonts w:asciiTheme="minorEastAsia" w:hAnsiTheme="minorEastAsia" w:cs="맑은 고딕"/>
-                <w:lang w:eastAsia="ko-KR"/>
-              </w:rPr>
-            </w:pPr>
-            <w:r>
-              <w:rPr>
-                <w:rFonts w:asciiTheme="minorEastAsia" w:hAnsiTheme="minorEastAsia" w:cs="맑은 고딕" w:hint="eastAsia"/>
+                <w:sz w:val="16"/>
+                <w:szCs w:val="18"/>
+                <w:lang w:eastAsia="ko-KR"/>
+              </w:rPr>
+            </w:pPr>
+            <w:r>
+              <w:rPr>
+                <w:rFonts w:asciiTheme="minorEastAsia" w:hAnsiTheme="minorEastAsia" w:cs="맑은 고딕" w:hint="eastAsia"/>
+                <w:sz w:val="16"/>
+                <w:szCs w:val="18"/>
               </w:rPr>
               <w:t>中井</w:t>
             </w:r>
@@ -3217,12 +3743,16 @@
               <w:jc w:val="center"/>
               <w:rPr>
                 <w:rFonts w:asciiTheme="minorEastAsia" w:hAnsiTheme="minorEastAsia" w:cs="맑은 고딕"/>
-                <w:lang w:eastAsia="ko-KR"/>
-              </w:rPr>
-            </w:pPr>
-            <w:r>
-              <w:rPr>
-                <w:rFonts w:asciiTheme="minorEastAsia" w:hAnsiTheme="minorEastAsia" w:cs="맑은 고딕" w:hint="eastAsia"/>
+                <w:sz w:val="16"/>
+                <w:szCs w:val="18"/>
+                <w:lang w:eastAsia="ko-KR"/>
+              </w:rPr>
+            </w:pPr>
+            <w:r>
+              <w:rPr>
+                <w:rFonts w:asciiTheme="minorEastAsia" w:hAnsiTheme="minorEastAsia" w:cs="맑은 고딕" w:hint="eastAsia"/>
+                <w:sz w:val="16"/>
+                <w:szCs w:val="18"/>
                 <w:lang w:eastAsia="ko-KR"/>
               </w:rPr>
               <w:t>5</w:t>
@@ -3238,12 +3768,16 @@
               <w:jc w:val="center"/>
               <w:rPr>
                 <w:rFonts w:asciiTheme="minorEastAsia" w:hAnsiTheme="minorEastAsia" w:cs="맑은 고딕"/>
-                <w:lang w:eastAsia="ko-KR"/>
-              </w:rPr>
-            </w:pPr>
-            <w:r>
-              <w:rPr>
-                <w:rFonts w:asciiTheme="minorEastAsia" w:hAnsiTheme="minorEastAsia" w:cs="맑은 고딕" w:hint="eastAsia"/>
+                <w:sz w:val="16"/>
+                <w:szCs w:val="18"/>
+                <w:lang w:eastAsia="ko-KR"/>
+              </w:rPr>
+            </w:pPr>
+            <w:r>
+              <w:rPr>
+                <w:rFonts w:asciiTheme="minorEastAsia" w:hAnsiTheme="minorEastAsia" w:cs="맑은 고딕" w:hint="eastAsia"/>
+                <w:sz w:val="16"/>
+                <w:szCs w:val="18"/>
               </w:rPr>
               <w:t>新井薬師前</w:t>
             </w:r>
@@ -3260,12 +3794,16 @@
               <w:jc w:val="center"/>
               <w:rPr>
                 <w:rFonts w:asciiTheme="minorEastAsia" w:hAnsiTheme="minorEastAsia" w:cs="맑은 고딕"/>
-                <w:lang w:eastAsia="ko-KR"/>
-              </w:rPr>
-            </w:pPr>
-            <w:r>
-              <w:rPr>
-                <w:rFonts w:asciiTheme="minorEastAsia" w:hAnsiTheme="minorEastAsia" w:cs="맑은 고딕" w:hint="eastAsia"/>
+                <w:sz w:val="16"/>
+                <w:szCs w:val="18"/>
+                <w:lang w:eastAsia="ko-KR"/>
+              </w:rPr>
+            </w:pPr>
+            <w:r>
+              <w:rPr>
+                <w:rFonts w:asciiTheme="minorEastAsia" w:hAnsiTheme="minorEastAsia" w:cs="맑은 고딕" w:hint="eastAsia"/>
+                <w:sz w:val="16"/>
+                <w:szCs w:val="18"/>
                 <w:lang w:eastAsia="ko-KR"/>
               </w:rPr>
               <w:t>6</w:t>
@@ -3281,12 +3819,16 @@
               <w:jc w:val="center"/>
               <w:rPr>
                 <w:rFonts w:asciiTheme="minorEastAsia" w:hAnsiTheme="minorEastAsia" w:cs="맑은 고딕"/>
-                <w:lang w:eastAsia="ko-KR"/>
-              </w:rPr>
-            </w:pPr>
-            <w:r>
-              <w:rPr>
-                <w:rFonts w:asciiTheme="minorEastAsia" w:hAnsiTheme="minorEastAsia" w:cs="맑은 고딕" w:hint="eastAsia"/>
+                <w:sz w:val="16"/>
+                <w:szCs w:val="18"/>
+                <w:lang w:eastAsia="ko-KR"/>
+              </w:rPr>
+            </w:pPr>
+            <w:r>
+              <w:rPr>
+                <w:rFonts w:asciiTheme="minorEastAsia" w:hAnsiTheme="minorEastAsia" w:cs="맑은 고딕" w:hint="eastAsia"/>
+                <w:sz w:val="16"/>
+                <w:szCs w:val="18"/>
               </w:rPr>
               <w:t>沼袋</w:t>
             </w:r>
@@ -3303,12 +3845,16 @@
               <w:jc w:val="center"/>
               <w:rPr>
                 <w:rFonts w:asciiTheme="minorEastAsia" w:hAnsiTheme="minorEastAsia" w:cs="맑은 고딕"/>
-                <w:lang w:eastAsia="ko-KR"/>
-              </w:rPr>
-            </w:pPr>
-            <w:r>
-              <w:rPr>
-                <w:rFonts w:asciiTheme="minorEastAsia" w:hAnsiTheme="minorEastAsia" w:cs="맑은 고딕" w:hint="eastAsia"/>
+                <w:sz w:val="16"/>
+                <w:szCs w:val="18"/>
+                <w:lang w:eastAsia="ko-KR"/>
+              </w:rPr>
+            </w:pPr>
+            <w:r>
+              <w:rPr>
+                <w:rFonts w:asciiTheme="minorEastAsia" w:hAnsiTheme="minorEastAsia" w:cs="맑은 고딕" w:hint="eastAsia"/>
+                <w:sz w:val="16"/>
+                <w:szCs w:val="18"/>
                 <w:lang w:eastAsia="ko-KR"/>
               </w:rPr>
               <w:t>7</w:t>
@@ -3324,12 +3870,16 @@
               <w:jc w:val="center"/>
               <w:rPr>
                 <w:rFonts w:asciiTheme="minorEastAsia" w:hAnsiTheme="minorEastAsia" w:cs="맑은 고딕"/>
-                <w:lang w:eastAsia="ko-KR"/>
-              </w:rPr>
-            </w:pPr>
-            <w:r>
-              <w:rPr>
-                <w:rFonts w:asciiTheme="minorEastAsia" w:hAnsiTheme="minorEastAsia" w:cs="맑은 고딕" w:hint="eastAsia"/>
+                <w:sz w:val="16"/>
+                <w:szCs w:val="18"/>
+                <w:lang w:eastAsia="ko-KR"/>
+              </w:rPr>
+            </w:pPr>
+            <w:r>
+              <w:rPr>
+                <w:rFonts w:asciiTheme="minorEastAsia" w:hAnsiTheme="minorEastAsia" w:cs="맑은 고딕" w:hint="eastAsia"/>
+                <w:sz w:val="16"/>
+                <w:szCs w:val="18"/>
               </w:rPr>
               <w:t>野方</w:t>
             </w:r>
@@ -3346,12 +3896,16 @@
               <w:jc w:val="center"/>
               <w:rPr>
                 <w:rFonts w:asciiTheme="minorEastAsia" w:hAnsiTheme="minorEastAsia" w:cs="맑은 고딕"/>
-                <w:lang w:eastAsia="ko-KR"/>
-              </w:rPr>
-            </w:pPr>
-            <w:r>
-              <w:rPr>
-                <w:rFonts w:asciiTheme="minorEastAsia" w:hAnsiTheme="minorEastAsia" w:cs="맑은 고딕" w:hint="eastAsia"/>
+                <w:sz w:val="16"/>
+                <w:szCs w:val="18"/>
+                <w:lang w:eastAsia="ko-KR"/>
+              </w:rPr>
+            </w:pPr>
+            <w:r>
+              <w:rPr>
+                <w:rFonts w:asciiTheme="minorEastAsia" w:hAnsiTheme="minorEastAsia" w:cs="맑은 고딕" w:hint="eastAsia"/>
+                <w:sz w:val="16"/>
+                <w:szCs w:val="18"/>
                 <w:lang w:eastAsia="ko-KR"/>
               </w:rPr>
               <w:t>8</w:t>
@@ -3367,12 +3921,16 @@
               <w:jc w:val="center"/>
               <w:rPr>
                 <w:rFonts w:asciiTheme="minorEastAsia" w:hAnsiTheme="minorEastAsia" w:cs="맑은 고딕"/>
-                <w:lang w:eastAsia="ko-KR"/>
-              </w:rPr>
-            </w:pPr>
-            <w:r>
-              <w:rPr>
-                <w:rFonts w:asciiTheme="minorEastAsia" w:hAnsiTheme="minorEastAsia" w:cs="맑은 고딕" w:hint="eastAsia"/>
+                <w:sz w:val="16"/>
+                <w:szCs w:val="18"/>
+                <w:lang w:eastAsia="ko-KR"/>
+              </w:rPr>
+            </w:pPr>
+            <w:r>
+              <w:rPr>
+                <w:rFonts w:asciiTheme="minorEastAsia" w:hAnsiTheme="minorEastAsia" w:cs="맑은 고딕" w:hint="eastAsia"/>
+                <w:sz w:val="16"/>
+                <w:szCs w:val="18"/>
               </w:rPr>
               <w:t>都立家政</w:t>
             </w:r>
@@ -3389,12 +3947,16 @@
               <w:jc w:val="center"/>
               <w:rPr>
                 <w:rFonts w:asciiTheme="minorEastAsia" w:hAnsiTheme="minorEastAsia" w:cs="맑은 고딕"/>
-                <w:lang w:eastAsia="ko-KR"/>
-              </w:rPr>
-            </w:pPr>
-            <w:r>
-              <w:rPr>
-                <w:rFonts w:asciiTheme="minorEastAsia" w:hAnsiTheme="minorEastAsia" w:cs="맑은 고딕" w:hint="eastAsia"/>
+                <w:sz w:val="16"/>
+                <w:szCs w:val="18"/>
+                <w:lang w:eastAsia="ko-KR"/>
+              </w:rPr>
+            </w:pPr>
+            <w:r>
+              <w:rPr>
+                <w:rFonts w:asciiTheme="minorEastAsia" w:hAnsiTheme="minorEastAsia" w:cs="맑은 고딕" w:hint="eastAsia"/>
+                <w:sz w:val="16"/>
+                <w:szCs w:val="18"/>
                 <w:lang w:eastAsia="ko-KR"/>
               </w:rPr>
               <w:t>9</w:t>
@@ -3410,12 +3972,16 @@
               <w:jc w:val="center"/>
               <w:rPr>
                 <w:rFonts w:asciiTheme="minorEastAsia" w:hAnsiTheme="minorEastAsia" w:cs="맑은 고딕"/>
-                <w:lang w:eastAsia="ko-KR"/>
-              </w:rPr>
-            </w:pPr>
-            <w:r>
-              <w:rPr>
-                <w:rFonts w:asciiTheme="minorEastAsia" w:hAnsiTheme="minorEastAsia" w:cs="맑은 고딕" w:hint="eastAsia"/>
+                <w:sz w:val="16"/>
+                <w:szCs w:val="18"/>
+                <w:lang w:eastAsia="ko-KR"/>
+              </w:rPr>
+            </w:pPr>
+            <w:r>
+              <w:rPr>
+                <w:rFonts w:asciiTheme="minorEastAsia" w:hAnsiTheme="minorEastAsia" w:cs="맑은 고딕" w:hint="eastAsia"/>
+                <w:sz w:val="16"/>
+                <w:szCs w:val="18"/>
               </w:rPr>
               <w:t>鷺ノ宮</w:t>
             </w:r>
@@ -3432,12 +3998,16 @@
               <w:jc w:val="center"/>
               <w:rPr>
                 <w:rFonts w:asciiTheme="minorEastAsia" w:hAnsiTheme="minorEastAsia" w:cs="맑은 고딕"/>
-                <w:lang w:eastAsia="ko-KR"/>
-              </w:rPr>
-            </w:pPr>
-            <w:r>
-              <w:rPr>
-                <w:rFonts w:asciiTheme="minorEastAsia" w:hAnsiTheme="minorEastAsia" w:cs="맑은 고딕" w:hint="eastAsia"/>
+                <w:sz w:val="16"/>
+                <w:szCs w:val="18"/>
+                <w:lang w:eastAsia="ko-KR"/>
+              </w:rPr>
+            </w:pPr>
+            <w:r>
+              <w:rPr>
+                <w:rFonts w:asciiTheme="minorEastAsia" w:hAnsiTheme="minorEastAsia" w:cs="맑은 고딕" w:hint="eastAsia"/>
+                <w:sz w:val="16"/>
+                <w:szCs w:val="18"/>
                 <w:lang w:eastAsia="ko-KR"/>
               </w:rPr>
               <w:t>10</w:t>
@@ -3453,12 +4023,16 @@
               <w:jc w:val="center"/>
               <w:rPr>
                 <w:rFonts w:asciiTheme="minorEastAsia" w:hAnsiTheme="minorEastAsia" w:cs="맑은 고딕"/>
-                <w:lang w:eastAsia="ko-KR"/>
-              </w:rPr>
-            </w:pPr>
-            <w:r>
-              <w:rPr>
-                <w:rFonts w:asciiTheme="minorEastAsia" w:hAnsiTheme="minorEastAsia" w:cs="맑은 고딕" w:hint="eastAsia"/>
+                <w:sz w:val="16"/>
+                <w:szCs w:val="18"/>
+                <w:lang w:eastAsia="ko-KR"/>
+              </w:rPr>
+            </w:pPr>
+            <w:r>
+              <w:rPr>
+                <w:rFonts w:asciiTheme="minorEastAsia" w:hAnsiTheme="minorEastAsia" w:cs="맑은 고딕" w:hint="eastAsia"/>
+                <w:sz w:val="16"/>
+                <w:szCs w:val="18"/>
               </w:rPr>
               <w:t>下井草</w:t>
             </w:r>
@@ -3470,6 +4044,8 @@
       <w:pPr>
         <w:rPr>
           <w:rFonts w:asciiTheme="minorEastAsia" w:hAnsiTheme="minorEastAsia" w:cs="맑은 고딕"/>
+          <w:sz w:val="16"/>
+          <w:szCs w:val="18"/>
           <w:lang w:eastAsia="ko-KR"/>
         </w:rPr>
       </w:pPr>
@@ -3478,11 +4054,15 @@
       <w:pPr>
         <w:rPr>
           <w:rFonts w:asciiTheme="minorEastAsia" w:hAnsiTheme="minorEastAsia" w:cs="맑은 고딕"/>
+          <w:sz w:val="16"/>
+          <w:szCs w:val="18"/>
         </w:rPr>
       </w:pPr>
       <w:r>
         <w:rPr>
           <w:rFonts w:asciiTheme="minorEastAsia" w:hAnsiTheme="minorEastAsia" w:cs="맑은 고딕" w:hint="eastAsia"/>
+          <w:sz w:val="16"/>
+          <w:szCs w:val="18"/>
           <w:lang w:eastAsia="ko-KR"/>
         </w:rPr>
         <w:t>TRAINIFO</w:t>
@@ -3492,12 +4072,16 @@
       <w:pPr>
         <w:rPr>
           <w:rFonts w:asciiTheme="minorEastAsia" w:hAnsiTheme="minorEastAsia" w:cs="맑은 고딕"/>
+          <w:sz w:val="16"/>
+          <w:szCs w:val="18"/>
           <w:lang w:eastAsia="ko-KR"/>
         </w:rPr>
       </w:pPr>
       <w:r>
         <w:rPr>
           <w:rFonts w:asciiTheme="minorEastAsia" w:hAnsiTheme="minorEastAsia" w:cs="맑은 고딕" w:hint="eastAsia"/>
+          <w:sz w:val="16"/>
+          <w:szCs w:val="18"/>
         </w:rPr>
         <w:t>⇒列車情報を作成</w:t>
       </w:r>
@@ -3523,12 +4107,16 @@
             <w:pPr>
               <w:rPr>
                 <w:rFonts w:asciiTheme="minorEastAsia" w:hAnsiTheme="minorEastAsia" w:cs="맑은 고딕"/>
-                <w:lang w:eastAsia="ko-KR"/>
-              </w:rPr>
-            </w:pPr>
-            <w:r>
-              <w:rPr>
-                <w:rFonts w:asciiTheme="minorEastAsia" w:hAnsiTheme="minorEastAsia" w:cs="맑은 고딕" w:hint="eastAsia"/>
+                <w:sz w:val="16"/>
+                <w:szCs w:val="18"/>
+                <w:lang w:eastAsia="ko-KR"/>
+              </w:rPr>
+            </w:pPr>
+            <w:r>
+              <w:rPr>
+                <w:rFonts w:asciiTheme="minorEastAsia" w:hAnsiTheme="minorEastAsia" w:cs="맑은 고딕" w:hint="eastAsia"/>
+                <w:sz w:val="16"/>
+                <w:szCs w:val="18"/>
               </w:rPr>
               <w:t>列番</w:t>
             </w:r>
@@ -3542,11 +4130,15 @@
             <w:pPr>
               <w:rPr>
                 <w:rFonts w:asciiTheme="minorEastAsia" w:hAnsiTheme="minorEastAsia" w:cs="맑은 고딕"/>
-              </w:rPr>
-            </w:pPr>
-            <w:r>
-              <w:rPr>
-                <w:rFonts w:asciiTheme="minorEastAsia" w:hAnsiTheme="minorEastAsia" w:cs="맑은 고딕" w:hint="eastAsia"/>
+                <w:sz w:val="16"/>
+                <w:szCs w:val="18"/>
+              </w:rPr>
+            </w:pPr>
+            <w:r>
+              <w:rPr>
+                <w:rFonts w:asciiTheme="minorEastAsia" w:hAnsiTheme="minorEastAsia" w:cs="맑은 고딕" w:hint="eastAsia"/>
+                <w:sz w:val="16"/>
+                <w:szCs w:val="18"/>
               </w:rPr>
               <w:t>始発駅</w:t>
             </w:r>
@@ -3560,11 +4152,15 @@
             <w:pPr>
               <w:rPr>
                 <w:rFonts w:asciiTheme="minorEastAsia" w:hAnsiTheme="minorEastAsia" w:cs="맑은 고딕"/>
-              </w:rPr>
-            </w:pPr>
-            <w:r>
-              <w:rPr>
-                <w:rFonts w:asciiTheme="minorEastAsia" w:hAnsiTheme="minorEastAsia" w:cs="맑은 고딕" w:hint="eastAsia"/>
+                <w:sz w:val="16"/>
+                <w:szCs w:val="18"/>
+              </w:rPr>
+            </w:pPr>
+            <w:r>
+              <w:rPr>
+                <w:rFonts w:asciiTheme="minorEastAsia" w:hAnsiTheme="minorEastAsia" w:cs="맑은 고딕" w:hint="eastAsia"/>
+                <w:sz w:val="16"/>
+                <w:szCs w:val="18"/>
               </w:rPr>
               <w:t>終着駅</w:t>
             </w:r>
@@ -3578,11 +4174,15 @@
             <w:pPr>
               <w:rPr>
                 <w:rFonts w:asciiTheme="minorEastAsia" w:hAnsiTheme="minorEastAsia" w:cs="맑은 고딕"/>
-              </w:rPr>
-            </w:pPr>
-            <w:r>
-              <w:rPr>
-                <w:rFonts w:asciiTheme="minorEastAsia" w:hAnsiTheme="minorEastAsia" w:cs="맑은 고딕" w:hint="eastAsia"/>
+                <w:sz w:val="16"/>
+                <w:szCs w:val="18"/>
+              </w:rPr>
+            </w:pPr>
+            <w:r>
+              <w:rPr>
+                <w:rFonts w:asciiTheme="minorEastAsia" w:hAnsiTheme="minorEastAsia" w:cs="맑은 고딕" w:hint="eastAsia"/>
+                <w:sz w:val="16"/>
+                <w:szCs w:val="18"/>
               </w:rPr>
               <w:t>備考</w:t>
             </w:r>
@@ -3599,12 +4199,16 @@
               <w:jc w:val="center"/>
               <w:rPr>
                 <w:rFonts w:asciiTheme="minorEastAsia" w:hAnsiTheme="minorEastAsia" w:cs="맑은 고딕"/>
-                <w:lang w:eastAsia="ko-KR"/>
-              </w:rPr>
-            </w:pPr>
-            <w:r>
-              <w:rPr>
-                <w:rFonts w:asciiTheme="minorEastAsia" w:hAnsiTheme="minorEastAsia" w:cs="맑은 고딕" w:hint="eastAsia"/>
+                <w:sz w:val="16"/>
+                <w:szCs w:val="18"/>
+                <w:lang w:eastAsia="ko-KR"/>
+              </w:rPr>
+            </w:pPr>
+            <w:r>
+              <w:rPr>
+                <w:rFonts w:asciiTheme="minorEastAsia" w:hAnsiTheme="minorEastAsia" w:cs="맑은 고딕" w:hint="eastAsia"/>
+                <w:sz w:val="16"/>
+                <w:szCs w:val="18"/>
                 <w:lang w:eastAsia="ko-KR"/>
               </w:rPr>
               <w:t>1</w:t>
@@ -3612,6 +4216,8 @@
             <w:r>
               <w:rPr>
                 <w:rFonts w:asciiTheme="minorEastAsia" w:hAnsiTheme="minorEastAsia" w:cs="맑은 고딕" w:hint="eastAsia"/>
+                <w:sz w:val="16"/>
+                <w:szCs w:val="18"/>
               </w:rPr>
               <w:t>01</w:t>
             </w:r>
@@ -3626,12 +4232,16 @@
               <w:jc w:val="center"/>
               <w:rPr>
                 <w:rFonts w:asciiTheme="minorEastAsia" w:hAnsiTheme="minorEastAsia" w:cs="맑은 고딕"/>
-                <w:lang w:eastAsia="ko-KR"/>
-              </w:rPr>
-            </w:pPr>
-            <w:r>
-              <w:rPr>
-                <w:rFonts w:asciiTheme="minorEastAsia" w:hAnsiTheme="minorEastAsia" w:cs="맑은 고딕" w:hint="eastAsia"/>
+                <w:sz w:val="16"/>
+                <w:szCs w:val="18"/>
+                <w:lang w:eastAsia="ko-KR"/>
+              </w:rPr>
+            </w:pPr>
+            <w:r>
+              <w:rPr>
+                <w:rFonts w:asciiTheme="minorEastAsia" w:hAnsiTheme="minorEastAsia" w:cs="맑은 고딕" w:hint="eastAsia"/>
+                <w:sz w:val="16"/>
+                <w:szCs w:val="18"/>
                 <w:lang w:eastAsia="ko-KR"/>
               </w:rPr>
               <w:t>1</w:t>
@@ -3647,12 +4257,16 @@
               <w:jc w:val="center"/>
               <w:rPr>
                 <w:rFonts w:asciiTheme="minorEastAsia" w:hAnsiTheme="minorEastAsia" w:cs="맑은 고딕"/>
-                <w:lang w:eastAsia="ko-KR"/>
-              </w:rPr>
-            </w:pPr>
-            <w:r>
-              <w:rPr>
-                <w:rFonts w:asciiTheme="minorEastAsia" w:hAnsiTheme="minorEastAsia" w:cs="맑은 고딕" w:hint="eastAsia"/>
+                <w:sz w:val="16"/>
+                <w:szCs w:val="18"/>
+                <w:lang w:eastAsia="ko-KR"/>
+              </w:rPr>
+            </w:pPr>
+            <w:r>
+              <w:rPr>
+                <w:rFonts w:asciiTheme="minorEastAsia" w:hAnsiTheme="minorEastAsia" w:cs="맑은 고딕" w:hint="eastAsia"/>
+                <w:sz w:val="16"/>
+                <w:szCs w:val="18"/>
                 <w:lang w:eastAsia="ko-KR"/>
               </w:rPr>
               <w:t>10</w:t>
@@ -3668,6 +4282,8 @@
               <w:jc w:val="center"/>
               <w:rPr>
                 <w:rFonts w:asciiTheme="minorEastAsia" w:hAnsiTheme="minorEastAsia" w:cs="맑은 고딕"/>
+                <w:sz w:val="16"/>
+                <w:szCs w:val="18"/>
                 <w:lang w:eastAsia="ko-KR"/>
               </w:rPr>
             </w:pPr>
@@ -3684,12 +4300,16 @@
               <w:jc w:val="center"/>
               <w:rPr>
                 <w:rFonts w:asciiTheme="minorEastAsia" w:hAnsiTheme="minorEastAsia" w:cs="맑은 고딕"/>
-                <w:lang w:eastAsia="ko-KR"/>
-              </w:rPr>
-            </w:pPr>
-            <w:r>
-              <w:rPr>
-                <w:rFonts w:asciiTheme="minorEastAsia" w:hAnsiTheme="minorEastAsia" w:cs="맑은 고딕" w:hint="eastAsia"/>
+                <w:sz w:val="16"/>
+                <w:szCs w:val="18"/>
+                <w:lang w:eastAsia="ko-KR"/>
+              </w:rPr>
+            </w:pPr>
+            <w:r>
+              <w:rPr>
+                <w:rFonts w:asciiTheme="minorEastAsia" w:hAnsiTheme="minorEastAsia" w:cs="맑은 고딕" w:hint="eastAsia"/>
+                <w:sz w:val="16"/>
+                <w:szCs w:val="18"/>
               </w:rPr>
               <w:t>102</w:t>
             </w:r>
@@ -3704,12 +4324,16 @@
               <w:jc w:val="center"/>
               <w:rPr>
                 <w:rFonts w:asciiTheme="minorEastAsia" w:hAnsiTheme="minorEastAsia" w:cs="맑은 고딕"/>
-                <w:lang w:eastAsia="ko-KR"/>
-              </w:rPr>
-            </w:pPr>
-            <w:r>
-              <w:rPr>
-                <w:rFonts w:asciiTheme="minorEastAsia" w:hAnsiTheme="minorEastAsia" w:cs="맑은 고딕" w:hint="eastAsia"/>
+                <w:sz w:val="16"/>
+                <w:szCs w:val="18"/>
+                <w:lang w:eastAsia="ko-KR"/>
+              </w:rPr>
+            </w:pPr>
+            <w:r>
+              <w:rPr>
+                <w:rFonts w:asciiTheme="minorEastAsia" w:hAnsiTheme="minorEastAsia" w:cs="맑은 고딕" w:hint="eastAsia"/>
+                <w:sz w:val="16"/>
+                <w:szCs w:val="18"/>
                 <w:lang w:eastAsia="ko-KR"/>
               </w:rPr>
               <w:t>1</w:t>
@@ -3725,12 +4349,16 @@
               <w:jc w:val="center"/>
               <w:rPr>
                 <w:rFonts w:asciiTheme="minorEastAsia" w:hAnsiTheme="minorEastAsia" w:cs="맑은 고딕"/>
-                <w:lang w:eastAsia="ko-KR"/>
-              </w:rPr>
-            </w:pPr>
-            <w:r>
-              <w:rPr>
-                <w:rFonts w:asciiTheme="minorEastAsia" w:hAnsiTheme="minorEastAsia" w:cs="맑은 고딕" w:hint="eastAsia"/>
+                <w:sz w:val="16"/>
+                <w:szCs w:val="18"/>
+                <w:lang w:eastAsia="ko-KR"/>
+              </w:rPr>
+            </w:pPr>
+            <w:r>
+              <w:rPr>
+                <w:rFonts w:asciiTheme="minorEastAsia" w:hAnsiTheme="minorEastAsia" w:cs="맑은 고딕" w:hint="eastAsia"/>
+                <w:sz w:val="16"/>
+                <w:szCs w:val="18"/>
                 <w:lang w:eastAsia="ko-KR"/>
               </w:rPr>
               <w:t>10</w:t>
@@ -3746,6 +4374,8 @@
               <w:jc w:val="center"/>
               <w:rPr>
                 <w:rFonts w:asciiTheme="minorEastAsia" w:hAnsiTheme="minorEastAsia" w:cs="맑은 고딕"/>
+                <w:sz w:val="16"/>
+                <w:szCs w:val="18"/>
               </w:rPr>
             </w:pPr>
           </w:p>
@@ -3761,12 +4391,16 @@
               <w:jc w:val="center"/>
               <w:rPr>
                 <w:rFonts w:asciiTheme="minorEastAsia" w:hAnsiTheme="minorEastAsia" w:cs="맑은 고딕"/>
-                <w:lang w:eastAsia="ko-KR"/>
-              </w:rPr>
-            </w:pPr>
-            <w:r>
-              <w:rPr>
-                <w:rFonts w:asciiTheme="minorEastAsia" w:hAnsiTheme="minorEastAsia" w:cs="맑은 고딕" w:hint="eastAsia"/>
+                <w:sz w:val="16"/>
+                <w:szCs w:val="18"/>
+                <w:lang w:eastAsia="ko-KR"/>
+              </w:rPr>
+            </w:pPr>
+            <w:r>
+              <w:rPr>
+                <w:rFonts w:asciiTheme="minorEastAsia" w:hAnsiTheme="minorEastAsia" w:cs="맑은 고딕" w:hint="eastAsia"/>
+                <w:sz w:val="16"/>
+                <w:szCs w:val="18"/>
                 <w:lang w:eastAsia="ko-KR"/>
               </w:rPr>
               <w:t>103</w:t>
@@ -3782,12 +4416,16 @@
               <w:jc w:val="center"/>
               <w:rPr>
                 <w:rFonts w:asciiTheme="minorEastAsia" w:hAnsiTheme="minorEastAsia" w:cs="맑은 고딕"/>
-                <w:lang w:eastAsia="ko-KR"/>
-              </w:rPr>
-            </w:pPr>
-            <w:r>
-              <w:rPr>
-                <w:rFonts w:asciiTheme="minorEastAsia" w:hAnsiTheme="minorEastAsia" w:cs="맑은 고딕" w:hint="eastAsia"/>
+                <w:sz w:val="16"/>
+                <w:szCs w:val="18"/>
+                <w:lang w:eastAsia="ko-KR"/>
+              </w:rPr>
+            </w:pPr>
+            <w:r>
+              <w:rPr>
+                <w:rFonts w:asciiTheme="minorEastAsia" w:hAnsiTheme="minorEastAsia" w:cs="맑은 고딕" w:hint="eastAsia"/>
+                <w:sz w:val="16"/>
+                <w:szCs w:val="18"/>
               </w:rPr>
               <w:t>3</w:t>
             </w:r>
@@ -3802,12 +4440,16 @@
               <w:jc w:val="center"/>
               <w:rPr>
                 <w:rFonts w:asciiTheme="minorEastAsia" w:hAnsiTheme="minorEastAsia" w:cs="맑은 고딕"/>
-                <w:lang w:eastAsia="ko-KR"/>
-              </w:rPr>
-            </w:pPr>
-            <w:r>
-              <w:rPr>
-                <w:rFonts w:asciiTheme="minorEastAsia" w:hAnsiTheme="minorEastAsia" w:cs="맑은 고딕" w:hint="eastAsia"/>
+                <w:sz w:val="16"/>
+                <w:szCs w:val="18"/>
+                <w:lang w:eastAsia="ko-KR"/>
+              </w:rPr>
+            </w:pPr>
+            <w:r>
+              <w:rPr>
+                <w:rFonts w:asciiTheme="minorEastAsia" w:hAnsiTheme="minorEastAsia" w:cs="맑은 고딕" w:hint="eastAsia"/>
+                <w:sz w:val="16"/>
+                <w:szCs w:val="18"/>
               </w:rPr>
               <w:t>8</w:t>
             </w:r>
@@ -3822,6 +4464,8 @@
               <w:jc w:val="center"/>
               <w:rPr>
                 <w:rFonts w:asciiTheme="minorEastAsia" w:hAnsiTheme="minorEastAsia" w:cs="맑은 고딕"/>
+                <w:sz w:val="16"/>
+                <w:szCs w:val="18"/>
                 <w:lang w:eastAsia="ko-KR"/>
               </w:rPr>
             </w:pPr>
@@ -3838,12 +4482,16 @@
               <w:jc w:val="center"/>
               <w:rPr>
                 <w:rFonts w:asciiTheme="minorEastAsia" w:hAnsiTheme="minorEastAsia" w:cs="맑은 고딕"/>
-                <w:lang w:eastAsia="ko-KR"/>
-              </w:rPr>
-            </w:pPr>
-            <w:r>
-              <w:rPr>
-                <w:rFonts w:asciiTheme="minorEastAsia" w:hAnsiTheme="minorEastAsia" w:cs="맑은 고딕" w:hint="eastAsia"/>
+                <w:sz w:val="16"/>
+                <w:szCs w:val="18"/>
+                <w:lang w:eastAsia="ko-KR"/>
+              </w:rPr>
+            </w:pPr>
+            <w:r>
+              <w:rPr>
+                <w:rFonts w:asciiTheme="minorEastAsia" w:hAnsiTheme="minorEastAsia" w:cs="맑은 고딕" w:hint="eastAsia"/>
+                <w:sz w:val="16"/>
+                <w:szCs w:val="18"/>
                 <w:lang w:eastAsia="ko-KR"/>
               </w:rPr>
               <w:t>104</w:t>
@@ -3859,12 +4507,16 @@
               <w:jc w:val="center"/>
               <w:rPr>
                 <w:rFonts w:asciiTheme="minorEastAsia" w:hAnsiTheme="minorEastAsia" w:cs="맑은 고딕"/>
-                <w:lang w:eastAsia="ko-KR"/>
-              </w:rPr>
-            </w:pPr>
-            <w:r>
-              <w:rPr>
-                <w:rFonts w:asciiTheme="minorEastAsia" w:hAnsiTheme="minorEastAsia" w:cs="맑은 고딕" w:hint="eastAsia"/>
+                <w:sz w:val="16"/>
+                <w:szCs w:val="18"/>
+                <w:lang w:eastAsia="ko-KR"/>
+              </w:rPr>
+            </w:pPr>
+            <w:r>
+              <w:rPr>
+                <w:rFonts w:asciiTheme="minorEastAsia" w:hAnsiTheme="minorEastAsia" w:cs="맑은 고딕" w:hint="eastAsia"/>
+                <w:sz w:val="16"/>
+                <w:szCs w:val="18"/>
                 <w:lang w:eastAsia="ko-KR"/>
               </w:rPr>
               <w:t>1</w:t>
@@ -3880,12 +4532,16 @@
               <w:jc w:val="center"/>
               <w:rPr>
                 <w:rFonts w:asciiTheme="minorEastAsia" w:hAnsiTheme="minorEastAsia" w:cs="맑은 고딕"/>
-                <w:lang w:eastAsia="ko-KR"/>
-              </w:rPr>
-            </w:pPr>
-            <w:r>
-              <w:rPr>
-                <w:rFonts w:asciiTheme="minorEastAsia" w:hAnsiTheme="minorEastAsia" w:cs="맑은 고딕" w:hint="eastAsia"/>
+                <w:sz w:val="16"/>
+                <w:szCs w:val="18"/>
+                <w:lang w:eastAsia="ko-KR"/>
+              </w:rPr>
+            </w:pPr>
+            <w:r>
+              <w:rPr>
+                <w:rFonts w:asciiTheme="minorEastAsia" w:hAnsiTheme="minorEastAsia" w:cs="맑은 고딕" w:hint="eastAsia"/>
+                <w:sz w:val="16"/>
+                <w:szCs w:val="18"/>
                 <w:lang w:eastAsia="ko-KR"/>
               </w:rPr>
               <w:t>9</w:t>
@@ -3901,17 +4557,23 @@
               <w:jc w:val="center"/>
               <w:rPr>
                 <w:rFonts w:asciiTheme="minorEastAsia" w:hAnsiTheme="minorEastAsia" w:cs="맑은 고딕"/>
-              </w:rPr>
-            </w:pPr>
-            <w:r>
-              <w:rPr>
-                <w:rFonts w:asciiTheme="minorEastAsia" w:hAnsiTheme="minorEastAsia" w:cs="맑은 고딕" w:hint="eastAsia"/>
+                <w:sz w:val="16"/>
+                <w:szCs w:val="18"/>
+              </w:rPr>
+            </w:pPr>
+            <w:r>
+              <w:rPr>
+                <w:rFonts w:asciiTheme="minorEastAsia" w:hAnsiTheme="minorEastAsia" w:cs="맑은 고딕" w:hint="eastAsia"/>
+                <w:sz w:val="16"/>
+                <w:szCs w:val="18"/>
               </w:rPr>
               <w:t>準急</w:t>
             </w:r>
             <w:r>
               <w:rPr>
                 <w:rFonts w:asciiTheme="minorEastAsia" w:hAnsiTheme="minorEastAsia" w:cs="맑은 고딕" w:hint="eastAsia"/>
+                <w:sz w:val="16"/>
+                <w:szCs w:val="18"/>
                 <w:lang w:eastAsia="ko-KR"/>
               </w:rPr>
               <w:t>1,2,6,9</w:t>
@@ -3929,12 +4591,16 @@
               <w:jc w:val="center"/>
               <w:rPr>
                 <w:rFonts w:asciiTheme="minorEastAsia" w:hAnsiTheme="minorEastAsia" w:cs="맑은 고딕"/>
-                <w:lang w:eastAsia="ko-KR"/>
-              </w:rPr>
-            </w:pPr>
-            <w:r>
-              <w:rPr>
-                <w:rFonts w:asciiTheme="minorEastAsia" w:hAnsiTheme="minorEastAsia" w:cs="맑은 고딕" w:hint="eastAsia"/>
+                <w:sz w:val="16"/>
+                <w:szCs w:val="18"/>
+                <w:lang w:eastAsia="ko-KR"/>
+              </w:rPr>
+            </w:pPr>
+            <w:r>
+              <w:rPr>
+                <w:rFonts w:asciiTheme="minorEastAsia" w:hAnsiTheme="minorEastAsia" w:cs="맑은 고딕" w:hint="eastAsia"/>
+                <w:sz w:val="16"/>
+                <w:szCs w:val="18"/>
                 <w:lang w:eastAsia="ko-KR"/>
               </w:rPr>
               <w:t>105</w:t>
@@ -3950,12 +4616,16 @@
               <w:jc w:val="center"/>
               <w:rPr>
                 <w:rFonts w:asciiTheme="minorEastAsia" w:hAnsiTheme="minorEastAsia" w:cs="맑은 고딕"/>
-                <w:lang w:eastAsia="ko-KR"/>
-              </w:rPr>
-            </w:pPr>
-            <w:r>
-              <w:rPr>
-                <w:rFonts w:asciiTheme="minorEastAsia" w:hAnsiTheme="minorEastAsia" w:cs="맑은 고딕" w:hint="eastAsia"/>
+                <w:sz w:val="16"/>
+                <w:szCs w:val="18"/>
+                <w:lang w:eastAsia="ko-KR"/>
+              </w:rPr>
+            </w:pPr>
+            <w:r>
+              <w:rPr>
+                <w:rFonts w:asciiTheme="minorEastAsia" w:hAnsiTheme="minorEastAsia" w:cs="맑은 고딕" w:hint="eastAsia"/>
+                <w:sz w:val="16"/>
+                <w:szCs w:val="18"/>
               </w:rPr>
               <w:t>1</w:t>
             </w:r>
@@ -3970,12 +4640,16 @@
               <w:jc w:val="center"/>
               <w:rPr>
                 <w:rFonts w:asciiTheme="minorEastAsia" w:hAnsiTheme="minorEastAsia" w:cs="맑은 고딕"/>
-                <w:lang w:eastAsia="ko-KR"/>
-              </w:rPr>
-            </w:pPr>
-            <w:r>
-              <w:rPr>
-                <w:rFonts w:asciiTheme="minorEastAsia" w:hAnsiTheme="minorEastAsia" w:cs="맑은 고딕" w:hint="eastAsia"/>
+                <w:sz w:val="16"/>
+                <w:szCs w:val="18"/>
+                <w:lang w:eastAsia="ko-KR"/>
+              </w:rPr>
+            </w:pPr>
+            <w:r>
+              <w:rPr>
+                <w:rFonts w:asciiTheme="minorEastAsia" w:hAnsiTheme="minorEastAsia" w:cs="맑은 고딕" w:hint="eastAsia"/>
+                <w:sz w:val="16"/>
+                <w:szCs w:val="18"/>
                 <w:lang w:eastAsia="ko-KR"/>
               </w:rPr>
               <w:t>10</w:t>
@@ -3991,18 +4665,24 @@
               <w:jc w:val="center"/>
               <w:rPr>
                 <w:rFonts w:asciiTheme="minorEastAsia" w:hAnsiTheme="minorEastAsia" w:cs="맑은 고딕"/>
-                <w:lang w:eastAsia="ko-KR"/>
-              </w:rPr>
-            </w:pPr>
-            <w:r>
-              <w:rPr>
-                <w:rFonts w:asciiTheme="minorEastAsia" w:hAnsiTheme="minorEastAsia" w:cs="맑은 고딕" w:hint="eastAsia"/>
+                <w:sz w:val="16"/>
+                <w:szCs w:val="18"/>
+                <w:lang w:eastAsia="ko-KR"/>
+              </w:rPr>
+            </w:pPr>
+            <w:r>
+              <w:rPr>
+                <w:rFonts w:asciiTheme="minorEastAsia" w:hAnsiTheme="minorEastAsia" w:cs="맑은 고딕" w:hint="eastAsia"/>
+                <w:sz w:val="16"/>
+                <w:szCs w:val="18"/>
               </w:rPr>
               <w:t>急</w:t>
             </w:r>
             <w:r>
               <w:rPr>
                 <w:rFonts w:asciiTheme="minorEastAsia" w:hAnsiTheme="minorEastAsia" w:cs="맑은 고딕" w:hint="eastAsia"/>
+                <w:sz w:val="16"/>
+                <w:szCs w:val="18"/>
                 <w:lang w:eastAsia="ko-KR"/>
               </w:rPr>
               <w:t>1,6,10</w:t>
@@ -4015,6 +4695,8 @@
       <w:pPr>
         <w:rPr>
           <w:rFonts w:asciiTheme="minorEastAsia" w:hAnsiTheme="minorEastAsia" w:cs="맑은 고딕"/>
+          <w:sz w:val="16"/>
+          <w:szCs w:val="18"/>
           <w:lang w:eastAsia="ko-KR"/>
         </w:rPr>
       </w:pPr>
@@ -4023,11 +4705,15 @@
       <w:pPr>
         <w:rPr>
           <w:rFonts w:asciiTheme="minorEastAsia" w:hAnsiTheme="minorEastAsia" w:cs="맑은 고딕"/>
+          <w:sz w:val="16"/>
+          <w:szCs w:val="18"/>
         </w:rPr>
       </w:pPr>
       <w:r>
         <w:rPr>
           <w:rFonts w:asciiTheme="minorEastAsia" w:hAnsiTheme="minorEastAsia" w:cs="맑은 고딕" w:hint="eastAsia"/>
+          <w:sz w:val="16"/>
+          <w:szCs w:val="18"/>
         </w:rPr>
         <w:t>EKIINFO</w:t>
       </w:r>
@@ -4036,17 +4722,23 @@
       <w:pPr>
         <w:rPr>
           <w:rFonts w:asciiTheme="minorEastAsia" w:hAnsiTheme="minorEastAsia" w:cs="맑은 고딕"/>
+          <w:sz w:val="16"/>
+          <w:szCs w:val="18"/>
         </w:rPr>
       </w:pPr>
       <w:r>
         <w:rPr>
           <w:rFonts w:asciiTheme="minorEastAsia" w:hAnsiTheme="minorEastAsia" w:cs="맑은 고딕" w:hint="eastAsia"/>
+          <w:sz w:val="16"/>
+          <w:szCs w:val="18"/>
         </w:rPr>
         <w:t>運行情報</w:t>
       </w:r>
       <w:r>
         <w:rPr>
           <w:rFonts w:asciiTheme="minorEastAsia" w:hAnsiTheme="minorEastAsia" w:cs="맑은 고딕" w:hint="eastAsia"/>
+          <w:sz w:val="16"/>
+          <w:szCs w:val="18"/>
         </w:rPr>
         <w:t>データ準備が必要</w:t>
       </w:r>
@@ -4055,23 +4747,31 @@
       <w:pPr>
         <w:rPr>
           <w:rFonts w:asciiTheme="minorEastAsia" w:hAnsiTheme="minorEastAsia" w:cs="맑은 고딕"/>
+          <w:sz w:val="16"/>
+          <w:szCs w:val="18"/>
         </w:rPr>
       </w:pPr>
       <w:r>
         <w:rPr>
           <w:rFonts w:asciiTheme="minorEastAsia" w:hAnsiTheme="minorEastAsia" w:cs="맑은 고딕" w:hint="eastAsia"/>
+          <w:sz w:val="16"/>
+          <w:szCs w:val="18"/>
         </w:rPr>
         <w:t>⇒駅運航情報を</w:t>
       </w:r>
       <w:r>
         <w:rPr>
           <w:rFonts w:asciiTheme="minorEastAsia" w:hAnsiTheme="minorEastAsia" w:cs="맑은 고딕" w:hint="eastAsia"/>
+          <w:sz w:val="16"/>
+          <w:szCs w:val="18"/>
         </w:rPr>
         <w:t>スケジュール</w:t>
       </w:r>
       <w:r>
         <w:rPr>
           <w:rFonts w:asciiTheme="minorEastAsia" w:hAnsiTheme="minorEastAsia" w:cs="맑은 고딕" w:hint="eastAsia"/>
+          <w:sz w:val="16"/>
+          <w:szCs w:val="18"/>
         </w:rPr>
         <w:t>作成</w:t>
       </w:r>
@@ -4080,389 +4780,519 @@
       <w:pPr>
         <w:rPr>
           <w:rFonts w:asciiTheme="minorEastAsia" w:hAnsiTheme="minorEastAsia" w:cs="맑은 고딕"/>
+          <w:sz w:val="16"/>
+          <w:szCs w:val="18"/>
         </w:rPr>
       </w:pPr>
       <w:r>
         <w:rPr>
           <w:rFonts w:asciiTheme="minorEastAsia" w:hAnsiTheme="minorEastAsia" w:cs="맑은 고딕" w:hint="eastAsia"/>
+          <w:sz w:val="16"/>
+          <w:szCs w:val="18"/>
         </w:rPr>
         <w:t>1.</w:t>
       </w:r>
       <w:r>
         <w:rPr>
           <w:rFonts w:asciiTheme="minorEastAsia" w:hAnsiTheme="minorEastAsia" w:cs="맑은 고딕"/>
+          <w:sz w:val="16"/>
+          <w:szCs w:val="18"/>
         </w:rPr>
         <w:t>EKIINFOデ</w:t>
       </w:r>
       <w:r>
         <w:rPr>
           <w:rFonts w:asciiTheme="minorEastAsia" w:hAnsiTheme="minorEastAsia" w:cs="Noto Sans KR" w:hint="eastAsia"/>
+          <w:sz w:val="16"/>
+          <w:szCs w:val="18"/>
         </w:rPr>
         <w:t>ー</w:t>
       </w:r>
       <w:r>
         <w:rPr>
           <w:rFonts w:asciiTheme="minorEastAsia" w:hAnsiTheme="minorEastAsia" w:cs="맑은 고딕" w:hint="eastAsia"/>
+          <w:sz w:val="16"/>
+          <w:szCs w:val="18"/>
         </w:rPr>
         <w:t>タは、列車</w:t>
       </w:r>
       <w:r>
         <w:rPr>
           <w:rFonts w:asciiTheme="minorEastAsia" w:hAnsiTheme="minorEastAsia" w:cs="맑은 고딕"/>
+          <w:sz w:val="16"/>
+          <w:szCs w:val="18"/>
         </w:rPr>
         <w:t xml:space="preserve">1台 × </w:t>
       </w:r>
       <w:r>
         <w:rPr>
           <w:rFonts w:asciiTheme="minorEastAsia" w:hAnsiTheme="minorEastAsia" w:cs="Noto Sans KR" w:hint="eastAsia"/>
+          <w:sz w:val="16"/>
+          <w:szCs w:val="18"/>
         </w:rPr>
         <w:t>該当駅</w:t>
       </w:r>
       <w:r>
         <w:rPr>
           <w:rFonts w:asciiTheme="minorEastAsia" w:hAnsiTheme="minorEastAsia" w:cs="맑은 고딕"/>
+          <w:sz w:val="16"/>
+          <w:szCs w:val="18"/>
         </w:rPr>
         <w:t xml:space="preserve"> </w:t>
       </w:r>
       <w:r>
         <w:rPr>
           <w:rFonts w:asciiTheme="minorEastAsia" w:hAnsiTheme="minorEastAsia" w:cs="맑은 고딕"/>
+          <w:sz w:val="16"/>
+          <w:szCs w:val="18"/>
         </w:rPr>
         <w:br/>
       </w:r>
       <w:r>
         <w:rPr>
           <w:rFonts w:asciiTheme="minorEastAsia" w:hAnsiTheme="minorEastAsia" w:cs="맑은 고딕" w:hint="eastAsia"/>
+          <w:sz w:val="16"/>
+          <w:szCs w:val="18"/>
         </w:rPr>
         <w:t>2</w:t>
       </w:r>
       <w:r>
         <w:rPr>
           <w:rFonts w:asciiTheme="minorEastAsia" w:hAnsiTheme="minorEastAsia" w:cs="맑은 고딕" w:hint="eastAsia"/>
+          <w:sz w:val="16"/>
+          <w:szCs w:val="18"/>
         </w:rPr>
         <w:t>.</w:t>
       </w:r>
       <w:r>
         <w:rPr>
           <w:rFonts w:asciiTheme="minorEastAsia" w:hAnsiTheme="minorEastAsia" w:cs="맑은 고딕"/>
+          <w:sz w:val="16"/>
+          <w:szCs w:val="18"/>
         </w:rPr>
         <w:t>各列車の全体運行時間は約1時間とする。</w:t>
       </w:r>
       <w:r>
         <w:rPr>
           <w:rFonts w:asciiTheme="minorEastAsia" w:hAnsiTheme="minorEastAsia" w:cs="맑은 고딕"/>
+          <w:sz w:val="16"/>
+          <w:szCs w:val="18"/>
         </w:rPr>
         <w:br/>
       </w:r>
       <w:r>
         <w:rPr>
           <w:rFonts w:asciiTheme="minorEastAsia" w:hAnsiTheme="minorEastAsia" w:cs="Noto Sans KR" w:hint="eastAsia"/>
+          <w:sz w:val="16"/>
+          <w:szCs w:val="18"/>
         </w:rPr>
         <w:t>3</w:t>
       </w:r>
       <w:r>
         <w:rPr>
           <w:rFonts w:asciiTheme="minorEastAsia" w:hAnsiTheme="minorEastAsia" w:cs="Noto Sans KR" w:hint="eastAsia"/>
+          <w:sz w:val="16"/>
+          <w:szCs w:val="18"/>
         </w:rPr>
         <w:t>.駅</w:t>
       </w:r>
       <w:r>
         <w:rPr>
           <w:rFonts w:asciiTheme="minorEastAsia" w:hAnsiTheme="minorEastAsia" w:cs="맑은 고딕" w:hint="eastAsia"/>
+          <w:sz w:val="16"/>
+          <w:szCs w:val="18"/>
         </w:rPr>
         <w:t>は</w:t>
       </w:r>
       <w:r>
         <w:rPr>
           <w:rFonts w:asciiTheme="minorEastAsia" w:hAnsiTheme="minorEastAsia" w:cs="맑은 고딕"/>
+          <w:sz w:val="16"/>
+          <w:szCs w:val="18"/>
         </w:rPr>
         <w:t>1番</w:t>
       </w:r>
       <w:r>
         <w:rPr>
           <w:rFonts w:asciiTheme="minorEastAsia" w:hAnsiTheme="minorEastAsia" w:cs="Noto Sans KR" w:hint="eastAsia"/>
+          <w:sz w:val="16"/>
+          <w:szCs w:val="18"/>
         </w:rPr>
         <w:t>駅</w:t>
       </w:r>
       <w:r>
         <w:rPr>
           <w:rFonts w:asciiTheme="minorEastAsia" w:hAnsiTheme="minorEastAsia" w:cs="맑은 고딕" w:hint="eastAsia"/>
+          <w:sz w:val="16"/>
+          <w:szCs w:val="18"/>
         </w:rPr>
         <w:t>から</w:t>
       </w:r>
       <w:r>
         <w:rPr>
           <w:rFonts w:asciiTheme="minorEastAsia" w:hAnsiTheme="minorEastAsia" w:cs="맑은 고딕"/>
+          <w:sz w:val="16"/>
+          <w:szCs w:val="18"/>
         </w:rPr>
         <w:t>10番</w:t>
       </w:r>
       <w:r>
         <w:rPr>
           <w:rFonts w:asciiTheme="minorEastAsia" w:hAnsiTheme="minorEastAsia" w:cs="Noto Sans KR" w:hint="eastAsia"/>
+          <w:sz w:val="16"/>
+          <w:szCs w:val="18"/>
         </w:rPr>
         <w:t>駅</w:t>
       </w:r>
       <w:r>
         <w:rPr>
           <w:rFonts w:asciiTheme="minorEastAsia" w:hAnsiTheme="minorEastAsia" w:cs="맑은 고딕" w:hint="eastAsia"/>
+          <w:sz w:val="16"/>
+          <w:szCs w:val="18"/>
         </w:rPr>
         <w:t>までの順序で生成する。</w:t>
       </w:r>
       <w:r>
         <w:rPr>
           <w:rFonts w:asciiTheme="minorEastAsia" w:hAnsiTheme="minorEastAsia" w:cs="맑은 고딕"/>
+          <w:sz w:val="16"/>
+          <w:szCs w:val="18"/>
         </w:rPr>
         <w:br/>
       </w:r>
       <w:r>
         <w:rPr>
           <w:rFonts w:asciiTheme="minorEastAsia" w:hAnsiTheme="minorEastAsia" w:cs="맑은 고딕" w:hint="eastAsia"/>
+          <w:sz w:val="16"/>
+          <w:szCs w:val="18"/>
         </w:rPr>
         <w:t>4</w:t>
       </w:r>
       <w:r>
         <w:rPr>
           <w:rFonts w:asciiTheme="minorEastAsia" w:hAnsiTheme="minorEastAsia" w:cs="맑은 고딕" w:hint="eastAsia"/>
+          <w:sz w:val="16"/>
+          <w:szCs w:val="18"/>
         </w:rPr>
         <w:t>.</w:t>
       </w:r>
       <w:r>
         <w:rPr>
           <w:rFonts w:asciiTheme="minorEastAsia" w:hAnsiTheme="minorEastAsia" w:cs="맑은 고딕"/>
+          <w:sz w:val="16"/>
+          <w:szCs w:val="18"/>
         </w:rPr>
         <w:t>各</w:t>
       </w:r>
       <w:r>
         <w:rPr>
           <w:rFonts w:asciiTheme="minorEastAsia" w:hAnsiTheme="minorEastAsia" w:cs="Noto Sans KR" w:hint="eastAsia"/>
+          <w:sz w:val="16"/>
+          <w:szCs w:val="18"/>
         </w:rPr>
         <w:t>駅</w:t>
       </w:r>
       <w:r>
         <w:rPr>
           <w:rFonts w:asciiTheme="minorEastAsia" w:hAnsiTheme="minorEastAsia" w:cs="맑은 고딕" w:hint="eastAsia"/>
+          <w:sz w:val="16"/>
+          <w:szCs w:val="18"/>
         </w:rPr>
         <w:t>の時刻は前</w:t>
       </w:r>
       <w:r>
         <w:rPr>
           <w:rFonts w:asciiTheme="minorEastAsia" w:hAnsiTheme="minorEastAsia" w:cs="Noto Sans KR" w:hint="eastAsia"/>
+          <w:sz w:val="16"/>
+          <w:szCs w:val="18"/>
         </w:rPr>
         <w:t>駅</w:t>
       </w:r>
       <w:r>
         <w:rPr>
           <w:rFonts w:asciiTheme="minorEastAsia" w:hAnsiTheme="minorEastAsia" w:cs="맑은 고딕" w:hint="eastAsia"/>
+          <w:sz w:val="16"/>
+          <w:szCs w:val="18"/>
         </w:rPr>
         <w:t>より必ず</w:t>
       </w:r>
       <w:r>
         <w:rPr>
           <w:rFonts w:asciiTheme="minorEastAsia" w:hAnsiTheme="minorEastAsia" w:cs="MS Gothic" w:hint="eastAsia"/>
+          <w:sz w:val="16"/>
+          <w:szCs w:val="18"/>
         </w:rPr>
         <w:t>増</w:t>
       </w:r>
       <w:r>
         <w:rPr>
           <w:rFonts w:asciiTheme="minorEastAsia" w:hAnsiTheme="minorEastAsia" w:cs="맑은 고딕" w:hint="eastAsia"/>
+          <w:sz w:val="16"/>
+          <w:szCs w:val="18"/>
         </w:rPr>
         <w:t>加するように設定する。</w:t>
       </w:r>
       <w:r>
         <w:rPr>
           <w:rFonts w:asciiTheme="minorEastAsia" w:hAnsiTheme="minorEastAsia" w:cs="맑은 고딕"/>
+          <w:sz w:val="16"/>
+          <w:szCs w:val="18"/>
         </w:rPr>
         <w:br/>
       </w:r>
       <w:r>
         <w:rPr>
           <w:rFonts w:asciiTheme="minorEastAsia" w:hAnsiTheme="minorEastAsia" w:cs="Noto Sans KR" w:hint="eastAsia"/>
+          <w:sz w:val="16"/>
+          <w:szCs w:val="18"/>
         </w:rPr>
         <w:t>5</w:t>
       </w:r>
       <w:r>
         <w:rPr>
           <w:rFonts w:asciiTheme="minorEastAsia" w:hAnsiTheme="minorEastAsia" w:cs="Noto Sans KR" w:hint="eastAsia"/>
+          <w:sz w:val="16"/>
+          <w:szCs w:val="18"/>
         </w:rPr>
         <w:t>.駅</w:t>
       </w:r>
       <w:r>
         <w:rPr>
           <w:rFonts w:asciiTheme="minorEastAsia" w:hAnsiTheme="minorEastAsia" w:cs="맑은 고딕" w:hint="eastAsia"/>
+          <w:sz w:val="16"/>
+          <w:szCs w:val="18"/>
         </w:rPr>
         <w:t>間の移動時間は</w:t>
       </w:r>
       <w:r>
         <w:rPr>
           <w:rFonts w:asciiTheme="minorEastAsia" w:hAnsiTheme="minorEastAsia" w:cs="맑은 고딕"/>
+          <w:sz w:val="16"/>
+          <w:szCs w:val="18"/>
         </w:rPr>
         <w:t>5分～の範</w:t>
       </w:r>
       <w:r>
         <w:rPr>
           <w:rFonts w:asciiTheme="minorEastAsia" w:hAnsiTheme="minorEastAsia" w:cs="MS Gothic" w:hint="eastAsia"/>
+          <w:sz w:val="16"/>
+          <w:szCs w:val="18"/>
         </w:rPr>
         <w:t>囲</w:t>
       </w:r>
       <w:r>
         <w:rPr>
           <w:rFonts w:asciiTheme="minorEastAsia" w:hAnsiTheme="minorEastAsia" w:cs="맑은 고딕" w:hint="eastAsia"/>
+          <w:sz w:val="16"/>
+          <w:szCs w:val="18"/>
         </w:rPr>
         <w:t>で設定する。</w:t>
       </w:r>
       <w:r>
         <w:rPr>
           <w:rFonts w:asciiTheme="minorEastAsia" w:hAnsiTheme="minorEastAsia" w:cs="맑은 고딕"/>
+          <w:sz w:val="16"/>
+          <w:szCs w:val="18"/>
         </w:rPr>
         <w:br/>
       </w:r>
       <w:r>
         <w:rPr>
           <w:rFonts w:asciiTheme="minorEastAsia" w:hAnsiTheme="minorEastAsia" w:cs="맑은 고딕" w:hint="eastAsia"/>
+          <w:sz w:val="16"/>
+          <w:szCs w:val="18"/>
         </w:rPr>
         <w:t>6</w:t>
       </w:r>
       <w:r>
         <w:rPr>
           <w:rFonts w:asciiTheme="minorEastAsia" w:hAnsiTheme="minorEastAsia" w:cs="맑은 고딕" w:hint="eastAsia"/>
+          <w:sz w:val="16"/>
+          <w:szCs w:val="18"/>
         </w:rPr>
         <w:t>.</w:t>
       </w:r>
       <w:r>
         <w:rPr>
           <w:rFonts w:asciiTheme="minorEastAsia" w:hAnsiTheme="minorEastAsia" w:cs="맑은 고딕"/>
+          <w:sz w:val="16"/>
+          <w:szCs w:val="18"/>
         </w:rPr>
         <w:t>中間</w:t>
       </w:r>
       <w:r>
         <w:rPr>
           <w:rFonts w:asciiTheme="minorEastAsia" w:hAnsiTheme="minorEastAsia" w:cs="Noto Sans KR" w:hint="eastAsia"/>
+          <w:sz w:val="16"/>
+          <w:szCs w:val="18"/>
         </w:rPr>
         <w:t>駅</w:t>
       </w:r>
       <w:r>
         <w:rPr>
           <w:rFonts w:asciiTheme="minorEastAsia" w:hAnsiTheme="minorEastAsia" w:cs="맑은 고딕" w:hint="eastAsia"/>
+          <w:sz w:val="16"/>
+          <w:szCs w:val="18"/>
         </w:rPr>
         <w:t>の停車時間は</w:t>
       </w:r>
       <w:r>
         <w:rPr>
           <w:rFonts w:asciiTheme="minorEastAsia" w:hAnsiTheme="minorEastAsia" w:cs="맑은 고딕"/>
+          <w:sz w:val="16"/>
+          <w:szCs w:val="18"/>
         </w:rPr>
         <w:t>1分で統一する。</w:t>
       </w:r>
       <w:r>
         <w:rPr>
           <w:rFonts w:asciiTheme="minorEastAsia" w:hAnsiTheme="minorEastAsia" w:cs="맑은 고딕"/>
+          <w:sz w:val="16"/>
+          <w:szCs w:val="18"/>
         </w:rPr>
         <w:br/>
       </w:r>
       <w:r>
         <w:rPr>
           <w:rFonts w:asciiTheme="minorEastAsia" w:hAnsiTheme="minorEastAsia" w:cs="맑은 고딕" w:hint="eastAsia"/>
+          <w:sz w:val="16"/>
+          <w:szCs w:val="18"/>
         </w:rPr>
         <w:t>7</w:t>
       </w:r>
       <w:r>
         <w:rPr>
           <w:rFonts w:asciiTheme="minorEastAsia" w:hAnsiTheme="minorEastAsia" w:cs="맑은 고딕" w:hint="eastAsia"/>
+          <w:sz w:val="16"/>
+          <w:szCs w:val="18"/>
         </w:rPr>
         <w:t>.</w:t>
       </w:r>
       <w:r>
         <w:rPr>
           <w:rFonts w:asciiTheme="minorEastAsia" w:hAnsiTheme="minorEastAsia" w:cs="맑은 고딕"/>
+          <w:sz w:val="16"/>
+          <w:szCs w:val="18"/>
         </w:rPr>
         <w:t>始</w:t>
       </w:r>
       <w:r>
         <w:rPr>
           <w:rFonts w:asciiTheme="minorEastAsia" w:hAnsiTheme="minorEastAsia" w:cs="Noto Sans KR" w:hint="eastAsia"/>
+          <w:sz w:val="16"/>
+          <w:szCs w:val="18"/>
         </w:rPr>
         <w:t>発駅</w:t>
       </w:r>
       <w:r>
         <w:rPr>
           <w:rFonts w:asciiTheme="minorEastAsia" w:hAnsiTheme="minorEastAsia" w:cs="맑은 고딕" w:hint="eastAsia"/>
+          <w:sz w:val="16"/>
+          <w:szCs w:val="18"/>
         </w:rPr>
         <w:t>は到着時刻を持たないものとする。</w:t>
       </w:r>
       <w:r>
         <w:rPr>
           <w:rFonts w:asciiTheme="minorEastAsia" w:hAnsiTheme="minorEastAsia" w:cs="맑은 고딕"/>
+          <w:sz w:val="16"/>
+          <w:szCs w:val="18"/>
         </w:rPr>
         <w:br/>
       </w:r>
       <w:r>
         <w:rPr>
           <w:rFonts w:asciiTheme="minorEastAsia" w:hAnsiTheme="minorEastAsia" w:cs="맑은 고딕" w:hint="eastAsia"/>
+          <w:sz w:val="16"/>
+          <w:szCs w:val="18"/>
         </w:rPr>
         <w:t>8</w:t>
       </w:r>
       <w:r>
         <w:rPr>
           <w:rFonts w:asciiTheme="minorEastAsia" w:hAnsiTheme="minorEastAsia" w:cs="맑은 고딕" w:hint="eastAsia"/>
+          <w:sz w:val="16"/>
+          <w:szCs w:val="18"/>
         </w:rPr>
         <w:t>.</w:t>
       </w:r>
       <w:r>
         <w:rPr>
           <w:rFonts w:asciiTheme="minorEastAsia" w:hAnsiTheme="minorEastAsia" w:cs="맑은 고딕"/>
+          <w:sz w:val="16"/>
+          <w:szCs w:val="18"/>
         </w:rPr>
         <w:t>1終着</w:t>
       </w:r>
       <w:r>
         <w:rPr>
           <w:rFonts w:asciiTheme="minorEastAsia" w:hAnsiTheme="minorEastAsia" w:cs="Noto Sans KR" w:hint="eastAsia"/>
+          <w:sz w:val="16"/>
+          <w:szCs w:val="18"/>
         </w:rPr>
         <w:t>駅</w:t>
       </w:r>
       <w:r>
         <w:rPr>
           <w:rFonts w:asciiTheme="minorEastAsia" w:hAnsiTheme="minorEastAsia" w:cs="맑은 고딕" w:hint="eastAsia"/>
+          <w:sz w:val="16"/>
+          <w:szCs w:val="18"/>
         </w:rPr>
         <w:t>は出</w:t>
       </w:r>
       <w:r>
         <w:rPr>
           <w:rFonts w:asciiTheme="minorEastAsia" w:hAnsiTheme="minorEastAsia" w:cs="Noto Sans KR" w:hint="eastAsia"/>
+          <w:sz w:val="16"/>
+          <w:szCs w:val="18"/>
         </w:rPr>
         <w:t>発</w:t>
       </w:r>
       <w:r>
         <w:rPr>
           <w:rFonts w:asciiTheme="minorEastAsia" w:hAnsiTheme="minorEastAsia" w:cs="맑은 고딕" w:hint="eastAsia"/>
+          <w:sz w:val="16"/>
+          <w:szCs w:val="18"/>
         </w:rPr>
         <w:t>時刻を持たないものとす</w:t>
       </w:r>
       <w:r>
         <w:rPr>
           <w:rFonts w:asciiTheme="minorEastAsia" w:hAnsiTheme="minorEastAsia" w:cs="맑은 고딕"/>
+          <w:sz w:val="16"/>
+          <w:szCs w:val="18"/>
         </w:rPr>
         <w:t>る。</w:t>
       </w:r>
       <w:r>
         <w:rPr>
           <w:rFonts w:asciiTheme="minorEastAsia" w:hAnsiTheme="minorEastAsia" w:cs="맑은 고딕"/>
+          <w:sz w:val="16"/>
+          <w:szCs w:val="18"/>
         </w:rPr>
         <w:br/>
       </w:r>
       <w:r>
         <w:rPr>
           <w:rFonts w:asciiTheme="minorEastAsia" w:hAnsiTheme="minorEastAsia" w:cs="맑은 고딕" w:hint="eastAsia"/>
+          <w:sz w:val="16"/>
+          <w:szCs w:val="18"/>
         </w:rPr>
         <w:t>9</w:t>
       </w:r>
       <w:r>
         <w:rPr>
           <w:rFonts w:asciiTheme="minorEastAsia" w:hAnsiTheme="minorEastAsia" w:cs="맑은 고딕" w:hint="eastAsia"/>
+          <w:sz w:val="16"/>
+          <w:szCs w:val="18"/>
         </w:rPr>
         <w:t>.</w:t>
       </w:r>
       <w:r>
         <w:rPr>
           <w:rFonts w:asciiTheme="minorEastAsia" w:hAnsiTheme="minorEastAsia" w:cs="맑은 고딕"/>
+          <w:sz w:val="16"/>
+          <w:szCs w:val="18"/>
         </w:rPr>
         <w:t>初期STATUS値はすべて「1（運行中）」として設定する。</w:t>
       </w:r>
@@ -4474,11 +5304,15 @@
         <w:autoSpaceDN/>
         <w:rPr>
           <w:rFonts w:asciiTheme="minorEastAsia" w:hAnsiTheme="minorEastAsia" w:cs="맑은 고딕"/>
+          <w:sz w:val="16"/>
+          <w:szCs w:val="18"/>
         </w:rPr>
       </w:pPr>
       <w:r>
         <w:rPr>
           <w:rFonts w:asciiTheme="minorEastAsia" w:hAnsiTheme="minorEastAsia" w:cs="맑은 고딕"/>
+          <w:sz w:val="16"/>
+          <w:szCs w:val="18"/>
         </w:rPr>
         <w:br w:type="page"/>
       </w:r>
@@ -4486,12 +5320,17 @@
     <w:p>
       <w:pPr>
         <w:rPr>
+          <w:rFonts w:asciiTheme="minorEastAsia" w:hAnsiTheme="minorEastAsia" w:cs="맑은 고딕"/>
+          <w:sz w:val="16"/>
+          <w:szCs w:val="18"/>
+          <w:lang w:eastAsia="ko-KR"/>
+        </w:rPr>
+      </w:pPr>
+      <w:r>
+        <w:rPr>
           <w:rFonts w:asciiTheme="minorEastAsia" w:hAnsiTheme="minorEastAsia" w:cs="맑은 고딕" w:hint="eastAsia"/>
-        </w:rPr>
-      </w:pPr>
-      <w:r>
-        <w:rPr>
-          <w:rFonts w:asciiTheme="minorEastAsia" w:hAnsiTheme="minorEastAsia" w:cs="맑은 고딕" w:hint="eastAsia"/>
+          <w:sz w:val="16"/>
+          <w:szCs w:val="18"/>
         </w:rPr>
         <w:lastRenderedPageBreak/>
         <w:t>3．</w:t>
@@ -4499,6 +5338,8 @@
       <w:r>
         <w:rPr>
           <w:rFonts w:asciiTheme="minorEastAsia" w:hAnsiTheme="minorEastAsia" w:cs="맑은 고딕" w:hint="eastAsia"/>
+          <w:sz w:val="16"/>
+          <w:szCs w:val="18"/>
         </w:rPr>
         <w:t>処理システム</w:t>
       </w:r>
@@ -4506,19 +5347,34 @@
     <w:p>
       <w:pPr>
         <w:rPr>
+          <w:rFonts w:asciiTheme="minorEastAsia" w:hAnsiTheme="minorEastAsia" w:cs="맑은 고딕" w:hint="eastAsia"/>
+          <w:sz w:val="16"/>
+          <w:szCs w:val="18"/>
+          <w:lang w:eastAsia="ko-KR"/>
+        </w:rPr>
+      </w:pPr>
+    </w:p>
+    <w:p>
+      <w:pPr>
+        <w:rPr>
           <w:rFonts w:asciiTheme="minorEastAsia" w:hAnsiTheme="minorEastAsia" w:cs="맑은 고딕"/>
-          <w:lang w:eastAsia="ko-KR"/>
+          <w:sz w:val="16"/>
+          <w:szCs w:val="18"/>
         </w:rPr>
       </w:pPr>
       <w:r>
         <w:rPr>
           <w:rFonts w:asciiTheme="minorEastAsia" w:hAnsiTheme="minorEastAsia" w:cs="맑은 고딕" w:hint="eastAsia"/>
+          <w:sz w:val="16"/>
+          <w:szCs w:val="18"/>
         </w:rPr>
         <w:t>3－1．</w:t>
       </w:r>
       <w:r>
         <w:rPr>
           <w:rFonts w:asciiTheme="minorEastAsia" w:hAnsiTheme="minorEastAsia" w:cs="맑은 고딕" w:hint="eastAsia"/>
+          <w:sz w:val="16"/>
+          <w:szCs w:val="18"/>
         </w:rPr>
         <w:t>プロセスA</w:t>
       </w:r>
@@ -4529,71 +5385,74 @@
         <w:autoSpaceDE/>
         <w:autoSpaceDN/>
         <w:rPr>
+          <w:rFonts w:asciiTheme="minorEastAsia" w:hAnsiTheme="minorEastAsia" w:cs="맑은 고딕"/>
+          <w:sz w:val="16"/>
+          <w:szCs w:val="18"/>
+        </w:rPr>
+      </w:pPr>
+      <w:r>
+        <w:rPr>
           <w:rFonts w:asciiTheme="minorEastAsia" w:hAnsiTheme="minorEastAsia" w:cs="맑은 고딕" w:hint="eastAsia"/>
-          <w:lang w:eastAsia="ko-KR"/>
-        </w:rPr>
-      </w:pPr>
-      <w:r>
-        <w:rPr>
-          <w:rFonts w:asciiTheme="minorEastAsia" w:hAnsiTheme="minorEastAsia" w:cs="맑은 고딕" w:hint="eastAsia"/>
-        </w:rPr>
-        <w:t>process_</w:t>
-      </w:r>
-      <w:r>
-        <w:rPr>
-          <w:rFonts w:asciiTheme="minorEastAsia" w:hAnsiTheme="minorEastAsia" w:cs="맑은 고딕" w:hint="eastAsia"/>
-          <w:lang w:eastAsia="ko-KR"/>
-        </w:rPr>
-        <w:t>a</w:t>
-      </w:r>
-      <w:r>
-        <w:rPr>
-          <w:rFonts w:asciiTheme="minorEastAsia" w:hAnsiTheme="minorEastAsia" w:cs="맑은 고딕" w:hint="eastAsia"/>
-          <w:lang w:eastAsia="ko-KR"/>
-        </w:rPr>
-        <w:t>.c</w:t>
+          <w:sz w:val="16"/>
+          <w:szCs w:val="18"/>
+        </w:rPr>
+        <w:t>process_a.c</w:t>
       </w:r>
     </w:p>
     <w:p>
       <w:pPr>
-        <w:ind w:firstLineChars="100" w:firstLine="210"/>
+        <w:ind w:firstLineChars="100" w:firstLine="160"/>
         <w:rPr>
           <w:rFonts w:asciiTheme="minorEastAsia" w:hAnsiTheme="minorEastAsia" w:cs="맑은 고딕"/>
+          <w:sz w:val="16"/>
+          <w:szCs w:val="18"/>
         </w:rPr>
       </w:pPr>
       <w:r>
         <w:rPr>
           <w:rFonts w:asciiTheme="minorEastAsia" w:hAnsiTheme="minorEastAsia" w:cs="맑은 고딕" w:hint="eastAsia"/>
+          <w:sz w:val="16"/>
+          <w:szCs w:val="18"/>
         </w:rPr>
         <w:t>現在時刻を基準に列車の到着状況を判定し、到着した場合は後</w:t>
       </w:r>
       <w:r>
         <w:rPr>
           <w:rFonts w:asciiTheme="minorEastAsia" w:hAnsiTheme="minorEastAsia" w:cs="Noto Sans KR" w:hint="eastAsia"/>
+          <w:sz w:val="16"/>
+          <w:szCs w:val="18"/>
         </w:rPr>
         <w:t>続</w:t>
       </w:r>
       <w:r>
         <w:rPr>
           <w:rFonts w:asciiTheme="minorEastAsia" w:hAnsiTheme="minorEastAsia" w:cs="MS Gothic" w:hint="eastAsia"/>
+          <w:sz w:val="16"/>
+          <w:szCs w:val="18"/>
         </w:rPr>
         <w:t>処</w:t>
       </w:r>
       <w:r>
         <w:rPr>
           <w:rFonts w:asciiTheme="minorEastAsia" w:hAnsiTheme="minorEastAsia" w:cs="맑은 고딕" w:hint="eastAsia"/>
+          <w:sz w:val="16"/>
+          <w:szCs w:val="18"/>
         </w:rPr>
         <w:t>理のためのメッセ</w:t>
       </w:r>
       <w:r>
         <w:rPr>
           <w:rFonts w:asciiTheme="minorEastAsia" w:hAnsiTheme="minorEastAsia" w:cs="Noto Sans KR" w:hint="eastAsia"/>
+          <w:sz w:val="16"/>
+          <w:szCs w:val="18"/>
         </w:rPr>
         <w:t>ー</w:t>
       </w:r>
       <w:r>
         <w:rPr>
           <w:rFonts w:asciiTheme="minorEastAsia" w:hAnsiTheme="minorEastAsia" w:cs="맑은 고딕" w:hint="eastAsia"/>
+          <w:sz w:val="16"/>
+          <w:szCs w:val="18"/>
         </w:rPr>
         <w:t>ジを生成する。</w:t>
       </w:r>
@@ -4618,12 +5477,16 @@
             <w:pPr>
               <w:rPr>
                 <w:rFonts w:asciiTheme="minorEastAsia" w:hAnsiTheme="minorEastAsia" w:cs="맑은 고딕"/>
-                <w:lang w:eastAsia="ko-KR"/>
-              </w:rPr>
-            </w:pPr>
-            <w:r>
-              <w:rPr>
-                <w:rFonts w:asciiTheme="minorEastAsia" w:hAnsiTheme="minorEastAsia" w:cs="맑은 고딕" w:hint="eastAsia"/>
+                <w:sz w:val="16"/>
+                <w:szCs w:val="18"/>
+                <w:lang w:eastAsia="ko-KR"/>
+              </w:rPr>
+            </w:pPr>
+            <w:r>
+              <w:rPr>
+                <w:rFonts w:asciiTheme="minorEastAsia" w:hAnsiTheme="minorEastAsia" w:cs="맑은 고딕" w:hint="eastAsia"/>
+                <w:sz w:val="16"/>
+                <w:szCs w:val="18"/>
               </w:rPr>
               <w:t>NO</w:t>
             </w:r>
@@ -4637,11 +5500,15 @@
             <w:pPr>
               <w:rPr>
                 <w:rFonts w:asciiTheme="minorEastAsia" w:hAnsiTheme="minorEastAsia" w:cs="맑은 고딕"/>
-              </w:rPr>
-            </w:pPr>
-            <w:r>
-              <w:rPr>
-                <w:rFonts w:asciiTheme="minorEastAsia" w:hAnsiTheme="minorEastAsia" w:cs="맑은 고딕" w:hint="eastAsia"/>
+                <w:sz w:val="16"/>
+                <w:szCs w:val="18"/>
+              </w:rPr>
+            </w:pPr>
+            <w:r>
+              <w:rPr>
+                <w:rFonts w:asciiTheme="minorEastAsia" w:hAnsiTheme="minorEastAsia" w:cs="맑은 고딕" w:hint="eastAsia"/>
+                <w:sz w:val="16"/>
+                <w:szCs w:val="18"/>
               </w:rPr>
               <w:t>処理内容</w:t>
             </w:r>
@@ -4655,11 +5522,15 @@
             <w:pPr>
               <w:rPr>
                 <w:rFonts w:asciiTheme="minorEastAsia" w:hAnsiTheme="minorEastAsia" w:cs="맑은 고딕"/>
-              </w:rPr>
-            </w:pPr>
-            <w:r>
-              <w:rPr>
-                <w:rFonts w:asciiTheme="minorEastAsia" w:hAnsiTheme="minorEastAsia" w:cs="맑은 고딕" w:hint="eastAsia"/>
+                <w:sz w:val="16"/>
+                <w:szCs w:val="18"/>
+              </w:rPr>
+            </w:pPr>
+            <w:r>
+              <w:rPr>
+                <w:rFonts w:asciiTheme="minorEastAsia" w:hAnsiTheme="minorEastAsia" w:cs="맑은 고딕" w:hint="eastAsia"/>
+                <w:sz w:val="16"/>
+                <w:szCs w:val="18"/>
               </w:rPr>
               <w:t>備考</w:t>
             </w:r>
@@ -4675,12 +5546,16 @@
             <w:pPr>
               <w:rPr>
                 <w:rFonts w:asciiTheme="minorEastAsia" w:hAnsiTheme="minorEastAsia" w:cs="맑은 고딕"/>
-                <w:lang w:eastAsia="ko-KR"/>
-              </w:rPr>
-            </w:pPr>
-            <w:r>
-              <w:rPr>
-                <w:rFonts w:asciiTheme="minorEastAsia" w:hAnsiTheme="minorEastAsia" w:cs="맑은 고딕" w:hint="eastAsia"/>
+                <w:sz w:val="16"/>
+                <w:szCs w:val="18"/>
+                <w:lang w:eastAsia="ko-KR"/>
+              </w:rPr>
+            </w:pPr>
+            <w:r>
+              <w:rPr>
+                <w:rFonts w:asciiTheme="minorEastAsia" w:hAnsiTheme="minorEastAsia" w:cs="맑은 고딕" w:hint="eastAsia"/>
+                <w:sz w:val="16"/>
+                <w:szCs w:val="18"/>
                 <w:lang w:eastAsia="ko-KR"/>
               </w:rPr>
               <w:t>1</w:t>
@@ -4695,11 +5570,15 @@
             <w:pPr>
               <w:rPr>
                 <w:rFonts w:asciiTheme="minorEastAsia" w:hAnsiTheme="minorEastAsia" w:cs="맑은 고딕"/>
-              </w:rPr>
-            </w:pPr>
-            <w:r>
-              <w:rPr>
-                <w:rFonts w:asciiTheme="minorEastAsia" w:hAnsiTheme="minorEastAsia" w:cs="맑은 고딕" w:hint="eastAsia"/>
+                <w:sz w:val="16"/>
+                <w:szCs w:val="18"/>
+              </w:rPr>
+            </w:pPr>
+            <w:r>
+              <w:rPr>
+                <w:rFonts w:asciiTheme="minorEastAsia" w:hAnsiTheme="minorEastAsia" w:cs="맑은 고딕" w:hint="eastAsia"/>
+                <w:sz w:val="16"/>
+                <w:szCs w:val="18"/>
               </w:rPr>
               <w:t>同期処理</w:t>
             </w:r>
@@ -4713,12 +5592,16 @@
             <w:pPr>
               <w:rPr>
                 <w:rFonts w:asciiTheme="minorEastAsia" w:hAnsiTheme="minorEastAsia" w:cs="맑은 고딕"/>
-                <w:lang w:eastAsia="ko-KR"/>
-              </w:rPr>
-            </w:pPr>
-            <w:r>
-              <w:rPr>
-                <w:rFonts w:asciiTheme="minorEastAsia" w:hAnsiTheme="minorEastAsia" w:cs="맑은 고딕" w:hint="eastAsia"/>
+                <w:sz w:val="16"/>
+                <w:szCs w:val="18"/>
+                <w:lang w:eastAsia="ko-KR"/>
+              </w:rPr>
+            </w:pPr>
+            <w:r>
+              <w:rPr>
+                <w:rFonts w:asciiTheme="minorEastAsia" w:hAnsiTheme="minorEastAsia" w:cs="맑은 고딕" w:hint="eastAsia"/>
+                <w:sz w:val="16"/>
+                <w:szCs w:val="18"/>
               </w:rPr>
               <w:t>４秒間のLOOP</w:t>
             </w:r>
@@ -4727,7 +5610,7 @@
       </w:tr>
       <w:tr>
         <w:trPr>
-          <w:trHeight w:val="5828"/>
+          <w:trHeight w:val="7307"/>
         </w:trPr>
         <w:tc>
           <w:tcPr>
@@ -4737,12 +5620,16 @@
             <w:pPr>
               <w:rPr>
                 <w:rFonts w:asciiTheme="minorEastAsia" w:hAnsiTheme="minorEastAsia" w:cs="맑은 고딕"/>
-                <w:lang w:eastAsia="ko-KR"/>
-              </w:rPr>
-            </w:pPr>
-            <w:r>
-              <w:rPr>
-                <w:rFonts w:asciiTheme="minorEastAsia" w:hAnsiTheme="minorEastAsia" w:cs="맑은 고딕" w:hint="eastAsia"/>
+                <w:sz w:val="16"/>
+                <w:szCs w:val="18"/>
+                <w:lang w:eastAsia="ko-KR"/>
+              </w:rPr>
+            </w:pPr>
+            <w:r>
+              <w:rPr>
+                <w:rFonts w:asciiTheme="minorEastAsia" w:hAnsiTheme="minorEastAsia" w:cs="맑은 고딕" w:hint="eastAsia"/>
+                <w:sz w:val="16"/>
+                <w:szCs w:val="18"/>
                 <w:lang w:eastAsia="ko-KR"/>
               </w:rPr>
               <w:t>2</w:t>
@@ -4757,11 +5644,15 @@
             <w:pPr>
               <w:rPr>
                 <w:rFonts w:asciiTheme="minorEastAsia" w:hAnsiTheme="minorEastAsia" w:cs="맑은 고딕"/>
-              </w:rPr>
-            </w:pPr>
-            <w:r>
-              <w:rPr>
-                <w:rFonts w:asciiTheme="minorEastAsia" w:hAnsiTheme="minorEastAsia" w:cs="맑은 고딕" w:hint="eastAsia"/>
+                <w:sz w:val="16"/>
+                <w:szCs w:val="18"/>
+              </w:rPr>
+            </w:pPr>
+            <w:r>
+              <w:rPr>
+                <w:rFonts w:asciiTheme="minorEastAsia" w:hAnsiTheme="minorEastAsia" w:cs="맑은 고딕" w:hint="eastAsia"/>
+                <w:sz w:val="16"/>
+                <w:szCs w:val="18"/>
               </w:rPr>
               <w:t>駅運行情報を取得する</w:t>
             </w:r>
@@ -4770,29 +5661,39 @@
             <w:pPr>
               <w:rPr>
                 <w:rFonts w:asciiTheme="minorEastAsia" w:hAnsiTheme="minorEastAsia" w:cs="맑은 고딕"/>
-              </w:rPr>
-            </w:pPr>
-            <w:r>
-              <w:rPr>
-                <w:rFonts w:asciiTheme="minorEastAsia" w:hAnsiTheme="minorEastAsia" w:cs="맑은 고딕" w:hint="eastAsia"/>
+                <w:sz w:val="16"/>
+                <w:szCs w:val="18"/>
+              </w:rPr>
+            </w:pPr>
+            <w:r>
+              <w:rPr>
+                <w:rFonts w:asciiTheme="minorEastAsia" w:hAnsiTheme="minorEastAsia" w:cs="맑은 고딕" w:hint="eastAsia"/>
+                <w:sz w:val="16"/>
+                <w:szCs w:val="18"/>
               </w:rPr>
               <w:t>‐</w:t>
             </w:r>
             <w:r>
               <w:rPr>
                 <w:rFonts w:asciiTheme="minorEastAsia" w:hAnsiTheme="minorEastAsia" w:cs="맑은 고딕"/>
+                <w:sz w:val="16"/>
+                <w:szCs w:val="18"/>
               </w:rPr>
               <w:t>列車運行情報が未登録であり、</w:t>
             </w:r>
             <w:r>
               <w:rPr>
                 <w:rFonts w:asciiTheme="minorEastAsia" w:hAnsiTheme="minorEastAsia" w:cs="맑은 고딕" w:hint="eastAsia"/>
+                <w:sz w:val="16"/>
+                <w:szCs w:val="18"/>
               </w:rPr>
               <w:t xml:space="preserve"> 到着時間&lt;=現時間</w:t>
             </w:r>
             <w:r>
               <w:rPr>
                 <w:rFonts w:asciiTheme="minorEastAsia" w:hAnsiTheme="minorEastAsia" w:cs="맑은 고딕"/>
+                <w:sz w:val="16"/>
+                <w:szCs w:val="18"/>
               </w:rPr>
               <w:t>であること</w:t>
             </w:r>
@@ -4801,17 +5702,23 @@
             <w:pPr>
               <w:rPr>
                 <w:rFonts w:asciiTheme="minorEastAsia" w:hAnsiTheme="minorEastAsia" w:cs="맑은 고딕"/>
-              </w:rPr>
-            </w:pPr>
-            <w:r>
-              <w:rPr>
-                <w:rFonts w:asciiTheme="minorEastAsia" w:hAnsiTheme="minorEastAsia" w:cs="맑은 고딕" w:hint="eastAsia"/>
+                <w:sz w:val="16"/>
+                <w:szCs w:val="18"/>
+              </w:rPr>
+            </w:pPr>
+            <w:r>
+              <w:rPr>
+                <w:rFonts w:asciiTheme="minorEastAsia" w:hAnsiTheme="minorEastAsia" w:cs="맑은 고딕" w:hint="eastAsia"/>
+                <w:sz w:val="16"/>
+                <w:szCs w:val="18"/>
               </w:rPr>
               <w:t xml:space="preserve">‐取得件数が０件なら、 </w:t>
             </w:r>
             <w:r>
               <w:rPr>
                 <w:rFonts w:asciiTheme="minorEastAsia" w:hAnsiTheme="minorEastAsia" w:cs="맑은 고딕"/>
+                <w:sz w:val="16"/>
+                <w:szCs w:val="18"/>
               </w:rPr>
               <w:t>次回同期まで待機する</w:t>
             </w:r>
@@ -4820,17 +5727,23 @@
             <w:pPr>
               <w:rPr>
                 <w:rFonts w:asciiTheme="minorEastAsia" w:hAnsiTheme="minorEastAsia" w:cs="맑은 고딕"/>
-              </w:rPr>
-            </w:pPr>
-            <w:r>
-              <w:rPr>
-                <w:rFonts w:asciiTheme="minorEastAsia" w:hAnsiTheme="minorEastAsia" w:cs="맑은 고딕" w:hint="eastAsia"/>
+                <w:sz w:val="16"/>
+                <w:szCs w:val="18"/>
+              </w:rPr>
+            </w:pPr>
+            <w:r>
+              <w:rPr>
+                <w:rFonts w:asciiTheme="minorEastAsia" w:hAnsiTheme="minorEastAsia" w:cs="맑은 고딕" w:hint="eastAsia"/>
+                <w:sz w:val="16"/>
+                <w:szCs w:val="18"/>
               </w:rPr>
               <w:t>※</w:t>
             </w:r>
             <w:r>
               <w:rPr>
                 <w:rFonts w:asciiTheme="minorEastAsia" w:hAnsiTheme="minorEastAsia" w:cs="맑은 고딕" w:hint="eastAsia"/>
+                <w:sz w:val="16"/>
+                <w:szCs w:val="18"/>
               </w:rPr>
               <w:t>取得情報</w:t>
             </w:r>
@@ -4853,11 +5766,15 @@
                   <w:pPr>
                     <w:rPr>
                       <w:rFonts w:asciiTheme="minorEastAsia" w:hAnsiTheme="minorEastAsia" w:cs="맑은 고딕"/>
+                      <w:sz w:val="16"/>
+                      <w:szCs w:val="18"/>
                     </w:rPr>
                   </w:pPr>
                   <w:r>
                     <w:rPr>
                       <w:rFonts w:asciiTheme="minorEastAsia" w:hAnsiTheme="minorEastAsia" w:cs="맑은 고딕" w:hint="eastAsia"/>
+                      <w:sz w:val="16"/>
+                      <w:szCs w:val="18"/>
                     </w:rPr>
                     <w:t>列番</w:t>
                   </w:r>
@@ -4873,11 +5790,15 @@
                   <w:pPr>
                     <w:rPr>
                       <w:rFonts w:asciiTheme="minorEastAsia" w:hAnsiTheme="minorEastAsia" w:cs="맑은 고딕"/>
+                      <w:sz w:val="16"/>
+                      <w:szCs w:val="18"/>
                     </w:rPr>
                   </w:pPr>
                   <w:r>
                     <w:rPr>
                       <w:rFonts w:asciiTheme="minorEastAsia" w:hAnsiTheme="minorEastAsia" w:cs="맑은 고딕" w:hint="eastAsia"/>
+                      <w:sz w:val="16"/>
+                      <w:szCs w:val="18"/>
                     </w:rPr>
                     <w:t>駅名</w:t>
                   </w:r>
@@ -4893,12 +5814,16 @@
                   <w:pPr>
                     <w:rPr>
                       <w:rFonts w:asciiTheme="minorEastAsia" w:hAnsiTheme="minorEastAsia" w:cs="맑은 고딕"/>
+                      <w:sz w:val="16"/>
+                      <w:szCs w:val="18"/>
                       <w:lang w:eastAsia="ko-KR"/>
                     </w:rPr>
                   </w:pPr>
                   <w:r>
                     <w:rPr>
                       <w:rFonts w:asciiTheme="minorEastAsia" w:hAnsiTheme="minorEastAsia" w:cs="맑은 고딕" w:hint="eastAsia"/>
+                      <w:sz w:val="16"/>
+                      <w:szCs w:val="18"/>
                     </w:rPr>
                     <w:t>到着時間</w:t>
                   </w:r>
@@ -4914,11 +5839,15 @@
                   <w:pPr>
                     <w:rPr>
                       <w:rFonts w:asciiTheme="minorEastAsia" w:hAnsiTheme="minorEastAsia" w:cs="맑은 고딕"/>
+                      <w:sz w:val="16"/>
+                      <w:szCs w:val="18"/>
                     </w:rPr>
                   </w:pPr>
                   <w:r>
                     <w:rPr>
                       <w:rFonts w:asciiTheme="minorEastAsia" w:hAnsiTheme="minorEastAsia" w:cs="맑은 고딕" w:hint="eastAsia"/>
+                      <w:sz w:val="16"/>
+                      <w:szCs w:val="18"/>
                     </w:rPr>
                     <w:t>出発時間</w:t>
                   </w:r>
@@ -4930,6 +5859,8 @@
             <w:pPr>
               <w:rPr>
                 <w:rFonts w:asciiTheme="minorEastAsia" w:hAnsiTheme="minorEastAsia" w:cs="맑은 고딕"/>
+                <w:sz w:val="16"/>
+                <w:szCs w:val="18"/>
               </w:rPr>
             </w:pPr>
           </w:p>
@@ -4942,11 +5873,15 @@
             <w:pPr>
               <w:rPr>
                 <w:rFonts w:asciiTheme="minorEastAsia" w:hAnsiTheme="minorEastAsia" w:cs="맑은 고딕"/>
-              </w:rPr>
-            </w:pPr>
-            <w:r>
-              <w:rPr>
-                <w:rFonts w:asciiTheme="minorEastAsia" w:hAnsiTheme="minorEastAsia" w:cs="맑은 고딕" w:hint="eastAsia"/>
+                <w:sz w:val="16"/>
+                <w:szCs w:val="18"/>
+              </w:rPr>
+            </w:pPr>
+            <w:r>
+              <w:rPr>
+                <w:rFonts w:asciiTheme="minorEastAsia" w:hAnsiTheme="minorEastAsia" w:cs="맑은 고딕" w:hint="eastAsia"/>
+                <w:sz w:val="16"/>
+                <w:szCs w:val="18"/>
               </w:rPr>
               <w:t>SELECT</w:t>
             </w:r>
@@ -4955,17 +5890,23 @@
             <w:pPr>
               <w:rPr>
                 <w:rFonts w:asciiTheme="minorEastAsia" w:hAnsiTheme="minorEastAsia" w:cs="맑은 고딕"/>
-              </w:rPr>
-            </w:pPr>
-            <w:r>
-              <w:rPr>
-                <w:rFonts w:asciiTheme="minorEastAsia" w:hAnsiTheme="minorEastAsia" w:cs="맑은 고딕" w:hint="eastAsia"/>
+                <w:sz w:val="16"/>
+                <w:szCs w:val="18"/>
+              </w:rPr>
+            </w:pPr>
+            <w:r>
+              <w:rPr>
+                <w:rFonts w:asciiTheme="minorEastAsia" w:hAnsiTheme="minorEastAsia" w:cs="맑은 고딕" w:hint="eastAsia"/>
+                <w:sz w:val="16"/>
+                <w:szCs w:val="18"/>
               </w:rPr>
               <w:t>EKIINFO</w:t>
             </w:r>
             <w:r>
               <w:rPr>
                 <w:rFonts w:asciiTheme="minorEastAsia" w:hAnsiTheme="minorEastAsia" w:cs="맑은 고딕" w:hint="eastAsia"/>
+                <w:sz w:val="16"/>
+                <w:szCs w:val="18"/>
               </w:rPr>
               <w:t>テーブル</w:t>
             </w:r>
@@ -4989,12 +5930,16 @@
                   <w:pPr>
                     <w:rPr>
                       <w:rFonts w:asciiTheme="minorEastAsia" w:hAnsiTheme="minorEastAsia" w:cs="맑은 고딕"/>
+                      <w:sz w:val="16"/>
+                      <w:szCs w:val="18"/>
                       <w:lang w:eastAsia="ko-KR"/>
                     </w:rPr>
                   </w:pPr>
                   <w:r>
                     <w:rPr>
                       <w:rFonts w:asciiTheme="minorEastAsia" w:hAnsiTheme="minorEastAsia" w:cs="맑은 고딕" w:hint="eastAsia"/>
+                      <w:sz w:val="16"/>
+                      <w:szCs w:val="18"/>
                     </w:rPr>
                     <w:t>カーラム</w:t>
                   </w:r>
@@ -5008,12 +5953,16 @@
                   <w:pPr>
                     <w:rPr>
                       <w:rFonts w:asciiTheme="minorEastAsia" w:hAnsiTheme="minorEastAsia" w:cs="맑은 고딕"/>
+                      <w:sz w:val="16"/>
+                      <w:szCs w:val="18"/>
                       <w:lang w:eastAsia="ko-KR"/>
                     </w:rPr>
                   </w:pPr>
                   <w:r>
                     <w:rPr>
                       <w:rFonts w:asciiTheme="minorEastAsia" w:hAnsiTheme="minorEastAsia" w:cs="맑은 고딕" w:hint="eastAsia"/>
+                      <w:sz w:val="16"/>
+                      <w:szCs w:val="18"/>
                     </w:rPr>
                     <w:t>条件値</w:t>
                   </w:r>
@@ -5029,12 +5978,16 @@
                   <w:pPr>
                     <w:rPr>
                       <w:rFonts w:asciiTheme="minorEastAsia" w:hAnsiTheme="minorEastAsia" w:cs="맑은 고딕"/>
+                      <w:sz w:val="16"/>
+                      <w:szCs w:val="18"/>
                       <w:lang w:eastAsia="ko-KR"/>
                     </w:rPr>
                   </w:pPr>
                   <w:r>
                     <w:rPr>
                       <w:rFonts w:asciiTheme="minorEastAsia" w:hAnsiTheme="minorEastAsia" w:cs="맑은 고딕" w:hint="eastAsia"/>
+                      <w:sz w:val="16"/>
+                      <w:szCs w:val="18"/>
                     </w:rPr>
                     <w:t>STATUS</w:t>
                   </w:r>
@@ -5048,11 +6001,15 @@
                   <w:pPr>
                     <w:rPr>
                       <w:rFonts w:asciiTheme="minorEastAsia" w:hAnsiTheme="minorEastAsia" w:cs="맑은 고딕"/>
+                      <w:sz w:val="16"/>
+                      <w:szCs w:val="18"/>
                     </w:rPr>
                   </w:pPr>
                   <w:r>
                     <w:rPr>
                       <w:rFonts w:asciiTheme="minorEastAsia" w:hAnsiTheme="minorEastAsia" w:cs="맑은 고딕" w:hint="eastAsia"/>
+                      <w:sz w:val="16"/>
+                      <w:szCs w:val="18"/>
                       <w:lang w:eastAsia="ko-KR"/>
                     </w:rPr>
                     <w:t>1</w:t>
@@ -5060,6 +6017,8 @@
                   <w:r>
                     <w:rPr>
                       <w:rFonts w:asciiTheme="minorEastAsia" w:hAnsiTheme="minorEastAsia" w:cs="맑은 고딕" w:hint="eastAsia"/>
+                      <w:sz w:val="16"/>
+                      <w:szCs w:val="18"/>
                     </w:rPr>
                     <w:t>（運行）</w:t>
                   </w:r>
@@ -5075,12 +6034,16 @@
                   <w:pPr>
                     <w:rPr>
                       <w:rFonts w:asciiTheme="minorEastAsia" w:hAnsiTheme="minorEastAsia" w:cs="맑은 고딕"/>
+                      <w:sz w:val="16"/>
+                      <w:szCs w:val="18"/>
                       <w:lang w:eastAsia="ko-KR"/>
                     </w:rPr>
                   </w:pPr>
                   <w:r>
                     <w:rPr>
                       <w:rFonts w:asciiTheme="minorEastAsia" w:hAnsiTheme="minorEastAsia" w:cs="맑은 고딕" w:hint="eastAsia"/>
+                      <w:sz w:val="16"/>
+                      <w:szCs w:val="18"/>
                       <w:lang w:eastAsia="ko-KR"/>
                     </w:rPr>
                     <w:t>ARR_TIME</w:t>
@@ -5095,15 +6058,37 @@
                   <w:pPr>
                     <w:rPr>
                       <w:rFonts w:asciiTheme="minorEastAsia" w:hAnsiTheme="minorEastAsia" w:cs="맑은 고딕"/>
+                      <w:sz w:val="16"/>
+                      <w:szCs w:val="18"/>
                       <w:lang w:eastAsia="ko-KR"/>
                     </w:rPr>
                   </w:pPr>
                   <w:r>
                     <w:rPr>
                       <w:rFonts w:asciiTheme="minorEastAsia" w:hAnsiTheme="minorEastAsia" w:cs="맑은 고딕"/>
+                      <w:sz w:val="16"/>
+                      <w:szCs w:val="18"/>
                       <w:lang w:eastAsia="ko-KR"/>
                     </w:rPr>
-                    <w:t>NULLかつDEP_TIME &lt;= 現在時間</w:t>
+                    <w:t xml:space="preserve">ARR_TIME IS NOT NULL </w:t>
+                  </w:r>
+                  <w:r>
+                    <w:rPr>
+                      <w:rFonts w:asciiTheme="minorEastAsia" w:hAnsiTheme="minorEastAsia" w:cs="맑은 고딕"/>
+                      <w:sz w:val="16"/>
+                      <w:szCs w:val="18"/>
+                      <w:lang w:eastAsia="ko-KR"/>
+                    </w:rPr>
+                    <w:br/>
+                  </w:r>
+                  <w:r>
+                    <w:rPr>
+                      <w:rFonts w:asciiTheme="minorEastAsia" w:hAnsiTheme="minorEastAsia" w:cs="맑은 고딕"/>
+                      <w:sz w:val="16"/>
+                      <w:szCs w:val="18"/>
+                      <w:lang w:eastAsia="ko-KR"/>
+                    </w:rPr>
+                    <w:t>AND ARR_TIME &lt;= 現在時間</w:t>
                   </w:r>
                 </w:p>
               </w:tc>
@@ -5117,12 +6102,16 @@
                   <w:pPr>
                     <w:rPr>
                       <w:rFonts w:asciiTheme="minorEastAsia" w:hAnsiTheme="minorEastAsia" w:cs="맑은 고딕"/>
+                      <w:sz w:val="16"/>
+                      <w:szCs w:val="18"/>
                       <w:lang w:eastAsia="ko-KR"/>
                     </w:rPr>
                   </w:pPr>
                   <w:r>
                     <w:rPr>
                       <w:rFonts w:asciiTheme="minorEastAsia" w:hAnsiTheme="minorEastAsia" w:cs="맑은 고딕" w:hint="eastAsia"/>
+                      <w:sz w:val="16"/>
+                      <w:szCs w:val="18"/>
                       <w:lang w:eastAsia="ko-KR"/>
                     </w:rPr>
                     <w:t>ARR_TIME</w:t>
@@ -5137,12 +6126,16 @@
                   <w:pPr>
                     <w:rPr>
                       <w:rFonts w:asciiTheme="minorEastAsia" w:hAnsiTheme="minorEastAsia" w:cs="맑은 고딕"/>
+                      <w:sz w:val="16"/>
+                      <w:szCs w:val="18"/>
                       <w:lang w:eastAsia="ko-KR"/>
                     </w:rPr>
                   </w:pPr>
                   <w:r>
                     <w:rPr>
                       <w:rFonts w:asciiTheme="minorEastAsia" w:hAnsiTheme="minorEastAsia" w:cs="맑은 고딕" w:hint="eastAsia"/>
+                      <w:sz w:val="16"/>
+                      <w:szCs w:val="18"/>
                       <w:lang w:eastAsia="ko-KR"/>
                     </w:rPr>
                     <w:t>&lt;=</w:t>
@@ -5150,6 +6143,8 @@
                   <w:r>
                     <w:rPr>
                       <w:rFonts w:asciiTheme="minorEastAsia" w:hAnsiTheme="minorEastAsia" w:cs="맑은 고딕" w:hint="eastAsia"/>
+                      <w:sz w:val="16"/>
+                      <w:szCs w:val="18"/>
                     </w:rPr>
                     <w:t>現在時間</w:t>
                   </w:r>
@@ -5161,12 +6156,16 @@
             <w:pPr>
               <w:rPr>
                 <w:rFonts w:asciiTheme="minorEastAsia" w:hAnsiTheme="minorEastAsia" w:cs="맑은 고딕"/>
-                <w:lang w:eastAsia="ko-KR"/>
-              </w:rPr>
-            </w:pPr>
-            <w:r>
-              <w:rPr>
-                <w:rFonts w:asciiTheme="minorEastAsia" w:hAnsiTheme="minorEastAsia" w:cs="맑은 고딕" w:hint="eastAsia"/>
+                <w:sz w:val="16"/>
+                <w:szCs w:val="18"/>
+                <w:lang w:eastAsia="ko-KR"/>
+              </w:rPr>
+            </w:pPr>
+            <w:r>
+              <w:rPr>
+                <w:rFonts w:asciiTheme="minorEastAsia" w:hAnsiTheme="minorEastAsia" w:cs="맑은 고딕" w:hint="eastAsia"/>
+                <w:sz w:val="16"/>
+                <w:szCs w:val="18"/>
                 <w:lang w:eastAsia="ko-KR"/>
               </w:rPr>
               <w:t>LEFT JOIN</w:t>
@@ -5176,17 +6175,23 @@
             <w:pPr>
               <w:rPr>
                 <w:rFonts w:asciiTheme="minorEastAsia" w:hAnsiTheme="minorEastAsia" w:cs="맑은 고딕"/>
-              </w:rPr>
-            </w:pPr>
-            <w:r>
-              <w:rPr>
-                <w:rFonts w:asciiTheme="minorEastAsia" w:hAnsiTheme="minorEastAsia" w:cs="맑은 고딕"/>
+                <w:sz w:val="16"/>
+                <w:szCs w:val="18"/>
+              </w:rPr>
+            </w:pPr>
+            <w:r>
+              <w:rPr>
+                <w:rFonts w:asciiTheme="minorEastAsia" w:hAnsiTheme="minorEastAsia" w:cs="맑은 고딕"/>
+                <w:sz w:val="16"/>
+                <w:szCs w:val="18"/>
               </w:rPr>
               <w:t>UNKOINFO</w:t>
             </w:r>
             <w:r>
               <w:rPr>
                 <w:rFonts w:asciiTheme="minorEastAsia" w:hAnsiTheme="minorEastAsia" w:cs="맑은 고딕" w:hint="eastAsia"/>
+                <w:sz w:val="16"/>
+                <w:szCs w:val="18"/>
               </w:rPr>
               <w:t>テーブル</w:t>
             </w:r>
@@ -5210,12 +6215,16 @@
                   <w:pPr>
                     <w:rPr>
                       <w:rFonts w:asciiTheme="minorEastAsia" w:hAnsiTheme="minorEastAsia" w:cs="맑은 고딕"/>
+                      <w:sz w:val="16"/>
+                      <w:szCs w:val="18"/>
                       <w:lang w:eastAsia="ko-KR"/>
                     </w:rPr>
                   </w:pPr>
                   <w:r>
                     <w:rPr>
                       <w:rFonts w:asciiTheme="minorEastAsia" w:hAnsiTheme="minorEastAsia" w:cs="맑은 고딕" w:hint="eastAsia"/>
+                      <w:sz w:val="16"/>
+                      <w:szCs w:val="18"/>
                     </w:rPr>
                     <w:t>カーラム</w:t>
                   </w:r>
@@ -5229,12 +6238,16 @@
                   <w:pPr>
                     <w:rPr>
                       <w:rFonts w:asciiTheme="minorEastAsia" w:hAnsiTheme="minorEastAsia" w:cs="맑은 고딕"/>
+                      <w:sz w:val="16"/>
+                      <w:szCs w:val="18"/>
                       <w:lang w:eastAsia="ko-KR"/>
                     </w:rPr>
                   </w:pPr>
                   <w:r>
                     <w:rPr>
                       <w:rFonts w:asciiTheme="minorEastAsia" w:hAnsiTheme="minorEastAsia" w:cs="맑은 고딕" w:hint="eastAsia"/>
+                      <w:sz w:val="16"/>
+                      <w:szCs w:val="18"/>
                     </w:rPr>
                     <w:t>条件値</w:t>
                   </w:r>
@@ -5250,12 +6263,16 @@
                   <w:pPr>
                     <w:rPr>
                       <w:rFonts w:asciiTheme="minorEastAsia" w:hAnsiTheme="minorEastAsia" w:cs="맑은 고딕"/>
+                      <w:sz w:val="16"/>
+                      <w:szCs w:val="18"/>
                       <w:lang w:eastAsia="ko-KR"/>
                     </w:rPr>
                   </w:pPr>
                   <w:r>
                     <w:rPr>
                       <w:rFonts w:asciiTheme="minorEastAsia" w:hAnsiTheme="minorEastAsia" w:cs="맑은 고딕" w:hint="eastAsia"/>
+                      <w:sz w:val="16"/>
+                      <w:szCs w:val="18"/>
                       <w:lang w:eastAsia="ko-KR"/>
                     </w:rPr>
                     <w:t>RETSUBAN</w:t>
@@ -5270,11 +6287,15 @@
                   <w:pPr>
                     <w:rPr>
                       <w:rFonts w:asciiTheme="minorEastAsia" w:hAnsiTheme="minorEastAsia" w:cs="맑은 고딕"/>
+                      <w:sz w:val="16"/>
+                      <w:szCs w:val="18"/>
                     </w:rPr>
                   </w:pPr>
                   <w:r>
                     <w:rPr>
                       <w:rFonts w:asciiTheme="minorEastAsia" w:hAnsiTheme="minorEastAsia" w:cs="맑은 고딕" w:hint="eastAsia"/>
+                      <w:sz w:val="16"/>
+                      <w:szCs w:val="18"/>
                       <w:lang w:eastAsia="ko-KR"/>
                     </w:rPr>
                     <w:t>EKIINFO.RETSUBAN</w:t>
@@ -5291,12 +6312,16 @@
                   <w:pPr>
                     <w:rPr>
                       <w:rFonts w:asciiTheme="minorEastAsia" w:hAnsiTheme="minorEastAsia" w:cs="맑은 고딕"/>
+                      <w:sz w:val="16"/>
+                      <w:szCs w:val="18"/>
                       <w:lang w:eastAsia="ko-KR"/>
                     </w:rPr>
                   </w:pPr>
                   <w:r>
                     <w:rPr>
                       <w:rFonts w:asciiTheme="minorEastAsia" w:hAnsiTheme="minorEastAsia" w:cs="맑은 고딕" w:hint="eastAsia"/>
+                      <w:sz w:val="16"/>
+                      <w:szCs w:val="18"/>
                       <w:lang w:eastAsia="ko-KR"/>
                     </w:rPr>
                     <w:t>EKINAME</w:t>
@@ -5311,12 +6336,16 @@
                   <w:pPr>
                     <w:rPr>
                       <w:rFonts w:asciiTheme="minorEastAsia" w:hAnsiTheme="minorEastAsia" w:cs="맑은 고딕"/>
+                      <w:sz w:val="16"/>
+                      <w:szCs w:val="18"/>
                       <w:lang w:eastAsia="ko-KR"/>
                     </w:rPr>
                   </w:pPr>
                   <w:r>
                     <w:rPr>
                       <w:rFonts w:asciiTheme="minorEastAsia" w:hAnsiTheme="minorEastAsia" w:cs="맑은 고딕" w:hint="eastAsia"/>
+                      <w:sz w:val="16"/>
+                      <w:szCs w:val="18"/>
                       <w:lang w:eastAsia="ko-KR"/>
                     </w:rPr>
                     <w:t>EKIINFO.EKINAME</w:t>
@@ -5333,14 +6362,18 @@
                   <w:pPr>
                     <w:rPr>
                       <w:rFonts w:asciiTheme="minorEastAsia" w:hAnsiTheme="minorEastAsia" w:cs="맑은 고딕"/>
+                      <w:sz w:val="16"/>
+                      <w:szCs w:val="18"/>
                     </w:rPr>
                   </w:pPr>
                   <w:r>
                     <w:rPr>
-                      <w:rFonts w:asciiTheme="minorEastAsia" w:hAnsiTheme="minorEastAsia" w:cs="맑은 고딕" w:hint="eastAsia"/>
+                      <w:rFonts w:asciiTheme="minorEastAsia" w:hAnsiTheme="minorEastAsia" w:cs="맑은 고딕"/>
+                      <w:sz w:val="16"/>
+                      <w:szCs w:val="18"/>
                       <w:lang w:eastAsia="ko-KR"/>
                     </w:rPr>
-                    <w:t>DEP_TIME</w:t>
+                    <w:t>ARR_TIME</w:t>
                   </w:r>
                 </w:p>
               </w:tc>
@@ -5352,15 +6385,28 @@
                   <w:pPr>
                     <w:rPr>
                       <w:rFonts w:asciiTheme="minorEastAsia" w:hAnsiTheme="minorEastAsia" w:cs="맑은 고딕"/>
+                      <w:sz w:val="16"/>
+                      <w:szCs w:val="18"/>
                       <w:lang w:eastAsia="ko-KR"/>
                     </w:rPr>
                   </w:pPr>
                   <w:r>
                     <w:rPr>
                       <w:rFonts w:asciiTheme="minorEastAsia" w:hAnsiTheme="minorEastAsia" w:cs="맑은 고딕" w:hint="eastAsia"/>
+                      <w:sz w:val="16"/>
+                      <w:szCs w:val="18"/>
                       <w:lang w:eastAsia="ko-KR"/>
                     </w:rPr>
-                    <w:t>EKIINFO.DEP_TIME</w:t>
+                    <w:t>EKIINFO.</w:t>
+                  </w:r>
+                  <w:r>
+                    <w:rPr>
+                      <w:rFonts w:asciiTheme="minorEastAsia" w:hAnsiTheme="minorEastAsia" w:cs="맑은 고딕"/>
+                      <w:sz w:val="16"/>
+                      <w:szCs w:val="18"/>
+                      <w:lang w:eastAsia="ko-KR"/>
+                    </w:rPr>
+                    <w:t>ARR_TIME</w:t>
                   </w:r>
                 </w:p>
               </w:tc>
@@ -5370,11 +6416,15 @@
             <w:pPr>
               <w:rPr>
                 <w:rFonts w:asciiTheme="minorEastAsia" w:hAnsiTheme="minorEastAsia" w:cs="맑은 고딕"/>
-              </w:rPr>
-            </w:pPr>
-            <w:r>
-              <w:rPr>
-                <w:rFonts w:asciiTheme="minorEastAsia" w:hAnsiTheme="minorEastAsia" w:cs="맑은 고딕"/>
+                <w:sz w:val="16"/>
+                <w:szCs w:val="18"/>
+              </w:rPr>
+            </w:pPr>
+            <w:r>
+              <w:rPr>
+                <w:rFonts w:asciiTheme="minorEastAsia" w:hAnsiTheme="minorEastAsia" w:cs="맑은 고딕"/>
+                <w:sz w:val="16"/>
+                <w:szCs w:val="18"/>
               </w:rPr>
               <w:t>条件</w:t>
             </w:r>
@@ -5383,12 +6433,16 @@
             <w:pPr>
               <w:rPr>
                 <w:rFonts w:asciiTheme="minorEastAsia" w:hAnsiTheme="minorEastAsia" w:cs="맑은 고딕"/>
-                <w:lang w:eastAsia="ko-KR"/>
-              </w:rPr>
-            </w:pPr>
-            <w:r>
-              <w:rPr>
-                <w:rFonts w:asciiTheme="minorEastAsia" w:hAnsiTheme="minorEastAsia" w:cs="맑은 고딕"/>
+                <w:sz w:val="16"/>
+                <w:szCs w:val="18"/>
+                <w:lang w:eastAsia="ko-KR"/>
+              </w:rPr>
+            </w:pPr>
+            <w:r>
+              <w:rPr>
+                <w:rFonts w:asciiTheme="minorEastAsia" w:hAnsiTheme="minorEastAsia" w:cs="맑은 고딕"/>
+                <w:sz w:val="16"/>
+                <w:szCs w:val="18"/>
                 <w:lang w:eastAsia="ko-KR"/>
               </w:rPr>
               <w:t>UNKOUINFO.RETSUBAN IS NULL</w:t>
@@ -5398,33 +6452,25 @@
             <w:pPr>
               <w:rPr>
                 <w:rFonts w:asciiTheme="minorEastAsia" w:hAnsiTheme="minorEastAsia" w:cs="맑은 고딕"/>
-                <w:lang w:eastAsia="ko-KR"/>
-              </w:rPr>
-            </w:pPr>
-            <w:r>
-              <w:rPr>
-                <w:rFonts w:asciiTheme="minorEastAsia" w:hAnsiTheme="minorEastAsia" w:cs="맑은 고딕" w:hint="eastAsia"/>
-              </w:rPr>
-              <w:t>※</w:t>
-            </w:r>
-            <w:r>
-              <w:rPr>
-                <w:rFonts w:asciiTheme="minorEastAsia" w:hAnsiTheme="minorEastAsia" w:cs="맑은 고딕" w:hint="eastAsia"/>
-              </w:rPr>
-              <w:t xml:space="preserve"> database.c</w:t>
-            </w:r>
-            <w:r>
-              <w:rPr>
-                <w:rFonts w:asciiTheme="minorEastAsia" w:hAnsiTheme="minorEastAsia" w:cs="맑은 고딕" w:hint="eastAsia"/>
-              </w:rPr>
-              <w:t>に定義</w:t>
+                <w:sz w:val="16"/>
+                <w:szCs w:val="18"/>
+                <w:lang w:eastAsia="ko-KR"/>
+              </w:rPr>
+            </w:pPr>
+            <w:r>
+              <w:rPr>
+                <w:rFonts w:asciiTheme="minorEastAsia" w:hAnsiTheme="minorEastAsia" w:cs="맑은 고딕" w:hint="eastAsia"/>
+                <w:sz w:val="16"/>
+                <w:szCs w:val="18"/>
+              </w:rPr>
+              <w:t>※ database.cに定義</w:t>
             </w:r>
           </w:p>
         </w:tc>
       </w:tr>
       <w:tr>
         <w:trPr>
-          <w:trHeight w:val="2495"/>
+          <w:trHeight w:val="3255"/>
         </w:trPr>
         <w:tc>
           <w:tcPr>
@@ -5434,12 +6480,16 @@
             <w:pPr>
               <w:rPr>
                 <w:rFonts w:asciiTheme="minorEastAsia" w:hAnsiTheme="minorEastAsia" w:cs="맑은 고딕"/>
-                <w:lang w:eastAsia="ko-KR"/>
-              </w:rPr>
-            </w:pPr>
-            <w:r>
-              <w:rPr>
-                <w:rFonts w:asciiTheme="minorEastAsia" w:hAnsiTheme="minorEastAsia" w:cs="맑은 고딕" w:hint="eastAsia"/>
+                <w:sz w:val="16"/>
+                <w:szCs w:val="18"/>
+                <w:lang w:eastAsia="ko-KR"/>
+              </w:rPr>
+            </w:pPr>
+            <w:r>
+              <w:rPr>
+                <w:rFonts w:asciiTheme="minorEastAsia" w:hAnsiTheme="minorEastAsia" w:cs="맑은 고딕" w:hint="eastAsia"/>
+                <w:sz w:val="16"/>
+                <w:szCs w:val="18"/>
                 <w:lang w:eastAsia="ko-KR"/>
               </w:rPr>
               <w:t>3</w:t>
@@ -5454,17 +6504,23 @@
             <w:pPr>
               <w:rPr>
                 <w:rFonts w:asciiTheme="minorEastAsia" w:hAnsiTheme="minorEastAsia" w:cs="맑은 고딕"/>
-              </w:rPr>
-            </w:pPr>
-            <w:r>
-              <w:rPr>
-                <w:rFonts w:asciiTheme="minorEastAsia" w:hAnsiTheme="minorEastAsia" w:cs="맑은 고딕" w:hint="eastAsia"/>
+                <w:sz w:val="16"/>
+                <w:szCs w:val="18"/>
+              </w:rPr>
+            </w:pPr>
+            <w:r>
+              <w:rPr>
+                <w:rFonts w:asciiTheme="minorEastAsia" w:hAnsiTheme="minorEastAsia" w:cs="맑은 고딕" w:hint="eastAsia"/>
+                <w:sz w:val="16"/>
+                <w:szCs w:val="18"/>
               </w:rPr>
               <w:t>列車運行情報</w:t>
             </w:r>
             <w:r>
               <w:rPr>
                 <w:rFonts w:asciiTheme="minorEastAsia" w:hAnsiTheme="minorEastAsia" w:cs="맑은 고딕" w:hint="eastAsia"/>
+                <w:sz w:val="16"/>
+                <w:szCs w:val="18"/>
               </w:rPr>
               <w:t>を登録する</w:t>
             </w:r>
@@ -5478,11 +6534,15 @@
             <w:pPr>
               <w:rPr>
                 <w:rFonts w:asciiTheme="minorEastAsia" w:hAnsiTheme="minorEastAsia" w:cs="맑은 고딕"/>
-              </w:rPr>
-            </w:pPr>
-            <w:r>
-              <w:rPr>
-                <w:rFonts w:asciiTheme="minorEastAsia" w:hAnsiTheme="minorEastAsia" w:cs="맑은 고딕" w:hint="eastAsia"/>
+                <w:sz w:val="16"/>
+                <w:szCs w:val="18"/>
+              </w:rPr>
+            </w:pPr>
+            <w:r>
+              <w:rPr>
+                <w:rFonts w:asciiTheme="minorEastAsia" w:hAnsiTheme="minorEastAsia" w:cs="맑은 고딕" w:hint="eastAsia"/>
+                <w:sz w:val="16"/>
+                <w:szCs w:val="18"/>
               </w:rPr>
               <w:t>INSERT</w:t>
             </w:r>
@@ -5491,17 +6551,23 @@
             <w:pPr>
               <w:rPr>
                 <w:rFonts w:asciiTheme="minorEastAsia" w:hAnsiTheme="minorEastAsia" w:cs="맑은 고딕"/>
-              </w:rPr>
-            </w:pPr>
-            <w:r>
-              <w:rPr>
-                <w:rFonts w:asciiTheme="minorEastAsia" w:hAnsiTheme="minorEastAsia" w:cs="맑은 고딕"/>
+                <w:sz w:val="16"/>
+                <w:szCs w:val="18"/>
+              </w:rPr>
+            </w:pPr>
+            <w:r>
+              <w:rPr>
+                <w:rFonts w:asciiTheme="minorEastAsia" w:hAnsiTheme="minorEastAsia" w:cs="맑은 고딕"/>
+                <w:sz w:val="16"/>
+                <w:szCs w:val="18"/>
               </w:rPr>
               <w:t>UNKOINFO</w:t>
             </w:r>
             <w:r>
               <w:rPr>
                 <w:rFonts w:asciiTheme="minorEastAsia" w:hAnsiTheme="minorEastAsia" w:cs="맑은 고딕" w:hint="eastAsia"/>
+                <w:sz w:val="16"/>
+                <w:szCs w:val="18"/>
               </w:rPr>
               <w:t>テーブル</w:t>
             </w:r>
@@ -5525,11 +6591,15 @@
                   <w:pPr>
                     <w:rPr>
                       <w:rFonts w:asciiTheme="minorEastAsia" w:hAnsiTheme="minorEastAsia" w:cs="맑은 고딕"/>
+                      <w:sz w:val="16"/>
+                      <w:szCs w:val="18"/>
                     </w:rPr>
                   </w:pPr>
                   <w:r>
                     <w:rPr>
                       <w:rFonts w:asciiTheme="minorEastAsia" w:hAnsiTheme="minorEastAsia" w:cs="맑은 고딕" w:hint="eastAsia"/>
+                      <w:sz w:val="16"/>
+                      <w:szCs w:val="18"/>
                     </w:rPr>
                     <w:t>カーラム</w:t>
                   </w:r>
@@ -5543,17 +6613,23 @@
                   <w:pPr>
                     <w:rPr>
                       <w:rFonts w:asciiTheme="minorEastAsia" w:hAnsiTheme="minorEastAsia" w:cs="맑은 고딕"/>
+                      <w:sz w:val="16"/>
+                      <w:szCs w:val="18"/>
                     </w:rPr>
                   </w:pPr>
                   <w:r>
                     <w:rPr>
                       <w:rFonts w:asciiTheme="minorEastAsia" w:hAnsiTheme="minorEastAsia" w:cs="맑은 고딕" w:hint="eastAsia"/>
+                      <w:sz w:val="16"/>
+                      <w:szCs w:val="18"/>
                     </w:rPr>
                     <w:t>入力</w:t>
                   </w:r>
                   <w:r>
                     <w:rPr>
                       <w:rFonts w:asciiTheme="minorEastAsia" w:hAnsiTheme="minorEastAsia" w:cs="맑은 고딕" w:hint="eastAsia"/>
+                      <w:sz w:val="16"/>
+                      <w:szCs w:val="18"/>
                     </w:rPr>
                     <w:t>値</w:t>
                   </w:r>
@@ -5569,11 +6645,15 @@
                   <w:pPr>
                     <w:rPr>
                       <w:rFonts w:asciiTheme="minorEastAsia" w:hAnsiTheme="minorEastAsia" w:cs="맑은 고딕"/>
+                      <w:sz w:val="16"/>
+                      <w:szCs w:val="18"/>
                     </w:rPr>
                   </w:pPr>
                   <w:r>
                     <w:rPr>
                       <w:rFonts w:asciiTheme="minorEastAsia" w:hAnsiTheme="minorEastAsia" w:cs="맑은 고딕" w:hint="eastAsia"/>
+                      <w:sz w:val="16"/>
+                      <w:szCs w:val="18"/>
                     </w:rPr>
                     <w:t>EKINAME</w:t>
                   </w:r>
@@ -5587,11 +6667,15 @@
                   <w:pPr>
                     <w:rPr>
                       <w:rFonts w:asciiTheme="minorEastAsia" w:hAnsiTheme="minorEastAsia" w:cs="맑은 고딕"/>
+                      <w:sz w:val="16"/>
+                      <w:szCs w:val="18"/>
                     </w:rPr>
                   </w:pPr>
                   <w:r>
                     <w:rPr>
                       <w:rFonts w:asciiTheme="minorEastAsia" w:hAnsiTheme="minorEastAsia" w:cs="맑은 고딕" w:hint="eastAsia"/>
+                      <w:sz w:val="16"/>
+                      <w:szCs w:val="18"/>
                     </w:rPr>
                     <w:t>駅名</w:t>
                   </w:r>
@@ -5607,11 +6691,15 @@
                   <w:pPr>
                     <w:rPr>
                       <w:rFonts w:asciiTheme="minorEastAsia" w:hAnsiTheme="minorEastAsia" w:cs="맑은 고딕"/>
+                      <w:sz w:val="16"/>
+                      <w:szCs w:val="18"/>
                     </w:rPr>
                   </w:pPr>
                   <w:r>
                     <w:rPr>
                       <w:rFonts w:asciiTheme="minorEastAsia" w:hAnsiTheme="minorEastAsia" w:cs="맑은 고딕" w:hint="eastAsia"/>
+                      <w:sz w:val="16"/>
+                      <w:szCs w:val="18"/>
                     </w:rPr>
                     <w:t>RETSUBAN</w:t>
                   </w:r>
@@ -5625,11 +6713,15 @@
                   <w:pPr>
                     <w:rPr>
                       <w:rFonts w:asciiTheme="minorEastAsia" w:hAnsiTheme="minorEastAsia" w:cs="맑은 고딕"/>
+                      <w:sz w:val="16"/>
+                      <w:szCs w:val="18"/>
                     </w:rPr>
                   </w:pPr>
                   <w:r>
                     <w:rPr>
                       <w:rFonts w:asciiTheme="minorEastAsia" w:hAnsiTheme="minorEastAsia" w:cs="맑은 고딕" w:hint="eastAsia"/>
+                      <w:sz w:val="16"/>
+                      <w:szCs w:val="18"/>
                     </w:rPr>
                     <w:t>列番</w:t>
                   </w:r>
@@ -5645,12 +6737,16 @@
                   <w:pPr>
                     <w:rPr>
                       <w:rFonts w:asciiTheme="minorEastAsia" w:hAnsiTheme="minorEastAsia" w:cs="맑은 고딕"/>
+                      <w:sz w:val="16"/>
+                      <w:szCs w:val="18"/>
                       <w:lang w:eastAsia="ko-KR"/>
                     </w:rPr>
                   </w:pPr>
                   <w:r>
                     <w:rPr>
                       <w:rFonts w:asciiTheme="minorEastAsia" w:hAnsiTheme="minorEastAsia" w:cs="맑은 고딕" w:hint="eastAsia"/>
+                      <w:sz w:val="16"/>
+                      <w:szCs w:val="18"/>
                       <w:lang w:eastAsia="ko-KR"/>
                     </w:rPr>
                     <w:t>ARR_TIME</w:t>
@@ -5665,11 +6761,15 @@
                   <w:pPr>
                     <w:rPr>
                       <w:rFonts w:asciiTheme="minorEastAsia" w:hAnsiTheme="minorEastAsia" w:cs="맑은 고딕"/>
+                      <w:sz w:val="16"/>
+                      <w:szCs w:val="18"/>
                     </w:rPr>
                   </w:pPr>
                   <w:r>
                     <w:rPr>
                       <w:rFonts w:asciiTheme="minorEastAsia" w:hAnsiTheme="minorEastAsia" w:cs="맑은 고딕" w:hint="eastAsia"/>
+                      <w:sz w:val="16"/>
+                      <w:szCs w:val="18"/>
                     </w:rPr>
                     <w:t>到着時間</w:t>
                   </w:r>
@@ -5685,12 +6785,16 @@
                   <w:pPr>
                     <w:rPr>
                       <w:rFonts w:asciiTheme="minorEastAsia" w:hAnsiTheme="minorEastAsia" w:cs="맑은 고딕"/>
+                      <w:sz w:val="16"/>
+                      <w:szCs w:val="18"/>
                       <w:lang w:eastAsia="ko-KR"/>
                     </w:rPr>
                   </w:pPr>
                   <w:r>
                     <w:rPr>
                       <w:rFonts w:asciiTheme="minorEastAsia" w:hAnsiTheme="minorEastAsia" w:cs="맑은 고딕" w:hint="eastAsia"/>
+                      <w:sz w:val="16"/>
+                      <w:szCs w:val="18"/>
                       <w:lang w:eastAsia="ko-KR"/>
                     </w:rPr>
                     <w:t>DEP_TIME</w:t>
@@ -5705,12 +6809,16 @@
                   <w:pPr>
                     <w:rPr>
                       <w:rFonts w:asciiTheme="minorEastAsia" w:hAnsiTheme="minorEastAsia" w:cs="맑은 고딕"/>
+                      <w:sz w:val="16"/>
+                      <w:szCs w:val="18"/>
                       <w:lang w:eastAsia="ko-KR"/>
                     </w:rPr>
                   </w:pPr>
                   <w:r>
                     <w:rPr>
                       <w:rFonts w:asciiTheme="minorEastAsia" w:hAnsiTheme="minorEastAsia" w:cs="맑은 고딕" w:hint="eastAsia"/>
+                      <w:sz w:val="16"/>
+                      <w:szCs w:val="18"/>
                     </w:rPr>
                     <w:t>出発時間</w:t>
                   </w:r>
@@ -5721,26 +6829,19 @@
           <w:p>
             <w:pPr>
               <w:rPr>
-                <w:rFonts w:asciiTheme="minorEastAsia" w:hAnsiTheme="minorEastAsia" w:cs="맑은 고딕"/>
-              </w:rPr>
-            </w:pPr>
-            <w:r>
-              <w:rPr>
-                <w:rFonts w:asciiTheme="minorEastAsia" w:hAnsiTheme="minorEastAsia" w:cs="맑은 고딕" w:hint="eastAsia"/>
-              </w:rPr>
-              <w:t>※</w:t>
-            </w:r>
-            <w:r>
-              <w:rPr>
-                <w:rFonts w:asciiTheme="minorEastAsia" w:hAnsiTheme="minorEastAsia" w:cs="맑은 고딕" w:hint="eastAsia"/>
-              </w:rPr>
-              <w:t xml:space="preserve"> database.c</w:t>
-            </w:r>
-            <w:r>
-              <w:rPr>
-                <w:rFonts w:asciiTheme="minorEastAsia" w:hAnsiTheme="minorEastAsia" w:cs="맑은 고딕" w:hint="eastAsia"/>
-              </w:rPr>
-              <w:t>に定義</w:t>
+                <w:rFonts w:asciiTheme="minorEastAsia" w:hAnsiTheme="minorEastAsia" w:cs="맑은 고딕" w:hint="eastAsia"/>
+                <w:sz w:val="16"/>
+                <w:szCs w:val="18"/>
+                <w:lang w:eastAsia="ko-KR"/>
+              </w:rPr>
+            </w:pPr>
+            <w:r>
+              <w:rPr>
+                <w:rFonts w:asciiTheme="minorEastAsia" w:hAnsiTheme="minorEastAsia" w:cs="맑은 고딕" w:hint="eastAsia"/>
+                <w:sz w:val="16"/>
+                <w:szCs w:val="18"/>
+              </w:rPr>
+              <w:t>※ database.cに定義</w:t>
             </w:r>
           </w:p>
         </w:tc>
@@ -5757,12 +6858,16 @@
             <w:pPr>
               <w:rPr>
                 <w:rFonts w:asciiTheme="minorEastAsia" w:hAnsiTheme="minorEastAsia" w:cs="맑은 고딕"/>
-                <w:lang w:eastAsia="ko-KR"/>
-              </w:rPr>
-            </w:pPr>
-            <w:r>
-              <w:rPr>
-                <w:rFonts w:asciiTheme="minorEastAsia" w:hAnsiTheme="minorEastAsia" w:cs="맑은 고딕" w:hint="eastAsia"/>
+                <w:sz w:val="16"/>
+                <w:szCs w:val="18"/>
+                <w:lang w:eastAsia="ko-KR"/>
+              </w:rPr>
+            </w:pPr>
+            <w:r>
+              <w:rPr>
+                <w:rFonts w:asciiTheme="minorEastAsia" w:hAnsiTheme="minorEastAsia" w:cs="맑은 고딕" w:hint="eastAsia"/>
+                <w:sz w:val="16"/>
+                <w:szCs w:val="18"/>
                 <w:lang w:eastAsia="ko-KR"/>
               </w:rPr>
               <w:t>4</w:t>
@@ -5776,70 +6881,68 @@
           <w:p>
             <w:pPr>
               <w:rPr>
-                <w:rFonts w:asciiTheme="minorEastAsia" w:eastAsia="맑은 고딕" w:hAnsiTheme="minorEastAsia" w:cs="맑은 고딕"/>
-                <w:lang w:eastAsia="ko-KR"/>
-              </w:rPr>
-            </w:pPr>
-            <w:r>
-              <w:rPr>
-                <w:rFonts w:asciiTheme="minorEastAsia" w:hAnsiTheme="minorEastAsia" w:cs="맑은 고딕" w:hint="eastAsia"/>
-              </w:rPr>
-              <w:t>Queueにメッセ</w:t>
-            </w:r>
-            <w:r>
-              <w:rPr>
-                <w:rFonts w:asciiTheme="minorEastAsia" w:hAnsiTheme="minorEastAsia" w:cs="Noto Sans KR" w:hint="eastAsia"/>
-              </w:rPr>
-              <w:t>ー</w:t>
-            </w:r>
-            <w:r>
-              <w:rPr>
-                <w:rFonts w:asciiTheme="minorEastAsia" w:hAnsiTheme="minorEastAsia" w:cs="맑은 고딕" w:hint="eastAsia"/>
-              </w:rPr>
-              <w:t>ジを送信する</w:t>
-            </w:r>
-          </w:p>
-          <w:p>
-            <w:pPr>
-              <w:rPr>
-                <w:rFonts w:asciiTheme="minorEastAsia" w:eastAsia="맑은 고딕" w:hAnsiTheme="minorEastAsia" w:cs="맑은 고딕" w:hint="eastAsia"/>
-                <w:lang w:eastAsia="ko-KR"/>
-              </w:rPr>
-            </w:pPr>
-            <w:r>
-              <w:rPr>
-                <w:rFonts w:asciiTheme="minorEastAsia" w:hAnsiTheme="minorEastAsia" w:cs="맑은 고딕" w:hint="eastAsia"/>
-              </w:rPr>
+                <w:rFonts w:asciiTheme="minorEastAsia" w:hAnsiTheme="minorEastAsia" w:cs="맑은 고딕"/>
+                <w:sz w:val="16"/>
+                <w:szCs w:val="18"/>
+              </w:rPr>
+            </w:pPr>
+            <w:r>
+              <w:rPr>
+                <w:rFonts w:asciiTheme="minorEastAsia" w:hAnsiTheme="minorEastAsia" w:cs="맑은 고딕"/>
+                <w:sz w:val="16"/>
+                <w:szCs w:val="18"/>
+              </w:rPr>
+              <w:t>Queue送信用メッセージを作成する</w:t>
+            </w:r>
+          </w:p>
+          <w:p>
+            <w:pPr>
+              <w:rPr>
+                <w:rFonts w:asciiTheme="minorEastAsia" w:hAnsiTheme="minorEastAsia" w:cs="맑은 고딕" w:hint="eastAsia"/>
+                <w:sz w:val="16"/>
+                <w:szCs w:val="18"/>
+                <w:lang w:eastAsia="ko-KR"/>
+              </w:rPr>
+            </w:pPr>
+            <w:r>
+              <w:rPr>
+                <w:rFonts w:asciiTheme="minorEastAsia" w:hAnsiTheme="minorEastAsia" w:cs="맑은 고딕" w:hint="eastAsia"/>
+                <w:sz w:val="16"/>
+                <w:szCs w:val="18"/>
+              </w:rPr>
+              <w:lastRenderedPageBreak/>
               <w:t>‐</w:t>
             </w:r>
             <w:r>
               <w:rPr>
                 <w:rFonts w:asciiTheme="minorEastAsia" w:hAnsiTheme="minorEastAsia" w:cs="맑은 고딕"/>
+                <w:sz w:val="16"/>
+                <w:szCs w:val="18"/>
               </w:rPr>
               <w:t>mtype=1で</w:t>
             </w:r>
             <w:r>
               <w:rPr>
                 <w:rFonts w:asciiTheme="minorEastAsia" w:hAnsiTheme="minorEastAsia" w:cs="맑은 고딕" w:hint="eastAsia"/>
+                <w:sz w:val="16"/>
+                <w:szCs w:val="18"/>
               </w:rPr>
               <w:t>設定する</w:t>
             </w:r>
-            <w:r>
-              <w:rPr>
-                <w:rFonts w:asciiTheme="minorEastAsia" w:hAnsiTheme="minorEastAsia" w:cs="맑은 고딕"/>
-              </w:rPr>
-              <w:t>こと</w:t>
-            </w:r>
-          </w:p>
-          <w:p>
-            <w:pPr>
-              <w:rPr>
-                <w:rFonts w:asciiTheme="minorEastAsia" w:hAnsiTheme="minorEastAsia" w:cs="맑은 고딕"/>
-              </w:rPr>
-            </w:pPr>
-            <w:r>
-              <w:rPr>
-                <w:rFonts w:asciiTheme="minorEastAsia" w:hAnsiTheme="minorEastAsia" w:cs="맑은 고딕" w:hint="eastAsia"/>
+          </w:p>
+          <w:p>
+            <w:pPr>
+              <w:rPr>
+                <w:rFonts w:asciiTheme="minorEastAsia" w:hAnsiTheme="minorEastAsia" w:cs="맑은 고딕"/>
+                <w:sz w:val="16"/>
+                <w:szCs w:val="18"/>
+              </w:rPr>
+            </w:pPr>
+            <w:r>
+              <w:rPr>
+                <w:rFonts w:asciiTheme="minorEastAsia" w:hAnsiTheme="minorEastAsia" w:cs="맑은 고딕" w:hint="eastAsia"/>
+                <w:sz w:val="16"/>
+                <w:szCs w:val="18"/>
               </w:rPr>
               <w:t>※送信内容</w:t>
             </w:r>
@@ -5862,11 +6965,15 @@
                   <w:pPr>
                     <w:rPr>
                       <w:rFonts w:asciiTheme="minorEastAsia" w:hAnsiTheme="minorEastAsia" w:cs="맑은 고딕"/>
+                      <w:sz w:val="16"/>
+                      <w:szCs w:val="18"/>
                     </w:rPr>
                   </w:pPr>
                   <w:r>
                     <w:rPr>
                       <w:rFonts w:asciiTheme="minorEastAsia" w:hAnsiTheme="minorEastAsia" w:cs="맑은 고딕" w:hint="eastAsia"/>
+                      <w:sz w:val="16"/>
+                      <w:szCs w:val="18"/>
                     </w:rPr>
                     <w:t>列番</w:t>
                   </w:r>
@@ -5882,11 +6989,15 @@
                   <w:pPr>
                     <w:rPr>
                       <w:rFonts w:asciiTheme="minorEastAsia" w:hAnsiTheme="minorEastAsia" w:cs="맑은 고딕"/>
+                      <w:sz w:val="16"/>
+                      <w:szCs w:val="18"/>
                     </w:rPr>
                   </w:pPr>
                   <w:r>
                     <w:rPr>
                       <w:rFonts w:asciiTheme="minorEastAsia" w:hAnsiTheme="minorEastAsia" w:cs="맑은 고딕" w:hint="eastAsia"/>
+                      <w:sz w:val="16"/>
+                      <w:szCs w:val="18"/>
                     </w:rPr>
                     <w:t>駅名</w:t>
                   </w:r>
@@ -5902,11 +7013,15 @@
                   <w:pPr>
                     <w:rPr>
                       <w:rFonts w:asciiTheme="minorEastAsia" w:hAnsiTheme="minorEastAsia" w:cs="맑은 고딕"/>
+                      <w:sz w:val="16"/>
+                      <w:szCs w:val="18"/>
                     </w:rPr>
                   </w:pPr>
                   <w:r>
                     <w:rPr>
                       <w:rFonts w:asciiTheme="minorEastAsia" w:hAnsiTheme="minorEastAsia" w:cs="맑은 고딕" w:hint="eastAsia"/>
+                      <w:sz w:val="16"/>
+                      <w:szCs w:val="18"/>
                     </w:rPr>
                     <w:t>到着時間</w:t>
                   </w:r>
@@ -5922,13 +7037,16 @@
                   <w:pPr>
                     <w:rPr>
                       <w:rFonts w:asciiTheme="minorEastAsia" w:hAnsiTheme="minorEastAsia" w:cs="맑은 고딕"/>
+                      <w:sz w:val="16"/>
+                      <w:szCs w:val="18"/>
                     </w:rPr>
                   </w:pPr>
                   <w:r>
                     <w:rPr>
                       <w:rFonts w:asciiTheme="minorEastAsia" w:hAnsiTheme="minorEastAsia" w:cs="맑은 고딕" w:hint="eastAsia"/>
+                      <w:sz w:val="16"/>
+                      <w:szCs w:val="18"/>
                     </w:rPr>
-                    <w:lastRenderedPageBreak/>
                     <w:t>出発時間</w:t>
                   </w:r>
                 </w:p>
@@ -5938,7 +7056,9 @@
           <w:p>
             <w:pPr>
               <w:rPr>
-                <w:rFonts w:asciiTheme="minorEastAsia" w:hAnsiTheme="minorEastAsia" w:cs="맑은 고딕" w:hint="eastAsia"/>
+                <w:rFonts w:asciiTheme="minorEastAsia" w:hAnsiTheme="minorEastAsia" w:cs="맑은 고딕"/>
+                <w:sz w:val="16"/>
+                <w:szCs w:val="18"/>
               </w:rPr>
             </w:pPr>
           </w:p>
@@ -5951,9 +7071,21 @@
             <w:pPr>
               <w:rPr>
                 <w:rFonts w:asciiTheme="minorEastAsia" w:hAnsiTheme="minorEastAsia" w:cs="맑은 고딕"/>
-                <w:lang w:eastAsia="ko-KR"/>
-              </w:rPr>
-            </w:pPr>
+                <w:sz w:val="16"/>
+                <w:szCs w:val="18"/>
+                <w:lang w:eastAsia="ko-KR"/>
+              </w:rPr>
+            </w:pPr>
+            <w:r>
+              <w:rPr>
+                <w:rFonts w:asciiTheme="minorEastAsia" w:hAnsiTheme="minorEastAsia" w:cs="맑은 고딕"/>
+                <w:sz w:val="16"/>
+                <w:szCs w:val="18"/>
+                <w:lang w:eastAsia="ko-KR"/>
+              </w:rPr>
+              <w:lastRenderedPageBreak/>
+              <w:t>※ msg.cに定義</w:t>
+            </w:r>
           </w:p>
         </w:tc>
       </w:tr>
@@ -5966,12 +7098,16 @@
             <w:pPr>
               <w:rPr>
                 <w:rFonts w:asciiTheme="minorEastAsia" w:hAnsiTheme="minorEastAsia" w:cs="맑은 고딕"/>
-                <w:lang w:eastAsia="ko-KR"/>
-              </w:rPr>
-            </w:pPr>
-            <w:r>
-              <w:rPr>
-                <w:rFonts w:asciiTheme="minorEastAsia" w:hAnsiTheme="minorEastAsia" w:cs="맑은 고딕" w:hint="eastAsia"/>
+                <w:sz w:val="16"/>
+                <w:szCs w:val="18"/>
+                <w:lang w:eastAsia="ko-KR"/>
+              </w:rPr>
+            </w:pPr>
+            <w:r>
+              <w:rPr>
+                <w:rFonts w:asciiTheme="minorEastAsia" w:hAnsiTheme="minorEastAsia" w:cs="맑은 고딕" w:hint="eastAsia"/>
+                <w:sz w:val="16"/>
+                <w:szCs w:val="18"/>
                 <w:lang w:eastAsia="ko-KR"/>
               </w:rPr>
               <w:t>5</w:t>
@@ -5986,11 +7122,15 @@
             <w:pPr>
               <w:rPr>
                 <w:rFonts w:asciiTheme="minorEastAsia" w:hAnsiTheme="minorEastAsia" w:cs="맑은 고딕"/>
-              </w:rPr>
-            </w:pPr>
-            <w:r>
-              <w:rPr>
-                <w:rFonts w:asciiTheme="minorEastAsia" w:hAnsiTheme="minorEastAsia" w:cs="맑은 고딕"/>
+                <w:sz w:val="16"/>
+                <w:szCs w:val="18"/>
+              </w:rPr>
+            </w:pPr>
+            <w:r>
+              <w:rPr>
+                <w:rFonts w:asciiTheme="minorEastAsia" w:hAnsiTheme="minorEastAsia" w:cs="맑은 고딕"/>
+                <w:sz w:val="16"/>
+                <w:szCs w:val="18"/>
               </w:rPr>
               <w:t>次回同期まで待機する</w:t>
             </w:r>
@@ -6004,11 +7144,15 @@
             <w:pPr>
               <w:rPr>
                 <w:rFonts w:asciiTheme="minorEastAsia" w:hAnsiTheme="minorEastAsia" w:cs="맑은 고딕"/>
-              </w:rPr>
-            </w:pPr>
-            <w:r>
-              <w:rPr>
-                <w:rFonts w:asciiTheme="minorEastAsia" w:hAnsiTheme="minorEastAsia" w:cs="맑은 고딕" w:hint="eastAsia"/>
+                <w:sz w:val="16"/>
+                <w:szCs w:val="18"/>
+              </w:rPr>
+            </w:pPr>
+            <w:r>
+              <w:rPr>
+                <w:rFonts w:asciiTheme="minorEastAsia" w:hAnsiTheme="minorEastAsia" w:cs="맑은 고딕" w:hint="eastAsia"/>
+                <w:sz w:val="16"/>
+                <w:szCs w:val="18"/>
               </w:rPr>
               <w:t>４秒間</w:t>
             </w:r>
@@ -6023,18 +7167,24 @@
         <w:autoSpaceDN/>
         <w:rPr>
           <w:rFonts w:asciiTheme="minorEastAsia" w:hAnsiTheme="minorEastAsia" w:cs="맑은 고딕"/>
+          <w:sz w:val="16"/>
+          <w:szCs w:val="18"/>
           <w:lang w:eastAsia="ko-KR"/>
         </w:rPr>
       </w:pPr>
       <w:r>
         <w:rPr>
           <w:rFonts w:asciiTheme="minorEastAsia" w:hAnsiTheme="minorEastAsia" w:cs="맑은 고딕"/>
+          <w:sz w:val="16"/>
+          <w:szCs w:val="18"/>
         </w:rPr>
         <w:br w:type="page"/>
       </w:r>
       <w:r>
         <w:rPr>
           <w:rFonts w:asciiTheme="minorEastAsia" w:hAnsiTheme="minorEastAsia" w:cs="맑은 고딕" w:hint="eastAsia"/>
+          <w:sz w:val="16"/>
+          <w:szCs w:val="18"/>
         </w:rPr>
         <w:lastRenderedPageBreak/>
         <w:t>3－2．</w:t>
@@ -6042,6 +7192,8 @@
       <w:r>
         <w:rPr>
           <w:rFonts w:asciiTheme="minorEastAsia" w:hAnsiTheme="minorEastAsia" w:cs="맑은 고딕" w:hint="eastAsia"/>
+          <w:sz w:val="16"/>
+          <w:szCs w:val="18"/>
         </w:rPr>
         <w:t>プロセスB</w:t>
       </w:r>
@@ -6052,18 +7204,24 @@
         <w:autoSpaceDE/>
         <w:autoSpaceDN/>
         <w:rPr>
+          <w:rFonts w:asciiTheme="minorEastAsia" w:hAnsiTheme="minorEastAsia" w:cs="맑은 고딕"/>
+          <w:sz w:val="16"/>
+          <w:szCs w:val="18"/>
+        </w:rPr>
+      </w:pPr>
+      <w:r>
+        <w:rPr>
           <w:rFonts w:asciiTheme="minorEastAsia" w:hAnsiTheme="minorEastAsia" w:cs="맑은 고딕" w:hint="eastAsia"/>
-        </w:rPr>
-      </w:pPr>
+          <w:sz w:val="16"/>
+          <w:szCs w:val="18"/>
+        </w:rPr>
+        <w:t>process_</w:t>
+      </w:r>
       <w:r>
         <w:rPr>
           <w:rFonts w:asciiTheme="minorEastAsia" w:hAnsiTheme="minorEastAsia" w:cs="맑은 고딕" w:hint="eastAsia"/>
-        </w:rPr>
-        <w:t>process_</w:t>
-      </w:r>
-      <w:r>
-        <w:rPr>
-          <w:rFonts w:asciiTheme="minorEastAsia" w:hAnsiTheme="minorEastAsia" w:cs="맑은 고딕" w:hint="eastAsia"/>
+          <w:sz w:val="16"/>
+          <w:szCs w:val="18"/>
           <w:lang w:eastAsia="ko-KR"/>
         </w:rPr>
         <w:t>b.c</w:t>
@@ -6071,14 +7229,20 @@
     </w:p>
     <w:p>
       <w:pPr>
-        <w:ind w:firstLineChars="100" w:firstLine="210"/>
+        <w:ind w:firstLineChars="100" w:firstLine="160"/>
         <w:rPr>
           <w:rFonts w:asciiTheme="minorEastAsia" w:hAnsiTheme="minorEastAsia" w:cs="맑은 고딕"/>
+          <w:strike/>
+          <w:sz w:val="16"/>
+          <w:szCs w:val="18"/>
         </w:rPr>
       </w:pPr>
       <w:r>
         <w:rPr>
           <w:rFonts w:asciiTheme="minorEastAsia" w:hAnsiTheme="minorEastAsia" w:cs="맑은 고딕" w:hint="eastAsia"/>
+          <w:strike/>
+          <w:sz w:val="16"/>
+          <w:szCs w:val="18"/>
         </w:rPr>
         <w:t>プロセスAから送信されたメッセージを受信し、対象データを取得して駅運行情報を「運行済み」に更新する。</w:t>
       </w:r>
@@ -6103,12 +7267,16 @@
             <w:pPr>
               <w:rPr>
                 <w:rFonts w:asciiTheme="minorEastAsia" w:hAnsiTheme="minorEastAsia" w:cs="맑은 고딕"/>
-                <w:lang w:eastAsia="ko-KR"/>
-              </w:rPr>
-            </w:pPr>
-            <w:r>
-              <w:rPr>
-                <w:rFonts w:asciiTheme="minorEastAsia" w:hAnsiTheme="minorEastAsia" w:cs="맑은 고딕" w:hint="eastAsia"/>
+                <w:sz w:val="16"/>
+                <w:szCs w:val="18"/>
+                <w:lang w:eastAsia="ko-KR"/>
+              </w:rPr>
+            </w:pPr>
+            <w:r>
+              <w:rPr>
+                <w:rFonts w:asciiTheme="minorEastAsia" w:hAnsiTheme="minorEastAsia" w:cs="맑은 고딕" w:hint="eastAsia"/>
+                <w:sz w:val="16"/>
+                <w:szCs w:val="18"/>
               </w:rPr>
               <w:t>NO</w:t>
             </w:r>
@@ -6122,11 +7290,15 @@
             <w:pPr>
               <w:rPr>
                 <w:rFonts w:asciiTheme="minorEastAsia" w:hAnsiTheme="minorEastAsia" w:cs="맑은 고딕"/>
-              </w:rPr>
-            </w:pPr>
-            <w:r>
-              <w:rPr>
-                <w:rFonts w:asciiTheme="minorEastAsia" w:hAnsiTheme="minorEastAsia" w:cs="맑은 고딕" w:hint="eastAsia"/>
+                <w:sz w:val="16"/>
+                <w:szCs w:val="18"/>
+              </w:rPr>
+            </w:pPr>
+            <w:r>
+              <w:rPr>
+                <w:rFonts w:asciiTheme="minorEastAsia" w:hAnsiTheme="minorEastAsia" w:cs="맑은 고딕" w:hint="eastAsia"/>
+                <w:sz w:val="16"/>
+                <w:szCs w:val="18"/>
               </w:rPr>
               <w:t>処理内容</w:t>
             </w:r>
@@ -6140,11 +7312,15 @@
             <w:pPr>
               <w:rPr>
                 <w:rFonts w:asciiTheme="minorEastAsia" w:hAnsiTheme="minorEastAsia" w:cs="맑은 고딕"/>
-              </w:rPr>
-            </w:pPr>
-            <w:r>
-              <w:rPr>
-                <w:rFonts w:asciiTheme="minorEastAsia" w:hAnsiTheme="minorEastAsia" w:cs="맑은 고딕" w:hint="eastAsia"/>
+                <w:sz w:val="16"/>
+                <w:szCs w:val="18"/>
+              </w:rPr>
+            </w:pPr>
+            <w:r>
+              <w:rPr>
+                <w:rFonts w:asciiTheme="minorEastAsia" w:hAnsiTheme="minorEastAsia" w:cs="맑은 고딕" w:hint="eastAsia"/>
+                <w:sz w:val="16"/>
+                <w:szCs w:val="18"/>
               </w:rPr>
               <w:t>備考</w:t>
             </w:r>
@@ -6160,12 +7336,16 @@
             <w:pPr>
               <w:rPr>
                 <w:rFonts w:asciiTheme="minorEastAsia" w:hAnsiTheme="minorEastAsia" w:cs="맑은 고딕"/>
-                <w:lang w:eastAsia="ko-KR"/>
-              </w:rPr>
-            </w:pPr>
-            <w:r>
-              <w:rPr>
-                <w:rFonts w:asciiTheme="minorEastAsia" w:hAnsiTheme="minorEastAsia" w:cs="맑은 고딕" w:hint="eastAsia"/>
+                <w:sz w:val="16"/>
+                <w:szCs w:val="18"/>
+                <w:lang w:eastAsia="ko-KR"/>
+              </w:rPr>
+            </w:pPr>
+            <w:r>
+              <w:rPr>
+                <w:rFonts w:asciiTheme="minorEastAsia" w:hAnsiTheme="minorEastAsia" w:cs="맑은 고딕" w:hint="eastAsia"/>
+                <w:sz w:val="16"/>
+                <w:szCs w:val="18"/>
                 <w:lang w:eastAsia="ko-KR"/>
               </w:rPr>
               <w:t>1</w:t>
@@ -6180,12 +7360,15 @@
             <w:pPr>
               <w:rPr>
                 <w:rFonts w:asciiTheme="minorEastAsia" w:hAnsiTheme="minorEastAsia" w:cs="맑은 고딕"/>
-                <w:lang w:eastAsia="ko-KR"/>
-              </w:rPr>
-            </w:pPr>
-            <w:r>
-              <w:rPr>
-                <w:rFonts w:asciiTheme="minorEastAsia" w:hAnsiTheme="minorEastAsia" w:cs="맑은 고딕" w:hint="eastAsia"/>
+                <w:sz w:val="16"/>
+                <w:szCs w:val="18"/>
+              </w:rPr>
+            </w:pPr>
+            <w:r>
+              <w:rPr>
+                <w:rFonts w:asciiTheme="minorEastAsia" w:hAnsiTheme="minorEastAsia" w:cs="맑은 고딕" w:hint="eastAsia"/>
+                <w:sz w:val="16"/>
+                <w:szCs w:val="18"/>
               </w:rPr>
               <w:t>Queueからメッセージを受信する</w:t>
             </w:r>
@@ -6194,36 +7377,48 @@
             <w:pPr>
               <w:rPr>
                 <w:rFonts w:asciiTheme="minorEastAsia" w:hAnsiTheme="minorEastAsia" w:cs="맑은 고딕"/>
-              </w:rPr>
-            </w:pPr>
-            <w:r>
-              <w:rPr>
-                <w:rFonts w:asciiTheme="minorEastAsia" w:hAnsiTheme="minorEastAsia" w:cs="맑은 고딕" w:hint="eastAsia"/>
+                <w:sz w:val="16"/>
+                <w:szCs w:val="18"/>
+              </w:rPr>
+            </w:pPr>
+            <w:r>
+              <w:rPr>
+                <w:rFonts w:asciiTheme="minorEastAsia" w:hAnsiTheme="minorEastAsia" w:cs="맑은 고딕" w:hint="eastAsia"/>
+                <w:sz w:val="16"/>
+                <w:szCs w:val="18"/>
               </w:rPr>
               <w:t>‐</w:t>
             </w:r>
             <w:r>
               <w:rPr>
                 <w:rFonts w:asciiTheme="minorEastAsia" w:hAnsiTheme="minorEastAsia" w:cs="맑은 고딕"/>
-              </w:rPr>
-              <w:t>mtype=1であること</w:t>
-            </w:r>
-          </w:p>
-          <w:p>
-            <w:pPr>
-              <w:rPr>
-                <w:rFonts w:asciiTheme="minorEastAsia" w:eastAsia="맑은 고딕" w:hAnsiTheme="minorEastAsia" w:cs="맑은 고딕" w:hint="eastAsia"/>
-              </w:rPr>
-            </w:pPr>
-            <w:r>
-              <w:rPr>
-                <w:rFonts w:asciiTheme="minorEastAsia" w:hAnsiTheme="minorEastAsia" w:cs="맑은 고딕" w:hint="eastAsia"/>
+                <w:sz w:val="16"/>
+                <w:szCs w:val="18"/>
+              </w:rPr>
+              <w:t>mtype=1のメッセージのみ受信する</w:t>
+            </w:r>
+          </w:p>
+          <w:p>
+            <w:pPr>
+              <w:rPr>
+                <w:rFonts w:asciiTheme="minorEastAsia" w:hAnsiTheme="minorEastAsia" w:cs="맑은 고딕"/>
+                <w:sz w:val="16"/>
+                <w:szCs w:val="18"/>
+              </w:rPr>
+            </w:pPr>
+            <w:r>
+              <w:rPr>
+                <w:rFonts w:asciiTheme="minorEastAsia" w:hAnsiTheme="minorEastAsia" w:cs="맑은 고딕" w:hint="eastAsia"/>
+                <w:sz w:val="16"/>
+                <w:szCs w:val="18"/>
               </w:rPr>
               <w:t>‐</w:t>
             </w:r>
             <w:r>
               <w:rPr>
                 <w:rFonts w:asciiTheme="minorEastAsia" w:hAnsiTheme="minorEastAsia" w:cs="맑은 고딕"/>
+                <w:sz w:val="16"/>
+                <w:szCs w:val="18"/>
               </w:rPr>
               <w:t>受信失敗時は1秒待機後、再受信する</w:t>
             </w:r>
@@ -6237,8 +7432,18 @@
             <w:pPr>
               <w:rPr>
                 <w:rFonts w:asciiTheme="minorEastAsia" w:hAnsiTheme="minorEastAsia" w:cs="맑은 고딕"/>
-              </w:rPr>
-            </w:pPr>
+                <w:sz w:val="16"/>
+                <w:szCs w:val="18"/>
+              </w:rPr>
+            </w:pPr>
+            <w:r>
+              <w:rPr>
+                <w:rFonts w:asciiTheme="minorEastAsia" w:hAnsiTheme="minorEastAsia" w:cs="맑은 고딕"/>
+                <w:sz w:val="16"/>
+                <w:szCs w:val="18"/>
+              </w:rPr>
+              <w:t>※ msg.cに定義</w:t>
+            </w:r>
           </w:p>
         </w:tc>
       </w:tr>
@@ -6254,12 +7459,16 @@
             <w:pPr>
               <w:rPr>
                 <w:rFonts w:asciiTheme="minorEastAsia" w:hAnsiTheme="minorEastAsia" w:cs="맑은 고딕"/>
-                <w:lang w:eastAsia="ko-KR"/>
-              </w:rPr>
-            </w:pPr>
-            <w:r>
-              <w:rPr>
-                <w:rFonts w:asciiTheme="minorEastAsia" w:hAnsiTheme="minorEastAsia" w:cs="맑은 고딕" w:hint="eastAsia"/>
+                <w:sz w:val="16"/>
+                <w:szCs w:val="18"/>
+                <w:lang w:eastAsia="ko-KR"/>
+              </w:rPr>
+            </w:pPr>
+            <w:r>
+              <w:rPr>
+                <w:rFonts w:asciiTheme="minorEastAsia" w:hAnsiTheme="minorEastAsia" w:cs="맑은 고딕" w:hint="eastAsia"/>
+                <w:sz w:val="16"/>
+                <w:szCs w:val="18"/>
                 <w:lang w:eastAsia="ko-KR"/>
               </w:rPr>
               <w:t>2</w:t>
@@ -6274,29 +7483,39 @@
             <w:pPr>
               <w:rPr>
                 <w:rFonts w:asciiTheme="minorEastAsia" w:hAnsiTheme="minorEastAsia" w:cs="맑은 고딕"/>
-              </w:rPr>
-            </w:pPr>
-            <w:r>
-              <w:rPr>
-                <w:rFonts w:asciiTheme="minorEastAsia" w:hAnsiTheme="minorEastAsia" w:cs="맑은 고딕" w:hint="eastAsia"/>
+                <w:sz w:val="16"/>
+                <w:szCs w:val="18"/>
+              </w:rPr>
+            </w:pPr>
+            <w:r>
+              <w:rPr>
+                <w:rFonts w:asciiTheme="minorEastAsia" w:hAnsiTheme="minorEastAsia" w:cs="맑은 고딕" w:hint="eastAsia"/>
+                <w:sz w:val="16"/>
+                <w:szCs w:val="18"/>
               </w:rPr>
               <w:t>駅運行情報</w:t>
             </w:r>
             <w:r>
               <w:rPr>
                 <w:rFonts w:asciiTheme="minorEastAsia" w:hAnsiTheme="minorEastAsia" w:cs="맑은 고딕" w:hint="eastAsia"/>
+                <w:sz w:val="16"/>
+                <w:szCs w:val="18"/>
               </w:rPr>
               <w:t>を（運済）に</w:t>
             </w:r>
             <w:r>
               <w:rPr>
                 <w:rFonts w:asciiTheme="minorEastAsia" w:hAnsiTheme="minorEastAsia" w:cs="맑은 고딕" w:hint="eastAsia"/>
+                <w:sz w:val="16"/>
+                <w:szCs w:val="18"/>
               </w:rPr>
               <w:t>更新</w:t>
             </w:r>
             <w:r>
               <w:rPr>
                 <w:rFonts w:asciiTheme="minorEastAsia" w:hAnsiTheme="minorEastAsia" w:cs="맑은 고딕" w:hint="eastAsia"/>
+                <w:sz w:val="16"/>
+                <w:szCs w:val="18"/>
               </w:rPr>
               <w:t>する</w:t>
             </w:r>
@@ -6310,12 +7529,16 @@
             <w:pPr>
               <w:rPr>
                 <w:rFonts w:asciiTheme="minorEastAsia" w:hAnsiTheme="minorEastAsia" w:cs="맑은 고딕"/>
-                <w:lang w:eastAsia="ko-KR"/>
-              </w:rPr>
-            </w:pPr>
-            <w:r>
-              <w:rPr>
-                <w:rFonts w:asciiTheme="minorEastAsia" w:hAnsiTheme="minorEastAsia" w:cs="맑은 고딕" w:hint="eastAsia"/>
+                <w:sz w:val="16"/>
+                <w:szCs w:val="18"/>
+                <w:lang w:eastAsia="ko-KR"/>
+              </w:rPr>
+            </w:pPr>
+            <w:r>
+              <w:rPr>
+                <w:rFonts w:asciiTheme="minorEastAsia" w:hAnsiTheme="minorEastAsia" w:cs="맑은 고딕" w:hint="eastAsia"/>
+                <w:sz w:val="16"/>
+                <w:szCs w:val="18"/>
                 <w:lang w:eastAsia="ko-KR"/>
               </w:rPr>
               <w:t>UPDATE</w:t>
@@ -6325,11 +7548,15 @@
             <w:pPr>
               <w:rPr>
                 <w:rFonts w:asciiTheme="minorEastAsia" w:hAnsiTheme="minorEastAsia" w:cs="맑은 고딕"/>
-              </w:rPr>
-            </w:pPr>
-            <w:r>
-              <w:rPr>
-                <w:rFonts w:asciiTheme="minorEastAsia" w:hAnsiTheme="minorEastAsia" w:cs="맑은 고딕" w:hint="eastAsia"/>
+                <w:sz w:val="16"/>
+                <w:szCs w:val="18"/>
+              </w:rPr>
+            </w:pPr>
+            <w:r>
+              <w:rPr>
+                <w:rFonts w:asciiTheme="minorEastAsia" w:hAnsiTheme="minorEastAsia" w:cs="맑은 고딕" w:hint="eastAsia"/>
+                <w:sz w:val="16"/>
+                <w:szCs w:val="18"/>
               </w:rPr>
               <w:t>EKIINFOテーブル</w:t>
             </w:r>
@@ -6353,11 +7580,15 @@
                   <w:pPr>
                     <w:rPr>
                       <w:rFonts w:asciiTheme="minorEastAsia" w:hAnsiTheme="minorEastAsia" w:cs="맑은 고딕"/>
+                      <w:sz w:val="16"/>
+                      <w:szCs w:val="18"/>
                     </w:rPr>
                   </w:pPr>
                   <w:r>
                     <w:rPr>
                       <w:rFonts w:asciiTheme="minorEastAsia" w:hAnsiTheme="minorEastAsia" w:cs="맑은 고딕" w:hint="eastAsia"/>
+                      <w:sz w:val="16"/>
+                      <w:szCs w:val="18"/>
                     </w:rPr>
                     <w:t>カーラム</w:t>
                   </w:r>
@@ -6371,11 +7602,15 @@
                   <w:pPr>
                     <w:rPr>
                       <w:rFonts w:asciiTheme="minorEastAsia" w:hAnsiTheme="minorEastAsia" w:cs="맑은 고딕"/>
+                      <w:sz w:val="16"/>
+                      <w:szCs w:val="18"/>
                     </w:rPr>
                   </w:pPr>
                   <w:r>
                     <w:rPr>
                       <w:rFonts w:asciiTheme="minorEastAsia" w:hAnsiTheme="minorEastAsia" w:cs="맑은 고딕" w:hint="eastAsia"/>
+                      <w:sz w:val="16"/>
+                      <w:szCs w:val="18"/>
                     </w:rPr>
                     <w:t>更新値</w:t>
                   </w:r>
@@ -6391,11 +7626,15 @@
                   <w:pPr>
                     <w:rPr>
                       <w:rFonts w:asciiTheme="minorEastAsia" w:hAnsiTheme="minorEastAsia" w:cs="맑은 고딕"/>
+                      <w:sz w:val="16"/>
+                      <w:szCs w:val="18"/>
                     </w:rPr>
                   </w:pPr>
                   <w:r>
                     <w:rPr>
                       <w:rFonts w:asciiTheme="minorEastAsia" w:hAnsiTheme="minorEastAsia" w:cs="맑은 고딕" w:hint="eastAsia"/>
+                      <w:sz w:val="16"/>
+                      <w:szCs w:val="18"/>
                     </w:rPr>
                     <w:t>STATUS</w:t>
                   </w:r>
@@ -6409,12 +7648,16 @@
                   <w:pPr>
                     <w:rPr>
                       <w:rFonts w:asciiTheme="minorEastAsia" w:hAnsiTheme="minorEastAsia" w:cs="맑은 고딕"/>
+                      <w:sz w:val="16"/>
+                      <w:szCs w:val="18"/>
                       <w:lang w:eastAsia="ko-KR"/>
                     </w:rPr>
                   </w:pPr>
                   <w:r>
                     <w:rPr>
                       <w:rFonts w:asciiTheme="minorEastAsia" w:hAnsiTheme="minorEastAsia" w:cs="맑은 고딕" w:hint="eastAsia"/>
+                      <w:sz w:val="16"/>
+                      <w:szCs w:val="18"/>
                       <w:lang w:eastAsia="ko-KR"/>
                     </w:rPr>
                     <w:t>2</w:t>
@@ -6422,18 +7665,24 @@
                   <w:r>
                     <w:rPr>
                       <w:rFonts w:asciiTheme="minorEastAsia" w:hAnsiTheme="minorEastAsia" w:cs="맑은 고딕" w:hint="eastAsia"/>
+                      <w:sz w:val="16"/>
+                      <w:szCs w:val="18"/>
                     </w:rPr>
                     <w:t>（運</w:t>
                   </w:r>
                   <w:r>
                     <w:rPr>
                       <w:rFonts w:asciiTheme="minorEastAsia" w:hAnsiTheme="minorEastAsia" w:cs="맑은 고딕" w:hint="eastAsia"/>
+                      <w:sz w:val="16"/>
+                      <w:szCs w:val="18"/>
                     </w:rPr>
                     <w:t>済</w:t>
                   </w:r>
                   <w:r>
                     <w:rPr>
                       <w:rFonts w:asciiTheme="minorEastAsia" w:hAnsiTheme="minorEastAsia" w:cs="맑은 고딕" w:hint="eastAsia"/>
+                      <w:sz w:val="16"/>
+                      <w:szCs w:val="18"/>
                     </w:rPr>
                     <w:t>）</w:t>
                   </w:r>
@@ -6445,11 +7694,15 @@
             <w:pPr>
               <w:rPr>
                 <w:rFonts w:asciiTheme="minorEastAsia" w:hAnsiTheme="minorEastAsia" w:cs="맑은 고딕"/>
-              </w:rPr>
-            </w:pPr>
-            <w:r>
-              <w:rPr>
-                <w:rFonts w:asciiTheme="minorEastAsia" w:hAnsiTheme="minorEastAsia" w:cs="맑은 고딕" w:hint="eastAsia"/>
+                <w:sz w:val="16"/>
+                <w:szCs w:val="18"/>
+              </w:rPr>
+            </w:pPr>
+            <w:r>
+              <w:rPr>
+                <w:rFonts w:asciiTheme="minorEastAsia" w:hAnsiTheme="minorEastAsia" w:cs="맑은 고딕" w:hint="eastAsia"/>
+                <w:sz w:val="16"/>
+                <w:szCs w:val="18"/>
               </w:rPr>
               <w:t>条件</w:t>
             </w:r>
@@ -6473,12 +7726,16 @@
                   <w:pPr>
                     <w:rPr>
                       <w:rFonts w:asciiTheme="minorEastAsia" w:hAnsiTheme="minorEastAsia" w:cs="맑은 고딕"/>
+                      <w:sz w:val="16"/>
+                      <w:szCs w:val="18"/>
                       <w:lang w:eastAsia="ko-KR"/>
                     </w:rPr>
                   </w:pPr>
                   <w:r>
                     <w:rPr>
                       <w:rFonts w:asciiTheme="minorEastAsia" w:hAnsiTheme="minorEastAsia" w:cs="맑은 고딕" w:hint="eastAsia"/>
+                      <w:sz w:val="16"/>
+                      <w:szCs w:val="18"/>
                     </w:rPr>
                     <w:t>カーラム</w:t>
                   </w:r>
@@ -6492,12 +7749,16 @@
                   <w:pPr>
                     <w:rPr>
                       <w:rFonts w:asciiTheme="minorEastAsia" w:hAnsiTheme="minorEastAsia" w:cs="맑은 고딕"/>
+                      <w:sz w:val="16"/>
+                      <w:szCs w:val="18"/>
                       <w:lang w:eastAsia="ko-KR"/>
                     </w:rPr>
                   </w:pPr>
                   <w:r>
                     <w:rPr>
                       <w:rFonts w:asciiTheme="minorEastAsia" w:hAnsiTheme="minorEastAsia" w:cs="맑은 고딕" w:hint="eastAsia"/>
+                      <w:sz w:val="16"/>
+                      <w:szCs w:val="18"/>
                     </w:rPr>
                     <w:t>条件値</w:t>
                   </w:r>
@@ -6512,13 +7773,88 @@
                 <w:p>
                   <w:pPr>
                     <w:rPr>
+                      <w:rFonts w:asciiTheme="minorEastAsia" w:hAnsiTheme="minorEastAsia" w:cs="맑은 고딕" w:hint="eastAsia"/>
+                      <w:sz w:val="16"/>
+                      <w:szCs w:val="18"/>
+                    </w:rPr>
+                  </w:pPr>
+                  <w:r>
+                    <w:rPr>
+                      <w:rFonts w:asciiTheme="minorEastAsia" w:hAnsiTheme="minorEastAsia" w:cs="맑은 고딕" w:hint="eastAsia"/>
+                      <w:sz w:val="16"/>
+                      <w:szCs w:val="18"/>
+                    </w:rPr>
+                    <w:t>STATUS</w:t>
+                  </w:r>
+                </w:p>
+              </w:tc>
+              <w:tc>
+                <w:tcPr>
+                  <w:tcW w:w="2536" w:type="dxa"/>
+                </w:tcPr>
+                <w:p>
+                  <w:pPr>
+                    <w:rPr>
+                      <w:rFonts w:asciiTheme="minorEastAsia" w:hAnsiTheme="minorEastAsia" w:cs="맑은 고딕" w:hint="eastAsia"/>
+                      <w:sz w:val="16"/>
+                      <w:szCs w:val="18"/>
+                    </w:rPr>
+                  </w:pPr>
+                  <w:r>
+                    <w:rPr>
+                      <w:rFonts w:asciiTheme="minorEastAsia" w:hAnsiTheme="minorEastAsia" w:cs="맑은 고딕" w:hint="eastAsia"/>
+                      <w:sz w:val="16"/>
+                      <w:szCs w:val="18"/>
+                      <w:lang w:eastAsia="ko-KR"/>
+                    </w:rPr>
+                    <w:t>1</w:t>
+                  </w:r>
+                  <w:r>
+                    <w:rPr>
+                      <w:rFonts w:asciiTheme="minorEastAsia" w:hAnsiTheme="minorEastAsia" w:cs="맑은 고딕" w:hint="eastAsia"/>
+                      <w:sz w:val="16"/>
+                      <w:szCs w:val="18"/>
+                    </w:rPr>
+                    <w:t>（</w:t>
+                  </w:r>
+                  <w:r>
+                    <w:rPr>
                       <w:rFonts w:asciiTheme="minorEastAsia" w:hAnsiTheme="minorEastAsia" w:cs="맑은 고딕"/>
+                      <w:sz w:val="16"/>
+                      <w:szCs w:val="18"/>
+                    </w:rPr>
+                    <w:t>運行</w:t>
+                  </w:r>
+                  <w:r>
+                    <w:rPr>
+                      <w:rFonts w:asciiTheme="minorEastAsia" w:hAnsiTheme="minorEastAsia" w:cs="맑은 고딕" w:hint="eastAsia"/>
+                      <w:sz w:val="16"/>
+                      <w:szCs w:val="18"/>
+                    </w:rPr>
+                    <w:t>）</w:t>
+                  </w:r>
+                </w:p>
+              </w:tc>
+            </w:tr>
+            <w:tr>
+              <w:tc>
+                <w:tcPr>
+                  <w:tcW w:w="1439" w:type="dxa"/>
+                </w:tcPr>
+                <w:p>
+                  <w:pPr>
+                    <w:rPr>
+                      <w:rFonts w:asciiTheme="minorEastAsia" w:hAnsiTheme="minorEastAsia" w:cs="맑은 고딕"/>
+                      <w:sz w:val="16"/>
+                      <w:szCs w:val="18"/>
                       <w:lang w:eastAsia="ko-KR"/>
                     </w:rPr>
                   </w:pPr>
                   <w:r>
                     <w:rPr>
                       <w:rFonts w:asciiTheme="minorEastAsia" w:hAnsiTheme="minorEastAsia" w:cs="맑은 고딕" w:hint="eastAsia"/>
+                      <w:sz w:val="16"/>
+                      <w:szCs w:val="18"/>
                     </w:rPr>
                     <w:t>EKINAME</w:t>
                   </w:r>
@@ -6532,11 +7868,15 @@
                   <w:pPr>
                     <w:rPr>
                       <w:rFonts w:asciiTheme="minorEastAsia" w:hAnsiTheme="minorEastAsia" w:cs="맑은 고딕"/>
+                      <w:sz w:val="16"/>
+                      <w:szCs w:val="18"/>
                     </w:rPr>
                   </w:pPr>
                   <w:r>
                     <w:rPr>
                       <w:rFonts w:asciiTheme="minorEastAsia" w:hAnsiTheme="minorEastAsia" w:cs="맑은 고딕" w:hint="eastAsia"/>
+                      <w:sz w:val="16"/>
+                      <w:szCs w:val="18"/>
                     </w:rPr>
                     <w:t>受信データ.EKINAME</w:t>
                   </w:r>
@@ -6552,12 +7892,16 @@
                   <w:pPr>
                     <w:rPr>
                       <w:rFonts w:asciiTheme="minorEastAsia" w:hAnsiTheme="minorEastAsia" w:cs="맑은 고딕"/>
+                      <w:sz w:val="16"/>
+                      <w:szCs w:val="18"/>
                       <w:lang w:eastAsia="ko-KR"/>
                     </w:rPr>
                   </w:pPr>
                   <w:r>
                     <w:rPr>
                       <w:rFonts w:asciiTheme="minorEastAsia" w:hAnsiTheme="minorEastAsia" w:cs="맑은 고딕" w:hint="eastAsia"/>
+                      <w:sz w:val="16"/>
+                      <w:szCs w:val="18"/>
                     </w:rPr>
                     <w:t>RETSUBAN</w:t>
                   </w:r>
@@ -6571,12 +7915,16 @@
                   <w:pPr>
                     <w:rPr>
                       <w:rFonts w:asciiTheme="minorEastAsia" w:hAnsiTheme="minorEastAsia" w:cs="맑은 고딕"/>
+                      <w:sz w:val="16"/>
+                      <w:szCs w:val="18"/>
                       <w:lang w:eastAsia="ko-KR"/>
                     </w:rPr>
                   </w:pPr>
                   <w:r>
                     <w:rPr>
                       <w:rFonts w:asciiTheme="minorEastAsia" w:hAnsiTheme="minorEastAsia" w:cs="맑은 고딕" w:hint="eastAsia"/>
+                      <w:sz w:val="16"/>
+                      <w:szCs w:val="18"/>
                       <w:lang w:eastAsia="ko-KR"/>
                     </w:rPr>
                     <w:t>受信データ.RETSUBAN</w:t>
@@ -6593,12 +7941,16 @@
                   <w:pPr>
                     <w:rPr>
                       <w:rFonts w:asciiTheme="minorEastAsia" w:hAnsiTheme="minorEastAsia" w:cs="맑은 고딕"/>
+                      <w:sz w:val="16"/>
+                      <w:szCs w:val="18"/>
                       <w:lang w:eastAsia="ko-KR"/>
                     </w:rPr>
                   </w:pPr>
                   <w:r>
                     <w:rPr>
                       <w:rFonts w:asciiTheme="minorEastAsia" w:hAnsiTheme="minorEastAsia" w:cs="맑은 고딕" w:hint="eastAsia"/>
+                      <w:sz w:val="16"/>
+                      <w:szCs w:val="18"/>
                       <w:lang w:eastAsia="ko-KR"/>
                     </w:rPr>
                     <w:t>ARR_TIME</w:t>
@@ -6613,29 +7965,19 @@
                   <w:pPr>
                     <w:rPr>
                       <w:rFonts w:asciiTheme="minorEastAsia" w:hAnsiTheme="minorEastAsia" w:cs="맑은 고딕"/>
+                      <w:sz w:val="16"/>
+                      <w:szCs w:val="18"/>
                       <w:lang w:eastAsia="ko-KR"/>
                     </w:rPr>
                   </w:pPr>
                   <w:r>
                     <w:rPr>
                       <w:rFonts w:asciiTheme="minorEastAsia" w:hAnsiTheme="minorEastAsia" w:cs="맑은 고딕" w:hint="eastAsia"/>
+                      <w:sz w:val="16"/>
+                      <w:szCs w:val="18"/>
                       <w:lang w:eastAsia="ko-KR"/>
                     </w:rPr>
-                    <w:t>受信データ.</w:t>
-                  </w:r>
-                  <w:r>
-                    <w:rPr>
-                      <w:rFonts w:asciiTheme="minorEastAsia" w:hAnsiTheme="minorEastAsia" w:cs="맑은 고딕" w:hint="eastAsia"/>
-                      <w:lang w:eastAsia="ko-KR"/>
-                    </w:rPr>
-                    <w:t xml:space="preserve"> ARR</w:t>
-                  </w:r>
-                  <w:r>
-                    <w:rPr>
-                      <w:rFonts w:asciiTheme="minorEastAsia" w:hAnsiTheme="minorEastAsia" w:cs="맑은 고딕" w:hint="eastAsia"/>
-                      <w:lang w:eastAsia="ko-KR"/>
-                    </w:rPr>
-                    <w:t>_TIME</w:t>
+                    <w:t>受信データ. ARR_TIME</w:t>
                   </w:r>
                 </w:p>
               </w:tc>
@@ -6649,12 +7991,16 @@
                   <w:pPr>
                     <w:rPr>
                       <w:rFonts w:asciiTheme="minorEastAsia" w:hAnsiTheme="minorEastAsia" w:cs="맑은 고딕"/>
+                      <w:sz w:val="16"/>
+                      <w:szCs w:val="18"/>
                       <w:lang w:eastAsia="ko-KR"/>
                     </w:rPr>
                   </w:pPr>
                   <w:r>
                     <w:rPr>
                       <w:rFonts w:asciiTheme="minorEastAsia" w:hAnsiTheme="minorEastAsia" w:cs="맑은 고딕" w:hint="eastAsia"/>
+                      <w:sz w:val="16"/>
+                      <w:szCs w:val="18"/>
                       <w:lang w:eastAsia="ko-KR"/>
                     </w:rPr>
                     <w:t>DEP_TIME</w:t>
@@ -6669,29 +8015,19 @@
                   <w:pPr>
                     <w:rPr>
                       <w:rFonts w:asciiTheme="minorEastAsia" w:hAnsiTheme="minorEastAsia" w:cs="맑은 고딕"/>
+                      <w:sz w:val="16"/>
+                      <w:szCs w:val="18"/>
                       <w:lang w:eastAsia="ko-KR"/>
                     </w:rPr>
                   </w:pPr>
                   <w:r>
                     <w:rPr>
                       <w:rFonts w:asciiTheme="minorEastAsia" w:hAnsiTheme="minorEastAsia" w:cs="맑은 고딕" w:hint="eastAsia"/>
+                      <w:sz w:val="16"/>
+                      <w:szCs w:val="18"/>
                       <w:lang w:eastAsia="ko-KR"/>
                     </w:rPr>
-                    <w:t xml:space="preserve">受信データ. </w:t>
-                  </w:r>
-                  <w:r>
-                    <w:rPr>
-                      <w:rFonts w:asciiTheme="minorEastAsia" w:hAnsiTheme="minorEastAsia" w:cs="맑은 고딕" w:hint="eastAsia"/>
-                      <w:lang w:eastAsia="ko-KR"/>
-                    </w:rPr>
-                    <w:t>DEP</w:t>
-                  </w:r>
-                  <w:r>
-                    <w:rPr>
-                      <w:rFonts w:asciiTheme="minorEastAsia" w:hAnsiTheme="minorEastAsia" w:cs="맑은 고딕" w:hint="eastAsia"/>
-                      <w:lang w:eastAsia="ko-KR"/>
-                    </w:rPr>
-                    <w:t>_TIME</w:t>
+                    <w:t>受信データ. DEP_TIME</w:t>
                   </w:r>
                 </w:p>
               </w:tc>
@@ -6700,32 +8036,18 @@
           <w:p>
             <w:pPr>
               <w:rPr>
-                <w:rFonts w:asciiTheme="minorEastAsia" w:hAnsiTheme="minorEastAsia" w:cs="맑은 고딕" w:hint="eastAsia"/>
-              </w:rPr>
-            </w:pPr>
-            <w:r>
-              <w:rPr>
-                <w:rFonts w:asciiTheme="minorEastAsia" w:hAnsiTheme="minorEastAsia" w:cs="맑은 고딕" w:hint="eastAsia"/>
-              </w:rPr>
-              <w:t>※</w:t>
-            </w:r>
-            <w:r>
-              <w:rPr>
-                <w:rFonts w:asciiTheme="minorEastAsia" w:hAnsiTheme="minorEastAsia" w:cs="맑은 고딕" w:hint="eastAsia"/>
-              </w:rPr>
-              <w:t xml:space="preserve"> </w:t>
-            </w:r>
-            <w:r>
-              <w:rPr>
-                <w:rFonts w:asciiTheme="minorEastAsia" w:hAnsiTheme="minorEastAsia" w:cs="맑은 고딕" w:hint="eastAsia"/>
-              </w:rPr>
-              <w:t>database.c</w:t>
-            </w:r>
-            <w:r>
-              <w:rPr>
-                <w:rFonts w:asciiTheme="minorEastAsia" w:hAnsiTheme="minorEastAsia" w:cs="맑은 고딕" w:hint="eastAsia"/>
-              </w:rPr>
-              <w:t>に定義</w:t>
+                <w:rFonts w:asciiTheme="minorEastAsia" w:hAnsiTheme="minorEastAsia" w:cs="맑은 고딕"/>
+                <w:sz w:val="16"/>
+                <w:szCs w:val="18"/>
+              </w:rPr>
+            </w:pPr>
+            <w:r>
+              <w:rPr>
+                <w:rFonts w:asciiTheme="minorEastAsia" w:hAnsiTheme="minorEastAsia" w:cs="맑은 고딕" w:hint="eastAsia"/>
+                <w:sz w:val="16"/>
+                <w:szCs w:val="18"/>
+              </w:rPr>
+              <w:t>※ database.cに定義</w:t>
             </w:r>
           </w:p>
         </w:tc>
@@ -6742,12 +8064,16 @@
             <w:pPr>
               <w:rPr>
                 <w:rFonts w:asciiTheme="minorEastAsia" w:hAnsiTheme="minorEastAsia" w:cs="맑은 고딕"/>
-                <w:lang w:eastAsia="ko-KR"/>
-              </w:rPr>
-            </w:pPr>
-            <w:r>
-              <w:rPr>
-                <w:rFonts w:asciiTheme="minorEastAsia" w:hAnsiTheme="minorEastAsia" w:cs="맑은 고딕" w:hint="eastAsia"/>
+                <w:sz w:val="16"/>
+                <w:szCs w:val="18"/>
+                <w:lang w:eastAsia="ko-KR"/>
+              </w:rPr>
+            </w:pPr>
+            <w:r>
+              <w:rPr>
+                <w:rFonts w:asciiTheme="minorEastAsia" w:hAnsiTheme="minorEastAsia" w:cs="맑은 고딕" w:hint="eastAsia"/>
+                <w:sz w:val="16"/>
+                <w:szCs w:val="18"/>
                 <w:lang w:eastAsia="ko-KR"/>
               </w:rPr>
               <w:t>3</w:t>
@@ -6762,11 +8088,18 @@
             <w:pPr>
               <w:rPr>
                 <w:rFonts w:asciiTheme="minorEastAsia" w:hAnsiTheme="minorEastAsia" w:cs="맑은 고딕"/>
-              </w:rPr>
-            </w:pPr>
-            <w:r>
-              <w:rPr>
-                <w:rFonts w:asciiTheme="minorEastAsia" w:hAnsiTheme="minorEastAsia" w:cs="맑은 고딕" w:hint="eastAsia"/>
+                <w:strike/>
+                <w:sz w:val="16"/>
+                <w:szCs w:val="18"/>
+                <w:lang w:eastAsia="ko-KR"/>
+              </w:rPr>
+            </w:pPr>
+            <w:r>
+              <w:rPr>
+                <w:rFonts w:asciiTheme="minorEastAsia" w:hAnsiTheme="minorEastAsia" w:cs="맑은 고딕" w:hint="eastAsia"/>
+                <w:strike/>
+                <w:sz w:val="16"/>
+                <w:szCs w:val="18"/>
               </w:rPr>
               <w:t>次のメッセージ受信まで待機する</w:t>
             </w:r>
@@ -6780,6 +8113,8 @@
             <w:pPr>
               <w:rPr>
                 <w:rFonts w:asciiTheme="minorEastAsia" w:hAnsiTheme="minorEastAsia" w:cs="맑은 고딕"/>
+                <w:sz w:val="16"/>
+                <w:szCs w:val="18"/>
               </w:rPr>
             </w:pPr>
           </w:p>
@@ -6788,8 +8123,1964 @@
     </w:tbl>
     <w:p>
       <w:pPr>
+        <w:wordWrap/>
+        <w:autoSpaceDE/>
+        <w:autoSpaceDN/>
+        <w:rPr>
+          <w:rFonts w:asciiTheme="minorEastAsia" w:hAnsiTheme="minorEastAsia" w:cs="맑은 고딕"/>
+          <w:sz w:val="16"/>
+          <w:szCs w:val="18"/>
+          <w:lang w:eastAsia="ko-KR"/>
+        </w:rPr>
+      </w:pPr>
+    </w:p>
+    <w:p>
+      <w:pPr>
+        <w:wordWrap/>
+        <w:autoSpaceDE/>
+        <w:autoSpaceDN/>
+        <w:rPr>
+          <w:rFonts w:asciiTheme="minorEastAsia" w:eastAsia="맑은 고딕" w:hAnsiTheme="minorEastAsia" w:cs="맑은 고딕" w:hint="eastAsia"/>
+          <w:color w:val="FF0000"/>
+          <w:sz w:val="28"/>
+          <w:szCs w:val="32"/>
+        </w:rPr>
+      </w:pPr>
+      <w:r>
         <w:rPr>
           <w:rFonts w:asciiTheme="minorEastAsia" w:hAnsiTheme="minorEastAsia" w:cs="맑은 고딕" w:hint="eastAsia"/>
+          <w:color w:val="FF0000"/>
+          <w:sz w:val="28"/>
+          <w:szCs w:val="32"/>
+        </w:rPr>
+        <w:t>※</w:t>
+      </w:r>
+      <w:r>
+        <w:rPr>
+          <w:rFonts w:asciiTheme="minorEastAsia" w:hAnsiTheme="minorEastAsia" w:cs="맑은 고딕" w:hint="eastAsia"/>
+          <w:color w:val="FF0000"/>
+          <w:sz w:val="28"/>
+          <w:szCs w:val="32"/>
+        </w:rPr>
+        <w:t>現在の常駐型プロセス構成を見直し、プロセスAからの要求に応じて起動されるプロセスBへ再実装が必要。</w:t>
+      </w:r>
+    </w:p>
+    <w:tbl>
+      <w:tblPr>
+        <w:tblStyle w:val="aa"/>
+        <w:tblW w:w="0" w:type="auto"/>
+        <w:tblLook w:val="04A0" w:firstRow="1" w:lastRow="0" w:firstColumn="1" w:lastColumn="0" w:noHBand="0" w:noVBand="1"/>
+      </w:tblPr>
+      <w:tblGrid>
+        <w:gridCol w:w="9016"/>
+      </w:tblGrid>
+      <w:tr>
+        <w:trPr>
+          <w:trHeight w:val="8070"/>
+        </w:trPr>
+        <w:tc>
+          <w:tcPr>
+            <w:tcW w:w="9016" w:type="dxa"/>
+          </w:tcPr>
+          <w:p>
+            <w:pPr>
+              <w:wordWrap/>
+              <w:autoSpaceDE/>
+              <w:autoSpaceDN/>
+              <w:rPr>
+                <w:rFonts w:asciiTheme="minorEastAsia" w:hAnsiTheme="minorEastAsia" w:cs="맑은 고딕"/>
+                <w:sz w:val="16"/>
+                <w:szCs w:val="18"/>
+                <w:lang w:eastAsia="ko-KR"/>
+              </w:rPr>
+            </w:pPr>
+            <w:r>
+              <w:rPr>
+                <w:rFonts w:asciiTheme="minorEastAsia" w:hAnsiTheme="minorEastAsia" w:cs="맑은 고딕"/>
+                <w:sz w:val="16"/>
+                <w:szCs w:val="18"/>
+                <w:lang w:eastAsia="ko-KR"/>
+              </w:rPr>
+              <w:lastRenderedPageBreak/>
+              <w:t>DELETE FROM EKICODE;</w:t>
+            </w:r>
+            <w:r>
+              <w:rPr>
+                <w:rFonts w:asciiTheme="minorEastAsia" w:hAnsiTheme="minorEastAsia" w:cs="맑은 고딕"/>
+                <w:sz w:val="16"/>
+                <w:szCs w:val="18"/>
+                <w:lang w:eastAsia="ko-KR"/>
+              </w:rPr>
+              <w:br/>
+            </w:r>
+            <w:r>
+              <w:rPr>
+                <w:rFonts w:asciiTheme="minorEastAsia" w:hAnsiTheme="minorEastAsia" w:cs="맑은 고딕"/>
+                <w:sz w:val="16"/>
+                <w:szCs w:val="18"/>
+                <w:lang w:eastAsia="ko-KR"/>
+              </w:rPr>
+              <w:br/>
+              <w:t>INSERT INTO EKICODE (EKICD, EKINAME) VALUES</w:t>
+            </w:r>
+            <w:r>
+              <w:rPr>
+                <w:rFonts w:asciiTheme="minorEastAsia" w:hAnsiTheme="minorEastAsia" w:cs="맑은 고딕"/>
+                <w:sz w:val="16"/>
+                <w:szCs w:val="18"/>
+                <w:lang w:eastAsia="ko-KR"/>
+              </w:rPr>
+              <w:br/>
+              <w:t>(1, '西武新宿'),</w:t>
+            </w:r>
+            <w:r>
+              <w:rPr>
+                <w:rFonts w:asciiTheme="minorEastAsia" w:hAnsiTheme="minorEastAsia" w:cs="맑은 고딕"/>
+                <w:sz w:val="16"/>
+                <w:szCs w:val="18"/>
+                <w:lang w:eastAsia="ko-KR"/>
+              </w:rPr>
+              <w:br/>
+              <w:t>(2, '高田馬場'),</w:t>
+            </w:r>
+            <w:r>
+              <w:rPr>
+                <w:rFonts w:asciiTheme="minorEastAsia" w:hAnsiTheme="minorEastAsia" w:cs="맑은 고딕"/>
+                <w:sz w:val="16"/>
+                <w:szCs w:val="18"/>
+                <w:lang w:eastAsia="ko-KR"/>
+              </w:rPr>
+              <w:br/>
+              <w:t>(3, '下落合'),</w:t>
+            </w:r>
+            <w:r>
+              <w:rPr>
+                <w:rFonts w:asciiTheme="minorEastAsia" w:hAnsiTheme="minorEastAsia" w:cs="맑은 고딕"/>
+                <w:sz w:val="16"/>
+                <w:szCs w:val="18"/>
+                <w:lang w:eastAsia="ko-KR"/>
+              </w:rPr>
+              <w:br/>
+              <w:t>(4, '中井'),</w:t>
+            </w:r>
+            <w:r>
+              <w:rPr>
+                <w:rFonts w:asciiTheme="minorEastAsia" w:hAnsiTheme="minorEastAsia" w:cs="맑은 고딕"/>
+                <w:sz w:val="16"/>
+                <w:szCs w:val="18"/>
+                <w:lang w:eastAsia="ko-KR"/>
+              </w:rPr>
+              <w:br/>
+              <w:t>(5, '新井</w:t>
+            </w:r>
+            <w:r>
+              <w:rPr>
+                <w:rFonts w:asciiTheme="minorEastAsia" w:hAnsiTheme="minorEastAsia" w:cs="MS Gothic" w:hint="eastAsia"/>
+                <w:sz w:val="16"/>
+                <w:szCs w:val="18"/>
+                <w:lang w:eastAsia="ko-KR"/>
+              </w:rPr>
+              <w:t>薬</w:t>
+            </w:r>
+            <w:r>
+              <w:rPr>
+                <w:rFonts w:asciiTheme="minorEastAsia" w:hAnsiTheme="minorEastAsia" w:cs="맑은 고딕" w:hint="eastAsia"/>
+                <w:sz w:val="16"/>
+                <w:szCs w:val="18"/>
+                <w:lang w:eastAsia="ko-KR"/>
+              </w:rPr>
+              <w:t>師前</w:t>
+            </w:r>
+            <w:r>
+              <w:rPr>
+                <w:rFonts w:asciiTheme="minorEastAsia" w:hAnsiTheme="minorEastAsia" w:cs="맑은 고딕"/>
+                <w:sz w:val="16"/>
+                <w:szCs w:val="18"/>
+                <w:lang w:eastAsia="ko-KR"/>
+              </w:rPr>
+              <w:t>'),</w:t>
+            </w:r>
+            <w:r>
+              <w:rPr>
+                <w:rFonts w:asciiTheme="minorEastAsia" w:hAnsiTheme="minorEastAsia" w:cs="맑은 고딕"/>
+                <w:sz w:val="16"/>
+                <w:szCs w:val="18"/>
+                <w:lang w:eastAsia="ko-KR"/>
+              </w:rPr>
+              <w:br/>
+              <w:t>(6, '沼袋'),</w:t>
+            </w:r>
+            <w:r>
+              <w:rPr>
+                <w:rFonts w:asciiTheme="minorEastAsia" w:hAnsiTheme="minorEastAsia" w:cs="맑은 고딕"/>
+                <w:sz w:val="16"/>
+                <w:szCs w:val="18"/>
+                <w:lang w:eastAsia="ko-KR"/>
+              </w:rPr>
+              <w:br/>
+              <w:t>(7, '野方'),</w:t>
+            </w:r>
+            <w:r>
+              <w:rPr>
+                <w:rFonts w:asciiTheme="minorEastAsia" w:hAnsiTheme="minorEastAsia" w:cs="맑은 고딕"/>
+                <w:sz w:val="16"/>
+                <w:szCs w:val="18"/>
+                <w:lang w:eastAsia="ko-KR"/>
+              </w:rPr>
+              <w:br/>
+              <w:t>(8, '都立家政'),</w:t>
+            </w:r>
+            <w:r>
+              <w:rPr>
+                <w:rFonts w:asciiTheme="minorEastAsia" w:hAnsiTheme="minorEastAsia" w:cs="맑은 고딕"/>
+                <w:sz w:val="16"/>
+                <w:szCs w:val="18"/>
+                <w:lang w:eastAsia="ko-KR"/>
+              </w:rPr>
+              <w:br/>
+              <w:t>(9, '鷺ノ宮'),</w:t>
+            </w:r>
+            <w:r>
+              <w:rPr>
+                <w:rFonts w:asciiTheme="minorEastAsia" w:hAnsiTheme="minorEastAsia" w:cs="맑은 고딕"/>
+                <w:sz w:val="16"/>
+                <w:szCs w:val="18"/>
+                <w:lang w:eastAsia="ko-KR"/>
+              </w:rPr>
+              <w:br/>
+              <w:t>(10, '下井草');</w:t>
+            </w:r>
+          </w:p>
+          <w:p>
+            <w:pPr>
+              <w:wordWrap/>
+              <w:autoSpaceDE/>
+              <w:autoSpaceDN/>
+              <w:rPr>
+                <w:rFonts w:asciiTheme="minorEastAsia" w:hAnsiTheme="minorEastAsia" w:cs="맑은 고딕"/>
+                <w:sz w:val="16"/>
+                <w:szCs w:val="18"/>
+                <w:lang w:eastAsia="ko-KR"/>
+              </w:rPr>
+            </w:pPr>
+          </w:p>
+          <w:p>
+            <w:pPr>
+              <w:wordWrap/>
+              <w:autoSpaceDE/>
+              <w:autoSpaceDN/>
+              <w:rPr>
+                <w:rFonts w:asciiTheme="minorEastAsia" w:hAnsiTheme="minorEastAsia" w:cs="맑은 고딕"/>
+                <w:sz w:val="16"/>
+                <w:szCs w:val="18"/>
+                <w:lang w:eastAsia="ko-KR"/>
+              </w:rPr>
+            </w:pPr>
+            <w:r>
+              <w:rPr>
+                <w:rFonts w:asciiTheme="minorEastAsia" w:hAnsiTheme="minorEastAsia" w:cs="맑은 고딕"/>
+                <w:sz w:val="16"/>
+                <w:szCs w:val="18"/>
+                <w:lang w:eastAsia="ko-KR"/>
+              </w:rPr>
+              <w:t>DELETE FROM TRAININFO;</w:t>
+            </w:r>
+          </w:p>
+          <w:p>
+            <w:pPr>
+              <w:wordWrap/>
+              <w:autoSpaceDE/>
+              <w:autoSpaceDN/>
+              <w:rPr>
+                <w:rFonts w:asciiTheme="minorEastAsia" w:hAnsiTheme="minorEastAsia" w:cs="맑은 고딕"/>
+                <w:sz w:val="16"/>
+                <w:szCs w:val="18"/>
+                <w:lang w:eastAsia="ko-KR"/>
+              </w:rPr>
+            </w:pPr>
+          </w:p>
+          <w:p>
+            <w:pPr>
+              <w:wordWrap/>
+              <w:autoSpaceDE/>
+              <w:autoSpaceDN/>
+              <w:rPr>
+                <w:rFonts w:asciiTheme="minorEastAsia" w:hAnsiTheme="minorEastAsia" w:cs="맑은 고딕"/>
+                <w:sz w:val="16"/>
+                <w:szCs w:val="18"/>
+                <w:lang w:eastAsia="ko-KR"/>
+              </w:rPr>
+            </w:pPr>
+            <w:r>
+              <w:rPr>
+                <w:rFonts w:asciiTheme="minorEastAsia" w:hAnsiTheme="minorEastAsia" w:cs="맑은 고딕"/>
+                <w:sz w:val="16"/>
+                <w:szCs w:val="18"/>
+                <w:lang w:eastAsia="ko-KR"/>
+              </w:rPr>
+              <w:t>INSERT INTO TRAININFO (RETSUBAN, START_EKICD, END_EKICD) VALUES</w:t>
+            </w:r>
+          </w:p>
+          <w:p>
+            <w:pPr>
+              <w:wordWrap/>
+              <w:autoSpaceDE/>
+              <w:autoSpaceDN/>
+              <w:rPr>
+                <w:rFonts w:asciiTheme="minorEastAsia" w:hAnsiTheme="minorEastAsia" w:cs="맑은 고딕"/>
+                <w:sz w:val="16"/>
+                <w:szCs w:val="18"/>
+                <w:lang w:eastAsia="ko-KR"/>
+              </w:rPr>
+            </w:pPr>
+            <w:r>
+              <w:rPr>
+                <w:rFonts w:asciiTheme="minorEastAsia" w:hAnsiTheme="minorEastAsia" w:cs="맑은 고딕"/>
+                <w:sz w:val="16"/>
+                <w:szCs w:val="18"/>
+                <w:lang w:eastAsia="ko-KR"/>
+              </w:rPr>
+              <w:t>(101, 1, 10),</w:t>
+            </w:r>
+          </w:p>
+          <w:p>
+            <w:pPr>
+              <w:wordWrap/>
+              <w:autoSpaceDE/>
+              <w:autoSpaceDN/>
+              <w:rPr>
+                <w:rFonts w:asciiTheme="minorEastAsia" w:hAnsiTheme="minorEastAsia" w:cs="맑은 고딕"/>
+                <w:sz w:val="16"/>
+                <w:szCs w:val="18"/>
+                <w:lang w:eastAsia="ko-KR"/>
+              </w:rPr>
+            </w:pPr>
+            <w:r>
+              <w:rPr>
+                <w:rFonts w:asciiTheme="minorEastAsia" w:hAnsiTheme="minorEastAsia" w:cs="맑은 고딕"/>
+                <w:sz w:val="16"/>
+                <w:szCs w:val="18"/>
+                <w:lang w:eastAsia="ko-KR"/>
+              </w:rPr>
+              <w:t>(102, 1, 10),</w:t>
+            </w:r>
+          </w:p>
+          <w:p>
+            <w:pPr>
+              <w:wordWrap/>
+              <w:autoSpaceDE/>
+              <w:autoSpaceDN/>
+              <w:rPr>
+                <w:rFonts w:asciiTheme="minorEastAsia" w:hAnsiTheme="minorEastAsia" w:cs="맑은 고딕"/>
+                <w:sz w:val="16"/>
+                <w:szCs w:val="18"/>
+                <w:lang w:eastAsia="ko-KR"/>
+              </w:rPr>
+            </w:pPr>
+            <w:r>
+              <w:rPr>
+                <w:rFonts w:asciiTheme="minorEastAsia" w:hAnsiTheme="minorEastAsia" w:cs="맑은 고딕"/>
+                <w:sz w:val="16"/>
+                <w:szCs w:val="18"/>
+                <w:lang w:eastAsia="ko-KR"/>
+              </w:rPr>
+              <w:t>(103, 3, 8),</w:t>
+            </w:r>
+          </w:p>
+          <w:p>
+            <w:pPr>
+              <w:wordWrap/>
+              <w:autoSpaceDE/>
+              <w:autoSpaceDN/>
+              <w:rPr>
+                <w:rFonts w:asciiTheme="minorEastAsia" w:hAnsiTheme="minorEastAsia" w:cs="맑은 고딕"/>
+                <w:sz w:val="16"/>
+                <w:szCs w:val="18"/>
+                <w:lang w:eastAsia="ko-KR"/>
+              </w:rPr>
+            </w:pPr>
+            <w:r>
+              <w:rPr>
+                <w:rFonts w:asciiTheme="minorEastAsia" w:hAnsiTheme="minorEastAsia" w:cs="맑은 고딕"/>
+                <w:sz w:val="16"/>
+                <w:szCs w:val="18"/>
+                <w:lang w:eastAsia="ko-KR"/>
+              </w:rPr>
+              <w:t>(104, 1, 9),</w:t>
+            </w:r>
+          </w:p>
+          <w:p>
+            <w:pPr>
+              <w:wordWrap/>
+              <w:autoSpaceDE/>
+              <w:autoSpaceDN/>
+              <w:rPr>
+                <w:rFonts w:asciiTheme="minorEastAsia" w:eastAsia="맑은 고딕" w:hAnsiTheme="minorEastAsia" w:cs="맑은 고딕" w:hint="eastAsia"/>
+                <w:sz w:val="16"/>
+                <w:szCs w:val="18"/>
+                <w:lang w:eastAsia="ko-KR"/>
+              </w:rPr>
+            </w:pPr>
+            <w:r>
+              <w:rPr>
+                <w:rFonts w:asciiTheme="minorEastAsia" w:hAnsiTheme="minorEastAsia" w:cs="맑은 고딕"/>
+                <w:sz w:val="16"/>
+                <w:szCs w:val="18"/>
+                <w:lang w:eastAsia="ko-KR"/>
+              </w:rPr>
+              <w:t>(105, 1, 10);</w:t>
+            </w:r>
+          </w:p>
+        </w:tc>
+      </w:tr>
+    </w:tbl>
+    <w:p>
+      <w:pPr>
+        <w:wordWrap/>
+        <w:autoSpaceDE/>
+        <w:autoSpaceDN/>
+        <w:rPr>
+          <w:rFonts w:asciiTheme="minorEastAsia" w:hAnsiTheme="minorEastAsia" w:cs="맑은 고딕"/>
+          <w:sz w:val="16"/>
+          <w:szCs w:val="18"/>
+          <w:lang w:eastAsia="ko-KR"/>
+        </w:rPr>
+      </w:pPr>
+    </w:p>
+    <w:p>
+      <w:pPr>
+        <w:wordWrap/>
+        <w:autoSpaceDE/>
+        <w:autoSpaceDN/>
+        <w:rPr>
+          <w:rFonts w:asciiTheme="minorEastAsia" w:hAnsiTheme="minorEastAsia" w:cs="맑은 고딕"/>
+          <w:sz w:val="16"/>
+          <w:szCs w:val="18"/>
+          <w:lang w:eastAsia="ko-KR"/>
+        </w:rPr>
+      </w:pPr>
+      <w:r>
+        <w:rPr>
+          <w:rFonts w:asciiTheme="minorEastAsia" w:hAnsiTheme="minorEastAsia" w:cs="맑은 고딕"/>
+          <w:sz w:val="16"/>
+          <w:szCs w:val="18"/>
+          <w:lang w:eastAsia="ko-KR"/>
+        </w:rPr>
+        <w:br w:type="page"/>
+      </w:r>
+    </w:p>
+    <w:tbl>
+      <w:tblPr>
+        <w:tblStyle w:val="aa"/>
+        <w:tblW w:w="0" w:type="auto"/>
+        <w:tblLook w:val="04A0" w:firstRow="1" w:lastRow="0" w:firstColumn="1" w:lastColumn="0" w:noHBand="0" w:noVBand="1"/>
+      </w:tblPr>
+      <w:tblGrid>
+        <w:gridCol w:w="9016"/>
+      </w:tblGrid>
+      <w:tr>
+        <w:tc>
+          <w:tcPr>
+            <w:tcW w:w="9016" w:type="dxa"/>
+          </w:tcPr>
+          <w:p>
+            <w:pPr>
+              <w:wordWrap/>
+              <w:autoSpaceDE/>
+              <w:autoSpaceDN/>
+              <w:rPr>
+                <w:rFonts w:asciiTheme="minorEastAsia" w:eastAsia="맑은 고딕" w:hAnsiTheme="minorEastAsia" w:cs="맑은 고딕"/>
+                <w:sz w:val="12"/>
+                <w:szCs w:val="14"/>
+                <w:lang w:eastAsia="ko-KR"/>
+              </w:rPr>
+            </w:pPr>
+            <w:r>
+              <w:rPr>
+                <w:rFonts w:asciiTheme="minorEastAsia" w:eastAsia="맑은 고딕" w:hAnsiTheme="minorEastAsia" w:cs="맑은 고딕"/>
+                <w:sz w:val="12"/>
+                <w:szCs w:val="14"/>
+                <w:lang w:eastAsia="ko-KR"/>
+              </w:rPr>
+              <w:lastRenderedPageBreak/>
+              <w:t>DELETE FROM EKIINFO;</w:t>
+            </w:r>
+          </w:p>
+          <w:p>
+            <w:pPr>
+              <w:wordWrap/>
+              <w:autoSpaceDE/>
+              <w:autoSpaceDN/>
+              <w:rPr>
+                <w:rFonts w:asciiTheme="minorEastAsia" w:eastAsia="맑은 고딕" w:hAnsiTheme="minorEastAsia" w:cs="맑은 고딕"/>
+                <w:sz w:val="12"/>
+                <w:szCs w:val="14"/>
+                <w:lang w:eastAsia="ko-KR"/>
+              </w:rPr>
+            </w:pPr>
+          </w:p>
+          <w:p>
+            <w:pPr>
+              <w:wordWrap/>
+              <w:autoSpaceDE/>
+              <w:autoSpaceDN/>
+              <w:rPr>
+                <w:rFonts w:asciiTheme="minorEastAsia" w:eastAsia="맑은 고딕" w:hAnsiTheme="minorEastAsia" w:cs="맑은 고딕"/>
+                <w:sz w:val="12"/>
+                <w:szCs w:val="14"/>
+                <w:lang w:eastAsia="ko-KR"/>
+              </w:rPr>
+            </w:pPr>
+            <w:r>
+              <w:rPr>
+                <w:rFonts w:asciiTheme="minorEastAsia" w:eastAsia="맑은 고딕" w:hAnsiTheme="minorEastAsia" w:cs="맑은 고딕"/>
+                <w:sz w:val="12"/>
+                <w:szCs w:val="14"/>
+                <w:lang w:eastAsia="ko-KR"/>
+              </w:rPr>
+              <w:t>INSERT INTO EKIINFO (EKINAME, RETSUBAN, ARR_TIME, DEP_TIME, STATUS) VALUES</w:t>
+            </w:r>
+          </w:p>
+          <w:p>
+            <w:pPr>
+              <w:wordWrap/>
+              <w:autoSpaceDE/>
+              <w:autoSpaceDN/>
+              <w:rPr>
+                <w:rFonts w:asciiTheme="minorEastAsia" w:eastAsia="맑은 고딕" w:hAnsiTheme="minorEastAsia" w:cs="맑은 고딕"/>
+                <w:sz w:val="12"/>
+                <w:szCs w:val="14"/>
+                <w:lang w:eastAsia="ko-KR"/>
+              </w:rPr>
+            </w:pPr>
+            <w:r>
+              <w:rPr>
+                <w:rFonts w:asciiTheme="minorEastAsia" w:eastAsia="맑은 고딕" w:hAnsiTheme="minorEastAsia" w:cs="맑은 고딕"/>
+                <w:sz w:val="12"/>
+                <w:szCs w:val="14"/>
+                <w:lang w:eastAsia="ko-KR"/>
+              </w:rPr>
+              <w:t>('</w:t>
+            </w:r>
+            <w:r>
+              <w:rPr>
+                <w:rFonts w:asciiTheme="minorEastAsia" w:eastAsia="맑은 고딕" w:hAnsiTheme="minorEastAsia" w:cs="맑은 고딕"/>
+                <w:sz w:val="12"/>
+                <w:szCs w:val="14"/>
+                <w:lang w:eastAsia="ko-KR"/>
+              </w:rPr>
+              <w:t>西武新宿</w:t>
+            </w:r>
+            <w:r>
+              <w:rPr>
+                <w:rFonts w:asciiTheme="minorEastAsia" w:eastAsia="맑은 고딕" w:hAnsiTheme="minorEastAsia" w:cs="맑은 고딕"/>
+                <w:sz w:val="12"/>
+                <w:szCs w:val="14"/>
+                <w:lang w:eastAsia="ko-KR"/>
+              </w:rPr>
+              <w:t>',101,NULL,DATE_SUB(NOW(),INTERVAL 10 MINUTE),1),</w:t>
+            </w:r>
+          </w:p>
+          <w:p>
+            <w:pPr>
+              <w:wordWrap/>
+              <w:autoSpaceDE/>
+              <w:autoSpaceDN/>
+              <w:rPr>
+                <w:rFonts w:asciiTheme="minorEastAsia" w:eastAsia="맑은 고딕" w:hAnsiTheme="minorEastAsia" w:cs="맑은 고딕"/>
+                <w:sz w:val="12"/>
+                <w:szCs w:val="14"/>
+                <w:lang w:eastAsia="ko-KR"/>
+              </w:rPr>
+            </w:pPr>
+            <w:r>
+              <w:rPr>
+                <w:rFonts w:asciiTheme="minorEastAsia" w:eastAsia="맑은 고딕" w:hAnsiTheme="minorEastAsia" w:cs="맑은 고딕"/>
+                <w:sz w:val="12"/>
+                <w:szCs w:val="14"/>
+                <w:lang w:eastAsia="ko-KR"/>
+              </w:rPr>
+              <w:t>('</w:t>
+            </w:r>
+            <w:r>
+              <w:rPr>
+                <w:rFonts w:asciiTheme="minorEastAsia" w:eastAsia="맑은 고딕" w:hAnsiTheme="minorEastAsia" w:cs="맑은 고딕"/>
+                <w:sz w:val="12"/>
+                <w:szCs w:val="14"/>
+                <w:lang w:eastAsia="ko-KR"/>
+              </w:rPr>
+              <w:t>高田馬場</w:t>
+            </w:r>
+            <w:r>
+              <w:rPr>
+                <w:rFonts w:asciiTheme="minorEastAsia" w:eastAsia="맑은 고딕" w:hAnsiTheme="minorEastAsia" w:cs="맑은 고딕"/>
+                <w:sz w:val="12"/>
+                <w:szCs w:val="14"/>
+                <w:lang w:eastAsia="ko-KR"/>
+              </w:rPr>
+              <w:t>',101,DATE_SUB(NOW(),INTERVAL 9 MINUTE),DATE_ADD(DATE_SUB(NOW(),INTERVAL 9 MINUTE),INTERVAL 10 SECOND),1),</w:t>
+            </w:r>
+          </w:p>
+          <w:p>
+            <w:pPr>
+              <w:wordWrap/>
+              <w:autoSpaceDE/>
+              <w:autoSpaceDN/>
+              <w:rPr>
+                <w:rFonts w:asciiTheme="minorEastAsia" w:eastAsia="맑은 고딕" w:hAnsiTheme="minorEastAsia" w:cs="맑은 고딕"/>
+                <w:sz w:val="12"/>
+                <w:szCs w:val="14"/>
+                <w:lang w:eastAsia="ko-KR"/>
+              </w:rPr>
+            </w:pPr>
+            <w:r>
+              <w:rPr>
+                <w:rFonts w:asciiTheme="minorEastAsia" w:eastAsia="맑은 고딕" w:hAnsiTheme="minorEastAsia" w:cs="맑은 고딕"/>
+                <w:sz w:val="12"/>
+                <w:szCs w:val="14"/>
+                <w:lang w:eastAsia="ko-KR"/>
+              </w:rPr>
+              <w:t>('</w:t>
+            </w:r>
+            <w:r>
+              <w:rPr>
+                <w:rFonts w:asciiTheme="minorEastAsia" w:eastAsia="맑은 고딕" w:hAnsiTheme="minorEastAsia" w:cs="맑은 고딕"/>
+                <w:sz w:val="12"/>
+                <w:szCs w:val="14"/>
+                <w:lang w:eastAsia="ko-KR"/>
+              </w:rPr>
+              <w:t>下落合</w:t>
+            </w:r>
+            <w:r>
+              <w:rPr>
+                <w:rFonts w:asciiTheme="minorEastAsia" w:eastAsia="맑은 고딕" w:hAnsiTheme="minorEastAsia" w:cs="맑은 고딕"/>
+                <w:sz w:val="12"/>
+                <w:szCs w:val="14"/>
+                <w:lang w:eastAsia="ko-KR"/>
+              </w:rPr>
+              <w:t>',101,DATE_SUB(NOW(),INTERVAL 8 MINUTE),DATE_ADD(DATE_SUB(NOW(),INTERVAL 8 MINUTE),INTERVAL 10 SECOND),1),</w:t>
+            </w:r>
+          </w:p>
+          <w:p>
+            <w:pPr>
+              <w:wordWrap/>
+              <w:autoSpaceDE/>
+              <w:autoSpaceDN/>
+              <w:rPr>
+                <w:rFonts w:asciiTheme="minorEastAsia" w:eastAsia="맑은 고딕" w:hAnsiTheme="minorEastAsia" w:cs="맑은 고딕"/>
+                <w:sz w:val="12"/>
+                <w:szCs w:val="14"/>
+                <w:lang w:eastAsia="ko-KR"/>
+              </w:rPr>
+            </w:pPr>
+            <w:r>
+              <w:rPr>
+                <w:rFonts w:asciiTheme="minorEastAsia" w:eastAsia="맑은 고딕" w:hAnsiTheme="minorEastAsia" w:cs="맑은 고딕"/>
+                <w:sz w:val="12"/>
+                <w:szCs w:val="14"/>
+                <w:lang w:eastAsia="ko-KR"/>
+              </w:rPr>
+              <w:t>('</w:t>
+            </w:r>
+            <w:r>
+              <w:rPr>
+                <w:rFonts w:asciiTheme="minorEastAsia" w:eastAsia="맑은 고딕" w:hAnsiTheme="minorEastAsia" w:cs="맑은 고딕"/>
+                <w:sz w:val="12"/>
+                <w:szCs w:val="14"/>
+                <w:lang w:eastAsia="ko-KR"/>
+              </w:rPr>
+              <w:t>中井</w:t>
+            </w:r>
+            <w:r>
+              <w:rPr>
+                <w:rFonts w:asciiTheme="minorEastAsia" w:eastAsia="맑은 고딕" w:hAnsiTheme="minorEastAsia" w:cs="맑은 고딕"/>
+                <w:sz w:val="12"/>
+                <w:szCs w:val="14"/>
+                <w:lang w:eastAsia="ko-KR"/>
+              </w:rPr>
+              <w:t>',101,DATE_SUB(NOW(),INTERVAL 7 MINUTE),DATE_ADD(DATE_SUB(NOW(),INTERVAL 7 MINUTE),INTERVAL 10 SECOND),1),</w:t>
+            </w:r>
+          </w:p>
+          <w:p>
+            <w:pPr>
+              <w:wordWrap/>
+              <w:autoSpaceDE/>
+              <w:autoSpaceDN/>
+              <w:rPr>
+                <w:rFonts w:asciiTheme="minorEastAsia" w:eastAsia="맑은 고딕" w:hAnsiTheme="minorEastAsia" w:cs="맑은 고딕" w:hint="eastAsia"/>
+                <w:sz w:val="12"/>
+                <w:szCs w:val="14"/>
+                <w:lang w:eastAsia="ko-KR"/>
+              </w:rPr>
+            </w:pPr>
+            <w:r>
+              <w:rPr>
+                <w:rFonts w:asciiTheme="minorEastAsia" w:eastAsia="맑은 고딕" w:hAnsiTheme="minorEastAsia" w:cs="맑은 고딕" w:hint="eastAsia"/>
+                <w:sz w:val="12"/>
+                <w:szCs w:val="14"/>
+                <w:lang w:eastAsia="ko-KR"/>
+              </w:rPr>
+              <w:t>('</w:t>
+            </w:r>
+            <w:r>
+              <w:rPr>
+                <w:rFonts w:asciiTheme="minorEastAsia" w:eastAsia="맑은 고딕" w:hAnsiTheme="minorEastAsia" w:cs="맑은 고딕" w:hint="eastAsia"/>
+                <w:sz w:val="12"/>
+                <w:szCs w:val="14"/>
+                <w:lang w:eastAsia="ko-KR"/>
+              </w:rPr>
+              <w:t>新井</w:t>
+            </w:r>
+            <w:r>
+              <w:rPr>
+                <w:rFonts w:ascii="MS Gothic" w:eastAsia="MS Gothic" w:hAnsi="MS Gothic" w:cs="MS Gothic" w:hint="eastAsia"/>
+                <w:sz w:val="12"/>
+                <w:szCs w:val="14"/>
+                <w:lang w:eastAsia="ko-KR"/>
+              </w:rPr>
+              <w:t>薬</w:t>
+            </w:r>
+            <w:r>
+              <w:rPr>
+                <w:rFonts w:ascii="맑은 고딕" w:eastAsia="맑은 고딕" w:hAnsi="맑은 고딕" w:cs="맑은 고딕" w:hint="eastAsia"/>
+                <w:sz w:val="12"/>
+                <w:szCs w:val="14"/>
+                <w:lang w:eastAsia="ko-KR"/>
+              </w:rPr>
+              <w:t>師前</w:t>
+            </w:r>
+            <w:r>
+              <w:rPr>
+                <w:rFonts w:asciiTheme="minorEastAsia" w:eastAsia="맑은 고딕" w:hAnsiTheme="minorEastAsia" w:cs="맑은 고딕" w:hint="eastAsia"/>
+                <w:sz w:val="12"/>
+                <w:szCs w:val="14"/>
+                <w:lang w:eastAsia="ko-KR"/>
+              </w:rPr>
+              <w:t>',101,DATE_SUB(NOW(),INTERVAL 6 MINUTE),DATE_ADD(DATE_SUB(NOW(),INTERVAL 6 MINUTE),INTERVAL 10 SECOND),1),</w:t>
+            </w:r>
+          </w:p>
+          <w:p>
+            <w:pPr>
+              <w:wordWrap/>
+              <w:autoSpaceDE/>
+              <w:autoSpaceDN/>
+              <w:rPr>
+                <w:rFonts w:asciiTheme="minorEastAsia" w:eastAsia="맑은 고딕" w:hAnsiTheme="minorEastAsia" w:cs="맑은 고딕"/>
+                <w:sz w:val="12"/>
+                <w:szCs w:val="14"/>
+                <w:lang w:eastAsia="ko-KR"/>
+              </w:rPr>
+            </w:pPr>
+            <w:r>
+              <w:rPr>
+                <w:rFonts w:asciiTheme="minorEastAsia" w:eastAsia="맑은 고딕" w:hAnsiTheme="minorEastAsia" w:cs="맑은 고딕"/>
+                <w:sz w:val="12"/>
+                <w:szCs w:val="14"/>
+                <w:lang w:eastAsia="ko-KR"/>
+              </w:rPr>
+              <w:t>('</w:t>
+            </w:r>
+            <w:r>
+              <w:rPr>
+                <w:rFonts w:asciiTheme="minorEastAsia" w:eastAsia="맑은 고딕" w:hAnsiTheme="minorEastAsia" w:cs="맑은 고딕"/>
+                <w:sz w:val="12"/>
+                <w:szCs w:val="14"/>
+                <w:lang w:eastAsia="ko-KR"/>
+              </w:rPr>
+              <w:t>沼袋</w:t>
+            </w:r>
+            <w:r>
+              <w:rPr>
+                <w:rFonts w:asciiTheme="minorEastAsia" w:eastAsia="맑은 고딕" w:hAnsiTheme="minorEastAsia" w:cs="맑은 고딕"/>
+                <w:sz w:val="12"/>
+                <w:szCs w:val="14"/>
+                <w:lang w:eastAsia="ko-KR"/>
+              </w:rPr>
+              <w:t>',101,DATE_SUB(NOW(),INTERVAL 5 MINUTE),DATE_ADD(DATE_SUB(NOW(),INTERVAL 5 MINUTE),INTERVAL 10 SECOND),1),</w:t>
+            </w:r>
+          </w:p>
+          <w:p>
+            <w:pPr>
+              <w:wordWrap/>
+              <w:autoSpaceDE/>
+              <w:autoSpaceDN/>
+              <w:rPr>
+                <w:rFonts w:asciiTheme="minorEastAsia" w:eastAsia="맑은 고딕" w:hAnsiTheme="minorEastAsia" w:cs="맑은 고딕"/>
+                <w:sz w:val="12"/>
+                <w:szCs w:val="14"/>
+                <w:lang w:eastAsia="ko-KR"/>
+              </w:rPr>
+            </w:pPr>
+            <w:r>
+              <w:rPr>
+                <w:rFonts w:asciiTheme="minorEastAsia" w:eastAsia="맑은 고딕" w:hAnsiTheme="minorEastAsia" w:cs="맑은 고딕"/>
+                <w:sz w:val="12"/>
+                <w:szCs w:val="14"/>
+                <w:lang w:eastAsia="ko-KR"/>
+              </w:rPr>
+              <w:t>('</w:t>
+            </w:r>
+            <w:r>
+              <w:rPr>
+                <w:rFonts w:asciiTheme="minorEastAsia" w:eastAsia="맑은 고딕" w:hAnsiTheme="minorEastAsia" w:cs="맑은 고딕"/>
+                <w:sz w:val="12"/>
+                <w:szCs w:val="14"/>
+                <w:lang w:eastAsia="ko-KR"/>
+              </w:rPr>
+              <w:t>野方</w:t>
+            </w:r>
+            <w:r>
+              <w:rPr>
+                <w:rFonts w:asciiTheme="minorEastAsia" w:eastAsia="맑은 고딕" w:hAnsiTheme="minorEastAsia" w:cs="맑은 고딕"/>
+                <w:sz w:val="12"/>
+                <w:szCs w:val="14"/>
+                <w:lang w:eastAsia="ko-KR"/>
+              </w:rPr>
+              <w:t>',101,DATE_SUB(NOW(),INTERVAL 4 MINUTE),DATE_ADD(DATE_SUB(NOW(),INTERVAL 4 MINUTE),INTERVAL 10 SECOND),1),</w:t>
+            </w:r>
+          </w:p>
+          <w:p>
+            <w:pPr>
+              <w:wordWrap/>
+              <w:autoSpaceDE/>
+              <w:autoSpaceDN/>
+              <w:rPr>
+                <w:rFonts w:asciiTheme="minorEastAsia" w:eastAsia="맑은 고딕" w:hAnsiTheme="minorEastAsia" w:cs="맑은 고딕"/>
+                <w:sz w:val="12"/>
+                <w:szCs w:val="14"/>
+                <w:lang w:eastAsia="ko-KR"/>
+              </w:rPr>
+            </w:pPr>
+            <w:r>
+              <w:rPr>
+                <w:rFonts w:asciiTheme="minorEastAsia" w:eastAsia="맑은 고딕" w:hAnsiTheme="minorEastAsia" w:cs="맑은 고딕"/>
+                <w:sz w:val="12"/>
+                <w:szCs w:val="14"/>
+                <w:lang w:eastAsia="ko-KR"/>
+              </w:rPr>
+              <w:t>('</w:t>
+            </w:r>
+            <w:r>
+              <w:rPr>
+                <w:rFonts w:asciiTheme="minorEastAsia" w:eastAsia="맑은 고딕" w:hAnsiTheme="minorEastAsia" w:cs="맑은 고딕"/>
+                <w:sz w:val="12"/>
+                <w:szCs w:val="14"/>
+                <w:lang w:eastAsia="ko-KR"/>
+              </w:rPr>
+              <w:t>都立家政</w:t>
+            </w:r>
+            <w:r>
+              <w:rPr>
+                <w:rFonts w:asciiTheme="minorEastAsia" w:eastAsia="맑은 고딕" w:hAnsiTheme="minorEastAsia" w:cs="맑은 고딕"/>
+                <w:sz w:val="12"/>
+                <w:szCs w:val="14"/>
+                <w:lang w:eastAsia="ko-KR"/>
+              </w:rPr>
+              <w:t>',101,DATE_SUB(NOW(),INTERVAL 3 MINUTE),DATE_ADD(DATE_SUB(NOW(),INTERVAL 3 MINUTE),INTERVAL 10 SECOND),1),</w:t>
+            </w:r>
+          </w:p>
+          <w:p>
+            <w:pPr>
+              <w:wordWrap/>
+              <w:autoSpaceDE/>
+              <w:autoSpaceDN/>
+              <w:rPr>
+                <w:rFonts w:asciiTheme="minorEastAsia" w:eastAsia="맑은 고딕" w:hAnsiTheme="minorEastAsia" w:cs="맑은 고딕"/>
+                <w:sz w:val="12"/>
+                <w:szCs w:val="14"/>
+                <w:lang w:eastAsia="ko-KR"/>
+              </w:rPr>
+            </w:pPr>
+            <w:r>
+              <w:rPr>
+                <w:rFonts w:asciiTheme="minorEastAsia" w:eastAsia="맑은 고딕" w:hAnsiTheme="minorEastAsia" w:cs="맑은 고딕"/>
+                <w:sz w:val="12"/>
+                <w:szCs w:val="14"/>
+                <w:lang w:eastAsia="ko-KR"/>
+              </w:rPr>
+              <w:t>('</w:t>
+            </w:r>
+            <w:r>
+              <w:rPr>
+                <w:rFonts w:asciiTheme="minorEastAsia" w:eastAsia="맑은 고딕" w:hAnsiTheme="minorEastAsia" w:cs="맑은 고딕"/>
+                <w:sz w:val="12"/>
+                <w:szCs w:val="14"/>
+                <w:lang w:eastAsia="ko-KR"/>
+              </w:rPr>
+              <w:t>鷺ノ宮</w:t>
+            </w:r>
+            <w:r>
+              <w:rPr>
+                <w:rFonts w:asciiTheme="minorEastAsia" w:eastAsia="맑은 고딕" w:hAnsiTheme="minorEastAsia" w:cs="맑은 고딕"/>
+                <w:sz w:val="12"/>
+                <w:szCs w:val="14"/>
+                <w:lang w:eastAsia="ko-KR"/>
+              </w:rPr>
+              <w:t>',101,DATE_SUB(NOW(),INTERVAL 2 MINUTE),DATE_ADD(DATE_SUB(NOW(),INTERVAL 2 MINUTE),INTERVAL 10 SECOND),1),</w:t>
+            </w:r>
+          </w:p>
+          <w:p>
+            <w:pPr>
+              <w:wordWrap/>
+              <w:autoSpaceDE/>
+              <w:autoSpaceDN/>
+              <w:rPr>
+                <w:rFonts w:asciiTheme="minorEastAsia" w:eastAsia="맑은 고딕" w:hAnsiTheme="minorEastAsia" w:cs="맑은 고딕"/>
+                <w:sz w:val="12"/>
+                <w:szCs w:val="14"/>
+                <w:lang w:eastAsia="ko-KR"/>
+              </w:rPr>
+            </w:pPr>
+            <w:r>
+              <w:rPr>
+                <w:rFonts w:asciiTheme="minorEastAsia" w:eastAsia="맑은 고딕" w:hAnsiTheme="minorEastAsia" w:cs="맑은 고딕"/>
+                <w:sz w:val="12"/>
+                <w:szCs w:val="14"/>
+                <w:lang w:eastAsia="ko-KR"/>
+              </w:rPr>
+              <w:t>('</w:t>
+            </w:r>
+            <w:r>
+              <w:rPr>
+                <w:rFonts w:asciiTheme="minorEastAsia" w:eastAsia="맑은 고딕" w:hAnsiTheme="minorEastAsia" w:cs="맑은 고딕"/>
+                <w:sz w:val="12"/>
+                <w:szCs w:val="14"/>
+                <w:lang w:eastAsia="ko-KR"/>
+              </w:rPr>
+              <w:t>下井草</w:t>
+            </w:r>
+            <w:r>
+              <w:rPr>
+                <w:rFonts w:asciiTheme="minorEastAsia" w:eastAsia="맑은 고딕" w:hAnsiTheme="minorEastAsia" w:cs="맑은 고딕"/>
+                <w:sz w:val="12"/>
+                <w:szCs w:val="14"/>
+                <w:lang w:eastAsia="ko-KR"/>
+              </w:rPr>
+              <w:t>',101,DATE_SUB(NOW(),INTERVAL 1 MINUTE),NULL,1),</w:t>
+            </w:r>
+          </w:p>
+          <w:p>
+            <w:pPr>
+              <w:wordWrap/>
+              <w:autoSpaceDE/>
+              <w:autoSpaceDN/>
+              <w:rPr>
+                <w:rFonts w:asciiTheme="minorEastAsia" w:eastAsia="맑은 고딕" w:hAnsiTheme="minorEastAsia" w:cs="맑은 고딕"/>
+                <w:sz w:val="12"/>
+                <w:szCs w:val="14"/>
+                <w:lang w:eastAsia="ko-KR"/>
+              </w:rPr>
+            </w:pPr>
+          </w:p>
+          <w:p>
+            <w:pPr>
+              <w:wordWrap/>
+              <w:autoSpaceDE/>
+              <w:autoSpaceDN/>
+              <w:rPr>
+                <w:rFonts w:asciiTheme="minorEastAsia" w:eastAsia="맑은 고딕" w:hAnsiTheme="minorEastAsia" w:cs="맑은 고딕"/>
+                <w:sz w:val="12"/>
+                <w:szCs w:val="14"/>
+                <w:lang w:eastAsia="ko-KR"/>
+              </w:rPr>
+            </w:pPr>
+            <w:r>
+              <w:rPr>
+                <w:rFonts w:asciiTheme="minorEastAsia" w:eastAsia="맑은 고딕" w:hAnsiTheme="minorEastAsia" w:cs="맑은 고딕"/>
+                <w:sz w:val="12"/>
+                <w:szCs w:val="14"/>
+                <w:lang w:eastAsia="ko-KR"/>
+              </w:rPr>
+              <w:t>('</w:t>
+            </w:r>
+            <w:r>
+              <w:rPr>
+                <w:rFonts w:asciiTheme="minorEastAsia" w:eastAsia="맑은 고딕" w:hAnsiTheme="minorEastAsia" w:cs="맑은 고딕"/>
+                <w:sz w:val="12"/>
+                <w:szCs w:val="14"/>
+                <w:lang w:eastAsia="ko-KR"/>
+              </w:rPr>
+              <w:t>西武新宿</w:t>
+            </w:r>
+            <w:r>
+              <w:rPr>
+                <w:rFonts w:asciiTheme="minorEastAsia" w:eastAsia="맑은 고딕" w:hAnsiTheme="minorEastAsia" w:cs="맑은 고딕"/>
+                <w:sz w:val="12"/>
+                <w:szCs w:val="14"/>
+                <w:lang w:eastAsia="ko-KR"/>
+              </w:rPr>
+              <w:t>',102,NULL,DATE_SUB(NOW(),INTERVAL 4 MINUTE),1),</w:t>
+            </w:r>
+          </w:p>
+          <w:p>
+            <w:pPr>
+              <w:wordWrap/>
+              <w:autoSpaceDE/>
+              <w:autoSpaceDN/>
+              <w:rPr>
+                <w:rFonts w:asciiTheme="minorEastAsia" w:eastAsia="맑은 고딕" w:hAnsiTheme="minorEastAsia" w:cs="맑은 고딕"/>
+                <w:sz w:val="12"/>
+                <w:szCs w:val="14"/>
+                <w:lang w:eastAsia="ko-KR"/>
+              </w:rPr>
+            </w:pPr>
+            <w:r>
+              <w:rPr>
+                <w:rFonts w:asciiTheme="minorEastAsia" w:eastAsia="맑은 고딕" w:hAnsiTheme="minorEastAsia" w:cs="맑은 고딕"/>
+                <w:sz w:val="12"/>
+                <w:szCs w:val="14"/>
+                <w:lang w:eastAsia="ko-KR"/>
+              </w:rPr>
+              <w:t>('</w:t>
+            </w:r>
+            <w:r>
+              <w:rPr>
+                <w:rFonts w:asciiTheme="minorEastAsia" w:eastAsia="맑은 고딕" w:hAnsiTheme="minorEastAsia" w:cs="맑은 고딕"/>
+                <w:sz w:val="12"/>
+                <w:szCs w:val="14"/>
+                <w:lang w:eastAsia="ko-KR"/>
+              </w:rPr>
+              <w:t>高田馬場</w:t>
+            </w:r>
+            <w:r>
+              <w:rPr>
+                <w:rFonts w:asciiTheme="minorEastAsia" w:eastAsia="맑은 고딕" w:hAnsiTheme="minorEastAsia" w:cs="맑은 고딕"/>
+                <w:sz w:val="12"/>
+                <w:szCs w:val="14"/>
+                <w:lang w:eastAsia="ko-KR"/>
+              </w:rPr>
+              <w:t>',102,DATE_SUB(NOW(),INTERVAL 3 MINUTE),DATE_ADD(DATE_SUB(NOW(),INTERVAL 3 MINUTE),INTERVAL 10 SECOND),1),</w:t>
+            </w:r>
+          </w:p>
+          <w:p>
+            <w:pPr>
+              <w:wordWrap/>
+              <w:autoSpaceDE/>
+              <w:autoSpaceDN/>
+              <w:rPr>
+                <w:rFonts w:asciiTheme="minorEastAsia" w:eastAsia="맑은 고딕" w:hAnsiTheme="minorEastAsia" w:cs="맑은 고딕"/>
+                <w:sz w:val="12"/>
+                <w:szCs w:val="14"/>
+                <w:lang w:eastAsia="ko-KR"/>
+              </w:rPr>
+            </w:pPr>
+            <w:r>
+              <w:rPr>
+                <w:rFonts w:asciiTheme="minorEastAsia" w:eastAsia="맑은 고딕" w:hAnsiTheme="minorEastAsia" w:cs="맑은 고딕"/>
+                <w:sz w:val="12"/>
+                <w:szCs w:val="14"/>
+                <w:lang w:eastAsia="ko-KR"/>
+              </w:rPr>
+              <w:t>('</w:t>
+            </w:r>
+            <w:r>
+              <w:rPr>
+                <w:rFonts w:asciiTheme="minorEastAsia" w:eastAsia="맑은 고딕" w:hAnsiTheme="minorEastAsia" w:cs="맑은 고딕"/>
+                <w:sz w:val="12"/>
+                <w:szCs w:val="14"/>
+                <w:lang w:eastAsia="ko-KR"/>
+              </w:rPr>
+              <w:t>下落合</w:t>
+            </w:r>
+            <w:r>
+              <w:rPr>
+                <w:rFonts w:asciiTheme="minorEastAsia" w:eastAsia="맑은 고딕" w:hAnsiTheme="minorEastAsia" w:cs="맑은 고딕"/>
+                <w:sz w:val="12"/>
+                <w:szCs w:val="14"/>
+                <w:lang w:eastAsia="ko-KR"/>
+              </w:rPr>
+              <w:t>',102,DATE_SUB(NOW(),INTERVAL 2 MINUTE),DATE_ADD(DATE_SUB(NOW(),INTERVAL 2 MINUTE),INTERVAL 10 SECOND),1),</w:t>
+            </w:r>
+          </w:p>
+          <w:p>
+            <w:pPr>
+              <w:wordWrap/>
+              <w:autoSpaceDE/>
+              <w:autoSpaceDN/>
+              <w:rPr>
+                <w:rFonts w:asciiTheme="minorEastAsia" w:eastAsia="맑은 고딕" w:hAnsiTheme="minorEastAsia" w:cs="맑은 고딕"/>
+                <w:sz w:val="12"/>
+                <w:szCs w:val="14"/>
+                <w:lang w:eastAsia="ko-KR"/>
+              </w:rPr>
+            </w:pPr>
+            <w:r>
+              <w:rPr>
+                <w:rFonts w:asciiTheme="minorEastAsia" w:eastAsia="맑은 고딕" w:hAnsiTheme="minorEastAsia" w:cs="맑은 고딕"/>
+                <w:sz w:val="12"/>
+                <w:szCs w:val="14"/>
+                <w:lang w:eastAsia="ko-KR"/>
+              </w:rPr>
+              <w:t>('</w:t>
+            </w:r>
+            <w:r>
+              <w:rPr>
+                <w:rFonts w:asciiTheme="minorEastAsia" w:eastAsia="맑은 고딕" w:hAnsiTheme="minorEastAsia" w:cs="맑은 고딕"/>
+                <w:sz w:val="12"/>
+                <w:szCs w:val="14"/>
+                <w:lang w:eastAsia="ko-KR"/>
+              </w:rPr>
+              <w:t>中井</w:t>
+            </w:r>
+            <w:r>
+              <w:rPr>
+                <w:rFonts w:asciiTheme="minorEastAsia" w:eastAsia="맑은 고딕" w:hAnsiTheme="minorEastAsia" w:cs="맑은 고딕"/>
+                <w:sz w:val="12"/>
+                <w:szCs w:val="14"/>
+                <w:lang w:eastAsia="ko-KR"/>
+              </w:rPr>
+              <w:t>',102,DATE_SUB(NOW(),INTERVAL 1 MINUTE),DATE_ADD(DATE_SUB(NOW(),INTERVAL 1 MINUTE),INTERVAL 10 SECOND),1),</w:t>
+            </w:r>
+          </w:p>
+          <w:p>
+            <w:pPr>
+              <w:wordWrap/>
+              <w:autoSpaceDE/>
+              <w:autoSpaceDN/>
+              <w:rPr>
+                <w:rFonts w:asciiTheme="minorEastAsia" w:eastAsia="맑은 고딕" w:hAnsiTheme="minorEastAsia" w:cs="맑은 고딕" w:hint="eastAsia"/>
+                <w:sz w:val="12"/>
+                <w:szCs w:val="14"/>
+                <w:lang w:eastAsia="ko-KR"/>
+              </w:rPr>
+            </w:pPr>
+            <w:r>
+              <w:rPr>
+                <w:rFonts w:asciiTheme="minorEastAsia" w:eastAsia="맑은 고딕" w:hAnsiTheme="minorEastAsia" w:cs="맑은 고딕" w:hint="eastAsia"/>
+                <w:sz w:val="12"/>
+                <w:szCs w:val="14"/>
+                <w:lang w:eastAsia="ko-KR"/>
+              </w:rPr>
+              <w:t>('</w:t>
+            </w:r>
+            <w:r>
+              <w:rPr>
+                <w:rFonts w:asciiTheme="minorEastAsia" w:eastAsia="맑은 고딕" w:hAnsiTheme="minorEastAsia" w:cs="맑은 고딕" w:hint="eastAsia"/>
+                <w:sz w:val="12"/>
+                <w:szCs w:val="14"/>
+                <w:lang w:eastAsia="ko-KR"/>
+              </w:rPr>
+              <w:t>新井</w:t>
+            </w:r>
+            <w:r>
+              <w:rPr>
+                <w:rFonts w:ascii="MS Gothic" w:eastAsia="MS Gothic" w:hAnsi="MS Gothic" w:cs="MS Gothic" w:hint="eastAsia"/>
+                <w:sz w:val="12"/>
+                <w:szCs w:val="14"/>
+                <w:lang w:eastAsia="ko-KR"/>
+              </w:rPr>
+              <w:t>薬</w:t>
+            </w:r>
+            <w:r>
+              <w:rPr>
+                <w:rFonts w:ascii="맑은 고딕" w:eastAsia="맑은 고딕" w:hAnsi="맑은 고딕" w:cs="맑은 고딕" w:hint="eastAsia"/>
+                <w:sz w:val="12"/>
+                <w:szCs w:val="14"/>
+                <w:lang w:eastAsia="ko-KR"/>
+              </w:rPr>
+              <w:t>師前</w:t>
+            </w:r>
+            <w:r>
+              <w:rPr>
+                <w:rFonts w:asciiTheme="minorEastAsia" w:eastAsia="맑은 고딕" w:hAnsiTheme="minorEastAsia" w:cs="맑은 고딕" w:hint="eastAsia"/>
+                <w:sz w:val="12"/>
+                <w:szCs w:val="14"/>
+                <w:lang w:eastAsia="ko-KR"/>
+              </w:rPr>
+              <w:t>',102,DATE_ADD(NOW(),INTERVAL 1 MINUTE),DATE_ADD(DATE_ADD(NOW(),INTERVAL 1 MINUTE),INTERVAL 10 SECOND),1),</w:t>
+            </w:r>
+          </w:p>
+          <w:p>
+            <w:pPr>
+              <w:wordWrap/>
+              <w:autoSpaceDE/>
+              <w:autoSpaceDN/>
+              <w:rPr>
+                <w:rFonts w:asciiTheme="minorEastAsia" w:eastAsia="맑은 고딕" w:hAnsiTheme="minorEastAsia" w:cs="맑은 고딕"/>
+                <w:sz w:val="12"/>
+                <w:szCs w:val="14"/>
+                <w:lang w:eastAsia="ko-KR"/>
+              </w:rPr>
+            </w:pPr>
+            <w:r>
+              <w:rPr>
+                <w:rFonts w:asciiTheme="minorEastAsia" w:eastAsia="맑은 고딕" w:hAnsiTheme="minorEastAsia" w:cs="맑은 고딕"/>
+                <w:sz w:val="12"/>
+                <w:szCs w:val="14"/>
+                <w:lang w:eastAsia="ko-KR"/>
+              </w:rPr>
+              <w:t>('</w:t>
+            </w:r>
+            <w:r>
+              <w:rPr>
+                <w:rFonts w:asciiTheme="minorEastAsia" w:eastAsia="맑은 고딕" w:hAnsiTheme="minorEastAsia" w:cs="맑은 고딕"/>
+                <w:sz w:val="12"/>
+                <w:szCs w:val="14"/>
+                <w:lang w:eastAsia="ko-KR"/>
+              </w:rPr>
+              <w:t>沼袋</w:t>
+            </w:r>
+            <w:r>
+              <w:rPr>
+                <w:rFonts w:asciiTheme="minorEastAsia" w:eastAsia="맑은 고딕" w:hAnsiTheme="minorEastAsia" w:cs="맑은 고딕"/>
+                <w:sz w:val="12"/>
+                <w:szCs w:val="14"/>
+                <w:lang w:eastAsia="ko-KR"/>
+              </w:rPr>
+              <w:t>',102,DATE_ADD(NOW(),INTERVAL 2 MINUTE),DATE_ADD(DATE_ADD(NOW(),INTERVAL 2 MINUTE),INTERVAL 10 SECOND),1),</w:t>
+            </w:r>
+          </w:p>
+          <w:p>
+            <w:pPr>
+              <w:wordWrap/>
+              <w:autoSpaceDE/>
+              <w:autoSpaceDN/>
+              <w:rPr>
+                <w:rFonts w:asciiTheme="minorEastAsia" w:eastAsia="맑은 고딕" w:hAnsiTheme="minorEastAsia" w:cs="맑은 고딕"/>
+                <w:sz w:val="12"/>
+                <w:szCs w:val="14"/>
+                <w:lang w:eastAsia="ko-KR"/>
+              </w:rPr>
+            </w:pPr>
+            <w:r>
+              <w:rPr>
+                <w:rFonts w:asciiTheme="minorEastAsia" w:eastAsia="맑은 고딕" w:hAnsiTheme="minorEastAsia" w:cs="맑은 고딕"/>
+                <w:sz w:val="12"/>
+                <w:szCs w:val="14"/>
+                <w:lang w:eastAsia="ko-KR"/>
+              </w:rPr>
+              <w:t>('</w:t>
+            </w:r>
+            <w:r>
+              <w:rPr>
+                <w:rFonts w:asciiTheme="minorEastAsia" w:eastAsia="맑은 고딕" w:hAnsiTheme="minorEastAsia" w:cs="맑은 고딕"/>
+                <w:sz w:val="12"/>
+                <w:szCs w:val="14"/>
+                <w:lang w:eastAsia="ko-KR"/>
+              </w:rPr>
+              <w:t>野方</w:t>
+            </w:r>
+            <w:r>
+              <w:rPr>
+                <w:rFonts w:asciiTheme="minorEastAsia" w:eastAsia="맑은 고딕" w:hAnsiTheme="minorEastAsia" w:cs="맑은 고딕"/>
+                <w:sz w:val="12"/>
+                <w:szCs w:val="14"/>
+                <w:lang w:eastAsia="ko-KR"/>
+              </w:rPr>
+              <w:t>',102,DATE_ADD(NOW(),INTERVAL 3 MINUTE),DATE_ADD(DATE_ADD(NOW(),INTERVAL 3 MINUTE),INTERVAL 10 SECOND),1),</w:t>
+            </w:r>
+          </w:p>
+          <w:p>
+            <w:pPr>
+              <w:wordWrap/>
+              <w:autoSpaceDE/>
+              <w:autoSpaceDN/>
+              <w:rPr>
+                <w:rFonts w:asciiTheme="minorEastAsia" w:eastAsia="맑은 고딕" w:hAnsiTheme="minorEastAsia" w:cs="맑은 고딕"/>
+                <w:sz w:val="12"/>
+                <w:szCs w:val="14"/>
+                <w:lang w:eastAsia="ko-KR"/>
+              </w:rPr>
+            </w:pPr>
+            <w:r>
+              <w:rPr>
+                <w:rFonts w:asciiTheme="minorEastAsia" w:eastAsia="맑은 고딕" w:hAnsiTheme="minorEastAsia" w:cs="맑은 고딕"/>
+                <w:sz w:val="12"/>
+                <w:szCs w:val="14"/>
+                <w:lang w:eastAsia="ko-KR"/>
+              </w:rPr>
+              <w:t>('</w:t>
+            </w:r>
+            <w:r>
+              <w:rPr>
+                <w:rFonts w:asciiTheme="minorEastAsia" w:eastAsia="맑은 고딕" w:hAnsiTheme="minorEastAsia" w:cs="맑은 고딕"/>
+                <w:sz w:val="12"/>
+                <w:szCs w:val="14"/>
+                <w:lang w:eastAsia="ko-KR"/>
+              </w:rPr>
+              <w:t>都立家政</w:t>
+            </w:r>
+            <w:r>
+              <w:rPr>
+                <w:rFonts w:asciiTheme="minorEastAsia" w:eastAsia="맑은 고딕" w:hAnsiTheme="minorEastAsia" w:cs="맑은 고딕"/>
+                <w:sz w:val="12"/>
+                <w:szCs w:val="14"/>
+                <w:lang w:eastAsia="ko-KR"/>
+              </w:rPr>
+              <w:t>',102,DATE_ADD(NOW(),INTERVAL 4 MINUTE),DATE_ADD(DATE_ADD(NOW(),INTERVAL 4 MINUTE),INTERVAL 10 SECOND),1),</w:t>
+            </w:r>
+          </w:p>
+          <w:p>
+            <w:pPr>
+              <w:wordWrap/>
+              <w:autoSpaceDE/>
+              <w:autoSpaceDN/>
+              <w:rPr>
+                <w:rFonts w:asciiTheme="minorEastAsia" w:eastAsia="맑은 고딕" w:hAnsiTheme="minorEastAsia" w:cs="맑은 고딕"/>
+                <w:sz w:val="12"/>
+                <w:szCs w:val="14"/>
+                <w:lang w:eastAsia="ko-KR"/>
+              </w:rPr>
+            </w:pPr>
+            <w:r>
+              <w:rPr>
+                <w:rFonts w:asciiTheme="minorEastAsia" w:eastAsia="맑은 고딕" w:hAnsiTheme="minorEastAsia" w:cs="맑은 고딕"/>
+                <w:sz w:val="12"/>
+                <w:szCs w:val="14"/>
+                <w:lang w:eastAsia="ko-KR"/>
+              </w:rPr>
+              <w:t>('</w:t>
+            </w:r>
+            <w:r>
+              <w:rPr>
+                <w:rFonts w:asciiTheme="minorEastAsia" w:eastAsia="맑은 고딕" w:hAnsiTheme="minorEastAsia" w:cs="맑은 고딕"/>
+                <w:sz w:val="12"/>
+                <w:szCs w:val="14"/>
+                <w:lang w:eastAsia="ko-KR"/>
+              </w:rPr>
+              <w:t>鷺ノ宮</w:t>
+            </w:r>
+            <w:r>
+              <w:rPr>
+                <w:rFonts w:asciiTheme="minorEastAsia" w:eastAsia="맑은 고딕" w:hAnsiTheme="minorEastAsia" w:cs="맑은 고딕"/>
+                <w:sz w:val="12"/>
+                <w:szCs w:val="14"/>
+                <w:lang w:eastAsia="ko-KR"/>
+              </w:rPr>
+              <w:t>',102,DATE_ADD(NOW(),INTERVAL 5 MINUTE),DATE_ADD(DATE_ADD(NOW(),INTERVAL 5 MINUTE),INTERVAL 10 SECOND),1),</w:t>
+            </w:r>
+          </w:p>
+          <w:p>
+            <w:pPr>
+              <w:wordWrap/>
+              <w:autoSpaceDE/>
+              <w:autoSpaceDN/>
+              <w:rPr>
+                <w:rFonts w:asciiTheme="minorEastAsia" w:eastAsia="맑은 고딕" w:hAnsiTheme="minorEastAsia" w:cs="맑은 고딕"/>
+                <w:sz w:val="12"/>
+                <w:szCs w:val="14"/>
+                <w:lang w:eastAsia="ko-KR"/>
+              </w:rPr>
+            </w:pPr>
+            <w:r>
+              <w:rPr>
+                <w:rFonts w:asciiTheme="minorEastAsia" w:eastAsia="맑은 고딕" w:hAnsiTheme="minorEastAsia" w:cs="맑은 고딕"/>
+                <w:sz w:val="12"/>
+                <w:szCs w:val="14"/>
+                <w:lang w:eastAsia="ko-KR"/>
+              </w:rPr>
+              <w:t>('</w:t>
+            </w:r>
+            <w:r>
+              <w:rPr>
+                <w:rFonts w:asciiTheme="minorEastAsia" w:eastAsia="맑은 고딕" w:hAnsiTheme="minorEastAsia" w:cs="맑은 고딕"/>
+                <w:sz w:val="12"/>
+                <w:szCs w:val="14"/>
+                <w:lang w:eastAsia="ko-KR"/>
+              </w:rPr>
+              <w:t>下井草</w:t>
+            </w:r>
+            <w:r>
+              <w:rPr>
+                <w:rFonts w:asciiTheme="minorEastAsia" w:eastAsia="맑은 고딕" w:hAnsiTheme="minorEastAsia" w:cs="맑은 고딕"/>
+                <w:sz w:val="12"/>
+                <w:szCs w:val="14"/>
+                <w:lang w:eastAsia="ko-KR"/>
+              </w:rPr>
+              <w:t>',102,DATE_ADD(NOW(),INTERVAL 6 MINUTE),NULL,1),</w:t>
+            </w:r>
+          </w:p>
+          <w:p>
+            <w:pPr>
+              <w:wordWrap/>
+              <w:autoSpaceDE/>
+              <w:autoSpaceDN/>
+              <w:rPr>
+                <w:rFonts w:asciiTheme="minorEastAsia" w:eastAsia="맑은 고딕" w:hAnsiTheme="minorEastAsia" w:cs="맑은 고딕"/>
+                <w:sz w:val="12"/>
+                <w:szCs w:val="14"/>
+                <w:lang w:eastAsia="ko-KR"/>
+              </w:rPr>
+            </w:pPr>
+          </w:p>
+          <w:p>
+            <w:pPr>
+              <w:wordWrap/>
+              <w:autoSpaceDE/>
+              <w:autoSpaceDN/>
+              <w:rPr>
+                <w:rFonts w:asciiTheme="minorEastAsia" w:eastAsia="맑은 고딕" w:hAnsiTheme="minorEastAsia" w:cs="맑은 고딕"/>
+                <w:sz w:val="12"/>
+                <w:szCs w:val="14"/>
+                <w:lang w:eastAsia="ko-KR"/>
+              </w:rPr>
+            </w:pPr>
+            <w:r>
+              <w:rPr>
+                <w:rFonts w:asciiTheme="minorEastAsia" w:eastAsia="맑은 고딕" w:hAnsiTheme="minorEastAsia" w:cs="맑은 고딕"/>
+                <w:sz w:val="12"/>
+                <w:szCs w:val="14"/>
+                <w:lang w:eastAsia="ko-KR"/>
+              </w:rPr>
+              <w:t>('</w:t>
+            </w:r>
+            <w:r>
+              <w:rPr>
+                <w:rFonts w:asciiTheme="minorEastAsia" w:eastAsia="맑은 고딕" w:hAnsiTheme="minorEastAsia" w:cs="맑은 고딕"/>
+                <w:sz w:val="12"/>
+                <w:szCs w:val="14"/>
+                <w:lang w:eastAsia="ko-KR"/>
+              </w:rPr>
+              <w:t>下落合</w:t>
+            </w:r>
+            <w:r>
+              <w:rPr>
+                <w:rFonts w:asciiTheme="minorEastAsia" w:eastAsia="맑은 고딕" w:hAnsiTheme="minorEastAsia" w:cs="맑은 고딕"/>
+                <w:sz w:val="12"/>
+                <w:szCs w:val="14"/>
+                <w:lang w:eastAsia="ko-KR"/>
+              </w:rPr>
+              <w:t>',103,NULL,DATE_ADD(NOW(),INTERVAL 1 MINUTE),1),</w:t>
+            </w:r>
+          </w:p>
+          <w:p>
+            <w:pPr>
+              <w:wordWrap/>
+              <w:autoSpaceDE/>
+              <w:autoSpaceDN/>
+              <w:rPr>
+                <w:rFonts w:asciiTheme="minorEastAsia" w:eastAsia="맑은 고딕" w:hAnsiTheme="minorEastAsia" w:cs="맑은 고딕"/>
+                <w:sz w:val="12"/>
+                <w:szCs w:val="14"/>
+                <w:lang w:eastAsia="ko-KR"/>
+              </w:rPr>
+            </w:pPr>
+            <w:r>
+              <w:rPr>
+                <w:rFonts w:asciiTheme="minorEastAsia" w:eastAsia="맑은 고딕" w:hAnsiTheme="minorEastAsia" w:cs="맑은 고딕"/>
+                <w:sz w:val="12"/>
+                <w:szCs w:val="14"/>
+                <w:lang w:eastAsia="ko-KR"/>
+              </w:rPr>
+              <w:t>('</w:t>
+            </w:r>
+            <w:r>
+              <w:rPr>
+                <w:rFonts w:asciiTheme="minorEastAsia" w:eastAsia="맑은 고딕" w:hAnsiTheme="minorEastAsia" w:cs="맑은 고딕"/>
+                <w:sz w:val="12"/>
+                <w:szCs w:val="14"/>
+                <w:lang w:eastAsia="ko-KR"/>
+              </w:rPr>
+              <w:t>中井</w:t>
+            </w:r>
+            <w:r>
+              <w:rPr>
+                <w:rFonts w:asciiTheme="minorEastAsia" w:eastAsia="맑은 고딕" w:hAnsiTheme="minorEastAsia" w:cs="맑은 고딕"/>
+                <w:sz w:val="12"/>
+                <w:szCs w:val="14"/>
+                <w:lang w:eastAsia="ko-KR"/>
+              </w:rPr>
+              <w:t>',103,DATE_ADD(NOW(),INTERVAL 2 MINUTE),DATE_ADD(DATE_ADD(NOW(),INTERVAL 2 MINUTE),INTERVAL 10 SECOND),1),</w:t>
+            </w:r>
+          </w:p>
+          <w:p>
+            <w:pPr>
+              <w:wordWrap/>
+              <w:autoSpaceDE/>
+              <w:autoSpaceDN/>
+              <w:rPr>
+                <w:rFonts w:asciiTheme="minorEastAsia" w:eastAsia="맑은 고딕" w:hAnsiTheme="minorEastAsia" w:cs="맑은 고딕" w:hint="eastAsia"/>
+                <w:sz w:val="12"/>
+                <w:szCs w:val="14"/>
+                <w:lang w:eastAsia="ko-KR"/>
+              </w:rPr>
+            </w:pPr>
+            <w:r>
+              <w:rPr>
+                <w:rFonts w:asciiTheme="minorEastAsia" w:eastAsia="맑은 고딕" w:hAnsiTheme="minorEastAsia" w:cs="맑은 고딕" w:hint="eastAsia"/>
+                <w:sz w:val="12"/>
+                <w:szCs w:val="14"/>
+                <w:lang w:eastAsia="ko-KR"/>
+              </w:rPr>
+              <w:t>('</w:t>
+            </w:r>
+            <w:r>
+              <w:rPr>
+                <w:rFonts w:asciiTheme="minorEastAsia" w:eastAsia="맑은 고딕" w:hAnsiTheme="minorEastAsia" w:cs="맑은 고딕" w:hint="eastAsia"/>
+                <w:sz w:val="12"/>
+                <w:szCs w:val="14"/>
+                <w:lang w:eastAsia="ko-KR"/>
+              </w:rPr>
+              <w:t>新井</w:t>
+            </w:r>
+            <w:r>
+              <w:rPr>
+                <w:rFonts w:ascii="MS Gothic" w:eastAsia="MS Gothic" w:hAnsi="MS Gothic" w:cs="MS Gothic" w:hint="eastAsia"/>
+                <w:sz w:val="12"/>
+                <w:szCs w:val="14"/>
+                <w:lang w:eastAsia="ko-KR"/>
+              </w:rPr>
+              <w:t>薬</w:t>
+            </w:r>
+            <w:r>
+              <w:rPr>
+                <w:rFonts w:ascii="맑은 고딕" w:eastAsia="맑은 고딕" w:hAnsi="맑은 고딕" w:cs="맑은 고딕" w:hint="eastAsia"/>
+                <w:sz w:val="12"/>
+                <w:szCs w:val="14"/>
+                <w:lang w:eastAsia="ko-KR"/>
+              </w:rPr>
+              <w:t>師前</w:t>
+            </w:r>
+            <w:r>
+              <w:rPr>
+                <w:rFonts w:asciiTheme="minorEastAsia" w:eastAsia="맑은 고딕" w:hAnsiTheme="minorEastAsia" w:cs="맑은 고딕" w:hint="eastAsia"/>
+                <w:sz w:val="12"/>
+                <w:szCs w:val="14"/>
+                <w:lang w:eastAsia="ko-KR"/>
+              </w:rPr>
+              <w:t>',103,DATE_ADD(NOW(),INTERVAL 3 MINUTE),DATE_ADD(DATE_ADD(NOW(),INTERVAL 3 MINUTE),INTERVAL 10 SECOND),1),</w:t>
+            </w:r>
+          </w:p>
+          <w:p>
+            <w:pPr>
+              <w:wordWrap/>
+              <w:autoSpaceDE/>
+              <w:autoSpaceDN/>
+              <w:rPr>
+                <w:rFonts w:asciiTheme="minorEastAsia" w:eastAsia="맑은 고딕" w:hAnsiTheme="minorEastAsia" w:cs="맑은 고딕"/>
+                <w:sz w:val="12"/>
+                <w:szCs w:val="14"/>
+                <w:lang w:eastAsia="ko-KR"/>
+              </w:rPr>
+            </w:pPr>
+            <w:r>
+              <w:rPr>
+                <w:rFonts w:asciiTheme="minorEastAsia" w:eastAsia="맑은 고딕" w:hAnsiTheme="minorEastAsia" w:cs="맑은 고딕"/>
+                <w:sz w:val="12"/>
+                <w:szCs w:val="14"/>
+                <w:lang w:eastAsia="ko-KR"/>
+              </w:rPr>
+              <w:t>('</w:t>
+            </w:r>
+            <w:r>
+              <w:rPr>
+                <w:rFonts w:asciiTheme="minorEastAsia" w:eastAsia="맑은 고딕" w:hAnsiTheme="minorEastAsia" w:cs="맑은 고딕"/>
+                <w:sz w:val="12"/>
+                <w:szCs w:val="14"/>
+                <w:lang w:eastAsia="ko-KR"/>
+              </w:rPr>
+              <w:t>沼袋</w:t>
+            </w:r>
+            <w:r>
+              <w:rPr>
+                <w:rFonts w:asciiTheme="minorEastAsia" w:eastAsia="맑은 고딕" w:hAnsiTheme="minorEastAsia" w:cs="맑은 고딕"/>
+                <w:sz w:val="12"/>
+                <w:szCs w:val="14"/>
+                <w:lang w:eastAsia="ko-KR"/>
+              </w:rPr>
+              <w:t>',103,DATE_ADD(NOW(),INTERVAL 4 MINUTE),DATE_ADD(DATE_ADD(NOW(),INTERVAL 4 MINUTE),INTERVAL 10 SECOND),1),</w:t>
+            </w:r>
+          </w:p>
+          <w:p>
+            <w:pPr>
+              <w:wordWrap/>
+              <w:autoSpaceDE/>
+              <w:autoSpaceDN/>
+              <w:rPr>
+                <w:rFonts w:asciiTheme="minorEastAsia" w:eastAsia="맑은 고딕" w:hAnsiTheme="minorEastAsia" w:cs="맑은 고딕"/>
+                <w:sz w:val="12"/>
+                <w:szCs w:val="14"/>
+                <w:lang w:eastAsia="ko-KR"/>
+              </w:rPr>
+            </w:pPr>
+            <w:r>
+              <w:rPr>
+                <w:rFonts w:asciiTheme="minorEastAsia" w:eastAsia="맑은 고딕" w:hAnsiTheme="minorEastAsia" w:cs="맑은 고딕"/>
+                <w:sz w:val="12"/>
+                <w:szCs w:val="14"/>
+                <w:lang w:eastAsia="ko-KR"/>
+              </w:rPr>
+              <w:t>('</w:t>
+            </w:r>
+            <w:r>
+              <w:rPr>
+                <w:rFonts w:asciiTheme="minorEastAsia" w:eastAsia="맑은 고딕" w:hAnsiTheme="minorEastAsia" w:cs="맑은 고딕"/>
+                <w:sz w:val="12"/>
+                <w:szCs w:val="14"/>
+                <w:lang w:eastAsia="ko-KR"/>
+              </w:rPr>
+              <w:t>野方</w:t>
+            </w:r>
+            <w:r>
+              <w:rPr>
+                <w:rFonts w:asciiTheme="minorEastAsia" w:eastAsia="맑은 고딕" w:hAnsiTheme="minorEastAsia" w:cs="맑은 고딕"/>
+                <w:sz w:val="12"/>
+                <w:szCs w:val="14"/>
+                <w:lang w:eastAsia="ko-KR"/>
+              </w:rPr>
+              <w:t>',103,DATE_ADD(NOW(),INTERVAL 5 MINUTE),DATE_ADD(DATE_ADD(NOW(),INTERVAL 5 MINUTE),INTERVAL 10 SECOND),1),</w:t>
+            </w:r>
+          </w:p>
+          <w:p>
+            <w:pPr>
+              <w:wordWrap/>
+              <w:autoSpaceDE/>
+              <w:autoSpaceDN/>
+              <w:rPr>
+                <w:rFonts w:asciiTheme="minorEastAsia" w:eastAsia="맑은 고딕" w:hAnsiTheme="minorEastAsia" w:cs="맑은 고딕"/>
+                <w:sz w:val="12"/>
+                <w:szCs w:val="14"/>
+                <w:lang w:eastAsia="ko-KR"/>
+              </w:rPr>
+            </w:pPr>
+            <w:r>
+              <w:rPr>
+                <w:rFonts w:asciiTheme="minorEastAsia" w:eastAsia="맑은 고딕" w:hAnsiTheme="minorEastAsia" w:cs="맑은 고딕"/>
+                <w:sz w:val="12"/>
+                <w:szCs w:val="14"/>
+                <w:lang w:eastAsia="ko-KR"/>
+              </w:rPr>
+              <w:t>('</w:t>
+            </w:r>
+            <w:r>
+              <w:rPr>
+                <w:rFonts w:asciiTheme="minorEastAsia" w:eastAsia="맑은 고딕" w:hAnsiTheme="minorEastAsia" w:cs="맑은 고딕"/>
+                <w:sz w:val="12"/>
+                <w:szCs w:val="14"/>
+                <w:lang w:eastAsia="ko-KR"/>
+              </w:rPr>
+              <w:t>都立家政</w:t>
+            </w:r>
+            <w:r>
+              <w:rPr>
+                <w:rFonts w:asciiTheme="minorEastAsia" w:eastAsia="맑은 고딕" w:hAnsiTheme="minorEastAsia" w:cs="맑은 고딕"/>
+                <w:sz w:val="12"/>
+                <w:szCs w:val="14"/>
+                <w:lang w:eastAsia="ko-KR"/>
+              </w:rPr>
+              <w:t>',103,DATE_ADD(NOW(),INTERVAL 6 MINUTE),NULL,1),</w:t>
+            </w:r>
+          </w:p>
+          <w:p>
+            <w:pPr>
+              <w:wordWrap/>
+              <w:autoSpaceDE/>
+              <w:autoSpaceDN/>
+              <w:rPr>
+                <w:rFonts w:asciiTheme="minorEastAsia" w:eastAsia="맑은 고딕" w:hAnsiTheme="minorEastAsia" w:cs="맑은 고딕"/>
+                <w:sz w:val="12"/>
+                <w:szCs w:val="14"/>
+                <w:lang w:eastAsia="ko-KR"/>
+              </w:rPr>
+            </w:pPr>
+          </w:p>
+          <w:p>
+            <w:pPr>
+              <w:wordWrap/>
+              <w:autoSpaceDE/>
+              <w:autoSpaceDN/>
+              <w:rPr>
+                <w:rFonts w:asciiTheme="minorEastAsia" w:eastAsia="맑은 고딕" w:hAnsiTheme="minorEastAsia" w:cs="맑은 고딕"/>
+                <w:sz w:val="12"/>
+                <w:szCs w:val="14"/>
+                <w:lang w:eastAsia="ko-KR"/>
+              </w:rPr>
+            </w:pPr>
+            <w:r>
+              <w:rPr>
+                <w:rFonts w:asciiTheme="minorEastAsia" w:eastAsia="맑은 고딕" w:hAnsiTheme="minorEastAsia" w:cs="맑은 고딕"/>
+                <w:sz w:val="12"/>
+                <w:szCs w:val="14"/>
+                <w:lang w:eastAsia="ko-KR"/>
+              </w:rPr>
+              <w:t>('</w:t>
+            </w:r>
+            <w:r>
+              <w:rPr>
+                <w:rFonts w:asciiTheme="minorEastAsia" w:eastAsia="맑은 고딕" w:hAnsiTheme="minorEastAsia" w:cs="맑은 고딕"/>
+                <w:sz w:val="12"/>
+                <w:szCs w:val="14"/>
+                <w:lang w:eastAsia="ko-KR"/>
+              </w:rPr>
+              <w:t>西武新宿</w:t>
+            </w:r>
+            <w:r>
+              <w:rPr>
+                <w:rFonts w:asciiTheme="minorEastAsia" w:eastAsia="맑은 고딕" w:hAnsiTheme="minorEastAsia" w:cs="맑은 고딕"/>
+                <w:sz w:val="12"/>
+                <w:szCs w:val="14"/>
+                <w:lang w:eastAsia="ko-KR"/>
+              </w:rPr>
+              <w:t>',104,NULL,DATE_SUB(NOW(),INTERVAL 5 MINUTE),1),</w:t>
+            </w:r>
+          </w:p>
+          <w:p>
+            <w:pPr>
+              <w:wordWrap/>
+              <w:autoSpaceDE/>
+              <w:autoSpaceDN/>
+              <w:rPr>
+                <w:rFonts w:asciiTheme="minorEastAsia" w:eastAsia="맑은 고딕" w:hAnsiTheme="minorEastAsia" w:cs="맑은 고딕"/>
+                <w:sz w:val="12"/>
+                <w:szCs w:val="14"/>
+                <w:lang w:eastAsia="ko-KR"/>
+              </w:rPr>
+            </w:pPr>
+            <w:r>
+              <w:rPr>
+                <w:rFonts w:asciiTheme="minorEastAsia" w:eastAsia="맑은 고딕" w:hAnsiTheme="minorEastAsia" w:cs="맑은 고딕"/>
+                <w:sz w:val="12"/>
+                <w:szCs w:val="14"/>
+                <w:lang w:eastAsia="ko-KR"/>
+              </w:rPr>
+              <w:t>('</w:t>
+            </w:r>
+            <w:r>
+              <w:rPr>
+                <w:rFonts w:asciiTheme="minorEastAsia" w:eastAsia="맑은 고딕" w:hAnsiTheme="minorEastAsia" w:cs="맑은 고딕"/>
+                <w:sz w:val="12"/>
+                <w:szCs w:val="14"/>
+                <w:lang w:eastAsia="ko-KR"/>
+              </w:rPr>
+              <w:t>高田馬場</w:t>
+            </w:r>
+            <w:r>
+              <w:rPr>
+                <w:rFonts w:asciiTheme="minorEastAsia" w:eastAsia="맑은 고딕" w:hAnsiTheme="minorEastAsia" w:cs="맑은 고딕"/>
+                <w:sz w:val="12"/>
+                <w:szCs w:val="14"/>
+                <w:lang w:eastAsia="ko-KR"/>
+              </w:rPr>
+              <w:t>',104,DATE_SUB(NOW(),INTERVAL 3 MINUTE),DATE_ADD(DATE_SUB(NOW(),INTERVAL 3 MINUTE),INTERVAL 10 SECOND),1),</w:t>
+            </w:r>
+          </w:p>
+          <w:p>
+            <w:pPr>
+              <w:wordWrap/>
+              <w:autoSpaceDE/>
+              <w:autoSpaceDN/>
+              <w:rPr>
+                <w:rFonts w:asciiTheme="minorEastAsia" w:eastAsia="맑은 고딕" w:hAnsiTheme="minorEastAsia" w:cs="맑은 고딕"/>
+                <w:sz w:val="12"/>
+                <w:szCs w:val="14"/>
+                <w:lang w:eastAsia="ko-KR"/>
+              </w:rPr>
+            </w:pPr>
+            <w:r>
+              <w:rPr>
+                <w:rFonts w:asciiTheme="minorEastAsia" w:eastAsia="맑은 고딕" w:hAnsiTheme="minorEastAsia" w:cs="맑은 고딕"/>
+                <w:sz w:val="12"/>
+                <w:szCs w:val="14"/>
+                <w:lang w:eastAsia="ko-KR"/>
+              </w:rPr>
+              <w:t>('</w:t>
+            </w:r>
+            <w:r>
+              <w:rPr>
+                <w:rFonts w:asciiTheme="minorEastAsia" w:eastAsia="맑은 고딕" w:hAnsiTheme="minorEastAsia" w:cs="맑은 고딕"/>
+                <w:sz w:val="12"/>
+                <w:szCs w:val="14"/>
+                <w:lang w:eastAsia="ko-KR"/>
+              </w:rPr>
+              <w:t>沼袋</w:t>
+            </w:r>
+            <w:r>
+              <w:rPr>
+                <w:rFonts w:asciiTheme="minorEastAsia" w:eastAsia="맑은 고딕" w:hAnsiTheme="minorEastAsia" w:cs="맑은 고딕"/>
+                <w:sz w:val="12"/>
+                <w:szCs w:val="14"/>
+                <w:lang w:eastAsia="ko-KR"/>
+              </w:rPr>
+              <w:t>',104,DATE_ADD(NOW(),INTERVAL 1 MINUTE),DATE_ADD(DATE_ADD(NOW(),INTERVAL 1 MINUTE),INTERVAL 10 SECOND),1),</w:t>
+            </w:r>
+          </w:p>
+          <w:p>
+            <w:pPr>
+              <w:wordWrap/>
+              <w:autoSpaceDE/>
+              <w:autoSpaceDN/>
+              <w:rPr>
+                <w:rFonts w:asciiTheme="minorEastAsia" w:eastAsia="맑은 고딕" w:hAnsiTheme="minorEastAsia" w:cs="맑은 고딕"/>
+                <w:sz w:val="12"/>
+                <w:szCs w:val="14"/>
+                <w:lang w:eastAsia="ko-KR"/>
+              </w:rPr>
+            </w:pPr>
+            <w:r>
+              <w:rPr>
+                <w:rFonts w:asciiTheme="minorEastAsia" w:eastAsia="맑은 고딕" w:hAnsiTheme="minorEastAsia" w:cs="맑은 고딕"/>
+                <w:sz w:val="12"/>
+                <w:szCs w:val="14"/>
+                <w:lang w:eastAsia="ko-KR"/>
+              </w:rPr>
+              <w:t>('</w:t>
+            </w:r>
+            <w:r>
+              <w:rPr>
+                <w:rFonts w:asciiTheme="minorEastAsia" w:eastAsia="맑은 고딕" w:hAnsiTheme="minorEastAsia" w:cs="맑은 고딕"/>
+                <w:sz w:val="12"/>
+                <w:szCs w:val="14"/>
+                <w:lang w:eastAsia="ko-KR"/>
+              </w:rPr>
+              <w:t>鷺ノ宮</w:t>
+            </w:r>
+            <w:r>
+              <w:rPr>
+                <w:rFonts w:asciiTheme="minorEastAsia" w:eastAsia="맑은 고딕" w:hAnsiTheme="minorEastAsia" w:cs="맑은 고딕"/>
+                <w:sz w:val="12"/>
+                <w:szCs w:val="14"/>
+                <w:lang w:eastAsia="ko-KR"/>
+              </w:rPr>
+              <w:t>',104,DATE_ADD(NOW(),INTERVAL 3 MINUTE),NULL,1),</w:t>
+            </w:r>
+          </w:p>
+          <w:p>
+            <w:pPr>
+              <w:wordWrap/>
+              <w:autoSpaceDE/>
+              <w:autoSpaceDN/>
+              <w:rPr>
+                <w:rFonts w:asciiTheme="minorEastAsia" w:eastAsia="맑은 고딕" w:hAnsiTheme="minorEastAsia" w:cs="맑은 고딕"/>
+                <w:sz w:val="12"/>
+                <w:szCs w:val="14"/>
+                <w:lang w:eastAsia="ko-KR"/>
+              </w:rPr>
+            </w:pPr>
+          </w:p>
+          <w:p>
+            <w:pPr>
+              <w:wordWrap/>
+              <w:autoSpaceDE/>
+              <w:autoSpaceDN/>
+              <w:rPr>
+                <w:rFonts w:asciiTheme="minorEastAsia" w:eastAsia="맑은 고딕" w:hAnsiTheme="minorEastAsia" w:cs="맑은 고딕"/>
+                <w:sz w:val="12"/>
+                <w:szCs w:val="14"/>
+                <w:lang w:eastAsia="ko-KR"/>
+              </w:rPr>
+            </w:pPr>
+            <w:r>
+              <w:rPr>
+                <w:rFonts w:asciiTheme="minorEastAsia" w:eastAsia="맑은 고딕" w:hAnsiTheme="minorEastAsia" w:cs="맑은 고딕"/>
+                <w:sz w:val="12"/>
+                <w:szCs w:val="14"/>
+                <w:lang w:eastAsia="ko-KR"/>
+              </w:rPr>
+              <w:lastRenderedPageBreak/>
+              <w:t>('</w:t>
+            </w:r>
+            <w:r>
+              <w:rPr>
+                <w:rFonts w:asciiTheme="minorEastAsia" w:eastAsia="맑은 고딕" w:hAnsiTheme="minorEastAsia" w:cs="맑은 고딕"/>
+                <w:sz w:val="12"/>
+                <w:szCs w:val="14"/>
+                <w:lang w:eastAsia="ko-KR"/>
+              </w:rPr>
+              <w:t>西武新宿</w:t>
+            </w:r>
+            <w:r>
+              <w:rPr>
+                <w:rFonts w:asciiTheme="minorEastAsia" w:eastAsia="맑은 고딕" w:hAnsiTheme="minorEastAsia" w:cs="맑은 고딕"/>
+                <w:sz w:val="12"/>
+                <w:szCs w:val="14"/>
+                <w:lang w:eastAsia="ko-KR"/>
+              </w:rPr>
+              <w:t>',105,NULL,DATE_ADD(NOW(),INTERVAL 1 MINUTE),1),</w:t>
+            </w:r>
+          </w:p>
+          <w:p>
+            <w:pPr>
+              <w:wordWrap/>
+              <w:autoSpaceDE/>
+              <w:autoSpaceDN/>
+              <w:rPr>
+                <w:rFonts w:asciiTheme="minorEastAsia" w:eastAsia="맑은 고딕" w:hAnsiTheme="minorEastAsia" w:cs="맑은 고딕"/>
+                <w:sz w:val="12"/>
+                <w:szCs w:val="14"/>
+                <w:lang w:eastAsia="ko-KR"/>
+              </w:rPr>
+            </w:pPr>
+            <w:r>
+              <w:rPr>
+                <w:rFonts w:asciiTheme="minorEastAsia" w:eastAsia="맑은 고딕" w:hAnsiTheme="minorEastAsia" w:cs="맑은 고딕"/>
+                <w:sz w:val="12"/>
+                <w:szCs w:val="14"/>
+                <w:lang w:eastAsia="ko-KR"/>
+              </w:rPr>
+              <w:t>('</w:t>
+            </w:r>
+            <w:r>
+              <w:rPr>
+                <w:rFonts w:asciiTheme="minorEastAsia" w:eastAsia="맑은 고딕" w:hAnsiTheme="minorEastAsia" w:cs="맑은 고딕"/>
+                <w:sz w:val="12"/>
+                <w:szCs w:val="14"/>
+                <w:lang w:eastAsia="ko-KR"/>
+              </w:rPr>
+              <w:t>沼袋</w:t>
+            </w:r>
+            <w:r>
+              <w:rPr>
+                <w:rFonts w:asciiTheme="minorEastAsia" w:eastAsia="맑은 고딕" w:hAnsiTheme="minorEastAsia" w:cs="맑은 고딕"/>
+                <w:sz w:val="12"/>
+                <w:szCs w:val="14"/>
+                <w:lang w:eastAsia="ko-KR"/>
+              </w:rPr>
+              <w:t>',105,DATE_ADD(NOW(),INTERVAL 4 MINUTE),DATE_ADD(DATE_ADD(NOW(),INTERVAL 4 MINUTE),INTERVAL 10 SECOND),1),</w:t>
+            </w:r>
+          </w:p>
+          <w:p>
+            <w:pPr>
+              <w:wordWrap/>
+              <w:autoSpaceDE/>
+              <w:autoSpaceDN/>
+              <w:rPr>
+                <w:rFonts w:asciiTheme="minorEastAsia" w:eastAsia="맑은 고딕" w:hAnsiTheme="minorEastAsia" w:cs="맑은 고딕" w:hint="eastAsia"/>
+                <w:sz w:val="16"/>
+                <w:szCs w:val="18"/>
+                <w:lang w:eastAsia="ko-KR"/>
+              </w:rPr>
+            </w:pPr>
+            <w:r>
+              <w:rPr>
+                <w:rFonts w:asciiTheme="minorEastAsia" w:eastAsia="맑은 고딕" w:hAnsiTheme="minorEastAsia" w:cs="맑은 고딕"/>
+                <w:sz w:val="12"/>
+                <w:szCs w:val="14"/>
+                <w:lang w:eastAsia="ko-KR"/>
+              </w:rPr>
+              <w:t>('</w:t>
+            </w:r>
+            <w:r>
+              <w:rPr>
+                <w:rFonts w:asciiTheme="minorEastAsia" w:eastAsia="맑은 고딕" w:hAnsiTheme="minorEastAsia" w:cs="맑은 고딕"/>
+                <w:sz w:val="12"/>
+                <w:szCs w:val="14"/>
+                <w:lang w:eastAsia="ko-KR"/>
+              </w:rPr>
+              <w:t>下井草</w:t>
+            </w:r>
+            <w:r>
+              <w:rPr>
+                <w:rFonts w:asciiTheme="minorEastAsia" w:eastAsia="맑은 고딕" w:hAnsiTheme="minorEastAsia" w:cs="맑은 고딕"/>
+                <w:sz w:val="12"/>
+                <w:szCs w:val="14"/>
+                <w:lang w:eastAsia="ko-KR"/>
+              </w:rPr>
+              <w:t>',105,DATE_ADD(NOW(),INTERVAL 8 MINUTE),NULL,1);</w:t>
+            </w:r>
+          </w:p>
+        </w:tc>
+      </w:tr>
+    </w:tbl>
+    <w:p>
+      <w:pPr>
+        <w:wordWrap/>
+        <w:autoSpaceDE/>
+        <w:autoSpaceDN/>
+        <w:rPr>
+          <w:rFonts w:asciiTheme="minorEastAsia" w:hAnsiTheme="minorEastAsia" w:cs="맑은 고딕" w:hint="eastAsia"/>
+          <w:sz w:val="16"/>
+          <w:szCs w:val="18"/>
+          <w:lang w:eastAsia="ko-KR"/>
         </w:rPr>
       </w:pPr>
     </w:p>

--- a/train_process.docx
+++ b/train_process.docx
@@ -611,6 +611,7 @@
                 <w:lang w:eastAsia="ko-KR"/>
               </w:rPr>
             </w:pPr>
+            <w:proofErr w:type="gramStart"/>
             <w:r>
               <w:rPr>
                 <w:rFonts w:asciiTheme="minorEastAsia" w:hAnsiTheme="minorEastAsia" w:cs="맑은 고딕" w:hint="eastAsia"/>
@@ -620,6 +621,7 @@
               </w:rPr>
               <w:t>VARCHAR(</w:t>
             </w:r>
+            <w:proofErr w:type="gramEnd"/>
             <w:r>
               <w:rPr>
                 <w:rFonts w:asciiTheme="minorEastAsia" w:hAnsiTheme="minorEastAsia" w:cs="맑은 고딕" w:hint="eastAsia"/>
@@ -1464,14 +1466,25 @@
                 <w:lang w:eastAsia="ko-KR"/>
               </w:rPr>
             </w:pPr>
-            <w:r>
-              <w:rPr>
-                <w:rFonts w:asciiTheme="minorEastAsia" w:hAnsiTheme="minorEastAsia" w:cs="맑은 고딕" w:hint="eastAsia"/>
-                <w:sz w:val="16"/>
-                <w:szCs w:val="18"/>
-                <w:lang w:eastAsia="ko-KR"/>
-              </w:rPr>
-              <w:t>VARCHAR(16)</w:t>
+            <w:proofErr w:type="gramStart"/>
+            <w:r>
+              <w:rPr>
+                <w:rFonts w:asciiTheme="minorEastAsia" w:hAnsiTheme="minorEastAsia" w:cs="맑은 고딕" w:hint="eastAsia"/>
+                <w:sz w:val="16"/>
+                <w:szCs w:val="18"/>
+                <w:lang w:eastAsia="ko-KR"/>
+              </w:rPr>
+              <w:t>VARCHAR(</w:t>
+            </w:r>
+            <w:proofErr w:type="gramEnd"/>
+            <w:r>
+              <w:rPr>
+                <w:rFonts w:asciiTheme="minorEastAsia" w:hAnsiTheme="minorEastAsia" w:cs="맑은 고딕" w:hint="eastAsia"/>
+                <w:sz w:val="16"/>
+                <w:szCs w:val="18"/>
+                <w:lang w:eastAsia="ko-KR"/>
+              </w:rPr>
+              <w:t>16)</w:t>
             </w:r>
           </w:p>
         </w:tc>
@@ -2016,14 +2029,25 @@
                 <w:lang w:eastAsia="ko-KR"/>
               </w:rPr>
             </w:pPr>
-            <w:r>
-              <w:rPr>
-                <w:rFonts w:asciiTheme="minorEastAsia" w:hAnsiTheme="minorEastAsia" w:cs="맑은 고딕" w:hint="eastAsia"/>
-                <w:sz w:val="16"/>
-                <w:szCs w:val="18"/>
-                <w:lang w:eastAsia="ko-KR"/>
-              </w:rPr>
-              <w:t>IN(1, 2)</w:t>
+            <w:proofErr w:type="gramStart"/>
+            <w:r>
+              <w:rPr>
+                <w:rFonts w:asciiTheme="minorEastAsia" w:hAnsiTheme="minorEastAsia" w:cs="맑은 고딕" w:hint="eastAsia"/>
+                <w:sz w:val="16"/>
+                <w:szCs w:val="18"/>
+                <w:lang w:eastAsia="ko-KR"/>
+              </w:rPr>
+              <w:t>IN(</w:t>
+            </w:r>
+            <w:proofErr w:type="gramEnd"/>
+            <w:r>
+              <w:rPr>
+                <w:rFonts w:asciiTheme="minorEastAsia" w:hAnsiTheme="minorEastAsia" w:cs="맑은 고딕" w:hint="eastAsia"/>
+                <w:sz w:val="16"/>
+                <w:szCs w:val="18"/>
+                <w:lang w:eastAsia="ko-KR"/>
+              </w:rPr>
+              <w:t>1, 2)</w:t>
             </w:r>
           </w:p>
           <w:p>
@@ -2264,14 +2288,16 @@
             <w:pPr>
               <w:rPr>
                 <w:rFonts w:asciiTheme="minorEastAsia" w:hAnsiTheme="minorEastAsia" w:cs="맑은 고딕"/>
-                <w:sz w:val="16"/>
-                <w:szCs w:val="18"/>
-                <w:lang w:eastAsia="ko-KR"/>
-              </w:rPr>
-            </w:pPr>
-            <w:r>
-              <w:rPr>
-                <w:rFonts w:asciiTheme="minorEastAsia" w:hAnsiTheme="minorEastAsia" w:cs="맑은 고딕" w:hint="eastAsia"/>
+                <w:strike/>
+                <w:sz w:val="16"/>
+                <w:szCs w:val="18"/>
+                <w:lang w:eastAsia="ko-KR"/>
+              </w:rPr>
+            </w:pPr>
+            <w:r>
+              <w:rPr>
+                <w:rFonts w:asciiTheme="minorEastAsia" w:hAnsiTheme="minorEastAsia" w:cs="맑은 고딕" w:hint="eastAsia"/>
+                <w:strike/>
                 <w:sz w:val="16"/>
                 <w:szCs w:val="18"/>
               </w:rPr>
@@ -2287,14 +2313,16 @@
             <w:pPr>
               <w:rPr>
                 <w:rFonts w:asciiTheme="minorEastAsia" w:hAnsiTheme="minorEastAsia" w:cs="맑은 고딕"/>
-                <w:sz w:val="16"/>
-                <w:szCs w:val="18"/>
-                <w:lang w:eastAsia="ko-KR"/>
-              </w:rPr>
-            </w:pPr>
-            <w:r>
-              <w:rPr>
-                <w:rFonts w:asciiTheme="minorEastAsia" w:hAnsiTheme="minorEastAsia" w:cs="맑은 고딕" w:hint="eastAsia"/>
+                <w:strike/>
+                <w:sz w:val="16"/>
+                <w:szCs w:val="18"/>
+                <w:lang w:eastAsia="ko-KR"/>
+              </w:rPr>
+            </w:pPr>
+            <w:r>
+              <w:rPr>
+                <w:rFonts w:asciiTheme="minorEastAsia" w:hAnsiTheme="minorEastAsia" w:cs="맑은 고딕" w:hint="eastAsia"/>
+                <w:strike/>
                 <w:sz w:val="16"/>
                 <w:szCs w:val="18"/>
               </w:rPr>
@@ -2310,14 +2338,16 @@
             <w:pPr>
               <w:rPr>
                 <w:rFonts w:asciiTheme="minorEastAsia" w:hAnsiTheme="minorEastAsia" w:cs="맑은 고딕"/>
-                <w:sz w:val="16"/>
-                <w:szCs w:val="18"/>
-                <w:lang w:eastAsia="ko-KR"/>
-              </w:rPr>
-            </w:pPr>
-            <w:r>
-              <w:rPr>
-                <w:rFonts w:asciiTheme="minorEastAsia" w:hAnsiTheme="minorEastAsia" w:cs="맑은 고딕" w:hint="eastAsia"/>
+                <w:strike/>
+                <w:sz w:val="16"/>
+                <w:szCs w:val="18"/>
+                <w:lang w:eastAsia="ko-KR"/>
+              </w:rPr>
+            </w:pPr>
+            <w:r>
+              <w:rPr>
+                <w:rFonts w:asciiTheme="minorEastAsia" w:hAnsiTheme="minorEastAsia" w:cs="맑은 고딕" w:hint="eastAsia"/>
+                <w:strike/>
                 <w:sz w:val="16"/>
                 <w:szCs w:val="18"/>
                 <w:lang w:eastAsia="ko-KR"/>
@@ -2334,14 +2364,16 @@
             <w:pPr>
               <w:rPr>
                 <w:rFonts w:asciiTheme="minorEastAsia" w:hAnsiTheme="minorEastAsia" w:cs="맑은 고딕"/>
-                <w:sz w:val="16"/>
-                <w:szCs w:val="18"/>
-                <w:lang w:eastAsia="ko-KR"/>
-              </w:rPr>
-            </w:pPr>
-            <w:r>
-              <w:rPr>
-                <w:rFonts w:asciiTheme="minorEastAsia" w:hAnsiTheme="minorEastAsia" w:cs="맑은 고딕" w:hint="eastAsia"/>
+                <w:strike/>
+                <w:sz w:val="16"/>
+                <w:szCs w:val="18"/>
+                <w:lang w:eastAsia="ko-KR"/>
+              </w:rPr>
+            </w:pPr>
+            <w:r>
+              <w:rPr>
+                <w:rFonts w:asciiTheme="minorEastAsia" w:hAnsiTheme="minorEastAsia" w:cs="맑은 고딕" w:hint="eastAsia"/>
+                <w:strike/>
                 <w:sz w:val="16"/>
                 <w:szCs w:val="18"/>
                 <w:lang w:eastAsia="ko-KR"/>
@@ -2358,6 +2390,7 @@
             <w:pPr>
               <w:rPr>
                 <w:rFonts w:asciiTheme="minorEastAsia" w:hAnsiTheme="minorEastAsia" w:cs="맑은 고딕"/>
+                <w:strike/>
                 <w:sz w:val="16"/>
                 <w:szCs w:val="18"/>
                 <w:lang w:eastAsia="ko-KR"/>
@@ -2436,14 +2469,25 @@
                 <w:lang w:eastAsia="ko-KR"/>
               </w:rPr>
             </w:pPr>
-            <w:r>
-              <w:rPr>
-                <w:rFonts w:asciiTheme="minorEastAsia" w:hAnsiTheme="minorEastAsia" w:cs="맑은 고딕" w:hint="eastAsia"/>
-                <w:sz w:val="16"/>
-                <w:szCs w:val="18"/>
-                <w:lang w:eastAsia="ko-KR"/>
-              </w:rPr>
-              <w:t>VARCHAR(16)</w:t>
+            <w:proofErr w:type="gramStart"/>
+            <w:r>
+              <w:rPr>
+                <w:rFonts w:asciiTheme="minorEastAsia" w:hAnsiTheme="minorEastAsia" w:cs="맑은 고딕" w:hint="eastAsia"/>
+                <w:sz w:val="16"/>
+                <w:szCs w:val="18"/>
+                <w:lang w:eastAsia="ko-KR"/>
+              </w:rPr>
+              <w:t>VARCHAR(</w:t>
+            </w:r>
+            <w:proofErr w:type="gramEnd"/>
+            <w:r>
+              <w:rPr>
+                <w:rFonts w:asciiTheme="minorEastAsia" w:hAnsiTheme="minorEastAsia" w:cs="맑은 고딕" w:hint="eastAsia"/>
+                <w:sz w:val="16"/>
+                <w:szCs w:val="18"/>
+                <w:lang w:eastAsia="ko-KR"/>
+              </w:rPr>
+              <w:t>16)</w:t>
             </w:r>
           </w:p>
         </w:tc>
@@ -2821,8 +2865,33 @@
                                 <w:rFonts w:asciiTheme="minorEastAsia" w:eastAsia="맑은 고딕" w:hAnsiTheme="minorEastAsia"/>
                                 <w:lang w:eastAsia="ko-KR"/>
                               </w:rPr>
-                              <w:t>CREATE DATABASE train_db;</w:t>
+                              <w:t xml:space="preserve">CREATE DATABASE </w:t>
                             </w:r>
+                            <w:proofErr w:type="spellStart"/>
+                            <w:r>
+                              <w:rPr>
+                                <w:rFonts w:asciiTheme="minorEastAsia" w:eastAsia="맑은 고딕" w:hAnsiTheme="minorEastAsia"/>
+                                <w:lang w:eastAsia="ko-KR"/>
+                              </w:rPr>
+                              <w:t>train_</w:t>
+                            </w:r>
+                            <w:proofErr w:type="gramStart"/>
+                            <w:r>
+                              <w:rPr>
+                                <w:rFonts w:asciiTheme="minorEastAsia" w:eastAsia="맑은 고딕" w:hAnsiTheme="minorEastAsia"/>
+                                <w:lang w:eastAsia="ko-KR"/>
+                              </w:rPr>
+                              <w:t>db</w:t>
+                            </w:r>
+                            <w:proofErr w:type="spellEnd"/>
+                            <w:r>
+                              <w:rPr>
+                                <w:rFonts w:asciiTheme="minorEastAsia" w:eastAsia="맑은 고딕" w:hAnsiTheme="minorEastAsia"/>
+                                <w:lang w:eastAsia="ko-KR"/>
+                              </w:rPr>
+                              <w:t>;</w:t>
+                            </w:r>
+                            <w:proofErr w:type="gramEnd"/>
                           </w:p>
                           <w:p>
                             <w:pPr>
@@ -2836,8 +2905,33 @@
                                 <w:rFonts w:asciiTheme="minorEastAsia" w:eastAsia="맑은 고딕" w:hAnsiTheme="minorEastAsia"/>
                                 <w:lang w:eastAsia="ko-KR"/>
                               </w:rPr>
-                              <w:t>USE train_db;</w:t>
+                              <w:t xml:space="preserve">USE </w:t>
                             </w:r>
+                            <w:proofErr w:type="spellStart"/>
+                            <w:r>
+                              <w:rPr>
+                                <w:rFonts w:asciiTheme="minorEastAsia" w:eastAsia="맑은 고딕" w:hAnsiTheme="minorEastAsia"/>
+                                <w:lang w:eastAsia="ko-KR"/>
+                              </w:rPr>
+                              <w:t>train_</w:t>
+                            </w:r>
+                            <w:proofErr w:type="gramStart"/>
+                            <w:r>
+                              <w:rPr>
+                                <w:rFonts w:asciiTheme="minorEastAsia" w:eastAsia="맑은 고딕" w:hAnsiTheme="minorEastAsia"/>
+                                <w:lang w:eastAsia="ko-KR"/>
+                              </w:rPr>
+                              <w:t>db</w:t>
+                            </w:r>
+                            <w:proofErr w:type="spellEnd"/>
+                            <w:r>
+                              <w:rPr>
+                                <w:rFonts w:asciiTheme="minorEastAsia" w:eastAsia="맑은 고딕" w:hAnsiTheme="minorEastAsia"/>
+                                <w:lang w:eastAsia="ko-KR"/>
+                              </w:rPr>
+                              <w:t>;</w:t>
+                            </w:r>
+                            <w:proofErr w:type="gramEnd"/>
                           </w:p>
                           <w:p>
                             <w:pPr>
@@ -3082,8 +3176,17 @@
                                 <w:lang w:eastAsia="ko-KR"/>
                               </w:rPr>
                               <w:br/>
-                              <w:t>SHOW TABLES;</w:t>
+                              <w:t xml:space="preserve">SHOW </w:t>
                             </w:r>
+                            <w:proofErr w:type="gramStart"/>
+                            <w:r>
+                              <w:rPr>
+                                <w:rFonts w:asciiTheme="minorEastAsia" w:eastAsia="맑은 고딕" w:hAnsiTheme="minorEastAsia"/>
+                                <w:lang w:eastAsia="ko-KR"/>
+                              </w:rPr>
+                              <w:t>TABLES;</w:t>
+                            </w:r>
+                            <w:proofErr w:type="gramEnd"/>
                           </w:p>
                         </w:txbxContent>
                       </wps:txbx>
@@ -3123,8 +3226,33 @@
                           <w:rFonts w:asciiTheme="minorEastAsia" w:eastAsia="맑은 고딕" w:hAnsiTheme="minorEastAsia"/>
                           <w:lang w:eastAsia="ko-KR"/>
                         </w:rPr>
-                        <w:t>CREATE DATABASE train_db;</w:t>
+                        <w:t xml:space="preserve">CREATE DATABASE </w:t>
                       </w:r>
+                      <w:proofErr w:type="spellStart"/>
+                      <w:r>
+                        <w:rPr>
+                          <w:rFonts w:asciiTheme="minorEastAsia" w:eastAsia="맑은 고딕" w:hAnsiTheme="minorEastAsia"/>
+                          <w:lang w:eastAsia="ko-KR"/>
+                        </w:rPr>
+                        <w:t>train_</w:t>
+                      </w:r>
+                      <w:proofErr w:type="gramStart"/>
+                      <w:r>
+                        <w:rPr>
+                          <w:rFonts w:asciiTheme="minorEastAsia" w:eastAsia="맑은 고딕" w:hAnsiTheme="minorEastAsia"/>
+                          <w:lang w:eastAsia="ko-KR"/>
+                        </w:rPr>
+                        <w:t>db</w:t>
+                      </w:r>
+                      <w:proofErr w:type="spellEnd"/>
+                      <w:r>
+                        <w:rPr>
+                          <w:rFonts w:asciiTheme="minorEastAsia" w:eastAsia="맑은 고딕" w:hAnsiTheme="minorEastAsia"/>
+                          <w:lang w:eastAsia="ko-KR"/>
+                        </w:rPr>
+                        <w:t>;</w:t>
+                      </w:r>
+                      <w:proofErr w:type="gramEnd"/>
                     </w:p>
                     <w:p>
                       <w:pPr>
@@ -3138,8 +3266,33 @@
                           <w:rFonts w:asciiTheme="minorEastAsia" w:eastAsia="맑은 고딕" w:hAnsiTheme="minorEastAsia"/>
                           <w:lang w:eastAsia="ko-KR"/>
                         </w:rPr>
-                        <w:t>USE train_db;</w:t>
+                        <w:t xml:space="preserve">USE </w:t>
                       </w:r>
+                      <w:proofErr w:type="spellStart"/>
+                      <w:r>
+                        <w:rPr>
+                          <w:rFonts w:asciiTheme="minorEastAsia" w:eastAsia="맑은 고딕" w:hAnsiTheme="minorEastAsia"/>
+                          <w:lang w:eastAsia="ko-KR"/>
+                        </w:rPr>
+                        <w:t>train_</w:t>
+                      </w:r>
+                      <w:proofErr w:type="gramStart"/>
+                      <w:r>
+                        <w:rPr>
+                          <w:rFonts w:asciiTheme="minorEastAsia" w:eastAsia="맑은 고딕" w:hAnsiTheme="minorEastAsia"/>
+                          <w:lang w:eastAsia="ko-KR"/>
+                        </w:rPr>
+                        <w:t>db</w:t>
+                      </w:r>
+                      <w:proofErr w:type="spellEnd"/>
+                      <w:r>
+                        <w:rPr>
+                          <w:rFonts w:asciiTheme="minorEastAsia" w:eastAsia="맑은 고딕" w:hAnsiTheme="minorEastAsia"/>
+                          <w:lang w:eastAsia="ko-KR"/>
+                        </w:rPr>
+                        <w:t>;</w:t>
+                      </w:r>
+                      <w:proofErr w:type="gramEnd"/>
                     </w:p>
                     <w:p>
                       <w:pPr>
@@ -3384,8 +3537,17 @@
                           <w:lang w:eastAsia="ko-KR"/>
                         </w:rPr>
                         <w:br/>
-                        <w:t>SHOW TABLES;</w:t>
+                        <w:t xml:space="preserve">SHOW </w:t>
                       </w:r>
+                      <w:proofErr w:type="gramStart"/>
+                      <w:r>
+                        <w:rPr>
+                          <w:rFonts w:asciiTheme="minorEastAsia" w:eastAsia="맑은 고딕" w:hAnsiTheme="minorEastAsia"/>
+                          <w:lang w:eastAsia="ko-KR"/>
+                        </w:rPr>
+                        <w:t>TABLES;</w:t>
+                      </w:r>
+                      <w:proofErr w:type="gramEnd"/>
                     </w:p>
                   </w:txbxContent>
                 </v:textbox>
@@ -4745,6 +4907,9 @@
     </w:p>
     <w:p>
       <w:pPr>
+        <w:wordWrap/>
+        <w:autoSpaceDE/>
+        <w:autoSpaceDN/>
         <w:rPr>
           <w:rFonts w:asciiTheme="minorEastAsia" w:hAnsiTheme="minorEastAsia" w:cs="맑은 고딕"/>
           <w:sz w:val="16"/>
@@ -4753,31 +4918,22 @@
       </w:pPr>
       <w:r>
         <w:rPr>
-          <w:rFonts w:asciiTheme="minorEastAsia" w:hAnsiTheme="minorEastAsia" w:cs="맑은 고딕" w:hint="eastAsia"/>
+          <w:rFonts w:asciiTheme="minorEastAsia" w:hAnsiTheme="minorEastAsia" w:cs="맑은 고딕"/>
           <w:sz w:val="16"/>
           <w:szCs w:val="18"/>
         </w:rPr>
-        <w:t>⇒駅運航情報を</w:t>
-      </w:r>
-      <w:r>
-        <w:rPr>
-          <w:rFonts w:asciiTheme="minorEastAsia" w:hAnsiTheme="minorEastAsia" w:cs="맑은 고딕" w:hint="eastAsia"/>
-          <w:sz w:val="16"/>
-          <w:szCs w:val="18"/>
-        </w:rPr>
-        <w:t>スケジュール</w:t>
-      </w:r>
-      <w:r>
-        <w:rPr>
-          <w:rFonts w:asciiTheme="minorEastAsia" w:hAnsiTheme="minorEastAsia" w:cs="맑은 고딕" w:hint="eastAsia"/>
-          <w:sz w:val="16"/>
-          <w:szCs w:val="18"/>
-        </w:rPr>
-        <w:t>作成</w:t>
+        <w:t>⇒駅運行情報をテスト用スケジュールとして作成する。</w:t>
       </w:r>
     </w:p>
     <w:p>
       <w:pPr>
+        <w:numPr>
+          <w:ilvl w:val="0"/>
+          <w:numId w:val="2"/>
+        </w:numPr>
+        <w:wordWrap/>
+        <w:autoSpaceDE/>
+        <w:autoSpaceDN/>
         <w:rPr>
           <w:rFonts w:asciiTheme="minorEastAsia" w:hAnsiTheme="minorEastAsia" w:cs="맑은 고딕"/>
           <w:sz w:val="16"/>
@@ -4786,508 +4942,148 @@
       </w:pPr>
       <w:r>
         <w:rPr>
-          <w:rFonts w:asciiTheme="minorEastAsia" w:hAnsiTheme="minorEastAsia" w:cs="맑은 고딕" w:hint="eastAsia"/>
+          <w:rFonts w:asciiTheme="minorEastAsia" w:hAnsiTheme="minorEastAsia" w:cs="맑은 고딕"/>
           <w:sz w:val="16"/>
           <w:szCs w:val="18"/>
         </w:rPr>
-        <w:t>1.</w:t>
+        <w:t xml:space="preserve">EKIINFOデータは、列車1台 × 該当駅単位で作成する。 </w:t>
       </w:r>
+    </w:p>
+    <w:p>
+      <w:pPr>
+        <w:numPr>
+          <w:ilvl w:val="0"/>
+          <w:numId w:val="2"/>
+        </w:numPr>
+        <w:wordWrap/>
+        <w:autoSpaceDE/>
+        <w:autoSpaceDN/>
+        <w:rPr>
+          <w:rFonts w:asciiTheme="minorEastAsia" w:hAnsiTheme="minorEastAsia" w:cs="맑은 고딕"/>
+          <w:sz w:val="16"/>
+          <w:szCs w:val="18"/>
+        </w:rPr>
+      </w:pPr>
       <w:r>
         <w:rPr>
           <w:rFonts w:asciiTheme="minorEastAsia" w:hAnsiTheme="minorEastAsia" w:cs="맑은 고딕"/>
           <w:sz w:val="16"/>
           <w:szCs w:val="18"/>
         </w:rPr>
-        <w:t>EKIINFOデ</w:t>
+        <w:t xml:space="preserve">各列車の運行時刻は、リアルタイム処理確認用のテストデータとして設定する。 </w:t>
       </w:r>
-      <w:r>
+    </w:p>
+    <w:p>
+      <w:pPr>
+        <w:numPr>
+          <w:ilvl w:val="0"/>
+          <w:numId w:val="2"/>
+        </w:numPr>
+        <w:wordWrap/>
+        <w:autoSpaceDE/>
+        <w:autoSpaceDN/>
         <w:rPr>
-          <w:rFonts w:asciiTheme="minorEastAsia" w:hAnsiTheme="minorEastAsia" w:cs="Noto Sans KR" w:hint="eastAsia"/>
+          <w:rFonts w:asciiTheme="minorEastAsia" w:hAnsiTheme="minorEastAsia" w:cs="맑은 고딕"/>
           <w:sz w:val="16"/>
           <w:szCs w:val="18"/>
         </w:rPr>
-        <w:t>ー</w:t>
-      </w:r>
-      <w:r>
-        <w:rPr>
-          <w:rFonts w:asciiTheme="minorEastAsia" w:hAnsiTheme="minorEastAsia" w:cs="맑은 고딕" w:hint="eastAsia"/>
-          <w:sz w:val="16"/>
-          <w:szCs w:val="18"/>
-        </w:rPr>
-        <w:t>タは、列車</w:t>
-      </w:r>
+      </w:pPr>
       <w:r>
         <w:rPr>
           <w:rFonts w:asciiTheme="minorEastAsia" w:hAnsiTheme="minorEastAsia" w:cs="맑은 고딕"/>
           <w:sz w:val="16"/>
           <w:szCs w:val="18"/>
         </w:rPr>
-        <w:t xml:space="preserve">1台 × </w:t>
+        <w:t xml:space="preserve">駅は始発駅から終着駅までの順序で作成する。 </w:t>
       </w:r>
-      <w:r>
+    </w:p>
+    <w:p>
+      <w:pPr>
+        <w:numPr>
+          <w:ilvl w:val="0"/>
+          <w:numId w:val="2"/>
+        </w:numPr>
+        <w:wordWrap/>
+        <w:autoSpaceDE/>
+        <w:autoSpaceDN/>
         <w:rPr>
-          <w:rFonts w:asciiTheme="minorEastAsia" w:hAnsiTheme="minorEastAsia" w:cs="Noto Sans KR" w:hint="eastAsia"/>
+          <w:rFonts w:asciiTheme="minorEastAsia" w:hAnsiTheme="minorEastAsia" w:cs="맑은 고딕"/>
           <w:sz w:val="16"/>
           <w:szCs w:val="18"/>
         </w:rPr>
-        <w:t>該当駅</w:t>
-      </w:r>
+      </w:pPr>
       <w:r>
         <w:rPr>
           <w:rFonts w:asciiTheme="minorEastAsia" w:hAnsiTheme="minorEastAsia" w:cs="맑은 고딕"/>
           <w:sz w:val="16"/>
           <w:szCs w:val="18"/>
         </w:rPr>
-        <w:t xml:space="preserve"> </w:t>
+        <w:t xml:space="preserve">各駅の時刻は前駅より必ず増加するように設定する。 </w:t>
       </w:r>
+    </w:p>
+    <w:p>
+      <w:pPr>
+        <w:numPr>
+          <w:ilvl w:val="0"/>
+          <w:numId w:val="2"/>
+        </w:numPr>
+        <w:wordWrap/>
+        <w:autoSpaceDE/>
+        <w:autoSpaceDN/>
+        <w:rPr>
+          <w:rFonts w:asciiTheme="minorEastAsia" w:hAnsiTheme="minorEastAsia" w:cs="맑은 고딕"/>
+          <w:sz w:val="16"/>
+          <w:szCs w:val="18"/>
+        </w:rPr>
+      </w:pPr>
       <w:r>
         <w:rPr>
           <w:rFonts w:asciiTheme="minorEastAsia" w:hAnsiTheme="minorEastAsia" w:cs="맑은 고딕"/>
           <w:sz w:val="16"/>
           <w:szCs w:val="18"/>
         </w:rPr>
-        <w:br/>
+        <w:t xml:space="preserve">始発駅は到着時刻を持たないものとする。 </w:t>
       </w:r>
-      <w:r>
+    </w:p>
+    <w:p>
+      <w:pPr>
+        <w:numPr>
+          <w:ilvl w:val="0"/>
+          <w:numId w:val="2"/>
+        </w:numPr>
+        <w:wordWrap/>
+        <w:autoSpaceDE/>
+        <w:autoSpaceDN/>
         <w:rPr>
-          <w:rFonts w:asciiTheme="minorEastAsia" w:hAnsiTheme="minorEastAsia" w:cs="맑은 고딕" w:hint="eastAsia"/>
+          <w:rFonts w:asciiTheme="minorEastAsia" w:hAnsiTheme="minorEastAsia" w:cs="맑은 고딕"/>
           <w:sz w:val="16"/>
           <w:szCs w:val="18"/>
         </w:rPr>
-        <w:t>2</w:t>
-      </w:r>
-      <w:r>
-        <w:rPr>
-          <w:rFonts w:asciiTheme="minorEastAsia" w:hAnsiTheme="minorEastAsia" w:cs="맑은 고딕" w:hint="eastAsia"/>
-          <w:sz w:val="16"/>
-          <w:szCs w:val="18"/>
-        </w:rPr>
-        <w:t>.</w:t>
-      </w:r>
+      </w:pPr>
       <w:r>
         <w:rPr>
           <w:rFonts w:asciiTheme="minorEastAsia" w:hAnsiTheme="minorEastAsia" w:cs="맑은 고딕"/>
           <w:sz w:val="16"/>
           <w:szCs w:val="18"/>
         </w:rPr>
-        <w:t>各列車の全体運行時間は約1時間とする。</w:t>
+        <w:t xml:space="preserve">終着駅は出発時刻を持たないものとする。 </w:t>
       </w:r>
-      <w:r>
+    </w:p>
+    <w:p>
+      <w:pPr>
+        <w:numPr>
+          <w:ilvl w:val="0"/>
+          <w:numId w:val="2"/>
+        </w:numPr>
+        <w:wordWrap/>
+        <w:autoSpaceDE/>
+        <w:autoSpaceDN/>
         <w:rPr>
           <w:rFonts w:asciiTheme="minorEastAsia" w:hAnsiTheme="minorEastAsia" w:cs="맑은 고딕"/>
           <w:sz w:val="16"/>
           <w:szCs w:val="18"/>
         </w:rPr>
-        <w:br/>
-      </w:r>
-      <w:r>
-        <w:rPr>
-          <w:rFonts w:asciiTheme="minorEastAsia" w:hAnsiTheme="minorEastAsia" w:cs="Noto Sans KR" w:hint="eastAsia"/>
-          <w:sz w:val="16"/>
-          <w:szCs w:val="18"/>
-        </w:rPr>
-        <w:t>3</w:t>
-      </w:r>
-      <w:r>
-        <w:rPr>
-          <w:rFonts w:asciiTheme="minorEastAsia" w:hAnsiTheme="minorEastAsia" w:cs="Noto Sans KR" w:hint="eastAsia"/>
-          <w:sz w:val="16"/>
-          <w:szCs w:val="18"/>
-        </w:rPr>
-        <w:t>.駅</w:t>
-      </w:r>
-      <w:r>
-        <w:rPr>
-          <w:rFonts w:asciiTheme="minorEastAsia" w:hAnsiTheme="minorEastAsia" w:cs="맑은 고딕" w:hint="eastAsia"/>
-          <w:sz w:val="16"/>
-          <w:szCs w:val="18"/>
-        </w:rPr>
-        <w:t>は</w:t>
-      </w:r>
-      <w:r>
-        <w:rPr>
-          <w:rFonts w:asciiTheme="minorEastAsia" w:hAnsiTheme="minorEastAsia" w:cs="맑은 고딕"/>
-          <w:sz w:val="16"/>
-          <w:szCs w:val="18"/>
-        </w:rPr>
-        <w:t>1番</w:t>
-      </w:r>
-      <w:r>
-        <w:rPr>
-          <w:rFonts w:asciiTheme="minorEastAsia" w:hAnsiTheme="minorEastAsia" w:cs="Noto Sans KR" w:hint="eastAsia"/>
-          <w:sz w:val="16"/>
-          <w:szCs w:val="18"/>
-        </w:rPr>
-        <w:t>駅</w:t>
-      </w:r>
-      <w:r>
-        <w:rPr>
-          <w:rFonts w:asciiTheme="minorEastAsia" w:hAnsiTheme="minorEastAsia" w:cs="맑은 고딕" w:hint="eastAsia"/>
-          <w:sz w:val="16"/>
-          <w:szCs w:val="18"/>
-        </w:rPr>
-        <w:t>から</w:t>
-      </w:r>
-      <w:r>
-        <w:rPr>
-          <w:rFonts w:asciiTheme="minorEastAsia" w:hAnsiTheme="minorEastAsia" w:cs="맑은 고딕"/>
-          <w:sz w:val="16"/>
-          <w:szCs w:val="18"/>
-        </w:rPr>
-        <w:t>10番</w:t>
-      </w:r>
-      <w:r>
-        <w:rPr>
-          <w:rFonts w:asciiTheme="minorEastAsia" w:hAnsiTheme="minorEastAsia" w:cs="Noto Sans KR" w:hint="eastAsia"/>
-          <w:sz w:val="16"/>
-          <w:szCs w:val="18"/>
-        </w:rPr>
-        <w:t>駅</w:t>
-      </w:r>
-      <w:r>
-        <w:rPr>
-          <w:rFonts w:asciiTheme="minorEastAsia" w:hAnsiTheme="minorEastAsia" w:cs="맑은 고딕" w:hint="eastAsia"/>
-          <w:sz w:val="16"/>
-          <w:szCs w:val="18"/>
-        </w:rPr>
-        <w:t>までの順序で生成する。</w:t>
-      </w:r>
-      <w:r>
-        <w:rPr>
-          <w:rFonts w:asciiTheme="minorEastAsia" w:hAnsiTheme="minorEastAsia" w:cs="맑은 고딕"/>
-          <w:sz w:val="16"/>
-          <w:szCs w:val="18"/>
-        </w:rPr>
-        <w:br/>
-      </w:r>
-      <w:r>
-        <w:rPr>
-          <w:rFonts w:asciiTheme="minorEastAsia" w:hAnsiTheme="minorEastAsia" w:cs="맑은 고딕" w:hint="eastAsia"/>
-          <w:sz w:val="16"/>
-          <w:szCs w:val="18"/>
-        </w:rPr>
-        <w:t>4</w:t>
-      </w:r>
-      <w:r>
-        <w:rPr>
-          <w:rFonts w:asciiTheme="minorEastAsia" w:hAnsiTheme="minorEastAsia" w:cs="맑은 고딕" w:hint="eastAsia"/>
-          <w:sz w:val="16"/>
-          <w:szCs w:val="18"/>
-        </w:rPr>
-        <w:t>.</w:t>
-      </w:r>
-      <w:r>
-        <w:rPr>
-          <w:rFonts w:asciiTheme="minorEastAsia" w:hAnsiTheme="minorEastAsia" w:cs="맑은 고딕"/>
-          <w:sz w:val="16"/>
-          <w:szCs w:val="18"/>
-        </w:rPr>
-        <w:t>各</w:t>
-      </w:r>
-      <w:r>
-        <w:rPr>
-          <w:rFonts w:asciiTheme="minorEastAsia" w:hAnsiTheme="minorEastAsia" w:cs="Noto Sans KR" w:hint="eastAsia"/>
-          <w:sz w:val="16"/>
-          <w:szCs w:val="18"/>
-        </w:rPr>
-        <w:t>駅</w:t>
-      </w:r>
-      <w:r>
-        <w:rPr>
-          <w:rFonts w:asciiTheme="minorEastAsia" w:hAnsiTheme="minorEastAsia" w:cs="맑은 고딕" w:hint="eastAsia"/>
-          <w:sz w:val="16"/>
-          <w:szCs w:val="18"/>
-        </w:rPr>
-        <w:t>の時刻は前</w:t>
-      </w:r>
-      <w:r>
-        <w:rPr>
-          <w:rFonts w:asciiTheme="minorEastAsia" w:hAnsiTheme="minorEastAsia" w:cs="Noto Sans KR" w:hint="eastAsia"/>
-          <w:sz w:val="16"/>
-          <w:szCs w:val="18"/>
-        </w:rPr>
-        <w:t>駅</w:t>
-      </w:r>
-      <w:r>
-        <w:rPr>
-          <w:rFonts w:asciiTheme="minorEastAsia" w:hAnsiTheme="minorEastAsia" w:cs="맑은 고딕" w:hint="eastAsia"/>
-          <w:sz w:val="16"/>
-          <w:szCs w:val="18"/>
-        </w:rPr>
-        <w:t>より必ず</w:t>
-      </w:r>
-      <w:r>
-        <w:rPr>
-          <w:rFonts w:asciiTheme="minorEastAsia" w:hAnsiTheme="minorEastAsia" w:cs="MS Gothic" w:hint="eastAsia"/>
-          <w:sz w:val="16"/>
-          <w:szCs w:val="18"/>
-        </w:rPr>
-        <w:t>増</w:t>
-      </w:r>
-      <w:r>
-        <w:rPr>
-          <w:rFonts w:asciiTheme="minorEastAsia" w:hAnsiTheme="minorEastAsia" w:cs="맑은 고딕" w:hint="eastAsia"/>
-          <w:sz w:val="16"/>
-          <w:szCs w:val="18"/>
-        </w:rPr>
-        <w:t>加するように設定する。</w:t>
-      </w:r>
-      <w:r>
-        <w:rPr>
-          <w:rFonts w:asciiTheme="minorEastAsia" w:hAnsiTheme="minorEastAsia" w:cs="맑은 고딕"/>
-          <w:sz w:val="16"/>
-          <w:szCs w:val="18"/>
-        </w:rPr>
-        <w:br/>
-      </w:r>
-      <w:r>
-        <w:rPr>
-          <w:rFonts w:asciiTheme="minorEastAsia" w:hAnsiTheme="minorEastAsia" w:cs="Noto Sans KR" w:hint="eastAsia"/>
-          <w:sz w:val="16"/>
-          <w:szCs w:val="18"/>
-        </w:rPr>
-        <w:t>5</w:t>
-      </w:r>
-      <w:r>
-        <w:rPr>
-          <w:rFonts w:asciiTheme="minorEastAsia" w:hAnsiTheme="minorEastAsia" w:cs="Noto Sans KR" w:hint="eastAsia"/>
-          <w:sz w:val="16"/>
-          <w:szCs w:val="18"/>
-        </w:rPr>
-        <w:t>.駅</w:t>
-      </w:r>
-      <w:r>
-        <w:rPr>
-          <w:rFonts w:asciiTheme="minorEastAsia" w:hAnsiTheme="minorEastAsia" w:cs="맑은 고딕" w:hint="eastAsia"/>
-          <w:sz w:val="16"/>
-          <w:szCs w:val="18"/>
-        </w:rPr>
-        <w:t>間の移動時間は</w:t>
-      </w:r>
-      <w:r>
-        <w:rPr>
-          <w:rFonts w:asciiTheme="minorEastAsia" w:hAnsiTheme="minorEastAsia" w:cs="맑은 고딕"/>
-          <w:sz w:val="16"/>
-          <w:szCs w:val="18"/>
-        </w:rPr>
-        <w:t>5分～の範</w:t>
-      </w:r>
-      <w:r>
-        <w:rPr>
-          <w:rFonts w:asciiTheme="minorEastAsia" w:hAnsiTheme="minorEastAsia" w:cs="MS Gothic" w:hint="eastAsia"/>
-          <w:sz w:val="16"/>
-          <w:szCs w:val="18"/>
-        </w:rPr>
-        <w:t>囲</w:t>
-      </w:r>
-      <w:r>
-        <w:rPr>
-          <w:rFonts w:asciiTheme="minorEastAsia" w:hAnsiTheme="minorEastAsia" w:cs="맑은 고딕" w:hint="eastAsia"/>
-          <w:sz w:val="16"/>
-          <w:szCs w:val="18"/>
-        </w:rPr>
-        <w:t>で設定する。</w:t>
-      </w:r>
-      <w:r>
-        <w:rPr>
-          <w:rFonts w:asciiTheme="minorEastAsia" w:hAnsiTheme="minorEastAsia" w:cs="맑은 고딕"/>
-          <w:sz w:val="16"/>
-          <w:szCs w:val="18"/>
-        </w:rPr>
-        <w:br/>
-      </w:r>
-      <w:r>
-        <w:rPr>
-          <w:rFonts w:asciiTheme="minorEastAsia" w:hAnsiTheme="minorEastAsia" w:cs="맑은 고딕" w:hint="eastAsia"/>
-          <w:sz w:val="16"/>
-          <w:szCs w:val="18"/>
-        </w:rPr>
-        <w:t>6</w:t>
-      </w:r>
-      <w:r>
-        <w:rPr>
-          <w:rFonts w:asciiTheme="minorEastAsia" w:hAnsiTheme="minorEastAsia" w:cs="맑은 고딕" w:hint="eastAsia"/>
-          <w:sz w:val="16"/>
-          <w:szCs w:val="18"/>
-        </w:rPr>
-        <w:t>.</w:t>
-      </w:r>
-      <w:r>
-        <w:rPr>
-          <w:rFonts w:asciiTheme="minorEastAsia" w:hAnsiTheme="minorEastAsia" w:cs="맑은 고딕"/>
-          <w:sz w:val="16"/>
-          <w:szCs w:val="18"/>
-        </w:rPr>
-        <w:t>中間</w:t>
-      </w:r>
-      <w:r>
-        <w:rPr>
-          <w:rFonts w:asciiTheme="minorEastAsia" w:hAnsiTheme="minorEastAsia" w:cs="Noto Sans KR" w:hint="eastAsia"/>
-          <w:sz w:val="16"/>
-          <w:szCs w:val="18"/>
-        </w:rPr>
-        <w:t>駅</w:t>
-      </w:r>
-      <w:r>
-        <w:rPr>
-          <w:rFonts w:asciiTheme="minorEastAsia" w:hAnsiTheme="minorEastAsia" w:cs="맑은 고딕" w:hint="eastAsia"/>
-          <w:sz w:val="16"/>
-          <w:szCs w:val="18"/>
-        </w:rPr>
-        <w:t>の停車時間は</w:t>
-      </w:r>
-      <w:r>
-        <w:rPr>
-          <w:rFonts w:asciiTheme="minorEastAsia" w:hAnsiTheme="minorEastAsia" w:cs="맑은 고딕"/>
-          <w:sz w:val="16"/>
-          <w:szCs w:val="18"/>
-        </w:rPr>
-        <w:t>1分で統一する。</w:t>
-      </w:r>
-      <w:r>
-        <w:rPr>
-          <w:rFonts w:asciiTheme="minorEastAsia" w:hAnsiTheme="minorEastAsia" w:cs="맑은 고딕"/>
-          <w:sz w:val="16"/>
-          <w:szCs w:val="18"/>
-        </w:rPr>
-        <w:br/>
-      </w:r>
-      <w:r>
-        <w:rPr>
-          <w:rFonts w:asciiTheme="minorEastAsia" w:hAnsiTheme="minorEastAsia" w:cs="맑은 고딕" w:hint="eastAsia"/>
-          <w:sz w:val="16"/>
-          <w:szCs w:val="18"/>
-        </w:rPr>
-        <w:t>7</w:t>
-      </w:r>
-      <w:r>
-        <w:rPr>
-          <w:rFonts w:asciiTheme="minorEastAsia" w:hAnsiTheme="minorEastAsia" w:cs="맑은 고딕" w:hint="eastAsia"/>
-          <w:sz w:val="16"/>
-          <w:szCs w:val="18"/>
-        </w:rPr>
-        <w:t>.</w:t>
-      </w:r>
-      <w:r>
-        <w:rPr>
-          <w:rFonts w:asciiTheme="minorEastAsia" w:hAnsiTheme="minorEastAsia" w:cs="맑은 고딕"/>
-          <w:sz w:val="16"/>
-          <w:szCs w:val="18"/>
-        </w:rPr>
-        <w:t>始</w:t>
-      </w:r>
-      <w:r>
-        <w:rPr>
-          <w:rFonts w:asciiTheme="minorEastAsia" w:hAnsiTheme="minorEastAsia" w:cs="Noto Sans KR" w:hint="eastAsia"/>
-          <w:sz w:val="16"/>
-          <w:szCs w:val="18"/>
-        </w:rPr>
-        <w:t>発駅</w:t>
-      </w:r>
-      <w:r>
-        <w:rPr>
-          <w:rFonts w:asciiTheme="minorEastAsia" w:hAnsiTheme="minorEastAsia" w:cs="맑은 고딕" w:hint="eastAsia"/>
-          <w:sz w:val="16"/>
-          <w:szCs w:val="18"/>
-        </w:rPr>
-        <w:t>は到着時刻を持たないものとする。</w:t>
-      </w:r>
-      <w:r>
-        <w:rPr>
-          <w:rFonts w:asciiTheme="minorEastAsia" w:hAnsiTheme="minorEastAsia" w:cs="맑은 고딕"/>
-          <w:sz w:val="16"/>
-          <w:szCs w:val="18"/>
-        </w:rPr>
-        <w:br/>
-      </w:r>
-      <w:r>
-        <w:rPr>
-          <w:rFonts w:asciiTheme="minorEastAsia" w:hAnsiTheme="minorEastAsia" w:cs="맑은 고딕" w:hint="eastAsia"/>
-          <w:sz w:val="16"/>
-          <w:szCs w:val="18"/>
-        </w:rPr>
-        <w:t>8</w:t>
-      </w:r>
-      <w:r>
-        <w:rPr>
-          <w:rFonts w:asciiTheme="minorEastAsia" w:hAnsiTheme="minorEastAsia" w:cs="맑은 고딕" w:hint="eastAsia"/>
-          <w:sz w:val="16"/>
-          <w:szCs w:val="18"/>
-        </w:rPr>
-        <w:t>.</w:t>
-      </w:r>
-      <w:r>
-        <w:rPr>
-          <w:rFonts w:asciiTheme="minorEastAsia" w:hAnsiTheme="minorEastAsia" w:cs="맑은 고딕"/>
-          <w:sz w:val="16"/>
-          <w:szCs w:val="18"/>
-        </w:rPr>
-        <w:t>1終着</w:t>
-      </w:r>
-      <w:r>
-        <w:rPr>
-          <w:rFonts w:asciiTheme="minorEastAsia" w:hAnsiTheme="minorEastAsia" w:cs="Noto Sans KR" w:hint="eastAsia"/>
-          <w:sz w:val="16"/>
-          <w:szCs w:val="18"/>
-        </w:rPr>
-        <w:t>駅</w:t>
-      </w:r>
-      <w:r>
-        <w:rPr>
-          <w:rFonts w:asciiTheme="minorEastAsia" w:hAnsiTheme="minorEastAsia" w:cs="맑은 고딕" w:hint="eastAsia"/>
-          <w:sz w:val="16"/>
-          <w:szCs w:val="18"/>
-        </w:rPr>
-        <w:t>は出</w:t>
-      </w:r>
-      <w:r>
-        <w:rPr>
-          <w:rFonts w:asciiTheme="minorEastAsia" w:hAnsiTheme="minorEastAsia" w:cs="Noto Sans KR" w:hint="eastAsia"/>
-          <w:sz w:val="16"/>
-          <w:szCs w:val="18"/>
-        </w:rPr>
-        <w:t>発</w:t>
-      </w:r>
-      <w:r>
-        <w:rPr>
-          <w:rFonts w:asciiTheme="minorEastAsia" w:hAnsiTheme="minorEastAsia" w:cs="맑은 고딕" w:hint="eastAsia"/>
-          <w:sz w:val="16"/>
-          <w:szCs w:val="18"/>
-        </w:rPr>
-        <w:t>時刻を持たないものとす</w:t>
-      </w:r>
-      <w:r>
-        <w:rPr>
-          <w:rFonts w:asciiTheme="minorEastAsia" w:hAnsiTheme="minorEastAsia" w:cs="맑은 고딕"/>
-          <w:sz w:val="16"/>
-          <w:szCs w:val="18"/>
-        </w:rPr>
-        <w:t>る。</w:t>
-      </w:r>
-      <w:r>
-        <w:rPr>
-          <w:rFonts w:asciiTheme="minorEastAsia" w:hAnsiTheme="minorEastAsia" w:cs="맑은 고딕"/>
-          <w:sz w:val="16"/>
-          <w:szCs w:val="18"/>
-        </w:rPr>
-        <w:br/>
-      </w:r>
-      <w:r>
-        <w:rPr>
-          <w:rFonts w:asciiTheme="minorEastAsia" w:hAnsiTheme="minorEastAsia" w:cs="맑은 고딕" w:hint="eastAsia"/>
-          <w:sz w:val="16"/>
-          <w:szCs w:val="18"/>
-        </w:rPr>
-        <w:t>9</w:t>
-      </w:r>
-      <w:r>
-        <w:rPr>
-          <w:rFonts w:asciiTheme="minorEastAsia" w:hAnsiTheme="minorEastAsia" w:cs="맑은 고딕" w:hint="eastAsia"/>
-          <w:sz w:val="16"/>
-          <w:szCs w:val="18"/>
-        </w:rPr>
-        <w:t>.</w:t>
-      </w:r>
+      </w:pPr>
       <w:r>
         <w:rPr>
           <w:rFonts w:asciiTheme="minorEastAsia" w:hAnsiTheme="minorEastAsia" w:cs="맑은 고딕"/>
@@ -5303,16 +5099,18 @@
         <w:autoSpaceDE/>
         <w:autoSpaceDN/>
         <w:rPr>
-          <w:rFonts w:asciiTheme="minorEastAsia" w:hAnsiTheme="minorEastAsia" w:cs="맑은 고딕"/>
+          <w:rFonts w:asciiTheme="minorEastAsia" w:eastAsia="맑은 고딕" w:hAnsiTheme="minorEastAsia" w:cs="맑은 고딕"/>
           <w:sz w:val="16"/>
           <w:szCs w:val="18"/>
+          <w:lang w:eastAsia="ko-KR"/>
         </w:rPr>
       </w:pPr>
       <w:r>
         <w:rPr>
-          <w:rFonts w:asciiTheme="minorEastAsia" w:hAnsiTheme="minorEastAsia" w:cs="맑은 고딕"/>
+          <w:rFonts w:asciiTheme="minorEastAsia" w:eastAsia="맑은 고딕" w:hAnsiTheme="minorEastAsia" w:cs="맑은 고딕"/>
           <w:sz w:val="16"/>
           <w:szCs w:val="18"/>
+          <w:lang w:eastAsia="ko-KR"/>
         </w:rPr>
         <w:br w:type="page"/>
       </w:r>
@@ -5390,6 +5188,7 @@
           <w:szCs w:val="18"/>
         </w:rPr>
       </w:pPr>
+      <w:proofErr w:type="spellStart"/>
       <w:r>
         <w:rPr>
           <w:rFonts w:asciiTheme="minorEastAsia" w:hAnsiTheme="minorEastAsia" w:cs="맑은 고딕" w:hint="eastAsia"/>
@@ -5398,6 +5197,7 @@
         </w:rPr>
         <w:t>process_a.c</w:t>
       </w:r>
+      <w:proofErr w:type="spellEnd"/>
     </w:p>
     <w:p>
       <w:pPr>
@@ -6263,6 +6063,7 @@
                   <w:pPr>
                     <w:rPr>
                       <w:rFonts w:asciiTheme="minorEastAsia" w:hAnsiTheme="minorEastAsia" w:cs="맑은 고딕"/>
+                      <w:strike/>
                       <w:sz w:val="16"/>
                       <w:szCs w:val="18"/>
                       <w:lang w:eastAsia="ko-KR"/>
@@ -6271,6 +6072,7 @@
                   <w:r>
                     <w:rPr>
                       <w:rFonts w:asciiTheme="minorEastAsia" w:hAnsiTheme="minorEastAsia" w:cs="맑은 고딕" w:hint="eastAsia"/>
+                      <w:strike/>
                       <w:sz w:val="16"/>
                       <w:szCs w:val="18"/>
                       <w:lang w:eastAsia="ko-KR"/>
@@ -6287,6 +6089,7 @@
                   <w:pPr>
                     <w:rPr>
                       <w:rFonts w:asciiTheme="minorEastAsia" w:hAnsiTheme="minorEastAsia" w:cs="맑은 고딕"/>
+                      <w:strike/>
                       <w:sz w:val="16"/>
                       <w:szCs w:val="18"/>
                     </w:rPr>
@@ -6294,6 +6097,7 @@
                   <w:r>
                     <w:rPr>
                       <w:rFonts w:asciiTheme="minorEastAsia" w:hAnsiTheme="minorEastAsia" w:cs="맑은 고딕" w:hint="eastAsia"/>
+                      <w:strike/>
                       <w:sz w:val="16"/>
                       <w:szCs w:val="18"/>
                       <w:lang w:eastAsia="ko-KR"/>
@@ -6463,7 +6267,25 @@
                 <w:sz w:val="16"/>
                 <w:szCs w:val="18"/>
               </w:rPr>
-              <w:t>※ database.cに定義</w:t>
+              <w:t xml:space="preserve">※ </w:t>
+            </w:r>
+            <w:proofErr w:type="spellStart"/>
+            <w:r>
+              <w:rPr>
+                <w:rFonts w:asciiTheme="minorEastAsia" w:hAnsiTheme="minorEastAsia" w:cs="맑은 고딕" w:hint="eastAsia"/>
+                <w:sz w:val="16"/>
+                <w:szCs w:val="18"/>
+              </w:rPr>
+              <w:t>database.c</w:t>
+            </w:r>
+            <w:proofErr w:type="spellEnd"/>
+            <w:r>
+              <w:rPr>
+                <w:rFonts w:asciiTheme="minorEastAsia" w:hAnsiTheme="minorEastAsia" w:cs="맑은 고딕" w:hint="eastAsia"/>
+                <w:sz w:val="16"/>
+                <w:szCs w:val="18"/>
+              </w:rPr>
+              <w:t>に定義</w:t>
             </w:r>
           </w:p>
         </w:tc>
@@ -6841,7 +6663,25 @@
                 <w:sz w:val="16"/>
                 <w:szCs w:val="18"/>
               </w:rPr>
-              <w:t>※ database.cに定義</w:t>
+              <w:t xml:space="preserve">※ </w:t>
+            </w:r>
+            <w:proofErr w:type="spellStart"/>
+            <w:r>
+              <w:rPr>
+                <w:rFonts w:asciiTheme="minorEastAsia" w:hAnsiTheme="minorEastAsia" w:cs="맑은 고딕" w:hint="eastAsia"/>
+                <w:sz w:val="16"/>
+                <w:szCs w:val="18"/>
+              </w:rPr>
+              <w:t>database.c</w:t>
+            </w:r>
+            <w:proofErr w:type="spellEnd"/>
+            <w:r>
+              <w:rPr>
+                <w:rFonts w:asciiTheme="minorEastAsia" w:hAnsiTheme="minorEastAsia" w:cs="맑은 고딕" w:hint="eastAsia"/>
+                <w:sz w:val="16"/>
+                <w:szCs w:val="18"/>
+              </w:rPr>
+              <w:t>に定義</w:t>
             </w:r>
           </w:p>
         </w:tc>
@@ -6913,13 +6753,23 @@
               <w:lastRenderedPageBreak/>
               <w:t>‐</w:t>
             </w:r>
-            <w:r>
-              <w:rPr>
-                <w:rFonts w:asciiTheme="minorEastAsia" w:hAnsiTheme="minorEastAsia" w:cs="맑은 고딕"/>
-                <w:sz w:val="16"/>
-                <w:szCs w:val="18"/>
-              </w:rPr>
-              <w:t>mtype=1で</w:t>
+            <w:proofErr w:type="spellStart"/>
+            <w:r>
+              <w:rPr>
+                <w:rFonts w:asciiTheme="minorEastAsia" w:hAnsiTheme="minorEastAsia" w:cs="맑은 고딕"/>
+                <w:sz w:val="16"/>
+                <w:szCs w:val="18"/>
+              </w:rPr>
+              <w:t>mtype</w:t>
+            </w:r>
+            <w:proofErr w:type="spellEnd"/>
+            <w:r>
+              <w:rPr>
+                <w:rFonts w:asciiTheme="minorEastAsia" w:hAnsiTheme="minorEastAsia" w:cs="맑은 고딕"/>
+                <w:sz w:val="16"/>
+                <w:szCs w:val="18"/>
+              </w:rPr>
+              <w:t>=1で</w:t>
             </w:r>
             <w:r>
               <w:rPr>
@@ -7084,7 +6934,27 @@
                 <w:lang w:eastAsia="ko-KR"/>
               </w:rPr>
               <w:lastRenderedPageBreak/>
-              <w:t>※ msg.cに定義</w:t>
+              <w:t xml:space="preserve">※ </w:t>
+            </w:r>
+            <w:proofErr w:type="spellStart"/>
+            <w:r>
+              <w:rPr>
+                <w:rFonts w:asciiTheme="minorEastAsia" w:hAnsiTheme="minorEastAsia" w:cs="맑은 고딕"/>
+                <w:sz w:val="16"/>
+                <w:szCs w:val="18"/>
+                <w:lang w:eastAsia="ko-KR"/>
+              </w:rPr>
+              <w:t>msg.c</w:t>
+            </w:r>
+            <w:proofErr w:type="spellEnd"/>
+            <w:r>
+              <w:rPr>
+                <w:rFonts w:asciiTheme="minorEastAsia" w:hAnsiTheme="minorEastAsia" w:cs="맑은 고딕"/>
+                <w:sz w:val="16"/>
+                <w:szCs w:val="18"/>
+                <w:lang w:eastAsia="ko-KR"/>
+              </w:rPr>
+              <w:t>に定義</w:t>
             </w:r>
           </w:p>
         </w:tc>
@@ -7097,20 +6967,89 @@
           <w:p>
             <w:pPr>
               <w:rPr>
-                <w:rFonts w:asciiTheme="minorEastAsia" w:hAnsiTheme="minorEastAsia" w:cs="맑은 고딕"/>
-                <w:sz w:val="16"/>
-                <w:szCs w:val="18"/>
-                <w:lang w:eastAsia="ko-KR"/>
-              </w:rPr>
-            </w:pPr>
-            <w:r>
-              <w:rPr>
-                <w:rFonts w:asciiTheme="minorEastAsia" w:hAnsiTheme="minorEastAsia" w:cs="맑은 고딕" w:hint="eastAsia"/>
-                <w:sz w:val="16"/>
-                <w:szCs w:val="18"/>
-                <w:lang w:eastAsia="ko-KR"/>
+                <w:rFonts w:asciiTheme="minorEastAsia" w:eastAsia="맑은 고딕" w:hAnsiTheme="minorEastAsia" w:cs="맑은 고딕" w:hint="eastAsia"/>
+                <w:sz w:val="16"/>
+                <w:szCs w:val="18"/>
+                <w:lang w:eastAsia="ko-KR"/>
+              </w:rPr>
+            </w:pPr>
+            <w:r>
+              <w:rPr>
+                <w:rFonts w:asciiTheme="minorEastAsia" w:hAnsiTheme="minorEastAsia" w:cs="맑은 고딕" w:hint="eastAsia"/>
+                <w:sz w:val="16"/>
+                <w:szCs w:val="18"/>
               </w:rPr>
               <w:t>5</w:t>
+            </w:r>
+          </w:p>
+        </w:tc>
+        <w:tc>
+          <w:tcPr>
+            <w:tcW w:w="4111" w:type="dxa"/>
+          </w:tcPr>
+          <w:p>
+            <w:pPr>
+              <w:rPr>
+                <w:rFonts w:asciiTheme="minorEastAsia" w:eastAsia="맑은 고딕" w:hAnsiTheme="minorEastAsia" w:cs="맑은 고딕" w:hint="eastAsia"/>
+                <w:sz w:val="16"/>
+                <w:szCs w:val="18"/>
+              </w:rPr>
+            </w:pPr>
+            <w:r>
+              <w:rPr>
+                <w:rFonts w:asciiTheme="minorEastAsia" w:hAnsiTheme="minorEastAsia" w:cs="맑은 고딕" w:hint="eastAsia"/>
+                <w:sz w:val="16"/>
+                <w:szCs w:val="18"/>
+              </w:rPr>
+              <w:t>プロセスBを起動する（※3-2参照）</w:t>
+            </w:r>
+          </w:p>
+        </w:tc>
+        <w:tc>
+          <w:tcPr>
+            <w:tcW w:w="4201" w:type="dxa"/>
+          </w:tcPr>
+          <w:p>
+            <w:pPr>
+              <w:rPr>
+                <w:rFonts w:asciiTheme="minorEastAsia" w:hAnsiTheme="minorEastAsia" w:cs="맑은 고딕" w:hint="eastAsia"/>
+                <w:sz w:val="16"/>
+                <w:szCs w:val="18"/>
+              </w:rPr>
+            </w:pPr>
+            <w:r>
+              <w:rPr>
+                <w:rFonts w:asciiTheme="minorEastAsia" w:hAnsiTheme="minorEastAsia" w:cs="맑은 고딕" w:hint="eastAsia"/>
+                <w:sz w:val="16"/>
+                <w:szCs w:val="18"/>
+              </w:rPr>
+              <w:t>fork/execにより起動</w:t>
+            </w:r>
+          </w:p>
+        </w:tc>
+      </w:tr>
+      <w:tr>
+        <w:tc>
+          <w:tcPr>
+            <w:tcW w:w="704" w:type="dxa"/>
+          </w:tcPr>
+          <w:p>
+            <w:pPr>
+              <w:rPr>
+                <w:rFonts w:asciiTheme="minorEastAsia" w:eastAsia="맑은 고딕" w:hAnsiTheme="minorEastAsia" w:cs="맑은 고딕"/>
+                <w:sz w:val="16"/>
+                <w:szCs w:val="18"/>
+                <w:lang w:eastAsia="ko-KR"/>
+              </w:rPr>
+            </w:pPr>
+            <w:r>
+              <w:rPr>
+                <w:rFonts w:asciiTheme="minorEastAsia" w:eastAsia="맑은 고딕" w:hAnsiTheme="minorEastAsia" w:cs="맑은 고딕" w:hint="eastAsia"/>
+                <w:sz w:val="16"/>
+                <w:szCs w:val="18"/>
+                <w:lang w:eastAsia="ko-KR"/>
+              </w:rPr>
+              <w:t>6</w:t>
             </w:r>
           </w:p>
         </w:tc>
@@ -7209,6 +7148,7 @@
           <w:szCs w:val="18"/>
         </w:rPr>
       </w:pPr>
+      <w:proofErr w:type="spellStart"/>
       <w:r>
         <w:rPr>
           <w:rFonts w:asciiTheme="minorEastAsia" w:hAnsiTheme="minorEastAsia" w:cs="맑은 고딕" w:hint="eastAsia"/>
@@ -7226,13 +7166,13 @@
         </w:rPr>
         <w:t>b.c</w:t>
       </w:r>
+      <w:proofErr w:type="spellEnd"/>
     </w:p>
     <w:p>
       <w:pPr>
         <w:ind w:firstLineChars="100" w:firstLine="160"/>
         <w:rPr>
-          <w:rFonts w:asciiTheme="minorEastAsia" w:hAnsiTheme="minorEastAsia" w:cs="맑은 고딕"/>
-          <w:strike/>
+          <w:rFonts w:asciiTheme="minorEastAsia" w:hAnsiTheme="minorEastAsia" w:cs="맑은 고딕" w:hint="eastAsia"/>
           <w:sz w:val="16"/>
           <w:szCs w:val="18"/>
         </w:rPr>
@@ -7240,11 +7180,18 @@
       <w:r>
         <w:rPr>
           <w:rFonts w:asciiTheme="minorEastAsia" w:hAnsiTheme="minorEastAsia" w:cs="맑은 고딕" w:hint="eastAsia"/>
-          <w:strike/>
           <w:sz w:val="16"/>
           <w:szCs w:val="18"/>
         </w:rPr>
-        <w:t>プロセスAから送信されたメッセージを受信し、対象データを取得して駅運行情報を「運行済み」に更新する。</w:t>
+        <w:t>プロセスAの要求により起動され、メッセージを受信して駅運行情報を更新</w:t>
+      </w:r>
+      <w:r>
+        <w:rPr>
+          <w:rFonts w:asciiTheme="minorEastAsia" w:hAnsiTheme="minorEastAsia" w:cs="맑은 고딕" w:hint="eastAsia"/>
+          <w:sz w:val="16"/>
+          <w:szCs w:val="18"/>
+        </w:rPr>
+        <w:t>する。</w:t>
       </w:r>
     </w:p>
     <w:tbl>
@@ -7389,13 +7336,23 @@
               </w:rPr>
               <w:t>‐</w:t>
             </w:r>
-            <w:r>
-              <w:rPr>
-                <w:rFonts w:asciiTheme="minorEastAsia" w:hAnsiTheme="minorEastAsia" w:cs="맑은 고딕"/>
-                <w:sz w:val="16"/>
-                <w:szCs w:val="18"/>
-              </w:rPr>
-              <w:t>mtype=1のメッセージのみ受信する</w:t>
+            <w:proofErr w:type="spellStart"/>
+            <w:r>
+              <w:rPr>
+                <w:rFonts w:asciiTheme="minorEastAsia" w:hAnsiTheme="minorEastAsia" w:cs="맑은 고딕"/>
+                <w:sz w:val="16"/>
+                <w:szCs w:val="18"/>
+              </w:rPr>
+              <w:t>mtype</w:t>
+            </w:r>
+            <w:proofErr w:type="spellEnd"/>
+            <w:r>
+              <w:rPr>
+                <w:rFonts w:asciiTheme="minorEastAsia" w:hAnsiTheme="minorEastAsia" w:cs="맑은 고딕"/>
+                <w:sz w:val="16"/>
+                <w:szCs w:val="18"/>
+              </w:rPr>
+              <w:t>=1のメッセージのみ受信する</w:t>
             </w:r>
           </w:p>
           <w:p>
@@ -7442,7 +7399,25 @@
                 <w:sz w:val="16"/>
                 <w:szCs w:val="18"/>
               </w:rPr>
-              <w:t>※ msg.cに定義</w:t>
+              <w:t xml:space="preserve">※ </w:t>
+            </w:r>
+            <w:proofErr w:type="spellStart"/>
+            <w:r>
+              <w:rPr>
+                <w:rFonts w:asciiTheme="minorEastAsia" w:hAnsiTheme="minorEastAsia" w:cs="맑은 고딕"/>
+                <w:sz w:val="16"/>
+                <w:szCs w:val="18"/>
+              </w:rPr>
+              <w:t>msg.c</w:t>
+            </w:r>
+            <w:proofErr w:type="spellEnd"/>
+            <w:r>
+              <w:rPr>
+                <w:rFonts w:asciiTheme="minorEastAsia" w:hAnsiTheme="minorEastAsia" w:cs="맑은 고딕"/>
+                <w:sz w:val="16"/>
+                <w:szCs w:val="18"/>
+              </w:rPr>
+              <w:t>に定義</w:t>
             </w:r>
           </w:p>
         </w:tc>
@@ -7927,8 +7902,19 @@
                       <w:szCs w:val="18"/>
                       <w:lang w:eastAsia="ko-KR"/>
                     </w:rPr>
-                    <w:t>受信データ.RETSUBAN</w:t>
+                    <w:t>受信</w:t>
                   </w:r>
+                  <w:proofErr w:type="gramStart"/>
+                  <w:r>
+                    <w:rPr>
+                      <w:rFonts w:asciiTheme="minorEastAsia" w:hAnsiTheme="minorEastAsia" w:cs="맑은 고딕" w:hint="eastAsia"/>
+                      <w:sz w:val="16"/>
+                      <w:szCs w:val="18"/>
+                      <w:lang w:eastAsia="ko-KR"/>
+                    </w:rPr>
+                    <w:t>データ.RETSUBAN</w:t>
+                  </w:r>
+                  <w:proofErr w:type="gramEnd"/>
                 </w:p>
               </w:tc>
             </w:tr>
@@ -8047,133 +8033,29 @@
                 <w:sz w:val="16"/>
                 <w:szCs w:val="18"/>
               </w:rPr>
-              <w:t>※ database.cに定義</w:t>
+              <w:t xml:space="preserve">※ </w:t>
+            </w:r>
+            <w:proofErr w:type="spellStart"/>
+            <w:r>
+              <w:rPr>
+                <w:rFonts w:asciiTheme="minorEastAsia" w:hAnsiTheme="minorEastAsia" w:cs="맑은 고딕" w:hint="eastAsia"/>
+                <w:sz w:val="16"/>
+                <w:szCs w:val="18"/>
+              </w:rPr>
+              <w:t>database.c</w:t>
+            </w:r>
+            <w:proofErr w:type="spellEnd"/>
+            <w:r>
+              <w:rPr>
+                <w:rFonts w:asciiTheme="minorEastAsia" w:hAnsiTheme="minorEastAsia" w:cs="맑은 고딕" w:hint="eastAsia"/>
+                <w:sz w:val="16"/>
+                <w:szCs w:val="18"/>
+              </w:rPr>
+              <w:t>に定義</w:t>
             </w:r>
           </w:p>
         </w:tc>
       </w:tr>
-      <w:tr>
-        <w:trPr>
-          <w:trHeight w:val="843"/>
-        </w:trPr>
-        <w:tc>
-          <w:tcPr>
-            <w:tcW w:w="704" w:type="dxa"/>
-          </w:tcPr>
-          <w:p>
-            <w:pPr>
-              <w:rPr>
-                <w:rFonts w:asciiTheme="minorEastAsia" w:hAnsiTheme="minorEastAsia" w:cs="맑은 고딕"/>
-                <w:sz w:val="16"/>
-                <w:szCs w:val="18"/>
-                <w:lang w:eastAsia="ko-KR"/>
-              </w:rPr>
-            </w:pPr>
-            <w:r>
-              <w:rPr>
-                <w:rFonts w:asciiTheme="minorEastAsia" w:hAnsiTheme="minorEastAsia" w:cs="맑은 고딕" w:hint="eastAsia"/>
-                <w:sz w:val="16"/>
-                <w:szCs w:val="18"/>
-                <w:lang w:eastAsia="ko-KR"/>
-              </w:rPr>
-              <w:t>3</w:t>
-            </w:r>
-          </w:p>
-        </w:tc>
-        <w:tc>
-          <w:tcPr>
-            <w:tcW w:w="4111" w:type="dxa"/>
-          </w:tcPr>
-          <w:p>
-            <w:pPr>
-              <w:rPr>
-                <w:rFonts w:asciiTheme="minorEastAsia" w:hAnsiTheme="minorEastAsia" w:cs="맑은 고딕"/>
-                <w:strike/>
-                <w:sz w:val="16"/>
-                <w:szCs w:val="18"/>
-                <w:lang w:eastAsia="ko-KR"/>
-              </w:rPr>
-            </w:pPr>
-            <w:r>
-              <w:rPr>
-                <w:rFonts w:asciiTheme="minorEastAsia" w:hAnsiTheme="minorEastAsia" w:cs="맑은 고딕" w:hint="eastAsia"/>
-                <w:strike/>
-                <w:sz w:val="16"/>
-                <w:szCs w:val="18"/>
-              </w:rPr>
-              <w:t>次のメッセージ受信まで待機する</w:t>
-            </w:r>
-          </w:p>
-        </w:tc>
-        <w:tc>
-          <w:tcPr>
-            <w:tcW w:w="4201" w:type="dxa"/>
-          </w:tcPr>
-          <w:p>
-            <w:pPr>
-              <w:rPr>
-                <w:rFonts w:asciiTheme="minorEastAsia" w:hAnsiTheme="minorEastAsia" w:cs="맑은 고딕"/>
-                <w:sz w:val="16"/>
-                <w:szCs w:val="18"/>
-              </w:rPr>
-            </w:pPr>
-          </w:p>
-        </w:tc>
-      </w:tr>
-    </w:tbl>
-    <w:p>
-      <w:pPr>
-        <w:wordWrap/>
-        <w:autoSpaceDE/>
-        <w:autoSpaceDN/>
-        <w:rPr>
-          <w:rFonts w:asciiTheme="minorEastAsia" w:hAnsiTheme="minorEastAsia" w:cs="맑은 고딕"/>
-          <w:sz w:val="16"/>
-          <w:szCs w:val="18"/>
-          <w:lang w:eastAsia="ko-KR"/>
-        </w:rPr>
-      </w:pPr>
-    </w:p>
-    <w:p>
-      <w:pPr>
-        <w:wordWrap/>
-        <w:autoSpaceDE/>
-        <w:autoSpaceDN/>
-        <w:rPr>
-          <w:rFonts w:asciiTheme="minorEastAsia" w:eastAsia="맑은 고딕" w:hAnsiTheme="minorEastAsia" w:cs="맑은 고딕" w:hint="eastAsia"/>
-          <w:color w:val="FF0000"/>
-          <w:sz w:val="28"/>
-          <w:szCs w:val="32"/>
-        </w:rPr>
-      </w:pPr>
-      <w:r>
-        <w:rPr>
-          <w:rFonts w:asciiTheme="minorEastAsia" w:hAnsiTheme="minorEastAsia" w:cs="맑은 고딕" w:hint="eastAsia"/>
-          <w:color w:val="FF0000"/>
-          <w:sz w:val="28"/>
-          <w:szCs w:val="32"/>
-        </w:rPr>
-        <w:t>※</w:t>
-      </w:r>
-      <w:r>
-        <w:rPr>
-          <w:rFonts w:asciiTheme="minorEastAsia" w:hAnsiTheme="minorEastAsia" w:cs="맑은 고딕" w:hint="eastAsia"/>
-          <w:color w:val="FF0000"/>
-          <w:sz w:val="28"/>
-          <w:szCs w:val="32"/>
-        </w:rPr>
-        <w:t>現在の常駐型プロセス構成を見直し、プロセスAからの要求に応じて起動されるプロセスBへ再実装が必要。</w:t>
-      </w:r>
-    </w:p>
-    <w:tbl>
-      <w:tblPr>
-        <w:tblStyle w:val="aa"/>
-        <w:tblW w:w="0" w:type="auto"/>
-        <w:tblLook w:val="04A0" w:firstRow="1" w:lastRow="0" w:firstColumn="1" w:lastColumn="0" w:noHBand="0" w:noVBand="1"/>
-      </w:tblPr>
-      <w:tblGrid>
-        <w:gridCol w:w="9016"/>
-      </w:tblGrid>
       <w:tr>
         <w:trPr>
           <w:trHeight w:val="8070"/>
@@ -8181,6 +8063,7 @@
         <w:tc>
           <w:tcPr>
             <w:tcW w:w="9016" w:type="dxa"/>
+            <w:gridSpan w:val="3"/>
           </w:tcPr>
           <w:p>
             <w:pPr>
@@ -8383,8 +8266,19 @@
                 <w:szCs w:val="18"/>
                 <w:lang w:eastAsia="ko-KR"/>
               </w:rPr>
-              <w:t>DELETE FROM TRAININFO;</w:t>
-            </w:r>
+              <w:t xml:space="preserve">DELETE FROM </w:t>
+            </w:r>
+            <w:proofErr w:type="gramStart"/>
+            <w:r>
+              <w:rPr>
+                <w:rFonts w:asciiTheme="minorEastAsia" w:hAnsiTheme="minorEastAsia" w:cs="맑은 고딕"/>
+                <w:sz w:val="16"/>
+                <w:szCs w:val="18"/>
+                <w:lang w:eastAsia="ko-KR"/>
+              </w:rPr>
+              <w:t>TRAININFO;</w:t>
+            </w:r>
+            <w:proofErr w:type="gramEnd"/>
           </w:p>
           <w:p>
             <w:pPr>
@@ -8589,22 +8483,33 @@
               <w:autoSpaceDE/>
               <w:autoSpaceDN/>
               <w:rPr>
-                <w:rFonts w:asciiTheme="minorEastAsia" w:eastAsia="맑은 고딕" w:hAnsiTheme="minorEastAsia" w:cs="맑은 고딕"/>
-                <w:sz w:val="12"/>
-                <w:szCs w:val="14"/>
-                <w:lang w:eastAsia="ko-KR"/>
-              </w:rPr>
-            </w:pPr>
-            <w:r>
-              <w:rPr>
-                <w:rFonts w:asciiTheme="minorEastAsia" w:eastAsia="맑은 고딕" w:hAnsiTheme="minorEastAsia" w:cs="맑은 고딕"/>
+                <w:rFonts w:asciiTheme="minorEastAsia" w:hAnsiTheme="minorEastAsia" w:cs="맑은 고딕"/>
+                <w:sz w:val="12"/>
+                <w:szCs w:val="14"/>
+                <w:lang w:eastAsia="ko-KR"/>
+              </w:rPr>
+            </w:pPr>
+            <w:r>
+              <w:rPr>
+                <w:rFonts w:asciiTheme="minorEastAsia" w:hAnsiTheme="minorEastAsia" w:cs="맑은 고딕"/>
                 <w:sz w:val="12"/>
                 <w:szCs w:val="14"/>
                 <w:lang w:eastAsia="ko-KR"/>
               </w:rPr>
               <w:lastRenderedPageBreak/>
-              <w:t>DELETE FROM EKIINFO;</w:t>
-            </w:r>
+              <w:t xml:space="preserve">DELETE FROM </w:t>
+            </w:r>
+            <w:proofErr w:type="gramStart"/>
+            <w:r>
+              <w:rPr>
+                <w:rFonts w:asciiTheme="minorEastAsia" w:hAnsiTheme="minorEastAsia" w:cs="맑은 고딕"/>
+                <w:sz w:val="12"/>
+                <w:szCs w:val="14"/>
+                <w:lang w:eastAsia="ko-KR"/>
+              </w:rPr>
+              <w:t>EKIINFO;</w:t>
+            </w:r>
+            <w:proofErr w:type="gramEnd"/>
           </w:p>
           <w:p>
             <w:pPr>
@@ -8612,12 +8517,32 @@
               <w:autoSpaceDE/>
               <w:autoSpaceDN/>
               <w:rPr>
-                <w:rFonts w:asciiTheme="minorEastAsia" w:eastAsia="맑은 고딕" w:hAnsiTheme="minorEastAsia" w:cs="맑은 고딕"/>
-                <w:sz w:val="12"/>
-                <w:szCs w:val="14"/>
-                <w:lang w:eastAsia="ko-KR"/>
-              </w:rPr>
-            </w:pPr>
+                <w:rFonts w:asciiTheme="minorEastAsia" w:hAnsiTheme="minorEastAsia" w:cs="맑은 고딕"/>
+                <w:sz w:val="12"/>
+                <w:szCs w:val="14"/>
+                <w:lang w:eastAsia="ko-KR"/>
+              </w:rPr>
+            </w:pPr>
+            <w:r>
+              <w:rPr>
+                <w:rFonts w:asciiTheme="minorEastAsia" w:hAnsiTheme="minorEastAsia" w:cs="맑은 고딕"/>
+                <w:sz w:val="12"/>
+                <w:szCs w:val="14"/>
+                <w:lang w:eastAsia="ko-KR"/>
+              </w:rPr>
+              <w:t xml:space="preserve">DELETE FROM </w:t>
+            </w:r>
+            <w:proofErr w:type="gramStart"/>
+            <w:r>
+              <w:rPr>
+                <w:rFonts w:asciiTheme="minorEastAsia" w:hAnsiTheme="minorEastAsia" w:cs="맑은 고딕"/>
+                <w:sz w:val="12"/>
+                <w:szCs w:val="14"/>
+                <w:lang w:eastAsia="ko-KR"/>
+              </w:rPr>
+              <w:t>UNKOUINFO;</w:t>
+            </w:r>
+            <w:proofErr w:type="gramEnd"/>
           </w:p>
           <w:p>
             <w:pPr>
@@ -8625,21 +8550,12 @@
               <w:autoSpaceDE/>
               <w:autoSpaceDN/>
               <w:rPr>
-                <w:rFonts w:asciiTheme="minorEastAsia" w:eastAsia="맑은 고딕" w:hAnsiTheme="minorEastAsia" w:cs="맑은 고딕"/>
-                <w:sz w:val="12"/>
-                <w:szCs w:val="14"/>
-                <w:lang w:eastAsia="ko-KR"/>
-              </w:rPr>
-            </w:pPr>
-            <w:r>
-              <w:rPr>
-                <w:rFonts w:asciiTheme="minorEastAsia" w:eastAsia="맑은 고딕" w:hAnsiTheme="minorEastAsia" w:cs="맑은 고딕"/>
-                <w:sz w:val="12"/>
-                <w:szCs w:val="14"/>
-                <w:lang w:eastAsia="ko-KR"/>
-              </w:rPr>
-              <w:t>INSERT INTO EKIINFO (EKINAME, RETSUBAN, ARR_TIME, DEP_TIME, STATUS) VALUES</w:t>
-            </w:r>
+                <w:rFonts w:asciiTheme="minorEastAsia" w:hAnsiTheme="minorEastAsia" w:cs="맑은 고딕"/>
+                <w:sz w:val="12"/>
+                <w:szCs w:val="14"/>
+                <w:lang w:eastAsia="ko-KR"/>
+              </w:rPr>
+            </w:pPr>
           </w:p>
           <w:p>
             <w:pPr>
@@ -8647,38 +8563,20 @@
               <w:autoSpaceDE/>
               <w:autoSpaceDN/>
               <w:rPr>
-                <w:rFonts w:asciiTheme="minorEastAsia" w:eastAsia="맑은 고딕" w:hAnsiTheme="minorEastAsia" w:cs="맑은 고딕"/>
-                <w:sz w:val="12"/>
-                <w:szCs w:val="14"/>
-                <w:lang w:eastAsia="ko-KR"/>
-              </w:rPr>
-            </w:pPr>
-            <w:r>
-              <w:rPr>
-                <w:rFonts w:asciiTheme="minorEastAsia" w:eastAsia="맑은 고딕" w:hAnsiTheme="minorEastAsia" w:cs="맑은 고딕"/>
-                <w:sz w:val="12"/>
-                <w:szCs w:val="14"/>
-                <w:lang w:eastAsia="ko-KR"/>
-              </w:rPr>
-              <w:t>('</w:t>
-            </w:r>
-            <w:r>
-              <w:rPr>
-                <w:rFonts w:asciiTheme="minorEastAsia" w:eastAsia="맑은 고딕" w:hAnsiTheme="minorEastAsia" w:cs="맑은 고딕"/>
-                <w:sz w:val="12"/>
-                <w:szCs w:val="14"/>
-                <w:lang w:eastAsia="ko-KR"/>
-              </w:rPr>
-              <w:t>西武新宿</w:t>
-            </w:r>
-            <w:r>
-              <w:rPr>
-                <w:rFonts w:asciiTheme="minorEastAsia" w:eastAsia="맑은 고딕" w:hAnsiTheme="minorEastAsia" w:cs="맑은 고딕"/>
-                <w:sz w:val="12"/>
-                <w:szCs w:val="14"/>
-                <w:lang w:eastAsia="ko-KR"/>
-              </w:rPr>
-              <w:t>',101,NULL,DATE_SUB(NOW(),INTERVAL 10 MINUTE),1),</w:t>
+                <w:rFonts w:asciiTheme="minorEastAsia" w:hAnsiTheme="minorEastAsia" w:cs="맑은 고딕"/>
+                <w:sz w:val="12"/>
+                <w:szCs w:val="14"/>
+                <w:lang w:eastAsia="ko-KR"/>
+              </w:rPr>
+            </w:pPr>
+            <w:r>
+              <w:rPr>
+                <w:rFonts w:asciiTheme="minorEastAsia" w:hAnsiTheme="minorEastAsia" w:cs="맑은 고딕"/>
+                <w:sz w:val="12"/>
+                <w:szCs w:val="14"/>
+                <w:lang w:eastAsia="ko-KR"/>
+              </w:rPr>
+              <w:t>INSERT INTO EKIINFO (EKINAME, RETSUBAN, ARR_TIME, DEP_TIME, STATUS) VALUES</w:t>
             </w:r>
           </w:p>
           <w:p>
@@ -8687,38 +8585,40 @@
               <w:autoSpaceDE/>
               <w:autoSpaceDN/>
               <w:rPr>
-                <w:rFonts w:asciiTheme="minorEastAsia" w:eastAsia="맑은 고딕" w:hAnsiTheme="minorEastAsia" w:cs="맑은 고딕"/>
-                <w:sz w:val="12"/>
-                <w:szCs w:val="14"/>
-                <w:lang w:eastAsia="ko-KR"/>
-              </w:rPr>
-            </w:pPr>
-            <w:r>
-              <w:rPr>
-                <w:rFonts w:asciiTheme="minorEastAsia" w:eastAsia="맑은 고딕" w:hAnsiTheme="minorEastAsia" w:cs="맑은 고딕"/>
-                <w:sz w:val="12"/>
-                <w:szCs w:val="14"/>
-                <w:lang w:eastAsia="ko-KR"/>
-              </w:rPr>
-              <w:t>('</w:t>
-            </w:r>
-            <w:r>
-              <w:rPr>
-                <w:rFonts w:asciiTheme="minorEastAsia" w:eastAsia="맑은 고딕" w:hAnsiTheme="minorEastAsia" w:cs="맑은 고딕"/>
-                <w:sz w:val="12"/>
-                <w:szCs w:val="14"/>
-                <w:lang w:eastAsia="ko-KR"/>
-              </w:rPr>
-              <w:t>高田馬場</w:t>
-            </w:r>
-            <w:r>
-              <w:rPr>
-                <w:rFonts w:asciiTheme="minorEastAsia" w:eastAsia="맑은 고딕" w:hAnsiTheme="minorEastAsia" w:cs="맑은 고딕"/>
-                <w:sz w:val="12"/>
-                <w:szCs w:val="14"/>
-                <w:lang w:eastAsia="ko-KR"/>
-              </w:rPr>
-              <w:t>',101,DATE_SUB(NOW(),INTERVAL 9 MINUTE),DATE_ADD(DATE_SUB(NOW(),INTERVAL 9 MINUTE),INTERVAL 10 SECOND),1),</w:t>
+                <w:rFonts w:asciiTheme="minorEastAsia" w:hAnsiTheme="minorEastAsia" w:cs="맑은 고딕"/>
+                <w:sz w:val="12"/>
+                <w:szCs w:val="14"/>
+                <w:lang w:eastAsia="ko-KR"/>
+              </w:rPr>
+            </w:pPr>
+            <w:r>
+              <w:rPr>
+                <w:rFonts w:asciiTheme="minorEastAsia" w:hAnsiTheme="minorEastAsia" w:cs="맑은 고딕"/>
+                <w:sz w:val="12"/>
+                <w:szCs w:val="14"/>
+                <w:lang w:eastAsia="ko-KR"/>
+              </w:rPr>
+              <w:t>('西武新宿',</w:t>
+            </w:r>
+            <w:proofErr w:type="gramStart"/>
+            <w:r>
+              <w:rPr>
+                <w:rFonts w:asciiTheme="minorEastAsia" w:hAnsiTheme="minorEastAsia" w:cs="맑은 고딕"/>
+                <w:sz w:val="12"/>
+                <w:szCs w:val="14"/>
+                <w:lang w:eastAsia="ko-KR"/>
+              </w:rPr>
+              <w:t>101,NULL</w:t>
+            </w:r>
+            <w:proofErr w:type="gramEnd"/>
+            <w:r>
+              <w:rPr>
+                <w:rFonts w:asciiTheme="minorEastAsia" w:hAnsiTheme="minorEastAsia" w:cs="맑은 고딕"/>
+                <w:sz w:val="12"/>
+                <w:szCs w:val="14"/>
+                <w:lang w:eastAsia="ko-KR"/>
+              </w:rPr>
+              <w:t>,DATE_ADD(NOW(),INTERVAL 5 SECOND),1),</w:t>
             </w:r>
           </w:p>
           <w:p>
@@ -8727,38 +8627,40 @@
               <w:autoSpaceDE/>
               <w:autoSpaceDN/>
               <w:rPr>
-                <w:rFonts w:asciiTheme="minorEastAsia" w:eastAsia="맑은 고딕" w:hAnsiTheme="minorEastAsia" w:cs="맑은 고딕"/>
-                <w:sz w:val="12"/>
-                <w:szCs w:val="14"/>
-                <w:lang w:eastAsia="ko-KR"/>
-              </w:rPr>
-            </w:pPr>
-            <w:r>
-              <w:rPr>
-                <w:rFonts w:asciiTheme="minorEastAsia" w:eastAsia="맑은 고딕" w:hAnsiTheme="minorEastAsia" w:cs="맑은 고딕"/>
-                <w:sz w:val="12"/>
-                <w:szCs w:val="14"/>
-                <w:lang w:eastAsia="ko-KR"/>
-              </w:rPr>
-              <w:t>('</w:t>
-            </w:r>
-            <w:r>
-              <w:rPr>
-                <w:rFonts w:asciiTheme="minorEastAsia" w:eastAsia="맑은 고딕" w:hAnsiTheme="minorEastAsia" w:cs="맑은 고딕"/>
-                <w:sz w:val="12"/>
-                <w:szCs w:val="14"/>
-                <w:lang w:eastAsia="ko-KR"/>
-              </w:rPr>
-              <w:t>下落合</w:t>
-            </w:r>
-            <w:r>
-              <w:rPr>
-                <w:rFonts w:asciiTheme="minorEastAsia" w:eastAsia="맑은 고딕" w:hAnsiTheme="minorEastAsia" w:cs="맑은 고딕"/>
-                <w:sz w:val="12"/>
-                <w:szCs w:val="14"/>
-                <w:lang w:eastAsia="ko-KR"/>
-              </w:rPr>
-              <w:t>',101,DATE_SUB(NOW(),INTERVAL 8 MINUTE),DATE_ADD(DATE_SUB(NOW(),INTERVAL 8 MINUTE),INTERVAL 10 SECOND),1),</w:t>
+                <w:rFonts w:asciiTheme="minorEastAsia" w:hAnsiTheme="minorEastAsia" w:cs="맑은 고딕"/>
+                <w:sz w:val="12"/>
+                <w:szCs w:val="14"/>
+                <w:lang w:eastAsia="ko-KR"/>
+              </w:rPr>
+            </w:pPr>
+            <w:r>
+              <w:rPr>
+                <w:rFonts w:asciiTheme="minorEastAsia" w:hAnsiTheme="minorEastAsia" w:cs="맑은 고딕"/>
+                <w:sz w:val="12"/>
+                <w:szCs w:val="14"/>
+                <w:lang w:eastAsia="ko-KR"/>
+              </w:rPr>
+              <w:t>('高田馬場',</w:t>
+            </w:r>
+            <w:proofErr w:type="gramStart"/>
+            <w:r>
+              <w:rPr>
+                <w:rFonts w:asciiTheme="minorEastAsia" w:hAnsiTheme="minorEastAsia" w:cs="맑은 고딕"/>
+                <w:sz w:val="12"/>
+                <w:szCs w:val="14"/>
+                <w:lang w:eastAsia="ko-KR"/>
+              </w:rPr>
+              <w:t>101,DATE</w:t>
+            </w:r>
+            <w:proofErr w:type="gramEnd"/>
+            <w:r>
+              <w:rPr>
+                <w:rFonts w:asciiTheme="minorEastAsia" w:hAnsiTheme="minorEastAsia" w:cs="맑은 고딕"/>
+                <w:sz w:val="12"/>
+                <w:szCs w:val="14"/>
+                <w:lang w:eastAsia="ko-KR"/>
+              </w:rPr>
+              <w:t>_ADD(NOW(),INTERVAL 10 SECOND),DATE_ADD(DATE_ADD(NOW(),INTERVAL 10 SECOND),INTERVAL 3 SECOND),1),</w:t>
             </w:r>
           </w:p>
           <w:p>
@@ -8767,38 +8669,40 @@
               <w:autoSpaceDE/>
               <w:autoSpaceDN/>
               <w:rPr>
-                <w:rFonts w:asciiTheme="minorEastAsia" w:eastAsia="맑은 고딕" w:hAnsiTheme="minorEastAsia" w:cs="맑은 고딕"/>
-                <w:sz w:val="12"/>
-                <w:szCs w:val="14"/>
-                <w:lang w:eastAsia="ko-KR"/>
-              </w:rPr>
-            </w:pPr>
-            <w:r>
-              <w:rPr>
-                <w:rFonts w:asciiTheme="minorEastAsia" w:eastAsia="맑은 고딕" w:hAnsiTheme="minorEastAsia" w:cs="맑은 고딕"/>
-                <w:sz w:val="12"/>
-                <w:szCs w:val="14"/>
-                <w:lang w:eastAsia="ko-KR"/>
-              </w:rPr>
-              <w:t>('</w:t>
-            </w:r>
-            <w:r>
-              <w:rPr>
-                <w:rFonts w:asciiTheme="minorEastAsia" w:eastAsia="맑은 고딕" w:hAnsiTheme="minorEastAsia" w:cs="맑은 고딕"/>
-                <w:sz w:val="12"/>
-                <w:szCs w:val="14"/>
-                <w:lang w:eastAsia="ko-KR"/>
-              </w:rPr>
-              <w:t>中井</w:t>
-            </w:r>
-            <w:r>
-              <w:rPr>
-                <w:rFonts w:asciiTheme="minorEastAsia" w:eastAsia="맑은 고딕" w:hAnsiTheme="minorEastAsia" w:cs="맑은 고딕"/>
-                <w:sz w:val="12"/>
-                <w:szCs w:val="14"/>
-                <w:lang w:eastAsia="ko-KR"/>
-              </w:rPr>
-              <w:t>',101,DATE_SUB(NOW(),INTERVAL 7 MINUTE),DATE_ADD(DATE_SUB(NOW(),INTERVAL 7 MINUTE),INTERVAL 10 SECOND),1),</w:t>
+                <w:rFonts w:asciiTheme="minorEastAsia" w:hAnsiTheme="minorEastAsia" w:cs="맑은 고딕"/>
+                <w:sz w:val="12"/>
+                <w:szCs w:val="14"/>
+                <w:lang w:eastAsia="ko-KR"/>
+              </w:rPr>
+            </w:pPr>
+            <w:r>
+              <w:rPr>
+                <w:rFonts w:asciiTheme="minorEastAsia" w:hAnsiTheme="minorEastAsia" w:cs="맑은 고딕"/>
+                <w:sz w:val="12"/>
+                <w:szCs w:val="14"/>
+                <w:lang w:eastAsia="ko-KR"/>
+              </w:rPr>
+              <w:t>('下落合',</w:t>
+            </w:r>
+            <w:proofErr w:type="gramStart"/>
+            <w:r>
+              <w:rPr>
+                <w:rFonts w:asciiTheme="minorEastAsia" w:hAnsiTheme="minorEastAsia" w:cs="맑은 고딕"/>
+                <w:sz w:val="12"/>
+                <w:szCs w:val="14"/>
+                <w:lang w:eastAsia="ko-KR"/>
+              </w:rPr>
+              <w:t>101,DATE</w:t>
+            </w:r>
+            <w:proofErr w:type="gramEnd"/>
+            <w:r>
+              <w:rPr>
+                <w:rFonts w:asciiTheme="minorEastAsia" w:hAnsiTheme="minorEastAsia" w:cs="맑은 고딕"/>
+                <w:sz w:val="12"/>
+                <w:szCs w:val="14"/>
+                <w:lang w:eastAsia="ko-KR"/>
+              </w:rPr>
+              <w:t>_ADD(NOW(),INTERVAL 15 SECOND),DATE_ADD(DATE_ADD(NOW(),INTERVAL 15 SECOND),INTERVAL 3 SECOND),1),</w:t>
             </w:r>
           </w:p>
           <w:p>
@@ -8807,56 +8711,40 @@
               <w:autoSpaceDE/>
               <w:autoSpaceDN/>
               <w:rPr>
-                <w:rFonts w:asciiTheme="minorEastAsia" w:eastAsia="맑은 고딕" w:hAnsiTheme="minorEastAsia" w:cs="맑은 고딕" w:hint="eastAsia"/>
-                <w:sz w:val="12"/>
-                <w:szCs w:val="14"/>
-                <w:lang w:eastAsia="ko-KR"/>
-              </w:rPr>
-            </w:pPr>
-            <w:r>
-              <w:rPr>
-                <w:rFonts w:asciiTheme="minorEastAsia" w:eastAsia="맑은 고딕" w:hAnsiTheme="minorEastAsia" w:cs="맑은 고딕" w:hint="eastAsia"/>
-                <w:sz w:val="12"/>
-                <w:szCs w:val="14"/>
-                <w:lang w:eastAsia="ko-KR"/>
-              </w:rPr>
-              <w:t>('</w:t>
-            </w:r>
-            <w:r>
-              <w:rPr>
-                <w:rFonts w:asciiTheme="minorEastAsia" w:eastAsia="맑은 고딕" w:hAnsiTheme="minorEastAsia" w:cs="맑은 고딕" w:hint="eastAsia"/>
-                <w:sz w:val="12"/>
-                <w:szCs w:val="14"/>
-                <w:lang w:eastAsia="ko-KR"/>
-              </w:rPr>
-              <w:t>新井</w:t>
-            </w:r>
-            <w:r>
-              <w:rPr>
-                <w:rFonts w:ascii="MS Gothic" w:eastAsia="MS Gothic" w:hAnsi="MS Gothic" w:cs="MS Gothic" w:hint="eastAsia"/>
-                <w:sz w:val="12"/>
-                <w:szCs w:val="14"/>
-                <w:lang w:eastAsia="ko-KR"/>
-              </w:rPr>
-              <w:t>薬</w:t>
-            </w:r>
-            <w:r>
-              <w:rPr>
-                <w:rFonts w:ascii="맑은 고딕" w:eastAsia="맑은 고딕" w:hAnsi="맑은 고딕" w:cs="맑은 고딕" w:hint="eastAsia"/>
-                <w:sz w:val="12"/>
-                <w:szCs w:val="14"/>
-                <w:lang w:eastAsia="ko-KR"/>
-              </w:rPr>
-              <w:t>師前</w:t>
-            </w:r>
-            <w:r>
-              <w:rPr>
-                <w:rFonts w:asciiTheme="minorEastAsia" w:eastAsia="맑은 고딕" w:hAnsiTheme="minorEastAsia" w:cs="맑은 고딕" w:hint="eastAsia"/>
-                <w:sz w:val="12"/>
-                <w:szCs w:val="14"/>
-                <w:lang w:eastAsia="ko-KR"/>
-              </w:rPr>
-              <w:t>',101,DATE_SUB(NOW(),INTERVAL 6 MINUTE),DATE_ADD(DATE_SUB(NOW(),INTERVAL 6 MINUTE),INTERVAL 10 SECOND),1),</w:t>
+                <w:rFonts w:asciiTheme="minorEastAsia" w:hAnsiTheme="minorEastAsia" w:cs="맑은 고딕"/>
+                <w:sz w:val="12"/>
+                <w:szCs w:val="14"/>
+                <w:lang w:eastAsia="ko-KR"/>
+              </w:rPr>
+            </w:pPr>
+            <w:r>
+              <w:rPr>
+                <w:rFonts w:asciiTheme="minorEastAsia" w:hAnsiTheme="minorEastAsia" w:cs="맑은 고딕"/>
+                <w:sz w:val="12"/>
+                <w:szCs w:val="14"/>
+                <w:lang w:eastAsia="ko-KR"/>
+              </w:rPr>
+              <w:t>('中井',</w:t>
+            </w:r>
+            <w:proofErr w:type="gramStart"/>
+            <w:r>
+              <w:rPr>
+                <w:rFonts w:asciiTheme="minorEastAsia" w:hAnsiTheme="minorEastAsia" w:cs="맑은 고딕"/>
+                <w:sz w:val="12"/>
+                <w:szCs w:val="14"/>
+                <w:lang w:eastAsia="ko-KR"/>
+              </w:rPr>
+              <w:t>101,DATE</w:t>
+            </w:r>
+            <w:proofErr w:type="gramEnd"/>
+            <w:r>
+              <w:rPr>
+                <w:rFonts w:asciiTheme="minorEastAsia" w:hAnsiTheme="minorEastAsia" w:cs="맑은 고딕"/>
+                <w:sz w:val="12"/>
+                <w:szCs w:val="14"/>
+                <w:lang w:eastAsia="ko-KR"/>
+              </w:rPr>
+              <w:t>_ADD(NOW(),INTERVAL 20 SECOND),DATE_ADD(DATE_ADD(NOW(),INTERVAL 20 SECOND),INTERVAL 3 SECOND),1),</w:t>
             </w:r>
           </w:p>
           <w:p>
@@ -8865,38 +8753,40 @@
               <w:autoSpaceDE/>
               <w:autoSpaceDN/>
               <w:rPr>
-                <w:rFonts w:asciiTheme="minorEastAsia" w:eastAsia="맑은 고딕" w:hAnsiTheme="minorEastAsia" w:cs="맑은 고딕"/>
-                <w:sz w:val="12"/>
-                <w:szCs w:val="14"/>
-                <w:lang w:eastAsia="ko-KR"/>
-              </w:rPr>
-            </w:pPr>
-            <w:r>
-              <w:rPr>
-                <w:rFonts w:asciiTheme="minorEastAsia" w:eastAsia="맑은 고딕" w:hAnsiTheme="minorEastAsia" w:cs="맑은 고딕"/>
-                <w:sz w:val="12"/>
-                <w:szCs w:val="14"/>
-                <w:lang w:eastAsia="ko-KR"/>
-              </w:rPr>
-              <w:t>('</w:t>
-            </w:r>
-            <w:r>
-              <w:rPr>
-                <w:rFonts w:asciiTheme="minorEastAsia" w:eastAsia="맑은 고딕" w:hAnsiTheme="minorEastAsia" w:cs="맑은 고딕"/>
-                <w:sz w:val="12"/>
-                <w:szCs w:val="14"/>
-                <w:lang w:eastAsia="ko-KR"/>
-              </w:rPr>
-              <w:t>沼袋</w:t>
-            </w:r>
-            <w:r>
-              <w:rPr>
-                <w:rFonts w:asciiTheme="minorEastAsia" w:eastAsia="맑은 고딕" w:hAnsiTheme="minorEastAsia" w:cs="맑은 고딕"/>
-                <w:sz w:val="12"/>
-                <w:szCs w:val="14"/>
-                <w:lang w:eastAsia="ko-KR"/>
-              </w:rPr>
-              <w:t>',101,DATE_SUB(NOW(),INTERVAL 5 MINUTE),DATE_ADD(DATE_SUB(NOW(),INTERVAL 5 MINUTE),INTERVAL 10 SECOND),1),</w:t>
+                <w:rFonts w:asciiTheme="minorEastAsia" w:hAnsiTheme="minorEastAsia" w:cs="맑은 고딕" w:hint="eastAsia"/>
+                <w:sz w:val="12"/>
+                <w:szCs w:val="14"/>
+                <w:lang w:eastAsia="ko-KR"/>
+              </w:rPr>
+            </w:pPr>
+            <w:r>
+              <w:rPr>
+                <w:rFonts w:asciiTheme="minorEastAsia" w:hAnsiTheme="minorEastAsia" w:cs="맑은 고딕" w:hint="eastAsia"/>
+                <w:sz w:val="12"/>
+                <w:szCs w:val="14"/>
+                <w:lang w:eastAsia="ko-KR"/>
+              </w:rPr>
+              <w:t>('新井薬師前',</w:t>
+            </w:r>
+            <w:proofErr w:type="gramStart"/>
+            <w:r>
+              <w:rPr>
+                <w:rFonts w:asciiTheme="minorEastAsia" w:hAnsiTheme="minorEastAsia" w:cs="맑은 고딕" w:hint="eastAsia"/>
+                <w:sz w:val="12"/>
+                <w:szCs w:val="14"/>
+                <w:lang w:eastAsia="ko-KR"/>
+              </w:rPr>
+              <w:t>101,DATE</w:t>
+            </w:r>
+            <w:proofErr w:type="gramEnd"/>
+            <w:r>
+              <w:rPr>
+                <w:rFonts w:asciiTheme="minorEastAsia" w:hAnsiTheme="minorEastAsia" w:cs="맑은 고딕" w:hint="eastAsia"/>
+                <w:sz w:val="12"/>
+                <w:szCs w:val="14"/>
+                <w:lang w:eastAsia="ko-KR"/>
+              </w:rPr>
+              <w:t>_ADD(NOW(),INTERVAL 25 SECOND),DATE_ADD(DATE_ADD(NOW(),INTERVAL 25 SECOND),INTERVAL 3 SECOND),1),</w:t>
             </w:r>
           </w:p>
           <w:p>
@@ -8905,38 +8795,40 @@
               <w:autoSpaceDE/>
               <w:autoSpaceDN/>
               <w:rPr>
-                <w:rFonts w:asciiTheme="minorEastAsia" w:eastAsia="맑은 고딕" w:hAnsiTheme="minorEastAsia" w:cs="맑은 고딕"/>
-                <w:sz w:val="12"/>
-                <w:szCs w:val="14"/>
-                <w:lang w:eastAsia="ko-KR"/>
-              </w:rPr>
-            </w:pPr>
-            <w:r>
-              <w:rPr>
-                <w:rFonts w:asciiTheme="minorEastAsia" w:eastAsia="맑은 고딕" w:hAnsiTheme="minorEastAsia" w:cs="맑은 고딕"/>
-                <w:sz w:val="12"/>
-                <w:szCs w:val="14"/>
-                <w:lang w:eastAsia="ko-KR"/>
-              </w:rPr>
-              <w:t>('</w:t>
-            </w:r>
-            <w:r>
-              <w:rPr>
-                <w:rFonts w:asciiTheme="minorEastAsia" w:eastAsia="맑은 고딕" w:hAnsiTheme="minorEastAsia" w:cs="맑은 고딕"/>
-                <w:sz w:val="12"/>
-                <w:szCs w:val="14"/>
-                <w:lang w:eastAsia="ko-KR"/>
-              </w:rPr>
-              <w:t>野方</w:t>
-            </w:r>
-            <w:r>
-              <w:rPr>
-                <w:rFonts w:asciiTheme="minorEastAsia" w:eastAsia="맑은 고딕" w:hAnsiTheme="minorEastAsia" w:cs="맑은 고딕"/>
-                <w:sz w:val="12"/>
-                <w:szCs w:val="14"/>
-                <w:lang w:eastAsia="ko-KR"/>
-              </w:rPr>
-              <w:t>',101,DATE_SUB(NOW(),INTERVAL 4 MINUTE),DATE_ADD(DATE_SUB(NOW(),INTERVAL 4 MINUTE),INTERVAL 10 SECOND),1),</w:t>
+                <w:rFonts w:asciiTheme="minorEastAsia" w:hAnsiTheme="minorEastAsia" w:cs="맑은 고딕"/>
+                <w:sz w:val="12"/>
+                <w:szCs w:val="14"/>
+                <w:lang w:eastAsia="ko-KR"/>
+              </w:rPr>
+            </w:pPr>
+            <w:r>
+              <w:rPr>
+                <w:rFonts w:asciiTheme="minorEastAsia" w:hAnsiTheme="minorEastAsia" w:cs="맑은 고딕"/>
+                <w:sz w:val="12"/>
+                <w:szCs w:val="14"/>
+                <w:lang w:eastAsia="ko-KR"/>
+              </w:rPr>
+              <w:t>('沼袋',</w:t>
+            </w:r>
+            <w:proofErr w:type="gramStart"/>
+            <w:r>
+              <w:rPr>
+                <w:rFonts w:asciiTheme="minorEastAsia" w:hAnsiTheme="minorEastAsia" w:cs="맑은 고딕"/>
+                <w:sz w:val="12"/>
+                <w:szCs w:val="14"/>
+                <w:lang w:eastAsia="ko-KR"/>
+              </w:rPr>
+              <w:t>101,DATE</w:t>
+            </w:r>
+            <w:proofErr w:type="gramEnd"/>
+            <w:r>
+              <w:rPr>
+                <w:rFonts w:asciiTheme="minorEastAsia" w:hAnsiTheme="minorEastAsia" w:cs="맑은 고딕"/>
+                <w:sz w:val="12"/>
+                <w:szCs w:val="14"/>
+                <w:lang w:eastAsia="ko-KR"/>
+              </w:rPr>
+              <w:t>_ADD(NOW(),INTERVAL 30 SECOND),DATE_ADD(DATE_ADD(NOW(),INTERVAL 30 SECOND),INTERVAL 3 SECOND),1),</w:t>
             </w:r>
           </w:p>
           <w:p>
@@ -8945,38 +8837,40 @@
               <w:autoSpaceDE/>
               <w:autoSpaceDN/>
               <w:rPr>
-                <w:rFonts w:asciiTheme="minorEastAsia" w:eastAsia="맑은 고딕" w:hAnsiTheme="minorEastAsia" w:cs="맑은 고딕"/>
-                <w:sz w:val="12"/>
-                <w:szCs w:val="14"/>
-                <w:lang w:eastAsia="ko-KR"/>
-              </w:rPr>
-            </w:pPr>
-            <w:r>
-              <w:rPr>
-                <w:rFonts w:asciiTheme="minorEastAsia" w:eastAsia="맑은 고딕" w:hAnsiTheme="minorEastAsia" w:cs="맑은 고딕"/>
-                <w:sz w:val="12"/>
-                <w:szCs w:val="14"/>
-                <w:lang w:eastAsia="ko-KR"/>
-              </w:rPr>
-              <w:t>('</w:t>
-            </w:r>
-            <w:r>
-              <w:rPr>
-                <w:rFonts w:asciiTheme="minorEastAsia" w:eastAsia="맑은 고딕" w:hAnsiTheme="minorEastAsia" w:cs="맑은 고딕"/>
-                <w:sz w:val="12"/>
-                <w:szCs w:val="14"/>
-                <w:lang w:eastAsia="ko-KR"/>
-              </w:rPr>
-              <w:t>都立家政</w:t>
-            </w:r>
-            <w:r>
-              <w:rPr>
-                <w:rFonts w:asciiTheme="minorEastAsia" w:eastAsia="맑은 고딕" w:hAnsiTheme="minorEastAsia" w:cs="맑은 고딕"/>
-                <w:sz w:val="12"/>
-                <w:szCs w:val="14"/>
-                <w:lang w:eastAsia="ko-KR"/>
-              </w:rPr>
-              <w:t>',101,DATE_SUB(NOW(),INTERVAL 3 MINUTE),DATE_ADD(DATE_SUB(NOW(),INTERVAL 3 MINUTE),INTERVAL 10 SECOND),1),</w:t>
+                <w:rFonts w:asciiTheme="minorEastAsia" w:hAnsiTheme="minorEastAsia" w:cs="맑은 고딕"/>
+                <w:sz w:val="12"/>
+                <w:szCs w:val="14"/>
+                <w:lang w:eastAsia="ko-KR"/>
+              </w:rPr>
+            </w:pPr>
+            <w:r>
+              <w:rPr>
+                <w:rFonts w:asciiTheme="minorEastAsia" w:hAnsiTheme="minorEastAsia" w:cs="맑은 고딕"/>
+                <w:sz w:val="12"/>
+                <w:szCs w:val="14"/>
+                <w:lang w:eastAsia="ko-KR"/>
+              </w:rPr>
+              <w:t>('野方',</w:t>
+            </w:r>
+            <w:proofErr w:type="gramStart"/>
+            <w:r>
+              <w:rPr>
+                <w:rFonts w:asciiTheme="minorEastAsia" w:hAnsiTheme="minorEastAsia" w:cs="맑은 고딕"/>
+                <w:sz w:val="12"/>
+                <w:szCs w:val="14"/>
+                <w:lang w:eastAsia="ko-KR"/>
+              </w:rPr>
+              <w:t>101,DATE</w:t>
+            </w:r>
+            <w:proofErr w:type="gramEnd"/>
+            <w:r>
+              <w:rPr>
+                <w:rFonts w:asciiTheme="minorEastAsia" w:hAnsiTheme="minorEastAsia" w:cs="맑은 고딕"/>
+                <w:sz w:val="12"/>
+                <w:szCs w:val="14"/>
+                <w:lang w:eastAsia="ko-KR"/>
+              </w:rPr>
+              <w:t>_ADD(NOW(),INTERVAL 35 SECOND),DATE_ADD(DATE_ADD(NOW(),INTERVAL 35 SECOND),INTERVAL 3 SECOND),1),</w:t>
             </w:r>
           </w:p>
           <w:p>
@@ -8985,38 +8879,40 @@
               <w:autoSpaceDE/>
               <w:autoSpaceDN/>
               <w:rPr>
-                <w:rFonts w:asciiTheme="minorEastAsia" w:eastAsia="맑은 고딕" w:hAnsiTheme="minorEastAsia" w:cs="맑은 고딕"/>
-                <w:sz w:val="12"/>
-                <w:szCs w:val="14"/>
-                <w:lang w:eastAsia="ko-KR"/>
-              </w:rPr>
-            </w:pPr>
-            <w:r>
-              <w:rPr>
-                <w:rFonts w:asciiTheme="minorEastAsia" w:eastAsia="맑은 고딕" w:hAnsiTheme="minorEastAsia" w:cs="맑은 고딕"/>
-                <w:sz w:val="12"/>
-                <w:szCs w:val="14"/>
-                <w:lang w:eastAsia="ko-KR"/>
-              </w:rPr>
-              <w:t>('</w:t>
-            </w:r>
-            <w:r>
-              <w:rPr>
-                <w:rFonts w:asciiTheme="minorEastAsia" w:eastAsia="맑은 고딕" w:hAnsiTheme="minorEastAsia" w:cs="맑은 고딕"/>
-                <w:sz w:val="12"/>
-                <w:szCs w:val="14"/>
-                <w:lang w:eastAsia="ko-KR"/>
-              </w:rPr>
-              <w:t>鷺ノ宮</w:t>
-            </w:r>
-            <w:r>
-              <w:rPr>
-                <w:rFonts w:asciiTheme="minorEastAsia" w:eastAsia="맑은 고딕" w:hAnsiTheme="minorEastAsia" w:cs="맑은 고딕"/>
-                <w:sz w:val="12"/>
-                <w:szCs w:val="14"/>
-                <w:lang w:eastAsia="ko-KR"/>
-              </w:rPr>
-              <w:t>',101,DATE_SUB(NOW(),INTERVAL 2 MINUTE),DATE_ADD(DATE_SUB(NOW(),INTERVAL 2 MINUTE),INTERVAL 10 SECOND),1),</w:t>
+                <w:rFonts w:asciiTheme="minorEastAsia" w:hAnsiTheme="minorEastAsia" w:cs="맑은 고딕"/>
+                <w:sz w:val="12"/>
+                <w:szCs w:val="14"/>
+                <w:lang w:eastAsia="ko-KR"/>
+              </w:rPr>
+            </w:pPr>
+            <w:r>
+              <w:rPr>
+                <w:rFonts w:asciiTheme="minorEastAsia" w:hAnsiTheme="minorEastAsia" w:cs="맑은 고딕"/>
+                <w:sz w:val="12"/>
+                <w:szCs w:val="14"/>
+                <w:lang w:eastAsia="ko-KR"/>
+              </w:rPr>
+              <w:t>('都立家政',</w:t>
+            </w:r>
+            <w:proofErr w:type="gramStart"/>
+            <w:r>
+              <w:rPr>
+                <w:rFonts w:asciiTheme="minorEastAsia" w:hAnsiTheme="minorEastAsia" w:cs="맑은 고딕"/>
+                <w:sz w:val="12"/>
+                <w:szCs w:val="14"/>
+                <w:lang w:eastAsia="ko-KR"/>
+              </w:rPr>
+              <w:t>101,DATE</w:t>
+            </w:r>
+            <w:proofErr w:type="gramEnd"/>
+            <w:r>
+              <w:rPr>
+                <w:rFonts w:asciiTheme="minorEastAsia" w:hAnsiTheme="minorEastAsia" w:cs="맑은 고딕"/>
+                <w:sz w:val="12"/>
+                <w:szCs w:val="14"/>
+                <w:lang w:eastAsia="ko-KR"/>
+              </w:rPr>
+              <w:t>_ADD(NOW(),INTERVAL 40 SECOND),DATE_ADD(DATE_ADD(NOW(),INTERVAL 40 SECOND),INTERVAL 3 SECOND),1),</w:t>
             </w:r>
           </w:p>
           <w:p>
@@ -9025,38 +8921,40 @@
               <w:autoSpaceDE/>
               <w:autoSpaceDN/>
               <w:rPr>
-                <w:rFonts w:asciiTheme="minorEastAsia" w:eastAsia="맑은 고딕" w:hAnsiTheme="minorEastAsia" w:cs="맑은 고딕"/>
-                <w:sz w:val="12"/>
-                <w:szCs w:val="14"/>
-                <w:lang w:eastAsia="ko-KR"/>
-              </w:rPr>
-            </w:pPr>
-            <w:r>
-              <w:rPr>
-                <w:rFonts w:asciiTheme="minorEastAsia" w:eastAsia="맑은 고딕" w:hAnsiTheme="minorEastAsia" w:cs="맑은 고딕"/>
-                <w:sz w:val="12"/>
-                <w:szCs w:val="14"/>
-                <w:lang w:eastAsia="ko-KR"/>
-              </w:rPr>
-              <w:t>('</w:t>
-            </w:r>
-            <w:r>
-              <w:rPr>
-                <w:rFonts w:asciiTheme="minorEastAsia" w:eastAsia="맑은 고딕" w:hAnsiTheme="minorEastAsia" w:cs="맑은 고딕"/>
-                <w:sz w:val="12"/>
-                <w:szCs w:val="14"/>
-                <w:lang w:eastAsia="ko-KR"/>
-              </w:rPr>
-              <w:t>下井草</w:t>
-            </w:r>
-            <w:r>
-              <w:rPr>
-                <w:rFonts w:asciiTheme="minorEastAsia" w:eastAsia="맑은 고딕" w:hAnsiTheme="minorEastAsia" w:cs="맑은 고딕"/>
-                <w:sz w:val="12"/>
-                <w:szCs w:val="14"/>
-                <w:lang w:eastAsia="ko-KR"/>
-              </w:rPr>
-              <w:t>',101,DATE_SUB(NOW(),INTERVAL 1 MINUTE),NULL,1),</w:t>
+                <w:rFonts w:asciiTheme="minorEastAsia" w:hAnsiTheme="minorEastAsia" w:cs="맑은 고딕"/>
+                <w:sz w:val="12"/>
+                <w:szCs w:val="14"/>
+                <w:lang w:eastAsia="ko-KR"/>
+              </w:rPr>
+            </w:pPr>
+            <w:r>
+              <w:rPr>
+                <w:rFonts w:asciiTheme="minorEastAsia" w:hAnsiTheme="minorEastAsia" w:cs="맑은 고딕"/>
+                <w:sz w:val="12"/>
+                <w:szCs w:val="14"/>
+                <w:lang w:eastAsia="ko-KR"/>
+              </w:rPr>
+              <w:t>('鷺ノ宮',</w:t>
+            </w:r>
+            <w:proofErr w:type="gramStart"/>
+            <w:r>
+              <w:rPr>
+                <w:rFonts w:asciiTheme="minorEastAsia" w:hAnsiTheme="minorEastAsia" w:cs="맑은 고딕"/>
+                <w:sz w:val="12"/>
+                <w:szCs w:val="14"/>
+                <w:lang w:eastAsia="ko-KR"/>
+              </w:rPr>
+              <w:t>101,DATE</w:t>
+            </w:r>
+            <w:proofErr w:type="gramEnd"/>
+            <w:r>
+              <w:rPr>
+                <w:rFonts w:asciiTheme="minorEastAsia" w:hAnsiTheme="minorEastAsia" w:cs="맑은 고딕"/>
+                <w:sz w:val="12"/>
+                <w:szCs w:val="14"/>
+                <w:lang w:eastAsia="ko-KR"/>
+              </w:rPr>
+              <w:t>_ADD(NOW(),INTERVAL 45 SECOND),DATE_ADD(DATE_ADD(NOW(),INTERVAL 45 SECOND),INTERVAL 3 SECOND),1),</w:t>
             </w:r>
           </w:p>
           <w:p>
@@ -9065,12 +8963,41 @@
               <w:autoSpaceDE/>
               <w:autoSpaceDN/>
               <w:rPr>
-                <w:rFonts w:asciiTheme="minorEastAsia" w:eastAsia="맑은 고딕" w:hAnsiTheme="minorEastAsia" w:cs="맑은 고딕"/>
-                <w:sz w:val="12"/>
-                <w:szCs w:val="14"/>
-                <w:lang w:eastAsia="ko-KR"/>
-              </w:rPr>
-            </w:pPr>
+                <w:rFonts w:asciiTheme="minorEastAsia" w:hAnsiTheme="minorEastAsia" w:cs="맑은 고딕"/>
+                <w:sz w:val="12"/>
+                <w:szCs w:val="14"/>
+                <w:lang w:eastAsia="ko-KR"/>
+              </w:rPr>
+            </w:pPr>
+            <w:r>
+              <w:rPr>
+                <w:rFonts w:asciiTheme="minorEastAsia" w:hAnsiTheme="minorEastAsia" w:cs="맑은 고딕"/>
+                <w:sz w:val="12"/>
+                <w:szCs w:val="14"/>
+                <w:lang w:eastAsia="ko-KR"/>
+              </w:rPr>
+              <w:t>('下井草',</w:t>
+            </w:r>
+            <w:proofErr w:type="gramStart"/>
+            <w:r>
+              <w:rPr>
+                <w:rFonts w:asciiTheme="minorEastAsia" w:hAnsiTheme="minorEastAsia" w:cs="맑은 고딕"/>
+                <w:sz w:val="12"/>
+                <w:szCs w:val="14"/>
+                <w:lang w:eastAsia="ko-KR"/>
+              </w:rPr>
+              <w:t>101,DATE</w:t>
+            </w:r>
+            <w:proofErr w:type="gramEnd"/>
+            <w:r>
+              <w:rPr>
+                <w:rFonts w:asciiTheme="minorEastAsia" w:hAnsiTheme="minorEastAsia" w:cs="맑은 고딕"/>
+                <w:sz w:val="12"/>
+                <w:szCs w:val="14"/>
+                <w:lang w:eastAsia="ko-KR"/>
+              </w:rPr>
+              <w:t>_ADD(NOW(),INTERVAL 50 SECOND),NULL,1),</w:t>
+            </w:r>
           </w:p>
           <w:p>
             <w:pPr>
@@ -9078,39 +9005,12 @@
               <w:autoSpaceDE/>
               <w:autoSpaceDN/>
               <w:rPr>
-                <w:rFonts w:asciiTheme="minorEastAsia" w:eastAsia="맑은 고딕" w:hAnsiTheme="minorEastAsia" w:cs="맑은 고딕"/>
-                <w:sz w:val="12"/>
-                <w:szCs w:val="14"/>
-                <w:lang w:eastAsia="ko-KR"/>
-              </w:rPr>
-            </w:pPr>
-            <w:r>
-              <w:rPr>
-                <w:rFonts w:asciiTheme="minorEastAsia" w:eastAsia="맑은 고딕" w:hAnsiTheme="minorEastAsia" w:cs="맑은 고딕"/>
-                <w:sz w:val="12"/>
-                <w:szCs w:val="14"/>
-                <w:lang w:eastAsia="ko-KR"/>
-              </w:rPr>
-              <w:t>('</w:t>
-            </w:r>
-            <w:r>
-              <w:rPr>
-                <w:rFonts w:asciiTheme="minorEastAsia" w:eastAsia="맑은 고딕" w:hAnsiTheme="minorEastAsia" w:cs="맑은 고딕"/>
-                <w:sz w:val="12"/>
-                <w:szCs w:val="14"/>
-                <w:lang w:eastAsia="ko-KR"/>
-              </w:rPr>
-              <w:t>西武新宿</w:t>
-            </w:r>
-            <w:r>
-              <w:rPr>
-                <w:rFonts w:asciiTheme="minorEastAsia" w:eastAsia="맑은 고딕" w:hAnsiTheme="minorEastAsia" w:cs="맑은 고딕"/>
-                <w:sz w:val="12"/>
-                <w:szCs w:val="14"/>
-                <w:lang w:eastAsia="ko-KR"/>
-              </w:rPr>
-              <w:t>',102,NULL,DATE_SUB(NOW(),INTERVAL 4 MINUTE),1),</w:t>
-            </w:r>
+                <w:rFonts w:asciiTheme="minorEastAsia" w:hAnsiTheme="minorEastAsia" w:cs="맑은 고딕"/>
+                <w:sz w:val="12"/>
+                <w:szCs w:val="14"/>
+                <w:lang w:eastAsia="ko-KR"/>
+              </w:rPr>
+            </w:pPr>
           </w:p>
           <w:p>
             <w:pPr>
@@ -9118,38 +9018,40 @@
               <w:autoSpaceDE/>
               <w:autoSpaceDN/>
               <w:rPr>
-                <w:rFonts w:asciiTheme="minorEastAsia" w:eastAsia="맑은 고딕" w:hAnsiTheme="minorEastAsia" w:cs="맑은 고딕"/>
-                <w:sz w:val="12"/>
-                <w:szCs w:val="14"/>
-                <w:lang w:eastAsia="ko-KR"/>
-              </w:rPr>
-            </w:pPr>
-            <w:r>
-              <w:rPr>
-                <w:rFonts w:asciiTheme="minorEastAsia" w:eastAsia="맑은 고딕" w:hAnsiTheme="minorEastAsia" w:cs="맑은 고딕"/>
-                <w:sz w:val="12"/>
-                <w:szCs w:val="14"/>
-                <w:lang w:eastAsia="ko-KR"/>
-              </w:rPr>
-              <w:t>('</w:t>
-            </w:r>
-            <w:r>
-              <w:rPr>
-                <w:rFonts w:asciiTheme="minorEastAsia" w:eastAsia="맑은 고딕" w:hAnsiTheme="minorEastAsia" w:cs="맑은 고딕"/>
-                <w:sz w:val="12"/>
-                <w:szCs w:val="14"/>
-                <w:lang w:eastAsia="ko-KR"/>
-              </w:rPr>
-              <w:t>高田馬場</w:t>
-            </w:r>
-            <w:r>
-              <w:rPr>
-                <w:rFonts w:asciiTheme="minorEastAsia" w:eastAsia="맑은 고딕" w:hAnsiTheme="minorEastAsia" w:cs="맑은 고딕"/>
-                <w:sz w:val="12"/>
-                <w:szCs w:val="14"/>
-                <w:lang w:eastAsia="ko-KR"/>
-              </w:rPr>
-              <w:t>',102,DATE_SUB(NOW(),INTERVAL 3 MINUTE),DATE_ADD(DATE_SUB(NOW(),INTERVAL 3 MINUTE),INTERVAL 10 SECOND),1),</w:t>
+                <w:rFonts w:asciiTheme="minorEastAsia" w:hAnsiTheme="minorEastAsia" w:cs="맑은 고딕"/>
+                <w:sz w:val="12"/>
+                <w:szCs w:val="14"/>
+                <w:lang w:eastAsia="ko-KR"/>
+              </w:rPr>
+            </w:pPr>
+            <w:r>
+              <w:rPr>
+                <w:rFonts w:asciiTheme="minorEastAsia" w:hAnsiTheme="minorEastAsia" w:cs="맑은 고딕"/>
+                <w:sz w:val="12"/>
+                <w:szCs w:val="14"/>
+                <w:lang w:eastAsia="ko-KR"/>
+              </w:rPr>
+              <w:t>('西武新宿',</w:t>
+            </w:r>
+            <w:proofErr w:type="gramStart"/>
+            <w:r>
+              <w:rPr>
+                <w:rFonts w:asciiTheme="minorEastAsia" w:hAnsiTheme="minorEastAsia" w:cs="맑은 고딕"/>
+                <w:sz w:val="12"/>
+                <w:szCs w:val="14"/>
+                <w:lang w:eastAsia="ko-KR"/>
+              </w:rPr>
+              <w:t>102,NULL</w:t>
+            </w:r>
+            <w:proofErr w:type="gramEnd"/>
+            <w:r>
+              <w:rPr>
+                <w:rFonts w:asciiTheme="minorEastAsia" w:hAnsiTheme="minorEastAsia" w:cs="맑은 고딕"/>
+                <w:sz w:val="12"/>
+                <w:szCs w:val="14"/>
+                <w:lang w:eastAsia="ko-KR"/>
+              </w:rPr>
+              <w:t>,DATE_ADD(NOW(),INTERVAL 15 SECOND),1),</w:t>
             </w:r>
           </w:p>
           <w:p>
@@ -9158,38 +9060,40 @@
               <w:autoSpaceDE/>
               <w:autoSpaceDN/>
               <w:rPr>
-                <w:rFonts w:asciiTheme="minorEastAsia" w:eastAsia="맑은 고딕" w:hAnsiTheme="minorEastAsia" w:cs="맑은 고딕"/>
-                <w:sz w:val="12"/>
-                <w:szCs w:val="14"/>
-                <w:lang w:eastAsia="ko-KR"/>
-              </w:rPr>
-            </w:pPr>
-            <w:r>
-              <w:rPr>
-                <w:rFonts w:asciiTheme="minorEastAsia" w:eastAsia="맑은 고딕" w:hAnsiTheme="minorEastAsia" w:cs="맑은 고딕"/>
-                <w:sz w:val="12"/>
-                <w:szCs w:val="14"/>
-                <w:lang w:eastAsia="ko-KR"/>
-              </w:rPr>
-              <w:t>('</w:t>
-            </w:r>
-            <w:r>
-              <w:rPr>
-                <w:rFonts w:asciiTheme="minorEastAsia" w:eastAsia="맑은 고딕" w:hAnsiTheme="minorEastAsia" w:cs="맑은 고딕"/>
-                <w:sz w:val="12"/>
-                <w:szCs w:val="14"/>
-                <w:lang w:eastAsia="ko-KR"/>
-              </w:rPr>
-              <w:t>下落合</w:t>
-            </w:r>
-            <w:r>
-              <w:rPr>
-                <w:rFonts w:asciiTheme="minorEastAsia" w:eastAsia="맑은 고딕" w:hAnsiTheme="minorEastAsia" w:cs="맑은 고딕"/>
-                <w:sz w:val="12"/>
-                <w:szCs w:val="14"/>
-                <w:lang w:eastAsia="ko-KR"/>
-              </w:rPr>
-              <w:t>',102,DATE_SUB(NOW(),INTERVAL 2 MINUTE),DATE_ADD(DATE_SUB(NOW(),INTERVAL 2 MINUTE),INTERVAL 10 SECOND),1),</w:t>
+                <w:rFonts w:asciiTheme="minorEastAsia" w:hAnsiTheme="minorEastAsia" w:cs="맑은 고딕"/>
+                <w:sz w:val="12"/>
+                <w:szCs w:val="14"/>
+                <w:lang w:eastAsia="ko-KR"/>
+              </w:rPr>
+            </w:pPr>
+            <w:r>
+              <w:rPr>
+                <w:rFonts w:asciiTheme="minorEastAsia" w:hAnsiTheme="minorEastAsia" w:cs="맑은 고딕"/>
+                <w:sz w:val="12"/>
+                <w:szCs w:val="14"/>
+                <w:lang w:eastAsia="ko-KR"/>
+              </w:rPr>
+              <w:t>('高田馬場',</w:t>
+            </w:r>
+            <w:proofErr w:type="gramStart"/>
+            <w:r>
+              <w:rPr>
+                <w:rFonts w:asciiTheme="minorEastAsia" w:hAnsiTheme="minorEastAsia" w:cs="맑은 고딕"/>
+                <w:sz w:val="12"/>
+                <w:szCs w:val="14"/>
+                <w:lang w:eastAsia="ko-KR"/>
+              </w:rPr>
+              <w:t>102,DATE</w:t>
+            </w:r>
+            <w:proofErr w:type="gramEnd"/>
+            <w:r>
+              <w:rPr>
+                <w:rFonts w:asciiTheme="minorEastAsia" w:hAnsiTheme="minorEastAsia" w:cs="맑은 고딕"/>
+                <w:sz w:val="12"/>
+                <w:szCs w:val="14"/>
+                <w:lang w:eastAsia="ko-KR"/>
+              </w:rPr>
+              <w:t>_ADD(NOW(),INTERVAL 20 SECOND),DATE_ADD(DATE_ADD(NOW(),INTERVAL 20 SECOND),INTERVAL 3 SECOND),1),</w:t>
             </w:r>
           </w:p>
           <w:p>
@@ -9198,38 +9102,40 @@
               <w:autoSpaceDE/>
               <w:autoSpaceDN/>
               <w:rPr>
-                <w:rFonts w:asciiTheme="minorEastAsia" w:eastAsia="맑은 고딕" w:hAnsiTheme="minorEastAsia" w:cs="맑은 고딕"/>
-                <w:sz w:val="12"/>
-                <w:szCs w:val="14"/>
-                <w:lang w:eastAsia="ko-KR"/>
-              </w:rPr>
-            </w:pPr>
-            <w:r>
-              <w:rPr>
-                <w:rFonts w:asciiTheme="minorEastAsia" w:eastAsia="맑은 고딕" w:hAnsiTheme="minorEastAsia" w:cs="맑은 고딕"/>
-                <w:sz w:val="12"/>
-                <w:szCs w:val="14"/>
-                <w:lang w:eastAsia="ko-KR"/>
-              </w:rPr>
-              <w:t>('</w:t>
-            </w:r>
-            <w:r>
-              <w:rPr>
-                <w:rFonts w:asciiTheme="minorEastAsia" w:eastAsia="맑은 고딕" w:hAnsiTheme="minorEastAsia" w:cs="맑은 고딕"/>
-                <w:sz w:val="12"/>
-                <w:szCs w:val="14"/>
-                <w:lang w:eastAsia="ko-KR"/>
-              </w:rPr>
-              <w:t>中井</w:t>
-            </w:r>
-            <w:r>
-              <w:rPr>
-                <w:rFonts w:asciiTheme="minorEastAsia" w:eastAsia="맑은 고딕" w:hAnsiTheme="minorEastAsia" w:cs="맑은 고딕"/>
-                <w:sz w:val="12"/>
-                <w:szCs w:val="14"/>
-                <w:lang w:eastAsia="ko-KR"/>
-              </w:rPr>
-              <w:t>',102,DATE_SUB(NOW(),INTERVAL 1 MINUTE),DATE_ADD(DATE_SUB(NOW(),INTERVAL 1 MINUTE),INTERVAL 10 SECOND),1),</w:t>
+                <w:rFonts w:asciiTheme="minorEastAsia" w:hAnsiTheme="minorEastAsia" w:cs="맑은 고딕"/>
+                <w:sz w:val="12"/>
+                <w:szCs w:val="14"/>
+                <w:lang w:eastAsia="ko-KR"/>
+              </w:rPr>
+            </w:pPr>
+            <w:r>
+              <w:rPr>
+                <w:rFonts w:asciiTheme="minorEastAsia" w:hAnsiTheme="minorEastAsia" w:cs="맑은 고딕"/>
+                <w:sz w:val="12"/>
+                <w:szCs w:val="14"/>
+                <w:lang w:eastAsia="ko-KR"/>
+              </w:rPr>
+              <w:t>('下落合',</w:t>
+            </w:r>
+            <w:proofErr w:type="gramStart"/>
+            <w:r>
+              <w:rPr>
+                <w:rFonts w:asciiTheme="minorEastAsia" w:hAnsiTheme="minorEastAsia" w:cs="맑은 고딕"/>
+                <w:sz w:val="12"/>
+                <w:szCs w:val="14"/>
+                <w:lang w:eastAsia="ko-KR"/>
+              </w:rPr>
+              <w:t>102,DATE</w:t>
+            </w:r>
+            <w:proofErr w:type="gramEnd"/>
+            <w:r>
+              <w:rPr>
+                <w:rFonts w:asciiTheme="minorEastAsia" w:hAnsiTheme="minorEastAsia" w:cs="맑은 고딕"/>
+                <w:sz w:val="12"/>
+                <w:szCs w:val="14"/>
+                <w:lang w:eastAsia="ko-KR"/>
+              </w:rPr>
+              <w:t>_ADD(NOW(),INTERVAL 25 SECOND),DATE_ADD(DATE_ADD(NOW(),INTERVAL 25 SECOND),INTERVAL 3 SECOND),1),</w:t>
             </w:r>
           </w:p>
           <w:p>
@@ -9238,56 +9144,40 @@
               <w:autoSpaceDE/>
               <w:autoSpaceDN/>
               <w:rPr>
-                <w:rFonts w:asciiTheme="minorEastAsia" w:eastAsia="맑은 고딕" w:hAnsiTheme="minorEastAsia" w:cs="맑은 고딕" w:hint="eastAsia"/>
-                <w:sz w:val="12"/>
-                <w:szCs w:val="14"/>
-                <w:lang w:eastAsia="ko-KR"/>
-              </w:rPr>
-            </w:pPr>
-            <w:r>
-              <w:rPr>
-                <w:rFonts w:asciiTheme="minorEastAsia" w:eastAsia="맑은 고딕" w:hAnsiTheme="minorEastAsia" w:cs="맑은 고딕" w:hint="eastAsia"/>
-                <w:sz w:val="12"/>
-                <w:szCs w:val="14"/>
-                <w:lang w:eastAsia="ko-KR"/>
-              </w:rPr>
-              <w:t>('</w:t>
-            </w:r>
-            <w:r>
-              <w:rPr>
-                <w:rFonts w:asciiTheme="minorEastAsia" w:eastAsia="맑은 고딕" w:hAnsiTheme="minorEastAsia" w:cs="맑은 고딕" w:hint="eastAsia"/>
-                <w:sz w:val="12"/>
-                <w:szCs w:val="14"/>
-                <w:lang w:eastAsia="ko-KR"/>
-              </w:rPr>
-              <w:t>新井</w:t>
-            </w:r>
-            <w:r>
-              <w:rPr>
-                <w:rFonts w:ascii="MS Gothic" w:eastAsia="MS Gothic" w:hAnsi="MS Gothic" w:cs="MS Gothic" w:hint="eastAsia"/>
-                <w:sz w:val="12"/>
-                <w:szCs w:val="14"/>
-                <w:lang w:eastAsia="ko-KR"/>
-              </w:rPr>
-              <w:t>薬</w:t>
-            </w:r>
-            <w:r>
-              <w:rPr>
-                <w:rFonts w:ascii="맑은 고딕" w:eastAsia="맑은 고딕" w:hAnsi="맑은 고딕" w:cs="맑은 고딕" w:hint="eastAsia"/>
-                <w:sz w:val="12"/>
-                <w:szCs w:val="14"/>
-                <w:lang w:eastAsia="ko-KR"/>
-              </w:rPr>
-              <w:t>師前</w:t>
-            </w:r>
-            <w:r>
-              <w:rPr>
-                <w:rFonts w:asciiTheme="minorEastAsia" w:eastAsia="맑은 고딕" w:hAnsiTheme="minorEastAsia" w:cs="맑은 고딕" w:hint="eastAsia"/>
-                <w:sz w:val="12"/>
-                <w:szCs w:val="14"/>
-                <w:lang w:eastAsia="ko-KR"/>
-              </w:rPr>
-              <w:t>',102,DATE_ADD(NOW(),INTERVAL 1 MINUTE),DATE_ADD(DATE_ADD(NOW(),INTERVAL 1 MINUTE),INTERVAL 10 SECOND),1),</w:t>
+                <w:rFonts w:asciiTheme="minorEastAsia" w:hAnsiTheme="minorEastAsia" w:cs="맑은 고딕"/>
+                <w:sz w:val="12"/>
+                <w:szCs w:val="14"/>
+                <w:lang w:eastAsia="ko-KR"/>
+              </w:rPr>
+            </w:pPr>
+            <w:r>
+              <w:rPr>
+                <w:rFonts w:asciiTheme="minorEastAsia" w:hAnsiTheme="minorEastAsia" w:cs="맑은 고딕"/>
+                <w:sz w:val="12"/>
+                <w:szCs w:val="14"/>
+                <w:lang w:eastAsia="ko-KR"/>
+              </w:rPr>
+              <w:t>('中井',</w:t>
+            </w:r>
+            <w:proofErr w:type="gramStart"/>
+            <w:r>
+              <w:rPr>
+                <w:rFonts w:asciiTheme="minorEastAsia" w:hAnsiTheme="minorEastAsia" w:cs="맑은 고딕"/>
+                <w:sz w:val="12"/>
+                <w:szCs w:val="14"/>
+                <w:lang w:eastAsia="ko-KR"/>
+              </w:rPr>
+              <w:t>102,DATE</w:t>
+            </w:r>
+            <w:proofErr w:type="gramEnd"/>
+            <w:r>
+              <w:rPr>
+                <w:rFonts w:asciiTheme="minorEastAsia" w:hAnsiTheme="minorEastAsia" w:cs="맑은 고딕"/>
+                <w:sz w:val="12"/>
+                <w:szCs w:val="14"/>
+                <w:lang w:eastAsia="ko-KR"/>
+              </w:rPr>
+              <w:t>_ADD(NOW(),INTERVAL 30 SECOND),DATE_ADD(DATE_ADD(NOW(),INTERVAL 30 SECOND),INTERVAL 3 SECOND),1),</w:t>
             </w:r>
           </w:p>
           <w:p>
@@ -9296,38 +9186,40 @@
               <w:autoSpaceDE/>
               <w:autoSpaceDN/>
               <w:rPr>
-                <w:rFonts w:asciiTheme="minorEastAsia" w:eastAsia="맑은 고딕" w:hAnsiTheme="minorEastAsia" w:cs="맑은 고딕"/>
-                <w:sz w:val="12"/>
-                <w:szCs w:val="14"/>
-                <w:lang w:eastAsia="ko-KR"/>
-              </w:rPr>
-            </w:pPr>
-            <w:r>
-              <w:rPr>
-                <w:rFonts w:asciiTheme="minorEastAsia" w:eastAsia="맑은 고딕" w:hAnsiTheme="minorEastAsia" w:cs="맑은 고딕"/>
-                <w:sz w:val="12"/>
-                <w:szCs w:val="14"/>
-                <w:lang w:eastAsia="ko-KR"/>
-              </w:rPr>
-              <w:t>('</w:t>
-            </w:r>
-            <w:r>
-              <w:rPr>
-                <w:rFonts w:asciiTheme="minorEastAsia" w:eastAsia="맑은 고딕" w:hAnsiTheme="minorEastAsia" w:cs="맑은 고딕"/>
-                <w:sz w:val="12"/>
-                <w:szCs w:val="14"/>
-                <w:lang w:eastAsia="ko-KR"/>
-              </w:rPr>
-              <w:t>沼袋</w:t>
-            </w:r>
-            <w:r>
-              <w:rPr>
-                <w:rFonts w:asciiTheme="minorEastAsia" w:eastAsia="맑은 고딕" w:hAnsiTheme="minorEastAsia" w:cs="맑은 고딕"/>
-                <w:sz w:val="12"/>
-                <w:szCs w:val="14"/>
-                <w:lang w:eastAsia="ko-KR"/>
-              </w:rPr>
-              <w:t>',102,DATE_ADD(NOW(),INTERVAL 2 MINUTE),DATE_ADD(DATE_ADD(NOW(),INTERVAL 2 MINUTE),INTERVAL 10 SECOND),1),</w:t>
+                <w:rFonts w:asciiTheme="minorEastAsia" w:hAnsiTheme="minorEastAsia" w:cs="맑은 고딕" w:hint="eastAsia"/>
+                <w:sz w:val="12"/>
+                <w:szCs w:val="14"/>
+                <w:lang w:eastAsia="ko-KR"/>
+              </w:rPr>
+            </w:pPr>
+            <w:r>
+              <w:rPr>
+                <w:rFonts w:asciiTheme="minorEastAsia" w:hAnsiTheme="minorEastAsia" w:cs="맑은 고딕" w:hint="eastAsia"/>
+                <w:sz w:val="12"/>
+                <w:szCs w:val="14"/>
+                <w:lang w:eastAsia="ko-KR"/>
+              </w:rPr>
+              <w:t>('新井薬師前',</w:t>
+            </w:r>
+            <w:proofErr w:type="gramStart"/>
+            <w:r>
+              <w:rPr>
+                <w:rFonts w:asciiTheme="minorEastAsia" w:hAnsiTheme="minorEastAsia" w:cs="맑은 고딕" w:hint="eastAsia"/>
+                <w:sz w:val="12"/>
+                <w:szCs w:val="14"/>
+                <w:lang w:eastAsia="ko-KR"/>
+              </w:rPr>
+              <w:t>102,DATE</w:t>
+            </w:r>
+            <w:proofErr w:type="gramEnd"/>
+            <w:r>
+              <w:rPr>
+                <w:rFonts w:asciiTheme="minorEastAsia" w:hAnsiTheme="minorEastAsia" w:cs="맑은 고딕" w:hint="eastAsia"/>
+                <w:sz w:val="12"/>
+                <w:szCs w:val="14"/>
+                <w:lang w:eastAsia="ko-KR"/>
+              </w:rPr>
+              <w:t>_ADD(NOW(),INTERVAL 35 SECOND),DATE_ADD(DATE_ADD(NOW(),INTERVAL 35 SECOND),INTERVAL 3 SECOND),1),</w:t>
             </w:r>
           </w:p>
           <w:p>
@@ -9336,38 +9228,40 @@
               <w:autoSpaceDE/>
               <w:autoSpaceDN/>
               <w:rPr>
-                <w:rFonts w:asciiTheme="minorEastAsia" w:eastAsia="맑은 고딕" w:hAnsiTheme="minorEastAsia" w:cs="맑은 고딕"/>
-                <w:sz w:val="12"/>
-                <w:szCs w:val="14"/>
-                <w:lang w:eastAsia="ko-KR"/>
-              </w:rPr>
-            </w:pPr>
-            <w:r>
-              <w:rPr>
-                <w:rFonts w:asciiTheme="minorEastAsia" w:eastAsia="맑은 고딕" w:hAnsiTheme="minorEastAsia" w:cs="맑은 고딕"/>
-                <w:sz w:val="12"/>
-                <w:szCs w:val="14"/>
-                <w:lang w:eastAsia="ko-KR"/>
-              </w:rPr>
-              <w:t>('</w:t>
-            </w:r>
-            <w:r>
-              <w:rPr>
-                <w:rFonts w:asciiTheme="minorEastAsia" w:eastAsia="맑은 고딕" w:hAnsiTheme="minorEastAsia" w:cs="맑은 고딕"/>
-                <w:sz w:val="12"/>
-                <w:szCs w:val="14"/>
-                <w:lang w:eastAsia="ko-KR"/>
-              </w:rPr>
-              <w:t>野方</w:t>
-            </w:r>
-            <w:r>
-              <w:rPr>
-                <w:rFonts w:asciiTheme="minorEastAsia" w:eastAsia="맑은 고딕" w:hAnsiTheme="minorEastAsia" w:cs="맑은 고딕"/>
-                <w:sz w:val="12"/>
-                <w:szCs w:val="14"/>
-                <w:lang w:eastAsia="ko-KR"/>
-              </w:rPr>
-              <w:t>',102,DATE_ADD(NOW(),INTERVAL 3 MINUTE),DATE_ADD(DATE_ADD(NOW(),INTERVAL 3 MINUTE),INTERVAL 10 SECOND),1),</w:t>
+                <w:rFonts w:asciiTheme="minorEastAsia" w:hAnsiTheme="minorEastAsia" w:cs="맑은 고딕"/>
+                <w:sz w:val="12"/>
+                <w:szCs w:val="14"/>
+                <w:lang w:eastAsia="ko-KR"/>
+              </w:rPr>
+            </w:pPr>
+            <w:r>
+              <w:rPr>
+                <w:rFonts w:asciiTheme="minorEastAsia" w:hAnsiTheme="minorEastAsia" w:cs="맑은 고딕"/>
+                <w:sz w:val="12"/>
+                <w:szCs w:val="14"/>
+                <w:lang w:eastAsia="ko-KR"/>
+              </w:rPr>
+              <w:t>('沼袋',</w:t>
+            </w:r>
+            <w:proofErr w:type="gramStart"/>
+            <w:r>
+              <w:rPr>
+                <w:rFonts w:asciiTheme="minorEastAsia" w:hAnsiTheme="minorEastAsia" w:cs="맑은 고딕"/>
+                <w:sz w:val="12"/>
+                <w:szCs w:val="14"/>
+                <w:lang w:eastAsia="ko-KR"/>
+              </w:rPr>
+              <w:t>102,DATE</w:t>
+            </w:r>
+            <w:proofErr w:type="gramEnd"/>
+            <w:r>
+              <w:rPr>
+                <w:rFonts w:asciiTheme="minorEastAsia" w:hAnsiTheme="minorEastAsia" w:cs="맑은 고딕"/>
+                <w:sz w:val="12"/>
+                <w:szCs w:val="14"/>
+                <w:lang w:eastAsia="ko-KR"/>
+              </w:rPr>
+              <w:t>_ADD(NOW(),INTERVAL 40 SECOND),DATE_ADD(DATE_ADD(NOW(),INTERVAL 40 SECOND),INTERVAL 3 SECOND),1),</w:t>
             </w:r>
           </w:p>
           <w:p>
@@ -9376,38 +9270,40 @@
               <w:autoSpaceDE/>
               <w:autoSpaceDN/>
               <w:rPr>
-                <w:rFonts w:asciiTheme="minorEastAsia" w:eastAsia="맑은 고딕" w:hAnsiTheme="minorEastAsia" w:cs="맑은 고딕"/>
-                <w:sz w:val="12"/>
-                <w:szCs w:val="14"/>
-                <w:lang w:eastAsia="ko-KR"/>
-              </w:rPr>
-            </w:pPr>
-            <w:r>
-              <w:rPr>
-                <w:rFonts w:asciiTheme="minorEastAsia" w:eastAsia="맑은 고딕" w:hAnsiTheme="minorEastAsia" w:cs="맑은 고딕"/>
-                <w:sz w:val="12"/>
-                <w:szCs w:val="14"/>
-                <w:lang w:eastAsia="ko-KR"/>
-              </w:rPr>
-              <w:t>('</w:t>
-            </w:r>
-            <w:r>
-              <w:rPr>
-                <w:rFonts w:asciiTheme="minorEastAsia" w:eastAsia="맑은 고딕" w:hAnsiTheme="minorEastAsia" w:cs="맑은 고딕"/>
-                <w:sz w:val="12"/>
-                <w:szCs w:val="14"/>
-                <w:lang w:eastAsia="ko-KR"/>
-              </w:rPr>
-              <w:t>都立家政</w:t>
-            </w:r>
-            <w:r>
-              <w:rPr>
-                <w:rFonts w:asciiTheme="minorEastAsia" w:eastAsia="맑은 고딕" w:hAnsiTheme="minorEastAsia" w:cs="맑은 고딕"/>
-                <w:sz w:val="12"/>
-                <w:szCs w:val="14"/>
-                <w:lang w:eastAsia="ko-KR"/>
-              </w:rPr>
-              <w:t>',102,DATE_ADD(NOW(),INTERVAL 4 MINUTE),DATE_ADD(DATE_ADD(NOW(),INTERVAL 4 MINUTE),INTERVAL 10 SECOND),1),</w:t>
+                <w:rFonts w:asciiTheme="minorEastAsia" w:hAnsiTheme="minorEastAsia" w:cs="맑은 고딕"/>
+                <w:sz w:val="12"/>
+                <w:szCs w:val="14"/>
+                <w:lang w:eastAsia="ko-KR"/>
+              </w:rPr>
+            </w:pPr>
+            <w:r>
+              <w:rPr>
+                <w:rFonts w:asciiTheme="minorEastAsia" w:hAnsiTheme="minorEastAsia" w:cs="맑은 고딕"/>
+                <w:sz w:val="12"/>
+                <w:szCs w:val="14"/>
+                <w:lang w:eastAsia="ko-KR"/>
+              </w:rPr>
+              <w:t>('野方',</w:t>
+            </w:r>
+            <w:proofErr w:type="gramStart"/>
+            <w:r>
+              <w:rPr>
+                <w:rFonts w:asciiTheme="minorEastAsia" w:hAnsiTheme="minorEastAsia" w:cs="맑은 고딕"/>
+                <w:sz w:val="12"/>
+                <w:szCs w:val="14"/>
+                <w:lang w:eastAsia="ko-KR"/>
+              </w:rPr>
+              <w:t>102,DATE</w:t>
+            </w:r>
+            <w:proofErr w:type="gramEnd"/>
+            <w:r>
+              <w:rPr>
+                <w:rFonts w:asciiTheme="minorEastAsia" w:hAnsiTheme="minorEastAsia" w:cs="맑은 고딕"/>
+                <w:sz w:val="12"/>
+                <w:szCs w:val="14"/>
+                <w:lang w:eastAsia="ko-KR"/>
+              </w:rPr>
+              <w:t>_ADD(NOW(),INTERVAL 45 SECOND),DATE_ADD(DATE_ADD(NOW(),INTERVAL 45 SECOND),INTERVAL 3 SECOND),1),</w:t>
             </w:r>
           </w:p>
           <w:p>
@@ -9416,38 +9312,40 @@
               <w:autoSpaceDE/>
               <w:autoSpaceDN/>
               <w:rPr>
-                <w:rFonts w:asciiTheme="minorEastAsia" w:eastAsia="맑은 고딕" w:hAnsiTheme="minorEastAsia" w:cs="맑은 고딕"/>
-                <w:sz w:val="12"/>
-                <w:szCs w:val="14"/>
-                <w:lang w:eastAsia="ko-KR"/>
-              </w:rPr>
-            </w:pPr>
-            <w:r>
-              <w:rPr>
-                <w:rFonts w:asciiTheme="minorEastAsia" w:eastAsia="맑은 고딕" w:hAnsiTheme="minorEastAsia" w:cs="맑은 고딕"/>
-                <w:sz w:val="12"/>
-                <w:szCs w:val="14"/>
-                <w:lang w:eastAsia="ko-KR"/>
-              </w:rPr>
-              <w:t>('</w:t>
-            </w:r>
-            <w:r>
-              <w:rPr>
-                <w:rFonts w:asciiTheme="minorEastAsia" w:eastAsia="맑은 고딕" w:hAnsiTheme="minorEastAsia" w:cs="맑은 고딕"/>
-                <w:sz w:val="12"/>
-                <w:szCs w:val="14"/>
-                <w:lang w:eastAsia="ko-KR"/>
-              </w:rPr>
-              <w:t>鷺ノ宮</w:t>
-            </w:r>
-            <w:r>
-              <w:rPr>
-                <w:rFonts w:asciiTheme="minorEastAsia" w:eastAsia="맑은 고딕" w:hAnsiTheme="minorEastAsia" w:cs="맑은 고딕"/>
-                <w:sz w:val="12"/>
-                <w:szCs w:val="14"/>
-                <w:lang w:eastAsia="ko-KR"/>
-              </w:rPr>
-              <w:t>',102,DATE_ADD(NOW(),INTERVAL 5 MINUTE),DATE_ADD(DATE_ADD(NOW(),INTERVAL 5 MINUTE),INTERVAL 10 SECOND),1),</w:t>
+                <w:rFonts w:asciiTheme="minorEastAsia" w:hAnsiTheme="minorEastAsia" w:cs="맑은 고딕"/>
+                <w:sz w:val="12"/>
+                <w:szCs w:val="14"/>
+                <w:lang w:eastAsia="ko-KR"/>
+              </w:rPr>
+            </w:pPr>
+            <w:r>
+              <w:rPr>
+                <w:rFonts w:asciiTheme="minorEastAsia" w:hAnsiTheme="minorEastAsia" w:cs="맑은 고딕"/>
+                <w:sz w:val="12"/>
+                <w:szCs w:val="14"/>
+                <w:lang w:eastAsia="ko-KR"/>
+              </w:rPr>
+              <w:t>('都立家政',</w:t>
+            </w:r>
+            <w:proofErr w:type="gramStart"/>
+            <w:r>
+              <w:rPr>
+                <w:rFonts w:asciiTheme="minorEastAsia" w:hAnsiTheme="minorEastAsia" w:cs="맑은 고딕"/>
+                <w:sz w:val="12"/>
+                <w:szCs w:val="14"/>
+                <w:lang w:eastAsia="ko-KR"/>
+              </w:rPr>
+              <w:t>102,DATE</w:t>
+            </w:r>
+            <w:proofErr w:type="gramEnd"/>
+            <w:r>
+              <w:rPr>
+                <w:rFonts w:asciiTheme="minorEastAsia" w:hAnsiTheme="minorEastAsia" w:cs="맑은 고딕"/>
+                <w:sz w:val="12"/>
+                <w:szCs w:val="14"/>
+                <w:lang w:eastAsia="ko-KR"/>
+              </w:rPr>
+              <w:t>_ADD(NOW(),INTERVAL 50 SECOND),DATE_ADD(DATE_ADD(NOW(),INTERVAL 50 SECOND),INTERVAL 3 SECOND),1),</w:t>
             </w:r>
           </w:p>
           <w:p>
@@ -9456,38 +9354,40 @@
               <w:autoSpaceDE/>
               <w:autoSpaceDN/>
               <w:rPr>
-                <w:rFonts w:asciiTheme="minorEastAsia" w:eastAsia="맑은 고딕" w:hAnsiTheme="minorEastAsia" w:cs="맑은 고딕"/>
-                <w:sz w:val="12"/>
-                <w:szCs w:val="14"/>
-                <w:lang w:eastAsia="ko-KR"/>
-              </w:rPr>
-            </w:pPr>
-            <w:r>
-              <w:rPr>
-                <w:rFonts w:asciiTheme="minorEastAsia" w:eastAsia="맑은 고딕" w:hAnsiTheme="minorEastAsia" w:cs="맑은 고딕"/>
-                <w:sz w:val="12"/>
-                <w:szCs w:val="14"/>
-                <w:lang w:eastAsia="ko-KR"/>
-              </w:rPr>
-              <w:t>('</w:t>
-            </w:r>
-            <w:r>
-              <w:rPr>
-                <w:rFonts w:asciiTheme="minorEastAsia" w:eastAsia="맑은 고딕" w:hAnsiTheme="minorEastAsia" w:cs="맑은 고딕"/>
-                <w:sz w:val="12"/>
-                <w:szCs w:val="14"/>
-                <w:lang w:eastAsia="ko-KR"/>
-              </w:rPr>
-              <w:t>下井草</w:t>
-            </w:r>
-            <w:r>
-              <w:rPr>
-                <w:rFonts w:asciiTheme="minorEastAsia" w:eastAsia="맑은 고딕" w:hAnsiTheme="minorEastAsia" w:cs="맑은 고딕"/>
-                <w:sz w:val="12"/>
-                <w:szCs w:val="14"/>
-                <w:lang w:eastAsia="ko-KR"/>
-              </w:rPr>
-              <w:t>',102,DATE_ADD(NOW(),INTERVAL 6 MINUTE),NULL,1),</w:t>
+                <w:rFonts w:asciiTheme="minorEastAsia" w:hAnsiTheme="minorEastAsia" w:cs="맑은 고딕"/>
+                <w:sz w:val="12"/>
+                <w:szCs w:val="14"/>
+                <w:lang w:eastAsia="ko-KR"/>
+              </w:rPr>
+            </w:pPr>
+            <w:r>
+              <w:rPr>
+                <w:rFonts w:asciiTheme="minorEastAsia" w:hAnsiTheme="minorEastAsia" w:cs="맑은 고딕"/>
+                <w:sz w:val="12"/>
+                <w:szCs w:val="14"/>
+                <w:lang w:eastAsia="ko-KR"/>
+              </w:rPr>
+              <w:t>('鷺ノ宮',</w:t>
+            </w:r>
+            <w:proofErr w:type="gramStart"/>
+            <w:r>
+              <w:rPr>
+                <w:rFonts w:asciiTheme="minorEastAsia" w:hAnsiTheme="minorEastAsia" w:cs="맑은 고딕"/>
+                <w:sz w:val="12"/>
+                <w:szCs w:val="14"/>
+                <w:lang w:eastAsia="ko-KR"/>
+              </w:rPr>
+              <w:t>102,DATE</w:t>
+            </w:r>
+            <w:proofErr w:type="gramEnd"/>
+            <w:r>
+              <w:rPr>
+                <w:rFonts w:asciiTheme="minorEastAsia" w:hAnsiTheme="minorEastAsia" w:cs="맑은 고딕"/>
+                <w:sz w:val="12"/>
+                <w:szCs w:val="14"/>
+                <w:lang w:eastAsia="ko-KR"/>
+              </w:rPr>
+              <w:t>_ADD(NOW(),INTERVAL 55 SECOND),DATE_ADD(DATE_ADD(NOW(),INTERVAL 55 SECOND),INTERVAL 3 SECOND),1),</w:t>
             </w:r>
           </w:p>
           <w:p>
@@ -9496,12 +9396,41 @@
               <w:autoSpaceDE/>
               <w:autoSpaceDN/>
               <w:rPr>
-                <w:rFonts w:asciiTheme="minorEastAsia" w:eastAsia="맑은 고딕" w:hAnsiTheme="minorEastAsia" w:cs="맑은 고딕"/>
-                <w:sz w:val="12"/>
-                <w:szCs w:val="14"/>
-                <w:lang w:eastAsia="ko-KR"/>
-              </w:rPr>
-            </w:pPr>
+                <w:rFonts w:asciiTheme="minorEastAsia" w:hAnsiTheme="minorEastAsia" w:cs="맑은 고딕"/>
+                <w:sz w:val="12"/>
+                <w:szCs w:val="14"/>
+                <w:lang w:eastAsia="ko-KR"/>
+              </w:rPr>
+            </w:pPr>
+            <w:r>
+              <w:rPr>
+                <w:rFonts w:asciiTheme="minorEastAsia" w:hAnsiTheme="minorEastAsia" w:cs="맑은 고딕"/>
+                <w:sz w:val="12"/>
+                <w:szCs w:val="14"/>
+                <w:lang w:eastAsia="ko-KR"/>
+              </w:rPr>
+              <w:t>('下井草',</w:t>
+            </w:r>
+            <w:proofErr w:type="gramStart"/>
+            <w:r>
+              <w:rPr>
+                <w:rFonts w:asciiTheme="minorEastAsia" w:hAnsiTheme="minorEastAsia" w:cs="맑은 고딕"/>
+                <w:sz w:val="12"/>
+                <w:szCs w:val="14"/>
+                <w:lang w:eastAsia="ko-KR"/>
+              </w:rPr>
+              <w:t>102,DATE</w:t>
+            </w:r>
+            <w:proofErr w:type="gramEnd"/>
+            <w:r>
+              <w:rPr>
+                <w:rFonts w:asciiTheme="minorEastAsia" w:hAnsiTheme="minorEastAsia" w:cs="맑은 고딕"/>
+                <w:sz w:val="12"/>
+                <w:szCs w:val="14"/>
+                <w:lang w:eastAsia="ko-KR"/>
+              </w:rPr>
+              <w:t>_ADD(NOW(),INTERVAL 60 SECOND),NULL,1),</w:t>
+            </w:r>
           </w:p>
           <w:p>
             <w:pPr>
@@ -9509,39 +9438,12 @@
               <w:autoSpaceDE/>
               <w:autoSpaceDN/>
               <w:rPr>
-                <w:rFonts w:asciiTheme="minorEastAsia" w:eastAsia="맑은 고딕" w:hAnsiTheme="minorEastAsia" w:cs="맑은 고딕"/>
-                <w:sz w:val="12"/>
-                <w:szCs w:val="14"/>
-                <w:lang w:eastAsia="ko-KR"/>
-              </w:rPr>
-            </w:pPr>
-            <w:r>
-              <w:rPr>
-                <w:rFonts w:asciiTheme="minorEastAsia" w:eastAsia="맑은 고딕" w:hAnsiTheme="minorEastAsia" w:cs="맑은 고딕"/>
-                <w:sz w:val="12"/>
-                <w:szCs w:val="14"/>
-                <w:lang w:eastAsia="ko-KR"/>
-              </w:rPr>
-              <w:t>('</w:t>
-            </w:r>
-            <w:r>
-              <w:rPr>
-                <w:rFonts w:asciiTheme="minorEastAsia" w:eastAsia="맑은 고딕" w:hAnsiTheme="minorEastAsia" w:cs="맑은 고딕"/>
-                <w:sz w:val="12"/>
-                <w:szCs w:val="14"/>
-                <w:lang w:eastAsia="ko-KR"/>
-              </w:rPr>
-              <w:t>下落合</w:t>
-            </w:r>
-            <w:r>
-              <w:rPr>
-                <w:rFonts w:asciiTheme="minorEastAsia" w:eastAsia="맑은 고딕" w:hAnsiTheme="minorEastAsia" w:cs="맑은 고딕"/>
-                <w:sz w:val="12"/>
-                <w:szCs w:val="14"/>
-                <w:lang w:eastAsia="ko-KR"/>
-              </w:rPr>
-              <w:t>',103,NULL,DATE_ADD(NOW(),INTERVAL 1 MINUTE),1),</w:t>
-            </w:r>
+                <w:rFonts w:asciiTheme="minorEastAsia" w:hAnsiTheme="minorEastAsia" w:cs="맑은 고딕"/>
+                <w:sz w:val="12"/>
+                <w:szCs w:val="14"/>
+                <w:lang w:eastAsia="ko-KR"/>
+              </w:rPr>
+            </w:pPr>
           </w:p>
           <w:p>
             <w:pPr>
@@ -9549,38 +9451,40 @@
               <w:autoSpaceDE/>
               <w:autoSpaceDN/>
               <w:rPr>
-                <w:rFonts w:asciiTheme="minorEastAsia" w:eastAsia="맑은 고딕" w:hAnsiTheme="minorEastAsia" w:cs="맑은 고딕"/>
-                <w:sz w:val="12"/>
-                <w:szCs w:val="14"/>
-                <w:lang w:eastAsia="ko-KR"/>
-              </w:rPr>
-            </w:pPr>
-            <w:r>
-              <w:rPr>
-                <w:rFonts w:asciiTheme="minorEastAsia" w:eastAsia="맑은 고딕" w:hAnsiTheme="minorEastAsia" w:cs="맑은 고딕"/>
-                <w:sz w:val="12"/>
-                <w:szCs w:val="14"/>
-                <w:lang w:eastAsia="ko-KR"/>
-              </w:rPr>
-              <w:t>('</w:t>
-            </w:r>
-            <w:r>
-              <w:rPr>
-                <w:rFonts w:asciiTheme="minorEastAsia" w:eastAsia="맑은 고딕" w:hAnsiTheme="minorEastAsia" w:cs="맑은 고딕"/>
-                <w:sz w:val="12"/>
-                <w:szCs w:val="14"/>
-                <w:lang w:eastAsia="ko-KR"/>
-              </w:rPr>
-              <w:t>中井</w:t>
-            </w:r>
-            <w:r>
-              <w:rPr>
-                <w:rFonts w:asciiTheme="minorEastAsia" w:eastAsia="맑은 고딕" w:hAnsiTheme="minorEastAsia" w:cs="맑은 고딕"/>
-                <w:sz w:val="12"/>
-                <w:szCs w:val="14"/>
-                <w:lang w:eastAsia="ko-KR"/>
-              </w:rPr>
-              <w:t>',103,DATE_ADD(NOW(),INTERVAL 2 MINUTE),DATE_ADD(DATE_ADD(NOW(),INTERVAL 2 MINUTE),INTERVAL 10 SECOND),1),</w:t>
+                <w:rFonts w:asciiTheme="minorEastAsia" w:hAnsiTheme="minorEastAsia" w:cs="맑은 고딕"/>
+                <w:sz w:val="12"/>
+                <w:szCs w:val="14"/>
+                <w:lang w:eastAsia="ko-KR"/>
+              </w:rPr>
+            </w:pPr>
+            <w:r>
+              <w:rPr>
+                <w:rFonts w:asciiTheme="minorEastAsia" w:hAnsiTheme="minorEastAsia" w:cs="맑은 고딕"/>
+                <w:sz w:val="12"/>
+                <w:szCs w:val="14"/>
+                <w:lang w:eastAsia="ko-KR"/>
+              </w:rPr>
+              <w:t>('下落合',</w:t>
+            </w:r>
+            <w:proofErr w:type="gramStart"/>
+            <w:r>
+              <w:rPr>
+                <w:rFonts w:asciiTheme="minorEastAsia" w:hAnsiTheme="minorEastAsia" w:cs="맑은 고딕"/>
+                <w:sz w:val="12"/>
+                <w:szCs w:val="14"/>
+                <w:lang w:eastAsia="ko-KR"/>
+              </w:rPr>
+              <w:t>103,NULL</w:t>
+            </w:r>
+            <w:proofErr w:type="gramEnd"/>
+            <w:r>
+              <w:rPr>
+                <w:rFonts w:asciiTheme="minorEastAsia" w:hAnsiTheme="minorEastAsia" w:cs="맑은 고딕"/>
+                <w:sz w:val="12"/>
+                <w:szCs w:val="14"/>
+                <w:lang w:eastAsia="ko-KR"/>
+              </w:rPr>
+              <w:t>,DATE_ADD(NOW(),INTERVAL 25 SECOND),1),</w:t>
             </w:r>
           </w:p>
           <w:p>
@@ -9589,56 +9493,40 @@
               <w:autoSpaceDE/>
               <w:autoSpaceDN/>
               <w:rPr>
-                <w:rFonts w:asciiTheme="minorEastAsia" w:eastAsia="맑은 고딕" w:hAnsiTheme="minorEastAsia" w:cs="맑은 고딕" w:hint="eastAsia"/>
-                <w:sz w:val="12"/>
-                <w:szCs w:val="14"/>
-                <w:lang w:eastAsia="ko-KR"/>
-              </w:rPr>
-            </w:pPr>
-            <w:r>
-              <w:rPr>
-                <w:rFonts w:asciiTheme="minorEastAsia" w:eastAsia="맑은 고딕" w:hAnsiTheme="minorEastAsia" w:cs="맑은 고딕" w:hint="eastAsia"/>
-                <w:sz w:val="12"/>
-                <w:szCs w:val="14"/>
-                <w:lang w:eastAsia="ko-KR"/>
-              </w:rPr>
-              <w:t>('</w:t>
-            </w:r>
-            <w:r>
-              <w:rPr>
-                <w:rFonts w:asciiTheme="minorEastAsia" w:eastAsia="맑은 고딕" w:hAnsiTheme="minorEastAsia" w:cs="맑은 고딕" w:hint="eastAsia"/>
-                <w:sz w:val="12"/>
-                <w:szCs w:val="14"/>
-                <w:lang w:eastAsia="ko-KR"/>
-              </w:rPr>
-              <w:t>新井</w:t>
-            </w:r>
-            <w:r>
-              <w:rPr>
-                <w:rFonts w:ascii="MS Gothic" w:eastAsia="MS Gothic" w:hAnsi="MS Gothic" w:cs="MS Gothic" w:hint="eastAsia"/>
-                <w:sz w:val="12"/>
-                <w:szCs w:val="14"/>
-                <w:lang w:eastAsia="ko-KR"/>
-              </w:rPr>
-              <w:t>薬</w:t>
-            </w:r>
-            <w:r>
-              <w:rPr>
-                <w:rFonts w:ascii="맑은 고딕" w:eastAsia="맑은 고딕" w:hAnsi="맑은 고딕" w:cs="맑은 고딕" w:hint="eastAsia"/>
-                <w:sz w:val="12"/>
-                <w:szCs w:val="14"/>
-                <w:lang w:eastAsia="ko-KR"/>
-              </w:rPr>
-              <w:t>師前</w:t>
-            </w:r>
-            <w:r>
-              <w:rPr>
-                <w:rFonts w:asciiTheme="minorEastAsia" w:eastAsia="맑은 고딕" w:hAnsiTheme="minorEastAsia" w:cs="맑은 고딕" w:hint="eastAsia"/>
-                <w:sz w:val="12"/>
-                <w:szCs w:val="14"/>
-                <w:lang w:eastAsia="ko-KR"/>
-              </w:rPr>
-              <w:t>',103,DATE_ADD(NOW(),INTERVAL 3 MINUTE),DATE_ADD(DATE_ADD(NOW(),INTERVAL 3 MINUTE),INTERVAL 10 SECOND),1),</w:t>
+                <w:rFonts w:asciiTheme="minorEastAsia" w:hAnsiTheme="minorEastAsia" w:cs="맑은 고딕"/>
+                <w:sz w:val="12"/>
+                <w:szCs w:val="14"/>
+                <w:lang w:eastAsia="ko-KR"/>
+              </w:rPr>
+            </w:pPr>
+            <w:r>
+              <w:rPr>
+                <w:rFonts w:asciiTheme="minorEastAsia" w:hAnsiTheme="minorEastAsia" w:cs="맑은 고딕"/>
+                <w:sz w:val="12"/>
+                <w:szCs w:val="14"/>
+                <w:lang w:eastAsia="ko-KR"/>
+              </w:rPr>
+              <w:t>('中井',</w:t>
+            </w:r>
+            <w:proofErr w:type="gramStart"/>
+            <w:r>
+              <w:rPr>
+                <w:rFonts w:asciiTheme="minorEastAsia" w:hAnsiTheme="minorEastAsia" w:cs="맑은 고딕"/>
+                <w:sz w:val="12"/>
+                <w:szCs w:val="14"/>
+                <w:lang w:eastAsia="ko-KR"/>
+              </w:rPr>
+              <w:t>103,DATE</w:t>
+            </w:r>
+            <w:proofErr w:type="gramEnd"/>
+            <w:r>
+              <w:rPr>
+                <w:rFonts w:asciiTheme="minorEastAsia" w:hAnsiTheme="minorEastAsia" w:cs="맑은 고딕"/>
+                <w:sz w:val="12"/>
+                <w:szCs w:val="14"/>
+                <w:lang w:eastAsia="ko-KR"/>
+              </w:rPr>
+              <w:t>_ADD(NOW(),INTERVAL 30 SECOND),DATE_ADD(DATE_ADD(NOW(),INTERVAL 30 SECOND),INTERVAL 3 SECOND),1),</w:t>
             </w:r>
           </w:p>
           <w:p>
@@ -9647,38 +9535,40 @@
               <w:autoSpaceDE/>
               <w:autoSpaceDN/>
               <w:rPr>
-                <w:rFonts w:asciiTheme="minorEastAsia" w:eastAsia="맑은 고딕" w:hAnsiTheme="minorEastAsia" w:cs="맑은 고딕"/>
-                <w:sz w:val="12"/>
-                <w:szCs w:val="14"/>
-                <w:lang w:eastAsia="ko-KR"/>
-              </w:rPr>
-            </w:pPr>
-            <w:r>
-              <w:rPr>
-                <w:rFonts w:asciiTheme="minorEastAsia" w:eastAsia="맑은 고딕" w:hAnsiTheme="minorEastAsia" w:cs="맑은 고딕"/>
-                <w:sz w:val="12"/>
-                <w:szCs w:val="14"/>
-                <w:lang w:eastAsia="ko-KR"/>
-              </w:rPr>
-              <w:t>('</w:t>
-            </w:r>
-            <w:r>
-              <w:rPr>
-                <w:rFonts w:asciiTheme="minorEastAsia" w:eastAsia="맑은 고딕" w:hAnsiTheme="minorEastAsia" w:cs="맑은 고딕"/>
-                <w:sz w:val="12"/>
-                <w:szCs w:val="14"/>
-                <w:lang w:eastAsia="ko-KR"/>
-              </w:rPr>
-              <w:t>沼袋</w:t>
-            </w:r>
-            <w:r>
-              <w:rPr>
-                <w:rFonts w:asciiTheme="minorEastAsia" w:eastAsia="맑은 고딕" w:hAnsiTheme="minorEastAsia" w:cs="맑은 고딕"/>
-                <w:sz w:val="12"/>
-                <w:szCs w:val="14"/>
-                <w:lang w:eastAsia="ko-KR"/>
-              </w:rPr>
-              <w:t>',103,DATE_ADD(NOW(),INTERVAL 4 MINUTE),DATE_ADD(DATE_ADD(NOW(),INTERVAL 4 MINUTE),INTERVAL 10 SECOND),1),</w:t>
+                <w:rFonts w:asciiTheme="minorEastAsia" w:hAnsiTheme="minorEastAsia" w:cs="맑은 고딕" w:hint="eastAsia"/>
+                <w:sz w:val="12"/>
+                <w:szCs w:val="14"/>
+                <w:lang w:eastAsia="ko-KR"/>
+              </w:rPr>
+            </w:pPr>
+            <w:r>
+              <w:rPr>
+                <w:rFonts w:asciiTheme="minorEastAsia" w:hAnsiTheme="minorEastAsia" w:cs="맑은 고딕" w:hint="eastAsia"/>
+                <w:sz w:val="12"/>
+                <w:szCs w:val="14"/>
+                <w:lang w:eastAsia="ko-KR"/>
+              </w:rPr>
+              <w:t>('新井薬師前',</w:t>
+            </w:r>
+            <w:proofErr w:type="gramStart"/>
+            <w:r>
+              <w:rPr>
+                <w:rFonts w:asciiTheme="minorEastAsia" w:hAnsiTheme="minorEastAsia" w:cs="맑은 고딕" w:hint="eastAsia"/>
+                <w:sz w:val="12"/>
+                <w:szCs w:val="14"/>
+                <w:lang w:eastAsia="ko-KR"/>
+              </w:rPr>
+              <w:t>103,DATE</w:t>
+            </w:r>
+            <w:proofErr w:type="gramEnd"/>
+            <w:r>
+              <w:rPr>
+                <w:rFonts w:asciiTheme="minorEastAsia" w:hAnsiTheme="minorEastAsia" w:cs="맑은 고딕" w:hint="eastAsia"/>
+                <w:sz w:val="12"/>
+                <w:szCs w:val="14"/>
+                <w:lang w:eastAsia="ko-KR"/>
+              </w:rPr>
+              <w:t>_ADD(NOW(),INTERVAL 35 SECOND),DATE_ADD(DATE_ADD(NOW(),INTERVAL 35 SECOND),INTERVAL 3 SECOND),1),</w:t>
             </w:r>
           </w:p>
           <w:p>
@@ -9687,38 +9577,40 @@
               <w:autoSpaceDE/>
               <w:autoSpaceDN/>
               <w:rPr>
-                <w:rFonts w:asciiTheme="minorEastAsia" w:eastAsia="맑은 고딕" w:hAnsiTheme="minorEastAsia" w:cs="맑은 고딕"/>
-                <w:sz w:val="12"/>
-                <w:szCs w:val="14"/>
-                <w:lang w:eastAsia="ko-KR"/>
-              </w:rPr>
-            </w:pPr>
-            <w:r>
-              <w:rPr>
-                <w:rFonts w:asciiTheme="minorEastAsia" w:eastAsia="맑은 고딕" w:hAnsiTheme="minorEastAsia" w:cs="맑은 고딕"/>
-                <w:sz w:val="12"/>
-                <w:szCs w:val="14"/>
-                <w:lang w:eastAsia="ko-KR"/>
-              </w:rPr>
-              <w:t>('</w:t>
-            </w:r>
-            <w:r>
-              <w:rPr>
-                <w:rFonts w:asciiTheme="minorEastAsia" w:eastAsia="맑은 고딕" w:hAnsiTheme="minorEastAsia" w:cs="맑은 고딕"/>
-                <w:sz w:val="12"/>
-                <w:szCs w:val="14"/>
-                <w:lang w:eastAsia="ko-KR"/>
-              </w:rPr>
-              <w:t>野方</w:t>
-            </w:r>
-            <w:r>
-              <w:rPr>
-                <w:rFonts w:asciiTheme="minorEastAsia" w:eastAsia="맑은 고딕" w:hAnsiTheme="minorEastAsia" w:cs="맑은 고딕"/>
-                <w:sz w:val="12"/>
-                <w:szCs w:val="14"/>
-                <w:lang w:eastAsia="ko-KR"/>
-              </w:rPr>
-              <w:t>',103,DATE_ADD(NOW(),INTERVAL 5 MINUTE),DATE_ADD(DATE_ADD(NOW(),INTERVAL 5 MINUTE),INTERVAL 10 SECOND),1),</w:t>
+                <w:rFonts w:asciiTheme="minorEastAsia" w:hAnsiTheme="minorEastAsia" w:cs="맑은 고딕"/>
+                <w:sz w:val="12"/>
+                <w:szCs w:val="14"/>
+                <w:lang w:eastAsia="ko-KR"/>
+              </w:rPr>
+            </w:pPr>
+            <w:r>
+              <w:rPr>
+                <w:rFonts w:asciiTheme="minorEastAsia" w:hAnsiTheme="minorEastAsia" w:cs="맑은 고딕"/>
+                <w:sz w:val="12"/>
+                <w:szCs w:val="14"/>
+                <w:lang w:eastAsia="ko-KR"/>
+              </w:rPr>
+              <w:t>('沼袋',</w:t>
+            </w:r>
+            <w:proofErr w:type="gramStart"/>
+            <w:r>
+              <w:rPr>
+                <w:rFonts w:asciiTheme="minorEastAsia" w:hAnsiTheme="minorEastAsia" w:cs="맑은 고딕"/>
+                <w:sz w:val="12"/>
+                <w:szCs w:val="14"/>
+                <w:lang w:eastAsia="ko-KR"/>
+              </w:rPr>
+              <w:t>103,DATE</w:t>
+            </w:r>
+            <w:proofErr w:type="gramEnd"/>
+            <w:r>
+              <w:rPr>
+                <w:rFonts w:asciiTheme="minorEastAsia" w:hAnsiTheme="minorEastAsia" w:cs="맑은 고딕"/>
+                <w:sz w:val="12"/>
+                <w:szCs w:val="14"/>
+                <w:lang w:eastAsia="ko-KR"/>
+              </w:rPr>
+              <w:t>_ADD(NOW(),INTERVAL 40 SECOND),DATE_ADD(DATE_ADD(NOW(),INTERVAL 40 SECOND),INTERVAL 3 SECOND),1),</w:t>
             </w:r>
           </w:p>
           <w:p>
@@ -9727,38 +9619,40 @@
               <w:autoSpaceDE/>
               <w:autoSpaceDN/>
               <w:rPr>
-                <w:rFonts w:asciiTheme="minorEastAsia" w:eastAsia="맑은 고딕" w:hAnsiTheme="minorEastAsia" w:cs="맑은 고딕"/>
-                <w:sz w:val="12"/>
-                <w:szCs w:val="14"/>
-                <w:lang w:eastAsia="ko-KR"/>
-              </w:rPr>
-            </w:pPr>
-            <w:r>
-              <w:rPr>
-                <w:rFonts w:asciiTheme="minorEastAsia" w:eastAsia="맑은 고딕" w:hAnsiTheme="minorEastAsia" w:cs="맑은 고딕"/>
-                <w:sz w:val="12"/>
-                <w:szCs w:val="14"/>
-                <w:lang w:eastAsia="ko-KR"/>
-              </w:rPr>
-              <w:t>('</w:t>
-            </w:r>
-            <w:r>
-              <w:rPr>
-                <w:rFonts w:asciiTheme="minorEastAsia" w:eastAsia="맑은 고딕" w:hAnsiTheme="minorEastAsia" w:cs="맑은 고딕"/>
-                <w:sz w:val="12"/>
-                <w:szCs w:val="14"/>
-                <w:lang w:eastAsia="ko-KR"/>
-              </w:rPr>
-              <w:t>都立家政</w:t>
-            </w:r>
-            <w:r>
-              <w:rPr>
-                <w:rFonts w:asciiTheme="minorEastAsia" w:eastAsia="맑은 고딕" w:hAnsiTheme="minorEastAsia" w:cs="맑은 고딕"/>
-                <w:sz w:val="12"/>
-                <w:szCs w:val="14"/>
-                <w:lang w:eastAsia="ko-KR"/>
-              </w:rPr>
-              <w:t>',103,DATE_ADD(NOW(),INTERVAL 6 MINUTE),NULL,1),</w:t>
+                <w:rFonts w:asciiTheme="minorEastAsia" w:hAnsiTheme="minorEastAsia" w:cs="맑은 고딕"/>
+                <w:sz w:val="12"/>
+                <w:szCs w:val="14"/>
+                <w:lang w:eastAsia="ko-KR"/>
+              </w:rPr>
+            </w:pPr>
+            <w:r>
+              <w:rPr>
+                <w:rFonts w:asciiTheme="minorEastAsia" w:hAnsiTheme="minorEastAsia" w:cs="맑은 고딕"/>
+                <w:sz w:val="12"/>
+                <w:szCs w:val="14"/>
+                <w:lang w:eastAsia="ko-KR"/>
+              </w:rPr>
+              <w:t>('野方',</w:t>
+            </w:r>
+            <w:proofErr w:type="gramStart"/>
+            <w:r>
+              <w:rPr>
+                <w:rFonts w:asciiTheme="minorEastAsia" w:hAnsiTheme="minorEastAsia" w:cs="맑은 고딕"/>
+                <w:sz w:val="12"/>
+                <w:szCs w:val="14"/>
+                <w:lang w:eastAsia="ko-KR"/>
+              </w:rPr>
+              <w:t>103,DATE</w:t>
+            </w:r>
+            <w:proofErr w:type="gramEnd"/>
+            <w:r>
+              <w:rPr>
+                <w:rFonts w:asciiTheme="minorEastAsia" w:hAnsiTheme="minorEastAsia" w:cs="맑은 고딕"/>
+                <w:sz w:val="12"/>
+                <w:szCs w:val="14"/>
+                <w:lang w:eastAsia="ko-KR"/>
+              </w:rPr>
+              <w:t>_ADD(NOW(),INTERVAL 45 SECOND),DATE_ADD(DATE_ADD(NOW(),INTERVAL 45 SECOND),INTERVAL 3 SECOND),1),</w:t>
             </w:r>
           </w:p>
           <w:p>
@@ -9767,12 +9661,41 @@
               <w:autoSpaceDE/>
               <w:autoSpaceDN/>
               <w:rPr>
-                <w:rFonts w:asciiTheme="minorEastAsia" w:eastAsia="맑은 고딕" w:hAnsiTheme="minorEastAsia" w:cs="맑은 고딕"/>
-                <w:sz w:val="12"/>
-                <w:szCs w:val="14"/>
-                <w:lang w:eastAsia="ko-KR"/>
-              </w:rPr>
-            </w:pPr>
+                <w:rFonts w:asciiTheme="minorEastAsia" w:hAnsiTheme="minorEastAsia" w:cs="맑은 고딕"/>
+                <w:sz w:val="12"/>
+                <w:szCs w:val="14"/>
+                <w:lang w:eastAsia="ko-KR"/>
+              </w:rPr>
+            </w:pPr>
+            <w:r>
+              <w:rPr>
+                <w:rFonts w:asciiTheme="minorEastAsia" w:hAnsiTheme="minorEastAsia" w:cs="맑은 고딕"/>
+                <w:sz w:val="12"/>
+                <w:szCs w:val="14"/>
+                <w:lang w:eastAsia="ko-KR"/>
+              </w:rPr>
+              <w:t>('都立家政',</w:t>
+            </w:r>
+            <w:proofErr w:type="gramStart"/>
+            <w:r>
+              <w:rPr>
+                <w:rFonts w:asciiTheme="minorEastAsia" w:hAnsiTheme="minorEastAsia" w:cs="맑은 고딕"/>
+                <w:sz w:val="12"/>
+                <w:szCs w:val="14"/>
+                <w:lang w:eastAsia="ko-KR"/>
+              </w:rPr>
+              <w:t>103,DATE</w:t>
+            </w:r>
+            <w:proofErr w:type="gramEnd"/>
+            <w:r>
+              <w:rPr>
+                <w:rFonts w:asciiTheme="minorEastAsia" w:hAnsiTheme="minorEastAsia" w:cs="맑은 고딕"/>
+                <w:sz w:val="12"/>
+                <w:szCs w:val="14"/>
+                <w:lang w:eastAsia="ko-KR"/>
+              </w:rPr>
+              <w:t>_ADD(NOW(),INTERVAL 50 SECOND),NULL,1),</w:t>
+            </w:r>
           </w:p>
           <w:p>
             <w:pPr>
@@ -9780,39 +9703,12 @@
               <w:autoSpaceDE/>
               <w:autoSpaceDN/>
               <w:rPr>
-                <w:rFonts w:asciiTheme="minorEastAsia" w:eastAsia="맑은 고딕" w:hAnsiTheme="minorEastAsia" w:cs="맑은 고딕"/>
-                <w:sz w:val="12"/>
-                <w:szCs w:val="14"/>
-                <w:lang w:eastAsia="ko-KR"/>
-              </w:rPr>
-            </w:pPr>
-            <w:r>
-              <w:rPr>
-                <w:rFonts w:asciiTheme="minorEastAsia" w:eastAsia="맑은 고딕" w:hAnsiTheme="minorEastAsia" w:cs="맑은 고딕"/>
-                <w:sz w:val="12"/>
-                <w:szCs w:val="14"/>
-                <w:lang w:eastAsia="ko-KR"/>
-              </w:rPr>
-              <w:t>('</w:t>
-            </w:r>
-            <w:r>
-              <w:rPr>
-                <w:rFonts w:asciiTheme="minorEastAsia" w:eastAsia="맑은 고딕" w:hAnsiTheme="minorEastAsia" w:cs="맑은 고딕"/>
-                <w:sz w:val="12"/>
-                <w:szCs w:val="14"/>
-                <w:lang w:eastAsia="ko-KR"/>
-              </w:rPr>
-              <w:t>西武新宿</w:t>
-            </w:r>
-            <w:r>
-              <w:rPr>
-                <w:rFonts w:asciiTheme="minorEastAsia" w:eastAsia="맑은 고딕" w:hAnsiTheme="minorEastAsia" w:cs="맑은 고딕"/>
-                <w:sz w:val="12"/>
-                <w:szCs w:val="14"/>
-                <w:lang w:eastAsia="ko-KR"/>
-              </w:rPr>
-              <w:t>',104,NULL,DATE_SUB(NOW(),INTERVAL 5 MINUTE),1),</w:t>
-            </w:r>
+                <w:rFonts w:asciiTheme="minorEastAsia" w:hAnsiTheme="minorEastAsia" w:cs="맑은 고딕"/>
+                <w:sz w:val="12"/>
+                <w:szCs w:val="14"/>
+                <w:lang w:eastAsia="ko-KR"/>
+              </w:rPr>
+            </w:pPr>
           </w:p>
           <w:p>
             <w:pPr>
@@ -9820,38 +9716,40 @@
               <w:autoSpaceDE/>
               <w:autoSpaceDN/>
               <w:rPr>
-                <w:rFonts w:asciiTheme="minorEastAsia" w:eastAsia="맑은 고딕" w:hAnsiTheme="minorEastAsia" w:cs="맑은 고딕"/>
-                <w:sz w:val="12"/>
-                <w:szCs w:val="14"/>
-                <w:lang w:eastAsia="ko-KR"/>
-              </w:rPr>
-            </w:pPr>
-            <w:r>
-              <w:rPr>
-                <w:rFonts w:asciiTheme="minorEastAsia" w:eastAsia="맑은 고딕" w:hAnsiTheme="minorEastAsia" w:cs="맑은 고딕"/>
-                <w:sz w:val="12"/>
-                <w:szCs w:val="14"/>
-                <w:lang w:eastAsia="ko-KR"/>
-              </w:rPr>
-              <w:t>('</w:t>
-            </w:r>
-            <w:r>
-              <w:rPr>
-                <w:rFonts w:asciiTheme="minorEastAsia" w:eastAsia="맑은 고딕" w:hAnsiTheme="minorEastAsia" w:cs="맑은 고딕"/>
-                <w:sz w:val="12"/>
-                <w:szCs w:val="14"/>
-                <w:lang w:eastAsia="ko-KR"/>
-              </w:rPr>
-              <w:t>高田馬場</w:t>
-            </w:r>
-            <w:r>
-              <w:rPr>
-                <w:rFonts w:asciiTheme="minorEastAsia" w:eastAsia="맑은 고딕" w:hAnsiTheme="minorEastAsia" w:cs="맑은 고딕"/>
-                <w:sz w:val="12"/>
-                <w:szCs w:val="14"/>
-                <w:lang w:eastAsia="ko-KR"/>
-              </w:rPr>
-              <w:t>',104,DATE_SUB(NOW(),INTERVAL 3 MINUTE),DATE_ADD(DATE_SUB(NOW(),INTERVAL 3 MINUTE),INTERVAL 10 SECOND),1),</w:t>
+                <w:rFonts w:asciiTheme="minorEastAsia" w:hAnsiTheme="minorEastAsia" w:cs="맑은 고딕"/>
+                <w:sz w:val="12"/>
+                <w:szCs w:val="14"/>
+                <w:lang w:eastAsia="ko-KR"/>
+              </w:rPr>
+            </w:pPr>
+            <w:r>
+              <w:rPr>
+                <w:rFonts w:asciiTheme="minorEastAsia" w:hAnsiTheme="minorEastAsia" w:cs="맑은 고딕"/>
+                <w:sz w:val="12"/>
+                <w:szCs w:val="14"/>
+                <w:lang w:eastAsia="ko-KR"/>
+              </w:rPr>
+              <w:t>('西武新宿',</w:t>
+            </w:r>
+            <w:proofErr w:type="gramStart"/>
+            <w:r>
+              <w:rPr>
+                <w:rFonts w:asciiTheme="minorEastAsia" w:hAnsiTheme="minorEastAsia" w:cs="맑은 고딕"/>
+                <w:sz w:val="12"/>
+                <w:szCs w:val="14"/>
+                <w:lang w:eastAsia="ko-KR"/>
+              </w:rPr>
+              <w:t>104,NULL</w:t>
+            </w:r>
+            <w:proofErr w:type="gramEnd"/>
+            <w:r>
+              <w:rPr>
+                <w:rFonts w:asciiTheme="minorEastAsia" w:hAnsiTheme="minorEastAsia" w:cs="맑은 고딕"/>
+                <w:sz w:val="12"/>
+                <w:szCs w:val="14"/>
+                <w:lang w:eastAsia="ko-KR"/>
+              </w:rPr>
+              <w:t>,DATE_ADD(NOW(),INTERVAL 10 SECOND),1),</w:t>
             </w:r>
           </w:p>
           <w:p>
@@ -9860,38 +9758,40 @@
               <w:autoSpaceDE/>
               <w:autoSpaceDN/>
               <w:rPr>
-                <w:rFonts w:asciiTheme="minorEastAsia" w:eastAsia="맑은 고딕" w:hAnsiTheme="minorEastAsia" w:cs="맑은 고딕"/>
-                <w:sz w:val="12"/>
-                <w:szCs w:val="14"/>
-                <w:lang w:eastAsia="ko-KR"/>
-              </w:rPr>
-            </w:pPr>
-            <w:r>
-              <w:rPr>
-                <w:rFonts w:asciiTheme="minorEastAsia" w:eastAsia="맑은 고딕" w:hAnsiTheme="minorEastAsia" w:cs="맑은 고딕"/>
-                <w:sz w:val="12"/>
-                <w:szCs w:val="14"/>
-                <w:lang w:eastAsia="ko-KR"/>
-              </w:rPr>
-              <w:t>('</w:t>
-            </w:r>
-            <w:r>
-              <w:rPr>
-                <w:rFonts w:asciiTheme="minorEastAsia" w:eastAsia="맑은 고딕" w:hAnsiTheme="minorEastAsia" w:cs="맑은 고딕"/>
-                <w:sz w:val="12"/>
-                <w:szCs w:val="14"/>
-                <w:lang w:eastAsia="ko-KR"/>
-              </w:rPr>
-              <w:t>沼袋</w:t>
-            </w:r>
-            <w:r>
-              <w:rPr>
-                <w:rFonts w:asciiTheme="minorEastAsia" w:eastAsia="맑은 고딕" w:hAnsiTheme="minorEastAsia" w:cs="맑은 고딕"/>
-                <w:sz w:val="12"/>
-                <w:szCs w:val="14"/>
-                <w:lang w:eastAsia="ko-KR"/>
-              </w:rPr>
-              <w:t>',104,DATE_ADD(NOW(),INTERVAL 1 MINUTE),DATE_ADD(DATE_ADD(NOW(),INTERVAL 1 MINUTE),INTERVAL 10 SECOND),1),</w:t>
+                <w:rFonts w:asciiTheme="minorEastAsia" w:hAnsiTheme="minorEastAsia" w:cs="맑은 고딕"/>
+                <w:sz w:val="12"/>
+                <w:szCs w:val="14"/>
+                <w:lang w:eastAsia="ko-KR"/>
+              </w:rPr>
+            </w:pPr>
+            <w:r>
+              <w:rPr>
+                <w:rFonts w:asciiTheme="minorEastAsia" w:hAnsiTheme="minorEastAsia" w:cs="맑은 고딕"/>
+                <w:sz w:val="12"/>
+                <w:szCs w:val="14"/>
+                <w:lang w:eastAsia="ko-KR"/>
+              </w:rPr>
+              <w:t>('高田馬場',</w:t>
+            </w:r>
+            <w:proofErr w:type="gramStart"/>
+            <w:r>
+              <w:rPr>
+                <w:rFonts w:asciiTheme="minorEastAsia" w:hAnsiTheme="minorEastAsia" w:cs="맑은 고딕"/>
+                <w:sz w:val="12"/>
+                <w:szCs w:val="14"/>
+                <w:lang w:eastAsia="ko-KR"/>
+              </w:rPr>
+              <w:t>104,DATE</w:t>
+            </w:r>
+            <w:proofErr w:type="gramEnd"/>
+            <w:r>
+              <w:rPr>
+                <w:rFonts w:asciiTheme="minorEastAsia" w:hAnsiTheme="minorEastAsia" w:cs="맑은 고딕"/>
+                <w:sz w:val="12"/>
+                <w:szCs w:val="14"/>
+                <w:lang w:eastAsia="ko-KR"/>
+              </w:rPr>
+              <w:t>_ADD(NOW(),INTERVAL 15 SECOND),DATE_ADD(DATE_ADD(NOW(),INTERVAL 15 SECOND),INTERVAL 3 SECOND),1),</w:t>
             </w:r>
           </w:p>
           <w:p>
@@ -9900,38 +9800,40 @@
               <w:autoSpaceDE/>
               <w:autoSpaceDN/>
               <w:rPr>
-                <w:rFonts w:asciiTheme="minorEastAsia" w:eastAsia="맑은 고딕" w:hAnsiTheme="minorEastAsia" w:cs="맑은 고딕"/>
-                <w:sz w:val="12"/>
-                <w:szCs w:val="14"/>
-                <w:lang w:eastAsia="ko-KR"/>
-              </w:rPr>
-            </w:pPr>
-            <w:r>
-              <w:rPr>
-                <w:rFonts w:asciiTheme="minorEastAsia" w:eastAsia="맑은 고딕" w:hAnsiTheme="minorEastAsia" w:cs="맑은 고딕"/>
-                <w:sz w:val="12"/>
-                <w:szCs w:val="14"/>
-                <w:lang w:eastAsia="ko-KR"/>
-              </w:rPr>
-              <w:t>('</w:t>
-            </w:r>
-            <w:r>
-              <w:rPr>
-                <w:rFonts w:asciiTheme="minorEastAsia" w:eastAsia="맑은 고딕" w:hAnsiTheme="minorEastAsia" w:cs="맑은 고딕"/>
-                <w:sz w:val="12"/>
-                <w:szCs w:val="14"/>
-                <w:lang w:eastAsia="ko-KR"/>
-              </w:rPr>
-              <w:t>鷺ノ宮</w:t>
-            </w:r>
-            <w:r>
-              <w:rPr>
-                <w:rFonts w:asciiTheme="minorEastAsia" w:eastAsia="맑은 고딕" w:hAnsiTheme="minorEastAsia" w:cs="맑은 고딕"/>
-                <w:sz w:val="12"/>
-                <w:szCs w:val="14"/>
-                <w:lang w:eastAsia="ko-KR"/>
-              </w:rPr>
-              <w:t>',104,DATE_ADD(NOW(),INTERVAL 3 MINUTE),NULL,1),</w:t>
+                <w:rFonts w:asciiTheme="minorEastAsia" w:hAnsiTheme="minorEastAsia" w:cs="맑은 고딕"/>
+                <w:sz w:val="12"/>
+                <w:szCs w:val="14"/>
+                <w:lang w:eastAsia="ko-KR"/>
+              </w:rPr>
+            </w:pPr>
+            <w:r>
+              <w:rPr>
+                <w:rFonts w:asciiTheme="minorEastAsia" w:hAnsiTheme="minorEastAsia" w:cs="맑은 고딕"/>
+                <w:sz w:val="12"/>
+                <w:szCs w:val="14"/>
+                <w:lang w:eastAsia="ko-KR"/>
+              </w:rPr>
+              <w:t>('沼袋',</w:t>
+            </w:r>
+            <w:proofErr w:type="gramStart"/>
+            <w:r>
+              <w:rPr>
+                <w:rFonts w:asciiTheme="minorEastAsia" w:hAnsiTheme="minorEastAsia" w:cs="맑은 고딕"/>
+                <w:sz w:val="12"/>
+                <w:szCs w:val="14"/>
+                <w:lang w:eastAsia="ko-KR"/>
+              </w:rPr>
+              <w:t>104,DATE</w:t>
+            </w:r>
+            <w:proofErr w:type="gramEnd"/>
+            <w:r>
+              <w:rPr>
+                <w:rFonts w:asciiTheme="minorEastAsia" w:hAnsiTheme="minorEastAsia" w:cs="맑은 고딕"/>
+                <w:sz w:val="12"/>
+                <w:szCs w:val="14"/>
+                <w:lang w:eastAsia="ko-KR"/>
+              </w:rPr>
+              <w:t>_ADD(NOW(),INTERVAL 30 SECOND),DATE_ADD(DATE_ADD(NOW(),INTERVAL 30 SECOND),INTERVAL 3 SECOND),1),</w:t>
             </w:r>
           </w:p>
           <w:p>
@@ -9940,12 +9842,41 @@
               <w:autoSpaceDE/>
               <w:autoSpaceDN/>
               <w:rPr>
-                <w:rFonts w:asciiTheme="minorEastAsia" w:eastAsia="맑은 고딕" w:hAnsiTheme="minorEastAsia" w:cs="맑은 고딕"/>
-                <w:sz w:val="12"/>
-                <w:szCs w:val="14"/>
-                <w:lang w:eastAsia="ko-KR"/>
-              </w:rPr>
-            </w:pPr>
+                <w:rFonts w:asciiTheme="minorEastAsia" w:hAnsiTheme="minorEastAsia" w:cs="맑은 고딕"/>
+                <w:sz w:val="12"/>
+                <w:szCs w:val="14"/>
+                <w:lang w:eastAsia="ko-KR"/>
+              </w:rPr>
+            </w:pPr>
+            <w:r>
+              <w:rPr>
+                <w:rFonts w:asciiTheme="minorEastAsia" w:hAnsiTheme="minorEastAsia" w:cs="맑은 고딕"/>
+                <w:sz w:val="12"/>
+                <w:szCs w:val="14"/>
+                <w:lang w:eastAsia="ko-KR"/>
+              </w:rPr>
+              <w:t>('鷺ノ宮',</w:t>
+            </w:r>
+            <w:proofErr w:type="gramStart"/>
+            <w:r>
+              <w:rPr>
+                <w:rFonts w:asciiTheme="minorEastAsia" w:hAnsiTheme="minorEastAsia" w:cs="맑은 고딕"/>
+                <w:sz w:val="12"/>
+                <w:szCs w:val="14"/>
+                <w:lang w:eastAsia="ko-KR"/>
+              </w:rPr>
+              <w:t>104,DATE</w:t>
+            </w:r>
+            <w:proofErr w:type="gramEnd"/>
+            <w:r>
+              <w:rPr>
+                <w:rFonts w:asciiTheme="minorEastAsia" w:hAnsiTheme="minorEastAsia" w:cs="맑은 고딕"/>
+                <w:sz w:val="12"/>
+                <w:szCs w:val="14"/>
+                <w:lang w:eastAsia="ko-KR"/>
+              </w:rPr>
+              <w:t>_ADD(NOW(),INTERVAL 40 SECOND),NULL,1),</w:t>
+            </w:r>
           </w:p>
           <w:p>
             <w:pPr>
@@ -9953,40 +9884,12 @@
               <w:autoSpaceDE/>
               <w:autoSpaceDN/>
               <w:rPr>
-                <w:rFonts w:asciiTheme="minorEastAsia" w:eastAsia="맑은 고딕" w:hAnsiTheme="minorEastAsia" w:cs="맑은 고딕"/>
-                <w:sz w:val="12"/>
-                <w:szCs w:val="14"/>
-                <w:lang w:eastAsia="ko-KR"/>
-              </w:rPr>
-            </w:pPr>
-            <w:r>
-              <w:rPr>
-                <w:rFonts w:asciiTheme="minorEastAsia" w:eastAsia="맑은 고딕" w:hAnsiTheme="minorEastAsia" w:cs="맑은 고딕"/>
-                <w:sz w:val="12"/>
-                <w:szCs w:val="14"/>
-                <w:lang w:eastAsia="ko-KR"/>
-              </w:rPr>
-              <w:lastRenderedPageBreak/>
-              <w:t>('</w:t>
-            </w:r>
-            <w:r>
-              <w:rPr>
-                <w:rFonts w:asciiTheme="minorEastAsia" w:eastAsia="맑은 고딕" w:hAnsiTheme="minorEastAsia" w:cs="맑은 고딕"/>
-                <w:sz w:val="12"/>
-                <w:szCs w:val="14"/>
-                <w:lang w:eastAsia="ko-KR"/>
-              </w:rPr>
-              <w:t>西武新宿</w:t>
-            </w:r>
-            <w:r>
-              <w:rPr>
-                <w:rFonts w:asciiTheme="minorEastAsia" w:eastAsia="맑은 고딕" w:hAnsiTheme="minorEastAsia" w:cs="맑은 고딕"/>
-                <w:sz w:val="12"/>
-                <w:szCs w:val="14"/>
-                <w:lang w:eastAsia="ko-KR"/>
-              </w:rPr>
-              <w:t>',105,NULL,DATE_ADD(NOW(),INTERVAL 1 MINUTE),1),</w:t>
-            </w:r>
+                <w:rFonts w:asciiTheme="minorEastAsia" w:hAnsiTheme="minorEastAsia" w:cs="맑은 고딕"/>
+                <w:sz w:val="12"/>
+                <w:szCs w:val="14"/>
+                <w:lang w:eastAsia="ko-KR"/>
+              </w:rPr>
+            </w:pPr>
           </w:p>
           <w:p>
             <w:pPr>
@@ -9994,38 +9897,40 @@
               <w:autoSpaceDE/>
               <w:autoSpaceDN/>
               <w:rPr>
-                <w:rFonts w:asciiTheme="minorEastAsia" w:eastAsia="맑은 고딕" w:hAnsiTheme="minorEastAsia" w:cs="맑은 고딕"/>
-                <w:sz w:val="12"/>
-                <w:szCs w:val="14"/>
-                <w:lang w:eastAsia="ko-KR"/>
-              </w:rPr>
-            </w:pPr>
-            <w:r>
-              <w:rPr>
-                <w:rFonts w:asciiTheme="minorEastAsia" w:eastAsia="맑은 고딕" w:hAnsiTheme="minorEastAsia" w:cs="맑은 고딕"/>
-                <w:sz w:val="12"/>
-                <w:szCs w:val="14"/>
-                <w:lang w:eastAsia="ko-KR"/>
-              </w:rPr>
-              <w:t>('</w:t>
-            </w:r>
-            <w:r>
-              <w:rPr>
-                <w:rFonts w:asciiTheme="minorEastAsia" w:eastAsia="맑은 고딕" w:hAnsiTheme="minorEastAsia" w:cs="맑은 고딕"/>
-                <w:sz w:val="12"/>
-                <w:szCs w:val="14"/>
-                <w:lang w:eastAsia="ko-KR"/>
-              </w:rPr>
-              <w:t>沼袋</w:t>
-            </w:r>
-            <w:r>
-              <w:rPr>
-                <w:rFonts w:asciiTheme="minorEastAsia" w:eastAsia="맑은 고딕" w:hAnsiTheme="minorEastAsia" w:cs="맑은 고딕"/>
-                <w:sz w:val="12"/>
-                <w:szCs w:val="14"/>
-                <w:lang w:eastAsia="ko-KR"/>
-              </w:rPr>
-              <w:t>',105,DATE_ADD(NOW(),INTERVAL 4 MINUTE),DATE_ADD(DATE_ADD(NOW(),INTERVAL 4 MINUTE),INTERVAL 10 SECOND),1),</w:t>
+                <w:rFonts w:asciiTheme="minorEastAsia" w:hAnsiTheme="minorEastAsia" w:cs="맑은 고딕"/>
+                <w:sz w:val="12"/>
+                <w:szCs w:val="14"/>
+                <w:lang w:eastAsia="ko-KR"/>
+              </w:rPr>
+            </w:pPr>
+            <w:r>
+              <w:rPr>
+                <w:rFonts w:asciiTheme="minorEastAsia" w:hAnsiTheme="minorEastAsia" w:cs="맑은 고딕"/>
+                <w:sz w:val="12"/>
+                <w:szCs w:val="14"/>
+                <w:lang w:eastAsia="ko-KR"/>
+              </w:rPr>
+              <w:t>('西武新宿',</w:t>
+            </w:r>
+            <w:proofErr w:type="gramStart"/>
+            <w:r>
+              <w:rPr>
+                <w:rFonts w:asciiTheme="minorEastAsia" w:hAnsiTheme="minorEastAsia" w:cs="맑은 고딕"/>
+                <w:sz w:val="12"/>
+                <w:szCs w:val="14"/>
+                <w:lang w:eastAsia="ko-KR"/>
+              </w:rPr>
+              <w:t>105,NULL</w:t>
+            </w:r>
+            <w:proofErr w:type="gramEnd"/>
+            <w:r>
+              <w:rPr>
+                <w:rFonts w:asciiTheme="minorEastAsia" w:hAnsiTheme="minorEastAsia" w:cs="맑은 고딕"/>
+                <w:sz w:val="12"/>
+                <w:szCs w:val="14"/>
+                <w:lang w:eastAsia="ko-KR"/>
+              </w:rPr>
+              <w:t>,DATE_ADD(NOW(),INTERVAL 20 SECOND),1),</w:t>
             </w:r>
           </w:p>
           <w:p>
@@ -10034,6 +9939,48 @@
               <w:autoSpaceDE/>
               <w:autoSpaceDN/>
               <w:rPr>
+                <w:rFonts w:asciiTheme="minorEastAsia" w:hAnsiTheme="minorEastAsia" w:cs="맑은 고딕"/>
+                <w:sz w:val="12"/>
+                <w:szCs w:val="14"/>
+                <w:lang w:eastAsia="ko-KR"/>
+              </w:rPr>
+            </w:pPr>
+            <w:r>
+              <w:rPr>
+                <w:rFonts w:asciiTheme="minorEastAsia" w:hAnsiTheme="minorEastAsia" w:cs="맑은 고딕"/>
+                <w:sz w:val="12"/>
+                <w:szCs w:val="14"/>
+                <w:lang w:eastAsia="ko-KR"/>
+              </w:rPr>
+              <w:t>('沼袋',</w:t>
+            </w:r>
+            <w:proofErr w:type="gramStart"/>
+            <w:r>
+              <w:rPr>
+                <w:rFonts w:asciiTheme="minorEastAsia" w:hAnsiTheme="minorEastAsia" w:cs="맑은 고딕"/>
+                <w:sz w:val="12"/>
+                <w:szCs w:val="14"/>
+                <w:lang w:eastAsia="ko-KR"/>
+              </w:rPr>
+              <w:t>105,DATE</w:t>
+            </w:r>
+            <w:proofErr w:type="gramEnd"/>
+            <w:r>
+              <w:rPr>
+                <w:rFonts w:asciiTheme="minorEastAsia" w:hAnsiTheme="minorEastAsia" w:cs="맑은 고딕"/>
+                <w:sz w:val="12"/>
+                <w:szCs w:val="14"/>
+                <w:lang w:eastAsia="ko-KR"/>
+              </w:rPr>
+              <w:t>_ADD(NOW(),INTERVAL 35 SECOND),DATE_ADD(DATE_ADD(NOW(),INTERVAL 35 SECOND),INTERVAL 3 SECOND),1),</w:t>
+            </w:r>
+          </w:p>
+          <w:p>
+            <w:pPr>
+              <w:wordWrap/>
+              <w:autoSpaceDE/>
+              <w:autoSpaceDN/>
+              <w:rPr>
                 <w:rFonts w:asciiTheme="minorEastAsia" w:eastAsia="맑은 고딕" w:hAnsiTheme="minorEastAsia" w:cs="맑은 고딕" w:hint="eastAsia"/>
                 <w:sz w:val="16"/>
                 <w:szCs w:val="18"/>
@@ -10042,30 +9989,32 @@
             </w:pPr>
             <w:r>
               <w:rPr>
-                <w:rFonts w:asciiTheme="minorEastAsia" w:eastAsia="맑은 고딕" w:hAnsiTheme="minorEastAsia" w:cs="맑은 고딕"/>
-                <w:sz w:val="12"/>
-                <w:szCs w:val="14"/>
-                <w:lang w:eastAsia="ko-KR"/>
-              </w:rPr>
-              <w:t>('</w:t>
-            </w:r>
-            <w:r>
-              <w:rPr>
-                <w:rFonts w:asciiTheme="minorEastAsia" w:eastAsia="맑은 고딕" w:hAnsiTheme="minorEastAsia" w:cs="맑은 고딕"/>
-                <w:sz w:val="12"/>
-                <w:szCs w:val="14"/>
-                <w:lang w:eastAsia="ko-KR"/>
-              </w:rPr>
-              <w:t>下井草</w:t>
-            </w:r>
-            <w:r>
-              <w:rPr>
-                <w:rFonts w:asciiTheme="minorEastAsia" w:eastAsia="맑은 고딕" w:hAnsiTheme="minorEastAsia" w:cs="맑은 고딕"/>
-                <w:sz w:val="12"/>
-                <w:szCs w:val="14"/>
-                <w:lang w:eastAsia="ko-KR"/>
-              </w:rPr>
-              <w:t>',105,DATE_ADD(NOW(),INTERVAL 8 MINUTE),NULL,1);</w:t>
+                <w:rFonts w:asciiTheme="minorEastAsia" w:hAnsiTheme="minorEastAsia" w:cs="맑은 고딕"/>
+                <w:sz w:val="12"/>
+                <w:szCs w:val="14"/>
+                <w:lang w:eastAsia="ko-KR"/>
+              </w:rPr>
+              <w:t>('下井草',</w:t>
+            </w:r>
+            <w:proofErr w:type="gramStart"/>
+            <w:r>
+              <w:rPr>
+                <w:rFonts w:asciiTheme="minorEastAsia" w:hAnsiTheme="minorEastAsia" w:cs="맑은 고딕"/>
+                <w:sz w:val="12"/>
+                <w:szCs w:val="14"/>
+                <w:lang w:eastAsia="ko-KR"/>
+              </w:rPr>
+              <w:t>105,DATE</w:t>
+            </w:r>
+            <w:proofErr w:type="gramEnd"/>
+            <w:r>
+              <w:rPr>
+                <w:rFonts w:asciiTheme="minorEastAsia" w:hAnsiTheme="minorEastAsia" w:cs="맑은 고딕"/>
+                <w:sz w:val="12"/>
+                <w:szCs w:val="14"/>
+                <w:lang w:eastAsia="ko-KR"/>
+              </w:rPr>
+              <w:t>_ADD(NOW(),INTERVAL 55 SECOND),NULL,1);</w:t>
             </w:r>
           </w:p>
         </w:tc>
@@ -10315,8 +10264,124 @@
       </w:rPr>
     </w:lvl>
   </w:abstractNum>
+  <w:abstractNum w:abstractNumId="1" w15:restartNumberingAfterBreak="0">
+    <w:nsid w:val="55532AA5"/>
+    <w:multiLevelType w:val="multilevel"/>
+    <w:tmpl w:val="81B22E96"/>
+    <w:lvl w:ilvl="0">
+      <w:start w:val="1"/>
+      <w:numFmt w:val="decimal"/>
+      <w:lvlText w:val="%1."/>
+      <w:lvlJc w:val="left"/>
+      <w:pPr>
+        <w:tabs>
+          <w:tab w:val="num" w:pos="720"/>
+        </w:tabs>
+        <w:ind w:left="720" w:hanging="360"/>
+      </w:pPr>
+    </w:lvl>
+    <w:lvl w:ilvl="1" w:tentative="1">
+      <w:start w:val="1"/>
+      <w:numFmt w:val="decimal"/>
+      <w:lvlText w:val="%2."/>
+      <w:lvlJc w:val="left"/>
+      <w:pPr>
+        <w:tabs>
+          <w:tab w:val="num" w:pos="1440"/>
+        </w:tabs>
+        <w:ind w:left="1440" w:hanging="360"/>
+      </w:pPr>
+    </w:lvl>
+    <w:lvl w:ilvl="2" w:tentative="1">
+      <w:start w:val="1"/>
+      <w:numFmt w:val="decimal"/>
+      <w:lvlText w:val="%3."/>
+      <w:lvlJc w:val="left"/>
+      <w:pPr>
+        <w:tabs>
+          <w:tab w:val="num" w:pos="2160"/>
+        </w:tabs>
+        <w:ind w:left="2160" w:hanging="360"/>
+      </w:pPr>
+    </w:lvl>
+    <w:lvl w:ilvl="3" w:tentative="1">
+      <w:start w:val="1"/>
+      <w:numFmt w:val="decimal"/>
+      <w:lvlText w:val="%4."/>
+      <w:lvlJc w:val="left"/>
+      <w:pPr>
+        <w:tabs>
+          <w:tab w:val="num" w:pos="2880"/>
+        </w:tabs>
+        <w:ind w:left="2880" w:hanging="360"/>
+      </w:pPr>
+    </w:lvl>
+    <w:lvl w:ilvl="4" w:tentative="1">
+      <w:start w:val="1"/>
+      <w:numFmt w:val="decimal"/>
+      <w:lvlText w:val="%5."/>
+      <w:lvlJc w:val="left"/>
+      <w:pPr>
+        <w:tabs>
+          <w:tab w:val="num" w:pos="3600"/>
+        </w:tabs>
+        <w:ind w:left="3600" w:hanging="360"/>
+      </w:pPr>
+    </w:lvl>
+    <w:lvl w:ilvl="5" w:tentative="1">
+      <w:start w:val="1"/>
+      <w:numFmt w:val="decimal"/>
+      <w:lvlText w:val="%6."/>
+      <w:lvlJc w:val="left"/>
+      <w:pPr>
+        <w:tabs>
+          <w:tab w:val="num" w:pos="4320"/>
+        </w:tabs>
+        <w:ind w:left="4320" w:hanging="360"/>
+      </w:pPr>
+    </w:lvl>
+    <w:lvl w:ilvl="6" w:tentative="1">
+      <w:start w:val="1"/>
+      <w:numFmt w:val="decimal"/>
+      <w:lvlText w:val="%7."/>
+      <w:lvlJc w:val="left"/>
+      <w:pPr>
+        <w:tabs>
+          <w:tab w:val="num" w:pos="5040"/>
+        </w:tabs>
+        <w:ind w:left="5040" w:hanging="360"/>
+      </w:pPr>
+    </w:lvl>
+    <w:lvl w:ilvl="7" w:tentative="1">
+      <w:start w:val="1"/>
+      <w:numFmt w:val="decimal"/>
+      <w:lvlText w:val="%8."/>
+      <w:lvlJc w:val="left"/>
+      <w:pPr>
+        <w:tabs>
+          <w:tab w:val="num" w:pos="5760"/>
+        </w:tabs>
+        <w:ind w:left="5760" w:hanging="360"/>
+      </w:pPr>
+    </w:lvl>
+    <w:lvl w:ilvl="8" w:tentative="1">
+      <w:start w:val="1"/>
+      <w:numFmt w:val="decimal"/>
+      <w:lvlText w:val="%9."/>
+      <w:lvlJc w:val="left"/>
+      <w:pPr>
+        <w:tabs>
+          <w:tab w:val="num" w:pos="6480"/>
+        </w:tabs>
+        <w:ind w:left="6480" w:hanging="360"/>
+      </w:pPr>
+    </w:lvl>
+  </w:abstractNum>
   <w:num w:numId="1" w16cid:durableId="1525709315">
     <w:abstractNumId w:val="0"/>
+  </w:num>
+  <w:num w:numId="2" w16cid:durableId="1153449569">
+    <w:abstractNumId w:val="1"/>
   </w:num>
 </w:numbering>
 </file>
